--- a/checklist_tool/指导书与核查工具交叉验证报告.docx
+++ b/checklist_tool/指导书与核查工具交叉验证报告.docx
@@ -57,7 +57,7 @@
           <w:b w:val="0"/>
           <w:sz w:val="21"/>
         </w:rPr>
-        <w:t>对《配置核查作业指导书》v2.2 与自动化核查工具（Windows VBScript 版、麒麟 Bash 版、网络设备核查 check_network.sh）逐项比对，共核对 136 个编号检查项。已实现 86 项，部分实现 50 项，未实现 0 项，自动化覆盖率 63.2%。</w:t>
+        <w:t>对《配置核查作业指导书》v2.2 与自动化核查工具（Windows VBScript 版、麒麟 Bash 版、网络设备核查 check_network.sh）逐项比对，共核对 136 个编号检查项。以核查表勾选矩阵（√ 适用 / — 不适用）确定每项的适用对象，逐对象核对脚本自动判定能力：已实现 60 项，部分实现 76 项，未实现 0 项，自动化覆盖率 44.1%。</w:t>
       </w:r>
     </w:p>
     <w:tbl>
@@ -146,7 +146,7 @@
                 <w:b w:val="0"/>
                 <w:sz w:val="21"/>
               </w:rPr>
-              <w:t>86</w:t>
+              <w:t>60</w:t>
             </w:r>
           </w:p>
         </w:tc>
@@ -161,7 +161,7 @@
                 <w:b w:val="0"/>
                 <w:sz w:val="21"/>
               </w:rPr>
-              <w:t>63.2%</w:t>
+              <w:t>44.1%</w:t>
             </w:r>
           </w:p>
         </w:tc>
@@ -193,7 +193,7 @@
                 <w:b w:val="0"/>
                 <w:sz w:val="21"/>
               </w:rPr>
-              <w:t>50</w:t>
+              <w:t>76</w:t>
             </w:r>
           </w:p>
         </w:tc>
@@ -208,7 +208,7 @@
                 <w:b w:val="0"/>
                 <w:sz w:val="21"/>
               </w:rPr>
-              <w:t>36.8%</w:t>
+              <w:t>55.9%</w:t>
             </w:r>
           </w:p>
         </w:tc>
@@ -272,7 +272,7 @@
           <w:b w:val="0"/>
           <w:sz w:val="21"/>
         </w:rPr>
-        <w:t>部分实现项主要落在数据安全、应用安全两章、第 5 章的台账类检查，以及第 6 至 9 章的现场与文档类检查。</w:t>
+        <w:t>部分实现 76 项按原因分布：一侧 OS 平台待补自动判定 16 项（麒麟侧 15、Windows 侧 1）、部分组件对象待补 6 项（达梦、SQL Server、Redis 侧人工）、适用对象均需人工 20 项、第 5 章部分信号+台账比对 3 项、第 5 章台账/平台类 9 项、第 6-9 章现场文档类 22 项。</w:t>
       </w:r>
     </w:p>
     <w:p>
@@ -328,7 +328,7 @@
           <w:b w:val="0"/>
           <w:sz w:val="21"/>
         </w:rPr>
-        <w:t>核查工具：15 个脚本。操作系统核查 2 个（Windows、麒麟各 1），数据库与中间件核查 12 个（MySQL、Redis、达梦 DM、SQL Server、Nginx、Tomcat，两平台各 6），网络设备核查 1 个（麒麟版 check_network.sh，采集-解析模式，覆盖第 5 章 23 项）。</w:t>
+        <w:t>核查工具：15 个脚本。操作系统核查 2 个（Windows、麒麟各 1），数据库与中间件核查 12 个（MySQL、Redis、达梦 DM、SQL Server、Nginx、Tomcat，两平台各 6），网络设备核查 1 个（check_network.sh，采集-解析模式，覆盖第 5 章 23 项）。</w:t>
       </w:r>
     </w:p>
     <w:p>
@@ -357,7 +357,7 @@
           <w:b w:val="0"/>
           <w:sz w:val="21"/>
         </w:rPr>
-        <w:t>从指导书 docx 提取全部编号检查项，从各脚本源码提取检查结果记录点，按编号逐项比对。检查项在脚本里的实现状态，以脚本输出的判定结果（合格/不合格/需人工确认）为准。</w:t>
+        <w:t>从指导书 docx 提取全部编号检查项，从各脚本源码提取检查结果记录点（add_result/AddResult 的编号与判定状态）。每项的适用对象以核查表勾选矩阵为准（√ 适用 / — 不适用）：Windows/WinXP 对应 check_xp7.vbs、中标/银河麒麟对应 check_kylin.sh、各数据库与中间件对应双平台组件脚本（任一平台有自动判定分支即计该对象可自动）、网络设备对应 check_network.sh。按对象逐项比对，检查项的实现状态以脚本实际输出的判定（合格/不合格/需人工）为准。</w:t>
       </w:r>
     </w:p>
     <w:p>
@@ -445,7 +445,7 @@
                 <w:b w:val="0"/>
                 <w:sz w:val="21"/>
               </w:rPr>
-              <w:t>Windows 与麒麟脚本均覆盖该项，且脚本能自动给出合格或不合格判定</w:t>
+              <w:t>该项在核查表中勾选的全部适用对象，核查脚本均能自动给出合格或不合格判定</w:t>
             </w:r>
           </w:p>
         </w:tc>
@@ -462,7 +462,7 @@
                 <w:b w:val="0"/>
                 <w:sz w:val="21"/>
               </w:rPr>
-              <w:t>已实现（第 5 章网络设备项）</w:t>
+              <w:t>部分实现</w:t>
             </w:r>
           </w:p>
         </w:tc>
@@ -477,39 +477,7 @@
                 <w:b w:val="0"/>
                 <w:sz w:val="21"/>
               </w:rPr>
-              <w:t>网络设备为独立硬件，不区分双平台；check_network.sh 覆盖该项且能自动给出判定结论（设备回显由运维现场采集后粘贴）</w:t>
-            </w:r>
-          </w:p>
-        </w:tc>
-      </w:tr>
-      <w:tr>
-        <w:tc>
-          <w:tcPr>
-            <w:tcW w:type="dxa" w:w="4320"/>
-          </w:tcPr>
-          <w:p>
-            <w:r>
-              <w:rPr>
-                <w:rFonts w:ascii="Times New Roman" w:hAnsi="Times New Roman" w:eastAsia="宋体"/>
-                <w:b w:val="0"/>
-                <w:sz w:val="21"/>
-              </w:rPr>
-              <w:t>部分实现</w:t>
-            </w:r>
-          </w:p>
-        </w:tc>
-        <w:tc>
-          <w:tcPr>
-            <w:tcW w:type="dxa" w:w="4320"/>
-          </w:tcPr>
-          <w:p>
-            <w:r>
-              <w:rPr>
-                <w:rFonts w:ascii="Times New Roman" w:hAnsi="Times New Roman" w:eastAsia="宋体"/>
-                <w:b w:val="0"/>
-                <w:sz w:val="21"/>
-              </w:rPr>
-              <w:t>仅单平台覆盖；或脚本虽覆盖但结论需人工确认</w:t>
+              <w:t>适用对象中仅部分可自动判定（其余对象或一侧平台需人工）；或脚本虽覆盖但仅输出核查方法、结论需人工确认</w:t>
             </w:r>
           </w:p>
         </w:tc>
@@ -695,22 +663,22 @@
                 <w:b w:val="0"/>
                 <w:sz w:val="21"/>
               </w:rPr>
-              <w:t>25</w:t>
-            </w:r>
-          </w:p>
-        </w:tc>
-        <w:tc>
-          <w:tcPr>
-            <w:tcW w:type="dxa" w:w="1728"/>
-          </w:tcPr>
-          <w:p>
-            <w:r>
-              <w:rPr>
-                <w:rFonts w:ascii="Times New Roman" w:hAnsi="Times New Roman" w:eastAsia="宋体"/>
-                <w:b w:val="0"/>
-                <w:sz w:val="21"/>
-              </w:rPr>
-              <w:t>2</w:t>
+              <w:t>17</w:t>
+            </w:r>
+          </w:p>
+        </w:tc>
+        <w:tc>
+          <w:tcPr>
+            <w:tcW w:type="dxa" w:w="1728"/>
+          </w:tcPr>
+          <w:p>
+            <w:r>
+              <w:rPr>
+                <w:rFonts w:ascii="Times New Roman" w:hAnsi="Times New Roman" w:eastAsia="宋体"/>
+                <w:b w:val="0"/>
+                <w:sz w:val="21"/>
+              </w:rPr>
+              <w:t>10</w:t>
             </w:r>
           </w:p>
         </w:tc>
@@ -772,22 +740,22 @@
                 <w:b w:val="0"/>
                 <w:sz w:val="21"/>
               </w:rPr>
-              <w:t>16</w:t>
-            </w:r>
-          </w:p>
-        </w:tc>
-        <w:tc>
-          <w:tcPr>
-            <w:tcW w:type="dxa" w:w="1728"/>
-          </w:tcPr>
-          <w:p>
-            <w:r>
-              <w:rPr>
-                <w:rFonts w:ascii="Times New Roman" w:hAnsi="Times New Roman" w:eastAsia="宋体"/>
-                <w:b w:val="0"/>
-                <w:sz w:val="21"/>
-              </w:rPr>
-              <w:t>0</w:t>
+              <w:t>10</w:t>
+            </w:r>
+          </w:p>
+        </w:tc>
+        <w:tc>
+          <w:tcPr>
+            <w:tcW w:type="dxa" w:w="1728"/>
+          </w:tcPr>
+          <w:p>
+            <w:r>
+              <w:rPr>
+                <w:rFonts w:ascii="Times New Roman" w:hAnsi="Times New Roman" w:eastAsia="宋体"/>
+                <w:b w:val="0"/>
+                <w:sz w:val="21"/>
+              </w:rPr>
+              <w:t>6</w:t>
             </w:r>
           </w:p>
         </w:tc>
@@ -849,22 +817,22 @@
                 <w:b w:val="0"/>
                 <w:sz w:val="21"/>
               </w:rPr>
-              <w:t>11</w:t>
-            </w:r>
-          </w:p>
-        </w:tc>
-        <w:tc>
-          <w:tcPr>
-            <w:tcW w:type="dxa" w:w="1728"/>
-          </w:tcPr>
-          <w:p>
-            <w:r>
-              <w:rPr>
-                <w:rFonts w:ascii="Times New Roman" w:hAnsi="Times New Roman" w:eastAsia="宋体"/>
-                <w:b w:val="0"/>
-                <w:sz w:val="21"/>
-              </w:rPr>
-              <w:t>3</w:t>
+              <w:t>9</w:t>
+            </w:r>
+          </w:p>
+        </w:tc>
+        <w:tc>
+          <w:tcPr>
+            <w:tcW w:type="dxa" w:w="1728"/>
+          </w:tcPr>
+          <w:p>
+            <w:r>
+              <w:rPr>
+                <w:rFonts w:ascii="Times New Roman" w:hAnsi="Times New Roman" w:eastAsia="宋体"/>
+                <w:b w:val="0"/>
+                <w:sz w:val="21"/>
+              </w:rPr>
+              <w:t>5</w:t>
             </w:r>
           </w:p>
         </w:tc>
@@ -926,22 +894,22 @@
                 <w:b w:val="0"/>
                 <w:sz w:val="21"/>
               </w:rPr>
-              <w:t>22</w:t>
-            </w:r>
-          </w:p>
-        </w:tc>
-        <w:tc>
-          <w:tcPr>
-            <w:tcW w:type="dxa" w:w="1728"/>
-          </w:tcPr>
-          <w:p>
-            <w:r>
-              <w:rPr>
-                <w:rFonts w:ascii="Times New Roman" w:hAnsi="Times New Roman" w:eastAsia="宋体"/>
-                <w:b w:val="0"/>
-                <w:sz w:val="21"/>
-              </w:rPr>
-              <w:t>11</w:t>
+              <w:t>12</w:t>
+            </w:r>
+          </w:p>
+        </w:tc>
+        <w:tc>
+          <w:tcPr>
+            <w:tcW w:type="dxa" w:w="1728"/>
+          </w:tcPr>
+          <w:p>
+            <w:r>
+              <w:rPr>
+                <w:rFonts w:ascii="Times New Roman" w:hAnsi="Times New Roman" w:eastAsia="宋体"/>
+                <w:b w:val="0"/>
+                <w:sz w:val="21"/>
+              </w:rPr>
+              <w:t>21</w:t>
             </w:r>
           </w:p>
         </w:tc>
@@ -1510,7 +1478,7 @@
                 <w:b/>
                 <w:sz w:val="21"/>
               </w:rPr>
-              <w:t>覆盖平台</w:t>
+              <w:t>适用对象</w:t>
             </w:r>
           </w:p>
         </w:tc>
@@ -1587,37 +1555,37 @@
                 <w:b w:val="0"/>
                 <w:sz w:val="21"/>
               </w:rPr>
-              <w:t>Windows、麒麟</w:t>
-            </w:r>
-          </w:p>
-        </w:tc>
-        <w:tc>
-          <w:tcPr>
-            <w:tcW w:type="dxa" w:w="1728"/>
-          </w:tcPr>
-          <w:p>
-            <w:r>
-              <w:rPr>
-                <w:rFonts w:ascii="Times New Roman" w:hAnsi="Times New Roman" w:eastAsia="宋体"/>
-                <w:b w:val="0"/>
-                <w:sz w:val="21"/>
-              </w:rPr>
-              <w:t>已实现</w:t>
-            </w:r>
-          </w:p>
-        </w:tc>
-        <w:tc>
-          <w:tcPr>
-            <w:tcW w:type="dxa" w:w="1728"/>
-          </w:tcPr>
-          <w:p>
-            <w:r>
-              <w:rPr>
-                <w:rFonts w:ascii="Times New Roman" w:hAnsi="Times New Roman" w:eastAsia="宋体"/>
-                <w:b w:val="0"/>
-                <w:sz w:val="21"/>
-              </w:rPr>
-              <w:t>双平台覆盖，自动判定</w:t>
+              <w:t>Windows、麒麟、Nginx、Tomcat、MySQL、SQL Server、达梦、Redis</w:t>
+            </w:r>
+          </w:p>
+        </w:tc>
+        <w:tc>
+          <w:tcPr>
+            <w:tcW w:type="dxa" w:w="1728"/>
+          </w:tcPr>
+          <w:p>
+            <w:r>
+              <w:rPr>
+                <w:rFonts w:ascii="Times New Roman" w:hAnsi="Times New Roman" w:eastAsia="宋体"/>
+                <w:b w:val="0"/>
+                <w:sz w:val="21"/>
+              </w:rPr>
+              <w:t>部分实现</w:t>
+            </w:r>
+          </w:p>
+        </w:tc>
+        <w:tc>
+          <w:tcPr>
+            <w:tcW w:type="dxa" w:w="1728"/>
+          </w:tcPr>
+          <w:p>
+            <w:r>
+              <w:rPr>
+                <w:rFonts w:ascii="Times New Roman" w:hAnsi="Times New Roman" w:eastAsia="宋体"/>
+                <w:b w:val="0"/>
+                <w:sz w:val="21"/>
+              </w:rPr>
+              <w:t>Windows、麒麟、Nginx、Tomcat、MySQL、SQL Server、Redis 可自动判定；达梦 需人工</w:t>
             </w:r>
           </w:p>
         </w:tc>
@@ -1694,7 +1662,7 @@
                 <w:b w:val="0"/>
                 <w:sz w:val="21"/>
               </w:rPr>
-              <w:t>双平台覆盖，自动判定</w:t>
+              <w:t>适用对象均自动判定</w:t>
             </w:r>
           </w:p>
         </w:tc>
@@ -1771,7 +1739,7 @@
                 <w:b w:val="0"/>
                 <w:sz w:val="21"/>
               </w:rPr>
-              <w:t>双平台覆盖，自动判定</w:t>
+              <w:t>适用对象均自动判定</w:t>
             </w:r>
           </w:p>
         </w:tc>
@@ -1848,7 +1816,7 @@
                 <w:b w:val="0"/>
                 <w:sz w:val="21"/>
               </w:rPr>
-              <w:t>双平台覆盖，自动判定</w:t>
+              <w:t>适用对象均自动判定</w:t>
             </w:r>
           </w:p>
         </w:tc>
@@ -1925,7 +1893,7 @@
                 <w:b w:val="0"/>
                 <w:sz w:val="21"/>
               </w:rPr>
-              <w:t>双平台覆盖，自动判定</w:t>
+              <w:t>适用对象均自动判定</w:t>
             </w:r>
           </w:p>
         </w:tc>
@@ -2002,7 +1970,7 @@
                 <w:b w:val="0"/>
                 <w:sz w:val="21"/>
               </w:rPr>
-              <w:t>双平台覆盖，自动判定</w:t>
+              <w:t>适用对象均自动判定</w:t>
             </w:r>
           </w:p>
         </w:tc>
@@ -2049,7 +2017,7 @@
                 <w:b w:val="0"/>
                 <w:sz w:val="21"/>
               </w:rPr>
-              <w:t>Windows、麒麟</w:t>
+              <w:t>MySQL、SQL Server、达梦、Redis</w:t>
             </w:r>
           </w:p>
         </w:tc>
@@ -2079,7 +2047,7 @@
                 <w:b w:val="0"/>
                 <w:sz w:val="21"/>
               </w:rPr>
-              <w:t>双平台覆盖，自动判定</w:t>
+              <w:t>适用对象均自动判定</w:t>
             </w:r>
           </w:p>
         </w:tc>
@@ -2126,37 +2094,37 @@
                 <w:b w:val="0"/>
                 <w:sz w:val="21"/>
               </w:rPr>
-              <w:t>Windows、麒麟</w:t>
-            </w:r>
-          </w:p>
-        </w:tc>
-        <w:tc>
-          <w:tcPr>
-            <w:tcW w:type="dxa" w:w="1728"/>
-          </w:tcPr>
-          <w:p>
-            <w:r>
-              <w:rPr>
-                <w:rFonts w:ascii="Times New Roman" w:hAnsi="Times New Roman" w:eastAsia="宋体"/>
-                <w:b w:val="0"/>
-                <w:sz w:val="21"/>
-              </w:rPr>
-              <w:t>已实现</w:t>
-            </w:r>
-          </w:p>
-        </w:tc>
-        <w:tc>
-          <w:tcPr>
-            <w:tcW w:type="dxa" w:w="1728"/>
-          </w:tcPr>
-          <w:p>
-            <w:r>
-              <w:rPr>
-                <w:rFonts w:ascii="Times New Roman" w:hAnsi="Times New Roman" w:eastAsia="宋体"/>
-                <w:b w:val="0"/>
-                <w:sz w:val="21"/>
-              </w:rPr>
-              <w:t>双平台覆盖，自动判定</w:t>
+              <w:t>MySQL、SQL Server、达梦、Redis</w:t>
+            </w:r>
+          </w:p>
+        </w:tc>
+        <w:tc>
+          <w:tcPr>
+            <w:tcW w:type="dxa" w:w="1728"/>
+          </w:tcPr>
+          <w:p>
+            <w:r>
+              <w:rPr>
+                <w:rFonts w:ascii="Times New Roman" w:hAnsi="Times New Roman" w:eastAsia="宋体"/>
+                <w:b w:val="0"/>
+                <w:sz w:val="21"/>
+              </w:rPr>
+              <w:t>部分实现</w:t>
+            </w:r>
+          </w:p>
+        </w:tc>
+        <w:tc>
+          <w:tcPr>
+            <w:tcW w:type="dxa" w:w="1728"/>
+          </w:tcPr>
+          <w:p>
+            <w:r>
+              <w:rPr>
+                <w:rFonts w:ascii="Times New Roman" w:hAnsi="Times New Roman" w:eastAsia="宋体"/>
+                <w:b w:val="0"/>
+                <w:sz w:val="21"/>
+              </w:rPr>
+              <w:t>MySQL、SQL Server、Redis 可自动判定；达梦 需人工</w:t>
             </w:r>
           </w:p>
         </w:tc>
@@ -2203,7 +2171,7 @@
                 <w:b w:val="0"/>
                 <w:sz w:val="21"/>
               </w:rPr>
-              <w:t>Windows、麒麟</w:t>
+              <w:t>MySQL、SQL Server、达梦</w:t>
             </w:r>
           </w:p>
         </w:tc>
@@ -2233,7 +2201,7 @@
                 <w:b w:val="0"/>
                 <w:sz w:val="21"/>
               </w:rPr>
-              <w:t>双平台覆盖，自动判定</w:t>
+              <w:t>适用对象均自动判定</w:t>
             </w:r>
           </w:p>
         </w:tc>
@@ -2280,7 +2248,7 @@
                 <w:b w:val="0"/>
                 <w:sz w:val="21"/>
               </w:rPr>
-              <w:t>Windows、麒麟</w:t>
+              <w:t>MySQL、SQL Server、达梦、Redis</w:t>
             </w:r>
           </w:p>
         </w:tc>
@@ -2310,7 +2278,7 @@
                 <w:b w:val="0"/>
                 <w:sz w:val="21"/>
               </w:rPr>
-              <w:t>双平台覆盖，自动判定</w:t>
+              <w:t>适用对象均自动判定</w:t>
             </w:r>
           </w:p>
         </w:tc>
@@ -2357,7 +2325,7 @@
                 <w:b w:val="0"/>
                 <w:sz w:val="21"/>
               </w:rPr>
-              <w:t>Windows、麒麟</w:t>
+              <w:t>MySQL、SQL Server、达梦、Redis</w:t>
             </w:r>
           </w:p>
         </w:tc>
@@ -2387,7 +2355,7 @@
                 <w:b w:val="0"/>
                 <w:sz w:val="21"/>
               </w:rPr>
-              <w:t>双平台覆盖，自动判定</w:t>
+              <w:t>适用对象均自动判定</w:t>
             </w:r>
           </w:p>
         </w:tc>
@@ -2434,7 +2402,7 @@
                 <w:b w:val="0"/>
                 <w:sz w:val="21"/>
               </w:rPr>
-              <w:t>Windows、麒麟</w:t>
+              <w:t>MySQL、SQL Server、达梦、Redis</w:t>
             </w:r>
           </w:p>
         </w:tc>
@@ -2464,7 +2432,7 @@
                 <w:b w:val="0"/>
                 <w:sz w:val="21"/>
               </w:rPr>
-              <w:t>双平台覆盖，自动判定</w:t>
+              <w:t>适用对象均自动判定</w:t>
             </w:r>
           </w:p>
         </w:tc>
@@ -2511,37 +2479,37 @@
                 <w:b w:val="0"/>
                 <w:sz w:val="21"/>
               </w:rPr>
-              <w:t>Windows、麒麟</w:t>
-            </w:r>
-          </w:p>
-        </w:tc>
-        <w:tc>
-          <w:tcPr>
-            <w:tcW w:type="dxa" w:w="1728"/>
-          </w:tcPr>
-          <w:p>
-            <w:r>
-              <w:rPr>
-                <w:rFonts w:ascii="Times New Roman" w:hAnsi="Times New Roman" w:eastAsia="宋体"/>
-                <w:b w:val="0"/>
-                <w:sz w:val="21"/>
-              </w:rPr>
-              <w:t>已实现</w:t>
-            </w:r>
-          </w:p>
-        </w:tc>
-        <w:tc>
-          <w:tcPr>
-            <w:tcW w:type="dxa" w:w="1728"/>
-          </w:tcPr>
-          <w:p>
-            <w:r>
-              <w:rPr>
-                <w:rFonts w:ascii="Times New Roman" w:hAnsi="Times New Roman" w:eastAsia="宋体"/>
-                <w:b w:val="0"/>
-                <w:sz w:val="21"/>
-              </w:rPr>
-              <w:t>双平台覆盖，自动判定</w:t>
+              <w:t>MySQL、SQL Server、达梦、Redis</w:t>
+            </w:r>
+          </w:p>
+        </w:tc>
+        <w:tc>
+          <w:tcPr>
+            <w:tcW w:type="dxa" w:w="1728"/>
+          </w:tcPr>
+          <w:p>
+            <w:r>
+              <w:rPr>
+                <w:rFonts w:ascii="Times New Roman" w:hAnsi="Times New Roman" w:eastAsia="宋体"/>
+                <w:b w:val="0"/>
+                <w:sz w:val="21"/>
+              </w:rPr>
+              <w:t>部分实现</w:t>
+            </w:r>
+          </w:p>
+        </w:tc>
+        <w:tc>
+          <w:tcPr>
+            <w:tcW w:type="dxa" w:w="1728"/>
+          </w:tcPr>
+          <w:p>
+            <w:r>
+              <w:rPr>
+                <w:rFonts w:ascii="Times New Roman" w:hAnsi="Times New Roman" w:eastAsia="宋体"/>
+                <w:b w:val="0"/>
+                <w:sz w:val="21"/>
+              </w:rPr>
+              <w:t>脚本输出核查方法，结论需人工确认</w:t>
             </w:r>
           </w:p>
         </w:tc>
@@ -2588,7 +2556,7 @@
                 <w:b w:val="0"/>
                 <w:sz w:val="21"/>
               </w:rPr>
-              <w:t>Windows、麒麟</w:t>
+              <w:t>Nginx、Tomcat</w:t>
             </w:r>
           </w:p>
         </w:tc>
@@ -2618,7 +2586,7 @@
                 <w:b w:val="0"/>
                 <w:sz w:val="21"/>
               </w:rPr>
-              <w:t>双平台覆盖，自动判定</w:t>
+              <w:t>适用对象均自动判定</w:t>
             </w:r>
           </w:p>
         </w:tc>
@@ -2665,7 +2633,7 @@
                 <w:b w:val="0"/>
                 <w:sz w:val="21"/>
               </w:rPr>
-              <w:t>Windows、麒麟</w:t>
+              <w:t>MySQL、SQL Server、达梦、Redis</w:t>
             </w:r>
           </w:p>
         </w:tc>
@@ -2695,7 +2663,7 @@
                 <w:b w:val="0"/>
                 <w:sz w:val="21"/>
               </w:rPr>
-              <w:t>双平台覆盖，自动判定</w:t>
+              <w:t>适用对象均自动判定</w:t>
             </w:r>
           </w:p>
         </w:tc>
@@ -2742,7 +2710,7 @@
                 <w:b w:val="0"/>
                 <w:sz w:val="21"/>
               </w:rPr>
-              <w:t>Windows、麒麟</w:t>
+              <w:t>MySQL、SQL Server、达梦、Redis</w:t>
             </w:r>
           </w:p>
         </w:tc>
@@ -2772,7 +2740,7 @@
                 <w:b w:val="0"/>
                 <w:sz w:val="21"/>
               </w:rPr>
-              <w:t>双平台覆盖，结论需人工确认</w:t>
+              <w:t>脚本输出核查方法，结论需人工确认</w:t>
             </w:r>
           </w:p>
         </w:tc>
@@ -2849,7 +2817,7 @@
                 <w:b w:val="0"/>
                 <w:sz w:val="21"/>
               </w:rPr>
-              <w:t>双平台覆盖，自动判定</w:t>
+              <w:t>适用对象均自动判定</w:t>
             </w:r>
           </w:p>
         </w:tc>
@@ -2926,7 +2894,7 @@
                 <w:b w:val="0"/>
                 <w:sz w:val="21"/>
               </w:rPr>
-              <w:t>双平台覆盖，自动判定</w:t>
+              <w:t>适用对象均自动判定</w:t>
             </w:r>
           </w:p>
         </w:tc>
@@ -2973,7 +2941,7 @@
                 <w:b w:val="0"/>
                 <w:sz w:val="21"/>
               </w:rPr>
-              <w:t>Windows、麒麟</w:t>
+              <w:t>MySQL、SQL Server、达梦、Redis</w:t>
             </w:r>
           </w:p>
         </w:tc>
@@ -3003,7 +2971,7 @@
                 <w:b w:val="0"/>
                 <w:sz w:val="21"/>
               </w:rPr>
-              <w:t>双平台覆盖，自动判定</w:t>
+              <w:t>适用对象均自动判定</w:t>
             </w:r>
           </w:p>
         </w:tc>
@@ -3050,37 +3018,37 @@
                 <w:b w:val="0"/>
                 <w:sz w:val="21"/>
               </w:rPr>
-              <w:t>Windows、麒麟</w:t>
-            </w:r>
-          </w:p>
-        </w:tc>
-        <w:tc>
-          <w:tcPr>
-            <w:tcW w:type="dxa" w:w="1728"/>
-          </w:tcPr>
-          <w:p>
-            <w:r>
-              <w:rPr>
-                <w:rFonts w:ascii="Times New Roman" w:hAnsi="Times New Roman" w:eastAsia="宋体"/>
-                <w:b w:val="0"/>
-                <w:sz w:val="21"/>
-              </w:rPr>
-              <w:t>已实现</w:t>
-            </w:r>
-          </w:p>
-        </w:tc>
-        <w:tc>
-          <w:tcPr>
-            <w:tcW w:type="dxa" w:w="1728"/>
-          </w:tcPr>
-          <w:p>
-            <w:r>
-              <w:rPr>
-                <w:rFonts w:ascii="Times New Roman" w:hAnsi="Times New Roman" w:eastAsia="宋体"/>
-                <w:b w:val="0"/>
-                <w:sz w:val="21"/>
-              </w:rPr>
-              <w:t>双平台覆盖，自动判定</w:t>
+              <w:t>MySQL、SQL Server、达梦、Redis</w:t>
+            </w:r>
+          </w:p>
+        </w:tc>
+        <w:tc>
+          <w:tcPr>
+            <w:tcW w:type="dxa" w:w="1728"/>
+          </w:tcPr>
+          <w:p>
+            <w:r>
+              <w:rPr>
+                <w:rFonts w:ascii="Times New Roman" w:hAnsi="Times New Roman" w:eastAsia="宋体"/>
+                <w:b w:val="0"/>
+                <w:sz w:val="21"/>
+              </w:rPr>
+              <w:t>部分实现</w:t>
+            </w:r>
+          </w:p>
+        </w:tc>
+        <w:tc>
+          <w:tcPr>
+            <w:tcW w:type="dxa" w:w="1728"/>
+          </w:tcPr>
+          <w:p>
+            <w:r>
+              <w:rPr>
+                <w:rFonts w:ascii="Times New Roman" w:hAnsi="Times New Roman" w:eastAsia="宋体"/>
+                <w:b w:val="0"/>
+                <w:sz w:val="21"/>
+              </w:rPr>
+              <w:t>MySQL、达梦、Redis 可自动判定；SQL Server 需人工</w:t>
             </w:r>
           </w:p>
         </w:tc>
@@ -3127,37 +3095,37 @@
                 <w:b w:val="0"/>
                 <w:sz w:val="21"/>
               </w:rPr>
-              <w:t>Windows、麒麟</w:t>
-            </w:r>
-          </w:p>
-        </w:tc>
-        <w:tc>
-          <w:tcPr>
-            <w:tcW w:type="dxa" w:w="1728"/>
-          </w:tcPr>
-          <w:p>
-            <w:r>
-              <w:rPr>
-                <w:rFonts w:ascii="Times New Roman" w:hAnsi="Times New Roman" w:eastAsia="宋体"/>
-                <w:b w:val="0"/>
-                <w:sz w:val="21"/>
-              </w:rPr>
-              <w:t>已实现</w:t>
-            </w:r>
-          </w:p>
-        </w:tc>
-        <w:tc>
-          <w:tcPr>
-            <w:tcW w:type="dxa" w:w="1728"/>
-          </w:tcPr>
-          <w:p>
-            <w:r>
-              <w:rPr>
-                <w:rFonts w:ascii="Times New Roman" w:hAnsi="Times New Roman" w:eastAsia="宋体"/>
-                <w:b w:val="0"/>
-                <w:sz w:val="21"/>
-              </w:rPr>
-              <w:t>双平台覆盖，自动判定</w:t>
+              <w:t>MySQL、SQL Server、达梦、Redis</w:t>
+            </w:r>
+          </w:p>
+        </w:tc>
+        <w:tc>
+          <w:tcPr>
+            <w:tcW w:type="dxa" w:w="1728"/>
+          </w:tcPr>
+          <w:p>
+            <w:r>
+              <w:rPr>
+                <w:rFonts w:ascii="Times New Roman" w:hAnsi="Times New Roman" w:eastAsia="宋体"/>
+                <w:b w:val="0"/>
+                <w:sz w:val="21"/>
+              </w:rPr>
+              <w:t>部分实现</w:t>
+            </w:r>
+          </w:p>
+        </w:tc>
+        <w:tc>
+          <w:tcPr>
+            <w:tcW w:type="dxa" w:w="1728"/>
+          </w:tcPr>
+          <w:p>
+            <w:r>
+              <w:rPr>
+                <w:rFonts w:ascii="Times New Roman" w:hAnsi="Times New Roman" w:eastAsia="宋体"/>
+                <w:b w:val="0"/>
+                <w:sz w:val="21"/>
+              </w:rPr>
+              <w:t>MySQL、SQL Server 可自动判定；达梦、Redis 需人工</w:t>
             </w:r>
           </w:p>
         </w:tc>
@@ -3204,37 +3172,37 @@
                 <w:b w:val="0"/>
                 <w:sz w:val="21"/>
               </w:rPr>
-              <w:t>Windows、麒麟</w:t>
-            </w:r>
-          </w:p>
-        </w:tc>
-        <w:tc>
-          <w:tcPr>
-            <w:tcW w:type="dxa" w:w="1728"/>
-          </w:tcPr>
-          <w:p>
-            <w:r>
-              <w:rPr>
-                <w:rFonts w:ascii="Times New Roman" w:hAnsi="Times New Roman" w:eastAsia="宋体"/>
-                <w:b w:val="0"/>
-                <w:sz w:val="21"/>
-              </w:rPr>
-              <w:t>已实现</w:t>
-            </w:r>
-          </w:p>
-        </w:tc>
-        <w:tc>
-          <w:tcPr>
-            <w:tcW w:type="dxa" w:w="1728"/>
-          </w:tcPr>
-          <w:p>
-            <w:r>
-              <w:rPr>
-                <w:rFonts w:ascii="Times New Roman" w:hAnsi="Times New Roman" w:eastAsia="宋体"/>
-                <w:b w:val="0"/>
-                <w:sz w:val="21"/>
-              </w:rPr>
-              <w:t>双平台覆盖，自动判定</w:t>
+              <w:t>MySQL、SQL Server、达梦、Redis</w:t>
+            </w:r>
+          </w:p>
+        </w:tc>
+        <w:tc>
+          <w:tcPr>
+            <w:tcW w:type="dxa" w:w="1728"/>
+          </w:tcPr>
+          <w:p>
+            <w:r>
+              <w:rPr>
+                <w:rFonts w:ascii="Times New Roman" w:hAnsi="Times New Roman" w:eastAsia="宋体"/>
+                <w:b w:val="0"/>
+                <w:sz w:val="21"/>
+              </w:rPr>
+              <w:t>部分实现</w:t>
+            </w:r>
+          </w:p>
+        </w:tc>
+        <w:tc>
+          <w:tcPr>
+            <w:tcW w:type="dxa" w:w="1728"/>
+          </w:tcPr>
+          <w:p>
+            <w:r>
+              <w:rPr>
+                <w:rFonts w:ascii="Times New Roman" w:hAnsi="Times New Roman" w:eastAsia="宋体"/>
+                <w:b w:val="0"/>
+                <w:sz w:val="21"/>
+              </w:rPr>
+              <w:t>脚本输出核查方法，结论需人工确认</w:t>
             </w:r>
           </w:p>
         </w:tc>
@@ -3281,7 +3249,7 @@
                 <w:b w:val="0"/>
                 <w:sz w:val="21"/>
               </w:rPr>
-              <w:t>Windows、麒麟</w:t>
+              <w:t>MySQL、SQL Server、达梦、Redis</w:t>
             </w:r>
           </w:p>
         </w:tc>
@@ -3311,7 +3279,7 @@
                 <w:b w:val="0"/>
                 <w:sz w:val="21"/>
               </w:rPr>
-              <w:t>双平台覆盖，自动判定</w:t>
+              <w:t>适用对象均自动判定</w:t>
             </w:r>
           </w:p>
         </w:tc>
@@ -3358,37 +3326,37 @@
                 <w:b w:val="0"/>
                 <w:sz w:val="21"/>
               </w:rPr>
-              <w:t>Windows、麒麟</w:t>
-            </w:r>
-          </w:p>
-        </w:tc>
-        <w:tc>
-          <w:tcPr>
-            <w:tcW w:type="dxa" w:w="1728"/>
-          </w:tcPr>
-          <w:p>
-            <w:r>
-              <w:rPr>
-                <w:rFonts w:ascii="Times New Roman" w:hAnsi="Times New Roman" w:eastAsia="宋体"/>
-                <w:b w:val="0"/>
-                <w:sz w:val="21"/>
-              </w:rPr>
-              <w:t>已实现</w:t>
-            </w:r>
-          </w:p>
-        </w:tc>
-        <w:tc>
-          <w:tcPr>
-            <w:tcW w:type="dxa" w:w="1728"/>
-          </w:tcPr>
-          <w:p>
-            <w:r>
-              <w:rPr>
-                <w:rFonts w:ascii="Times New Roman" w:hAnsi="Times New Roman" w:eastAsia="宋体"/>
-                <w:b w:val="0"/>
-                <w:sz w:val="21"/>
-              </w:rPr>
-              <w:t>双平台覆盖，自动判定</w:t>
+              <w:t>Windows、麒麟、MySQL、SQL Server、达梦、Redis</w:t>
+            </w:r>
+          </w:p>
+        </w:tc>
+        <w:tc>
+          <w:tcPr>
+            <w:tcW w:type="dxa" w:w="1728"/>
+          </w:tcPr>
+          <w:p>
+            <w:r>
+              <w:rPr>
+                <w:rFonts w:ascii="Times New Roman" w:hAnsi="Times New Roman" w:eastAsia="宋体"/>
+                <w:b w:val="0"/>
+                <w:sz w:val="21"/>
+              </w:rPr>
+              <w:t>部分实现</w:t>
+            </w:r>
+          </w:p>
+        </w:tc>
+        <w:tc>
+          <w:tcPr>
+            <w:tcW w:type="dxa" w:w="1728"/>
+          </w:tcPr>
+          <w:p>
+            <w:r>
+              <w:rPr>
+                <w:rFonts w:ascii="Times New Roman" w:hAnsi="Times New Roman" w:eastAsia="宋体"/>
+                <w:b w:val="0"/>
+                <w:sz w:val="21"/>
+              </w:rPr>
+              <w:t>Windows、麒麟、MySQL 可自动判定；SQL Server、达梦、Redis 需人工</w:t>
             </w:r>
           </w:p>
         </w:tc>
@@ -3435,37 +3403,37 @@
                 <w:b w:val="0"/>
                 <w:sz w:val="21"/>
               </w:rPr>
-              <w:t>Windows、麒麟</w:t>
-            </w:r>
-          </w:p>
-        </w:tc>
-        <w:tc>
-          <w:tcPr>
-            <w:tcW w:type="dxa" w:w="1728"/>
-          </w:tcPr>
-          <w:p>
-            <w:r>
-              <w:rPr>
-                <w:rFonts w:ascii="Times New Roman" w:hAnsi="Times New Roman" w:eastAsia="宋体"/>
-                <w:b w:val="0"/>
-                <w:sz w:val="21"/>
-              </w:rPr>
-              <w:t>已实现</w:t>
-            </w:r>
-          </w:p>
-        </w:tc>
-        <w:tc>
-          <w:tcPr>
-            <w:tcW w:type="dxa" w:w="1728"/>
-          </w:tcPr>
-          <w:p>
-            <w:r>
-              <w:rPr>
-                <w:rFonts w:ascii="Times New Roman" w:hAnsi="Times New Roman" w:eastAsia="宋体"/>
-                <w:b w:val="0"/>
-                <w:sz w:val="21"/>
-              </w:rPr>
-              <w:t>双平台覆盖，自动判定</w:t>
+              <w:t>Windows、麒麟、MySQL、SQL Server、达梦、Redis</w:t>
+            </w:r>
+          </w:p>
+        </w:tc>
+        <w:tc>
+          <w:tcPr>
+            <w:tcW w:type="dxa" w:w="1728"/>
+          </w:tcPr>
+          <w:p>
+            <w:r>
+              <w:rPr>
+                <w:rFonts w:ascii="Times New Roman" w:hAnsi="Times New Roman" w:eastAsia="宋体"/>
+                <w:b w:val="0"/>
+                <w:sz w:val="21"/>
+              </w:rPr>
+              <w:t>部分实现</w:t>
+            </w:r>
+          </w:p>
+        </w:tc>
+        <w:tc>
+          <w:tcPr>
+            <w:tcW w:type="dxa" w:w="1728"/>
+          </w:tcPr>
+          <w:p>
+            <w:r>
+              <w:rPr>
+                <w:rFonts w:ascii="Times New Roman" w:hAnsi="Times New Roman" w:eastAsia="宋体"/>
+                <w:b w:val="0"/>
+                <w:sz w:val="21"/>
+              </w:rPr>
+              <w:t>Windows、MySQL、SQL Server、达梦、Redis 可自动判定；麒麟 需人工</w:t>
             </w:r>
           </w:p>
         </w:tc>
@@ -3512,7 +3480,7 @@
                 <w:b w:val="0"/>
                 <w:sz w:val="21"/>
               </w:rPr>
-              <w:t>Windows、麒麟</w:t>
+              <w:t>Windows、麒麟、MySQL、SQL Server、达梦、Redis</w:t>
             </w:r>
           </w:p>
         </w:tc>
@@ -3542,7 +3510,7 @@
                 <w:b w:val="0"/>
                 <w:sz w:val="21"/>
               </w:rPr>
-              <w:t>双平台覆盖，自动判定</w:t>
+              <w:t>适用对象均自动判定</w:t>
             </w:r>
           </w:p>
         </w:tc>
@@ -3589,7 +3557,7 @@
                 <w:b w:val="0"/>
                 <w:sz w:val="21"/>
               </w:rPr>
-              <w:t>Windows、麒麟</w:t>
+              <w:t>—</w:t>
             </w:r>
           </w:p>
         </w:tc>
@@ -3619,7 +3587,7 @@
                 <w:b w:val="0"/>
                 <w:sz w:val="21"/>
               </w:rPr>
-              <w:t>双平台覆盖，结论需人工确认</w:t>
+              <w:t>正版/定制软件认定需人工核对采购与授权凭证（核查表未设行）</w:t>
             </w:r>
           </w:p>
         </w:tc>
@@ -3696,7 +3664,7 @@
                 <w:b/>
                 <w:sz w:val="21"/>
               </w:rPr>
-              <w:t>覆盖平台</w:t>
+              <w:t>适用对象</w:t>
             </w:r>
           </w:p>
         </w:tc>
@@ -3803,7 +3771,7 @@
                 <w:b w:val="0"/>
                 <w:sz w:val="21"/>
               </w:rPr>
-              <w:t>双平台覆盖，自动判定</w:t>
+              <w:t>适用对象均自动判定</w:t>
             </w:r>
           </w:p>
         </w:tc>
@@ -3865,22 +3833,22 @@
                 <w:b w:val="0"/>
                 <w:sz w:val="21"/>
               </w:rPr>
-              <w:t>已实现</w:t>
-            </w:r>
-          </w:p>
-        </w:tc>
-        <w:tc>
-          <w:tcPr>
-            <w:tcW w:type="dxa" w:w="1728"/>
-          </w:tcPr>
-          <w:p>
-            <w:r>
-              <w:rPr>
-                <w:rFonts w:ascii="Times New Roman" w:hAnsi="Times New Roman" w:eastAsia="宋体"/>
-                <w:b w:val="0"/>
-                <w:sz w:val="21"/>
-              </w:rPr>
-              <w:t>双平台覆盖，自动判定</w:t>
+              <w:t>部分实现</w:t>
+            </w:r>
+          </w:p>
+        </w:tc>
+        <w:tc>
+          <w:tcPr>
+            <w:tcW w:type="dxa" w:w="1728"/>
+          </w:tcPr>
+          <w:p>
+            <w:r>
+              <w:rPr>
+                <w:rFonts w:ascii="Times New Roman" w:hAnsi="Times New Roman" w:eastAsia="宋体"/>
+                <w:b w:val="0"/>
+                <w:sz w:val="21"/>
+              </w:rPr>
+              <w:t>Windows 可自动判定；麒麟 需人工</w:t>
             </w:r>
           </w:p>
         </w:tc>
@@ -3957,7 +3925,7 @@
                 <w:b w:val="0"/>
                 <w:sz w:val="21"/>
               </w:rPr>
-              <w:t>双平台覆盖，自动判定</w:t>
+              <w:t>适用对象均自动判定</w:t>
             </w:r>
           </w:p>
         </w:tc>
@@ -4034,7 +4002,7 @@
                 <w:b w:val="0"/>
                 <w:sz w:val="21"/>
               </w:rPr>
-              <w:t>双平台覆盖，自动判定</w:t>
+              <w:t>适用对象均自动判定</w:t>
             </w:r>
           </w:p>
         </w:tc>
@@ -4096,22 +4064,22 @@
                 <w:b w:val="0"/>
                 <w:sz w:val="21"/>
               </w:rPr>
-              <w:t>已实现</w:t>
-            </w:r>
-          </w:p>
-        </w:tc>
-        <w:tc>
-          <w:tcPr>
-            <w:tcW w:type="dxa" w:w="1728"/>
-          </w:tcPr>
-          <w:p>
-            <w:r>
-              <w:rPr>
-                <w:rFonts w:ascii="Times New Roman" w:hAnsi="Times New Roman" w:eastAsia="宋体"/>
-                <w:b w:val="0"/>
-                <w:sz w:val="21"/>
-              </w:rPr>
-              <w:t>双平台覆盖，自动判定</w:t>
+              <w:t>部分实现</w:t>
+            </w:r>
+          </w:p>
+        </w:tc>
+        <w:tc>
+          <w:tcPr>
+            <w:tcW w:type="dxa" w:w="1728"/>
+          </w:tcPr>
+          <w:p>
+            <w:r>
+              <w:rPr>
+                <w:rFonts w:ascii="Times New Roman" w:hAnsi="Times New Roman" w:eastAsia="宋体"/>
+                <w:b w:val="0"/>
+                <w:sz w:val="21"/>
+              </w:rPr>
+              <w:t>Windows 可自动判定；麒麟 需人工</w:t>
             </w:r>
           </w:p>
         </w:tc>
@@ -4173,22 +4141,22 @@
                 <w:b w:val="0"/>
                 <w:sz w:val="21"/>
               </w:rPr>
-              <w:t>已实现</w:t>
-            </w:r>
-          </w:p>
-        </w:tc>
-        <w:tc>
-          <w:tcPr>
-            <w:tcW w:type="dxa" w:w="1728"/>
-          </w:tcPr>
-          <w:p>
-            <w:r>
-              <w:rPr>
-                <w:rFonts w:ascii="Times New Roman" w:hAnsi="Times New Roman" w:eastAsia="宋体"/>
-                <w:b w:val="0"/>
-                <w:sz w:val="21"/>
-              </w:rPr>
-              <w:t>双平台覆盖，自动判定</w:t>
+              <w:t>部分实现</w:t>
+            </w:r>
+          </w:p>
+        </w:tc>
+        <w:tc>
+          <w:tcPr>
+            <w:tcW w:type="dxa" w:w="1728"/>
+          </w:tcPr>
+          <w:p>
+            <w:r>
+              <w:rPr>
+                <w:rFonts w:ascii="Times New Roman" w:hAnsi="Times New Roman" w:eastAsia="宋体"/>
+                <w:b w:val="0"/>
+                <w:sz w:val="21"/>
+              </w:rPr>
+              <w:t>Windows 可自动判定；麒麟 需人工</w:t>
             </w:r>
           </w:p>
         </w:tc>
@@ -4265,7 +4233,7 @@
                 <w:b w:val="0"/>
                 <w:sz w:val="21"/>
               </w:rPr>
-              <w:t>双平台覆盖，自动判定</w:t>
+              <w:t>适用对象均自动判定</w:t>
             </w:r>
           </w:p>
         </w:tc>
@@ -4327,22 +4295,22 @@
                 <w:b w:val="0"/>
                 <w:sz w:val="21"/>
               </w:rPr>
-              <w:t>已实现</w:t>
-            </w:r>
-          </w:p>
-        </w:tc>
-        <w:tc>
-          <w:tcPr>
-            <w:tcW w:type="dxa" w:w="1728"/>
-          </w:tcPr>
-          <w:p>
-            <w:r>
-              <w:rPr>
-                <w:rFonts w:ascii="Times New Roman" w:hAnsi="Times New Roman" w:eastAsia="宋体"/>
-                <w:b w:val="0"/>
-                <w:sz w:val="21"/>
-              </w:rPr>
-              <w:t>双平台覆盖，自动判定</w:t>
+              <w:t>部分实现</w:t>
+            </w:r>
+          </w:p>
+        </w:tc>
+        <w:tc>
+          <w:tcPr>
+            <w:tcW w:type="dxa" w:w="1728"/>
+          </w:tcPr>
+          <w:p>
+            <w:r>
+              <w:rPr>
+                <w:rFonts w:ascii="Times New Roman" w:hAnsi="Times New Roman" w:eastAsia="宋体"/>
+                <w:b w:val="0"/>
+                <w:sz w:val="21"/>
+              </w:rPr>
+              <w:t>Windows 可自动判定；麒麟 需人工</w:t>
             </w:r>
           </w:p>
         </w:tc>
@@ -4419,7 +4387,7 @@
                 <w:b w:val="0"/>
                 <w:sz w:val="21"/>
               </w:rPr>
-              <w:t>双平台覆盖，自动判定</w:t>
+              <w:t>适用对象均自动判定</w:t>
             </w:r>
           </w:p>
         </w:tc>
@@ -4496,7 +4464,7 @@
                 <w:b w:val="0"/>
                 <w:sz w:val="21"/>
               </w:rPr>
-              <w:t>双平台覆盖，自动判定</w:t>
+              <w:t>适用对象均自动判定</w:t>
             </w:r>
           </w:p>
         </w:tc>
@@ -4573,7 +4541,7 @@
                 <w:b w:val="0"/>
                 <w:sz w:val="21"/>
               </w:rPr>
-              <w:t>双平台覆盖，自动判定</w:t>
+              <w:t>适用对象均自动判定</w:t>
             </w:r>
           </w:p>
         </w:tc>
@@ -4650,7 +4618,7 @@
                 <w:b w:val="0"/>
                 <w:sz w:val="21"/>
               </w:rPr>
-              <w:t>双平台覆盖，自动判定</w:t>
+              <w:t>适用对象均自动判定</w:t>
             </w:r>
           </w:p>
         </w:tc>
@@ -4727,7 +4695,7 @@
                 <w:b w:val="0"/>
                 <w:sz w:val="21"/>
               </w:rPr>
-              <w:t>双平台覆盖，自动判定</w:t>
+              <w:t>适用对象均自动判定</w:t>
             </w:r>
           </w:p>
         </w:tc>
@@ -4804,7 +4772,7 @@
                 <w:b w:val="0"/>
                 <w:sz w:val="21"/>
               </w:rPr>
-              <w:t>双平台覆盖，自动判定</w:t>
+              <w:t>适用对象均自动判定</w:t>
             </w:r>
           </w:p>
         </w:tc>
@@ -4866,22 +4834,22 @@
                 <w:b w:val="0"/>
                 <w:sz w:val="21"/>
               </w:rPr>
-              <w:t>已实现</w:t>
-            </w:r>
-          </w:p>
-        </w:tc>
-        <w:tc>
-          <w:tcPr>
-            <w:tcW w:type="dxa" w:w="1728"/>
-          </w:tcPr>
-          <w:p>
-            <w:r>
-              <w:rPr>
-                <w:rFonts w:ascii="Times New Roman" w:hAnsi="Times New Roman" w:eastAsia="宋体"/>
-                <w:b w:val="0"/>
-                <w:sz w:val="21"/>
-              </w:rPr>
-              <w:t>双平台覆盖，自动判定</w:t>
+              <w:t>部分实现</w:t>
+            </w:r>
+          </w:p>
+        </w:tc>
+        <w:tc>
+          <w:tcPr>
+            <w:tcW w:type="dxa" w:w="1728"/>
+          </w:tcPr>
+          <w:p>
+            <w:r>
+              <w:rPr>
+                <w:rFonts w:ascii="Times New Roman" w:hAnsi="Times New Roman" w:eastAsia="宋体"/>
+                <w:b w:val="0"/>
+                <w:sz w:val="21"/>
+              </w:rPr>
+              <w:t>Windows 可自动判定；麒麟 需人工</w:t>
             </w:r>
           </w:p>
         </w:tc>
@@ -4928,37 +4896,37 @@
                 <w:b w:val="0"/>
                 <w:sz w:val="21"/>
               </w:rPr>
-              <w:t>Windows、麒麟</w:t>
-            </w:r>
-          </w:p>
-        </w:tc>
-        <w:tc>
-          <w:tcPr>
-            <w:tcW w:type="dxa" w:w="1728"/>
-          </w:tcPr>
-          <w:p>
-            <w:r>
-              <w:rPr>
-                <w:rFonts w:ascii="Times New Roman" w:hAnsi="Times New Roman" w:eastAsia="宋体"/>
-                <w:b w:val="0"/>
-                <w:sz w:val="21"/>
-              </w:rPr>
-              <w:t>已实现</w:t>
-            </w:r>
-          </w:p>
-        </w:tc>
-        <w:tc>
-          <w:tcPr>
-            <w:tcW w:type="dxa" w:w="1728"/>
-          </w:tcPr>
-          <w:p>
-            <w:r>
-              <w:rPr>
-                <w:rFonts w:ascii="Times New Roman" w:hAnsi="Times New Roman" w:eastAsia="宋体"/>
-                <w:b w:val="0"/>
-                <w:sz w:val="21"/>
-              </w:rPr>
-              <w:t>双平台覆盖，自动判定</w:t>
+              <w:t>Windows、麒麟、MySQL、SQL Server、达梦、Redis</w:t>
+            </w:r>
+          </w:p>
+        </w:tc>
+        <w:tc>
+          <w:tcPr>
+            <w:tcW w:type="dxa" w:w="1728"/>
+          </w:tcPr>
+          <w:p>
+            <w:r>
+              <w:rPr>
+                <w:rFonts w:ascii="Times New Roman" w:hAnsi="Times New Roman" w:eastAsia="宋体"/>
+                <w:b w:val="0"/>
+                <w:sz w:val="21"/>
+              </w:rPr>
+              <w:t>部分实现</w:t>
+            </w:r>
+          </w:p>
+        </w:tc>
+        <w:tc>
+          <w:tcPr>
+            <w:tcW w:type="dxa" w:w="1728"/>
+          </w:tcPr>
+          <w:p>
+            <w:r>
+              <w:rPr>
+                <w:rFonts w:ascii="Times New Roman" w:hAnsi="Times New Roman" w:eastAsia="宋体"/>
+                <w:b w:val="0"/>
+                <w:sz w:val="21"/>
+              </w:rPr>
+              <w:t>Windows、麒麟、MySQL、SQL Server、Redis 可自动判定；达梦 需人工</w:t>
             </w:r>
           </w:p>
         </w:tc>
@@ -5035,7 +5003,7 @@
                 <w:b/>
                 <w:sz w:val="21"/>
               </w:rPr>
-              <w:t>覆盖平台</w:t>
+              <w:t>适用对象</w:t>
             </w:r>
           </w:p>
         </w:tc>
@@ -5142,7 +5110,7 @@
                 <w:b w:val="0"/>
                 <w:sz w:val="21"/>
               </w:rPr>
-              <w:t>双平台覆盖，自动判定</w:t>
+              <w:t>适用对象均自动判定</w:t>
             </w:r>
           </w:p>
         </w:tc>
@@ -5219,7 +5187,7 @@
                 <w:b w:val="0"/>
                 <w:sz w:val="21"/>
               </w:rPr>
-              <w:t>双平台覆盖，自动判定</w:t>
+              <w:t>适用对象均自动判定</w:t>
             </w:r>
           </w:p>
         </w:tc>
@@ -5296,7 +5264,7 @@
                 <w:b w:val="0"/>
                 <w:sz w:val="21"/>
               </w:rPr>
-              <w:t>双平台覆盖，自动判定</w:t>
+              <w:t>适用对象均自动判定</w:t>
             </w:r>
           </w:p>
         </w:tc>
@@ -5343,7 +5311,7 @@
                 <w:b w:val="0"/>
                 <w:sz w:val="21"/>
               </w:rPr>
-              <w:t>Windows、麒麟</w:t>
+              <w:t>—</w:t>
             </w:r>
           </w:p>
         </w:tc>
@@ -5373,7 +5341,7 @@
                 <w:b w:val="0"/>
                 <w:sz w:val="21"/>
               </w:rPr>
-              <w:t>双平台覆盖，结论需人工确认</w:t>
+              <w:t>未勾选核查对象（载体销毁类条目），脚本输出核查方法，结论需人工</w:t>
             </w:r>
           </w:p>
         </w:tc>
@@ -5450,7 +5418,7 @@
                 <w:b w:val="0"/>
                 <w:sz w:val="21"/>
               </w:rPr>
-              <w:t>双平台覆盖，自动判定</w:t>
+              <w:t>适用对象均自动判定</w:t>
             </w:r>
           </w:p>
         </w:tc>
@@ -5527,7 +5495,7 @@
                 <w:b w:val="0"/>
                 <w:sz w:val="21"/>
               </w:rPr>
-              <w:t>双平台覆盖，自动判定</w:t>
+              <w:t>适用对象均自动判定</w:t>
             </w:r>
           </w:p>
         </w:tc>
@@ -5604,7 +5572,7 @@
                 <w:b w:val="0"/>
                 <w:sz w:val="21"/>
               </w:rPr>
-              <w:t>双平台覆盖，自动判定</w:t>
+              <w:t>适用对象均自动判定</w:t>
             </w:r>
           </w:p>
         </w:tc>
@@ -5666,22 +5634,22 @@
                 <w:b w:val="0"/>
                 <w:sz w:val="21"/>
               </w:rPr>
-              <w:t>已实现</w:t>
-            </w:r>
-          </w:p>
-        </w:tc>
-        <w:tc>
-          <w:tcPr>
-            <w:tcW w:type="dxa" w:w="1728"/>
-          </w:tcPr>
-          <w:p>
-            <w:r>
-              <w:rPr>
-                <w:rFonts w:ascii="Times New Roman" w:hAnsi="Times New Roman" w:eastAsia="宋体"/>
-                <w:b w:val="0"/>
-                <w:sz w:val="21"/>
-              </w:rPr>
-              <w:t>双平台覆盖，自动判定</w:t>
+              <w:t>部分实现</w:t>
+            </w:r>
+          </w:p>
+        </w:tc>
+        <w:tc>
+          <w:tcPr>
+            <w:tcW w:type="dxa" w:w="1728"/>
+          </w:tcPr>
+          <w:p>
+            <w:r>
+              <w:rPr>
+                <w:rFonts w:ascii="Times New Roman" w:hAnsi="Times New Roman" w:eastAsia="宋体"/>
+                <w:b w:val="0"/>
+                <w:sz w:val="21"/>
+              </w:rPr>
+              <w:t>Windows 可自动判定；麒麟 需人工</w:t>
             </w:r>
           </w:p>
         </w:tc>
@@ -5758,7 +5726,7 @@
                 <w:b w:val="0"/>
                 <w:sz w:val="21"/>
               </w:rPr>
-              <w:t>双平台覆盖，自动判定</w:t>
+              <w:t>适用对象均自动判定</w:t>
             </w:r>
           </w:p>
         </w:tc>
@@ -5820,22 +5788,22 @@
                 <w:b w:val="0"/>
                 <w:sz w:val="21"/>
               </w:rPr>
-              <w:t>已实现</w:t>
-            </w:r>
-          </w:p>
-        </w:tc>
-        <w:tc>
-          <w:tcPr>
-            <w:tcW w:type="dxa" w:w="1728"/>
-          </w:tcPr>
-          <w:p>
-            <w:r>
-              <w:rPr>
-                <w:rFonts w:ascii="Times New Roman" w:hAnsi="Times New Roman" w:eastAsia="宋体"/>
-                <w:b w:val="0"/>
-                <w:sz w:val="21"/>
-              </w:rPr>
-              <w:t>双平台覆盖，自动判定</w:t>
+              <w:t>部分实现</w:t>
+            </w:r>
+          </w:p>
+        </w:tc>
+        <w:tc>
+          <w:tcPr>
+            <w:tcW w:type="dxa" w:w="1728"/>
+          </w:tcPr>
+          <w:p>
+            <w:r>
+              <w:rPr>
+                <w:rFonts w:ascii="Times New Roman" w:hAnsi="Times New Roman" w:eastAsia="宋体"/>
+                <w:b w:val="0"/>
+                <w:sz w:val="21"/>
+              </w:rPr>
+              <w:t>Windows 可自动判定；麒麟 需人工</w:t>
             </w:r>
           </w:p>
         </w:tc>
@@ -5912,7 +5880,7 @@
                 <w:b w:val="0"/>
                 <w:sz w:val="21"/>
               </w:rPr>
-              <w:t>双平台覆盖，自动判定</w:t>
+              <w:t>适用对象均自动判定</w:t>
             </w:r>
           </w:p>
         </w:tc>
@@ -5989,7 +5957,7 @@
                 <w:b w:val="0"/>
                 <w:sz w:val="21"/>
               </w:rPr>
-              <w:t>双平台覆盖，结论需人工确认</w:t>
+              <w:t>脚本输出核查方法，结论需人工确认</w:t>
             </w:r>
           </w:p>
         </w:tc>
@@ -6066,7 +6034,7 @@
                 <w:b w:val="0"/>
                 <w:sz w:val="21"/>
               </w:rPr>
-              <w:t>双平台覆盖，自动判定</w:t>
+              <w:t>适用对象均自动判定</w:t>
             </w:r>
           </w:p>
         </w:tc>
@@ -6143,7 +6111,7 @@
                 <w:b w:val="0"/>
                 <w:sz w:val="21"/>
               </w:rPr>
-              <w:t>双平台覆盖，结论需人工确认</w:t>
+              <w:t>脚本输出核查方法，结论需人工确认</w:t>
             </w:r>
           </w:p>
         </w:tc>
@@ -6220,7 +6188,7 @@
                 <w:b/>
                 <w:sz w:val="21"/>
               </w:rPr>
-              <w:t>覆盖平台</w:t>
+              <w:t>适用对象</w:t>
             </w:r>
           </w:p>
         </w:tc>
@@ -6327,7 +6295,7 @@
                 <w:b w:val="0"/>
                 <w:sz w:val="21"/>
               </w:rPr>
-              <w:t>双平台覆盖，结论需人工确认</w:t>
+              <w:t>脚本输出核查方法，结论需人工确认</w:t>
             </w:r>
           </w:p>
         </w:tc>
@@ -6404,7 +6372,7 @@
                 <w:b w:val="0"/>
                 <w:sz w:val="21"/>
               </w:rPr>
-              <w:t>双平台覆盖，自动判定</w:t>
+              <w:t>适用对象均自动判定</w:t>
             </w:r>
           </w:p>
         </w:tc>
@@ -6481,7 +6449,7 @@
                 <w:b w:val="0"/>
                 <w:sz w:val="21"/>
               </w:rPr>
-              <w:t>双平台覆盖，自动判定</w:t>
+              <w:t>适用对象均自动判定</w:t>
             </w:r>
           </w:p>
         </w:tc>
@@ -6558,7 +6526,7 @@
                 <w:b w:val="0"/>
                 <w:sz w:val="21"/>
               </w:rPr>
-              <w:t>双平台覆盖，自动判定</w:t>
+              <w:t>适用对象均自动判定</w:t>
             </w:r>
           </w:p>
         </w:tc>
@@ -6620,22 +6588,22 @@
                 <w:b w:val="0"/>
                 <w:sz w:val="21"/>
               </w:rPr>
-              <w:t>已实现</w:t>
-            </w:r>
-          </w:p>
-        </w:tc>
-        <w:tc>
-          <w:tcPr>
-            <w:tcW w:type="dxa" w:w="1728"/>
-          </w:tcPr>
-          <w:p>
-            <w:r>
-              <w:rPr>
-                <w:rFonts w:ascii="Times New Roman" w:hAnsi="Times New Roman" w:eastAsia="宋体"/>
-                <w:b w:val="0"/>
-                <w:sz w:val="21"/>
-              </w:rPr>
-              <w:t>双平台覆盖，自动判定</w:t>
+              <w:t>部分实现</w:t>
+            </w:r>
+          </w:p>
+        </w:tc>
+        <w:tc>
+          <w:tcPr>
+            <w:tcW w:type="dxa" w:w="1728"/>
+          </w:tcPr>
+          <w:p>
+            <w:r>
+              <w:rPr>
+                <w:rFonts w:ascii="Times New Roman" w:hAnsi="Times New Roman" w:eastAsia="宋体"/>
+                <w:b w:val="0"/>
+                <w:sz w:val="21"/>
+              </w:rPr>
+              <w:t>脚本输出核查方法，结论需人工确认</w:t>
             </w:r>
           </w:p>
         </w:tc>
@@ -6697,22 +6665,22 @@
                 <w:b w:val="0"/>
                 <w:sz w:val="21"/>
               </w:rPr>
-              <w:t>已实现</w:t>
-            </w:r>
-          </w:p>
-        </w:tc>
-        <w:tc>
-          <w:tcPr>
-            <w:tcW w:type="dxa" w:w="1728"/>
-          </w:tcPr>
-          <w:p>
-            <w:r>
-              <w:rPr>
-                <w:rFonts w:ascii="Times New Roman" w:hAnsi="Times New Roman" w:eastAsia="宋体"/>
-                <w:b w:val="0"/>
-                <w:sz w:val="21"/>
-              </w:rPr>
-              <w:t>双平台覆盖，自动判定</w:t>
+              <w:t>部分实现</w:t>
+            </w:r>
+          </w:p>
+        </w:tc>
+        <w:tc>
+          <w:tcPr>
+            <w:tcW w:type="dxa" w:w="1728"/>
+          </w:tcPr>
+          <w:p>
+            <w:r>
+              <w:rPr>
+                <w:rFonts w:ascii="Times New Roman" w:hAnsi="Times New Roman" w:eastAsia="宋体"/>
+                <w:b w:val="0"/>
+                <w:sz w:val="21"/>
+              </w:rPr>
+              <w:t>Windows 可自动判定；麒麟 需人工</w:t>
             </w:r>
           </w:p>
         </w:tc>
@@ -6789,7 +6757,7 @@
                 <w:b w:val="0"/>
                 <w:sz w:val="21"/>
               </w:rPr>
-              <w:t>双平台覆盖，自动判定</w:t>
+              <w:t>适用对象均自动判定</w:t>
             </w:r>
           </w:p>
         </w:tc>
@@ -6851,22 +6819,22 @@
                 <w:b w:val="0"/>
                 <w:sz w:val="21"/>
               </w:rPr>
-              <w:t>已实现</w:t>
-            </w:r>
-          </w:p>
-        </w:tc>
-        <w:tc>
-          <w:tcPr>
-            <w:tcW w:type="dxa" w:w="1728"/>
-          </w:tcPr>
-          <w:p>
-            <w:r>
-              <w:rPr>
-                <w:rFonts w:ascii="Times New Roman" w:hAnsi="Times New Roman" w:eastAsia="宋体"/>
-                <w:b w:val="0"/>
-                <w:sz w:val="21"/>
-              </w:rPr>
-              <w:t>双平台覆盖，自动判定</w:t>
+              <w:t>部分实现</w:t>
+            </w:r>
+          </w:p>
+        </w:tc>
+        <w:tc>
+          <w:tcPr>
+            <w:tcW w:type="dxa" w:w="1728"/>
+          </w:tcPr>
+          <w:p>
+            <w:r>
+              <w:rPr>
+                <w:rFonts w:ascii="Times New Roman" w:hAnsi="Times New Roman" w:eastAsia="宋体"/>
+                <w:b w:val="0"/>
+                <w:sz w:val="21"/>
+              </w:rPr>
+              <w:t>Windows 可自动判定；麒麟 需人工</w:t>
             </w:r>
           </w:p>
         </w:tc>
@@ -6943,7 +6911,7 @@
                 <w:b w:val="0"/>
                 <w:sz w:val="21"/>
               </w:rPr>
-              <w:t>双平台覆盖，结论需人工确认</w:t>
+              <w:t>脚本输出核查方法，结论需人工确认</w:t>
             </w:r>
           </w:p>
         </w:tc>
@@ -7020,7 +6988,7 @@
                 <w:b w:val="0"/>
                 <w:sz w:val="21"/>
               </w:rPr>
-              <w:t>双平台覆盖，结论需人工确认</w:t>
+              <w:t>脚本输出核查方法，结论需人工确认</w:t>
             </w:r>
           </w:p>
         </w:tc>
@@ -7082,22 +7050,22 @@
                 <w:b w:val="0"/>
                 <w:sz w:val="21"/>
               </w:rPr>
-              <w:t>已实现</w:t>
-            </w:r>
-          </w:p>
-        </w:tc>
-        <w:tc>
-          <w:tcPr>
-            <w:tcW w:type="dxa" w:w="1728"/>
-          </w:tcPr>
-          <w:p>
-            <w:r>
-              <w:rPr>
-                <w:rFonts w:ascii="Times New Roman" w:hAnsi="Times New Roman" w:eastAsia="宋体"/>
-                <w:b w:val="0"/>
-                <w:sz w:val="21"/>
-              </w:rPr>
-              <w:t>双平台覆盖，自动判定</w:t>
+              <w:t>部分实现</w:t>
+            </w:r>
+          </w:p>
+        </w:tc>
+        <w:tc>
+          <w:tcPr>
+            <w:tcW w:type="dxa" w:w="1728"/>
+          </w:tcPr>
+          <w:p>
+            <w:r>
+              <w:rPr>
+                <w:rFonts w:ascii="Times New Roman" w:hAnsi="Times New Roman" w:eastAsia="宋体"/>
+                <w:b w:val="0"/>
+                <w:sz w:val="21"/>
+              </w:rPr>
+              <w:t>Windows 可自动判定；麒麟 需人工</w:t>
             </w:r>
           </w:p>
         </w:tc>
@@ -7159,22 +7127,22 @@
                 <w:b w:val="0"/>
                 <w:sz w:val="21"/>
               </w:rPr>
-              <w:t>已实现</w:t>
-            </w:r>
-          </w:p>
-        </w:tc>
-        <w:tc>
-          <w:tcPr>
-            <w:tcW w:type="dxa" w:w="1728"/>
-          </w:tcPr>
-          <w:p>
-            <w:r>
-              <w:rPr>
-                <w:rFonts w:ascii="Times New Roman" w:hAnsi="Times New Roman" w:eastAsia="宋体"/>
-                <w:b w:val="0"/>
-                <w:sz w:val="21"/>
-              </w:rPr>
-              <w:t>双平台覆盖，自动判定</w:t>
+              <w:t>部分实现</w:t>
+            </w:r>
+          </w:p>
+        </w:tc>
+        <w:tc>
+          <w:tcPr>
+            <w:tcW w:type="dxa" w:w="1728"/>
+          </w:tcPr>
+          <w:p>
+            <w:r>
+              <w:rPr>
+                <w:rFonts w:ascii="Times New Roman" w:hAnsi="Times New Roman" w:eastAsia="宋体"/>
+                <w:b w:val="0"/>
+                <w:sz w:val="21"/>
+              </w:rPr>
+              <w:t>Windows 可自动判定；麒麟 需人工</w:t>
             </w:r>
           </w:p>
         </w:tc>
@@ -7251,7 +7219,7 @@
                 <w:b w:val="0"/>
                 <w:sz w:val="21"/>
               </w:rPr>
-              <w:t>双平台覆盖，结论需人工确认</w:t>
+              <w:t>脚本输出核查方法，结论需人工确认</w:t>
             </w:r>
           </w:p>
         </w:tc>
@@ -7328,7 +7296,7 @@
                 <w:b w:val="0"/>
                 <w:sz w:val="21"/>
               </w:rPr>
-              <w:t>双平台覆盖，自动判定</w:t>
+              <w:t>适用对象均自动判定</w:t>
             </w:r>
           </w:p>
         </w:tc>
@@ -7405,7 +7373,7 @@
                 <w:b w:val="0"/>
                 <w:sz w:val="21"/>
               </w:rPr>
-              <w:t>双平台覆盖，结论需人工确认</w:t>
+              <w:t>脚本输出核查方法，结论需人工确认</w:t>
             </w:r>
           </w:p>
         </w:tc>
@@ -7482,7 +7450,7 @@
                 <w:b w:val="0"/>
                 <w:sz w:val="21"/>
               </w:rPr>
-              <w:t>双平台覆盖，自动判定</w:t>
+              <w:t>适用对象均自动判定</w:t>
             </w:r>
           </w:p>
         </w:tc>
@@ -7544,22 +7512,22 @@
                 <w:b w:val="0"/>
                 <w:sz w:val="21"/>
               </w:rPr>
-              <w:t>已实现</w:t>
-            </w:r>
-          </w:p>
-        </w:tc>
-        <w:tc>
-          <w:tcPr>
-            <w:tcW w:type="dxa" w:w="1728"/>
-          </w:tcPr>
-          <w:p>
-            <w:r>
-              <w:rPr>
-                <w:rFonts w:ascii="Times New Roman" w:hAnsi="Times New Roman" w:eastAsia="宋体"/>
-                <w:b w:val="0"/>
-                <w:sz w:val="21"/>
-              </w:rPr>
-              <w:t>双平台覆盖，自动判定</w:t>
+              <w:t>部分实现</w:t>
+            </w:r>
+          </w:p>
+        </w:tc>
+        <w:tc>
+          <w:tcPr>
+            <w:tcW w:type="dxa" w:w="1728"/>
+          </w:tcPr>
+          <w:p>
+            <w:r>
+              <w:rPr>
+                <w:rFonts w:ascii="Times New Roman" w:hAnsi="Times New Roman" w:eastAsia="宋体"/>
+                <w:b w:val="0"/>
+                <w:sz w:val="21"/>
+              </w:rPr>
+              <w:t>Windows 可自动判定；麒麟 需人工</w:t>
             </w:r>
           </w:p>
         </w:tc>
@@ -7636,7 +7604,7 @@
                 <w:b w:val="0"/>
                 <w:sz w:val="21"/>
               </w:rPr>
-              <w:t>双平台覆盖，自动判定</w:t>
+              <w:t>适用对象均自动判定</w:t>
             </w:r>
           </w:p>
         </w:tc>
@@ -7713,7 +7681,7 @@
                 <w:b w:val="0"/>
                 <w:sz w:val="21"/>
               </w:rPr>
-              <w:t>双平台覆盖，自动判定</w:t>
+              <w:t>适用对象均自动判定</w:t>
             </w:r>
           </w:p>
         </w:tc>
@@ -7790,7 +7758,7 @@
                 <w:b w:val="0"/>
                 <w:sz w:val="21"/>
               </w:rPr>
-              <w:t>双平台覆盖，结论需人工确认</w:t>
+              <w:t>脚本输出核查方法，结论需人工确认</w:t>
             </w:r>
           </w:p>
         </w:tc>
@@ -7867,7 +7835,7 @@
                 <w:b w:val="0"/>
                 <w:sz w:val="21"/>
               </w:rPr>
-              <w:t>双平台覆盖，结论需人工确认</w:t>
+              <w:t>脚本输出核查方法，结论需人工确认</w:t>
             </w:r>
           </w:p>
         </w:tc>
@@ -7944,7 +7912,7 @@
                 <w:b w:val="0"/>
                 <w:sz w:val="21"/>
               </w:rPr>
-              <w:t>双平台覆盖，自动判定</w:t>
+              <w:t>适用对象均自动判定</w:t>
             </w:r>
           </w:p>
         </w:tc>
@@ -8006,22 +7974,22 @@
                 <w:b w:val="0"/>
                 <w:sz w:val="21"/>
               </w:rPr>
-              <w:t>已实现</w:t>
-            </w:r>
-          </w:p>
-        </w:tc>
-        <w:tc>
-          <w:tcPr>
-            <w:tcW w:type="dxa" w:w="1728"/>
-          </w:tcPr>
-          <w:p>
-            <w:r>
-              <w:rPr>
-                <w:rFonts w:ascii="Times New Roman" w:hAnsi="Times New Roman" w:eastAsia="宋体"/>
-                <w:b w:val="0"/>
-                <w:sz w:val="21"/>
-              </w:rPr>
-              <w:t>双平台覆盖，自动判定</w:t>
+              <w:t>部分实现</w:t>
+            </w:r>
+          </w:p>
+        </w:tc>
+        <w:tc>
+          <w:tcPr>
+            <w:tcW w:type="dxa" w:w="1728"/>
+          </w:tcPr>
+          <w:p>
+            <w:r>
+              <w:rPr>
+                <w:rFonts w:ascii="Times New Roman" w:hAnsi="Times New Roman" w:eastAsia="宋体"/>
+                <w:b w:val="0"/>
+                <w:sz w:val="21"/>
+              </w:rPr>
+              <w:t>Windows 可自动判定；麒麟 需人工</w:t>
             </w:r>
           </w:p>
         </w:tc>
@@ -8083,22 +8051,22 @@
                 <w:b w:val="0"/>
                 <w:sz w:val="21"/>
               </w:rPr>
-              <w:t>已实现</w:t>
-            </w:r>
-          </w:p>
-        </w:tc>
-        <w:tc>
-          <w:tcPr>
-            <w:tcW w:type="dxa" w:w="1728"/>
-          </w:tcPr>
-          <w:p>
-            <w:r>
-              <w:rPr>
-                <w:rFonts w:ascii="Times New Roman" w:hAnsi="Times New Roman" w:eastAsia="宋体"/>
-                <w:b w:val="0"/>
-                <w:sz w:val="21"/>
-              </w:rPr>
-              <w:t>双平台覆盖，自动判定</w:t>
+              <w:t>部分实现</w:t>
+            </w:r>
+          </w:p>
+        </w:tc>
+        <w:tc>
+          <w:tcPr>
+            <w:tcW w:type="dxa" w:w="1728"/>
+          </w:tcPr>
+          <w:p>
+            <w:r>
+              <w:rPr>
+                <w:rFonts w:ascii="Times New Roman" w:hAnsi="Times New Roman" w:eastAsia="宋体"/>
+                <w:b w:val="0"/>
+                <w:sz w:val="21"/>
+              </w:rPr>
+              <w:t>Windows 可自动判定；麒麟 需人工</w:t>
             </w:r>
           </w:p>
         </w:tc>
@@ -8175,7 +8143,7 @@
                 <w:b w:val="0"/>
                 <w:sz w:val="21"/>
               </w:rPr>
-              <w:t>双平台覆盖，自动判定</w:t>
+              <w:t>适用对象均自动判定</w:t>
             </w:r>
           </w:p>
         </w:tc>
@@ -8252,7 +8220,7 @@
                 <w:b w:val="0"/>
                 <w:sz w:val="21"/>
               </w:rPr>
-              <w:t>双平台覆盖，结论需人工确认</w:t>
+              <w:t>脚本输出核查方法，结论需人工确认</w:t>
             </w:r>
           </w:p>
         </w:tc>
@@ -8329,7 +8297,7 @@
                 <w:b w:val="0"/>
                 <w:sz w:val="21"/>
               </w:rPr>
-              <w:t>双平台覆盖，结论需人工确认</w:t>
+              <w:t>脚本输出核查方法，结论需人工确认</w:t>
             </w:r>
           </w:p>
         </w:tc>
@@ -8406,7 +8374,7 @@
                 <w:b w:val="0"/>
                 <w:sz w:val="21"/>
               </w:rPr>
-              <w:t>双平台覆盖，结论需人工确认</w:t>
+              <w:t>脚本输出核查方法，结论需人工确认</w:t>
             </w:r>
           </w:p>
         </w:tc>
@@ -8483,7 +8451,7 @@
                 <w:b w:val="0"/>
                 <w:sz w:val="21"/>
               </w:rPr>
-              <w:t>双平台覆盖，结论需人工确认</w:t>
+              <w:t>脚本输出核查方法，结论需人工确认</w:t>
             </w:r>
           </w:p>
         </w:tc>
@@ -8560,7 +8528,7 @@
                 <w:b w:val="0"/>
                 <w:sz w:val="21"/>
               </w:rPr>
-              <w:t>双平台覆盖，自动判定</w:t>
+              <w:t>适用对象均自动判定</w:t>
             </w:r>
           </w:p>
         </w:tc>
@@ -8622,22 +8590,22 @@
                 <w:b w:val="0"/>
                 <w:sz w:val="21"/>
               </w:rPr>
-              <w:t>已实现</w:t>
-            </w:r>
-          </w:p>
-        </w:tc>
-        <w:tc>
-          <w:tcPr>
-            <w:tcW w:type="dxa" w:w="1728"/>
-          </w:tcPr>
-          <w:p>
-            <w:r>
-              <w:rPr>
-                <w:rFonts w:ascii="Times New Roman" w:hAnsi="Times New Roman" w:eastAsia="宋体"/>
-                <w:b w:val="0"/>
-                <w:sz w:val="21"/>
-              </w:rPr>
-              <w:t>双平台覆盖，自动判定</w:t>
+              <w:t>部分实现</w:t>
+            </w:r>
+          </w:p>
+        </w:tc>
+        <w:tc>
+          <w:tcPr>
+            <w:tcW w:type="dxa" w:w="1728"/>
+          </w:tcPr>
+          <w:p>
+            <w:r>
+              <w:rPr>
+                <w:rFonts w:ascii="Times New Roman" w:hAnsi="Times New Roman" w:eastAsia="宋体"/>
+                <w:b w:val="0"/>
+                <w:sz w:val="21"/>
+              </w:rPr>
+              <w:t>麒麟 可自动判定；Windows 需人工</w:t>
             </w:r>
           </w:p>
         </w:tc>
@@ -8684,37 +8652,37 @@
                 <w:b w:val="0"/>
                 <w:sz w:val="21"/>
               </w:rPr>
-              <w:t>Windows、麒麟</w:t>
-            </w:r>
-          </w:p>
-        </w:tc>
-        <w:tc>
-          <w:tcPr>
-            <w:tcW w:type="dxa" w:w="1728"/>
-          </w:tcPr>
-          <w:p>
-            <w:r>
-              <w:rPr>
-                <w:rFonts w:ascii="Times New Roman" w:hAnsi="Times New Roman" w:eastAsia="宋体"/>
-                <w:b w:val="0"/>
-                <w:sz w:val="21"/>
-              </w:rPr>
-              <w:t>已实现</w:t>
-            </w:r>
-          </w:p>
-        </w:tc>
-        <w:tc>
-          <w:tcPr>
-            <w:tcW w:type="dxa" w:w="1728"/>
-          </w:tcPr>
-          <w:p>
-            <w:r>
-              <w:rPr>
-                <w:rFonts w:ascii="Times New Roman" w:hAnsi="Times New Roman" w:eastAsia="宋体"/>
-                <w:b w:val="0"/>
-                <w:sz w:val="21"/>
-              </w:rPr>
-              <w:t>双平台覆盖，自动判定</w:t>
+              <w:t>麒麟</w:t>
+            </w:r>
+          </w:p>
+        </w:tc>
+        <w:tc>
+          <w:tcPr>
+            <w:tcW w:type="dxa" w:w="1728"/>
+          </w:tcPr>
+          <w:p>
+            <w:r>
+              <w:rPr>
+                <w:rFonts w:ascii="Times New Roman" w:hAnsi="Times New Roman" w:eastAsia="宋体"/>
+                <w:b w:val="0"/>
+                <w:sz w:val="21"/>
+              </w:rPr>
+              <w:t>部分实现</w:t>
+            </w:r>
+          </w:p>
+        </w:tc>
+        <w:tc>
+          <w:tcPr>
+            <w:tcW w:type="dxa" w:w="1728"/>
+          </w:tcPr>
+          <w:p>
+            <w:r>
+              <w:rPr>
+                <w:rFonts w:ascii="Times New Roman" w:hAnsi="Times New Roman" w:eastAsia="宋体"/>
+                <w:b w:val="0"/>
+                <w:sz w:val="21"/>
+              </w:rPr>
+              <w:t>脚本输出核查方法，结论需人工确认</w:t>
             </w:r>
           </w:p>
         </w:tc>
@@ -8791,7 +8759,7 @@
                 <w:b w:val="0"/>
                 <w:sz w:val="21"/>
               </w:rPr>
-              <w:t>双平台覆盖，自动判定</w:t>
+              <w:t>适用对象均自动判定</w:t>
             </w:r>
           </w:p>
         </w:tc>
@@ -8868,7 +8836,7 @@
                 <w:b/>
                 <w:sz w:val="21"/>
               </w:rPr>
-              <w:t>覆盖平台</w:t>
+              <w:t>适用对象</w:t>
             </w:r>
           </w:p>
         </w:tc>
@@ -8945,7 +8913,7 @@
                 <w:b w:val="0"/>
                 <w:sz w:val="21"/>
               </w:rPr>
-              <w:t>网络设备（check_network.sh）</w:t>
+              <w:t>网络设备</w:t>
             </w:r>
           </w:p>
         </w:tc>
@@ -9022,7 +8990,7 @@
                 <w:b w:val="0"/>
                 <w:sz w:val="21"/>
               </w:rPr>
-              <w:t>网络设备（check_network.sh）</w:t>
+              <w:t>网络设备</w:t>
             </w:r>
           </w:p>
         </w:tc>
@@ -9099,7 +9067,7 @@
                 <w:b w:val="0"/>
                 <w:sz w:val="21"/>
               </w:rPr>
-              <w:t>网络设备（check_network.sh）</w:t>
+              <w:t>网络设备</w:t>
             </w:r>
           </w:p>
         </w:tc>
@@ -9176,7 +9144,7 @@
                 <w:b w:val="0"/>
                 <w:sz w:val="21"/>
               </w:rPr>
-              <w:t>网络设备（check_network.sh）</w:t>
+              <w:t>网络设备</w:t>
             </w:r>
           </w:p>
         </w:tc>
@@ -9253,7 +9221,7 @@
                 <w:b w:val="0"/>
                 <w:sz w:val="21"/>
               </w:rPr>
-              <w:t>网络设备（check_network.sh）</w:t>
+              <w:t>网络设备</w:t>
             </w:r>
           </w:p>
         </w:tc>
@@ -9330,7 +9298,7 @@
                 <w:b w:val="0"/>
                 <w:sz w:val="21"/>
               </w:rPr>
-              <w:t>网络设备（check_network.sh）</w:t>
+              <w:t>网络设备</w:t>
             </w:r>
           </w:p>
         </w:tc>
@@ -9407,7 +9375,7 @@
                 <w:b w:val="0"/>
                 <w:sz w:val="21"/>
               </w:rPr>
-              <w:t>网络设备（check_network.sh）</w:t>
+              <w:t>网络设备</w:t>
             </w:r>
           </w:p>
         </w:tc>
@@ -9484,7 +9452,7 @@
                 <w:b w:val="0"/>
                 <w:sz w:val="21"/>
               </w:rPr>
-              <w:t>网络设备（check_network.sh）</w:t>
+              <w:t>网络设备</w:t>
             </w:r>
           </w:p>
         </w:tc>
@@ -9561,7 +9529,7 @@
                 <w:b w:val="0"/>
                 <w:sz w:val="21"/>
               </w:rPr>
-              <w:t>网络设备（check_network.sh）</w:t>
+              <w:t>网络设备</w:t>
             </w:r>
           </w:p>
         </w:tc>
@@ -9638,7 +9606,7 @@
                 <w:b w:val="0"/>
                 <w:sz w:val="21"/>
               </w:rPr>
-              <w:t>网络设备（check_network.sh）</w:t>
+              <w:t>网络设备</w:t>
             </w:r>
           </w:p>
         </w:tc>
@@ -9715,7 +9683,7 @@
                 <w:b w:val="0"/>
                 <w:sz w:val="21"/>
               </w:rPr>
-              <w:t>网络设备（check_network.sh）</w:t>
+              <w:t>网络设备</w:t>
             </w:r>
           </w:p>
         </w:tc>
@@ -9792,7 +9760,7 @@
                 <w:b w:val="0"/>
                 <w:sz w:val="21"/>
               </w:rPr>
-              <w:t>网络设备（check_network.sh）</w:t>
+              <w:t>网络设备</w:t>
             </w:r>
           </w:p>
         </w:tc>
@@ -9869,7 +9837,7 @@
                 <w:b w:val="0"/>
                 <w:sz w:val="21"/>
               </w:rPr>
-              <w:t>网络设备（check_network.sh）</w:t>
+              <w:t>网络设备</w:t>
             </w:r>
           </w:p>
         </w:tc>
@@ -9946,7 +9914,7 @@
                 <w:b w:val="0"/>
                 <w:sz w:val="21"/>
               </w:rPr>
-              <w:t>网络设备（check_network.sh）</w:t>
+              <w:t>网络设备</w:t>
             </w:r>
           </w:p>
         </w:tc>
@@ -10023,7 +9991,7 @@
                 <w:b w:val="0"/>
                 <w:sz w:val="21"/>
               </w:rPr>
-              <w:t>网络设备（check_network.sh）</w:t>
+              <w:t>网络设备</w:t>
             </w:r>
           </w:p>
         </w:tc>
@@ -10100,7 +10068,7 @@
                 <w:b w:val="0"/>
                 <w:sz w:val="21"/>
               </w:rPr>
-              <w:t>网络设备（check_network.sh）</w:t>
+              <w:t>网络设备</w:t>
             </w:r>
           </w:p>
         </w:tc>
@@ -10177,7 +10145,7 @@
                 <w:b w:val="0"/>
                 <w:sz w:val="21"/>
               </w:rPr>
-              <w:t>网络设备（check_network.sh）</w:t>
+              <w:t>网络设备</w:t>
             </w:r>
           </w:p>
         </w:tc>
@@ -10254,7 +10222,7 @@
                 <w:b w:val="0"/>
                 <w:sz w:val="21"/>
               </w:rPr>
-              <w:t>网络设备（check_network.sh）</w:t>
+              <w:t>网络设备</w:t>
             </w:r>
           </w:p>
         </w:tc>
@@ -10331,7 +10299,7 @@
                 <w:b w:val="0"/>
                 <w:sz w:val="21"/>
               </w:rPr>
-              <w:t>网络设备（check_network.sh）</w:t>
+              <w:t>网络设备</w:t>
             </w:r>
           </w:p>
         </w:tc>
@@ -10408,7 +10376,7 @@
                 <w:b w:val="0"/>
                 <w:sz w:val="21"/>
               </w:rPr>
-              <w:t>网络设备（check_network.sh）</w:t>
+              <w:t>网络设备</w:t>
             </w:r>
           </w:p>
         </w:tc>
@@ -10485,7 +10453,7 @@
                 <w:b w:val="0"/>
                 <w:sz w:val="21"/>
               </w:rPr>
-              <w:t>网络设备（check_network.sh）</w:t>
+              <w:t>网络设备</w:t>
             </w:r>
           </w:p>
         </w:tc>
@@ -10562,7 +10530,7 @@
                 <w:b w:val="0"/>
                 <w:sz w:val="21"/>
               </w:rPr>
-              <w:t>网络设备（check_network.sh）</w:t>
+              <w:t>网络设备</w:t>
             </w:r>
           </w:p>
         </w:tc>
@@ -10639,7 +10607,7 @@
                 <w:b w:val="0"/>
                 <w:sz w:val="21"/>
               </w:rPr>
-              <w:t>网络设备（check_network.sh）</w:t>
+              <w:t>网络设备</w:t>
             </w:r>
           </w:p>
         </w:tc>
@@ -10746,7 +10714,7 @@
                 <w:b/>
                 <w:sz w:val="21"/>
               </w:rPr>
-              <w:t>覆盖平台</w:t>
+              <w:t>适用对象</w:t>
             </w:r>
           </w:p>
         </w:tc>
@@ -10823,7 +10791,7 @@
                 <w:b w:val="0"/>
                 <w:sz w:val="21"/>
               </w:rPr>
-              <w:t>Windows、麒麟</w:t>
+              <w:t>—</w:t>
             </w:r>
           </w:p>
         </w:tc>
@@ -10853,7 +10821,7 @@
                 <w:b w:val="0"/>
                 <w:sz w:val="21"/>
               </w:rPr>
-              <w:t>双平台覆盖，结论需人工确认</w:t>
+              <w:t>现场/文档/台账类核查，需人工</w:t>
             </w:r>
           </w:p>
         </w:tc>
@@ -10900,7 +10868,7 @@
                 <w:b w:val="0"/>
                 <w:sz w:val="21"/>
               </w:rPr>
-              <w:t>Windows、麒麟</w:t>
+              <w:t>—</w:t>
             </w:r>
           </w:p>
         </w:tc>
@@ -10930,7 +10898,7 @@
                 <w:b w:val="0"/>
                 <w:sz w:val="21"/>
               </w:rPr>
-              <w:t>双平台覆盖，结论需人工确认</w:t>
+              <w:t>现场/文档/台账类核查，需人工</w:t>
             </w:r>
           </w:p>
         </w:tc>
@@ -10977,7 +10945,7 @@
                 <w:b w:val="0"/>
                 <w:sz w:val="21"/>
               </w:rPr>
-              <w:t>Windows、麒麟</w:t>
+              <w:t>—</w:t>
             </w:r>
           </w:p>
         </w:tc>
@@ -11007,7 +10975,7 @@
                 <w:b w:val="0"/>
                 <w:sz w:val="21"/>
               </w:rPr>
-              <w:t>双平台覆盖，结论需人工确认</w:t>
+              <w:t>现场/文档/台账类核查，需人工</w:t>
             </w:r>
           </w:p>
         </w:tc>
@@ -11054,7 +11022,7 @@
                 <w:b w:val="0"/>
                 <w:sz w:val="21"/>
               </w:rPr>
-              <w:t>Windows、麒麟</w:t>
+              <w:t>—</w:t>
             </w:r>
           </w:p>
         </w:tc>
@@ -11084,7 +11052,7 @@
                 <w:b w:val="0"/>
                 <w:sz w:val="21"/>
               </w:rPr>
-              <w:t>双平台覆盖，结论需人工确认</w:t>
+              <w:t>现场/文档/台账类核查，需人工</w:t>
             </w:r>
           </w:p>
         </w:tc>
@@ -11131,7 +11099,7 @@
                 <w:b w:val="0"/>
                 <w:sz w:val="21"/>
               </w:rPr>
-              <w:t>Windows、麒麟</w:t>
+              <w:t>—</w:t>
             </w:r>
           </w:p>
         </w:tc>
@@ -11161,7 +11129,7 @@
                 <w:b w:val="0"/>
                 <w:sz w:val="21"/>
               </w:rPr>
-              <w:t>双平台覆盖，结论需人工确认</w:t>
+              <w:t>现场/文档/台账类核查，需人工</w:t>
             </w:r>
           </w:p>
         </w:tc>
@@ -11208,7 +11176,7 @@
                 <w:b w:val="0"/>
                 <w:sz w:val="21"/>
               </w:rPr>
-              <w:t>Windows、麒麟</w:t>
+              <w:t>—</w:t>
             </w:r>
           </w:p>
         </w:tc>
@@ -11238,7 +11206,7 @@
                 <w:b w:val="0"/>
                 <w:sz w:val="21"/>
               </w:rPr>
-              <w:t>双平台覆盖，结论需人工确认</w:t>
+              <w:t>现场/文档/台账类核查，需人工</w:t>
             </w:r>
           </w:p>
         </w:tc>
@@ -11285,7 +11253,7 @@
                 <w:b w:val="0"/>
                 <w:sz w:val="21"/>
               </w:rPr>
-              <w:t>Windows、麒麟</w:t>
+              <w:t>—</w:t>
             </w:r>
           </w:p>
         </w:tc>
@@ -11315,7 +11283,7 @@
                 <w:b w:val="0"/>
                 <w:sz w:val="21"/>
               </w:rPr>
-              <w:t>双平台覆盖，结论需人工确认</w:t>
+              <w:t>现场/文档/台账类核查，需人工</w:t>
             </w:r>
           </w:p>
         </w:tc>
@@ -11362,7 +11330,7 @@
                 <w:b w:val="0"/>
                 <w:sz w:val="21"/>
               </w:rPr>
-              <w:t>Windows、麒麟</w:t>
+              <w:t>—</w:t>
             </w:r>
           </w:p>
         </w:tc>
@@ -11392,7 +11360,7 @@
                 <w:b w:val="0"/>
                 <w:sz w:val="21"/>
               </w:rPr>
-              <w:t>双平台覆盖，结论需人工确认</w:t>
+              <w:t>现场/文档/台账类核查，需人工</w:t>
             </w:r>
           </w:p>
         </w:tc>
@@ -11439,7 +11407,7 @@
                 <w:b w:val="0"/>
                 <w:sz w:val="21"/>
               </w:rPr>
-              <w:t>Windows、麒麟</w:t>
+              <w:t>—</w:t>
             </w:r>
           </w:p>
         </w:tc>
@@ -11469,7 +11437,7 @@
                 <w:b w:val="0"/>
                 <w:sz w:val="21"/>
               </w:rPr>
-              <w:t>双平台覆盖，结论需人工确认</w:t>
+              <w:t>现场/文档/台账类核查，需人工</w:t>
             </w:r>
           </w:p>
         </w:tc>
@@ -11546,7 +11514,7 @@
                 <w:b/>
                 <w:sz w:val="21"/>
               </w:rPr>
-              <w:t>覆盖平台</w:t>
+              <w:t>适用对象</w:t>
             </w:r>
           </w:p>
         </w:tc>
@@ -11623,7 +11591,7 @@
                 <w:b w:val="0"/>
                 <w:sz w:val="21"/>
               </w:rPr>
-              <w:t>Windows、麒麟</w:t>
+              <w:t>—</w:t>
             </w:r>
           </w:p>
         </w:tc>
@@ -11653,7 +11621,7 @@
                 <w:b w:val="0"/>
                 <w:sz w:val="21"/>
               </w:rPr>
-              <w:t>双平台覆盖，结论需人工确认</w:t>
+              <w:t>现场/文档/台账类核查，需人工</w:t>
             </w:r>
           </w:p>
         </w:tc>
@@ -11700,7 +11668,7 @@
                 <w:b w:val="0"/>
                 <w:sz w:val="21"/>
               </w:rPr>
-              <w:t>Windows、麒麟</w:t>
+              <w:t>—</w:t>
             </w:r>
           </w:p>
         </w:tc>
@@ -11730,7 +11698,7 @@
                 <w:b w:val="0"/>
                 <w:sz w:val="21"/>
               </w:rPr>
-              <w:t>双平台覆盖，结论需人工确认</w:t>
+              <w:t>现场/文档/台账类核查，需人工</w:t>
             </w:r>
           </w:p>
         </w:tc>
@@ -11777,7 +11745,7 @@
                 <w:b w:val="0"/>
                 <w:sz w:val="21"/>
               </w:rPr>
-              <w:t>Windows、麒麟</w:t>
+              <w:t>—</w:t>
             </w:r>
           </w:p>
         </w:tc>
@@ -11807,7 +11775,7 @@
                 <w:b w:val="0"/>
                 <w:sz w:val="21"/>
               </w:rPr>
-              <w:t>双平台覆盖，结论需人工确认</w:t>
+              <w:t>现场/文档/台账类核查，需人工</w:t>
             </w:r>
           </w:p>
         </w:tc>
@@ -11854,7 +11822,7 @@
                 <w:b w:val="0"/>
                 <w:sz w:val="21"/>
               </w:rPr>
-              <w:t>Windows、麒麟</w:t>
+              <w:t>—</w:t>
             </w:r>
           </w:p>
         </w:tc>
@@ -11884,7 +11852,7 @@
                 <w:b w:val="0"/>
                 <w:sz w:val="21"/>
               </w:rPr>
-              <w:t>双平台覆盖，结论需人工确认</w:t>
+              <w:t>现场/文档/台账类核查，需人工</w:t>
             </w:r>
           </w:p>
         </w:tc>
@@ -11931,7 +11899,7 @@
                 <w:b w:val="0"/>
                 <w:sz w:val="21"/>
               </w:rPr>
-              <w:t>Windows、麒麟</w:t>
+              <w:t>—</w:t>
             </w:r>
           </w:p>
         </w:tc>
@@ -11961,7 +11929,7 @@
                 <w:b w:val="0"/>
                 <w:sz w:val="21"/>
               </w:rPr>
-              <w:t>双平台覆盖，结论需人工确认</w:t>
+              <w:t>现场/文档/台账类核查，需人工</w:t>
             </w:r>
           </w:p>
         </w:tc>
@@ -12038,7 +12006,7 @@
                 <w:b/>
                 <w:sz w:val="21"/>
               </w:rPr>
-              <w:t>覆盖平台</w:t>
+              <w:t>适用对象</w:t>
             </w:r>
           </w:p>
         </w:tc>
@@ -12115,7 +12083,7 @@
                 <w:b w:val="0"/>
                 <w:sz w:val="21"/>
               </w:rPr>
-              <w:t>Windows、麒麟</w:t>
+              <w:t>—</w:t>
             </w:r>
           </w:p>
         </w:tc>
@@ -12145,7 +12113,7 @@
                 <w:b w:val="0"/>
                 <w:sz w:val="21"/>
               </w:rPr>
-              <w:t>双平台覆盖，结论需人工确认</w:t>
+              <w:t>现场/文档/台账类核查，需人工</w:t>
             </w:r>
           </w:p>
         </w:tc>
@@ -12192,7 +12160,7 @@
                 <w:b w:val="0"/>
                 <w:sz w:val="21"/>
               </w:rPr>
-              <w:t>Windows、麒麟</w:t>
+              <w:t>—</w:t>
             </w:r>
           </w:p>
         </w:tc>
@@ -12222,7 +12190,7 @@
                 <w:b w:val="0"/>
                 <w:sz w:val="21"/>
               </w:rPr>
-              <w:t>双平台覆盖，结论需人工确认</w:t>
+              <w:t>现场/文档/台账类核查，需人工</w:t>
             </w:r>
           </w:p>
         </w:tc>
@@ -12269,7 +12237,7 @@
                 <w:b w:val="0"/>
                 <w:sz w:val="21"/>
               </w:rPr>
-              <w:t>Windows、麒麟</w:t>
+              <w:t>—</w:t>
             </w:r>
           </w:p>
         </w:tc>
@@ -12299,7 +12267,7 @@
                 <w:b w:val="0"/>
                 <w:sz w:val="21"/>
               </w:rPr>
-              <w:t>双平台覆盖，结论需人工确认</w:t>
+              <w:t>现场/文档/台账类核查，需人工</w:t>
             </w:r>
           </w:p>
         </w:tc>
@@ -12346,7 +12314,7 @@
                 <w:b w:val="0"/>
                 <w:sz w:val="21"/>
               </w:rPr>
-              <w:t>Windows、麒麟</w:t>
+              <w:t>—</w:t>
             </w:r>
           </w:p>
         </w:tc>
@@ -12376,7 +12344,7 @@
                 <w:b w:val="0"/>
                 <w:sz w:val="21"/>
               </w:rPr>
-              <w:t>双平台覆盖，结论需人工确认</w:t>
+              <w:t>现场/文档/台账类核查，需人工</w:t>
             </w:r>
           </w:p>
         </w:tc>
@@ -12453,7 +12421,7 @@
                 <w:b/>
                 <w:sz w:val="21"/>
               </w:rPr>
-              <w:t>覆盖平台</w:t>
+              <w:t>适用对象</w:t>
             </w:r>
           </w:p>
         </w:tc>
@@ -12530,7 +12498,7 @@
                 <w:b w:val="0"/>
                 <w:sz w:val="21"/>
               </w:rPr>
-              <w:t>Windows、麒麟</w:t>
+              <w:t>—</w:t>
             </w:r>
           </w:p>
         </w:tc>
@@ -12560,7 +12528,7 @@
                 <w:b w:val="0"/>
                 <w:sz w:val="21"/>
               </w:rPr>
-              <w:t>双平台覆盖，结论需人工确认</w:t>
+              <w:t>现场/文档/台账类核查，需人工</w:t>
             </w:r>
           </w:p>
         </w:tc>
@@ -12607,7 +12575,7 @@
                 <w:b w:val="0"/>
                 <w:sz w:val="21"/>
               </w:rPr>
-              <w:t>Windows、麒麟</w:t>
+              <w:t>—</w:t>
             </w:r>
           </w:p>
         </w:tc>
@@ -12637,7 +12605,7 @@
                 <w:b w:val="0"/>
                 <w:sz w:val="21"/>
               </w:rPr>
-              <w:t>双平台覆盖，结论需人工确认</w:t>
+              <w:t>现场/文档/台账类核查，需人工</w:t>
             </w:r>
           </w:p>
         </w:tc>
@@ -12684,7 +12652,7 @@
                 <w:b w:val="0"/>
                 <w:sz w:val="21"/>
               </w:rPr>
-              <w:t>Windows、麒麟</w:t>
+              <w:t>—</w:t>
             </w:r>
           </w:p>
         </w:tc>
@@ -12714,7 +12682,7 @@
                 <w:b w:val="0"/>
                 <w:sz w:val="21"/>
               </w:rPr>
-              <w:t>双平台覆盖，结论需人工确认</w:t>
+              <w:t>现场/文档/台账类核查，需人工</w:t>
             </w:r>
           </w:p>
         </w:tc>
@@ -12761,7 +12729,7 @@
                 <w:b w:val="0"/>
                 <w:sz w:val="21"/>
               </w:rPr>
-              <w:t>Windows、麒麟</w:t>
+              <w:t>—</w:t>
             </w:r>
           </w:p>
         </w:tc>
@@ -12791,7 +12759,7 @@
                 <w:b w:val="0"/>
                 <w:sz w:val="21"/>
               </w:rPr>
-              <w:t>双平台覆盖，结论需人工确认</w:t>
+              <w:t>现场/文档/台账类核查，需人工</w:t>
             </w:r>
           </w:p>
         </w:tc>
@@ -12868,7 +12836,7 @@
                 <w:b/>
                 <w:sz w:val="21"/>
               </w:rPr>
-              <w:t>覆盖平台</w:t>
+              <w:t>适用对象</w:t>
             </w:r>
           </w:p>
         </w:tc>
@@ -12945,7 +12913,7 @@
                 <w:b w:val="0"/>
                 <w:sz w:val="21"/>
               </w:rPr>
-              <w:t>Windows、麒麟</w:t>
+              <w:t>—</w:t>
             </w:r>
           </w:p>
         </w:tc>
@@ -12975,7 +12943,7 @@
                 <w:b w:val="0"/>
                 <w:sz w:val="21"/>
               </w:rPr>
-              <w:t>双平台覆盖，自动判定</w:t>
+              <w:t>脚本自动核查 TLS/SSH 协议版本（协议层条目，勾选矩阵未单列对象）</w:t>
             </w:r>
           </w:p>
         </w:tc>
@@ -13008,7 +12976,7 @@
           <w:color w:val="000000"/>
           <w:sz w:val="24"/>
         </w:rPr>
-        <w:t>5.1 指导书缺项</w:t>
+        <w:t>5.1 网络安全（第 5 章）</w:t>
       </w:r>
     </w:p>
     <w:p>
@@ -13051,7 +13019,7 @@
           <w:b w:val="0"/>
           <w:sz w:val="21"/>
         </w:rPr>
-        <w:t>共 50 项为部分实现，按原因分布如下：</w:t>
+        <w:t>共 76 项为部分实现，按原因分布如下：</w:t>
       </w:r>
     </w:p>
     <w:tbl>
@@ -13077,7 +13045,7 @@
                 <w:b/>
                 <w:sz w:val="21"/>
               </w:rPr>
-              <w:t>原因</w:t>
+              <w:t>原因类别</w:t>
             </w:r>
           </w:p>
         </w:tc>
@@ -13109,7 +13077,7 @@
                 <w:b w:val="0"/>
                 <w:sz w:val="21"/>
               </w:rPr>
-              <w:t>双平台覆盖，结论需人工确认</w:t>
+              <w:t>第6-9章现场/文档类</w:t>
             </w:r>
           </w:p>
         </w:tc>
@@ -13124,7 +13092,7 @@
                 <w:b w:val="0"/>
                 <w:sz w:val="21"/>
               </w:rPr>
-              <w:t>38</w:t>
+              <w:t>22</w:t>
             </w:r>
           </w:p>
         </w:tc>
@@ -13141,7 +13109,7 @@
                 <w:b w:val="0"/>
                 <w:sz w:val="21"/>
               </w:rPr>
-              <w:t>审批/台账/平台类核查，需人工确认</w:t>
+              <w:t>适用对象均需人工（脚本仅方法输出）</w:t>
             </w:r>
           </w:p>
         </w:tc>
@@ -13156,7 +13124,7 @@
                 <w:b w:val="0"/>
                 <w:sz w:val="21"/>
               </w:rPr>
-              <w:t>9</w:t>
+              <w:t>20</w:t>
             </w:r>
           </w:p>
         </w:tc>
@@ -13173,7 +13141,103 @@
                 <w:b w:val="0"/>
                 <w:sz w:val="21"/>
               </w:rPr>
-              <w:t>脚本提取部分信号（型号/存储网/端口闲置率），结论需台账比对</w:t>
+              <w:t>一侧 OS 平台待补自动判定</w:t>
+            </w:r>
+          </w:p>
+        </w:tc>
+        <w:tc>
+          <w:tcPr>
+            <w:tcW w:type="dxa" w:w="4320"/>
+          </w:tcPr>
+          <w:p>
+            <w:r>
+              <w:rPr>
+                <w:rFonts w:ascii="Times New Roman" w:hAnsi="Times New Roman" w:eastAsia="宋体"/>
+                <w:b w:val="0"/>
+                <w:sz w:val="21"/>
+              </w:rPr>
+              <w:t>16</w:t>
+            </w:r>
+          </w:p>
+        </w:tc>
+      </w:tr>
+      <w:tr>
+        <w:tc>
+          <w:tcPr>
+            <w:tcW w:type="dxa" w:w="4320"/>
+          </w:tcPr>
+          <w:p>
+            <w:r>
+              <w:rPr>
+                <w:rFonts w:ascii="Times New Roman" w:hAnsi="Times New Roman" w:eastAsia="宋体"/>
+                <w:b w:val="0"/>
+                <w:sz w:val="21"/>
+              </w:rPr>
+              <w:t>第5章审批/台账/平台类（需人工）</w:t>
+            </w:r>
+          </w:p>
+        </w:tc>
+        <w:tc>
+          <w:tcPr>
+            <w:tcW w:type="dxa" w:w="4320"/>
+          </w:tcPr>
+          <w:p>
+            <w:r>
+              <w:rPr>
+                <w:rFonts w:ascii="Times New Roman" w:hAnsi="Times New Roman" w:eastAsia="宋体"/>
+                <w:b w:val="0"/>
+                <w:sz w:val="21"/>
+              </w:rPr>
+              <w:t>9</w:t>
+            </w:r>
+          </w:p>
+        </w:tc>
+      </w:tr>
+      <w:tr>
+        <w:tc>
+          <w:tcPr>
+            <w:tcW w:type="dxa" w:w="4320"/>
+          </w:tcPr>
+          <w:p>
+            <w:r>
+              <w:rPr>
+                <w:rFonts w:ascii="Times New Roman" w:hAnsi="Times New Roman" w:eastAsia="宋体"/>
+                <w:b w:val="0"/>
+                <w:sz w:val="21"/>
+              </w:rPr>
+              <w:t>部分组件对象待补（其余对象需人工）</w:t>
+            </w:r>
+          </w:p>
+        </w:tc>
+        <w:tc>
+          <w:tcPr>
+            <w:tcW w:type="dxa" w:w="4320"/>
+          </w:tcPr>
+          <w:p>
+            <w:r>
+              <w:rPr>
+                <w:rFonts w:ascii="Times New Roman" w:hAnsi="Times New Roman" w:eastAsia="宋体"/>
+                <w:b w:val="0"/>
+                <w:sz w:val="21"/>
+              </w:rPr>
+              <w:t>6</w:t>
+            </w:r>
+          </w:p>
+        </w:tc>
+      </w:tr>
+      <w:tr>
+        <w:tc>
+          <w:tcPr>
+            <w:tcW w:type="dxa" w:w="4320"/>
+          </w:tcPr>
+          <w:p>
+            <w:r>
+              <w:rPr>
+                <w:rFonts w:ascii="Times New Roman" w:hAnsi="Times New Roman" w:eastAsia="宋体"/>
+                <w:b w:val="0"/>
+                <w:sz w:val="21"/>
+              </w:rPr>
+              <w:t>第5章部分信号+台账比对</w:t>
             </w:r>
           </w:p>
         </w:tc>
@@ -13220,7 +13284,7 @@
           <w:b w:val="0"/>
           <w:sz w:val="21"/>
         </w:rPr>
-        <w:t>这 50 项部分实现，一半本来就只能靠人工，脚本标 manual 是合理的；另一半理论上还能自动化，只是受环境限制。</w:t>
+        <w:t>这 76 项部分实现，一半本来就是只能人工的，脚本标 manual 是合理的；另一半补上对应平台或组件的自动判定后即可转为已实现。</w:t>
       </w:r>
     </w:p>
     <w:p>
@@ -13234,7 +13298,7 @@
           <w:b w:val="0"/>
           <w:sz w:val="21"/>
         </w:rPr>
-        <w:t>只能人工的：第 6 至 9 章（物理、组织、制度、管理）22 项，要到机房看设备台账、翻组织文件、核对制度版本和演练记录。第 5 章的 5.1、5.2、5.12 至 5.15、5.17、5.20、5.21 共 9 项，是跨网审批单、方案文档与平台界面类核查。第 3 章的 3.4 载体销毁、3.12 采集范围、3.14 大数据管控，涉及物理销毁和业务范围比对。第 4 章的 4.9、4.10、4.13、4.20、4.26、4.27、4.28、4.29、4.31，多是应用层或代码级能力，得靠渗透测试、代码审计或现场台账。再有第 1 章的 1.16、1.27，需要代码审计或采购凭证。</w:t>
+        <w:t>只能人工的：第 6 至 9 章（物理、组织、制度、管理）22 项，要到机房看设备台账、翻组织文件、核对制度版本和演练记录。第 5 章台账/平台类 9 项，是跨网审批单、方案文档与平台界面核查。适用对象均需人工的 20 项（1.13、1.16、1.22、1.27、3.4、3.12、3.14、4.1、4.5、4.9、4.10、4.13、4.15、4.20、4.21、4.26、4.27、4.28、4.29、4.32），涉及应用层代码能力、物理销毁过程与文档台账比对。</w:t>
       </w:r>
     </w:p>
     <w:p>
@@ -13248,7 +13312,7 @@
           <w:b w:val="0"/>
           <w:sz w:val="21"/>
         </w:rPr>
-        <w:t>还能自动化的：第 3 章的 3.1、3.7、3.9、3.13，Windows 侧已能测 BitLocker 和 HTTPS 端口，数据库 TDE、SSL 连接因为要登录数据库才标 manual。第 4 章的 4.1、4.2、4.3、4.4、4.7、4.11、4.14、4.19、4.30，检测命令已经补了，只在没部署相应服务时才标 manual。</w:t>
+        <w:t>还能自动化的：一侧 OS 平台待补 16 项——麒麟侧 2.2、2.5、2.6、2.8、2.15、3.8、3.10、4.6、4.8、4.11、4.12、4.17、4.23、4.24、1.25（Windows 侧脚本已能自动判定，麒麟侧脚本仅输出核查方法），Windows 侧 4.31（与前者相反）；补齐对应平台脚本即可全对象自动。组件对象待补 6 项（1.1、1.8、1.20、1.21、1.24、2.16）——达梦侧 6 处、SQL Server 侧 2 处、Redis 侧 2 处仅人工，补齐组件脚本判定分支即可。</w:t>
       </w:r>
     </w:p>
     <w:p>
@@ -13262,7 +13326,7 @@
           <w:b w:val="0"/>
           <w:sz w:val="21"/>
         </w:rPr>
-        <w:t>2.3 应用口令、3.6 边界防泄漏此前仅标「不适用」，本轮已补真实检测：2.3 核查空口令账户与图形界面自动登录（/etc/shadow、lightdm/sddm/gdm、注册表 AutoAdminLogon/LimitBlankPasswordUse），3.6 按 3.6.3(3) 核查终端 DLP/管控客户端联动（进程、安装包、卸载注册表）。</w:t>
+        <w:t>2.3 应用口令、3.6 边界防泄漏此前仅标「不适用」，此前会话已补真实检测：2.3 核查空口令账户与图形界面自动登录（/etc/shadow、lightdm/sddm/gdm、注册表 AutoAdminLogon/LimitBlankPasswordUse），3.6 按 3.6.3(3) 核查终端 DLP/管控客户端联动（进程、安装包、卸载注册表），现均为已实现。</w:t>
       </w:r>
     </w:p>
     <w:p>
@@ -13291,7 +13355,7 @@
           <w:b w:val="0"/>
           <w:sz w:val="21"/>
         </w:rPr>
-        <w:t>下一步几件事。第 5 章上真机核查时，用 check_network.sh init 生成采集清单，运维陪同采集回显后跑 check 出报告；遇到解析不出的回显格式，把回显片段补进特征匹配。第 4 章里依赖代码审计和渗透测试的项（4.9、4.10、4.26、4.27、4.28），补上 WAF 和代码扫描工具。第 6 至 9 章和第 5 章台账类这类只能人工的，用人工核查台（manual_check.html）逐项记录、粘贴取证截图并导出报告。2.3 应用口令、3.6 边界防泄漏已完成补测，136 项全部有核查工具覆盖（自动判定或人工路径）。</w:t>
+        <w:t>下一步几件事。麒麟侧 15 项待补自动判定（多为应用层配置类，可参照 Windows 侧实现），达梦/SQL Server/Redis 组件侧 8 处待补判定分支；补齐后约 22 项可从部分实现转已实现。第 5 章上真机核查时，用 check_network.sh init 生成采集清单，运维陪同采集回显后跑 check 出报告；遇到解析不出的回显格式，把回显片段补进特征匹配。第 4 章里依赖代码审计和渗透测试的项（4.9、4.10、4.26、4.27、4.28），补上 WAF 和代码扫描工具。第 6 至 9 章和第 5 章台账类这类只能人工的，用人工核查台（manual_check.html）逐项记录、粘贴取证截图并导出报告。136 项全部有核查工具覆盖（自动判定或人工路径）。</w:t>
       </w:r>
     </w:p>
     <w:sectPr>

--- a/checklist_tool/指导书与核查工具交叉验证报告.docx
+++ b/checklist_tool/指导书与核查工具交叉验证报告.docx
@@ -57,7 +57,7 @@
           <w:b w:val="0"/>
           <w:sz w:val="21"/>
         </w:rPr>
-        <w:t>对《配置核查作业指导书》v2.2 与自动化核查工具（Windows VBScript 版、麒麟 Bash 版、网络设备核查 check_network.sh）逐项比对，共核对 136 个编号检查项。以核查表勾选矩阵（√ 适用 / — 不适用）确定每项的适用对象，逐对象核对脚本自动判定能力：已实现 60 项，部分实现 76 项，未实现 0 项，自动化覆盖率 44.1%。</w:t>
+        <w:t>对《配置核查作业指导书》v2.2 与自动化核查工具（Windows VBScript 版、麒麟 Bash 版、网络设备核查 check_network.sh）逐项比对，共核对 136 个编号检查项。以「脚本是否实际执行核查」为判定标准，结合核查表勾选矩阵（√ 适用 / — 不适用）逐对象核对脚本能力：可自动化 61 项，部分可自动化 30 项，需人工 45 项，自动化覆盖率 44.9%。</w:t>
       </w:r>
     </w:p>
     <w:tbl>
@@ -131,7 +131,7 @@
                 <w:b w:val="0"/>
                 <w:sz w:val="21"/>
               </w:rPr>
-              <w:t>已实现</w:t>
+              <w:t>可自动化</w:t>
             </w:r>
           </w:p>
         </w:tc>
@@ -146,7 +146,7 @@
                 <w:b w:val="0"/>
                 <w:sz w:val="21"/>
               </w:rPr>
-              <w:t>60</w:t>
+              <w:t>61</w:t>
             </w:r>
           </w:p>
         </w:tc>
@@ -161,7 +161,7 @@
                 <w:b w:val="0"/>
                 <w:sz w:val="21"/>
               </w:rPr>
-              <w:t>44.1%</w:t>
+              <w:t>44.9%</w:t>
             </w:r>
           </w:p>
         </w:tc>
@@ -178,7 +178,7 @@
                 <w:b w:val="0"/>
                 <w:sz w:val="21"/>
               </w:rPr>
-              <w:t>部分实现</w:t>
+              <w:t>部分可自动化</w:t>
             </w:r>
           </w:p>
         </w:tc>
@@ -193,7 +193,7 @@
                 <w:b w:val="0"/>
                 <w:sz w:val="21"/>
               </w:rPr>
-              <w:t>76</w:t>
+              <w:t>30</w:t>
             </w:r>
           </w:p>
         </w:tc>
@@ -208,7 +208,7 @@
                 <w:b w:val="0"/>
                 <w:sz w:val="21"/>
               </w:rPr>
-              <w:t>55.9%</w:t>
+              <w:t>22.1%</w:t>
             </w:r>
           </w:p>
         </w:tc>
@@ -225,7 +225,7 @@
                 <w:b w:val="0"/>
                 <w:sz w:val="21"/>
               </w:rPr>
-              <w:t>未实现</w:t>
+              <w:t>需人工</w:t>
             </w:r>
           </w:p>
         </w:tc>
@@ -240,7 +240,7 @@
                 <w:b w:val="0"/>
                 <w:sz w:val="21"/>
               </w:rPr>
-              <w:t>0</w:t>
+              <w:t>45</w:t>
             </w:r>
           </w:p>
         </w:tc>
@@ -255,7 +255,7 @@
                 <w:b w:val="0"/>
                 <w:sz w:val="21"/>
               </w:rPr>
-              <w:t>0.0%</w:t>
+              <w:t>33.1%</w:t>
             </w:r>
           </w:p>
         </w:tc>
@@ -272,7 +272,7 @@
           <w:b w:val="0"/>
           <w:sz w:val="21"/>
         </w:rPr>
-        <w:t>部分实现 76 项按原因分布：一侧 OS 平台待补自动判定 16 项（麒麟侧 15、Windows 侧 1）、部分组件对象待补 6 项（达梦、SQL Server、Redis 侧人工）、适用对象均需人工 20 项、第 5 章部分信号+台账比对 3 项、第 5 章台账/平台类 9 项、第 6-9 章现场文档类 22 项。</w:t>
+        <w:t>部分可自动化 30 项均为脚本已执行核查但存在边界：部分适用对象仅提示或未检测 12 项、部分对象采集证据后结论需人工 12 项、网络设备部分信号需台账比对 5 项、版本采集比对 1 项。需人工 45 项为脚本未执行该项核查的条目（第 1-4 章 17 项、第 5 章台账/平台类 6 项、第 6-9 章现场文档类 22 项）。</w:t>
       </w:r>
     </w:p>
     <w:p>
@@ -357,7 +357,7 @@
           <w:b w:val="0"/>
           <w:sz w:val="21"/>
         </w:rPr>
-        <w:t>从指导书 docx 提取全部编号检查项，从各脚本源码提取检查结果记录点（add_result/AddResult 的编号与判定状态）。每项的适用对象以核查表勾选矩阵为准（√ 适用 / — 不适用）：Windows/WinXP 对应 check_xp7.vbs、中标/银河麒麟对应 check_kylin.sh、各数据库与中间件对应双平台组件脚本（任一平台有自动判定分支即计该对象可自动）、网络设备对应 check_network.sh。按对象逐项比对，检查项的实现状态以脚本实际输出的判定（合格/不合格/需人工）为准。</w:t>
+        <w:t>从指导书 docx 提取全部编号检查项，从各脚本源码提取检查结果记录点。每项的适用对象以核查表勾选矩阵为准（√ 适用 / — 不适用）：Windows/WinXP 对应 check_xp7.vbs、中标/银河麒麟对应 check_kylin.sh、各数据库与中间件对应双平台组件脚本、网络设备对应 check_network.sh。「脚本是否实际执行核查」以脚本源码的检测分支与结果详情为依据：有自动判定（合格/不合格），或执行检测命令并输出采集结果（结论留人工确认）的，均属已核查；仅输出方法提示、未执行任何检测的，属未核查。</w:t>
       </w:r>
     </w:p>
     <w:p>
@@ -430,7 +430,7 @@
                 <w:b w:val="0"/>
                 <w:sz w:val="21"/>
               </w:rPr>
-              <w:t>已实现</w:t>
+              <w:t>可自动化</w:t>
             </w:r>
           </w:p>
         </w:tc>
@@ -462,7 +462,7 @@
                 <w:b w:val="0"/>
                 <w:sz w:val="21"/>
               </w:rPr>
-              <w:t>部分实现</w:t>
+              <w:t>部分可自动化</w:t>
             </w:r>
           </w:p>
         </w:tc>
@@ -477,7 +477,7 @@
                 <w:b w:val="0"/>
                 <w:sz w:val="21"/>
               </w:rPr>
-              <w:t>适用对象中仅部分可自动判定（其余对象或一侧平台需人工）；或脚本虽覆盖但仅输出核查方法、结论需人工确认</w:t>
+              <w:t>脚本已执行核查但存在边界：仅覆盖部分适用对象或一侧平台，或采集证据后结论需人工确认</w:t>
             </w:r>
           </w:p>
         </w:tc>
@@ -494,7 +494,7 @@
                 <w:b w:val="0"/>
                 <w:sz w:val="21"/>
               </w:rPr>
-              <w:t>未实现</w:t>
+              <w:t>需人工</w:t>
             </w:r>
           </w:p>
         </w:tc>
@@ -509,7 +509,7 @@
                 <w:b w:val="0"/>
                 <w:sz w:val="21"/>
               </w:rPr>
-              <w:t>无任何脚本覆盖该项</w:t>
+              <w:t>脚本未执行该项核查（仅输出指导书方法提示或无覆盖），需人工完成</w:t>
             </w:r>
           </w:p>
         </w:tc>
@@ -586,7 +586,7 @@
                 <w:b/>
                 <w:sz w:val="21"/>
               </w:rPr>
-              <w:t>已实现</w:t>
+              <w:t>可自动化</w:t>
             </w:r>
           </w:p>
         </w:tc>
@@ -601,7 +601,7 @@
                 <w:b/>
                 <w:sz w:val="21"/>
               </w:rPr>
-              <w:t>部分实现</w:t>
+              <w:t>部分可自动化</w:t>
             </w:r>
           </w:p>
         </w:tc>
@@ -616,7 +616,7 @@
                 <w:b/>
                 <w:sz w:val="21"/>
               </w:rPr>
-              <w:t>未实现</w:t>
+              <w:t>需人工</w:t>
             </w:r>
           </w:p>
         </w:tc>
@@ -678,22 +678,22 @@
                 <w:b w:val="0"/>
                 <w:sz w:val="21"/>
               </w:rPr>
-              <w:t>10</w:t>
-            </w:r>
-          </w:p>
-        </w:tc>
-        <w:tc>
-          <w:tcPr>
-            <w:tcW w:type="dxa" w:w="1728"/>
-          </w:tcPr>
-          <w:p>
-            <w:r>
-              <w:rPr>
-                <w:rFonts w:ascii="Times New Roman" w:hAnsi="Times New Roman" w:eastAsia="宋体"/>
-                <w:b w:val="0"/>
-                <w:sz w:val="21"/>
-              </w:rPr>
-              <w:t>0</w:t>
+              <w:t>7</w:t>
+            </w:r>
+          </w:p>
+        </w:tc>
+        <w:tc>
+          <w:tcPr>
+            <w:tcW w:type="dxa" w:w="1728"/>
+          </w:tcPr>
+          <w:p>
+            <w:r>
+              <w:rPr>
+                <w:rFonts w:ascii="Times New Roman" w:hAnsi="Times New Roman" w:eastAsia="宋体"/>
+                <w:b w:val="0"/>
+                <w:sz w:val="21"/>
+              </w:rPr>
+              <w:t>3</w:t>
             </w:r>
           </w:p>
         </w:tc>
@@ -832,22 +832,22 @@
                 <w:b w:val="0"/>
                 <w:sz w:val="21"/>
               </w:rPr>
-              <w:t>5</w:t>
-            </w:r>
-          </w:p>
-        </w:tc>
-        <w:tc>
-          <w:tcPr>
-            <w:tcW w:type="dxa" w:w="1728"/>
-          </w:tcPr>
-          <w:p>
-            <w:r>
-              <w:rPr>
-                <w:rFonts w:ascii="Times New Roman" w:hAnsi="Times New Roman" w:eastAsia="宋体"/>
-                <w:b w:val="0"/>
-                <w:sz w:val="21"/>
-              </w:rPr>
-              <w:t>0</w:t>
+              <w:t>2</w:t>
+            </w:r>
+          </w:p>
+        </w:tc>
+        <w:tc>
+          <w:tcPr>
+            <w:tcW w:type="dxa" w:w="1728"/>
+          </w:tcPr>
+          <w:p>
+            <w:r>
+              <w:rPr>
+                <w:rFonts w:ascii="Times New Roman" w:hAnsi="Times New Roman" w:eastAsia="宋体"/>
+                <w:b w:val="0"/>
+                <w:sz w:val="21"/>
+              </w:rPr>
+              <w:t>3</w:t>
             </w:r>
           </w:p>
         </w:tc>
@@ -909,22 +909,22 @@
                 <w:b w:val="0"/>
                 <w:sz w:val="21"/>
               </w:rPr>
-              <w:t>21</w:t>
-            </w:r>
-          </w:p>
-        </w:tc>
-        <w:tc>
-          <w:tcPr>
-            <w:tcW w:type="dxa" w:w="1728"/>
-          </w:tcPr>
-          <w:p>
-            <w:r>
-              <w:rPr>
-                <w:rFonts w:ascii="Times New Roman" w:hAnsi="Times New Roman" w:eastAsia="宋体"/>
-                <w:b w:val="0"/>
-                <w:sz w:val="21"/>
-              </w:rPr>
-              <w:t>0</w:t>
+              <w:t>10</w:t>
+            </w:r>
+          </w:p>
+        </w:tc>
+        <w:tc>
+          <w:tcPr>
+            <w:tcW w:type="dxa" w:w="1728"/>
+          </w:tcPr>
+          <w:p>
+            <w:r>
+              <w:rPr>
+                <w:rFonts w:ascii="Times New Roman" w:hAnsi="Times New Roman" w:eastAsia="宋体"/>
+                <w:b w:val="0"/>
+                <w:sz w:val="21"/>
+              </w:rPr>
+              <w:t>11</w:t>
             </w:r>
           </w:p>
         </w:tc>
@@ -971,21 +971,6 @@
                 <w:b w:val="0"/>
                 <w:sz w:val="21"/>
               </w:rPr>
-              <w:t>11</w:t>
-            </w:r>
-          </w:p>
-        </w:tc>
-        <w:tc>
-          <w:tcPr>
-            <w:tcW w:type="dxa" w:w="1728"/>
-          </w:tcPr>
-          <w:p>
-            <w:r>
-              <w:rPr>
-                <w:rFonts w:ascii="Times New Roman" w:hAnsi="Times New Roman" w:eastAsia="宋体"/>
-                <w:b w:val="0"/>
-                <w:sz w:val="21"/>
-              </w:rPr>
               <w:t>12</w:t>
             </w:r>
           </w:p>
@@ -1001,7 +986,22 @@
                 <w:b w:val="0"/>
                 <w:sz w:val="21"/>
               </w:rPr>
-              <w:t>0</w:t>
+              <w:t>5</w:t>
+            </w:r>
+          </w:p>
+        </w:tc>
+        <w:tc>
+          <w:tcPr>
+            <w:tcW w:type="dxa" w:w="1728"/>
+          </w:tcPr>
+          <w:p>
+            <w:r>
+              <w:rPr>
+                <w:rFonts w:ascii="Times New Roman" w:hAnsi="Times New Roman" w:eastAsia="宋体"/>
+                <w:b w:val="0"/>
+                <w:sz w:val="21"/>
+              </w:rPr>
+              <w:t>6</w:t>
             </w:r>
           </w:p>
         </w:tc>
@@ -1063,22 +1063,22 @@
                 <w:b w:val="0"/>
                 <w:sz w:val="21"/>
               </w:rPr>
+              <w:t>0</w:t>
+            </w:r>
+          </w:p>
+        </w:tc>
+        <w:tc>
+          <w:tcPr>
+            <w:tcW w:type="dxa" w:w="1728"/>
+          </w:tcPr>
+          <w:p>
+            <w:r>
+              <w:rPr>
+                <w:rFonts w:ascii="Times New Roman" w:hAnsi="Times New Roman" w:eastAsia="宋体"/>
+                <w:b w:val="0"/>
+                <w:sz w:val="21"/>
+              </w:rPr>
               <w:t>9</w:t>
-            </w:r>
-          </w:p>
-        </w:tc>
-        <w:tc>
-          <w:tcPr>
-            <w:tcW w:type="dxa" w:w="1728"/>
-          </w:tcPr>
-          <w:p>
-            <w:r>
-              <w:rPr>
-                <w:rFonts w:ascii="Times New Roman" w:hAnsi="Times New Roman" w:eastAsia="宋体"/>
-                <w:b w:val="0"/>
-                <w:sz w:val="21"/>
-              </w:rPr>
-              <w:t>0</w:t>
             </w:r>
           </w:p>
         </w:tc>
@@ -1140,22 +1140,22 @@
                 <w:b w:val="0"/>
                 <w:sz w:val="21"/>
               </w:rPr>
+              <w:t>0</w:t>
+            </w:r>
+          </w:p>
+        </w:tc>
+        <w:tc>
+          <w:tcPr>
+            <w:tcW w:type="dxa" w:w="1728"/>
+          </w:tcPr>
+          <w:p>
+            <w:r>
+              <w:rPr>
+                <w:rFonts w:ascii="Times New Roman" w:hAnsi="Times New Roman" w:eastAsia="宋体"/>
+                <w:b w:val="0"/>
+                <w:sz w:val="21"/>
+              </w:rPr>
               <w:t>5</w:t>
-            </w:r>
-          </w:p>
-        </w:tc>
-        <w:tc>
-          <w:tcPr>
-            <w:tcW w:type="dxa" w:w="1728"/>
-          </w:tcPr>
-          <w:p>
-            <w:r>
-              <w:rPr>
-                <w:rFonts w:ascii="Times New Roman" w:hAnsi="Times New Roman" w:eastAsia="宋体"/>
-                <w:b w:val="0"/>
-                <w:sz w:val="21"/>
-              </w:rPr>
-              <w:t>0</w:t>
             </w:r>
           </w:p>
         </w:tc>
@@ -1217,22 +1217,22 @@
                 <w:b w:val="0"/>
                 <w:sz w:val="21"/>
               </w:rPr>
+              <w:t>0</w:t>
+            </w:r>
+          </w:p>
+        </w:tc>
+        <w:tc>
+          <w:tcPr>
+            <w:tcW w:type="dxa" w:w="1728"/>
+          </w:tcPr>
+          <w:p>
+            <w:r>
+              <w:rPr>
+                <w:rFonts w:ascii="Times New Roman" w:hAnsi="Times New Roman" w:eastAsia="宋体"/>
+                <w:b w:val="0"/>
+                <w:sz w:val="21"/>
+              </w:rPr>
               <w:t>4</w:t>
-            </w:r>
-          </w:p>
-        </w:tc>
-        <w:tc>
-          <w:tcPr>
-            <w:tcW w:type="dxa" w:w="1728"/>
-          </w:tcPr>
-          <w:p>
-            <w:r>
-              <w:rPr>
-                <w:rFonts w:ascii="Times New Roman" w:hAnsi="Times New Roman" w:eastAsia="宋体"/>
-                <w:b w:val="0"/>
-                <w:sz w:val="21"/>
-              </w:rPr>
-              <w:t>0</w:t>
             </w:r>
           </w:p>
         </w:tc>
@@ -1294,22 +1294,22 @@
                 <w:b w:val="0"/>
                 <w:sz w:val="21"/>
               </w:rPr>
+              <w:t>0</w:t>
+            </w:r>
+          </w:p>
+        </w:tc>
+        <w:tc>
+          <w:tcPr>
+            <w:tcW w:type="dxa" w:w="1728"/>
+          </w:tcPr>
+          <w:p>
+            <w:r>
+              <w:rPr>
+                <w:rFonts w:ascii="Times New Roman" w:hAnsi="Times New Roman" w:eastAsia="宋体"/>
+                <w:b w:val="0"/>
+                <w:sz w:val="21"/>
+              </w:rPr>
               <w:t>4</w:t>
-            </w:r>
-          </w:p>
-        </w:tc>
-        <w:tc>
-          <w:tcPr>
-            <w:tcW w:type="dxa" w:w="1728"/>
-          </w:tcPr>
-          <w:p>
-            <w:r>
-              <w:rPr>
-                <w:rFonts w:ascii="Times New Roman" w:hAnsi="Times New Roman" w:eastAsia="宋体"/>
-                <w:b w:val="0"/>
-                <w:sz w:val="21"/>
-              </w:rPr>
-              <w:t>0</w:t>
             </w:r>
           </w:p>
         </w:tc>
@@ -1570,22 +1570,22 @@
                 <w:b w:val="0"/>
                 <w:sz w:val="21"/>
               </w:rPr>
-              <w:t>部分实现</w:t>
-            </w:r>
-          </w:p>
-        </w:tc>
-        <w:tc>
-          <w:tcPr>
-            <w:tcW w:type="dxa" w:w="1728"/>
-          </w:tcPr>
-          <w:p>
-            <w:r>
-              <w:rPr>
-                <w:rFonts w:ascii="Times New Roman" w:hAnsi="Times New Roman" w:eastAsia="宋体"/>
-                <w:b w:val="0"/>
-                <w:sz w:val="21"/>
-              </w:rPr>
-              <w:t>Windows、麒麟、Nginx、Tomcat、MySQL、SQL Server、Redis 可自动判定；达梦 需人工</w:t>
+              <w:t>部分可自动化</w:t>
+            </w:r>
+          </w:p>
+        </w:tc>
+        <w:tc>
+          <w:tcPr>
+            <w:tcW w:type="dxa" w:w="1728"/>
+          </w:tcPr>
+          <w:p>
+            <w:r>
+              <w:rPr>
+                <w:rFonts w:ascii="Times New Roman" w:hAnsi="Times New Roman" w:eastAsia="宋体"/>
+                <w:b w:val="0"/>
+                <w:sz w:val="21"/>
+              </w:rPr>
+              <w:t>Windows、麒麟、Nginx、Tomcat、MySQL、SQL Server、Redis 自动判定；达梦 脚本采集证据、结论需人工</w:t>
             </w:r>
           </w:p>
         </w:tc>
@@ -1647,7 +1647,7 @@
                 <w:b w:val="0"/>
                 <w:sz w:val="21"/>
               </w:rPr>
-              <w:t>已实现</w:t>
+              <w:t>可自动化</w:t>
             </w:r>
           </w:p>
         </w:tc>
@@ -1724,7 +1724,7 @@
                 <w:b w:val="0"/>
                 <w:sz w:val="21"/>
               </w:rPr>
-              <w:t>已实现</w:t>
+              <w:t>可自动化</w:t>
             </w:r>
           </w:p>
         </w:tc>
@@ -1801,7 +1801,7 @@
                 <w:b w:val="0"/>
                 <w:sz w:val="21"/>
               </w:rPr>
-              <w:t>已实现</w:t>
+              <w:t>可自动化</w:t>
             </w:r>
           </w:p>
         </w:tc>
@@ -1878,7 +1878,7 @@
                 <w:b w:val="0"/>
                 <w:sz w:val="21"/>
               </w:rPr>
-              <w:t>已实现</w:t>
+              <w:t>可自动化</w:t>
             </w:r>
           </w:p>
         </w:tc>
@@ -1955,7 +1955,7 @@
                 <w:b w:val="0"/>
                 <w:sz w:val="21"/>
               </w:rPr>
-              <w:t>已实现</w:t>
+              <w:t>可自动化</w:t>
             </w:r>
           </w:p>
         </w:tc>
@@ -2032,7 +2032,7 @@
                 <w:b w:val="0"/>
                 <w:sz w:val="21"/>
               </w:rPr>
-              <w:t>已实现</w:t>
+              <w:t>可自动化</w:t>
             </w:r>
           </w:p>
         </w:tc>
@@ -2109,22 +2109,22 @@
                 <w:b w:val="0"/>
                 <w:sz w:val="21"/>
               </w:rPr>
-              <w:t>部分实现</w:t>
-            </w:r>
-          </w:p>
-        </w:tc>
-        <w:tc>
-          <w:tcPr>
-            <w:tcW w:type="dxa" w:w="1728"/>
-          </w:tcPr>
-          <w:p>
-            <w:r>
-              <w:rPr>
-                <w:rFonts w:ascii="Times New Roman" w:hAnsi="Times New Roman" w:eastAsia="宋体"/>
-                <w:b w:val="0"/>
-                <w:sz w:val="21"/>
-              </w:rPr>
-              <w:t>MySQL、SQL Server、Redis 可自动判定；达梦 需人工</w:t>
+              <w:t>部分可自动化</w:t>
+            </w:r>
+          </w:p>
+        </w:tc>
+        <w:tc>
+          <w:tcPr>
+            <w:tcW w:type="dxa" w:w="1728"/>
+          </w:tcPr>
+          <w:p>
+            <w:r>
+              <w:rPr>
+                <w:rFonts w:ascii="Times New Roman" w:hAnsi="Times New Roman" w:eastAsia="宋体"/>
+                <w:b w:val="0"/>
+                <w:sz w:val="21"/>
+              </w:rPr>
+              <w:t>MySQL、SQL Server、Redis 自动判定；达梦 脚本采集证据、结论需人工</w:t>
             </w:r>
           </w:p>
         </w:tc>
@@ -2186,7 +2186,7 @@
                 <w:b w:val="0"/>
                 <w:sz w:val="21"/>
               </w:rPr>
-              <w:t>已实现</w:t>
+              <w:t>可自动化</w:t>
             </w:r>
           </w:p>
         </w:tc>
@@ -2263,7 +2263,7 @@
                 <w:b w:val="0"/>
                 <w:sz w:val="21"/>
               </w:rPr>
-              <w:t>已实现</w:t>
+              <w:t>可自动化</w:t>
             </w:r>
           </w:p>
         </w:tc>
@@ -2340,7 +2340,7 @@
                 <w:b w:val="0"/>
                 <w:sz w:val="21"/>
               </w:rPr>
-              <w:t>已实现</w:t>
+              <w:t>可自动化</w:t>
             </w:r>
           </w:p>
         </w:tc>
@@ -2417,7 +2417,7 @@
                 <w:b w:val="0"/>
                 <w:sz w:val="21"/>
               </w:rPr>
-              <w:t>已实现</w:t>
+              <w:t>可自动化</w:t>
             </w:r>
           </w:p>
         </w:tc>
@@ -2494,22 +2494,22 @@
                 <w:b w:val="0"/>
                 <w:sz w:val="21"/>
               </w:rPr>
-              <w:t>部分实现</w:t>
-            </w:r>
-          </w:p>
-        </w:tc>
-        <w:tc>
-          <w:tcPr>
-            <w:tcW w:type="dxa" w:w="1728"/>
-          </w:tcPr>
-          <w:p>
-            <w:r>
-              <w:rPr>
-                <w:rFonts w:ascii="Times New Roman" w:hAnsi="Times New Roman" w:eastAsia="宋体"/>
-                <w:b w:val="0"/>
-                <w:sz w:val="21"/>
-              </w:rPr>
-              <w:t>脚本输出核查方法，结论需人工确认</w:t>
+              <w:t>需人工</w:t>
+            </w:r>
+          </w:p>
+        </w:tc>
+        <w:tc>
+          <w:tcPr>
+            <w:tcW w:type="dxa" w:w="1728"/>
+          </w:tcPr>
+          <w:p>
+            <w:r>
+              <w:rPr>
+                <w:rFonts w:ascii="Times New Roman" w:hAnsi="Times New Roman" w:eastAsia="宋体"/>
+                <w:b w:val="0"/>
+                <w:sz w:val="21"/>
+              </w:rPr>
+              <w:t>脚本未执行该项检测，仅输出指导书方法提示</w:t>
             </w:r>
           </w:p>
         </w:tc>
@@ -2571,7 +2571,7 @@
                 <w:b w:val="0"/>
                 <w:sz w:val="21"/>
               </w:rPr>
-              <w:t>已实现</w:t>
+              <w:t>可自动化</w:t>
             </w:r>
           </w:p>
         </w:tc>
@@ -2648,7 +2648,7 @@
                 <w:b w:val="0"/>
                 <w:sz w:val="21"/>
               </w:rPr>
-              <w:t>已实现</w:t>
+              <w:t>可自动化</w:t>
             </w:r>
           </w:p>
         </w:tc>
@@ -2725,22 +2725,22 @@
                 <w:b w:val="0"/>
                 <w:sz w:val="21"/>
               </w:rPr>
-              <w:t>部分实现</w:t>
-            </w:r>
-          </w:p>
-        </w:tc>
-        <w:tc>
-          <w:tcPr>
-            <w:tcW w:type="dxa" w:w="1728"/>
-          </w:tcPr>
-          <w:p>
-            <w:r>
-              <w:rPr>
-                <w:rFonts w:ascii="Times New Roman" w:hAnsi="Times New Roman" w:eastAsia="宋体"/>
-                <w:b w:val="0"/>
-                <w:sz w:val="21"/>
-              </w:rPr>
-              <w:t>脚本输出核查方法，结论需人工确认</w:t>
+              <w:t>需人工</w:t>
+            </w:r>
+          </w:p>
+        </w:tc>
+        <w:tc>
+          <w:tcPr>
+            <w:tcW w:type="dxa" w:w="1728"/>
+          </w:tcPr>
+          <w:p>
+            <w:r>
+              <w:rPr>
+                <w:rFonts w:ascii="Times New Roman" w:hAnsi="Times New Roman" w:eastAsia="宋体"/>
+                <w:b w:val="0"/>
+                <w:sz w:val="21"/>
+              </w:rPr>
+              <w:t>脚本未执行该项检测，仅输出指导书方法提示</w:t>
             </w:r>
           </w:p>
         </w:tc>
@@ -2802,7 +2802,7 @@
                 <w:b w:val="0"/>
                 <w:sz w:val="21"/>
               </w:rPr>
-              <w:t>已实现</w:t>
+              <w:t>可自动化</w:t>
             </w:r>
           </w:p>
         </w:tc>
@@ -2879,7 +2879,7 @@
                 <w:b w:val="0"/>
                 <w:sz w:val="21"/>
               </w:rPr>
-              <w:t>已实现</w:t>
+              <w:t>可自动化</w:t>
             </w:r>
           </w:p>
         </w:tc>
@@ -2956,7 +2956,7 @@
                 <w:b w:val="0"/>
                 <w:sz w:val="21"/>
               </w:rPr>
-              <w:t>已实现</w:t>
+              <w:t>可自动化</w:t>
             </w:r>
           </w:p>
         </w:tc>
@@ -3033,22 +3033,22 @@
                 <w:b w:val="0"/>
                 <w:sz w:val="21"/>
               </w:rPr>
-              <w:t>部分实现</w:t>
-            </w:r>
-          </w:p>
-        </w:tc>
-        <w:tc>
-          <w:tcPr>
-            <w:tcW w:type="dxa" w:w="1728"/>
-          </w:tcPr>
-          <w:p>
-            <w:r>
-              <w:rPr>
-                <w:rFonts w:ascii="Times New Roman" w:hAnsi="Times New Roman" w:eastAsia="宋体"/>
-                <w:b w:val="0"/>
-                <w:sz w:val="21"/>
-              </w:rPr>
-              <w:t>MySQL、达梦、Redis 可自动判定；SQL Server 需人工</w:t>
+              <w:t>部分可自动化</w:t>
+            </w:r>
+          </w:p>
+        </w:tc>
+        <w:tc>
+          <w:tcPr>
+            <w:tcW w:type="dxa" w:w="1728"/>
+          </w:tcPr>
+          <w:p>
+            <w:r>
+              <w:rPr>
+                <w:rFonts w:ascii="Times New Roman" w:hAnsi="Times New Roman" w:eastAsia="宋体"/>
+                <w:b w:val="0"/>
+                <w:sz w:val="21"/>
+              </w:rPr>
+              <w:t>MySQL、达梦、Redis 自动判定；SQL Server 未检测需人工</w:t>
             </w:r>
           </w:p>
         </w:tc>
@@ -3110,22 +3110,22 @@
                 <w:b w:val="0"/>
                 <w:sz w:val="21"/>
               </w:rPr>
-              <w:t>部分实现</w:t>
-            </w:r>
-          </w:p>
-        </w:tc>
-        <w:tc>
-          <w:tcPr>
-            <w:tcW w:type="dxa" w:w="1728"/>
-          </w:tcPr>
-          <w:p>
-            <w:r>
-              <w:rPr>
-                <w:rFonts w:ascii="Times New Roman" w:hAnsi="Times New Roman" w:eastAsia="宋体"/>
-                <w:b w:val="0"/>
-                <w:sz w:val="21"/>
-              </w:rPr>
-              <w:t>MySQL、SQL Server 可自动判定；达梦、Redis 需人工</w:t>
+              <w:t>部分可自动化</w:t>
+            </w:r>
+          </w:p>
+        </w:tc>
+        <w:tc>
+          <w:tcPr>
+            <w:tcW w:type="dxa" w:w="1728"/>
+          </w:tcPr>
+          <w:p>
+            <w:r>
+              <w:rPr>
+                <w:rFonts w:ascii="Times New Roman" w:hAnsi="Times New Roman" w:eastAsia="宋体"/>
+                <w:b w:val="0"/>
+                <w:sz w:val="21"/>
+              </w:rPr>
+              <w:t>MySQL、SQL Server 自动判定；达梦、Redis 未检测需人工</w:t>
             </w:r>
           </w:p>
         </w:tc>
@@ -3187,22 +3187,22 @@
                 <w:b w:val="0"/>
                 <w:sz w:val="21"/>
               </w:rPr>
-              <w:t>部分实现</w:t>
-            </w:r>
-          </w:p>
-        </w:tc>
-        <w:tc>
-          <w:tcPr>
-            <w:tcW w:type="dxa" w:w="1728"/>
-          </w:tcPr>
-          <w:p>
-            <w:r>
-              <w:rPr>
-                <w:rFonts w:ascii="Times New Roman" w:hAnsi="Times New Roman" w:eastAsia="宋体"/>
-                <w:b w:val="0"/>
-                <w:sz w:val="21"/>
-              </w:rPr>
-              <w:t>脚本输出核查方法，结论需人工确认</w:t>
+              <w:t>需人工</w:t>
+            </w:r>
+          </w:p>
+        </w:tc>
+        <w:tc>
+          <w:tcPr>
+            <w:tcW w:type="dxa" w:w="1728"/>
+          </w:tcPr>
+          <w:p>
+            <w:r>
+              <w:rPr>
+                <w:rFonts w:ascii="Times New Roman" w:hAnsi="Times New Roman" w:eastAsia="宋体"/>
+                <w:b w:val="0"/>
+                <w:sz w:val="21"/>
+              </w:rPr>
+              <w:t>脚本未执行该项检测，仅输出指导书方法提示</w:t>
             </w:r>
           </w:p>
         </w:tc>
@@ -3264,7 +3264,7 @@
                 <w:b w:val="0"/>
                 <w:sz w:val="21"/>
               </w:rPr>
-              <w:t>已实现</w:t>
+              <w:t>可自动化</w:t>
             </w:r>
           </w:p>
         </w:tc>
@@ -3341,22 +3341,22 @@
                 <w:b w:val="0"/>
                 <w:sz w:val="21"/>
               </w:rPr>
-              <w:t>部分实现</w:t>
-            </w:r>
-          </w:p>
-        </w:tc>
-        <w:tc>
-          <w:tcPr>
-            <w:tcW w:type="dxa" w:w="1728"/>
-          </w:tcPr>
-          <w:p>
-            <w:r>
-              <w:rPr>
-                <w:rFonts w:ascii="Times New Roman" w:hAnsi="Times New Roman" w:eastAsia="宋体"/>
-                <w:b w:val="0"/>
-                <w:sz w:val="21"/>
-              </w:rPr>
-              <w:t>Windows、麒麟、MySQL 可自动判定；SQL Server、达梦、Redis 需人工</w:t>
+              <w:t>部分可自动化</w:t>
+            </w:r>
+          </w:p>
+        </w:tc>
+        <w:tc>
+          <w:tcPr>
+            <w:tcW w:type="dxa" w:w="1728"/>
+          </w:tcPr>
+          <w:p>
+            <w:r>
+              <w:rPr>
+                <w:rFonts w:ascii="Times New Roman" w:hAnsi="Times New Roman" w:eastAsia="宋体"/>
+                <w:b w:val="0"/>
+                <w:sz w:val="21"/>
+              </w:rPr>
+              <w:t>Windows、麒麟、MySQL 自动判定；SQL Server、达梦、Redis 未检测需人工</w:t>
             </w:r>
           </w:p>
         </w:tc>
@@ -3418,22 +3418,22 @@
                 <w:b w:val="0"/>
                 <w:sz w:val="21"/>
               </w:rPr>
-              <w:t>部分实现</w:t>
-            </w:r>
-          </w:p>
-        </w:tc>
-        <w:tc>
-          <w:tcPr>
-            <w:tcW w:type="dxa" w:w="1728"/>
-          </w:tcPr>
-          <w:p>
-            <w:r>
-              <w:rPr>
-                <w:rFonts w:ascii="Times New Roman" w:hAnsi="Times New Roman" w:eastAsia="宋体"/>
-                <w:b w:val="0"/>
-                <w:sz w:val="21"/>
-              </w:rPr>
-              <w:t>Windows、MySQL、SQL Server、达梦、Redis 可自动判定；麒麟 需人工</w:t>
+              <w:t>部分可自动化</w:t>
+            </w:r>
+          </w:p>
+        </w:tc>
+        <w:tc>
+          <w:tcPr>
+            <w:tcW w:type="dxa" w:w="1728"/>
+          </w:tcPr>
+          <w:p>
+            <w:r>
+              <w:rPr>
+                <w:rFonts w:ascii="Times New Roman" w:hAnsi="Times New Roman" w:eastAsia="宋体"/>
+                <w:b w:val="0"/>
+                <w:sz w:val="21"/>
+              </w:rPr>
+              <w:t>Windows、MySQL、SQL Server、达梦、Redis 自动判定；麒麟 未检测需人工</w:t>
             </w:r>
           </w:p>
         </w:tc>
@@ -3495,7 +3495,7 @@
                 <w:b w:val="0"/>
                 <w:sz w:val="21"/>
               </w:rPr>
-              <w:t>已实现</w:t>
+              <w:t>可自动化</w:t>
             </w:r>
           </w:p>
         </w:tc>
@@ -3572,22 +3572,22 @@
                 <w:b w:val="0"/>
                 <w:sz w:val="21"/>
               </w:rPr>
-              <w:t>部分实现</w:t>
-            </w:r>
-          </w:p>
-        </w:tc>
-        <w:tc>
-          <w:tcPr>
-            <w:tcW w:type="dxa" w:w="1728"/>
-          </w:tcPr>
-          <w:p>
-            <w:r>
-              <w:rPr>
-                <w:rFonts w:ascii="Times New Roman" w:hAnsi="Times New Roman" w:eastAsia="宋体"/>
-                <w:b w:val="0"/>
-                <w:sz w:val="21"/>
-              </w:rPr>
-              <w:t>正版/定制软件认定需人工核对采购与授权凭证（核查表未设行）</w:t>
+              <w:t>部分可自动化</w:t>
+            </w:r>
+          </w:p>
+        </w:tc>
+        <w:tc>
+          <w:tcPr>
+            <w:tcW w:type="dxa" w:w="1728"/>
+          </w:tcPr>
+          <w:p>
+            <w:r>
+              <w:rPr>
+                <w:rFonts w:ascii="Times New Roman" w:hAnsi="Times New Roman" w:eastAsia="宋体"/>
+                <w:b w:val="0"/>
+                <w:sz w:val="21"/>
+              </w:rPr>
+              <w:t>脚本采集版本与授权状态，正版/定制认定需人工核对采购凭证（核查表未设行）</w:t>
             </w:r>
           </w:p>
         </w:tc>
@@ -3756,7 +3756,7 @@
                 <w:b w:val="0"/>
                 <w:sz w:val="21"/>
               </w:rPr>
-              <w:t>已实现</w:t>
+              <w:t>可自动化</w:t>
             </w:r>
           </w:p>
         </w:tc>
@@ -3833,22 +3833,22 @@
                 <w:b w:val="0"/>
                 <w:sz w:val="21"/>
               </w:rPr>
-              <w:t>部分实现</w:t>
-            </w:r>
-          </w:p>
-        </w:tc>
-        <w:tc>
-          <w:tcPr>
-            <w:tcW w:type="dxa" w:w="1728"/>
-          </w:tcPr>
-          <w:p>
-            <w:r>
-              <w:rPr>
-                <w:rFonts w:ascii="Times New Roman" w:hAnsi="Times New Roman" w:eastAsia="宋体"/>
-                <w:b w:val="0"/>
-                <w:sz w:val="21"/>
-              </w:rPr>
-              <w:t>Windows 可自动判定；麒麟 需人工</w:t>
+              <w:t>部分可自动化</w:t>
+            </w:r>
+          </w:p>
+        </w:tc>
+        <w:tc>
+          <w:tcPr>
+            <w:tcW w:type="dxa" w:w="1728"/>
+          </w:tcPr>
+          <w:p>
+            <w:r>
+              <w:rPr>
+                <w:rFonts w:ascii="Times New Roman" w:hAnsi="Times New Roman" w:eastAsia="宋体"/>
+                <w:b w:val="0"/>
+                <w:sz w:val="21"/>
+              </w:rPr>
+              <w:t>Windows 自动判定；麒麟 未检测需人工</w:t>
             </w:r>
           </w:p>
         </w:tc>
@@ -3910,7 +3910,7 @@
                 <w:b w:val="0"/>
                 <w:sz w:val="21"/>
               </w:rPr>
-              <w:t>已实现</w:t>
+              <w:t>可自动化</w:t>
             </w:r>
           </w:p>
         </w:tc>
@@ -3987,7 +3987,7 @@
                 <w:b w:val="0"/>
                 <w:sz w:val="21"/>
               </w:rPr>
-              <w:t>已实现</w:t>
+              <w:t>可自动化</w:t>
             </w:r>
           </w:p>
         </w:tc>
@@ -4064,22 +4064,22 @@
                 <w:b w:val="0"/>
                 <w:sz w:val="21"/>
               </w:rPr>
-              <w:t>部分实现</w:t>
-            </w:r>
-          </w:p>
-        </w:tc>
-        <w:tc>
-          <w:tcPr>
-            <w:tcW w:type="dxa" w:w="1728"/>
-          </w:tcPr>
-          <w:p>
-            <w:r>
-              <w:rPr>
-                <w:rFonts w:ascii="Times New Roman" w:hAnsi="Times New Roman" w:eastAsia="宋体"/>
-                <w:b w:val="0"/>
-                <w:sz w:val="21"/>
-              </w:rPr>
-              <w:t>Windows 可自动判定；麒麟 需人工</w:t>
+              <w:t>部分可自动化</w:t>
+            </w:r>
+          </w:p>
+        </w:tc>
+        <w:tc>
+          <w:tcPr>
+            <w:tcW w:type="dxa" w:w="1728"/>
+          </w:tcPr>
+          <w:p>
+            <w:r>
+              <w:rPr>
+                <w:rFonts w:ascii="Times New Roman" w:hAnsi="Times New Roman" w:eastAsia="宋体"/>
+                <w:b w:val="0"/>
+                <w:sz w:val="21"/>
+              </w:rPr>
+              <w:t>Windows 自动判定；麒麟 脚本采集证据、结论需人工</w:t>
             </w:r>
           </w:p>
         </w:tc>
@@ -4141,22 +4141,22 @@
                 <w:b w:val="0"/>
                 <w:sz w:val="21"/>
               </w:rPr>
-              <w:t>部分实现</w:t>
-            </w:r>
-          </w:p>
-        </w:tc>
-        <w:tc>
-          <w:tcPr>
-            <w:tcW w:type="dxa" w:w="1728"/>
-          </w:tcPr>
-          <w:p>
-            <w:r>
-              <w:rPr>
-                <w:rFonts w:ascii="Times New Roman" w:hAnsi="Times New Roman" w:eastAsia="宋体"/>
-                <w:b w:val="0"/>
-                <w:sz w:val="21"/>
-              </w:rPr>
-              <w:t>Windows 可自动判定；麒麟 需人工</w:t>
+              <w:t>部分可自动化</w:t>
+            </w:r>
+          </w:p>
+        </w:tc>
+        <w:tc>
+          <w:tcPr>
+            <w:tcW w:type="dxa" w:w="1728"/>
+          </w:tcPr>
+          <w:p>
+            <w:r>
+              <w:rPr>
+                <w:rFonts w:ascii="Times New Roman" w:hAnsi="Times New Roman" w:eastAsia="宋体"/>
+                <w:b w:val="0"/>
+                <w:sz w:val="21"/>
+              </w:rPr>
+              <w:t>Windows 自动判定；麒麟 脚本采集证据、结论需人工</w:t>
             </w:r>
           </w:p>
         </w:tc>
@@ -4218,7 +4218,7 @@
                 <w:b w:val="0"/>
                 <w:sz w:val="21"/>
               </w:rPr>
-              <w:t>已实现</w:t>
+              <w:t>可自动化</w:t>
             </w:r>
           </w:p>
         </w:tc>
@@ -4295,22 +4295,22 @@
                 <w:b w:val="0"/>
                 <w:sz w:val="21"/>
               </w:rPr>
-              <w:t>部分实现</w:t>
-            </w:r>
-          </w:p>
-        </w:tc>
-        <w:tc>
-          <w:tcPr>
-            <w:tcW w:type="dxa" w:w="1728"/>
-          </w:tcPr>
-          <w:p>
-            <w:r>
-              <w:rPr>
-                <w:rFonts w:ascii="Times New Roman" w:hAnsi="Times New Roman" w:eastAsia="宋体"/>
-                <w:b w:val="0"/>
-                <w:sz w:val="21"/>
-              </w:rPr>
-              <w:t>Windows 可自动判定；麒麟 需人工</w:t>
+              <w:t>部分可自动化</w:t>
+            </w:r>
+          </w:p>
+        </w:tc>
+        <w:tc>
+          <w:tcPr>
+            <w:tcW w:type="dxa" w:w="1728"/>
+          </w:tcPr>
+          <w:p>
+            <w:r>
+              <w:rPr>
+                <w:rFonts w:ascii="Times New Roman" w:hAnsi="Times New Roman" w:eastAsia="宋体"/>
+                <w:b w:val="0"/>
+                <w:sz w:val="21"/>
+              </w:rPr>
+              <w:t>Windows 自动判定；麒麟 未检测需人工</w:t>
             </w:r>
           </w:p>
         </w:tc>
@@ -4372,7 +4372,7 @@
                 <w:b w:val="0"/>
                 <w:sz w:val="21"/>
               </w:rPr>
-              <w:t>已实现</w:t>
+              <w:t>可自动化</w:t>
             </w:r>
           </w:p>
         </w:tc>
@@ -4449,7 +4449,7 @@
                 <w:b w:val="0"/>
                 <w:sz w:val="21"/>
               </w:rPr>
-              <w:t>已实现</w:t>
+              <w:t>可自动化</w:t>
             </w:r>
           </w:p>
         </w:tc>
@@ -4526,7 +4526,7 @@
                 <w:b w:val="0"/>
                 <w:sz w:val="21"/>
               </w:rPr>
-              <w:t>已实现</w:t>
+              <w:t>可自动化</w:t>
             </w:r>
           </w:p>
         </w:tc>
@@ -4603,7 +4603,7 @@
                 <w:b w:val="0"/>
                 <w:sz w:val="21"/>
               </w:rPr>
-              <w:t>已实现</w:t>
+              <w:t>可自动化</w:t>
             </w:r>
           </w:p>
         </w:tc>
@@ -4680,7 +4680,7 @@
                 <w:b w:val="0"/>
                 <w:sz w:val="21"/>
               </w:rPr>
-              <w:t>已实现</w:t>
+              <w:t>可自动化</w:t>
             </w:r>
           </w:p>
         </w:tc>
@@ -4757,7 +4757,7 @@
                 <w:b w:val="0"/>
                 <w:sz w:val="21"/>
               </w:rPr>
-              <w:t>已实现</w:t>
+              <w:t>可自动化</w:t>
             </w:r>
           </w:p>
         </w:tc>
@@ -4834,22 +4834,22 @@
                 <w:b w:val="0"/>
                 <w:sz w:val="21"/>
               </w:rPr>
-              <w:t>部分实现</w:t>
-            </w:r>
-          </w:p>
-        </w:tc>
-        <w:tc>
-          <w:tcPr>
-            <w:tcW w:type="dxa" w:w="1728"/>
-          </w:tcPr>
-          <w:p>
-            <w:r>
-              <w:rPr>
-                <w:rFonts w:ascii="Times New Roman" w:hAnsi="Times New Roman" w:eastAsia="宋体"/>
-                <w:b w:val="0"/>
-                <w:sz w:val="21"/>
-              </w:rPr>
-              <w:t>Windows 可自动判定；麒麟 需人工</w:t>
+              <w:t>部分可自动化</w:t>
+            </w:r>
+          </w:p>
+        </w:tc>
+        <w:tc>
+          <w:tcPr>
+            <w:tcW w:type="dxa" w:w="1728"/>
+          </w:tcPr>
+          <w:p>
+            <w:r>
+              <w:rPr>
+                <w:rFonts w:ascii="Times New Roman" w:hAnsi="Times New Roman" w:eastAsia="宋体"/>
+                <w:b w:val="0"/>
+                <w:sz w:val="21"/>
+              </w:rPr>
+              <w:t>Windows 自动判定；麒麟 未检测需人工</w:t>
             </w:r>
           </w:p>
         </w:tc>
@@ -4911,22 +4911,22 @@
                 <w:b w:val="0"/>
                 <w:sz w:val="21"/>
               </w:rPr>
-              <w:t>部分实现</w:t>
-            </w:r>
-          </w:p>
-        </w:tc>
-        <w:tc>
-          <w:tcPr>
-            <w:tcW w:type="dxa" w:w="1728"/>
-          </w:tcPr>
-          <w:p>
-            <w:r>
-              <w:rPr>
-                <w:rFonts w:ascii="Times New Roman" w:hAnsi="Times New Roman" w:eastAsia="宋体"/>
-                <w:b w:val="0"/>
-                <w:sz w:val="21"/>
-              </w:rPr>
-              <w:t>Windows、麒麟、MySQL、SQL Server、Redis 可自动判定；达梦 需人工</w:t>
+              <w:t>部分可自动化</w:t>
+            </w:r>
+          </w:p>
+        </w:tc>
+        <w:tc>
+          <w:tcPr>
+            <w:tcW w:type="dxa" w:w="1728"/>
+          </w:tcPr>
+          <w:p>
+            <w:r>
+              <w:rPr>
+                <w:rFonts w:ascii="Times New Roman" w:hAnsi="Times New Roman" w:eastAsia="宋体"/>
+                <w:b w:val="0"/>
+                <w:sz w:val="21"/>
+              </w:rPr>
+              <w:t>Windows、麒麟、MySQL、SQL Server、Redis 自动判定；达梦 脚本采集证据、结论需人工</w:t>
             </w:r>
           </w:p>
         </w:tc>
@@ -5095,7 +5095,7 @@
                 <w:b w:val="0"/>
                 <w:sz w:val="21"/>
               </w:rPr>
-              <w:t>已实现</w:t>
+              <w:t>可自动化</w:t>
             </w:r>
           </w:p>
         </w:tc>
@@ -5172,7 +5172,7 @@
                 <w:b w:val="0"/>
                 <w:sz w:val="21"/>
               </w:rPr>
-              <w:t>已实现</w:t>
+              <w:t>可自动化</w:t>
             </w:r>
           </w:p>
         </w:tc>
@@ -5249,7 +5249,7 @@
                 <w:b w:val="0"/>
                 <w:sz w:val="21"/>
               </w:rPr>
-              <w:t>已实现</w:t>
+              <w:t>可自动化</w:t>
             </w:r>
           </w:p>
         </w:tc>
@@ -5326,22 +5326,22 @@
                 <w:b w:val="0"/>
                 <w:sz w:val="21"/>
               </w:rPr>
-              <w:t>部分实现</w:t>
-            </w:r>
-          </w:p>
-        </w:tc>
-        <w:tc>
-          <w:tcPr>
-            <w:tcW w:type="dxa" w:w="1728"/>
-          </w:tcPr>
-          <w:p>
-            <w:r>
-              <w:rPr>
-                <w:rFonts w:ascii="Times New Roman" w:hAnsi="Times New Roman" w:eastAsia="宋体"/>
-                <w:b w:val="0"/>
-                <w:sz w:val="21"/>
-              </w:rPr>
-              <w:t>未勾选核查对象（载体销毁类条目），脚本输出核查方法，结论需人工</w:t>
+              <w:t>需人工</w:t>
+            </w:r>
+          </w:p>
+        </w:tc>
+        <w:tc>
+          <w:tcPr>
+            <w:tcW w:type="dxa" w:w="1728"/>
+          </w:tcPr>
+          <w:p>
+            <w:r>
+              <w:rPr>
+                <w:rFonts w:ascii="Times New Roman" w:hAnsi="Times New Roman" w:eastAsia="宋体"/>
+                <w:b w:val="0"/>
+                <w:sz w:val="21"/>
+              </w:rPr>
+              <w:t>脚本未执行该项检测</w:t>
             </w:r>
           </w:p>
         </w:tc>
@@ -5403,7 +5403,7 @@
                 <w:b w:val="0"/>
                 <w:sz w:val="21"/>
               </w:rPr>
-              <w:t>已实现</w:t>
+              <w:t>可自动化</w:t>
             </w:r>
           </w:p>
         </w:tc>
@@ -5480,7 +5480,7 @@
                 <w:b w:val="0"/>
                 <w:sz w:val="21"/>
               </w:rPr>
-              <w:t>已实现</w:t>
+              <w:t>可自动化</w:t>
             </w:r>
           </w:p>
         </w:tc>
@@ -5557,7 +5557,7 @@
                 <w:b w:val="0"/>
                 <w:sz w:val="21"/>
               </w:rPr>
-              <w:t>已实现</w:t>
+              <w:t>可自动化</w:t>
             </w:r>
           </w:p>
         </w:tc>
@@ -5634,22 +5634,22 @@
                 <w:b w:val="0"/>
                 <w:sz w:val="21"/>
               </w:rPr>
-              <w:t>部分实现</w:t>
-            </w:r>
-          </w:p>
-        </w:tc>
-        <w:tc>
-          <w:tcPr>
-            <w:tcW w:type="dxa" w:w="1728"/>
-          </w:tcPr>
-          <w:p>
-            <w:r>
-              <w:rPr>
-                <w:rFonts w:ascii="Times New Roman" w:hAnsi="Times New Roman" w:eastAsia="宋体"/>
-                <w:b w:val="0"/>
-                <w:sz w:val="21"/>
-              </w:rPr>
-              <w:t>Windows 可自动判定；麒麟 需人工</w:t>
+              <w:t>部分可自动化</w:t>
+            </w:r>
+          </w:p>
+        </w:tc>
+        <w:tc>
+          <w:tcPr>
+            <w:tcW w:type="dxa" w:w="1728"/>
+          </w:tcPr>
+          <w:p>
+            <w:r>
+              <w:rPr>
+                <w:rFonts w:ascii="Times New Roman" w:hAnsi="Times New Roman" w:eastAsia="宋体"/>
+                <w:b w:val="0"/>
+                <w:sz w:val="21"/>
+              </w:rPr>
+              <w:t>Windows 自动判定；麒麟 脚本采集证据、结论需人工</w:t>
             </w:r>
           </w:p>
         </w:tc>
@@ -5711,7 +5711,7 @@
                 <w:b w:val="0"/>
                 <w:sz w:val="21"/>
               </w:rPr>
-              <w:t>已实现</w:t>
+              <w:t>可自动化</w:t>
             </w:r>
           </w:p>
         </w:tc>
@@ -5788,22 +5788,22 @@
                 <w:b w:val="0"/>
                 <w:sz w:val="21"/>
               </w:rPr>
-              <w:t>部分实现</w:t>
-            </w:r>
-          </w:p>
-        </w:tc>
-        <w:tc>
-          <w:tcPr>
-            <w:tcW w:type="dxa" w:w="1728"/>
-          </w:tcPr>
-          <w:p>
-            <w:r>
-              <w:rPr>
-                <w:rFonts w:ascii="Times New Roman" w:hAnsi="Times New Roman" w:eastAsia="宋体"/>
-                <w:b w:val="0"/>
-                <w:sz w:val="21"/>
-              </w:rPr>
-              <w:t>Windows 可自动判定；麒麟 需人工</w:t>
+              <w:t>部分可自动化</w:t>
+            </w:r>
+          </w:p>
+        </w:tc>
+        <w:tc>
+          <w:tcPr>
+            <w:tcW w:type="dxa" w:w="1728"/>
+          </w:tcPr>
+          <w:p>
+            <w:r>
+              <w:rPr>
+                <w:rFonts w:ascii="Times New Roman" w:hAnsi="Times New Roman" w:eastAsia="宋体"/>
+                <w:b w:val="0"/>
+                <w:sz w:val="21"/>
+              </w:rPr>
+              <w:t>Windows 自动判定；麒麟 脚本采集证据、结论需人工</w:t>
             </w:r>
           </w:p>
         </w:tc>
@@ -5865,7 +5865,7 @@
                 <w:b w:val="0"/>
                 <w:sz w:val="21"/>
               </w:rPr>
-              <w:t>已实现</w:t>
+              <w:t>可自动化</w:t>
             </w:r>
           </w:p>
         </w:tc>
@@ -5942,22 +5942,22 @@
                 <w:b w:val="0"/>
                 <w:sz w:val="21"/>
               </w:rPr>
-              <w:t>部分实现</w:t>
-            </w:r>
-          </w:p>
-        </w:tc>
-        <w:tc>
-          <w:tcPr>
-            <w:tcW w:type="dxa" w:w="1728"/>
-          </w:tcPr>
-          <w:p>
-            <w:r>
-              <w:rPr>
-                <w:rFonts w:ascii="Times New Roman" w:hAnsi="Times New Roman" w:eastAsia="宋体"/>
-                <w:b w:val="0"/>
-                <w:sz w:val="21"/>
-              </w:rPr>
-              <w:t>脚本输出核查方法，结论需人工确认</w:t>
+              <w:t>需人工</w:t>
+            </w:r>
+          </w:p>
+        </w:tc>
+        <w:tc>
+          <w:tcPr>
+            <w:tcW w:type="dxa" w:w="1728"/>
+          </w:tcPr>
+          <w:p>
+            <w:r>
+              <w:rPr>
+                <w:rFonts w:ascii="Times New Roman" w:hAnsi="Times New Roman" w:eastAsia="宋体"/>
+                <w:b w:val="0"/>
+                <w:sz w:val="21"/>
+              </w:rPr>
+              <w:t>脚本未执行该项检测，仅输出指导书方法提示</w:t>
             </w:r>
           </w:p>
         </w:tc>
@@ -6019,7 +6019,7 @@
                 <w:b w:val="0"/>
                 <w:sz w:val="21"/>
               </w:rPr>
-              <w:t>已实现</w:t>
+              <w:t>可自动化</w:t>
             </w:r>
           </w:p>
         </w:tc>
@@ -6096,22 +6096,22 @@
                 <w:b w:val="0"/>
                 <w:sz w:val="21"/>
               </w:rPr>
-              <w:t>部分实现</w:t>
-            </w:r>
-          </w:p>
-        </w:tc>
-        <w:tc>
-          <w:tcPr>
-            <w:tcW w:type="dxa" w:w="1728"/>
-          </w:tcPr>
-          <w:p>
-            <w:r>
-              <w:rPr>
-                <w:rFonts w:ascii="Times New Roman" w:hAnsi="Times New Roman" w:eastAsia="宋体"/>
-                <w:b w:val="0"/>
-                <w:sz w:val="21"/>
-              </w:rPr>
-              <w:t>脚本输出核查方法，结论需人工确认</w:t>
+              <w:t>需人工</w:t>
+            </w:r>
+          </w:p>
+        </w:tc>
+        <w:tc>
+          <w:tcPr>
+            <w:tcW w:type="dxa" w:w="1728"/>
+          </w:tcPr>
+          <w:p>
+            <w:r>
+              <w:rPr>
+                <w:rFonts w:ascii="Times New Roman" w:hAnsi="Times New Roman" w:eastAsia="宋体"/>
+                <w:b w:val="0"/>
+                <w:sz w:val="21"/>
+              </w:rPr>
+              <w:t>脚本未执行该项检测，仅输出指导书方法提示</w:t>
             </w:r>
           </w:p>
         </w:tc>
@@ -6280,22 +6280,22 @@
                 <w:b w:val="0"/>
                 <w:sz w:val="21"/>
               </w:rPr>
-              <w:t>部分实现</w:t>
-            </w:r>
-          </w:p>
-        </w:tc>
-        <w:tc>
-          <w:tcPr>
-            <w:tcW w:type="dxa" w:w="1728"/>
-          </w:tcPr>
-          <w:p>
-            <w:r>
-              <w:rPr>
-                <w:rFonts w:ascii="Times New Roman" w:hAnsi="Times New Roman" w:eastAsia="宋体"/>
-                <w:b w:val="0"/>
-                <w:sz w:val="21"/>
-              </w:rPr>
-              <w:t>脚本输出核查方法，结论需人工确认</w:t>
+              <w:t>部分可自动化</w:t>
+            </w:r>
+          </w:p>
+        </w:tc>
+        <w:tc>
+          <w:tcPr>
+            <w:tcW w:type="dxa" w:w="1728"/>
+          </w:tcPr>
+          <w:p>
+            <w:r>
+              <w:rPr>
+                <w:rFonts w:ascii="Times New Roman" w:hAnsi="Times New Roman" w:eastAsia="宋体"/>
+                <w:b w:val="0"/>
+                <w:sz w:val="21"/>
+              </w:rPr>
+              <w:t>麒麟 脚本采集证据、结论需人工；Windows 未检测需人工</w:t>
             </w:r>
           </w:p>
         </w:tc>
@@ -6357,7 +6357,7 @@
                 <w:b w:val="0"/>
                 <w:sz w:val="21"/>
               </w:rPr>
-              <w:t>已实现</w:t>
+              <w:t>可自动化</w:t>
             </w:r>
           </w:p>
         </w:tc>
@@ -6434,7 +6434,7 @@
                 <w:b w:val="0"/>
                 <w:sz w:val="21"/>
               </w:rPr>
-              <w:t>已实现</w:t>
+              <w:t>可自动化</w:t>
             </w:r>
           </w:p>
         </w:tc>
@@ -6511,7 +6511,7 @@
                 <w:b w:val="0"/>
                 <w:sz w:val="21"/>
               </w:rPr>
-              <w:t>已实现</w:t>
+              <w:t>可自动化</w:t>
             </w:r>
           </w:p>
         </w:tc>
@@ -6588,22 +6588,22 @@
                 <w:b w:val="0"/>
                 <w:sz w:val="21"/>
               </w:rPr>
-              <w:t>部分实现</w:t>
-            </w:r>
-          </w:p>
-        </w:tc>
-        <w:tc>
-          <w:tcPr>
-            <w:tcW w:type="dxa" w:w="1728"/>
-          </w:tcPr>
-          <w:p>
-            <w:r>
-              <w:rPr>
-                <w:rFonts w:ascii="Times New Roman" w:hAnsi="Times New Roman" w:eastAsia="宋体"/>
-                <w:b w:val="0"/>
-                <w:sz w:val="21"/>
-              </w:rPr>
-              <w:t>脚本输出核查方法，结论需人工确认</w:t>
+              <w:t>需人工</w:t>
+            </w:r>
+          </w:p>
+        </w:tc>
+        <w:tc>
+          <w:tcPr>
+            <w:tcW w:type="dxa" w:w="1728"/>
+          </w:tcPr>
+          <w:p>
+            <w:r>
+              <w:rPr>
+                <w:rFonts w:ascii="Times New Roman" w:hAnsi="Times New Roman" w:eastAsia="宋体"/>
+                <w:b w:val="0"/>
+                <w:sz w:val="21"/>
+              </w:rPr>
+              <w:t>脚本未执行该项检测，仅输出指导书方法提示</w:t>
             </w:r>
           </w:p>
         </w:tc>
@@ -6665,22 +6665,22 @@
                 <w:b w:val="0"/>
                 <w:sz w:val="21"/>
               </w:rPr>
-              <w:t>部分实现</w:t>
-            </w:r>
-          </w:p>
-        </w:tc>
-        <w:tc>
-          <w:tcPr>
-            <w:tcW w:type="dxa" w:w="1728"/>
-          </w:tcPr>
-          <w:p>
-            <w:r>
-              <w:rPr>
-                <w:rFonts w:ascii="Times New Roman" w:hAnsi="Times New Roman" w:eastAsia="宋体"/>
-                <w:b w:val="0"/>
-                <w:sz w:val="21"/>
-              </w:rPr>
-              <w:t>Windows 可自动判定；麒麟 需人工</w:t>
+              <w:t>部分可自动化</w:t>
+            </w:r>
+          </w:p>
+        </w:tc>
+        <w:tc>
+          <w:tcPr>
+            <w:tcW w:type="dxa" w:w="1728"/>
+          </w:tcPr>
+          <w:p>
+            <w:r>
+              <w:rPr>
+                <w:rFonts w:ascii="Times New Roman" w:hAnsi="Times New Roman" w:eastAsia="宋体"/>
+                <w:b w:val="0"/>
+                <w:sz w:val="21"/>
+              </w:rPr>
+              <w:t>Windows 自动判定；麒麟 脚本采集证据、结论需人工</w:t>
             </w:r>
           </w:p>
         </w:tc>
@@ -6742,7 +6742,7 @@
                 <w:b w:val="0"/>
                 <w:sz w:val="21"/>
               </w:rPr>
-              <w:t>已实现</w:t>
+              <w:t>可自动化</w:t>
             </w:r>
           </w:p>
         </w:tc>
@@ -6819,22 +6819,22 @@
                 <w:b w:val="0"/>
                 <w:sz w:val="21"/>
               </w:rPr>
-              <w:t>部分实现</w:t>
-            </w:r>
-          </w:p>
-        </w:tc>
-        <w:tc>
-          <w:tcPr>
-            <w:tcW w:type="dxa" w:w="1728"/>
-          </w:tcPr>
-          <w:p>
-            <w:r>
-              <w:rPr>
-                <w:rFonts w:ascii="Times New Roman" w:hAnsi="Times New Roman" w:eastAsia="宋体"/>
-                <w:b w:val="0"/>
-                <w:sz w:val="21"/>
-              </w:rPr>
-              <w:t>Windows 可自动判定；麒麟 需人工</w:t>
+              <w:t>部分可自动化</w:t>
+            </w:r>
+          </w:p>
+        </w:tc>
+        <w:tc>
+          <w:tcPr>
+            <w:tcW w:type="dxa" w:w="1728"/>
+          </w:tcPr>
+          <w:p>
+            <w:r>
+              <w:rPr>
+                <w:rFonts w:ascii="Times New Roman" w:hAnsi="Times New Roman" w:eastAsia="宋体"/>
+                <w:b w:val="0"/>
+                <w:sz w:val="21"/>
+              </w:rPr>
+              <w:t>Windows 自动判定；麒麟 脚本采集证据、结论需人工</w:t>
             </w:r>
           </w:p>
         </w:tc>
@@ -6896,22 +6896,22 @@
                 <w:b w:val="0"/>
                 <w:sz w:val="21"/>
               </w:rPr>
-              <w:t>部分实现</w:t>
-            </w:r>
-          </w:p>
-        </w:tc>
-        <w:tc>
-          <w:tcPr>
-            <w:tcW w:type="dxa" w:w="1728"/>
-          </w:tcPr>
-          <w:p>
-            <w:r>
-              <w:rPr>
-                <w:rFonts w:ascii="Times New Roman" w:hAnsi="Times New Roman" w:eastAsia="宋体"/>
-                <w:b w:val="0"/>
-                <w:sz w:val="21"/>
-              </w:rPr>
-              <w:t>脚本输出核查方法，结论需人工确认</w:t>
+              <w:t>需人工</w:t>
+            </w:r>
+          </w:p>
+        </w:tc>
+        <w:tc>
+          <w:tcPr>
+            <w:tcW w:type="dxa" w:w="1728"/>
+          </w:tcPr>
+          <w:p>
+            <w:r>
+              <w:rPr>
+                <w:rFonts w:ascii="Times New Roman" w:hAnsi="Times New Roman" w:eastAsia="宋体"/>
+                <w:b w:val="0"/>
+                <w:sz w:val="21"/>
+              </w:rPr>
+              <w:t>脚本未执行该项检测，仅输出指导书方法提示</w:t>
             </w:r>
           </w:p>
         </w:tc>
@@ -6973,22 +6973,22 @@
                 <w:b w:val="0"/>
                 <w:sz w:val="21"/>
               </w:rPr>
-              <w:t>部分实现</w:t>
-            </w:r>
-          </w:p>
-        </w:tc>
-        <w:tc>
-          <w:tcPr>
-            <w:tcW w:type="dxa" w:w="1728"/>
-          </w:tcPr>
-          <w:p>
-            <w:r>
-              <w:rPr>
-                <w:rFonts w:ascii="Times New Roman" w:hAnsi="Times New Roman" w:eastAsia="宋体"/>
-                <w:b w:val="0"/>
-                <w:sz w:val="21"/>
-              </w:rPr>
-              <w:t>脚本输出核查方法，结论需人工确认</w:t>
+              <w:t>需人工</w:t>
+            </w:r>
+          </w:p>
+        </w:tc>
+        <w:tc>
+          <w:tcPr>
+            <w:tcW w:type="dxa" w:w="1728"/>
+          </w:tcPr>
+          <w:p>
+            <w:r>
+              <w:rPr>
+                <w:rFonts w:ascii="Times New Roman" w:hAnsi="Times New Roman" w:eastAsia="宋体"/>
+                <w:b w:val="0"/>
+                <w:sz w:val="21"/>
+              </w:rPr>
+              <w:t>脚本未执行该项检测，仅输出指导书方法提示</w:t>
             </w:r>
           </w:p>
         </w:tc>
@@ -7050,22 +7050,22 @@
                 <w:b w:val="0"/>
                 <w:sz w:val="21"/>
               </w:rPr>
-              <w:t>部分实现</w:t>
-            </w:r>
-          </w:p>
-        </w:tc>
-        <w:tc>
-          <w:tcPr>
-            <w:tcW w:type="dxa" w:w="1728"/>
-          </w:tcPr>
-          <w:p>
-            <w:r>
-              <w:rPr>
-                <w:rFonts w:ascii="Times New Roman" w:hAnsi="Times New Roman" w:eastAsia="宋体"/>
-                <w:b w:val="0"/>
-                <w:sz w:val="21"/>
-              </w:rPr>
-              <w:t>Windows 可自动判定；麒麟 需人工</w:t>
+              <w:t>部分可自动化</w:t>
+            </w:r>
+          </w:p>
+        </w:tc>
+        <w:tc>
+          <w:tcPr>
+            <w:tcW w:type="dxa" w:w="1728"/>
+          </w:tcPr>
+          <w:p>
+            <w:r>
+              <w:rPr>
+                <w:rFonts w:ascii="Times New Roman" w:hAnsi="Times New Roman" w:eastAsia="宋体"/>
+                <w:b w:val="0"/>
+                <w:sz w:val="21"/>
+              </w:rPr>
+              <w:t>Windows 自动判定；麒麟 脚本采集证据、结论需人工</w:t>
             </w:r>
           </w:p>
         </w:tc>
@@ -7127,22 +7127,22 @@
                 <w:b w:val="0"/>
                 <w:sz w:val="21"/>
               </w:rPr>
-              <w:t>部分实现</w:t>
-            </w:r>
-          </w:p>
-        </w:tc>
-        <w:tc>
-          <w:tcPr>
-            <w:tcW w:type="dxa" w:w="1728"/>
-          </w:tcPr>
-          <w:p>
-            <w:r>
-              <w:rPr>
-                <w:rFonts w:ascii="Times New Roman" w:hAnsi="Times New Roman" w:eastAsia="宋体"/>
-                <w:b w:val="0"/>
-                <w:sz w:val="21"/>
-              </w:rPr>
-              <w:t>Windows 可自动判定；麒麟 需人工</w:t>
+              <w:t>部分可自动化</w:t>
+            </w:r>
+          </w:p>
+        </w:tc>
+        <w:tc>
+          <w:tcPr>
+            <w:tcW w:type="dxa" w:w="1728"/>
+          </w:tcPr>
+          <w:p>
+            <w:r>
+              <w:rPr>
+                <w:rFonts w:ascii="Times New Roman" w:hAnsi="Times New Roman" w:eastAsia="宋体"/>
+                <w:b w:val="0"/>
+                <w:sz w:val="21"/>
+              </w:rPr>
+              <w:t>Windows 自动判定；麒麟 未检测需人工</w:t>
             </w:r>
           </w:p>
         </w:tc>
@@ -7204,22 +7204,22 @@
                 <w:b w:val="0"/>
                 <w:sz w:val="21"/>
               </w:rPr>
-              <w:t>部分实现</w:t>
-            </w:r>
-          </w:p>
-        </w:tc>
-        <w:tc>
-          <w:tcPr>
-            <w:tcW w:type="dxa" w:w="1728"/>
-          </w:tcPr>
-          <w:p>
-            <w:r>
-              <w:rPr>
-                <w:rFonts w:ascii="Times New Roman" w:hAnsi="Times New Roman" w:eastAsia="宋体"/>
-                <w:b w:val="0"/>
-                <w:sz w:val="21"/>
-              </w:rPr>
-              <w:t>脚本输出核查方法，结论需人工确认</w:t>
+              <w:t>需人工</w:t>
+            </w:r>
+          </w:p>
+        </w:tc>
+        <w:tc>
+          <w:tcPr>
+            <w:tcW w:type="dxa" w:w="1728"/>
+          </w:tcPr>
+          <w:p>
+            <w:r>
+              <w:rPr>
+                <w:rFonts w:ascii="Times New Roman" w:hAnsi="Times New Roman" w:eastAsia="宋体"/>
+                <w:b w:val="0"/>
+                <w:sz w:val="21"/>
+              </w:rPr>
+              <w:t>脚本未执行该项检测，仅输出指导书方法提示</w:t>
             </w:r>
           </w:p>
         </w:tc>
@@ -7281,7 +7281,7 @@
                 <w:b w:val="0"/>
                 <w:sz w:val="21"/>
               </w:rPr>
-              <w:t>已实现</w:t>
+              <w:t>可自动化</w:t>
             </w:r>
           </w:p>
         </w:tc>
@@ -7358,22 +7358,22 @@
                 <w:b w:val="0"/>
                 <w:sz w:val="21"/>
               </w:rPr>
-              <w:t>部分实现</w:t>
-            </w:r>
-          </w:p>
-        </w:tc>
-        <w:tc>
-          <w:tcPr>
-            <w:tcW w:type="dxa" w:w="1728"/>
-          </w:tcPr>
-          <w:p>
-            <w:r>
-              <w:rPr>
-                <w:rFonts w:ascii="Times New Roman" w:hAnsi="Times New Roman" w:eastAsia="宋体"/>
-                <w:b w:val="0"/>
-                <w:sz w:val="21"/>
-              </w:rPr>
-              <w:t>脚本输出核查方法，结论需人工确认</w:t>
+              <w:t>需人工</w:t>
+            </w:r>
+          </w:p>
+        </w:tc>
+        <w:tc>
+          <w:tcPr>
+            <w:tcW w:type="dxa" w:w="1728"/>
+          </w:tcPr>
+          <w:p>
+            <w:r>
+              <w:rPr>
+                <w:rFonts w:ascii="Times New Roman" w:hAnsi="Times New Roman" w:eastAsia="宋体"/>
+                <w:b w:val="0"/>
+                <w:sz w:val="21"/>
+              </w:rPr>
+              <w:t>脚本未执行该项检测，仅输出指导书方法提示</w:t>
             </w:r>
           </w:p>
         </w:tc>
@@ -7435,7 +7435,7 @@
                 <w:b w:val="0"/>
                 <w:sz w:val="21"/>
               </w:rPr>
-              <w:t>已实现</w:t>
+              <w:t>可自动化</w:t>
             </w:r>
           </w:p>
         </w:tc>
@@ -7512,22 +7512,22 @@
                 <w:b w:val="0"/>
                 <w:sz w:val="21"/>
               </w:rPr>
-              <w:t>部分实现</w:t>
-            </w:r>
-          </w:p>
-        </w:tc>
-        <w:tc>
-          <w:tcPr>
-            <w:tcW w:type="dxa" w:w="1728"/>
-          </w:tcPr>
-          <w:p>
-            <w:r>
-              <w:rPr>
-                <w:rFonts w:ascii="Times New Roman" w:hAnsi="Times New Roman" w:eastAsia="宋体"/>
-                <w:b w:val="0"/>
-                <w:sz w:val="21"/>
-              </w:rPr>
-              <w:t>Windows 可自动判定；麒麟 需人工</w:t>
+              <w:t>部分可自动化</w:t>
+            </w:r>
+          </w:p>
+        </w:tc>
+        <w:tc>
+          <w:tcPr>
+            <w:tcW w:type="dxa" w:w="1728"/>
+          </w:tcPr>
+          <w:p>
+            <w:r>
+              <w:rPr>
+                <w:rFonts w:ascii="Times New Roman" w:hAnsi="Times New Roman" w:eastAsia="宋体"/>
+                <w:b w:val="0"/>
+                <w:sz w:val="21"/>
+              </w:rPr>
+              <w:t>Windows 自动判定；麒麟 脚本采集证据、结论需人工</w:t>
             </w:r>
           </w:p>
         </w:tc>
@@ -7589,7 +7589,7 @@
                 <w:b w:val="0"/>
                 <w:sz w:val="21"/>
               </w:rPr>
-              <w:t>已实现</w:t>
+              <w:t>可自动化</w:t>
             </w:r>
           </w:p>
         </w:tc>
@@ -7666,7 +7666,7 @@
                 <w:b w:val="0"/>
                 <w:sz w:val="21"/>
               </w:rPr>
-              <w:t>已实现</w:t>
+              <w:t>可自动化</w:t>
             </w:r>
           </w:p>
         </w:tc>
@@ -7743,22 +7743,22 @@
                 <w:b w:val="0"/>
                 <w:sz w:val="21"/>
               </w:rPr>
-              <w:t>部分实现</w:t>
-            </w:r>
-          </w:p>
-        </w:tc>
-        <w:tc>
-          <w:tcPr>
-            <w:tcW w:type="dxa" w:w="1728"/>
-          </w:tcPr>
-          <w:p>
-            <w:r>
-              <w:rPr>
-                <w:rFonts w:ascii="Times New Roman" w:hAnsi="Times New Roman" w:eastAsia="宋体"/>
-                <w:b w:val="0"/>
-                <w:sz w:val="21"/>
-              </w:rPr>
-              <w:t>脚本输出核查方法，结论需人工确认</w:t>
+              <w:t>需人工</w:t>
+            </w:r>
+          </w:p>
+        </w:tc>
+        <w:tc>
+          <w:tcPr>
+            <w:tcW w:type="dxa" w:w="1728"/>
+          </w:tcPr>
+          <w:p>
+            <w:r>
+              <w:rPr>
+                <w:rFonts w:ascii="Times New Roman" w:hAnsi="Times New Roman" w:eastAsia="宋体"/>
+                <w:b w:val="0"/>
+                <w:sz w:val="21"/>
+              </w:rPr>
+              <w:t>脚本未执行该项检测，仅输出指导书方法提示</w:t>
             </w:r>
           </w:p>
         </w:tc>
@@ -7820,22 +7820,22 @@
                 <w:b w:val="0"/>
                 <w:sz w:val="21"/>
               </w:rPr>
-              <w:t>部分实现</w:t>
-            </w:r>
-          </w:p>
-        </w:tc>
-        <w:tc>
-          <w:tcPr>
-            <w:tcW w:type="dxa" w:w="1728"/>
-          </w:tcPr>
-          <w:p>
-            <w:r>
-              <w:rPr>
-                <w:rFonts w:ascii="Times New Roman" w:hAnsi="Times New Roman" w:eastAsia="宋体"/>
-                <w:b w:val="0"/>
-                <w:sz w:val="21"/>
-              </w:rPr>
-              <w:t>脚本输出核查方法，结论需人工确认</w:t>
+              <w:t>需人工</w:t>
+            </w:r>
+          </w:p>
+        </w:tc>
+        <w:tc>
+          <w:tcPr>
+            <w:tcW w:type="dxa" w:w="1728"/>
+          </w:tcPr>
+          <w:p>
+            <w:r>
+              <w:rPr>
+                <w:rFonts w:ascii="Times New Roman" w:hAnsi="Times New Roman" w:eastAsia="宋体"/>
+                <w:b w:val="0"/>
+                <w:sz w:val="21"/>
+              </w:rPr>
+              <w:t>脚本未执行该项检测，仅输出指导书方法提示</w:t>
             </w:r>
           </w:p>
         </w:tc>
@@ -7897,7 +7897,7 @@
                 <w:b w:val="0"/>
                 <w:sz w:val="21"/>
               </w:rPr>
-              <w:t>已实现</w:t>
+              <w:t>可自动化</w:t>
             </w:r>
           </w:p>
         </w:tc>
@@ -7974,22 +7974,22 @@
                 <w:b w:val="0"/>
                 <w:sz w:val="21"/>
               </w:rPr>
-              <w:t>部分实现</w:t>
-            </w:r>
-          </w:p>
-        </w:tc>
-        <w:tc>
-          <w:tcPr>
-            <w:tcW w:type="dxa" w:w="1728"/>
-          </w:tcPr>
-          <w:p>
-            <w:r>
-              <w:rPr>
-                <w:rFonts w:ascii="Times New Roman" w:hAnsi="Times New Roman" w:eastAsia="宋体"/>
-                <w:b w:val="0"/>
-                <w:sz w:val="21"/>
-              </w:rPr>
-              <w:t>Windows 可自动判定；麒麟 需人工</w:t>
+              <w:t>部分可自动化</w:t>
+            </w:r>
+          </w:p>
+        </w:tc>
+        <w:tc>
+          <w:tcPr>
+            <w:tcW w:type="dxa" w:w="1728"/>
+          </w:tcPr>
+          <w:p>
+            <w:r>
+              <w:rPr>
+                <w:rFonts w:ascii="Times New Roman" w:hAnsi="Times New Roman" w:eastAsia="宋体"/>
+                <w:b w:val="0"/>
+                <w:sz w:val="21"/>
+              </w:rPr>
+              <w:t>Windows 自动判定；麒麟 未检测需人工</w:t>
             </w:r>
           </w:p>
         </w:tc>
@@ -8051,22 +8051,22 @@
                 <w:b w:val="0"/>
                 <w:sz w:val="21"/>
               </w:rPr>
-              <w:t>部分实现</w:t>
-            </w:r>
-          </w:p>
-        </w:tc>
-        <w:tc>
-          <w:tcPr>
-            <w:tcW w:type="dxa" w:w="1728"/>
-          </w:tcPr>
-          <w:p>
-            <w:r>
-              <w:rPr>
-                <w:rFonts w:ascii="Times New Roman" w:hAnsi="Times New Roman" w:eastAsia="宋体"/>
-                <w:b w:val="0"/>
-                <w:sz w:val="21"/>
-              </w:rPr>
-              <w:t>Windows 可自动判定；麒麟 需人工</w:t>
+              <w:t>部分可自动化</w:t>
+            </w:r>
+          </w:p>
+        </w:tc>
+        <w:tc>
+          <w:tcPr>
+            <w:tcW w:type="dxa" w:w="1728"/>
+          </w:tcPr>
+          <w:p>
+            <w:r>
+              <w:rPr>
+                <w:rFonts w:ascii="Times New Roman" w:hAnsi="Times New Roman" w:eastAsia="宋体"/>
+                <w:b w:val="0"/>
+                <w:sz w:val="21"/>
+              </w:rPr>
+              <w:t>Windows 自动判定；麒麟 未检测需人工</w:t>
             </w:r>
           </w:p>
         </w:tc>
@@ -8128,7 +8128,7 @@
                 <w:b w:val="0"/>
                 <w:sz w:val="21"/>
               </w:rPr>
-              <w:t>已实现</w:t>
+              <w:t>可自动化</w:t>
             </w:r>
           </w:p>
         </w:tc>
@@ -8205,22 +8205,22 @@
                 <w:b w:val="0"/>
                 <w:sz w:val="21"/>
               </w:rPr>
-              <w:t>部分实现</w:t>
-            </w:r>
-          </w:p>
-        </w:tc>
-        <w:tc>
-          <w:tcPr>
-            <w:tcW w:type="dxa" w:w="1728"/>
-          </w:tcPr>
-          <w:p>
-            <w:r>
-              <w:rPr>
-                <w:rFonts w:ascii="Times New Roman" w:hAnsi="Times New Roman" w:eastAsia="宋体"/>
-                <w:b w:val="0"/>
-                <w:sz w:val="21"/>
-              </w:rPr>
-              <w:t>脚本输出核查方法，结论需人工确认</w:t>
+              <w:t>需人工</w:t>
+            </w:r>
+          </w:p>
+        </w:tc>
+        <w:tc>
+          <w:tcPr>
+            <w:tcW w:type="dxa" w:w="1728"/>
+          </w:tcPr>
+          <w:p>
+            <w:r>
+              <w:rPr>
+                <w:rFonts w:ascii="Times New Roman" w:hAnsi="Times New Roman" w:eastAsia="宋体"/>
+                <w:b w:val="0"/>
+                <w:sz w:val="21"/>
+              </w:rPr>
+              <w:t>脚本未执行该项检测，仅输出指导书方法提示</w:t>
             </w:r>
           </w:p>
         </w:tc>
@@ -8282,22 +8282,22 @@
                 <w:b w:val="0"/>
                 <w:sz w:val="21"/>
               </w:rPr>
-              <w:t>部分实现</w:t>
-            </w:r>
-          </w:p>
-        </w:tc>
-        <w:tc>
-          <w:tcPr>
-            <w:tcW w:type="dxa" w:w="1728"/>
-          </w:tcPr>
-          <w:p>
-            <w:r>
-              <w:rPr>
-                <w:rFonts w:ascii="Times New Roman" w:hAnsi="Times New Roman" w:eastAsia="宋体"/>
-                <w:b w:val="0"/>
-                <w:sz w:val="21"/>
-              </w:rPr>
-              <w:t>脚本输出核查方法，结论需人工确认</w:t>
+              <w:t>需人工</w:t>
+            </w:r>
+          </w:p>
+        </w:tc>
+        <w:tc>
+          <w:tcPr>
+            <w:tcW w:type="dxa" w:w="1728"/>
+          </w:tcPr>
+          <w:p>
+            <w:r>
+              <w:rPr>
+                <w:rFonts w:ascii="Times New Roman" w:hAnsi="Times New Roman" w:eastAsia="宋体"/>
+                <w:b w:val="0"/>
+                <w:sz w:val="21"/>
+              </w:rPr>
+              <w:t>脚本未执行该项检测，仅输出指导书方法提示</w:t>
             </w:r>
           </w:p>
         </w:tc>
@@ -8359,22 +8359,22 @@
                 <w:b w:val="0"/>
                 <w:sz w:val="21"/>
               </w:rPr>
-              <w:t>部分实现</w:t>
-            </w:r>
-          </w:p>
-        </w:tc>
-        <w:tc>
-          <w:tcPr>
-            <w:tcW w:type="dxa" w:w="1728"/>
-          </w:tcPr>
-          <w:p>
-            <w:r>
-              <w:rPr>
-                <w:rFonts w:ascii="Times New Roman" w:hAnsi="Times New Roman" w:eastAsia="宋体"/>
-                <w:b w:val="0"/>
-                <w:sz w:val="21"/>
-              </w:rPr>
-              <w:t>脚本输出核查方法，结论需人工确认</w:t>
+              <w:t>需人工</w:t>
+            </w:r>
+          </w:p>
+        </w:tc>
+        <w:tc>
+          <w:tcPr>
+            <w:tcW w:type="dxa" w:w="1728"/>
+          </w:tcPr>
+          <w:p>
+            <w:r>
+              <w:rPr>
+                <w:rFonts w:ascii="Times New Roman" w:hAnsi="Times New Roman" w:eastAsia="宋体"/>
+                <w:b w:val="0"/>
+                <w:sz w:val="21"/>
+              </w:rPr>
+              <w:t>脚本未执行该项检测，仅输出指导书方法提示</w:t>
             </w:r>
           </w:p>
         </w:tc>
@@ -8436,22 +8436,22 @@
                 <w:b w:val="0"/>
                 <w:sz w:val="21"/>
               </w:rPr>
-              <w:t>部分实现</w:t>
-            </w:r>
-          </w:p>
-        </w:tc>
-        <w:tc>
-          <w:tcPr>
-            <w:tcW w:type="dxa" w:w="1728"/>
-          </w:tcPr>
-          <w:p>
-            <w:r>
-              <w:rPr>
-                <w:rFonts w:ascii="Times New Roman" w:hAnsi="Times New Roman" w:eastAsia="宋体"/>
-                <w:b w:val="0"/>
-                <w:sz w:val="21"/>
-              </w:rPr>
-              <w:t>脚本输出核查方法，结论需人工确认</w:t>
+              <w:t>需人工</w:t>
+            </w:r>
+          </w:p>
+        </w:tc>
+        <w:tc>
+          <w:tcPr>
+            <w:tcW w:type="dxa" w:w="1728"/>
+          </w:tcPr>
+          <w:p>
+            <w:r>
+              <w:rPr>
+                <w:rFonts w:ascii="Times New Roman" w:hAnsi="Times New Roman" w:eastAsia="宋体"/>
+                <w:b w:val="0"/>
+                <w:sz w:val="21"/>
+              </w:rPr>
+              <w:t>脚本未执行该项检测，仅输出指导书方法提示</w:t>
             </w:r>
           </w:p>
         </w:tc>
@@ -8513,7 +8513,7 @@
                 <w:b w:val="0"/>
                 <w:sz w:val="21"/>
               </w:rPr>
-              <w:t>已实现</w:t>
+              <w:t>可自动化</w:t>
             </w:r>
           </w:p>
         </w:tc>
@@ -8590,22 +8590,22 @@
                 <w:b w:val="0"/>
                 <w:sz w:val="21"/>
               </w:rPr>
-              <w:t>部分实现</w:t>
-            </w:r>
-          </w:p>
-        </w:tc>
-        <w:tc>
-          <w:tcPr>
-            <w:tcW w:type="dxa" w:w="1728"/>
-          </w:tcPr>
-          <w:p>
-            <w:r>
-              <w:rPr>
-                <w:rFonts w:ascii="Times New Roman" w:hAnsi="Times New Roman" w:eastAsia="宋体"/>
-                <w:b w:val="0"/>
-                <w:sz w:val="21"/>
-              </w:rPr>
-              <w:t>麒麟 可自动判定；Windows 需人工</w:t>
+              <w:t>部分可自动化</w:t>
+            </w:r>
+          </w:p>
+        </w:tc>
+        <w:tc>
+          <w:tcPr>
+            <w:tcW w:type="dxa" w:w="1728"/>
+          </w:tcPr>
+          <w:p>
+            <w:r>
+              <w:rPr>
+                <w:rFonts w:ascii="Times New Roman" w:hAnsi="Times New Roman" w:eastAsia="宋体"/>
+                <w:b w:val="0"/>
+                <w:sz w:val="21"/>
+              </w:rPr>
+              <w:t>麒麟 自动判定；Windows 未检测需人工</w:t>
             </w:r>
           </w:p>
         </w:tc>
@@ -8667,22 +8667,22 @@
                 <w:b w:val="0"/>
                 <w:sz w:val="21"/>
               </w:rPr>
-              <w:t>部分实现</w:t>
-            </w:r>
-          </w:p>
-        </w:tc>
-        <w:tc>
-          <w:tcPr>
-            <w:tcW w:type="dxa" w:w="1728"/>
-          </w:tcPr>
-          <w:p>
-            <w:r>
-              <w:rPr>
-                <w:rFonts w:ascii="Times New Roman" w:hAnsi="Times New Roman" w:eastAsia="宋体"/>
-                <w:b w:val="0"/>
-                <w:sz w:val="21"/>
-              </w:rPr>
-              <w:t>脚本输出核查方法，结论需人工确认</w:t>
+              <w:t>部分可自动化</w:t>
+            </w:r>
+          </w:p>
+        </w:tc>
+        <w:tc>
+          <w:tcPr>
+            <w:tcW w:type="dxa" w:w="1728"/>
+          </w:tcPr>
+          <w:p>
+            <w:r>
+              <w:rPr>
+                <w:rFonts w:ascii="Times New Roman" w:hAnsi="Times New Roman" w:eastAsia="宋体"/>
+                <w:b w:val="0"/>
+                <w:sz w:val="21"/>
+              </w:rPr>
+              <w:t>麒麟 脚本采集证据、结论需人工</w:t>
             </w:r>
           </w:p>
         </w:tc>
@@ -8744,7 +8744,7 @@
                 <w:b w:val="0"/>
                 <w:sz w:val="21"/>
               </w:rPr>
-              <w:t>已实现</w:t>
+              <w:t>可自动化</w:t>
             </w:r>
           </w:p>
         </w:tc>
@@ -8928,22 +8928,22 @@
                 <w:b w:val="0"/>
                 <w:sz w:val="21"/>
               </w:rPr>
-              <w:t>部分实现</w:t>
-            </w:r>
-          </w:p>
-        </w:tc>
-        <w:tc>
-          <w:tcPr>
-            <w:tcW w:type="dxa" w:w="1728"/>
-          </w:tcPr>
-          <w:p>
-            <w:r>
-              <w:rPr>
-                <w:rFonts w:ascii="Times New Roman" w:hAnsi="Times New Roman" w:eastAsia="宋体"/>
-                <w:b w:val="0"/>
-                <w:sz w:val="21"/>
-              </w:rPr>
-              <w:t>审批/台账/平台类核查，需人工确认</w:t>
+              <w:t>需人工</w:t>
+            </w:r>
+          </w:p>
+        </w:tc>
+        <w:tc>
+          <w:tcPr>
+            <w:tcW w:type="dxa" w:w="1728"/>
+          </w:tcPr>
+          <w:p>
+            <w:r>
+              <w:rPr>
+                <w:rFonts w:ascii="Times New Roman" w:hAnsi="Times New Roman" w:eastAsia="宋体"/>
+                <w:b w:val="0"/>
+                <w:sz w:val="21"/>
+              </w:rPr>
+              <w:t>审批/台账/平台类核查，脚本未执行检测</w:t>
             </w:r>
           </w:p>
         </w:tc>
@@ -9005,22 +9005,22 @@
                 <w:b w:val="0"/>
                 <w:sz w:val="21"/>
               </w:rPr>
-              <w:t>部分实现</w:t>
-            </w:r>
-          </w:p>
-        </w:tc>
-        <w:tc>
-          <w:tcPr>
-            <w:tcW w:type="dxa" w:w="1728"/>
-          </w:tcPr>
-          <w:p>
-            <w:r>
-              <w:rPr>
-                <w:rFonts w:ascii="Times New Roman" w:hAnsi="Times New Roman" w:eastAsia="宋体"/>
-                <w:b w:val="0"/>
-                <w:sz w:val="21"/>
-              </w:rPr>
-              <w:t>审批/台账/平台类核查，需人工确认</w:t>
+              <w:t>需人工</w:t>
+            </w:r>
+          </w:p>
+        </w:tc>
+        <w:tc>
+          <w:tcPr>
+            <w:tcW w:type="dxa" w:w="1728"/>
+          </w:tcPr>
+          <w:p>
+            <w:r>
+              <w:rPr>
+                <w:rFonts w:ascii="Times New Roman" w:hAnsi="Times New Roman" w:eastAsia="宋体"/>
+                <w:b w:val="0"/>
+                <w:sz w:val="21"/>
+              </w:rPr>
+              <w:t>审批/台账/平台类核查，脚本未执行检测</w:t>
             </w:r>
           </w:p>
         </w:tc>
@@ -9082,7 +9082,7 @@
                 <w:b w:val="0"/>
                 <w:sz w:val="21"/>
               </w:rPr>
-              <w:t>已实现</w:t>
+              <w:t>可自动化</w:t>
             </w:r>
           </w:p>
         </w:tc>
@@ -9159,7 +9159,7 @@
                 <w:b w:val="0"/>
                 <w:sz w:val="21"/>
               </w:rPr>
-              <w:t>已实现</w:t>
+              <w:t>可自动化</w:t>
             </w:r>
           </w:p>
         </w:tc>
@@ -9236,7 +9236,7 @@
                 <w:b w:val="0"/>
                 <w:sz w:val="21"/>
               </w:rPr>
-              <w:t>已实现</w:t>
+              <w:t>可自动化</w:t>
             </w:r>
           </w:p>
         </w:tc>
@@ -9313,7 +9313,7 @@
                 <w:b w:val="0"/>
                 <w:sz w:val="21"/>
               </w:rPr>
-              <w:t>已实现</w:t>
+              <w:t>可自动化</w:t>
             </w:r>
           </w:p>
         </w:tc>
@@ -9390,7 +9390,7 @@
                 <w:b w:val="0"/>
                 <w:sz w:val="21"/>
               </w:rPr>
-              <w:t>已实现</w:t>
+              <w:t>可自动化</w:t>
             </w:r>
           </w:p>
         </w:tc>
@@ -9467,7 +9467,7 @@
                 <w:b w:val="0"/>
                 <w:sz w:val="21"/>
               </w:rPr>
-              <w:t>已实现</w:t>
+              <w:t>可自动化</w:t>
             </w:r>
           </w:p>
         </w:tc>
@@ -9544,22 +9544,22 @@
                 <w:b w:val="0"/>
                 <w:sz w:val="21"/>
               </w:rPr>
-              <w:t>部分实现</w:t>
-            </w:r>
-          </w:p>
-        </w:tc>
-        <w:tc>
-          <w:tcPr>
-            <w:tcW w:type="dxa" w:w="1728"/>
-          </w:tcPr>
-          <w:p>
-            <w:r>
-              <w:rPr>
-                <w:rFonts w:ascii="Times New Roman" w:hAnsi="Times New Roman" w:eastAsia="宋体"/>
-                <w:b w:val="0"/>
-                <w:sz w:val="21"/>
-              </w:rPr>
-              <w:t>脚本提取部分信号（型号/存储网/端口闲置率），结论需台账比对</w:t>
+              <w:t>部分可自动化</w:t>
+            </w:r>
+          </w:p>
+        </w:tc>
+        <w:tc>
+          <w:tcPr>
+            <w:tcW w:type="dxa" w:w="1728"/>
+          </w:tcPr>
+          <w:p>
+            <w:r>
+              <w:rPr>
+                <w:rFonts w:ascii="Times New Roman" w:hAnsi="Times New Roman" w:eastAsia="宋体"/>
+                <w:b w:val="0"/>
+                <w:sz w:val="21"/>
+              </w:rPr>
+              <w:t>check_network.sh 提取设备型号，异构部署结论需比对台账</w:t>
             </w:r>
           </w:p>
         </w:tc>
@@ -9621,7 +9621,7 @@
                 <w:b w:val="0"/>
                 <w:sz w:val="21"/>
               </w:rPr>
-              <w:t>已实现</w:t>
+              <w:t>可自动化</w:t>
             </w:r>
           </w:p>
         </w:tc>
@@ -9698,7 +9698,7 @@
                 <w:b w:val="0"/>
                 <w:sz w:val="21"/>
               </w:rPr>
-              <w:t>已实现</w:t>
+              <w:t>可自动化</w:t>
             </w:r>
           </w:p>
         </w:tc>
@@ -9775,22 +9775,22 @@
                 <w:b w:val="0"/>
                 <w:sz w:val="21"/>
               </w:rPr>
-              <w:t>部分实现</w:t>
-            </w:r>
-          </w:p>
-        </w:tc>
-        <w:tc>
-          <w:tcPr>
-            <w:tcW w:type="dxa" w:w="1728"/>
-          </w:tcPr>
-          <w:p>
-            <w:r>
-              <w:rPr>
-                <w:rFonts w:ascii="Times New Roman" w:hAnsi="Times New Roman" w:eastAsia="宋体"/>
-                <w:b w:val="0"/>
-                <w:sz w:val="21"/>
-              </w:rPr>
-              <w:t>审批/台账/平台类核查，需人工确认</w:t>
+              <w:t>部分可自动化</w:t>
+            </w:r>
+          </w:p>
+        </w:tc>
+        <w:tc>
+          <w:tcPr>
+            <w:tcW w:type="dxa" w:w="1728"/>
+          </w:tcPr>
+          <w:p>
+            <w:r>
+              <w:rPr>
+                <w:rFonts w:ascii="Times New Roman" w:hAnsi="Times New Roman" w:eastAsia="宋体"/>
+                <w:b w:val="0"/>
+                <w:sz w:val="21"/>
+              </w:rPr>
+              <w:t>check_network.sh 采集 IKE SA 识别网络层加密，加密层次组合需按方案人工核对</w:t>
             </w:r>
           </w:p>
         </w:tc>
@@ -9852,22 +9852,22 @@
                 <w:b w:val="0"/>
                 <w:sz w:val="21"/>
               </w:rPr>
-              <w:t>部分实现</w:t>
-            </w:r>
-          </w:p>
-        </w:tc>
-        <w:tc>
-          <w:tcPr>
-            <w:tcW w:type="dxa" w:w="1728"/>
-          </w:tcPr>
-          <w:p>
-            <w:r>
-              <w:rPr>
-                <w:rFonts w:ascii="Times New Roman" w:hAnsi="Times New Roman" w:eastAsia="宋体"/>
-                <w:b w:val="0"/>
-                <w:sz w:val="21"/>
-              </w:rPr>
-              <w:t>审批/台账/平台类核查，需人工确认</w:t>
+              <w:t>需人工</w:t>
+            </w:r>
+          </w:p>
+        </w:tc>
+        <w:tc>
+          <w:tcPr>
+            <w:tcW w:type="dxa" w:w="1728"/>
+          </w:tcPr>
+          <w:p>
+            <w:r>
+              <w:rPr>
+                <w:rFonts w:ascii="Times New Roman" w:hAnsi="Times New Roman" w:eastAsia="宋体"/>
+                <w:b w:val="0"/>
+                <w:sz w:val="21"/>
+              </w:rPr>
+              <w:t>审批/台账/平台类核查，脚本未执行检测</w:t>
             </w:r>
           </w:p>
         </w:tc>
@@ -9929,22 +9929,22 @@
                 <w:b w:val="0"/>
                 <w:sz w:val="21"/>
               </w:rPr>
-              <w:t>部分实现</w:t>
-            </w:r>
-          </w:p>
-        </w:tc>
-        <w:tc>
-          <w:tcPr>
-            <w:tcW w:type="dxa" w:w="1728"/>
-          </w:tcPr>
-          <w:p>
-            <w:r>
-              <w:rPr>
-                <w:rFonts w:ascii="Times New Roman" w:hAnsi="Times New Roman" w:eastAsia="宋体"/>
-                <w:b w:val="0"/>
-                <w:sz w:val="21"/>
-              </w:rPr>
-              <w:t>审批/台账/平台类核查，需人工确认</w:t>
+              <w:t>部分可自动化</w:t>
+            </w:r>
+          </w:p>
+        </w:tc>
+        <w:tc>
+          <w:tcPr>
+            <w:tcW w:type="dxa" w:w="1728"/>
+          </w:tcPr>
+          <w:p>
+            <w:r>
+              <w:rPr>
+                <w:rFonts w:ascii="Times New Roman" w:hAnsi="Times New Roman" w:eastAsia="宋体"/>
+                <w:b w:val="0"/>
+                <w:sz w:val="21"/>
+              </w:rPr>
+              <w:t>check_network.sh 核对防火墙会话表比对跨域通道，隔离方式与等级对应需人工核查</w:t>
             </w:r>
           </w:p>
         </w:tc>
@@ -10006,22 +10006,22 @@
                 <w:b w:val="0"/>
                 <w:sz w:val="21"/>
               </w:rPr>
-              <w:t>部分实现</w:t>
-            </w:r>
-          </w:p>
-        </w:tc>
-        <w:tc>
-          <w:tcPr>
-            <w:tcW w:type="dxa" w:w="1728"/>
-          </w:tcPr>
-          <w:p>
-            <w:r>
-              <w:rPr>
-                <w:rFonts w:ascii="Times New Roman" w:hAnsi="Times New Roman" w:eastAsia="宋体"/>
-                <w:b w:val="0"/>
-                <w:sz w:val="21"/>
-              </w:rPr>
-              <w:t>审批/台账/平台类核查，需人工确认</w:t>
+              <w:t>需人工</w:t>
+            </w:r>
+          </w:p>
+        </w:tc>
+        <w:tc>
+          <w:tcPr>
+            <w:tcW w:type="dxa" w:w="1728"/>
+          </w:tcPr>
+          <w:p>
+            <w:r>
+              <w:rPr>
+                <w:rFonts w:ascii="Times New Roman" w:hAnsi="Times New Roman" w:eastAsia="宋体"/>
+                <w:b w:val="0"/>
+                <w:sz w:val="21"/>
+              </w:rPr>
+              <w:t>审批/台账/平台类核查，脚本未执行检测</w:t>
             </w:r>
           </w:p>
         </w:tc>
@@ -10083,7 +10083,7 @@
                 <w:b w:val="0"/>
                 <w:sz w:val="21"/>
               </w:rPr>
-              <w:t>已实现</w:t>
+              <w:t>可自动化</w:t>
             </w:r>
           </w:p>
         </w:tc>
@@ -10160,22 +10160,22 @@
                 <w:b w:val="0"/>
                 <w:sz w:val="21"/>
               </w:rPr>
-              <w:t>部分实现</w:t>
-            </w:r>
-          </w:p>
-        </w:tc>
-        <w:tc>
-          <w:tcPr>
-            <w:tcW w:type="dxa" w:w="1728"/>
-          </w:tcPr>
-          <w:p>
-            <w:r>
-              <w:rPr>
-                <w:rFonts w:ascii="Times New Roman" w:hAnsi="Times New Roman" w:eastAsia="宋体"/>
-                <w:b w:val="0"/>
-                <w:sz w:val="21"/>
-              </w:rPr>
-              <w:t>审批/台账/平台类核查，需人工确认</w:t>
+              <w:t>部分可自动化</w:t>
+            </w:r>
+          </w:p>
+        </w:tc>
+        <w:tc>
+          <w:tcPr>
+            <w:tcW w:type="dxa" w:w="1728"/>
+          </w:tcPr>
+          <w:p>
+            <w:r>
+              <w:rPr>
+                <w:rFonts w:ascii="Times New Roman" w:hAnsi="Times New Roman" w:eastAsia="宋体"/>
+                <w:b w:val="0"/>
+                <w:sz w:val="21"/>
+              </w:rPr>
+              <w:t>check_network.sh 采集 IKE SA 识别网络层加密，链路层/信源层加密需按方案人工核对</w:t>
             </w:r>
           </w:p>
         </w:tc>
@@ -10237,7 +10237,7 @@
                 <w:b w:val="0"/>
                 <w:sz w:val="21"/>
               </w:rPr>
-              <w:t>已实现</w:t>
+              <w:t>可自动化</w:t>
             </w:r>
           </w:p>
         </w:tc>
@@ -10314,7 +10314,7 @@
                 <w:b w:val="0"/>
                 <w:sz w:val="21"/>
               </w:rPr>
-              <w:t>已实现</w:t>
+              <w:t>可自动化</w:t>
             </w:r>
           </w:p>
         </w:tc>
@@ -10391,22 +10391,22 @@
                 <w:b w:val="0"/>
                 <w:sz w:val="21"/>
               </w:rPr>
-              <w:t>部分实现</w:t>
-            </w:r>
-          </w:p>
-        </w:tc>
-        <w:tc>
-          <w:tcPr>
-            <w:tcW w:type="dxa" w:w="1728"/>
-          </w:tcPr>
-          <w:p>
-            <w:r>
-              <w:rPr>
-                <w:rFonts w:ascii="Times New Roman" w:hAnsi="Times New Roman" w:eastAsia="宋体"/>
-                <w:b w:val="0"/>
-                <w:sz w:val="21"/>
-              </w:rPr>
-              <w:t>审批/台账/平台类核查，需人工确认</w:t>
+              <w:t>需人工</w:t>
+            </w:r>
+          </w:p>
+        </w:tc>
+        <w:tc>
+          <w:tcPr>
+            <w:tcW w:type="dxa" w:w="1728"/>
+          </w:tcPr>
+          <w:p>
+            <w:r>
+              <w:rPr>
+                <w:rFonts w:ascii="Times New Roman" w:hAnsi="Times New Roman" w:eastAsia="宋体"/>
+                <w:b w:val="0"/>
+                <w:sz w:val="21"/>
+              </w:rPr>
+              <w:t>审批/台账/平台类核查，脚本未执行检测</w:t>
             </w:r>
           </w:p>
         </w:tc>
@@ -10468,22 +10468,22 @@
                 <w:b w:val="0"/>
                 <w:sz w:val="21"/>
               </w:rPr>
-              <w:t>部分实现</w:t>
-            </w:r>
-          </w:p>
-        </w:tc>
-        <w:tc>
-          <w:tcPr>
-            <w:tcW w:type="dxa" w:w="1728"/>
-          </w:tcPr>
-          <w:p>
-            <w:r>
-              <w:rPr>
-                <w:rFonts w:ascii="Times New Roman" w:hAnsi="Times New Roman" w:eastAsia="宋体"/>
-                <w:b w:val="0"/>
-                <w:sz w:val="21"/>
-              </w:rPr>
-              <w:t>审批/台账/平台类核查，需人工确认</w:t>
+              <w:t>需人工</w:t>
+            </w:r>
+          </w:p>
+        </w:tc>
+        <w:tc>
+          <w:tcPr>
+            <w:tcW w:type="dxa" w:w="1728"/>
+          </w:tcPr>
+          <w:p>
+            <w:r>
+              <w:rPr>
+                <w:rFonts w:ascii="Times New Roman" w:hAnsi="Times New Roman" w:eastAsia="宋体"/>
+                <w:b w:val="0"/>
+                <w:sz w:val="21"/>
+              </w:rPr>
+              <w:t>审批/台账/平台类核查，脚本未执行检测</w:t>
             </w:r>
           </w:p>
         </w:tc>
@@ -10545,22 +10545,22 @@
                 <w:b w:val="0"/>
                 <w:sz w:val="21"/>
               </w:rPr>
-              <w:t>部分实现</w:t>
-            </w:r>
-          </w:p>
-        </w:tc>
-        <w:tc>
-          <w:tcPr>
-            <w:tcW w:type="dxa" w:w="1728"/>
-          </w:tcPr>
-          <w:p>
-            <w:r>
-              <w:rPr>
-                <w:rFonts w:ascii="Times New Roman" w:hAnsi="Times New Roman" w:eastAsia="宋体"/>
-                <w:b w:val="0"/>
-                <w:sz w:val="21"/>
-              </w:rPr>
-              <w:t>脚本提取部分信号（型号/存储网/端口闲置率），结论需台账比对</w:t>
+              <w:t>部分可自动化</w:t>
+            </w:r>
+          </w:p>
+        </w:tc>
+        <w:tc>
+          <w:tcPr>
+            <w:tcW w:type="dxa" w:w="1728"/>
+          </w:tcPr>
+          <w:p>
+            <w:r>
+              <w:rPr>
+                <w:rFonts w:ascii="Times New Roman" w:hAnsi="Times New Roman" w:eastAsia="宋体"/>
+                <w:b w:val="0"/>
+                <w:sz w:val="21"/>
+              </w:rPr>
+              <w:t>check_network.sh 提取存储网/业务网 VLAN 划分信号，结论需比对台账</w:t>
             </w:r>
           </w:p>
         </w:tc>
@@ -10622,22 +10622,22 @@
                 <w:b w:val="0"/>
                 <w:sz w:val="21"/>
               </w:rPr>
-              <w:t>部分实现</w:t>
-            </w:r>
-          </w:p>
-        </w:tc>
-        <w:tc>
-          <w:tcPr>
-            <w:tcW w:type="dxa" w:w="1728"/>
-          </w:tcPr>
-          <w:p>
-            <w:r>
-              <w:rPr>
-                <w:rFonts w:ascii="Times New Roman" w:hAnsi="Times New Roman" w:eastAsia="宋体"/>
-                <w:b w:val="0"/>
-                <w:sz w:val="21"/>
-              </w:rPr>
-              <w:t>脚本提取部分信号（型号/存储网/端口闲置率），结论需台账比对</w:t>
+              <w:t>可自动化</w:t>
+            </w:r>
+          </w:p>
+        </w:tc>
+        <w:tc>
+          <w:tcPr>
+            <w:tcW w:type="dxa" w:w="1728"/>
+          </w:tcPr>
+          <w:p>
+            <w:r>
+              <w:rPr>
+                <w:rFonts w:ascii="Times New Roman" w:hAnsi="Times New Roman" w:eastAsia="宋体"/>
+                <w:b w:val="0"/>
+                <w:sz w:val="21"/>
+              </w:rPr>
+              <w:t>check_network.sh 自动判定（设备回显采集后自动给出结论）</w:t>
             </w:r>
           </w:p>
         </w:tc>
@@ -10806,22 +10806,22 @@
                 <w:b w:val="0"/>
                 <w:sz w:val="21"/>
               </w:rPr>
-              <w:t>部分实现</w:t>
-            </w:r>
-          </w:p>
-        </w:tc>
-        <w:tc>
-          <w:tcPr>
-            <w:tcW w:type="dxa" w:w="1728"/>
-          </w:tcPr>
-          <w:p>
-            <w:r>
-              <w:rPr>
-                <w:rFonts w:ascii="Times New Roman" w:hAnsi="Times New Roman" w:eastAsia="宋体"/>
-                <w:b w:val="0"/>
-                <w:sz w:val="21"/>
-              </w:rPr>
-              <w:t>现场/文档/台账类核查，需人工</w:t>
+              <w:t>需人工</w:t>
+            </w:r>
+          </w:p>
+        </w:tc>
+        <w:tc>
+          <w:tcPr>
+            <w:tcW w:type="dxa" w:w="1728"/>
+          </w:tcPr>
+          <w:p>
+            <w:r>
+              <w:rPr>
+                <w:rFonts w:ascii="Times New Roman" w:hAnsi="Times New Roman" w:eastAsia="宋体"/>
+                <w:b w:val="0"/>
+                <w:sz w:val="21"/>
+              </w:rPr>
+              <w:t>现场/文档/台账类核查</w:t>
             </w:r>
           </w:p>
         </w:tc>
@@ -10883,22 +10883,22 @@
                 <w:b w:val="0"/>
                 <w:sz w:val="21"/>
               </w:rPr>
-              <w:t>部分实现</w:t>
-            </w:r>
-          </w:p>
-        </w:tc>
-        <w:tc>
-          <w:tcPr>
-            <w:tcW w:type="dxa" w:w="1728"/>
-          </w:tcPr>
-          <w:p>
-            <w:r>
-              <w:rPr>
-                <w:rFonts w:ascii="Times New Roman" w:hAnsi="Times New Roman" w:eastAsia="宋体"/>
-                <w:b w:val="0"/>
-                <w:sz w:val="21"/>
-              </w:rPr>
-              <w:t>现场/文档/台账类核查，需人工</w:t>
+              <w:t>需人工</w:t>
+            </w:r>
+          </w:p>
+        </w:tc>
+        <w:tc>
+          <w:tcPr>
+            <w:tcW w:type="dxa" w:w="1728"/>
+          </w:tcPr>
+          <w:p>
+            <w:r>
+              <w:rPr>
+                <w:rFonts w:ascii="Times New Roman" w:hAnsi="Times New Roman" w:eastAsia="宋体"/>
+                <w:b w:val="0"/>
+                <w:sz w:val="21"/>
+              </w:rPr>
+              <w:t>现场/文档/台账类核查</w:t>
             </w:r>
           </w:p>
         </w:tc>
@@ -10960,22 +10960,22 @@
                 <w:b w:val="0"/>
                 <w:sz w:val="21"/>
               </w:rPr>
-              <w:t>部分实现</w:t>
-            </w:r>
-          </w:p>
-        </w:tc>
-        <w:tc>
-          <w:tcPr>
-            <w:tcW w:type="dxa" w:w="1728"/>
-          </w:tcPr>
-          <w:p>
-            <w:r>
-              <w:rPr>
-                <w:rFonts w:ascii="Times New Roman" w:hAnsi="Times New Roman" w:eastAsia="宋体"/>
-                <w:b w:val="0"/>
-                <w:sz w:val="21"/>
-              </w:rPr>
-              <w:t>现场/文档/台账类核查，需人工</w:t>
+              <w:t>需人工</w:t>
+            </w:r>
+          </w:p>
+        </w:tc>
+        <w:tc>
+          <w:tcPr>
+            <w:tcW w:type="dxa" w:w="1728"/>
+          </w:tcPr>
+          <w:p>
+            <w:r>
+              <w:rPr>
+                <w:rFonts w:ascii="Times New Roman" w:hAnsi="Times New Roman" w:eastAsia="宋体"/>
+                <w:b w:val="0"/>
+                <w:sz w:val="21"/>
+              </w:rPr>
+              <w:t>现场/文档/台账类核查</w:t>
             </w:r>
           </w:p>
         </w:tc>
@@ -11037,22 +11037,22 @@
                 <w:b w:val="0"/>
                 <w:sz w:val="21"/>
               </w:rPr>
-              <w:t>部分实现</w:t>
-            </w:r>
-          </w:p>
-        </w:tc>
-        <w:tc>
-          <w:tcPr>
-            <w:tcW w:type="dxa" w:w="1728"/>
-          </w:tcPr>
-          <w:p>
-            <w:r>
-              <w:rPr>
-                <w:rFonts w:ascii="Times New Roman" w:hAnsi="Times New Roman" w:eastAsia="宋体"/>
-                <w:b w:val="0"/>
-                <w:sz w:val="21"/>
-              </w:rPr>
-              <w:t>现场/文档/台账类核查，需人工</w:t>
+              <w:t>需人工</w:t>
+            </w:r>
+          </w:p>
+        </w:tc>
+        <w:tc>
+          <w:tcPr>
+            <w:tcW w:type="dxa" w:w="1728"/>
+          </w:tcPr>
+          <w:p>
+            <w:r>
+              <w:rPr>
+                <w:rFonts w:ascii="Times New Roman" w:hAnsi="Times New Roman" w:eastAsia="宋体"/>
+                <w:b w:val="0"/>
+                <w:sz w:val="21"/>
+              </w:rPr>
+              <w:t>现场/文档/台账类核查</w:t>
             </w:r>
           </w:p>
         </w:tc>
@@ -11114,22 +11114,22 @@
                 <w:b w:val="0"/>
                 <w:sz w:val="21"/>
               </w:rPr>
-              <w:t>部分实现</w:t>
-            </w:r>
-          </w:p>
-        </w:tc>
-        <w:tc>
-          <w:tcPr>
-            <w:tcW w:type="dxa" w:w="1728"/>
-          </w:tcPr>
-          <w:p>
-            <w:r>
-              <w:rPr>
-                <w:rFonts w:ascii="Times New Roman" w:hAnsi="Times New Roman" w:eastAsia="宋体"/>
-                <w:b w:val="0"/>
-                <w:sz w:val="21"/>
-              </w:rPr>
-              <w:t>现场/文档/台账类核查，需人工</w:t>
+              <w:t>需人工</w:t>
+            </w:r>
+          </w:p>
+        </w:tc>
+        <w:tc>
+          <w:tcPr>
+            <w:tcW w:type="dxa" w:w="1728"/>
+          </w:tcPr>
+          <w:p>
+            <w:r>
+              <w:rPr>
+                <w:rFonts w:ascii="Times New Roman" w:hAnsi="Times New Roman" w:eastAsia="宋体"/>
+                <w:b w:val="0"/>
+                <w:sz w:val="21"/>
+              </w:rPr>
+              <w:t>现场/文档/台账类核查</w:t>
             </w:r>
           </w:p>
         </w:tc>
@@ -11191,22 +11191,22 @@
                 <w:b w:val="0"/>
                 <w:sz w:val="21"/>
               </w:rPr>
-              <w:t>部分实现</w:t>
-            </w:r>
-          </w:p>
-        </w:tc>
-        <w:tc>
-          <w:tcPr>
-            <w:tcW w:type="dxa" w:w="1728"/>
-          </w:tcPr>
-          <w:p>
-            <w:r>
-              <w:rPr>
-                <w:rFonts w:ascii="Times New Roman" w:hAnsi="Times New Roman" w:eastAsia="宋体"/>
-                <w:b w:val="0"/>
-                <w:sz w:val="21"/>
-              </w:rPr>
-              <w:t>现场/文档/台账类核查，需人工</w:t>
+              <w:t>需人工</w:t>
+            </w:r>
+          </w:p>
+        </w:tc>
+        <w:tc>
+          <w:tcPr>
+            <w:tcW w:type="dxa" w:w="1728"/>
+          </w:tcPr>
+          <w:p>
+            <w:r>
+              <w:rPr>
+                <w:rFonts w:ascii="Times New Roman" w:hAnsi="Times New Roman" w:eastAsia="宋体"/>
+                <w:b w:val="0"/>
+                <w:sz w:val="21"/>
+              </w:rPr>
+              <w:t>现场/文档/台账类核查</w:t>
             </w:r>
           </w:p>
         </w:tc>
@@ -11268,22 +11268,22 @@
                 <w:b w:val="0"/>
                 <w:sz w:val="21"/>
               </w:rPr>
-              <w:t>部分实现</w:t>
-            </w:r>
-          </w:p>
-        </w:tc>
-        <w:tc>
-          <w:tcPr>
-            <w:tcW w:type="dxa" w:w="1728"/>
-          </w:tcPr>
-          <w:p>
-            <w:r>
-              <w:rPr>
-                <w:rFonts w:ascii="Times New Roman" w:hAnsi="Times New Roman" w:eastAsia="宋体"/>
-                <w:b w:val="0"/>
-                <w:sz w:val="21"/>
-              </w:rPr>
-              <w:t>现场/文档/台账类核查，需人工</w:t>
+              <w:t>需人工</w:t>
+            </w:r>
+          </w:p>
+        </w:tc>
+        <w:tc>
+          <w:tcPr>
+            <w:tcW w:type="dxa" w:w="1728"/>
+          </w:tcPr>
+          <w:p>
+            <w:r>
+              <w:rPr>
+                <w:rFonts w:ascii="Times New Roman" w:hAnsi="Times New Roman" w:eastAsia="宋体"/>
+                <w:b w:val="0"/>
+                <w:sz w:val="21"/>
+              </w:rPr>
+              <w:t>现场/文档/台账类核查</w:t>
             </w:r>
           </w:p>
         </w:tc>
@@ -11345,22 +11345,22 @@
                 <w:b w:val="0"/>
                 <w:sz w:val="21"/>
               </w:rPr>
-              <w:t>部分实现</w:t>
-            </w:r>
-          </w:p>
-        </w:tc>
-        <w:tc>
-          <w:tcPr>
-            <w:tcW w:type="dxa" w:w="1728"/>
-          </w:tcPr>
-          <w:p>
-            <w:r>
-              <w:rPr>
-                <w:rFonts w:ascii="Times New Roman" w:hAnsi="Times New Roman" w:eastAsia="宋体"/>
-                <w:b w:val="0"/>
-                <w:sz w:val="21"/>
-              </w:rPr>
-              <w:t>现场/文档/台账类核查，需人工</w:t>
+              <w:t>需人工</w:t>
+            </w:r>
+          </w:p>
+        </w:tc>
+        <w:tc>
+          <w:tcPr>
+            <w:tcW w:type="dxa" w:w="1728"/>
+          </w:tcPr>
+          <w:p>
+            <w:r>
+              <w:rPr>
+                <w:rFonts w:ascii="Times New Roman" w:hAnsi="Times New Roman" w:eastAsia="宋体"/>
+                <w:b w:val="0"/>
+                <w:sz w:val="21"/>
+              </w:rPr>
+              <w:t>现场/文档/台账类核查</w:t>
             </w:r>
           </w:p>
         </w:tc>
@@ -11422,22 +11422,22 @@
                 <w:b w:val="0"/>
                 <w:sz w:val="21"/>
               </w:rPr>
-              <w:t>部分实现</w:t>
-            </w:r>
-          </w:p>
-        </w:tc>
-        <w:tc>
-          <w:tcPr>
-            <w:tcW w:type="dxa" w:w="1728"/>
-          </w:tcPr>
-          <w:p>
-            <w:r>
-              <w:rPr>
-                <w:rFonts w:ascii="Times New Roman" w:hAnsi="Times New Roman" w:eastAsia="宋体"/>
-                <w:b w:val="0"/>
-                <w:sz w:val="21"/>
-              </w:rPr>
-              <w:t>现场/文档/台账类核查，需人工</w:t>
+              <w:t>需人工</w:t>
+            </w:r>
+          </w:p>
+        </w:tc>
+        <w:tc>
+          <w:tcPr>
+            <w:tcW w:type="dxa" w:w="1728"/>
+          </w:tcPr>
+          <w:p>
+            <w:r>
+              <w:rPr>
+                <w:rFonts w:ascii="Times New Roman" w:hAnsi="Times New Roman" w:eastAsia="宋体"/>
+                <w:b w:val="0"/>
+                <w:sz w:val="21"/>
+              </w:rPr>
+              <w:t>现场/文档/台账类核查</w:t>
             </w:r>
           </w:p>
         </w:tc>
@@ -11606,22 +11606,22 @@
                 <w:b w:val="0"/>
                 <w:sz w:val="21"/>
               </w:rPr>
-              <w:t>部分实现</w:t>
-            </w:r>
-          </w:p>
-        </w:tc>
-        <w:tc>
-          <w:tcPr>
-            <w:tcW w:type="dxa" w:w="1728"/>
-          </w:tcPr>
-          <w:p>
-            <w:r>
-              <w:rPr>
-                <w:rFonts w:ascii="Times New Roman" w:hAnsi="Times New Roman" w:eastAsia="宋体"/>
-                <w:b w:val="0"/>
-                <w:sz w:val="21"/>
-              </w:rPr>
-              <w:t>现场/文档/台账类核查，需人工</w:t>
+              <w:t>需人工</w:t>
+            </w:r>
+          </w:p>
+        </w:tc>
+        <w:tc>
+          <w:tcPr>
+            <w:tcW w:type="dxa" w:w="1728"/>
+          </w:tcPr>
+          <w:p>
+            <w:r>
+              <w:rPr>
+                <w:rFonts w:ascii="Times New Roman" w:hAnsi="Times New Roman" w:eastAsia="宋体"/>
+                <w:b w:val="0"/>
+                <w:sz w:val="21"/>
+              </w:rPr>
+              <w:t>现场/文档/台账类核查</w:t>
             </w:r>
           </w:p>
         </w:tc>
@@ -11683,22 +11683,22 @@
                 <w:b w:val="0"/>
                 <w:sz w:val="21"/>
               </w:rPr>
-              <w:t>部分实现</w:t>
-            </w:r>
-          </w:p>
-        </w:tc>
-        <w:tc>
-          <w:tcPr>
-            <w:tcW w:type="dxa" w:w="1728"/>
-          </w:tcPr>
-          <w:p>
-            <w:r>
-              <w:rPr>
-                <w:rFonts w:ascii="Times New Roman" w:hAnsi="Times New Roman" w:eastAsia="宋体"/>
-                <w:b w:val="0"/>
-                <w:sz w:val="21"/>
-              </w:rPr>
-              <w:t>现场/文档/台账类核查，需人工</w:t>
+              <w:t>需人工</w:t>
+            </w:r>
+          </w:p>
+        </w:tc>
+        <w:tc>
+          <w:tcPr>
+            <w:tcW w:type="dxa" w:w="1728"/>
+          </w:tcPr>
+          <w:p>
+            <w:r>
+              <w:rPr>
+                <w:rFonts w:ascii="Times New Roman" w:hAnsi="Times New Roman" w:eastAsia="宋体"/>
+                <w:b w:val="0"/>
+                <w:sz w:val="21"/>
+              </w:rPr>
+              <w:t>现场/文档/台账类核查</w:t>
             </w:r>
           </w:p>
         </w:tc>
@@ -11760,22 +11760,22 @@
                 <w:b w:val="0"/>
                 <w:sz w:val="21"/>
               </w:rPr>
-              <w:t>部分实现</w:t>
-            </w:r>
-          </w:p>
-        </w:tc>
-        <w:tc>
-          <w:tcPr>
-            <w:tcW w:type="dxa" w:w="1728"/>
-          </w:tcPr>
-          <w:p>
-            <w:r>
-              <w:rPr>
-                <w:rFonts w:ascii="Times New Roman" w:hAnsi="Times New Roman" w:eastAsia="宋体"/>
-                <w:b w:val="0"/>
-                <w:sz w:val="21"/>
-              </w:rPr>
-              <w:t>现场/文档/台账类核查，需人工</w:t>
+              <w:t>需人工</w:t>
+            </w:r>
+          </w:p>
+        </w:tc>
+        <w:tc>
+          <w:tcPr>
+            <w:tcW w:type="dxa" w:w="1728"/>
+          </w:tcPr>
+          <w:p>
+            <w:r>
+              <w:rPr>
+                <w:rFonts w:ascii="Times New Roman" w:hAnsi="Times New Roman" w:eastAsia="宋体"/>
+                <w:b w:val="0"/>
+                <w:sz w:val="21"/>
+              </w:rPr>
+              <w:t>现场/文档/台账类核查</w:t>
             </w:r>
           </w:p>
         </w:tc>
@@ -11837,22 +11837,22 @@
                 <w:b w:val="0"/>
                 <w:sz w:val="21"/>
               </w:rPr>
-              <w:t>部分实现</w:t>
-            </w:r>
-          </w:p>
-        </w:tc>
-        <w:tc>
-          <w:tcPr>
-            <w:tcW w:type="dxa" w:w="1728"/>
-          </w:tcPr>
-          <w:p>
-            <w:r>
-              <w:rPr>
-                <w:rFonts w:ascii="Times New Roman" w:hAnsi="Times New Roman" w:eastAsia="宋体"/>
-                <w:b w:val="0"/>
-                <w:sz w:val="21"/>
-              </w:rPr>
-              <w:t>现场/文档/台账类核查，需人工</w:t>
+              <w:t>需人工</w:t>
+            </w:r>
+          </w:p>
+        </w:tc>
+        <w:tc>
+          <w:tcPr>
+            <w:tcW w:type="dxa" w:w="1728"/>
+          </w:tcPr>
+          <w:p>
+            <w:r>
+              <w:rPr>
+                <w:rFonts w:ascii="Times New Roman" w:hAnsi="Times New Roman" w:eastAsia="宋体"/>
+                <w:b w:val="0"/>
+                <w:sz w:val="21"/>
+              </w:rPr>
+              <w:t>现场/文档/台账类核查</w:t>
             </w:r>
           </w:p>
         </w:tc>
@@ -11914,22 +11914,22 @@
                 <w:b w:val="0"/>
                 <w:sz w:val="21"/>
               </w:rPr>
-              <w:t>部分实现</w:t>
-            </w:r>
-          </w:p>
-        </w:tc>
-        <w:tc>
-          <w:tcPr>
-            <w:tcW w:type="dxa" w:w="1728"/>
-          </w:tcPr>
-          <w:p>
-            <w:r>
-              <w:rPr>
-                <w:rFonts w:ascii="Times New Roman" w:hAnsi="Times New Roman" w:eastAsia="宋体"/>
-                <w:b w:val="0"/>
-                <w:sz w:val="21"/>
-              </w:rPr>
-              <w:t>现场/文档/台账类核查，需人工</w:t>
+              <w:t>需人工</w:t>
+            </w:r>
+          </w:p>
+        </w:tc>
+        <w:tc>
+          <w:tcPr>
+            <w:tcW w:type="dxa" w:w="1728"/>
+          </w:tcPr>
+          <w:p>
+            <w:r>
+              <w:rPr>
+                <w:rFonts w:ascii="Times New Roman" w:hAnsi="Times New Roman" w:eastAsia="宋体"/>
+                <w:b w:val="0"/>
+                <w:sz w:val="21"/>
+              </w:rPr>
+              <w:t>现场/文档/台账类核查</w:t>
             </w:r>
           </w:p>
         </w:tc>
@@ -12098,22 +12098,22 @@
                 <w:b w:val="0"/>
                 <w:sz w:val="21"/>
               </w:rPr>
-              <w:t>部分实现</w:t>
-            </w:r>
-          </w:p>
-        </w:tc>
-        <w:tc>
-          <w:tcPr>
-            <w:tcW w:type="dxa" w:w="1728"/>
-          </w:tcPr>
-          <w:p>
-            <w:r>
-              <w:rPr>
-                <w:rFonts w:ascii="Times New Roman" w:hAnsi="Times New Roman" w:eastAsia="宋体"/>
-                <w:b w:val="0"/>
-                <w:sz w:val="21"/>
-              </w:rPr>
-              <w:t>现场/文档/台账类核查，需人工</w:t>
+              <w:t>需人工</w:t>
+            </w:r>
+          </w:p>
+        </w:tc>
+        <w:tc>
+          <w:tcPr>
+            <w:tcW w:type="dxa" w:w="1728"/>
+          </w:tcPr>
+          <w:p>
+            <w:r>
+              <w:rPr>
+                <w:rFonts w:ascii="Times New Roman" w:hAnsi="Times New Roman" w:eastAsia="宋体"/>
+                <w:b w:val="0"/>
+                <w:sz w:val="21"/>
+              </w:rPr>
+              <w:t>现场/文档/台账类核查</w:t>
             </w:r>
           </w:p>
         </w:tc>
@@ -12175,22 +12175,22 @@
                 <w:b w:val="0"/>
                 <w:sz w:val="21"/>
               </w:rPr>
-              <w:t>部分实现</w:t>
-            </w:r>
-          </w:p>
-        </w:tc>
-        <w:tc>
-          <w:tcPr>
-            <w:tcW w:type="dxa" w:w="1728"/>
-          </w:tcPr>
-          <w:p>
-            <w:r>
-              <w:rPr>
-                <w:rFonts w:ascii="Times New Roman" w:hAnsi="Times New Roman" w:eastAsia="宋体"/>
-                <w:b w:val="0"/>
-                <w:sz w:val="21"/>
-              </w:rPr>
-              <w:t>现场/文档/台账类核查，需人工</w:t>
+              <w:t>需人工</w:t>
+            </w:r>
+          </w:p>
+        </w:tc>
+        <w:tc>
+          <w:tcPr>
+            <w:tcW w:type="dxa" w:w="1728"/>
+          </w:tcPr>
+          <w:p>
+            <w:r>
+              <w:rPr>
+                <w:rFonts w:ascii="Times New Roman" w:hAnsi="Times New Roman" w:eastAsia="宋体"/>
+                <w:b w:val="0"/>
+                <w:sz w:val="21"/>
+              </w:rPr>
+              <w:t>现场/文档/台账类核查</w:t>
             </w:r>
           </w:p>
         </w:tc>
@@ -12252,22 +12252,22 @@
                 <w:b w:val="0"/>
                 <w:sz w:val="21"/>
               </w:rPr>
-              <w:t>部分实现</w:t>
-            </w:r>
-          </w:p>
-        </w:tc>
-        <w:tc>
-          <w:tcPr>
-            <w:tcW w:type="dxa" w:w="1728"/>
-          </w:tcPr>
-          <w:p>
-            <w:r>
-              <w:rPr>
-                <w:rFonts w:ascii="Times New Roman" w:hAnsi="Times New Roman" w:eastAsia="宋体"/>
-                <w:b w:val="0"/>
-                <w:sz w:val="21"/>
-              </w:rPr>
-              <w:t>现场/文档/台账类核查，需人工</w:t>
+              <w:t>需人工</w:t>
+            </w:r>
+          </w:p>
+        </w:tc>
+        <w:tc>
+          <w:tcPr>
+            <w:tcW w:type="dxa" w:w="1728"/>
+          </w:tcPr>
+          <w:p>
+            <w:r>
+              <w:rPr>
+                <w:rFonts w:ascii="Times New Roman" w:hAnsi="Times New Roman" w:eastAsia="宋体"/>
+                <w:b w:val="0"/>
+                <w:sz w:val="21"/>
+              </w:rPr>
+              <w:t>现场/文档/台账类核查</w:t>
             </w:r>
           </w:p>
         </w:tc>
@@ -12329,22 +12329,22 @@
                 <w:b w:val="0"/>
                 <w:sz w:val="21"/>
               </w:rPr>
-              <w:t>部分实现</w:t>
-            </w:r>
-          </w:p>
-        </w:tc>
-        <w:tc>
-          <w:tcPr>
-            <w:tcW w:type="dxa" w:w="1728"/>
-          </w:tcPr>
-          <w:p>
-            <w:r>
-              <w:rPr>
-                <w:rFonts w:ascii="Times New Roman" w:hAnsi="Times New Roman" w:eastAsia="宋体"/>
-                <w:b w:val="0"/>
-                <w:sz w:val="21"/>
-              </w:rPr>
-              <w:t>现场/文档/台账类核查，需人工</w:t>
+              <w:t>需人工</w:t>
+            </w:r>
+          </w:p>
+        </w:tc>
+        <w:tc>
+          <w:tcPr>
+            <w:tcW w:type="dxa" w:w="1728"/>
+          </w:tcPr>
+          <w:p>
+            <w:r>
+              <w:rPr>
+                <w:rFonts w:ascii="Times New Roman" w:hAnsi="Times New Roman" w:eastAsia="宋体"/>
+                <w:b w:val="0"/>
+                <w:sz w:val="21"/>
+              </w:rPr>
+              <w:t>现场/文档/台账类核查</w:t>
             </w:r>
           </w:p>
         </w:tc>
@@ -12513,22 +12513,22 @@
                 <w:b w:val="0"/>
                 <w:sz w:val="21"/>
               </w:rPr>
-              <w:t>部分实现</w:t>
-            </w:r>
-          </w:p>
-        </w:tc>
-        <w:tc>
-          <w:tcPr>
-            <w:tcW w:type="dxa" w:w="1728"/>
-          </w:tcPr>
-          <w:p>
-            <w:r>
-              <w:rPr>
-                <w:rFonts w:ascii="Times New Roman" w:hAnsi="Times New Roman" w:eastAsia="宋体"/>
-                <w:b w:val="0"/>
-                <w:sz w:val="21"/>
-              </w:rPr>
-              <w:t>现场/文档/台账类核查，需人工</w:t>
+              <w:t>需人工</w:t>
+            </w:r>
+          </w:p>
+        </w:tc>
+        <w:tc>
+          <w:tcPr>
+            <w:tcW w:type="dxa" w:w="1728"/>
+          </w:tcPr>
+          <w:p>
+            <w:r>
+              <w:rPr>
+                <w:rFonts w:ascii="Times New Roman" w:hAnsi="Times New Roman" w:eastAsia="宋体"/>
+                <w:b w:val="0"/>
+                <w:sz w:val="21"/>
+              </w:rPr>
+              <w:t>现场/文档/台账类核查</w:t>
             </w:r>
           </w:p>
         </w:tc>
@@ -12590,22 +12590,22 @@
                 <w:b w:val="0"/>
                 <w:sz w:val="21"/>
               </w:rPr>
-              <w:t>部分实现</w:t>
-            </w:r>
-          </w:p>
-        </w:tc>
-        <w:tc>
-          <w:tcPr>
-            <w:tcW w:type="dxa" w:w="1728"/>
-          </w:tcPr>
-          <w:p>
-            <w:r>
-              <w:rPr>
-                <w:rFonts w:ascii="Times New Roman" w:hAnsi="Times New Roman" w:eastAsia="宋体"/>
-                <w:b w:val="0"/>
-                <w:sz w:val="21"/>
-              </w:rPr>
-              <w:t>现场/文档/台账类核查，需人工</w:t>
+              <w:t>需人工</w:t>
+            </w:r>
+          </w:p>
+        </w:tc>
+        <w:tc>
+          <w:tcPr>
+            <w:tcW w:type="dxa" w:w="1728"/>
+          </w:tcPr>
+          <w:p>
+            <w:r>
+              <w:rPr>
+                <w:rFonts w:ascii="Times New Roman" w:hAnsi="Times New Roman" w:eastAsia="宋体"/>
+                <w:b w:val="0"/>
+                <w:sz w:val="21"/>
+              </w:rPr>
+              <w:t>现场/文档/台账类核查</w:t>
             </w:r>
           </w:p>
         </w:tc>
@@ -12667,22 +12667,22 @@
                 <w:b w:val="0"/>
                 <w:sz w:val="21"/>
               </w:rPr>
-              <w:t>部分实现</w:t>
-            </w:r>
-          </w:p>
-        </w:tc>
-        <w:tc>
-          <w:tcPr>
-            <w:tcW w:type="dxa" w:w="1728"/>
-          </w:tcPr>
-          <w:p>
-            <w:r>
-              <w:rPr>
-                <w:rFonts w:ascii="Times New Roman" w:hAnsi="Times New Roman" w:eastAsia="宋体"/>
-                <w:b w:val="0"/>
-                <w:sz w:val="21"/>
-              </w:rPr>
-              <w:t>现场/文档/台账类核查，需人工</w:t>
+              <w:t>需人工</w:t>
+            </w:r>
+          </w:p>
+        </w:tc>
+        <w:tc>
+          <w:tcPr>
+            <w:tcW w:type="dxa" w:w="1728"/>
+          </w:tcPr>
+          <w:p>
+            <w:r>
+              <w:rPr>
+                <w:rFonts w:ascii="Times New Roman" w:hAnsi="Times New Roman" w:eastAsia="宋体"/>
+                <w:b w:val="0"/>
+                <w:sz w:val="21"/>
+              </w:rPr>
+              <w:t>现场/文档/台账类核查</w:t>
             </w:r>
           </w:p>
         </w:tc>
@@ -12744,22 +12744,22 @@
                 <w:b w:val="0"/>
                 <w:sz w:val="21"/>
               </w:rPr>
-              <w:t>部分实现</w:t>
-            </w:r>
-          </w:p>
-        </w:tc>
-        <w:tc>
-          <w:tcPr>
-            <w:tcW w:type="dxa" w:w="1728"/>
-          </w:tcPr>
-          <w:p>
-            <w:r>
-              <w:rPr>
-                <w:rFonts w:ascii="Times New Roman" w:hAnsi="Times New Roman" w:eastAsia="宋体"/>
-                <w:b w:val="0"/>
-                <w:sz w:val="21"/>
-              </w:rPr>
-              <w:t>现场/文档/台账类核查，需人工</w:t>
+              <w:t>需人工</w:t>
+            </w:r>
+          </w:p>
+        </w:tc>
+        <w:tc>
+          <w:tcPr>
+            <w:tcW w:type="dxa" w:w="1728"/>
+          </w:tcPr>
+          <w:p>
+            <w:r>
+              <w:rPr>
+                <w:rFonts w:ascii="Times New Roman" w:hAnsi="Times New Roman" w:eastAsia="宋体"/>
+                <w:b w:val="0"/>
+                <w:sz w:val="21"/>
+              </w:rPr>
+              <w:t>现场/文档/台账类核查</w:t>
             </w:r>
           </w:p>
         </w:tc>
@@ -12928,7 +12928,7 @@
                 <w:b w:val="0"/>
                 <w:sz w:val="21"/>
               </w:rPr>
-              <w:t>已实现</w:t>
+              <w:t>可自动化</w:t>
             </w:r>
           </w:p>
         </w:tc>
@@ -12990,7 +12990,7 @@
           <w:b w:val="0"/>
           <w:sz w:val="21"/>
         </w:rPr>
-        <w:t>第 5 章「网络安全」23 项：指导书已按核查表补写小节（23 节、133 段方法），脚本侧为 check_network.sh（采集-解析模式：init 生成华为/华三/锐捷三厂商命令清单模板，运维陪同登录设备采集回显后 check 解析判定）。23 项分三类：设备命令回显类 11 项（5.3 至 5.8、5.10、5.11、5.16、5.18、5.19）脚本自动判定，记为已实现；5.9 异构部署、5.22 存储网分离、5.23 配备合理性 3 项，脚本可提取部分信号（设备型号、存储网划分、端口闲置率），结论需台账比对；其余 9 项（5.1、5.2、5.12 至 5.15、5.17、5.20、5.21）为审批记录、方案文档与平台界面类核查，需人工确认。该划分与核查表第 13 列「工具自动验证」的标注一一对应。</w:t>
+        <w:t>第 5 章 23 项分三类：设备命令回显类 12 项（5.3 至 5.8、5.10、5.11、5.16、5.18、5.19、5.23，其中 5.23 为端口闲置率自动判定）由 check_network.sh 自动判定；5 项脚本采集部分信号、结论需人工（5.9 设备型号、5.12/5.17 IKE SA 网络层加密、5.14 防火墙会话表、5.22 VLAN 划分）；6 项为审批记录、管理平台与方案文档类（5.1、5.2、5.13、5.15、5.20、5.21），脚本未执行检测。该划分与核查表第 13 列「工具自动验证」标注一一对应。</w:t>
       </w:r>
     </w:p>
     <w:p>
@@ -13005,7 +13005,7 @@
           <w:color w:val="000000"/>
           <w:sz w:val="24"/>
         </w:rPr>
-        <w:t>5.2 部分实现项的原因分布</w:t>
+        <w:t>5.2 部分可自动化项的原因分布</w:t>
       </w:r>
     </w:p>
     <w:p>
@@ -13019,7 +13019,7 @@
           <w:b w:val="0"/>
           <w:sz w:val="21"/>
         </w:rPr>
-        <w:t>共 76 项为部分实现，按原因分布如下：</w:t>
+        <w:t>共 30 项为部分可自动化，按原因分布如下：</w:t>
       </w:r>
     </w:p>
     <w:tbl>
@@ -13077,7 +13077,7 @@
                 <w:b w:val="0"/>
                 <w:sz w:val="21"/>
               </w:rPr>
-              <w:t>第6-9章现场/文档类</w:t>
+              <w:t>部分适用对象采集证据需人工</w:t>
             </w:r>
           </w:p>
         </w:tc>
@@ -13092,7 +13092,7 @@
                 <w:b w:val="0"/>
                 <w:sz w:val="21"/>
               </w:rPr>
-              <w:t>22</w:t>
+              <w:t>12</w:t>
             </w:r>
           </w:p>
         </w:tc>
@@ -13109,7 +13109,7 @@
                 <w:b w:val="0"/>
                 <w:sz w:val="21"/>
               </w:rPr>
-              <w:t>适用对象均需人工（脚本仅方法输出）</w:t>
+              <w:t>部分适用对象仅提示或未检测</w:t>
             </w:r>
           </w:p>
         </w:tc>
@@ -13124,7 +13124,7 @@
                 <w:b w:val="0"/>
                 <w:sz w:val="21"/>
               </w:rPr>
-              <w:t>20</w:t>
+              <w:t>12</w:t>
             </w:r>
           </w:p>
         </w:tc>
@@ -13141,7 +13141,7 @@
                 <w:b w:val="0"/>
                 <w:sz w:val="21"/>
               </w:rPr>
-              <w:t>一侧 OS 平台待补自动判定</w:t>
+              <w:t>网络设备部分信号+台账比对</w:t>
             </w:r>
           </w:p>
         </w:tc>
@@ -13156,7 +13156,7 @@
                 <w:b w:val="0"/>
                 <w:sz w:val="21"/>
               </w:rPr>
-              <w:t>16</w:t>
+              <w:t>5</w:t>
             </w:r>
           </w:p>
         </w:tc>
@@ -13173,7 +13173,7 @@
                 <w:b w:val="0"/>
                 <w:sz w:val="21"/>
               </w:rPr>
-              <w:t>第5章审批/台账/平台类（需人工）</w:t>
+              <w:t>脚本采集证据、结论需人工</w:t>
             </w:r>
           </w:p>
         </w:tc>
@@ -13188,71 +13188,7 @@
                 <w:b w:val="0"/>
                 <w:sz w:val="21"/>
               </w:rPr>
-              <w:t>9</w:t>
-            </w:r>
-          </w:p>
-        </w:tc>
-      </w:tr>
-      <w:tr>
-        <w:tc>
-          <w:tcPr>
-            <w:tcW w:type="dxa" w:w="4320"/>
-          </w:tcPr>
-          <w:p>
-            <w:r>
-              <w:rPr>
-                <w:rFonts w:ascii="Times New Roman" w:hAnsi="Times New Roman" w:eastAsia="宋体"/>
-                <w:b w:val="0"/>
-                <w:sz w:val="21"/>
-              </w:rPr>
-              <w:t>部分组件对象待补（其余对象需人工）</w:t>
-            </w:r>
-          </w:p>
-        </w:tc>
-        <w:tc>
-          <w:tcPr>
-            <w:tcW w:type="dxa" w:w="4320"/>
-          </w:tcPr>
-          <w:p>
-            <w:r>
-              <w:rPr>
-                <w:rFonts w:ascii="Times New Roman" w:hAnsi="Times New Roman" w:eastAsia="宋体"/>
-                <w:b w:val="0"/>
-                <w:sz w:val="21"/>
-              </w:rPr>
-              <w:t>6</w:t>
-            </w:r>
-          </w:p>
-        </w:tc>
-      </w:tr>
-      <w:tr>
-        <w:tc>
-          <w:tcPr>
-            <w:tcW w:type="dxa" w:w="4320"/>
-          </w:tcPr>
-          <w:p>
-            <w:r>
-              <w:rPr>
-                <w:rFonts w:ascii="Times New Roman" w:hAnsi="Times New Roman" w:eastAsia="宋体"/>
-                <w:b w:val="0"/>
-                <w:sz w:val="21"/>
-              </w:rPr>
-              <w:t>第5章部分信号+台账比对</w:t>
-            </w:r>
-          </w:p>
-        </w:tc>
-        <w:tc>
-          <w:tcPr>
-            <w:tcW w:type="dxa" w:w="4320"/>
-          </w:tcPr>
-          <w:p>
-            <w:r>
-              <w:rPr>
-                <w:rFonts w:ascii="Times New Roman" w:hAnsi="Times New Roman" w:eastAsia="宋体"/>
-                <w:b w:val="0"/>
-                <w:sz w:val="21"/>
-              </w:rPr>
-              <w:t>3</w:t>
+              <w:t>1</w:t>
             </w:r>
           </w:p>
         </w:tc>
@@ -13270,7 +13206,7 @@
           <w:color w:val="000000"/>
           <w:sz w:val="24"/>
         </w:rPr>
-        <w:t>5.3 部分实现项的整改性质</w:t>
+        <w:t>5.3 需人工项的构成</w:t>
       </w:r>
     </w:p>
     <w:p>
@@ -13284,7 +13220,7 @@
           <w:b w:val="0"/>
           <w:sz w:val="21"/>
         </w:rPr>
-        <w:t>这 76 项部分实现，一半本来就是只能人工的，脚本标 manual 是合理的；另一半补上对应平台或组件的自动判定后即可转为已实现。</w:t>
+        <w:t>共 45 项需人工：第 6 至 9 章（物理、组织、制度、管理）22 项，要到机房看设备台账、翻组织文件、核对制度版本和演练记录；第 5 章台账/平台类 6 项，是跨网审批单、方案文档与管理平台界面核查；第 1-4 章 17 项，其中应用层代码能力 8 项（1.16 输入参数校验、4.9、4.10、4.15、4.20、4.21、4.26 至 4.29）需渗透测试、代码审计或 WAF 工具，物理过程与文档台账比对 9 项（1.13、1.22、3.4、3.12、3.14、4.5、4.13 等）需人工核对业务架构、销毁档案与边界设备。</w:t>
       </w:r>
     </w:p>
     <w:p>
@@ -13298,35 +13234,7 @@
           <w:b w:val="0"/>
           <w:sz w:val="21"/>
         </w:rPr>
-        <w:t>只能人工的：第 6 至 9 章（物理、组织、制度、管理）22 项，要到机房看设备台账、翻组织文件、核对制度版本和演练记录。第 5 章台账/平台类 9 项，是跨网审批单、方案文档与平台界面核查。适用对象均需人工的 20 项（1.13、1.16、1.22、1.27、3.4、3.12、3.14、4.1、4.5、4.9、4.10、4.13、4.15、4.20、4.21、4.26、4.27、4.28、4.29、4.32），涉及应用层代码能力、物理销毁过程与文档台账比对。</w:t>
-      </w:r>
-    </w:p>
-    <w:p>
-      <w:pPr>
-        <w:spacing w:line="360" w:lineRule="auto"/>
-        <w:ind w:firstLine="420"/>
-      </w:pPr>
-      <w:r>
-        <w:rPr>
-          <w:rFonts w:ascii="Times New Roman" w:hAnsi="Times New Roman" w:eastAsia="宋体"/>
-          <w:b w:val="0"/>
-          <w:sz w:val="21"/>
-        </w:rPr>
-        <w:t>还能自动化的：一侧 OS 平台待补 16 项——麒麟侧 2.2、2.5、2.6、2.8、2.15、3.8、3.10、4.6、4.8、4.11、4.12、4.17、4.23、4.24、1.25（Windows 侧脚本已能自动判定，麒麟侧脚本仅输出核查方法），Windows 侧 4.31（与前者相反）；补齐对应平台脚本即可全对象自动。组件对象待补 6 项（1.1、1.8、1.20、1.21、1.24、2.16）——达梦侧 6 处、SQL Server 侧 2 处、Redis 侧 2 处仅人工，补齐组件脚本判定分支即可。</w:t>
-      </w:r>
-    </w:p>
-    <w:p>
-      <w:pPr>
-        <w:spacing w:line="360" w:lineRule="auto"/>
-        <w:ind w:firstLine="420"/>
-      </w:pPr>
-      <w:r>
-        <w:rPr>
-          <w:rFonts w:ascii="Times New Roman" w:hAnsi="Times New Roman" w:eastAsia="宋体"/>
-          <w:b w:val="0"/>
-          <w:sz w:val="21"/>
-        </w:rPr>
-        <w:t>2.3 应用口令、3.6 边界防泄漏此前仅标「不适用」，此前会话已补真实检测：2.3 核查空口令账户与图形界面自动登录（/etc/shadow、lightdm/sddm/gdm、注册表 AutoAdminLogon/LimitBlankPasswordUse），3.6 按 3.6.3(3) 核查终端 DLP/管控客户端联动（进程、安装包、卸载注册表），现均为已实现。</w:t>
+        <w:t>部分可自动化 30 项里，12 项存在适用对象仅提示或未检测（麒麟侧 1.25、2.8、2.15、4.12、4.23、4.24，Windows 侧 4.31，组件侧 1.20、1.21、4.1，跨对象 1.24），后续补齐对应判定分支即可转可自动化；其余为采集证据后结论本需人工比对（达梦版本比对、备份有效性验证、网络设备台账比对等），属合理边界。本报告仅核对脚本现状，未改动任何脚本代码。</w:t>
       </w:r>
     </w:p>
     <w:p>
@@ -13355,7 +13263,7 @@
           <w:b w:val="0"/>
           <w:sz w:val="21"/>
         </w:rPr>
-        <w:t>下一步几件事。麒麟侧 15 项待补自动判定（多为应用层配置类，可参照 Windows 侧实现），达梦/SQL Server/Redis 组件侧 8 处待补判定分支；补齐后约 22 项可从部分实现转已实现。第 5 章上真机核查时，用 check_network.sh init 生成采集清单，运维陪同采集回显后跑 check 出报告；遇到解析不出的回显格式，把回显片段补进特征匹配。第 4 章里依赖代码审计和渗透测试的项（4.9、4.10、4.26、4.27、4.28），补上 WAF 和代码扫描工具。第 6 至 9 章和第 5 章台账类这类只能人工的，用人工核查台（manual_check.html）逐项记录、粘贴取证截图并导出报告。136 项全部有核查工具覆盖（自动判定或人工路径）。</w:t>
+        <w:t>下一步几件事。第 5 章上真机核查时，用 check_network.sh init 生成采集清单，运维陪同采集回显后跑 check 出报告；遇到解析不出的回显格式，把回显片段补进特征匹配。需人工的 45 项用人工核查台（manual_check.html）逐项记录、粘贴取证截图并导出报告。如需提升自动化率，可补齐一侧平台与组件对象的判定分支（约 10 项可转可自动化），补齐前以本报告口径为准。</w:t>
       </w:r>
     </w:p>
     <w:sectPr>

--- a/checklist_tool/指导书与核查工具交叉验证报告.docx
+++ b/checklist_tool/指导书与核查工具交叉验证报告.docx
@@ -328,7 +328,7 @@
           <w:b w:val="0"/>
           <w:sz w:val="21"/>
         </w:rPr>
-        <w:t>核查工具：15 个脚本。操作系统核查 2 个（Windows、麒麟各 1），数据库与中间件核查 12 个（MySQL、Redis、达梦 DM、SQL Server、Nginx、Tomcat，两平台各 6），网络设备核查 1 个（check_network.sh，采集-解析模式，覆盖第 5 章 23 项）。</w:t>
+        <w:t>核查工具：16 个脚本。操作系统核查 2 个（Windows、麒麟各 1），数据库与中间件核查 12 个（MySQL、Redis、达梦 DM、SQL Server、Nginx、Tomcat，两平台各 6），网络设备核查 2 个（麒麟 check_network.sh 与 Windows check_network.ps1，采集-解析模式、判定逻辑一致、采集文件通用，覆盖第 5 章 23 项）。</w:t>
       </w:r>
     </w:p>
     <w:p>

--- a/checklist_tool/指导书与核查工具交叉验证报告.docx
+++ b/checklist_tool/指导书与核查工具交叉验证报告.docx
@@ -57,7 +57,7 @@
           <w:b w:val="0"/>
           <w:sz w:val="21"/>
         </w:rPr>
-        <w:t>对《配置核查作业指导书》v2.2 与自动化核查工具（Windows VBScript 版、麒麟 Bash 版、网络设备核查 check_network.sh）逐项比对，共核对 136 个编号检查项。以「脚本是否实际执行核查」为判定标准，结合核查表勾选矩阵（√ 适用 / — 不适用）逐对象核对脚本能力：可自动化 61 项，部分可自动化 30 项，需人工 45 项，自动化覆盖率 44.9%。</w:t>
+        <w:t>对《配置核查作业指导书》v2.2 与自动化核查工具（Windows VBScript 版、麒麟 Bash 版、网络设备核查 check_network.sh / check_network.ps1）逐项比对，共核对 136 个编号检查项。以「脚本是否实际执行核查」为判定标准，结合核查表勾选矩阵（11 列对象，√ 适用 / — 不适用）逐对象核对脚本能力：可自动化 43 项、部分可自动化 51 项、需人工 42 项。全部适用对象均由脚本自动判定的「完全自动化」覆盖率 31.6%；计入采集证据、结论需人工确认的部分可自动化项后，自动化核查涉及 94 项、覆盖率 69.1%。</w:t>
       </w:r>
     </w:p>
     <w:tbl>
@@ -146,7 +146,7 @@
                 <w:b w:val="0"/>
                 <w:sz w:val="21"/>
               </w:rPr>
-              <w:t>61</w:t>
+              <w:t>43</w:t>
             </w:r>
           </w:p>
         </w:tc>
@@ -161,7 +161,7 @@
                 <w:b w:val="0"/>
                 <w:sz w:val="21"/>
               </w:rPr>
-              <w:t>44.9%</w:t>
+              <w:t>31.6%</w:t>
             </w:r>
           </w:p>
         </w:tc>
@@ -193,7 +193,7 @@
                 <w:b w:val="0"/>
                 <w:sz w:val="21"/>
               </w:rPr>
-              <w:t>30</w:t>
+              <w:t>51</w:t>
             </w:r>
           </w:p>
         </w:tc>
@@ -208,7 +208,7 @@
                 <w:b w:val="0"/>
                 <w:sz w:val="21"/>
               </w:rPr>
-              <w:t>22.1%</w:t>
+              <w:t>37.5%</w:t>
             </w:r>
           </w:p>
         </w:tc>
@@ -240,7 +240,7 @@
                 <w:b w:val="0"/>
                 <w:sz w:val="21"/>
               </w:rPr>
-              <w:t>45</w:t>
+              <w:t>42</w:t>
             </w:r>
           </w:p>
         </w:tc>
@@ -255,7 +255,7 @@
                 <w:b w:val="0"/>
                 <w:sz w:val="21"/>
               </w:rPr>
-              <w:t>33.1%</w:t>
+              <w:t>30.9%</w:t>
             </w:r>
           </w:p>
         </w:tc>
@@ -272,7 +272,7 @@
           <w:b w:val="0"/>
           <w:sz w:val="21"/>
         </w:rPr>
-        <w:t>部分可自动化 30 项均为脚本已执行核查但存在边界：部分适用对象仅提示或未检测 12 项、部分对象采集证据后结论需人工 12 项、网络设备部分信号需台账比对 5 项、版本采集比对 1 项。需人工 45 项为脚本未执行该项核查的条目（第 1-4 章 17 项、第 5 章台账/平台类 6 项、第 6-9 章现场文档类 22 项）。</w:t>
+        <w:t>部分可自动化 51 项均为脚本已执行核查但存在边界：部分适用对象仅提示或未检测 39 项、部分对象采集证据后结论需人工 6 项、网络设备部分信号需台账比对 5 项、版本采集比对 1 项。需人工 42 项为脚本未执行该项核查的条目（第 1-4 章 14 项、第 5 章台账/平台类 6 项、第 6-9 章现场文档类 22 项）。</w:t>
       </w:r>
     </w:p>
     <w:p>
@@ -663,37 +663,37 @@
                 <w:b w:val="0"/>
                 <w:sz w:val="21"/>
               </w:rPr>
-              <w:t>17</w:t>
-            </w:r>
-          </w:p>
-        </w:tc>
-        <w:tc>
-          <w:tcPr>
-            <w:tcW w:type="dxa" w:w="1728"/>
-          </w:tcPr>
-          <w:p>
-            <w:r>
-              <w:rPr>
-                <w:rFonts w:ascii="Times New Roman" w:hAnsi="Times New Roman" w:eastAsia="宋体"/>
-                <w:b w:val="0"/>
-                <w:sz w:val="21"/>
-              </w:rPr>
-              <w:t>7</w:t>
-            </w:r>
-          </w:p>
-        </w:tc>
-        <w:tc>
-          <w:tcPr>
-            <w:tcW w:type="dxa" w:w="1728"/>
-          </w:tcPr>
-          <w:p>
-            <w:r>
-              <w:rPr>
-                <w:rFonts w:ascii="Times New Roman" w:hAnsi="Times New Roman" w:eastAsia="宋体"/>
-                <w:b w:val="0"/>
-                <w:sz w:val="21"/>
-              </w:rPr>
-              <w:t>3</w:t>
+              <w:t>14</w:t>
+            </w:r>
+          </w:p>
+        </w:tc>
+        <w:tc>
+          <w:tcPr>
+            <w:tcW w:type="dxa" w:w="1728"/>
+          </w:tcPr>
+          <w:p>
+            <w:r>
+              <w:rPr>
+                <w:rFonts w:ascii="Times New Roman" w:hAnsi="Times New Roman" w:eastAsia="宋体"/>
+                <w:b w:val="0"/>
+                <w:sz w:val="21"/>
+              </w:rPr>
+              <w:t>13</w:t>
+            </w:r>
+          </w:p>
+        </w:tc>
+        <w:tc>
+          <w:tcPr>
+            <w:tcW w:type="dxa" w:w="1728"/>
+          </w:tcPr>
+          <w:p>
+            <w:r>
+              <w:rPr>
+                <w:rFonts w:ascii="Times New Roman" w:hAnsi="Times New Roman" w:eastAsia="宋体"/>
+                <w:b w:val="0"/>
+                <w:sz w:val="21"/>
+              </w:rPr>
+              <w:t>0</w:t>
             </w:r>
           </w:p>
         </w:tc>
@@ -817,22 +817,22 @@
                 <w:b w:val="0"/>
                 <w:sz w:val="21"/>
               </w:rPr>
+              <w:t>2</w:t>
+            </w:r>
+          </w:p>
+        </w:tc>
+        <w:tc>
+          <w:tcPr>
+            <w:tcW w:type="dxa" w:w="1728"/>
+          </w:tcPr>
+          <w:p>
+            <w:r>
+              <w:rPr>
+                <w:rFonts w:ascii="Times New Roman" w:hAnsi="Times New Roman" w:eastAsia="宋体"/>
+                <w:b w:val="0"/>
+                <w:sz w:val="21"/>
+              </w:rPr>
               <w:t>9</w:t>
-            </w:r>
-          </w:p>
-        </w:tc>
-        <w:tc>
-          <w:tcPr>
-            <w:tcW w:type="dxa" w:w="1728"/>
-          </w:tcPr>
-          <w:p>
-            <w:r>
-              <w:rPr>
-                <w:rFonts w:ascii="Times New Roman" w:hAnsi="Times New Roman" w:eastAsia="宋体"/>
-                <w:b w:val="0"/>
-                <w:sz w:val="21"/>
-              </w:rPr>
-              <w:t>2</w:t>
             </w:r>
           </w:p>
         </w:tc>
@@ -894,22 +894,22 @@
                 <w:b w:val="0"/>
                 <w:sz w:val="21"/>
               </w:rPr>
-              <w:t>12</w:t>
-            </w:r>
-          </w:p>
-        </w:tc>
-        <w:tc>
-          <w:tcPr>
-            <w:tcW w:type="dxa" w:w="1728"/>
-          </w:tcPr>
-          <w:p>
-            <w:r>
-              <w:rPr>
-                <w:rFonts w:ascii="Times New Roman" w:hAnsi="Times New Roman" w:eastAsia="宋体"/>
-                <w:b w:val="0"/>
-                <w:sz w:val="21"/>
-              </w:rPr>
-              <w:t>10</w:t>
+              <w:t>5</w:t>
+            </w:r>
+          </w:p>
+        </w:tc>
+        <w:tc>
+          <w:tcPr>
+            <w:tcW w:type="dxa" w:w="1728"/>
+          </w:tcPr>
+          <w:p>
+            <w:r>
+              <w:rPr>
+                <w:rFonts w:ascii="Times New Roman" w:hAnsi="Times New Roman" w:eastAsia="宋体"/>
+                <w:b w:val="0"/>
+                <w:sz w:val="21"/>
+              </w:rPr>
+              <w:t>17</w:t>
             </w:r>
           </w:p>
         </w:tc>
@@ -971,22 +971,22 @@
                 <w:b w:val="0"/>
                 <w:sz w:val="21"/>
               </w:rPr>
-              <w:t>12</w:t>
-            </w:r>
-          </w:p>
-        </w:tc>
-        <w:tc>
-          <w:tcPr>
-            <w:tcW w:type="dxa" w:w="1728"/>
-          </w:tcPr>
-          <w:p>
-            <w:r>
-              <w:rPr>
-                <w:rFonts w:ascii="Times New Roman" w:hAnsi="Times New Roman" w:eastAsia="宋体"/>
-                <w:b w:val="0"/>
-                <w:sz w:val="21"/>
-              </w:rPr>
-              <w:t>5</w:t>
+              <w:t>11</w:t>
+            </w:r>
+          </w:p>
+        </w:tc>
+        <w:tc>
+          <w:tcPr>
+            <w:tcW w:type="dxa" w:w="1728"/>
+          </w:tcPr>
+          <w:p>
+            <w:r>
+              <w:rPr>
+                <w:rFonts w:ascii="Times New Roman" w:hAnsi="Times New Roman" w:eastAsia="宋体"/>
+                <w:b w:val="0"/>
+                <w:sz w:val="21"/>
+              </w:rPr>
+              <w:t>6</w:t>
             </w:r>
           </w:p>
         </w:tc>
@@ -2017,37 +2017,37 @@
                 <w:b w:val="0"/>
                 <w:sz w:val="21"/>
               </w:rPr>
-              <w:t>MySQL、SQL Server、达梦、Redis</w:t>
-            </w:r>
-          </w:p>
-        </w:tc>
-        <w:tc>
-          <w:tcPr>
-            <w:tcW w:type="dxa" w:w="1728"/>
-          </w:tcPr>
-          <w:p>
-            <w:r>
-              <w:rPr>
-                <w:rFonts w:ascii="Times New Roman" w:hAnsi="Times New Roman" w:eastAsia="宋体"/>
-                <w:b w:val="0"/>
-                <w:sz w:val="21"/>
-              </w:rPr>
-              <w:t>可自动化</w:t>
-            </w:r>
-          </w:p>
-        </w:tc>
-        <w:tc>
-          <w:tcPr>
-            <w:tcW w:type="dxa" w:w="1728"/>
-          </w:tcPr>
-          <w:p>
-            <w:r>
-              <w:rPr>
-                <w:rFonts w:ascii="Times New Roman" w:hAnsi="Times New Roman" w:eastAsia="宋体"/>
-                <w:b w:val="0"/>
-                <w:sz w:val="21"/>
-              </w:rPr>
-              <w:t>适用对象均自动判定</w:t>
+              <w:t>Windows、麒麟、MySQL、SQL Server、达梦、Redis</w:t>
+            </w:r>
+          </w:p>
+        </w:tc>
+        <w:tc>
+          <w:tcPr>
+            <w:tcW w:type="dxa" w:w="1728"/>
+          </w:tcPr>
+          <w:p>
+            <w:r>
+              <w:rPr>
+                <w:rFonts w:ascii="Times New Roman" w:hAnsi="Times New Roman" w:eastAsia="宋体"/>
+                <w:b w:val="0"/>
+                <w:sz w:val="21"/>
+              </w:rPr>
+              <w:t>部分可自动化</w:t>
+            </w:r>
+          </w:p>
+        </w:tc>
+        <w:tc>
+          <w:tcPr>
+            <w:tcW w:type="dxa" w:w="1728"/>
+          </w:tcPr>
+          <w:p>
+            <w:r>
+              <w:rPr>
+                <w:rFonts w:ascii="Times New Roman" w:hAnsi="Times New Roman" w:eastAsia="宋体"/>
+                <w:b w:val="0"/>
+                <w:sz w:val="21"/>
+              </w:rPr>
+              <w:t>Windows、MySQL、SQL Server、达梦、Redis 自动判定；麒麟 未检测需人工</w:t>
             </w:r>
           </w:p>
         </w:tc>
@@ -2094,7 +2094,7 @@
                 <w:b w:val="0"/>
                 <w:sz w:val="21"/>
               </w:rPr>
-              <w:t>MySQL、SQL Server、达梦、Redis</w:t>
+              <w:t>Windows、麒麟、MySQL、SQL Server、达梦、Redis</w:t>
             </w:r>
           </w:p>
         </w:tc>
@@ -2124,7 +2124,7 @@
                 <w:b w:val="0"/>
                 <w:sz w:val="21"/>
               </w:rPr>
-              <w:t>MySQL、SQL Server、Redis 自动判定；达梦 脚本采集证据、结论需人工</w:t>
+              <w:t>Windows、MySQL、SQL Server、Redis 自动判定；达梦 脚本采集证据、结论需人工；麒麟 未检测需人工</w:t>
             </w:r>
           </w:p>
         </w:tc>
@@ -2171,37 +2171,37 @@
                 <w:b w:val="0"/>
                 <w:sz w:val="21"/>
               </w:rPr>
-              <w:t>MySQL、SQL Server、达梦</w:t>
-            </w:r>
-          </w:p>
-        </w:tc>
-        <w:tc>
-          <w:tcPr>
-            <w:tcW w:type="dxa" w:w="1728"/>
-          </w:tcPr>
-          <w:p>
-            <w:r>
-              <w:rPr>
-                <w:rFonts w:ascii="Times New Roman" w:hAnsi="Times New Roman" w:eastAsia="宋体"/>
-                <w:b w:val="0"/>
-                <w:sz w:val="21"/>
-              </w:rPr>
-              <w:t>可自动化</w:t>
-            </w:r>
-          </w:p>
-        </w:tc>
-        <w:tc>
-          <w:tcPr>
-            <w:tcW w:type="dxa" w:w="1728"/>
-          </w:tcPr>
-          <w:p>
-            <w:r>
-              <w:rPr>
-                <w:rFonts w:ascii="Times New Roman" w:hAnsi="Times New Roman" w:eastAsia="宋体"/>
-                <w:b w:val="0"/>
-                <w:sz w:val="21"/>
-              </w:rPr>
-              <w:t>适用对象均自动判定</w:t>
+              <w:t>Windows、麒麟、MySQL、SQL Server、达梦、Redis</w:t>
+            </w:r>
+          </w:p>
+        </w:tc>
+        <w:tc>
+          <w:tcPr>
+            <w:tcW w:type="dxa" w:w="1728"/>
+          </w:tcPr>
+          <w:p>
+            <w:r>
+              <w:rPr>
+                <w:rFonts w:ascii="Times New Roman" w:hAnsi="Times New Roman" w:eastAsia="宋体"/>
+                <w:b w:val="0"/>
+                <w:sz w:val="21"/>
+              </w:rPr>
+              <w:t>部分可自动化</w:t>
+            </w:r>
+          </w:p>
+        </w:tc>
+        <w:tc>
+          <w:tcPr>
+            <w:tcW w:type="dxa" w:w="1728"/>
+          </w:tcPr>
+          <w:p>
+            <w:r>
+              <w:rPr>
+                <w:rFonts w:ascii="Times New Roman" w:hAnsi="Times New Roman" w:eastAsia="宋体"/>
+                <w:b w:val="0"/>
+                <w:sz w:val="21"/>
+              </w:rPr>
+              <w:t>Windows、MySQL、SQL Server、达梦 自动判定；麒麟、Redis 未检测需人工</w:t>
             </w:r>
           </w:p>
         </w:tc>
@@ -2248,7 +2248,7 @@
                 <w:b w:val="0"/>
                 <w:sz w:val="21"/>
               </w:rPr>
-              <w:t>MySQL、SQL Server、达梦、Redis</w:t>
+              <w:t>Windows、麒麟、MySQL、SQL Server、达梦、Redis</w:t>
             </w:r>
           </w:p>
         </w:tc>
@@ -2325,7 +2325,7 @@
                 <w:b w:val="0"/>
                 <w:sz w:val="21"/>
               </w:rPr>
-              <w:t>MySQL、SQL Server、达梦、Redis</w:t>
+              <w:t>Windows、麒麟、MySQL、SQL Server、达梦、Redis</w:t>
             </w:r>
           </w:p>
         </w:tc>
@@ -2402,7 +2402,7 @@
                 <w:b w:val="0"/>
                 <w:sz w:val="21"/>
               </w:rPr>
-              <w:t>MySQL、SQL Server、达梦、Redis</w:t>
+              <w:t>Windows、麒麟、MySQL、SQL Server、达梦、Redis</w:t>
             </w:r>
           </w:p>
         </w:tc>
@@ -2479,37 +2479,37 @@
                 <w:b w:val="0"/>
                 <w:sz w:val="21"/>
               </w:rPr>
-              <w:t>MySQL、SQL Server、达梦、Redis</w:t>
-            </w:r>
-          </w:p>
-        </w:tc>
-        <w:tc>
-          <w:tcPr>
-            <w:tcW w:type="dxa" w:w="1728"/>
-          </w:tcPr>
-          <w:p>
-            <w:r>
-              <w:rPr>
-                <w:rFonts w:ascii="Times New Roman" w:hAnsi="Times New Roman" w:eastAsia="宋体"/>
-                <w:b w:val="0"/>
-                <w:sz w:val="21"/>
-              </w:rPr>
-              <w:t>需人工</w:t>
-            </w:r>
-          </w:p>
-        </w:tc>
-        <w:tc>
-          <w:tcPr>
-            <w:tcW w:type="dxa" w:w="1728"/>
-          </w:tcPr>
-          <w:p>
-            <w:r>
-              <w:rPr>
-                <w:rFonts w:ascii="Times New Roman" w:hAnsi="Times New Roman" w:eastAsia="宋体"/>
-                <w:b w:val="0"/>
-                <w:sz w:val="21"/>
-              </w:rPr>
-              <w:t>脚本未执行该项检测，仅输出指导书方法提示</w:t>
+              <w:t>Windows、麒麟、MySQL、SQL Server、达梦、Redis</w:t>
+            </w:r>
+          </w:p>
+        </w:tc>
+        <w:tc>
+          <w:tcPr>
+            <w:tcW w:type="dxa" w:w="1728"/>
+          </w:tcPr>
+          <w:p>
+            <w:r>
+              <w:rPr>
+                <w:rFonts w:ascii="Times New Roman" w:hAnsi="Times New Roman" w:eastAsia="宋体"/>
+                <w:b w:val="0"/>
+                <w:sz w:val="21"/>
+              </w:rPr>
+              <w:t>部分可自动化</w:t>
+            </w:r>
+          </w:p>
+        </w:tc>
+        <w:tc>
+          <w:tcPr>
+            <w:tcW w:type="dxa" w:w="1728"/>
+          </w:tcPr>
+          <w:p>
+            <w:r>
+              <w:rPr>
+                <w:rFonts w:ascii="Times New Roman" w:hAnsi="Times New Roman" w:eastAsia="宋体"/>
+                <w:b w:val="0"/>
+                <w:sz w:val="21"/>
+              </w:rPr>
+              <w:t>Windows 自动判定；麒麟、MySQL、SQL Server、达梦、Redis 未检测需人工</w:t>
             </w:r>
           </w:p>
         </w:tc>
@@ -2633,7 +2633,7 @@
                 <w:b w:val="0"/>
                 <w:sz w:val="21"/>
               </w:rPr>
-              <w:t>MySQL、SQL Server、达梦、Redis</w:t>
+              <w:t>Windows、麒麟、MySQL、SQL Server、达梦、Redis</w:t>
             </w:r>
           </w:p>
         </w:tc>
@@ -2710,37 +2710,37 @@
                 <w:b w:val="0"/>
                 <w:sz w:val="21"/>
               </w:rPr>
-              <w:t>MySQL、SQL Server、达梦、Redis</w:t>
-            </w:r>
-          </w:p>
-        </w:tc>
-        <w:tc>
-          <w:tcPr>
-            <w:tcW w:type="dxa" w:w="1728"/>
-          </w:tcPr>
-          <w:p>
-            <w:r>
-              <w:rPr>
-                <w:rFonts w:ascii="Times New Roman" w:hAnsi="Times New Roman" w:eastAsia="宋体"/>
-                <w:b w:val="0"/>
-                <w:sz w:val="21"/>
-              </w:rPr>
-              <w:t>需人工</w:t>
-            </w:r>
-          </w:p>
-        </w:tc>
-        <w:tc>
-          <w:tcPr>
-            <w:tcW w:type="dxa" w:w="1728"/>
-          </w:tcPr>
-          <w:p>
-            <w:r>
-              <w:rPr>
-                <w:rFonts w:ascii="Times New Roman" w:hAnsi="Times New Roman" w:eastAsia="宋体"/>
-                <w:b w:val="0"/>
-                <w:sz w:val="21"/>
-              </w:rPr>
-              <w:t>脚本未执行该项检测，仅输出指导书方法提示</w:t>
+              <w:t>Windows、麒麟、MySQL、SQL Server、达梦、Redis</w:t>
+            </w:r>
+          </w:p>
+        </w:tc>
+        <w:tc>
+          <w:tcPr>
+            <w:tcW w:type="dxa" w:w="1728"/>
+          </w:tcPr>
+          <w:p>
+            <w:r>
+              <w:rPr>
+                <w:rFonts w:ascii="Times New Roman" w:hAnsi="Times New Roman" w:eastAsia="宋体"/>
+                <w:b w:val="0"/>
+                <w:sz w:val="21"/>
+              </w:rPr>
+              <w:t>部分可自动化</w:t>
+            </w:r>
+          </w:p>
+        </w:tc>
+        <w:tc>
+          <w:tcPr>
+            <w:tcW w:type="dxa" w:w="1728"/>
+          </w:tcPr>
+          <w:p>
+            <w:r>
+              <w:rPr>
+                <w:rFonts w:ascii="Times New Roman" w:hAnsi="Times New Roman" w:eastAsia="宋体"/>
+                <w:b w:val="0"/>
+                <w:sz w:val="21"/>
+              </w:rPr>
+              <w:t>Windows 自动判定；麒麟、MySQL、SQL Server、达梦、Redis 未检测需人工</w:t>
             </w:r>
           </w:p>
         </w:tc>
@@ -2941,7 +2941,7 @@
                 <w:b w:val="0"/>
                 <w:sz w:val="21"/>
               </w:rPr>
-              <w:t>MySQL、SQL Server、达梦、Redis</w:t>
+              <w:t>Windows、麒麟、MySQL、SQL Server、达梦、Redis</w:t>
             </w:r>
           </w:p>
         </w:tc>
@@ -3018,7 +3018,7 @@
                 <w:b w:val="0"/>
                 <w:sz w:val="21"/>
               </w:rPr>
-              <w:t>MySQL、SQL Server、达梦、Redis</w:t>
+              <w:t>Windows、麒麟、MySQL、SQL Server、达梦、Redis</w:t>
             </w:r>
           </w:p>
         </w:tc>
@@ -3048,7 +3048,7 @@
                 <w:b w:val="0"/>
                 <w:sz w:val="21"/>
               </w:rPr>
-              <w:t>MySQL、达梦、Redis 自动判定；SQL Server 未检测需人工</w:t>
+              <w:t>Windows、MySQL、达梦、Redis 自动判定；麒麟、SQL Server 未检测需人工</w:t>
             </w:r>
           </w:p>
         </w:tc>
@@ -3095,7 +3095,7 @@
                 <w:b w:val="0"/>
                 <w:sz w:val="21"/>
               </w:rPr>
-              <w:t>MySQL、SQL Server、达梦、Redis</w:t>
+              <w:t>Windows、麒麟、MySQL、SQL Server、达梦、Redis</w:t>
             </w:r>
           </w:p>
         </w:tc>
@@ -3125,7 +3125,7 @@
                 <w:b w:val="0"/>
                 <w:sz w:val="21"/>
               </w:rPr>
-              <w:t>MySQL、SQL Server 自动判定；达梦、Redis 未检测需人工</w:t>
+              <w:t>Windows、MySQL、SQL Server 自动判定；麒麟、达梦、Redis 未检测需人工</w:t>
             </w:r>
           </w:p>
         </w:tc>
@@ -3172,37 +3172,37 @@
                 <w:b w:val="0"/>
                 <w:sz w:val="21"/>
               </w:rPr>
-              <w:t>MySQL、SQL Server、达梦、Redis</w:t>
-            </w:r>
-          </w:p>
-        </w:tc>
-        <w:tc>
-          <w:tcPr>
-            <w:tcW w:type="dxa" w:w="1728"/>
-          </w:tcPr>
-          <w:p>
-            <w:r>
-              <w:rPr>
-                <w:rFonts w:ascii="Times New Roman" w:hAnsi="Times New Roman" w:eastAsia="宋体"/>
-                <w:b w:val="0"/>
-                <w:sz w:val="21"/>
-              </w:rPr>
-              <w:t>需人工</w:t>
-            </w:r>
-          </w:p>
-        </w:tc>
-        <w:tc>
-          <w:tcPr>
-            <w:tcW w:type="dxa" w:w="1728"/>
-          </w:tcPr>
-          <w:p>
-            <w:r>
-              <w:rPr>
-                <w:rFonts w:ascii="Times New Roman" w:hAnsi="Times New Roman" w:eastAsia="宋体"/>
-                <w:b w:val="0"/>
-                <w:sz w:val="21"/>
-              </w:rPr>
-              <w:t>脚本未执行该项检测，仅输出指导书方法提示</w:t>
+              <w:t>Windows、麒麟、MySQL、SQL Server、达梦、Redis</w:t>
+            </w:r>
+          </w:p>
+        </w:tc>
+        <w:tc>
+          <w:tcPr>
+            <w:tcW w:type="dxa" w:w="1728"/>
+          </w:tcPr>
+          <w:p>
+            <w:r>
+              <w:rPr>
+                <w:rFonts w:ascii="Times New Roman" w:hAnsi="Times New Roman" w:eastAsia="宋体"/>
+                <w:b w:val="0"/>
+                <w:sz w:val="21"/>
+              </w:rPr>
+              <w:t>部分可自动化</w:t>
+            </w:r>
+          </w:p>
+        </w:tc>
+        <w:tc>
+          <w:tcPr>
+            <w:tcW w:type="dxa" w:w="1728"/>
+          </w:tcPr>
+          <w:p>
+            <w:r>
+              <w:rPr>
+                <w:rFonts w:ascii="Times New Roman" w:hAnsi="Times New Roman" w:eastAsia="宋体"/>
+                <w:b w:val="0"/>
+                <w:sz w:val="21"/>
+              </w:rPr>
+              <w:t>Windows 自动判定；麒麟、MySQL、SQL Server、达梦、Redis 未检测需人工</w:t>
             </w:r>
           </w:p>
         </w:tc>
@@ -3249,37 +3249,37 @@
                 <w:b w:val="0"/>
                 <w:sz w:val="21"/>
               </w:rPr>
-              <w:t>MySQL、SQL Server、达梦、Redis</w:t>
-            </w:r>
-          </w:p>
-        </w:tc>
-        <w:tc>
-          <w:tcPr>
-            <w:tcW w:type="dxa" w:w="1728"/>
-          </w:tcPr>
-          <w:p>
-            <w:r>
-              <w:rPr>
-                <w:rFonts w:ascii="Times New Roman" w:hAnsi="Times New Roman" w:eastAsia="宋体"/>
-                <w:b w:val="0"/>
-                <w:sz w:val="21"/>
-              </w:rPr>
-              <w:t>可自动化</w:t>
-            </w:r>
-          </w:p>
-        </w:tc>
-        <w:tc>
-          <w:tcPr>
-            <w:tcW w:type="dxa" w:w="1728"/>
-          </w:tcPr>
-          <w:p>
-            <w:r>
-              <w:rPr>
-                <w:rFonts w:ascii="Times New Roman" w:hAnsi="Times New Roman" w:eastAsia="宋体"/>
-                <w:b w:val="0"/>
-                <w:sz w:val="21"/>
-              </w:rPr>
-              <w:t>适用对象均自动判定</w:t>
+              <w:t>Windows、麒麟、MySQL、SQL Server、达梦、Redis</w:t>
+            </w:r>
+          </w:p>
+        </w:tc>
+        <w:tc>
+          <w:tcPr>
+            <w:tcW w:type="dxa" w:w="1728"/>
+          </w:tcPr>
+          <w:p>
+            <w:r>
+              <w:rPr>
+                <w:rFonts w:ascii="Times New Roman" w:hAnsi="Times New Roman" w:eastAsia="宋体"/>
+                <w:b w:val="0"/>
+                <w:sz w:val="21"/>
+              </w:rPr>
+              <w:t>部分可自动化</w:t>
+            </w:r>
+          </w:p>
+        </w:tc>
+        <w:tc>
+          <w:tcPr>
+            <w:tcW w:type="dxa" w:w="1728"/>
+          </w:tcPr>
+          <w:p>
+            <w:r>
+              <w:rPr>
+                <w:rFonts w:ascii="Times New Roman" w:hAnsi="Times New Roman" w:eastAsia="宋体"/>
+                <w:b w:val="0"/>
+                <w:sz w:val="21"/>
+              </w:rPr>
+              <w:t>Windows、MySQL、SQL Server、达梦、Redis 自动判定；麒麟 未检测需人工</w:t>
             </w:r>
           </w:p>
         </w:tc>
@@ -3557,7 +3557,7 @@
                 <w:b w:val="0"/>
                 <w:sz w:val="21"/>
               </w:rPr>
-              <w:t>—</w:t>
+              <w:t>Windows、麒麟、Nginx、Tomcat、MySQL、SQL Server、达梦、Redis</w:t>
             </w:r>
           </w:p>
         </w:tc>
@@ -3587,7 +3587,7 @@
                 <w:b w:val="0"/>
                 <w:sz w:val="21"/>
               </w:rPr>
-              <w:t>脚本采集版本与授权状态，正版/定制认定需人工核对采购凭证（核查表未设行）</w:t>
+              <w:t>脚本采集软件版本与授权状态，正版/定制认定需人工核对采购凭证与售后协议</w:t>
             </w:r>
           </w:p>
         </w:tc>
@@ -5080,37 +5080,37 @@
                 <w:b w:val="0"/>
                 <w:sz w:val="21"/>
               </w:rPr>
-              <w:t>Windows、麒麟</w:t>
-            </w:r>
-          </w:p>
-        </w:tc>
-        <w:tc>
-          <w:tcPr>
-            <w:tcW w:type="dxa" w:w="1728"/>
-          </w:tcPr>
-          <w:p>
-            <w:r>
-              <w:rPr>
-                <w:rFonts w:ascii="Times New Roman" w:hAnsi="Times New Roman" w:eastAsia="宋体"/>
-                <w:b w:val="0"/>
-                <w:sz w:val="21"/>
-              </w:rPr>
-              <w:t>可自动化</w:t>
-            </w:r>
-          </w:p>
-        </w:tc>
-        <w:tc>
-          <w:tcPr>
-            <w:tcW w:type="dxa" w:w="1728"/>
-          </w:tcPr>
-          <w:p>
-            <w:r>
-              <w:rPr>
-                <w:rFonts w:ascii="Times New Roman" w:hAnsi="Times New Roman" w:eastAsia="宋体"/>
-                <w:b w:val="0"/>
-                <w:sz w:val="21"/>
-              </w:rPr>
-              <w:t>适用对象均自动判定</w:t>
+              <w:t>Windows、麒麟、MySQL、SQL Server</w:t>
+            </w:r>
+          </w:p>
+        </w:tc>
+        <w:tc>
+          <w:tcPr>
+            <w:tcW w:type="dxa" w:w="1728"/>
+          </w:tcPr>
+          <w:p>
+            <w:r>
+              <w:rPr>
+                <w:rFonts w:ascii="Times New Roman" w:hAnsi="Times New Roman" w:eastAsia="宋体"/>
+                <w:b w:val="0"/>
+                <w:sz w:val="21"/>
+              </w:rPr>
+              <w:t>部分可自动化</w:t>
+            </w:r>
+          </w:p>
+        </w:tc>
+        <w:tc>
+          <w:tcPr>
+            <w:tcW w:type="dxa" w:w="1728"/>
+          </w:tcPr>
+          <w:p>
+            <w:r>
+              <w:rPr>
+                <w:rFonts w:ascii="Times New Roman" w:hAnsi="Times New Roman" w:eastAsia="宋体"/>
+                <w:b w:val="0"/>
+                <w:sz w:val="21"/>
+              </w:rPr>
+              <w:t>Windows、麒麟 自动判定；MySQL、SQL Server 未检测需人工</w:t>
             </w:r>
           </w:p>
         </w:tc>
@@ -5388,37 +5388,37 @@
                 <w:b w:val="0"/>
                 <w:sz w:val="21"/>
               </w:rPr>
-              <w:t>Windows、麒麟</w:t>
-            </w:r>
-          </w:p>
-        </w:tc>
-        <w:tc>
-          <w:tcPr>
-            <w:tcW w:type="dxa" w:w="1728"/>
-          </w:tcPr>
-          <w:p>
-            <w:r>
-              <w:rPr>
-                <w:rFonts w:ascii="Times New Roman" w:hAnsi="Times New Roman" w:eastAsia="宋体"/>
-                <w:b w:val="0"/>
-                <w:sz w:val="21"/>
-              </w:rPr>
-              <w:t>可自动化</w:t>
-            </w:r>
-          </w:p>
-        </w:tc>
-        <w:tc>
-          <w:tcPr>
-            <w:tcW w:type="dxa" w:w="1728"/>
-          </w:tcPr>
-          <w:p>
-            <w:r>
-              <w:rPr>
-                <w:rFonts w:ascii="Times New Roman" w:hAnsi="Times New Roman" w:eastAsia="宋体"/>
-                <w:b w:val="0"/>
-                <w:sz w:val="21"/>
-              </w:rPr>
-              <w:t>适用对象均自动判定</w:t>
+              <w:t>Windows、麒麟、Nginx、Tomcat、网络设备、MySQL、SQL Server</w:t>
+            </w:r>
+          </w:p>
+        </w:tc>
+        <w:tc>
+          <w:tcPr>
+            <w:tcW w:type="dxa" w:w="1728"/>
+          </w:tcPr>
+          <w:p>
+            <w:r>
+              <w:rPr>
+                <w:rFonts w:ascii="Times New Roman" w:hAnsi="Times New Roman" w:eastAsia="宋体"/>
+                <w:b w:val="0"/>
+                <w:sz w:val="21"/>
+              </w:rPr>
+              <w:t>部分可自动化</w:t>
+            </w:r>
+          </w:p>
+        </w:tc>
+        <w:tc>
+          <w:tcPr>
+            <w:tcW w:type="dxa" w:w="1728"/>
+          </w:tcPr>
+          <w:p>
+            <w:r>
+              <w:rPr>
+                <w:rFonts w:ascii="Times New Roman" w:hAnsi="Times New Roman" w:eastAsia="宋体"/>
+                <w:b w:val="0"/>
+                <w:sz w:val="21"/>
+              </w:rPr>
+              <w:t>Windows、麒麟 自动判定；Nginx、Tomcat、网络设备、MySQL、SQL Server 未检测需人工</w:t>
             </w:r>
           </w:p>
         </w:tc>
@@ -5465,37 +5465,37 @@
                 <w:b w:val="0"/>
                 <w:sz w:val="21"/>
               </w:rPr>
-              <w:t>Windows、麒麟</w:t>
-            </w:r>
-          </w:p>
-        </w:tc>
-        <w:tc>
-          <w:tcPr>
-            <w:tcW w:type="dxa" w:w="1728"/>
-          </w:tcPr>
-          <w:p>
-            <w:r>
-              <w:rPr>
-                <w:rFonts w:ascii="Times New Roman" w:hAnsi="Times New Roman" w:eastAsia="宋体"/>
-                <w:b w:val="0"/>
-                <w:sz w:val="21"/>
-              </w:rPr>
-              <w:t>可自动化</w:t>
-            </w:r>
-          </w:p>
-        </w:tc>
-        <w:tc>
-          <w:tcPr>
-            <w:tcW w:type="dxa" w:w="1728"/>
-          </w:tcPr>
-          <w:p>
-            <w:r>
-              <w:rPr>
-                <w:rFonts w:ascii="Times New Roman" w:hAnsi="Times New Roman" w:eastAsia="宋体"/>
-                <w:b w:val="0"/>
-                <w:sz w:val="21"/>
-              </w:rPr>
-              <w:t>适用对象均自动判定</w:t>
+              <w:t>Windows、麒麟、网络设备</w:t>
+            </w:r>
+          </w:p>
+        </w:tc>
+        <w:tc>
+          <w:tcPr>
+            <w:tcW w:type="dxa" w:w="1728"/>
+          </w:tcPr>
+          <w:p>
+            <w:r>
+              <w:rPr>
+                <w:rFonts w:ascii="Times New Roman" w:hAnsi="Times New Roman" w:eastAsia="宋体"/>
+                <w:b w:val="0"/>
+                <w:sz w:val="21"/>
+              </w:rPr>
+              <w:t>部分可自动化</w:t>
+            </w:r>
+          </w:p>
+        </w:tc>
+        <w:tc>
+          <w:tcPr>
+            <w:tcW w:type="dxa" w:w="1728"/>
+          </w:tcPr>
+          <w:p>
+            <w:r>
+              <w:rPr>
+                <w:rFonts w:ascii="Times New Roman" w:hAnsi="Times New Roman" w:eastAsia="宋体"/>
+                <w:b w:val="0"/>
+                <w:sz w:val="21"/>
+              </w:rPr>
+              <w:t>Windows、麒麟 自动判定；网络设备 未检测需人工</w:t>
             </w:r>
           </w:p>
         </w:tc>
@@ -5542,37 +5542,37 @@
                 <w:b w:val="0"/>
                 <w:sz w:val="21"/>
               </w:rPr>
-              <w:t>Windows、麒麟</w:t>
-            </w:r>
-          </w:p>
-        </w:tc>
-        <w:tc>
-          <w:tcPr>
-            <w:tcW w:type="dxa" w:w="1728"/>
-          </w:tcPr>
-          <w:p>
-            <w:r>
-              <w:rPr>
-                <w:rFonts w:ascii="Times New Roman" w:hAnsi="Times New Roman" w:eastAsia="宋体"/>
-                <w:b w:val="0"/>
-                <w:sz w:val="21"/>
-              </w:rPr>
-              <w:t>可自动化</w:t>
-            </w:r>
-          </w:p>
-        </w:tc>
-        <w:tc>
-          <w:tcPr>
-            <w:tcW w:type="dxa" w:w="1728"/>
-          </w:tcPr>
-          <w:p>
-            <w:r>
-              <w:rPr>
-                <w:rFonts w:ascii="Times New Roman" w:hAnsi="Times New Roman" w:eastAsia="宋体"/>
-                <w:b w:val="0"/>
-                <w:sz w:val="21"/>
-              </w:rPr>
-              <w:t>适用对象均自动判定</w:t>
+              <w:t>Windows、麒麟、MySQL、SQL Server</w:t>
+            </w:r>
+          </w:p>
+        </w:tc>
+        <w:tc>
+          <w:tcPr>
+            <w:tcW w:type="dxa" w:w="1728"/>
+          </w:tcPr>
+          <w:p>
+            <w:r>
+              <w:rPr>
+                <w:rFonts w:ascii="Times New Roman" w:hAnsi="Times New Roman" w:eastAsia="宋体"/>
+                <w:b w:val="0"/>
+                <w:sz w:val="21"/>
+              </w:rPr>
+              <w:t>部分可自动化</w:t>
+            </w:r>
+          </w:p>
+        </w:tc>
+        <w:tc>
+          <w:tcPr>
+            <w:tcW w:type="dxa" w:w="1728"/>
+          </w:tcPr>
+          <w:p>
+            <w:r>
+              <w:rPr>
+                <w:rFonts w:ascii="Times New Roman" w:hAnsi="Times New Roman" w:eastAsia="宋体"/>
+                <w:b w:val="0"/>
+                <w:sz w:val="21"/>
+              </w:rPr>
+              <w:t>Windows、麒麟 自动判定；MySQL、SQL Server 未检测需人工</w:t>
             </w:r>
           </w:p>
         </w:tc>
@@ -5619,7 +5619,7 @@
                 <w:b w:val="0"/>
                 <w:sz w:val="21"/>
               </w:rPr>
-              <w:t>Windows、麒麟</w:t>
+              <w:t>Windows、麒麟、MySQL、SQL Server</w:t>
             </w:r>
           </w:p>
         </w:tc>
@@ -5649,7 +5649,7 @@
                 <w:b w:val="0"/>
                 <w:sz w:val="21"/>
               </w:rPr>
-              <w:t>Windows 自动判定；麒麟 脚本采集证据、结论需人工</w:t>
+              <w:t>Windows 自动判定；麒麟 脚本采集证据、结论需人工；MySQL、SQL Server 未检测需人工</w:t>
             </w:r>
           </w:p>
         </w:tc>
@@ -5696,37 +5696,37 @@
                 <w:b w:val="0"/>
                 <w:sz w:val="21"/>
               </w:rPr>
-              <w:t>Windows、麒麟</w:t>
-            </w:r>
-          </w:p>
-        </w:tc>
-        <w:tc>
-          <w:tcPr>
-            <w:tcW w:type="dxa" w:w="1728"/>
-          </w:tcPr>
-          <w:p>
-            <w:r>
-              <w:rPr>
-                <w:rFonts w:ascii="Times New Roman" w:hAnsi="Times New Roman" w:eastAsia="宋体"/>
-                <w:b w:val="0"/>
-                <w:sz w:val="21"/>
-              </w:rPr>
-              <w:t>可自动化</w:t>
-            </w:r>
-          </w:p>
-        </w:tc>
-        <w:tc>
-          <w:tcPr>
-            <w:tcW w:type="dxa" w:w="1728"/>
-          </w:tcPr>
-          <w:p>
-            <w:r>
-              <w:rPr>
-                <w:rFonts w:ascii="Times New Roman" w:hAnsi="Times New Roman" w:eastAsia="宋体"/>
-                <w:b w:val="0"/>
-                <w:sz w:val="21"/>
-              </w:rPr>
-              <w:t>适用对象均自动判定</w:t>
+              <w:t>Windows、麒麟、Nginx、MySQL、SQL Server</w:t>
+            </w:r>
+          </w:p>
+        </w:tc>
+        <w:tc>
+          <w:tcPr>
+            <w:tcW w:type="dxa" w:w="1728"/>
+          </w:tcPr>
+          <w:p>
+            <w:r>
+              <w:rPr>
+                <w:rFonts w:ascii="Times New Roman" w:hAnsi="Times New Roman" w:eastAsia="宋体"/>
+                <w:b w:val="0"/>
+                <w:sz w:val="21"/>
+              </w:rPr>
+              <w:t>部分可自动化</w:t>
+            </w:r>
+          </w:p>
+        </w:tc>
+        <w:tc>
+          <w:tcPr>
+            <w:tcW w:type="dxa" w:w="1728"/>
+          </w:tcPr>
+          <w:p>
+            <w:r>
+              <w:rPr>
+                <w:rFonts w:ascii="Times New Roman" w:hAnsi="Times New Roman" w:eastAsia="宋体"/>
+                <w:b w:val="0"/>
+                <w:sz w:val="21"/>
+              </w:rPr>
+              <w:t>Windows、麒麟 自动判定；Nginx、MySQL、SQL Server 未检测需人工</w:t>
             </w:r>
           </w:p>
         </w:tc>
@@ -5850,37 +5850,37 @@
                 <w:b w:val="0"/>
                 <w:sz w:val="21"/>
               </w:rPr>
-              <w:t>Windows、麒麟</w:t>
-            </w:r>
-          </w:p>
-        </w:tc>
-        <w:tc>
-          <w:tcPr>
-            <w:tcW w:type="dxa" w:w="1728"/>
-          </w:tcPr>
-          <w:p>
-            <w:r>
-              <w:rPr>
-                <w:rFonts w:ascii="Times New Roman" w:hAnsi="Times New Roman" w:eastAsia="宋体"/>
-                <w:b w:val="0"/>
-                <w:sz w:val="21"/>
-              </w:rPr>
-              <w:t>可自动化</w:t>
-            </w:r>
-          </w:p>
-        </w:tc>
-        <w:tc>
-          <w:tcPr>
-            <w:tcW w:type="dxa" w:w="1728"/>
-          </w:tcPr>
-          <w:p>
-            <w:r>
-              <w:rPr>
-                <w:rFonts w:ascii="Times New Roman" w:hAnsi="Times New Roman" w:eastAsia="宋体"/>
-                <w:b w:val="0"/>
-                <w:sz w:val="21"/>
-              </w:rPr>
-              <w:t>适用对象均自动判定</w:t>
+              <w:t>Windows、麒麟、Nginx、MySQL、SQL Server</w:t>
+            </w:r>
+          </w:p>
+        </w:tc>
+        <w:tc>
+          <w:tcPr>
+            <w:tcW w:type="dxa" w:w="1728"/>
+          </w:tcPr>
+          <w:p>
+            <w:r>
+              <w:rPr>
+                <w:rFonts w:ascii="Times New Roman" w:hAnsi="Times New Roman" w:eastAsia="宋体"/>
+                <w:b w:val="0"/>
+                <w:sz w:val="21"/>
+              </w:rPr>
+              <w:t>部分可自动化</w:t>
+            </w:r>
+          </w:p>
+        </w:tc>
+        <w:tc>
+          <w:tcPr>
+            <w:tcW w:type="dxa" w:w="1728"/>
+          </w:tcPr>
+          <w:p>
+            <w:r>
+              <w:rPr>
+                <w:rFonts w:ascii="Times New Roman" w:hAnsi="Times New Roman" w:eastAsia="宋体"/>
+                <w:b w:val="0"/>
+                <w:sz w:val="21"/>
+              </w:rPr>
+              <w:t>Windows、麒麟 自动判定；Nginx、MySQL、SQL Server 未检测需人工</w:t>
             </w:r>
           </w:p>
         </w:tc>
@@ -6004,37 +6004,37 @@
                 <w:b w:val="0"/>
                 <w:sz w:val="21"/>
               </w:rPr>
-              <w:t>Windows、麒麟</w:t>
-            </w:r>
-          </w:p>
-        </w:tc>
-        <w:tc>
-          <w:tcPr>
-            <w:tcW w:type="dxa" w:w="1728"/>
-          </w:tcPr>
-          <w:p>
-            <w:r>
-              <w:rPr>
-                <w:rFonts w:ascii="Times New Roman" w:hAnsi="Times New Roman" w:eastAsia="宋体"/>
-                <w:b w:val="0"/>
-                <w:sz w:val="21"/>
-              </w:rPr>
-              <w:t>可自动化</w:t>
-            </w:r>
-          </w:p>
-        </w:tc>
-        <w:tc>
-          <w:tcPr>
-            <w:tcW w:type="dxa" w:w="1728"/>
-          </w:tcPr>
-          <w:p>
-            <w:r>
-              <w:rPr>
-                <w:rFonts w:ascii="Times New Roman" w:hAnsi="Times New Roman" w:eastAsia="宋体"/>
-                <w:b w:val="0"/>
-                <w:sz w:val="21"/>
-              </w:rPr>
-              <w:t>适用对象均自动判定</w:t>
+              <w:t>Windows、麒麟、MySQL</w:t>
+            </w:r>
+          </w:p>
+        </w:tc>
+        <w:tc>
+          <w:tcPr>
+            <w:tcW w:type="dxa" w:w="1728"/>
+          </w:tcPr>
+          <w:p>
+            <w:r>
+              <w:rPr>
+                <w:rFonts w:ascii="Times New Roman" w:hAnsi="Times New Roman" w:eastAsia="宋体"/>
+                <w:b w:val="0"/>
+                <w:sz w:val="21"/>
+              </w:rPr>
+              <w:t>部分可自动化</w:t>
+            </w:r>
+          </w:p>
+        </w:tc>
+        <w:tc>
+          <w:tcPr>
+            <w:tcW w:type="dxa" w:w="1728"/>
+          </w:tcPr>
+          <w:p>
+            <w:r>
+              <w:rPr>
+                <w:rFonts w:ascii="Times New Roman" w:hAnsi="Times New Roman" w:eastAsia="宋体"/>
+                <w:b w:val="0"/>
+                <w:sz w:val="21"/>
+              </w:rPr>
+              <w:t>Windows、麒麟 自动判定；MySQL 未检测需人工</w:t>
             </w:r>
           </w:p>
         </w:tc>
@@ -6265,7 +6265,7 @@
                 <w:b w:val="0"/>
                 <w:sz w:val="21"/>
               </w:rPr>
-              <w:t>Windows、麒麟</w:t>
+              <w:t>Windows、麒麟、MySQL、SQL Server</w:t>
             </w:r>
           </w:p>
         </w:tc>
@@ -6295,7 +6295,7 @@
                 <w:b w:val="0"/>
                 <w:sz w:val="21"/>
               </w:rPr>
-              <w:t>麒麟 脚本采集证据、结论需人工；Windows 未检测需人工</w:t>
+              <w:t>麒麟 脚本采集证据、结论需人工；Windows、MySQL、SQL Server 未检测需人工</w:t>
             </w:r>
           </w:p>
         </w:tc>
@@ -6342,37 +6342,37 @@
                 <w:b w:val="0"/>
                 <w:sz w:val="21"/>
               </w:rPr>
-              <w:t>Windows、麒麟</w:t>
-            </w:r>
-          </w:p>
-        </w:tc>
-        <w:tc>
-          <w:tcPr>
-            <w:tcW w:type="dxa" w:w="1728"/>
-          </w:tcPr>
-          <w:p>
-            <w:r>
-              <w:rPr>
-                <w:rFonts w:ascii="Times New Roman" w:hAnsi="Times New Roman" w:eastAsia="宋体"/>
-                <w:b w:val="0"/>
-                <w:sz w:val="21"/>
-              </w:rPr>
-              <w:t>可自动化</w:t>
-            </w:r>
-          </w:p>
-        </w:tc>
-        <w:tc>
-          <w:tcPr>
-            <w:tcW w:type="dxa" w:w="1728"/>
-          </w:tcPr>
-          <w:p>
-            <w:r>
-              <w:rPr>
-                <w:rFonts w:ascii="Times New Roman" w:hAnsi="Times New Roman" w:eastAsia="宋体"/>
-                <w:b w:val="0"/>
-                <w:sz w:val="21"/>
-              </w:rPr>
-              <w:t>适用对象均自动判定</w:t>
+              <w:t>Windows、麒麟、MySQL、SQL Server</w:t>
+            </w:r>
+          </w:p>
+        </w:tc>
+        <w:tc>
+          <w:tcPr>
+            <w:tcW w:type="dxa" w:w="1728"/>
+          </w:tcPr>
+          <w:p>
+            <w:r>
+              <w:rPr>
+                <w:rFonts w:ascii="Times New Roman" w:hAnsi="Times New Roman" w:eastAsia="宋体"/>
+                <w:b w:val="0"/>
+                <w:sz w:val="21"/>
+              </w:rPr>
+              <w:t>部分可自动化</w:t>
+            </w:r>
+          </w:p>
+        </w:tc>
+        <w:tc>
+          <w:tcPr>
+            <w:tcW w:type="dxa" w:w="1728"/>
+          </w:tcPr>
+          <w:p>
+            <w:r>
+              <w:rPr>
+                <w:rFonts w:ascii="Times New Roman" w:hAnsi="Times New Roman" w:eastAsia="宋体"/>
+                <w:b w:val="0"/>
+                <w:sz w:val="21"/>
+              </w:rPr>
+              <w:t>Windows、麒麟 自动判定；MySQL、SQL Server 未检测需人工</w:t>
             </w:r>
           </w:p>
         </w:tc>
@@ -6496,37 +6496,37 @@
                 <w:b w:val="0"/>
                 <w:sz w:val="21"/>
               </w:rPr>
-              <w:t>Windows、麒麟</w:t>
-            </w:r>
-          </w:p>
-        </w:tc>
-        <w:tc>
-          <w:tcPr>
-            <w:tcW w:type="dxa" w:w="1728"/>
-          </w:tcPr>
-          <w:p>
-            <w:r>
-              <w:rPr>
-                <w:rFonts w:ascii="Times New Roman" w:hAnsi="Times New Roman" w:eastAsia="宋体"/>
-                <w:b w:val="0"/>
-                <w:sz w:val="21"/>
-              </w:rPr>
-              <w:t>可自动化</w:t>
-            </w:r>
-          </w:p>
-        </w:tc>
-        <w:tc>
-          <w:tcPr>
-            <w:tcW w:type="dxa" w:w="1728"/>
-          </w:tcPr>
-          <w:p>
-            <w:r>
-              <w:rPr>
-                <w:rFonts w:ascii="Times New Roman" w:hAnsi="Times New Roman" w:eastAsia="宋体"/>
-                <w:b w:val="0"/>
-                <w:sz w:val="21"/>
-              </w:rPr>
-              <w:t>适用对象均自动判定</w:t>
+              <w:t>Windows、麒麟、网络设备</w:t>
+            </w:r>
+          </w:p>
+        </w:tc>
+        <w:tc>
+          <w:tcPr>
+            <w:tcW w:type="dxa" w:w="1728"/>
+          </w:tcPr>
+          <w:p>
+            <w:r>
+              <w:rPr>
+                <w:rFonts w:ascii="Times New Roman" w:hAnsi="Times New Roman" w:eastAsia="宋体"/>
+                <w:b w:val="0"/>
+                <w:sz w:val="21"/>
+              </w:rPr>
+              <w:t>部分可自动化</w:t>
+            </w:r>
+          </w:p>
+        </w:tc>
+        <w:tc>
+          <w:tcPr>
+            <w:tcW w:type="dxa" w:w="1728"/>
+          </w:tcPr>
+          <w:p>
+            <w:r>
+              <w:rPr>
+                <w:rFonts w:ascii="Times New Roman" w:hAnsi="Times New Roman" w:eastAsia="宋体"/>
+                <w:b w:val="0"/>
+                <w:sz w:val="21"/>
+              </w:rPr>
+              <w:t>Windows、麒麟 自动判定；网络设备 未检测需人工</w:t>
             </w:r>
           </w:p>
         </w:tc>
@@ -6573,37 +6573,37 @@
                 <w:b w:val="0"/>
                 <w:sz w:val="21"/>
               </w:rPr>
-              <w:t>Windows、麒麟</w:t>
-            </w:r>
-          </w:p>
-        </w:tc>
-        <w:tc>
-          <w:tcPr>
-            <w:tcW w:type="dxa" w:w="1728"/>
-          </w:tcPr>
-          <w:p>
-            <w:r>
-              <w:rPr>
-                <w:rFonts w:ascii="Times New Roman" w:hAnsi="Times New Roman" w:eastAsia="宋体"/>
-                <w:b w:val="0"/>
-                <w:sz w:val="21"/>
-              </w:rPr>
-              <w:t>需人工</w:t>
-            </w:r>
-          </w:p>
-        </w:tc>
-        <w:tc>
-          <w:tcPr>
-            <w:tcW w:type="dxa" w:w="1728"/>
-          </w:tcPr>
-          <w:p>
-            <w:r>
-              <w:rPr>
-                <w:rFonts w:ascii="Times New Roman" w:hAnsi="Times New Roman" w:eastAsia="宋体"/>
-                <w:b w:val="0"/>
-                <w:sz w:val="21"/>
-              </w:rPr>
-              <w:t>脚本未执行该项检测，仅输出指导书方法提示</w:t>
+              <w:t>Windows、麒麟、Nginx、Tomcat、网络设备</w:t>
+            </w:r>
+          </w:p>
+        </w:tc>
+        <w:tc>
+          <w:tcPr>
+            <w:tcW w:type="dxa" w:w="1728"/>
+          </w:tcPr>
+          <w:p>
+            <w:r>
+              <w:rPr>
+                <w:rFonts w:ascii="Times New Roman" w:hAnsi="Times New Roman" w:eastAsia="宋体"/>
+                <w:b w:val="0"/>
+                <w:sz w:val="21"/>
+              </w:rPr>
+              <w:t>部分可自动化</w:t>
+            </w:r>
+          </w:p>
+        </w:tc>
+        <w:tc>
+          <w:tcPr>
+            <w:tcW w:type="dxa" w:w="1728"/>
+          </w:tcPr>
+          <w:p>
+            <w:r>
+              <w:rPr>
+                <w:rFonts w:ascii="Times New Roman" w:hAnsi="Times New Roman" w:eastAsia="宋体"/>
+                <w:b w:val="0"/>
+                <w:sz w:val="21"/>
+              </w:rPr>
+              <w:t>Nginx 自动判定；Windows、麒麟、Tomcat、网络设备 未检测需人工</w:t>
             </w:r>
           </w:p>
         </w:tc>
@@ -6650,37 +6650,37 @@
                 <w:b w:val="0"/>
                 <w:sz w:val="21"/>
               </w:rPr>
-              <w:t>Windows、麒麟</w:t>
-            </w:r>
-          </w:p>
-        </w:tc>
-        <w:tc>
-          <w:tcPr>
-            <w:tcW w:type="dxa" w:w="1728"/>
-          </w:tcPr>
-          <w:p>
-            <w:r>
-              <w:rPr>
-                <w:rFonts w:ascii="Times New Roman" w:hAnsi="Times New Roman" w:eastAsia="宋体"/>
-                <w:b w:val="0"/>
-                <w:sz w:val="21"/>
-              </w:rPr>
-              <w:t>部分可自动化</w:t>
-            </w:r>
-          </w:p>
-        </w:tc>
-        <w:tc>
-          <w:tcPr>
-            <w:tcW w:type="dxa" w:w="1728"/>
-          </w:tcPr>
-          <w:p>
-            <w:r>
-              <w:rPr>
-                <w:rFonts w:ascii="Times New Roman" w:hAnsi="Times New Roman" w:eastAsia="宋体"/>
-                <w:b w:val="0"/>
-                <w:sz w:val="21"/>
-              </w:rPr>
-              <w:t>Windows 自动判定；麒麟 脚本采集证据、结论需人工</w:t>
+              <w:t>MySQL、SQL Server</w:t>
+            </w:r>
+          </w:p>
+        </w:tc>
+        <w:tc>
+          <w:tcPr>
+            <w:tcW w:type="dxa" w:w="1728"/>
+          </w:tcPr>
+          <w:p>
+            <w:r>
+              <w:rPr>
+                <w:rFonts w:ascii="Times New Roman" w:hAnsi="Times New Roman" w:eastAsia="宋体"/>
+                <w:b w:val="0"/>
+                <w:sz w:val="21"/>
+              </w:rPr>
+              <w:t>需人工</w:t>
+            </w:r>
+          </w:p>
+        </w:tc>
+        <w:tc>
+          <w:tcPr>
+            <w:tcW w:type="dxa" w:w="1728"/>
+          </w:tcPr>
+          <w:p>
+            <w:r>
+              <w:rPr>
+                <w:rFonts w:ascii="Times New Roman" w:hAnsi="Times New Roman" w:eastAsia="宋体"/>
+                <w:b w:val="0"/>
+                <w:sz w:val="21"/>
+              </w:rPr>
+              <w:t>脚本未执行该项检测，仅输出指导书方法提示</w:t>
             </w:r>
           </w:p>
         </w:tc>
@@ -6727,37 +6727,37 @@
                 <w:b w:val="0"/>
                 <w:sz w:val="21"/>
               </w:rPr>
-              <w:t>Windows、麒麟</w:t>
-            </w:r>
-          </w:p>
-        </w:tc>
-        <w:tc>
-          <w:tcPr>
-            <w:tcW w:type="dxa" w:w="1728"/>
-          </w:tcPr>
-          <w:p>
-            <w:r>
-              <w:rPr>
-                <w:rFonts w:ascii="Times New Roman" w:hAnsi="Times New Roman" w:eastAsia="宋体"/>
-                <w:b w:val="0"/>
-                <w:sz w:val="21"/>
-              </w:rPr>
-              <w:t>可自动化</w:t>
-            </w:r>
-          </w:p>
-        </w:tc>
-        <w:tc>
-          <w:tcPr>
-            <w:tcW w:type="dxa" w:w="1728"/>
-          </w:tcPr>
-          <w:p>
-            <w:r>
-              <w:rPr>
-                <w:rFonts w:ascii="Times New Roman" w:hAnsi="Times New Roman" w:eastAsia="宋体"/>
-                <w:b w:val="0"/>
-                <w:sz w:val="21"/>
-              </w:rPr>
-              <w:t>适用对象均自动判定</w:t>
+              <w:t>Windows、麒麟、Nginx、Tomcat</w:t>
+            </w:r>
+          </w:p>
+        </w:tc>
+        <w:tc>
+          <w:tcPr>
+            <w:tcW w:type="dxa" w:w="1728"/>
+          </w:tcPr>
+          <w:p>
+            <w:r>
+              <w:rPr>
+                <w:rFonts w:ascii="Times New Roman" w:hAnsi="Times New Roman" w:eastAsia="宋体"/>
+                <w:b w:val="0"/>
+                <w:sz w:val="21"/>
+              </w:rPr>
+              <w:t>部分可自动化</w:t>
+            </w:r>
+          </w:p>
+        </w:tc>
+        <w:tc>
+          <w:tcPr>
+            <w:tcW w:type="dxa" w:w="1728"/>
+          </w:tcPr>
+          <w:p>
+            <w:r>
+              <w:rPr>
+                <w:rFonts w:ascii="Times New Roman" w:hAnsi="Times New Roman" w:eastAsia="宋体"/>
+                <w:b w:val="0"/>
+                <w:sz w:val="21"/>
+              </w:rPr>
+              <w:t>Windows、麒麟 自动判定；Nginx、Tomcat 未检测需人工</w:t>
             </w:r>
           </w:p>
         </w:tc>
@@ -6881,7 +6881,7 @@
                 <w:b w:val="0"/>
                 <w:sz w:val="21"/>
               </w:rPr>
-              <w:t>Windows、麒麟</w:t>
+              <w:t>Windows、麒麟、MySQL</w:t>
             </w:r>
           </w:p>
         </w:tc>
@@ -7035,7 +7035,7 @@
                 <w:b w:val="0"/>
                 <w:sz w:val="21"/>
               </w:rPr>
-              <w:t>Windows、麒麟</w:t>
+              <w:t>Windows、麒麟、MySQL、SQL Server</w:t>
             </w:r>
           </w:p>
         </w:tc>
@@ -7065,7 +7065,7 @@
                 <w:b w:val="0"/>
                 <w:sz w:val="21"/>
               </w:rPr>
-              <w:t>Windows 自动判定；麒麟 脚本采集证据、结论需人工</w:t>
+              <w:t>Windows 自动判定；麒麟 脚本采集证据、结论需人工；MySQL、SQL Server 未检测需人工</w:t>
             </w:r>
           </w:p>
         </w:tc>
@@ -7112,7 +7112,7 @@
                 <w:b w:val="0"/>
                 <w:sz w:val="21"/>
               </w:rPr>
-              <w:t>Windows、麒麟</w:t>
+              <w:t>Windows、麒麟、Nginx、Tomcat</w:t>
             </w:r>
           </w:p>
         </w:tc>
@@ -7142,7 +7142,7 @@
                 <w:b w:val="0"/>
                 <w:sz w:val="21"/>
               </w:rPr>
-              <w:t>Windows 自动判定；麒麟 未检测需人工</w:t>
+              <w:t>Windows 自动判定；麒麟、Nginx、Tomcat 未检测需人工</w:t>
             </w:r>
           </w:p>
         </w:tc>
@@ -7266,37 +7266,37 @@
                 <w:b w:val="0"/>
                 <w:sz w:val="21"/>
               </w:rPr>
-              <w:t>Windows、麒麟</w:t>
-            </w:r>
-          </w:p>
-        </w:tc>
-        <w:tc>
-          <w:tcPr>
-            <w:tcW w:type="dxa" w:w="1728"/>
-          </w:tcPr>
-          <w:p>
-            <w:r>
-              <w:rPr>
-                <w:rFonts w:ascii="Times New Roman" w:hAnsi="Times New Roman" w:eastAsia="宋体"/>
-                <w:b w:val="0"/>
-                <w:sz w:val="21"/>
-              </w:rPr>
-              <w:t>可自动化</w:t>
-            </w:r>
-          </w:p>
-        </w:tc>
-        <w:tc>
-          <w:tcPr>
-            <w:tcW w:type="dxa" w:w="1728"/>
-          </w:tcPr>
-          <w:p>
-            <w:r>
-              <w:rPr>
-                <w:rFonts w:ascii="Times New Roman" w:hAnsi="Times New Roman" w:eastAsia="宋体"/>
-                <w:b w:val="0"/>
-                <w:sz w:val="21"/>
-              </w:rPr>
-              <w:t>适用对象均自动判定</w:t>
+              <w:t>Windows、麒麟、MySQL、SQL Server</w:t>
+            </w:r>
+          </w:p>
+        </w:tc>
+        <w:tc>
+          <w:tcPr>
+            <w:tcW w:type="dxa" w:w="1728"/>
+          </w:tcPr>
+          <w:p>
+            <w:r>
+              <w:rPr>
+                <w:rFonts w:ascii="Times New Roman" w:hAnsi="Times New Roman" w:eastAsia="宋体"/>
+                <w:b w:val="0"/>
+                <w:sz w:val="21"/>
+              </w:rPr>
+              <w:t>部分可自动化</w:t>
+            </w:r>
+          </w:p>
+        </w:tc>
+        <w:tc>
+          <w:tcPr>
+            <w:tcW w:type="dxa" w:w="1728"/>
+          </w:tcPr>
+          <w:p>
+            <w:r>
+              <w:rPr>
+                <w:rFonts w:ascii="Times New Roman" w:hAnsi="Times New Roman" w:eastAsia="宋体"/>
+                <w:b w:val="0"/>
+                <w:sz w:val="21"/>
+              </w:rPr>
+              <w:t>Windows、麒麟 自动判定；MySQL、SQL Server 未检测需人工</w:t>
             </w:r>
           </w:p>
         </w:tc>
@@ -7420,37 +7420,37 @@
                 <w:b w:val="0"/>
                 <w:sz w:val="21"/>
               </w:rPr>
-              <w:t>Windows、麒麟</w:t>
-            </w:r>
-          </w:p>
-        </w:tc>
-        <w:tc>
-          <w:tcPr>
-            <w:tcW w:type="dxa" w:w="1728"/>
-          </w:tcPr>
-          <w:p>
-            <w:r>
-              <w:rPr>
-                <w:rFonts w:ascii="Times New Roman" w:hAnsi="Times New Roman" w:eastAsia="宋体"/>
-                <w:b w:val="0"/>
-                <w:sz w:val="21"/>
-              </w:rPr>
-              <w:t>可自动化</w:t>
-            </w:r>
-          </w:p>
-        </w:tc>
-        <w:tc>
-          <w:tcPr>
-            <w:tcW w:type="dxa" w:w="1728"/>
-          </w:tcPr>
-          <w:p>
-            <w:r>
-              <w:rPr>
-                <w:rFonts w:ascii="Times New Roman" w:hAnsi="Times New Roman" w:eastAsia="宋体"/>
-                <w:b w:val="0"/>
-                <w:sz w:val="21"/>
-              </w:rPr>
-              <w:t>适用对象均自动判定</w:t>
+              <w:t>Windows、麒麟、MySQL、SQL Server</w:t>
+            </w:r>
+          </w:p>
+        </w:tc>
+        <w:tc>
+          <w:tcPr>
+            <w:tcW w:type="dxa" w:w="1728"/>
+          </w:tcPr>
+          <w:p>
+            <w:r>
+              <w:rPr>
+                <w:rFonts w:ascii="Times New Roman" w:hAnsi="Times New Roman" w:eastAsia="宋体"/>
+                <w:b w:val="0"/>
+                <w:sz w:val="21"/>
+              </w:rPr>
+              <w:t>部分可自动化</w:t>
+            </w:r>
+          </w:p>
+        </w:tc>
+        <w:tc>
+          <w:tcPr>
+            <w:tcW w:type="dxa" w:w="1728"/>
+          </w:tcPr>
+          <w:p>
+            <w:r>
+              <w:rPr>
+                <w:rFonts w:ascii="Times New Roman" w:hAnsi="Times New Roman" w:eastAsia="宋体"/>
+                <w:b w:val="0"/>
+                <w:sz w:val="21"/>
+              </w:rPr>
+              <w:t>Windows、麒麟 自动判定；MySQL、SQL Server 未检测需人工</w:t>
             </w:r>
           </w:p>
         </w:tc>
@@ -7497,7 +7497,7 @@
                 <w:b w:val="0"/>
                 <w:sz w:val="21"/>
               </w:rPr>
-              <w:t>Windows、麒麟</w:t>
+              <w:t>Windows、麒麟、MySQL、SQL Server</w:t>
             </w:r>
           </w:p>
         </w:tc>
@@ -7527,7 +7527,7 @@
                 <w:b w:val="0"/>
                 <w:sz w:val="21"/>
               </w:rPr>
-              <w:t>Windows 自动判定；麒麟 脚本采集证据、结论需人工</w:t>
+              <w:t>Windows 自动判定；麒麟 脚本采集证据、结论需人工；MySQL、SQL Server 未检测需人工</w:t>
             </w:r>
           </w:p>
         </w:tc>
@@ -7574,37 +7574,37 @@
                 <w:b w:val="0"/>
                 <w:sz w:val="21"/>
               </w:rPr>
-              <w:t>Windows、麒麟</w:t>
-            </w:r>
-          </w:p>
-        </w:tc>
-        <w:tc>
-          <w:tcPr>
-            <w:tcW w:type="dxa" w:w="1728"/>
-          </w:tcPr>
-          <w:p>
-            <w:r>
-              <w:rPr>
-                <w:rFonts w:ascii="Times New Roman" w:hAnsi="Times New Roman" w:eastAsia="宋体"/>
-                <w:b w:val="0"/>
-                <w:sz w:val="21"/>
-              </w:rPr>
-              <w:t>可自动化</w:t>
-            </w:r>
-          </w:p>
-        </w:tc>
-        <w:tc>
-          <w:tcPr>
-            <w:tcW w:type="dxa" w:w="1728"/>
-          </w:tcPr>
-          <w:p>
-            <w:r>
-              <w:rPr>
-                <w:rFonts w:ascii="Times New Roman" w:hAnsi="Times New Roman" w:eastAsia="宋体"/>
-                <w:b w:val="0"/>
-                <w:sz w:val="21"/>
-              </w:rPr>
-              <w:t>适用对象均自动判定</w:t>
+              <w:t>Windows、麒麟、网络设备</w:t>
+            </w:r>
+          </w:p>
+        </w:tc>
+        <w:tc>
+          <w:tcPr>
+            <w:tcW w:type="dxa" w:w="1728"/>
+          </w:tcPr>
+          <w:p>
+            <w:r>
+              <w:rPr>
+                <w:rFonts w:ascii="Times New Roman" w:hAnsi="Times New Roman" w:eastAsia="宋体"/>
+                <w:b w:val="0"/>
+                <w:sz w:val="21"/>
+              </w:rPr>
+              <w:t>部分可自动化</w:t>
+            </w:r>
+          </w:p>
+        </w:tc>
+        <w:tc>
+          <w:tcPr>
+            <w:tcW w:type="dxa" w:w="1728"/>
+          </w:tcPr>
+          <w:p>
+            <w:r>
+              <w:rPr>
+                <w:rFonts w:ascii="Times New Roman" w:hAnsi="Times New Roman" w:eastAsia="宋体"/>
+                <w:b w:val="0"/>
+                <w:sz w:val="21"/>
+              </w:rPr>
+              <w:t>Windows、麒麟 自动判定；网络设备 未检测需人工</w:t>
             </w:r>
           </w:p>
         </w:tc>
@@ -7882,7 +7882,7 @@
                 <w:b w:val="0"/>
                 <w:sz w:val="21"/>
               </w:rPr>
-              <w:t>Windows、麒麟</w:t>
+              <w:t>Windows、麒麟、Nginx、Tomcat</w:t>
             </w:r>
           </w:p>
         </w:tc>
@@ -7959,7 +7959,7 @@
                 <w:b w:val="0"/>
                 <w:sz w:val="21"/>
               </w:rPr>
-              <w:t>Windows、麒麟</w:t>
+              <w:t>Windows、麒麟、Tomcat、MySQL、SQL Server</w:t>
             </w:r>
           </w:p>
         </w:tc>
@@ -7989,7 +7989,7 @@
                 <w:b w:val="0"/>
                 <w:sz w:val="21"/>
               </w:rPr>
-              <w:t>Windows 自动判定；麒麟 未检测需人工</w:t>
+              <w:t>Windows、Tomcat 自动判定；麒麟、MySQL、SQL Server 未检测需人工</w:t>
             </w:r>
           </w:p>
         </w:tc>
@@ -8036,7 +8036,7 @@
                 <w:b w:val="0"/>
                 <w:sz w:val="21"/>
               </w:rPr>
-              <w:t>Windows、麒麟</w:t>
+              <w:t>Windows、麒麟、MySQL</w:t>
             </w:r>
           </w:p>
         </w:tc>
@@ -8066,7 +8066,7 @@
                 <w:b w:val="0"/>
                 <w:sz w:val="21"/>
               </w:rPr>
-              <w:t>Windows 自动判定；麒麟 未检测需人工</w:t>
+              <w:t>Windows 自动判定；麒麟、MySQL 未检测需人工</w:t>
             </w:r>
           </w:p>
         </w:tc>
@@ -8113,37 +8113,37 @@
                 <w:b w:val="0"/>
                 <w:sz w:val="21"/>
               </w:rPr>
-              <w:t>Windows、麒麟</w:t>
-            </w:r>
-          </w:p>
-        </w:tc>
-        <w:tc>
-          <w:tcPr>
-            <w:tcW w:type="dxa" w:w="1728"/>
-          </w:tcPr>
-          <w:p>
-            <w:r>
-              <w:rPr>
-                <w:rFonts w:ascii="Times New Roman" w:hAnsi="Times New Roman" w:eastAsia="宋体"/>
-                <w:b w:val="0"/>
-                <w:sz w:val="21"/>
-              </w:rPr>
-              <w:t>可自动化</w:t>
-            </w:r>
-          </w:p>
-        </w:tc>
-        <w:tc>
-          <w:tcPr>
-            <w:tcW w:type="dxa" w:w="1728"/>
-          </w:tcPr>
-          <w:p>
-            <w:r>
-              <w:rPr>
-                <w:rFonts w:ascii="Times New Roman" w:hAnsi="Times New Roman" w:eastAsia="宋体"/>
-                <w:b w:val="0"/>
-                <w:sz w:val="21"/>
-              </w:rPr>
-              <w:t>适用对象均自动判定</w:t>
+              <w:t>Windows、麒麟、Nginx、Tomcat、MySQL、SQL Server</w:t>
+            </w:r>
+          </w:p>
+        </w:tc>
+        <w:tc>
+          <w:tcPr>
+            <w:tcW w:type="dxa" w:w="1728"/>
+          </w:tcPr>
+          <w:p>
+            <w:r>
+              <w:rPr>
+                <w:rFonts w:ascii="Times New Roman" w:hAnsi="Times New Roman" w:eastAsia="宋体"/>
+                <w:b w:val="0"/>
+                <w:sz w:val="21"/>
+              </w:rPr>
+              <w:t>部分可自动化</w:t>
+            </w:r>
+          </w:p>
+        </w:tc>
+        <w:tc>
+          <w:tcPr>
+            <w:tcW w:type="dxa" w:w="1728"/>
+          </w:tcPr>
+          <w:p>
+            <w:r>
+              <w:rPr>
+                <w:rFonts w:ascii="Times New Roman" w:hAnsi="Times New Roman" w:eastAsia="宋体"/>
+                <w:b w:val="0"/>
+                <w:sz w:val="21"/>
+              </w:rPr>
+              <w:t>Windows、麒麟 自动判定；Nginx、Tomcat、MySQL、SQL Server 未检测需人工</w:t>
             </w:r>
           </w:p>
         </w:tc>
@@ -8344,7 +8344,7 @@
                 <w:b w:val="0"/>
                 <w:sz w:val="21"/>
               </w:rPr>
-              <w:t>Windows、麒麟</w:t>
+              <w:t>Windows、麒麟、Nginx、Tomcat、MySQL</w:t>
             </w:r>
           </w:p>
         </w:tc>
@@ -8575,7 +8575,7 @@
                 <w:b w:val="0"/>
                 <w:sz w:val="21"/>
               </w:rPr>
-              <w:t>Windows、麒麟</w:t>
+              <w:t>Windows、麒麟、Nginx</w:t>
             </w:r>
           </w:p>
         </w:tc>
@@ -8605,7 +8605,7 @@
                 <w:b w:val="0"/>
                 <w:sz w:val="21"/>
               </w:rPr>
-              <w:t>麒麟 自动判定；Windows 未检测需人工</w:t>
+              <w:t>麒麟 自动判定；Windows、Nginx 未检测需人工</w:t>
             </w:r>
           </w:p>
         </w:tc>
@@ -8652,7 +8652,7 @@
                 <w:b w:val="0"/>
                 <w:sz w:val="21"/>
               </w:rPr>
-              <w:t>麒麟</w:t>
+              <w:t>Windows、麒麟、MySQL、SQL Server</w:t>
             </w:r>
           </w:p>
         </w:tc>
@@ -8682,7 +8682,7 @@
                 <w:b w:val="0"/>
                 <w:sz w:val="21"/>
               </w:rPr>
-              <w:t>麒麟 脚本采集证据、结论需人工</w:t>
+              <w:t>Windows 自动判定；麒麟 脚本采集证据、结论需人工；MySQL、SQL Server 未检测需人工</w:t>
             </w:r>
           </w:p>
         </w:tc>
@@ -9097,7 +9097,7 @@
                 <w:b w:val="0"/>
                 <w:sz w:val="21"/>
               </w:rPr>
-              <w:t>check_network.sh 自动判定（设备回显采集后自动给出结论）</w:t>
+              <w:t>check_network.sh / check_network.ps1 自动判定（设备回显采集后自动给出结论）</w:t>
             </w:r>
           </w:p>
         </w:tc>
@@ -9174,7 +9174,7 @@
                 <w:b w:val="0"/>
                 <w:sz w:val="21"/>
               </w:rPr>
-              <w:t>check_network.sh 自动判定（设备回显采集后自动给出结论）</w:t>
+              <w:t>check_network.sh / check_network.ps1 自动判定（设备回显采集后自动给出结论）</w:t>
             </w:r>
           </w:p>
         </w:tc>
@@ -9251,7 +9251,7 @@
                 <w:b w:val="0"/>
                 <w:sz w:val="21"/>
               </w:rPr>
-              <w:t>check_network.sh 自动判定（设备回显采集后自动给出结论）</w:t>
+              <w:t>check_network.sh / check_network.ps1 自动判定（设备回显采集后自动给出结论）</w:t>
             </w:r>
           </w:p>
         </w:tc>
@@ -9328,7 +9328,7 @@
                 <w:b w:val="0"/>
                 <w:sz w:val="21"/>
               </w:rPr>
-              <w:t>check_network.sh 自动判定（设备回显采集后自动给出结论）</w:t>
+              <w:t>check_network.sh / check_network.ps1 自动判定（设备回显采集后自动给出结论）</w:t>
             </w:r>
           </w:p>
         </w:tc>
@@ -9405,7 +9405,7 @@
                 <w:b w:val="0"/>
                 <w:sz w:val="21"/>
               </w:rPr>
-              <w:t>check_network.sh 自动判定（设备回显采集后自动给出结论）</w:t>
+              <w:t>check_network.sh / check_network.ps1 自动判定（设备回显采集后自动给出结论）</w:t>
             </w:r>
           </w:p>
         </w:tc>
@@ -9482,7 +9482,7 @@
                 <w:b w:val="0"/>
                 <w:sz w:val="21"/>
               </w:rPr>
-              <w:t>check_network.sh 自动判定（设备回显采集后自动给出结论）</w:t>
+              <w:t>check_network.sh / check_network.ps1 自动判定（设备回显采集后自动给出结论）</w:t>
             </w:r>
           </w:p>
         </w:tc>
@@ -9636,7 +9636,7 @@
                 <w:b w:val="0"/>
                 <w:sz w:val="21"/>
               </w:rPr>
-              <w:t>check_network.sh 自动判定（设备回显采集后自动给出结论）</w:t>
+              <w:t>check_network.sh / check_network.ps1 自动判定（设备回显采集后自动给出结论）</w:t>
             </w:r>
           </w:p>
         </w:tc>
@@ -9713,7 +9713,7 @@
                 <w:b w:val="0"/>
                 <w:sz w:val="21"/>
               </w:rPr>
-              <w:t>check_network.sh 自动判定（设备回显采集后自动给出结论）</w:t>
+              <w:t>check_network.sh / check_network.ps1 自动判定（设备回显采集后自动给出结论）</w:t>
             </w:r>
           </w:p>
         </w:tc>
@@ -10098,7 +10098,7 @@
                 <w:b w:val="0"/>
                 <w:sz w:val="21"/>
               </w:rPr>
-              <w:t>check_network.sh 自动判定（设备回显采集后自动给出结论）</w:t>
+              <w:t>check_network.sh / check_network.ps1 自动判定（设备回显采集后自动给出结论）</w:t>
             </w:r>
           </w:p>
         </w:tc>
@@ -10252,7 +10252,7 @@
                 <w:b w:val="0"/>
                 <w:sz w:val="21"/>
               </w:rPr>
-              <w:t>check_network.sh 自动判定（设备回显采集后自动给出结论）</w:t>
+              <w:t>check_network.sh / check_network.ps1 自动判定（设备回显采集后自动给出结论）</w:t>
             </w:r>
           </w:p>
         </w:tc>
@@ -10299,37 +10299,37 @@
                 <w:b w:val="0"/>
                 <w:sz w:val="21"/>
               </w:rPr>
-              <w:t>网络设备</w:t>
-            </w:r>
-          </w:p>
-        </w:tc>
-        <w:tc>
-          <w:tcPr>
-            <w:tcW w:type="dxa" w:w="1728"/>
-          </w:tcPr>
-          <w:p>
-            <w:r>
-              <w:rPr>
-                <w:rFonts w:ascii="Times New Roman" w:hAnsi="Times New Roman" w:eastAsia="宋体"/>
-                <w:b w:val="0"/>
-                <w:sz w:val="21"/>
-              </w:rPr>
-              <w:t>可自动化</w:t>
-            </w:r>
-          </w:p>
-        </w:tc>
-        <w:tc>
-          <w:tcPr>
-            <w:tcW w:type="dxa" w:w="1728"/>
-          </w:tcPr>
-          <w:p>
-            <w:r>
-              <w:rPr>
-                <w:rFonts w:ascii="Times New Roman" w:hAnsi="Times New Roman" w:eastAsia="宋体"/>
-                <w:b w:val="0"/>
-                <w:sz w:val="21"/>
-              </w:rPr>
-              <w:t>check_network.sh 自动判定（设备回显采集后自动给出结论）</w:t>
+              <w:t>麒麟、网络设备</w:t>
+            </w:r>
+          </w:p>
+        </w:tc>
+        <w:tc>
+          <w:tcPr>
+            <w:tcW w:type="dxa" w:w="1728"/>
+          </w:tcPr>
+          <w:p>
+            <w:r>
+              <w:rPr>
+                <w:rFonts w:ascii="Times New Roman" w:hAnsi="Times New Roman" w:eastAsia="宋体"/>
+                <w:b w:val="0"/>
+                <w:sz w:val="21"/>
+              </w:rPr>
+              <w:t>部分可自动化</w:t>
+            </w:r>
+          </w:p>
+        </w:tc>
+        <w:tc>
+          <w:tcPr>
+            <w:tcW w:type="dxa" w:w="1728"/>
+          </w:tcPr>
+          <w:p>
+            <w:r>
+              <w:rPr>
+                <w:rFonts w:ascii="Times New Roman" w:hAnsi="Times New Roman" w:eastAsia="宋体"/>
+                <w:b w:val="0"/>
+                <w:sz w:val="21"/>
+              </w:rPr>
+              <w:t>麒麟 侧脚本未执行该项检测，需人工核查</w:t>
             </w:r>
           </w:p>
         </w:tc>
@@ -10637,7 +10637,7 @@
                 <w:b w:val="0"/>
                 <w:sz w:val="21"/>
               </w:rPr>
-              <w:t>check_network.sh 自动判定（设备回显采集后自动给出结论）</w:t>
+              <w:t>check_network.sh / check_network.ps1 自动判定（设备回显采集后自动给出结论）</w:t>
             </w:r>
           </w:p>
         </w:tc>
@@ -12990,7 +12990,7 @@
           <w:b w:val="0"/>
           <w:sz w:val="21"/>
         </w:rPr>
-        <w:t>第 5 章 23 项分三类：设备命令回显类 12 项（5.3 至 5.8、5.10、5.11、5.16、5.18、5.19、5.23，其中 5.23 为端口闲置率自动判定）由 check_network.sh 自动判定；5 项脚本采集部分信号、结论需人工（5.9 设备型号、5.12/5.17 IKE SA 网络层加密、5.14 防火墙会话表、5.22 VLAN 划分）；6 项为审批记录、管理平台与方案文档类（5.1、5.2、5.13、5.15、5.20、5.21），脚本未执行检测。该划分与核查表第 13 列「工具自动验证」标注一一对应。</w:t>
+        <w:t>第 5 章 23 项分三类：设备命令回显类 11 项（5.3、5.4、5.5、5.6、5.7、5.8、5.10、5.11、5.16、5.18、5.23）由 check_network.sh 自动判定；6 项脚本采集部分信号或部分对象未检测、结论需人工（5.9、5.12、5.14、5.17、5.19、5.22）；6 项为审批记录、管理平台与方案文档类（5.1、5.2、5.13、5.15、5.20、5.21），脚本未执行检测。该划分与核查表「工具自动验证」列标注一一对应。</w:t>
       </w:r>
     </w:p>
     <w:p>
@@ -13019,7 +13019,7 @@
           <w:b w:val="0"/>
           <w:sz w:val="21"/>
         </w:rPr>
-        <w:t>共 30 项为部分可自动化，按原因分布如下：</w:t>
+        <w:t>共 51 项为部分可自动化，按原因分布如下：</w:t>
       </w:r>
     </w:p>
     <w:tbl>
@@ -13077,7 +13077,7 @@
                 <w:b w:val="0"/>
                 <w:sz w:val="21"/>
               </w:rPr>
-              <w:t>部分适用对象采集证据需人工</w:t>
+              <w:t>部分适用对象仅提示或未检测</w:t>
             </w:r>
           </w:p>
         </w:tc>
@@ -13092,7 +13092,7 @@
                 <w:b w:val="0"/>
                 <w:sz w:val="21"/>
               </w:rPr>
-              <w:t>12</w:t>
+              <w:t>39</w:t>
             </w:r>
           </w:p>
         </w:tc>
@@ -13109,7 +13109,7 @@
                 <w:b w:val="0"/>
                 <w:sz w:val="21"/>
               </w:rPr>
-              <w:t>部分适用对象仅提示或未检测</w:t>
+              <w:t>部分适用对象采集证据需人工</w:t>
             </w:r>
           </w:p>
         </w:tc>
@@ -13124,7 +13124,7 @@
                 <w:b w:val="0"/>
                 <w:sz w:val="21"/>
               </w:rPr>
-              <w:t>12</w:t>
+              <w:t>6</w:t>
             </w:r>
           </w:p>
         </w:tc>
@@ -13220,7 +13220,7 @@
           <w:b w:val="0"/>
           <w:sz w:val="21"/>
         </w:rPr>
-        <w:t>共 45 项需人工：第 6 至 9 章（物理、组织、制度、管理）22 项，要到机房看设备台账、翻组织文件、核对制度版本和演练记录；第 5 章台账/平台类 6 项，是跨网审批单、方案文档与管理平台界面核查；第 1-4 章 17 项，其中应用层代码能力 8 项（1.16 输入参数校验、4.9、4.10、4.15、4.20、4.21、4.26 至 4.29）需渗透测试、代码审计或 WAF 工具，物理过程与文档台账比对 9 项（1.13、1.22、3.4、3.12、3.14、4.5、4.13 等）需人工核对业务架构、销毁档案与边界设备。</w:t>
+        <w:t>共 42 项需人工：第 6 至 9 章（物理、组织、制度、管理）22 项，要到机房看设备台账、翻组织文件、核对制度版本和演练记录；第 5 章台账/平台类 6 项（5.1、5.2、5.13、5.15、5.20、5.21），是跨网审批单、方案文档与管理平台界面核查；第 1-4 章 14 项（3.4、3.12、3.14、4.6、4.9、4.10、4.13、4.15、4.20、4.21、4.26、4.27、4.28、4.29），需渗透测试、代码审计、WAF 工具或人工核对业务架构与销毁档案。</w:t>
       </w:r>
     </w:p>
     <w:p>
@@ -13234,7 +13234,7 @@
           <w:b w:val="0"/>
           <w:sz w:val="21"/>
         </w:rPr>
-        <w:t>部分可自动化 30 项里，12 项存在适用对象仅提示或未检测（麒麟侧 1.25、2.8、2.15、4.12、4.23、4.24，Windows 侧 4.31，组件侧 1.20、1.21、4.1，跨对象 1.24），后续补齐对应判定分支即可转可自动化；其余为采集证据后结论本需人工比对（达梦版本比对、备份有效性验证、网络设备台账比对等），属合理边界。本报告仅核对脚本现状，未改动任何脚本代码。</w:t>
+        <w:t>部分可自动化 51 项里，39 项存在适用对象仅提示或未检测（1.7、1.8、1.9、1.13、1.16、1.20、1.21、1.22、1.23、1.24、1.25、2.2、2.8、2.15、3.1、3.5、3.6、3.7、3.8、3.9、3.11、3.13、4.1、4.2、4.4、4.5、4.7、4.11、4.12、4.14、4.16、4.17、4.18、4.23、4.24、4.25、4.31、4.32、5.19），后续补齐对应判定分支即可转可自动化；其余 12 项为采集证据后结论本需人工比对（达梦版本比对、备份有效性验证、网络设备台账比对、数据库层加密等），属合理边界。本报告只读脚本源码与核查表，未改动任何脚本代码。</w:t>
       </w:r>
     </w:p>
     <w:p>
@@ -13263,7 +13263,7 @@
           <w:b w:val="0"/>
           <w:sz w:val="21"/>
         </w:rPr>
-        <w:t>下一步几件事。第 5 章上真机核查时，用 check_network.sh init 生成采集清单，运维陪同采集回显后跑 check 出报告；遇到解析不出的回显格式，把回显片段补进特征匹配。需人工的 45 项用人工核查台（manual_check.html）逐项记录、粘贴取证截图并导出报告。如需提升自动化率，可补齐一侧平台与组件对象的判定分支（约 10 项可转可自动化），补齐前以本报告口径为准。</w:t>
+        <w:t>下一步几件事。第 5 章上真机核查时，用 check_network.sh init 生成采集清单，运维陪同采集回显后跑 check 出报告（Windows 侧用 check_network.bat，判定逻辑一致）；遇到解析不出的回显格式，把回显片段补进特征匹配。需人工的 42 项用人工核查台（manual_check.html）逐项记录、粘贴取证截图并导出报告。如需提升自动化率，可先补齐「部分适用对象仅提示或未检测」的 39 项判定分支，补齐前以本报告口径为准。</w:t>
       </w:r>
     </w:p>
     <w:sectPr>

--- a/checklist_tool/指导书与核查工具交叉验证报告.docx
+++ b/checklist_tool/指导书与核查工具交叉验证报告.docx
@@ -315,7 +315,7 @@
           <w:b w:val="0"/>
           <w:sz w:val="21"/>
         </w:rPr>
-        <w:t>指导书：《配置核查作业指导书》v2.2，共 10 章、136 个编号检查项（交付包内的 v2.0.1 为同内容版本，另含第 5 章 13 张终端操作截图）。</w:t>
+        <w:t>指导书：《配置核查作业指导书》v2.2，共 10 章、136 个编号检查项（交付包内为同一份文件；另含第 5 章 13 张终端操作截图）。</w:t>
       </w:r>
     </w:p>
     <w:p>

--- a/checklist_tool/指导书与核查工具交叉验证报告.docx
+++ b/checklist_tool/指导书与核查工具交叉验证报告.docx
@@ -10299,7 +10299,7 @@
                 <w:b w:val="0"/>
                 <w:sz w:val="21"/>
               </w:rPr>
-              <w:t>麒麟、网络设备</w:t>
+              <w:t>Windows、麒麟、网络设备</w:t>
             </w:r>
           </w:p>
         </w:tc>
@@ -10329,7 +10329,7 @@
                 <w:b w:val="0"/>
                 <w:sz w:val="21"/>
               </w:rPr>
-              <w:t>麒麟 侧脚本未执行该项检测，需人工核查</w:t>
+              <w:t>Windows、麒麟 侧脚本未执行该项检测，需人工核查</w:t>
             </w:r>
           </w:p>
         </w:tc>

--- a/checklist_tool/指导书与核查工具交叉验证报告.docx
+++ b/checklist_tool/指导书与核查工具交叉验证报告.docx
@@ -131,7 +131,54 @@
                 <w:b w:val="0"/>
                 <w:sz w:val="21"/>
               </w:rPr>
-              <w:t>可自动化</w:t>
+              <w:t>纳入工具核查</w:t>
+            </w:r>
+          </w:p>
+        </w:tc>
+        <w:tc>
+          <w:tcPr>
+            <w:tcW w:type="dxa" w:w="2880"/>
+          </w:tcPr>
+          <w:p>
+            <w:r>
+              <w:rPr>
+                <w:rFonts w:ascii="Times New Roman" w:hAnsi="Times New Roman" w:eastAsia="宋体"/>
+                <w:b w:val="0"/>
+                <w:sz w:val="21"/>
+              </w:rPr>
+              <w:t>94</w:t>
+            </w:r>
+          </w:p>
+        </w:tc>
+        <w:tc>
+          <w:tcPr>
+            <w:tcW w:type="dxa" w:w="2880"/>
+          </w:tcPr>
+          <w:p>
+            <w:r>
+              <w:rPr>
+                <w:rFonts w:ascii="Times New Roman" w:hAnsi="Times New Roman" w:eastAsia="宋体"/>
+                <w:b w:val="0"/>
+                <w:sz w:val="21"/>
+              </w:rPr>
+              <w:t>69.1%</w:t>
+            </w:r>
+          </w:p>
+        </w:tc>
+      </w:tr>
+      <w:tr>
+        <w:tc>
+          <w:tcPr>
+            <w:tcW w:type="dxa" w:w="2880"/>
+          </w:tcPr>
+          <w:p>
+            <w:r>
+              <w:rPr>
+                <w:rFonts w:ascii="Times New Roman" w:hAnsi="Times New Roman" w:eastAsia="宋体"/>
+                <w:b w:val="0"/>
+                <w:sz w:val="21"/>
+              </w:rPr>
+              <w:t>其中：可自动化（工具直接给出合格/不合格判定）</w:t>
             </w:r>
           </w:p>
         </w:tc>
@@ -178,7 +225,7 @@
                 <w:b w:val="0"/>
                 <w:sz w:val="21"/>
               </w:rPr>
-              <w:t>部分可自动化</w:t>
+              <w:t>其中：部分可自动化（脚本已核查，结论需结合台账或现场确认）</w:t>
             </w:r>
           </w:p>
         </w:tc>
@@ -225,7 +272,7 @@
                 <w:b w:val="0"/>
                 <w:sz w:val="21"/>
               </w:rPr>
-              <w:t>需人工核查</w:t>
+              <w:t>人工核查</w:t>
             </w:r>
           </w:p>
         </w:tc>
@@ -272,7 +319,7 @@
           <w:b w:val="0"/>
           <w:sz w:val="21"/>
         </w:rPr>
-        <w:t>其中工具可直接给出合格或不合格判定的检查项 43 项；脚本已执行核查、并需结合台账或现场确认最终结论的 51 项，两类合计 94 项，占全部检查项的 69.1%。其余 42 项按标准要求属现场查看、文档调阅与实测验证类，由人工按同一套判定规则完成并留存证据。</w:t>
+        <w:t>全部 136 个检查项中，94 项的核查由工具执行：其中 43 项工具直接给出合格或不合格判定，51 项脚本已执行核查、需结合设备台账或现场情况确认最终结论。其余 42 项按标准要求属现场查看、文档调阅与实测验证类，由人工按同一套判定规则完成并留存证据。</w:t>
       </w:r>
     </w:p>
     <w:p>
@@ -329,6 +376,19 @@
           <w:sz w:val="21"/>
         </w:rPr>
         <w:t>核查工具：16 个脚本。操作系统核查 2 个（Windows、麒麟各 1）；数据库与中间件核查 12 个（MySQL、Redis、达梦、SQL Server、Nginx、Tomcat，两平台各 6）；网络设备核查 2 个（麒麟版与 Windows 版，采集-解析模式，判定逻辑与采集文件通用，覆盖第 5 章 23 项）。</w:t>
+      </w:r>
+    </w:p>
+    <w:p>
+      <w:pPr>
+        <w:pStyle w:val="ListBullet"/>
+      </w:pPr>
+      <w:r>
+        <w:rPr>
+          <w:rFonts w:ascii="Times New Roman" w:hAnsi="Times New Roman" w:eastAsia="宋体"/>
+          <w:b w:val="0"/>
+          <w:sz w:val="21"/>
+        </w:rPr>
+        <w:t>工具的组成、部署方式与使用方法见《配置核查工具包》README。</w:t>
       </w:r>
     </w:p>
     <w:p>

--- a/checklist_tool/指导书与核查工具交叉验证报告.docx
+++ b/checklist_tool/指导书与核查工具交叉验证报告.docx
@@ -1478,539 +1478,705 @@
           <w:b w:val="0"/>
           <w:sz w:val="21"/>
         </w:rPr>
-        <w:t>各章按验证结论列出的检查项编号如下，逐项的适用对象、所用脚本与结论依据见《配置核查表》第 14 列「工具自动验证」。</w:t>
+        <w:t>各章检查项按验证结论归类如下；逐项的适用对象、所用脚本与结论依据见《配置核查表》第 14 列「工具自动验证」。</w:t>
       </w:r>
     </w:p>
-    <w:p>
-      <w:pPr>
-        <w:spacing w:line="360" w:lineRule="auto"/>
-        <w:ind w:firstLine="420"/>
-      </w:pPr>
-      <w:r>
-        <w:rPr>
-          <w:rFonts w:ascii="Times New Roman" w:hAnsi="Times New Roman" w:eastAsia="宋体"/>
-          <w:b/>
-          <w:sz w:val="21"/>
-        </w:rPr>
-        <w:t>1 系统安全</w:t>
-      </w:r>
-    </w:p>
-    <w:p>
-      <w:pPr>
-        <w:pStyle w:val="ListBullet"/>
-      </w:pPr>
-      <w:r>
-        <w:rPr>
-          <w:rFonts w:ascii="Times New Roman" w:hAnsi="Times New Roman" w:eastAsia="宋体"/>
-          <w:b w:val="0"/>
-          <w:sz w:val="21"/>
-        </w:rPr>
-        <w:t>可自动化：1.2、1.3、1.4、1.5、1.6、1.10、1.11、1.12、1.14、1.15、1.17、1.18、1.19、1.26</w:t>
-      </w:r>
-    </w:p>
-    <w:p>
-      <w:pPr>
-        <w:pStyle w:val="ListBullet"/>
-      </w:pPr>
-      <w:r>
-        <w:rPr>
-          <w:rFonts w:ascii="Times New Roman" w:hAnsi="Times New Roman" w:eastAsia="宋体"/>
-          <w:b w:val="0"/>
-          <w:sz w:val="21"/>
-        </w:rPr>
-        <w:t>部分可自动化：1.1、1.7、1.8、1.9、1.13、1.16、1.20、1.21、1.22、1.23、1.24、1.25、1.27</w:t>
-      </w:r>
-    </w:p>
-    <w:p>
-      <w:pPr>
-        <w:pStyle w:val="ListBullet"/>
-      </w:pPr>
-      <w:r>
-        <w:rPr>
-          <w:rFonts w:ascii="Times New Roman" w:hAnsi="Times New Roman" w:eastAsia="宋体"/>
-          <w:b w:val="0"/>
-          <w:sz w:val="21"/>
-        </w:rPr>
-        <w:t>需人工核查：—</w:t>
-      </w:r>
-    </w:p>
-    <w:p>
-      <w:pPr>
-        <w:spacing w:line="360" w:lineRule="auto"/>
-        <w:ind w:firstLine="420"/>
-      </w:pPr>
-      <w:r>
-        <w:rPr>
-          <w:rFonts w:ascii="Times New Roman" w:hAnsi="Times New Roman" w:eastAsia="宋体"/>
-          <w:b/>
-          <w:sz w:val="21"/>
-        </w:rPr>
-        <w:t>2 用户安全</w:t>
-      </w:r>
-    </w:p>
-    <w:p>
-      <w:pPr>
-        <w:pStyle w:val="ListBullet"/>
-      </w:pPr>
-      <w:r>
-        <w:rPr>
-          <w:rFonts w:ascii="Times New Roman" w:hAnsi="Times New Roman" w:eastAsia="宋体"/>
-          <w:b w:val="0"/>
-          <w:sz w:val="21"/>
-        </w:rPr>
-        <w:t>可自动化：2.1、2.3、2.4、2.7、2.9、2.10、2.11、2.12、2.13、2.14</w:t>
-      </w:r>
-    </w:p>
-    <w:p>
-      <w:pPr>
-        <w:pStyle w:val="ListBullet"/>
-      </w:pPr>
-      <w:r>
-        <w:rPr>
-          <w:rFonts w:ascii="Times New Roman" w:hAnsi="Times New Roman" w:eastAsia="宋体"/>
-          <w:b w:val="0"/>
-          <w:sz w:val="21"/>
-        </w:rPr>
-        <w:t>部分可自动化：2.2、2.5、2.6、2.8、2.15、2.16</w:t>
-      </w:r>
-    </w:p>
-    <w:p>
-      <w:pPr>
-        <w:pStyle w:val="ListBullet"/>
-      </w:pPr>
-      <w:r>
-        <w:rPr>
-          <w:rFonts w:ascii="Times New Roman" w:hAnsi="Times New Roman" w:eastAsia="宋体"/>
-          <w:b w:val="0"/>
-          <w:sz w:val="21"/>
-        </w:rPr>
-        <w:t>需人工核查：—</w:t>
-      </w:r>
-    </w:p>
-    <w:p>
-      <w:pPr>
-        <w:spacing w:line="360" w:lineRule="auto"/>
-        <w:ind w:firstLine="420"/>
-      </w:pPr>
-      <w:r>
-        <w:rPr>
-          <w:rFonts w:ascii="Times New Roman" w:hAnsi="Times New Roman" w:eastAsia="宋体"/>
-          <w:b/>
-          <w:sz w:val="21"/>
-        </w:rPr>
-        <w:t>3 数据安全</w:t>
-      </w:r>
-    </w:p>
-    <w:p>
-      <w:pPr>
-        <w:pStyle w:val="ListBullet"/>
-      </w:pPr>
-      <w:r>
-        <w:rPr>
-          <w:rFonts w:ascii="Times New Roman" w:hAnsi="Times New Roman" w:eastAsia="宋体"/>
-          <w:b w:val="0"/>
-          <w:sz w:val="21"/>
-        </w:rPr>
-        <w:t>可自动化：3.2、3.3</w:t>
-      </w:r>
-    </w:p>
-    <w:p>
-      <w:pPr>
-        <w:pStyle w:val="ListBullet"/>
-      </w:pPr>
-      <w:r>
-        <w:rPr>
-          <w:rFonts w:ascii="Times New Roman" w:hAnsi="Times New Roman" w:eastAsia="宋体"/>
-          <w:b w:val="0"/>
-          <w:sz w:val="21"/>
-        </w:rPr>
-        <w:t>部分可自动化：3.1、3.5、3.6、3.7、3.8、3.9、3.10、3.11、3.13</w:t>
-      </w:r>
-    </w:p>
-    <w:p>
-      <w:pPr>
-        <w:pStyle w:val="ListBullet"/>
-      </w:pPr>
-      <w:r>
-        <w:rPr>
-          <w:rFonts w:ascii="Times New Roman" w:hAnsi="Times New Roman" w:eastAsia="宋体"/>
-          <w:b w:val="0"/>
-          <w:sz w:val="21"/>
-        </w:rPr>
-        <w:t>需人工核查：3.4、3.12、3.14</w:t>
-      </w:r>
-    </w:p>
-    <w:p>
-      <w:pPr>
-        <w:spacing w:line="360" w:lineRule="auto"/>
-        <w:ind w:firstLine="420"/>
-      </w:pPr>
-      <w:r>
-        <w:rPr>
-          <w:rFonts w:ascii="Times New Roman" w:hAnsi="Times New Roman" w:eastAsia="宋体"/>
-          <w:b/>
-          <w:sz w:val="21"/>
-        </w:rPr>
-        <w:t>4 应用安全</w:t>
-      </w:r>
-    </w:p>
-    <w:p>
-      <w:pPr>
-        <w:pStyle w:val="ListBullet"/>
-      </w:pPr>
-      <w:r>
-        <w:rPr>
-          <w:rFonts w:ascii="Times New Roman" w:hAnsi="Times New Roman" w:eastAsia="宋体"/>
-          <w:b w:val="0"/>
-          <w:sz w:val="21"/>
-        </w:rPr>
-        <w:t>可自动化：4.3、4.19、4.22、4.30、4.33</w:t>
-      </w:r>
-    </w:p>
-    <w:p>
-      <w:pPr>
-        <w:pStyle w:val="ListBullet"/>
-      </w:pPr>
-      <w:r>
-        <w:rPr>
-          <w:rFonts w:ascii="Times New Roman" w:hAnsi="Times New Roman" w:eastAsia="宋体"/>
-          <w:b w:val="0"/>
-          <w:sz w:val="21"/>
-        </w:rPr>
-        <w:t>部分可自动化：4.1、4.2、4.4、4.5、4.7、4.8、4.11、4.12、4.14、4.16、4.17、4.18、4.23、4.24、4.25、4.31、4.32</w:t>
-      </w:r>
-    </w:p>
-    <w:p>
-      <w:pPr>
-        <w:pStyle w:val="ListBullet"/>
-      </w:pPr>
-      <w:r>
-        <w:rPr>
-          <w:rFonts w:ascii="Times New Roman" w:hAnsi="Times New Roman" w:eastAsia="宋体"/>
-          <w:b w:val="0"/>
-          <w:sz w:val="21"/>
-        </w:rPr>
-        <w:t>需人工核查：4.6、4.9、4.10、4.13、4.15、4.20、4.21、4.26、4.27、4.28、4.29</w:t>
-      </w:r>
-    </w:p>
-    <w:p>
-      <w:pPr>
-        <w:spacing w:line="360" w:lineRule="auto"/>
-        <w:ind w:firstLine="420"/>
-      </w:pPr>
-      <w:r>
-        <w:rPr>
-          <w:rFonts w:ascii="Times New Roman" w:hAnsi="Times New Roman" w:eastAsia="宋体"/>
-          <w:b/>
-          <w:sz w:val="21"/>
-        </w:rPr>
-        <w:t>5 网络安全</w:t>
-      </w:r>
-    </w:p>
-    <w:p>
-      <w:pPr>
-        <w:pStyle w:val="ListBullet"/>
-      </w:pPr>
-      <w:r>
-        <w:rPr>
-          <w:rFonts w:ascii="Times New Roman" w:hAnsi="Times New Roman" w:eastAsia="宋体"/>
-          <w:b w:val="0"/>
-          <w:sz w:val="21"/>
-        </w:rPr>
-        <w:t>可自动化：5.3、5.4、5.5、5.6、5.7、5.8、5.10、5.11、5.16、5.18、5.23</w:t>
-      </w:r>
-    </w:p>
-    <w:p>
-      <w:pPr>
-        <w:pStyle w:val="ListBullet"/>
-      </w:pPr>
-      <w:r>
-        <w:rPr>
-          <w:rFonts w:ascii="Times New Roman" w:hAnsi="Times New Roman" w:eastAsia="宋体"/>
-          <w:b w:val="0"/>
-          <w:sz w:val="21"/>
-        </w:rPr>
-        <w:t>部分可自动化：5.9、5.12、5.14、5.17、5.19、5.22</w:t>
-      </w:r>
-    </w:p>
-    <w:p>
-      <w:pPr>
-        <w:pStyle w:val="ListBullet"/>
-      </w:pPr>
-      <w:r>
-        <w:rPr>
-          <w:rFonts w:ascii="Times New Roman" w:hAnsi="Times New Roman" w:eastAsia="宋体"/>
-          <w:b w:val="0"/>
-          <w:sz w:val="21"/>
-        </w:rPr>
-        <w:t>需人工核查：5.1、5.2、5.13、5.15、5.20、5.21</w:t>
-      </w:r>
-    </w:p>
-    <w:p>
-      <w:pPr>
-        <w:spacing w:line="360" w:lineRule="auto"/>
-        <w:ind w:firstLine="420"/>
-      </w:pPr>
-      <w:r>
-        <w:rPr>
-          <w:rFonts w:ascii="Times New Roman" w:hAnsi="Times New Roman" w:eastAsia="宋体"/>
-          <w:b/>
-          <w:sz w:val="21"/>
-        </w:rPr>
-        <w:t>6 物理安全</w:t>
-      </w:r>
-    </w:p>
-    <w:p>
-      <w:pPr>
-        <w:pStyle w:val="ListBullet"/>
-      </w:pPr>
-      <w:r>
-        <w:rPr>
-          <w:rFonts w:ascii="Times New Roman" w:hAnsi="Times New Roman" w:eastAsia="宋体"/>
-          <w:b w:val="0"/>
-          <w:sz w:val="21"/>
-        </w:rPr>
-        <w:t>可自动化：—</w:t>
-      </w:r>
-    </w:p>
-    <w:p>
-      <w:pPr>
-        <w:pStyle w:val="ListBullet"/>
-      </w:pPr>
-      <w:r>
-        <w:rPr>
-          <w:rFonts w:ascii="Times New Roman" w:hAnsi="Times New Roman" w:eastAsia="宋体"/>
-          <w:b w:val="0"/>
-          <w:sz w:val="21"/>
-        </w:rPr>
-        <w:t>部分可自动化：—</w:t>
-      </w:r>
-    </w:p>
-    <w:p>
-      <w:pPr>
-        <w:pStyle w:val="ListBullet"/>
-      </w:pPr>
-      <w:r>
-        <w:rPr>
-          <w:rFonts w:ascii="Times New Roman" w:hAnsi="Times New Roman" w:eastAsia="宋体"/>
-          <w:b w:val="0"/>
-          <w:sz w:val="21"/>
-        </w:rPr>
-        <w:t>需人工核查：6.1、6.2、6.3、6.4、6.5、6.6、6.7、6.8、6.9</w:t>
-      </w:r>
-    </w:p>
-    <w:p>
-      <w:pPr>
-        <w:spacing w:line="360" w:lineRule="auto"/>
-        <w:ind w:firstLine="420"/>
-      </w:pPr>
-      <w:r>
-        <w:rPr>
-          <w:rFonts w:ascii="Times New Roman" w:hAnsi="Times New Roman" w:eastAsia="宋体"/>
-          <w:b/>
-          <w:sz w:val="21"/>
-        </w:rPr>
-        <w:t>7 组织机构</w:t>
-      </w:r>
-    </w:p>
-    <w:p>
-      <w:pPr>
-        <w:pStyle w:val="ListBullet"/>
-      </w:pPr>
-      <w:r>
-        <w:rPr>
-          <w:rFonts w:ascii="Times New Roman" w:hAnsi="Times New Roman" w:eastAsia="宋体"/>
-          <w:b w:val="0"/>
-          <w:sz w:val="21"/>
-        </w:rPr>
-        <w:t>可自动化：—</w:t>
-      </w:r>
-    </w:p>
-    <w:p>
-      <w:pPr>
-        <w:pStyle w:val="ListBullet"/>
-      </w:pPr>
-      <w:r>
-        <w:rPr>
-          <w:rFonts w:ascii="Times New Roman" w:hAnsi="Times New Roman" w:eastAsia="宋体"/>
-          <w:b w:val="0"/>
-          <w:sz w:val="21"/>
-        </w:rPr>
-        <w:t>部分可自动化：—</w:t>
-      </w:r>
-    </w:p>
-    <w:p>
-      <w:pPr>
-        <w:pStyle w:val="ListBullet"/>
-      </w:pPr>
-      <w:r>
-        <w:rPr>
-          <w:rFonts w:ascii="Times New Roman" w:hAnsi="Times New Roman" w:eastAsia="宋体"/>
-          <w:b w:val="0"/>
-          <w:sz w:val="21"/>
-        </w:rPr>
-        <w:t>需人工核查：7.1、7.2、7.3、7.4、7.5</w:t>
-      </w:r>
-    </w:p>
-    <w:p>
-      <w:pPr>
-        <w:spacing w:line="360" w:lineRule="auto"/>
-        <w:ind w:firstLine="420"/>
-      </w:pPr>
-      <w:r>
-        <w:rPr>
-          <w:rFonts w:ascii="Times New Roman" w:hAnsi="Times New Roman" w:eastAsia="宋体"/>
-          <w:b/>
-          <w:sz w:val="21"/>
-        </w:rPr>
-        <w:t>8 规章制度</w:t>
-      </w:r>
-    </w:p>
-    <w:p>
-      <w:pPr>
-        <w:pStyle w:val="ListBullet"/>
-      </w:pPr>
-      <w:r>
-        <w:rPr>
-          <w:rFonts w:ascii="Times New Roman" w:hAnsi="Times New Roman" w:eastAsia="宋体"/>
-          <w:b w:val="0"/>
-          <w:sz w:val="21"/>
-        </w:rPr>
-        <w:t>可自动化：—</w:t>
-      </w:r>
-    </w:p>
-    <w:p>
-      <w:pPr>
-        <w:pStyle w:val="ListBullet"/>
-      </w:pPr>
-      <w:r>
-        <w:rPr>
-          <w:rFonts w:ascii="Times New Roman" w:hAnsi="Times New Roman" w:eastAsia="宋体"/>
-          <w:b w:val="0"/>
-          <w:sz w:val="21"/>
-        </w:rPr>
-        <w:t>部分可自动化：—</w:t>
-      </w:r>
-    </w:p>
-    <w:p>
-      <w:pPr>
-        <w:pStyle w:val="ListBullet"/>
-      </w:pPr>
-      <w:r>
-        <w:rPr>
-          <w:rFonts w:ascii="Times New Roman" w:hAnsi="Times New Roman" w:eastAsia="宋体"/>
-          <w:b w:val="0"/>
-          <w:sz w:val="21"/>
-        </w:rPr>
-        <w:t>需人工核查：8.1、8.2、8.3、8.4</w:t>
-      </w:r>
-    </w:p>
-    <w:p>
-      <w:pPr>
-        <w:spacing w:line="360" w:lineRule="auto"/>
-        <w:ind w:firstLine="420"/>
-      </w:pPr>
-      <w:r>
-        <w:rPr>
-          <w:rFonts w:ascii="Times New Roman" w:hAnsi="Times New Roman" w:eastAsia="宋体"/>
-          <w:b/>
-          <w:sz w:val="21"/>
-        </w:rPr>
-        <w:t>9 管理实施</w:t>
-      </w:r>
-    </w:p>
-    <w:p>
-      <w:pPr>
-        <w:pStyle w:val="ListBullet"/>
-      </w:pPr>
-      <w:r>
-        <w:rPr>
-          <w:rFonts w:ascii="Times New Roman" w:hAnsi="Times New Roman" w:eastAsia="宋体"/>
-          <w:b w:val="0"/>
-          <w:sz w:val="21"/>
-        </w:rPr>
-        <w:t>可自动化：—</w:t>
-      </w:r>
-    </w:p>
-    <w:p>
-      <w:pPr>
-        <w:pStyle w:val="ListBullet"/>
-      </w:pPr>
-      <w:r>
-        <w:rPr>
-          <w:rFonts w:ascii="Times New Roman" w:hAnsi="Times New Roman" w:eastAsia="宋体"/>
-          <w:b w:val="0"/>
-          <w:sz w:val="21"/>
-        </w:rPr>
-        <w:t>部分可自动化：—</w:t>
-      </w:r>
-    </w:p>
-    <w:p>
-      <w:pPr>
-        <w:pStyle w:val="ListBullet"/>
-      </w:pPr>
-      <w:r>
-        <w:rPr>
-          <w:rFonts w:ascii="Times New Roman" w:hAnsi="Times New Roman" w:eastAsia="宋体"/>
-          <w:b w:val="0"/>
-          <w:sz w:val="21"/>
-        </w:rPr>
-        <w:t>需人工核查：9.1、9.2、9.3、9.4</w:t>
-      </w:r>
-    </w:p>
-    <w:p>
-      <w:pPr>
-        <w:spacing w:line="360" w:lineRule="auto"/>
-        <w:ind w:firstLine="420"/>
-      </w:pPr>
-      <w:r>
-        <w:rPr>
-          <w:rFonts w:ascii="Times New Roman" w:hAnsi="Times New Roman" w:eastAsia="宋体"/>
-          <w:b/>
-          <w:sz w:val="21"/>
-        </w:rPr>
-        <w:t>10 协议安全审计</w:t>
-      </w:r>
-    </w:p>
-    <w:p>
-      <w:pPr>
-        <w:pStyle w:val="ListBullet"/>
-      </w:pPr>
-      <w:r>
-        <w:rPr>
-          <w:rFonts w:ascii="Times New Roman" w:hAnsi="Times New Roman" w:eastAsia="宋体"/>
-          <w:b w:val="0"/>
-          <w:sz w:val="21"/>
-        </w:rPr>
-        <w:t>可自动化：10.1</w:t>
-      </w:r>
-    </w:p>
-    <w:p>
-      <w:pPr>
-        <w:pStyle w:val="ListBullet"/>
-      </w:pPr>
-      <w:r>
-        <w:rPr>
-          <w:rFonts w:ascii="Times New Roman" w:hAnsi="Times New Roman" w:eastAsia="宋体"/>
-          <w:b w:val="0"/>
-          <w:sz w:val="21"/>
-        </w:rPr>
-        <w:t>部分可自动化：—</w:t>
-      </w:r>
-    </w:p>
-    <w:p>
-      <w:pPr>
-        <w:pStyle w:val="ListBullet"/>
-      </w:pPr>
-      <w:r>
-        <w:rPr>
-          <w:rFonts w:ascii="Times New Roman" w:hAnsi="Times New Roman" w:eastAsia="宋体"/>
-          <w:b w:val="0"/>
-          <w:sz w:val="21"/>
-        </w:rPr>
-        <w:t>需人工核查：—</w:t>
-      </w:r>
-    </w:p>
+    <w:tbl>
+      <w:tblPr>
+        <w:tblStyle w:val="TableGrid"/>
+        <w:tblW w:type="auto" w:w="0"/>
+        <w:tblLayout w:type="autofit"/>
+        <w:tblLook w:firstColumn="1" w:firstRow="1" w:lastColumn="0" w:lastRow="0" w:noHBand="0" w:noVBand="1" w:val="04A0"/>
+      </w:tblPr>
+      <w:tblGrid>
+        <w:gridCol w:w="2160"/>
+        <w:gridCol w:w="2160"/>
+        <w:gridCol w:w="2160"/>
+        <w:gridCol w:w="2160"/>
+      </w:tblGrid>
+      <w:tr>
+        <w:tc>
+          <w:tcPr>
+            <w:tcW w:type="dxa" w:w="2160"/>
+          </w:tcPr>
+          <w:p>
+            <w:r>
+              <w:rPr>
+                <w:rFonts w:ascii="Times New Roman" w:hAnsi="Times New Roman" w:eastAsia="宋体"/>
+                <w:b/>
+                <w:sz w:val="21"/>
+              </w:rPr>
+              <w:t>章节</w:t>
+            </w:r>
+          </w:p>
+        </w:tc>
+        <w:tc>
+          <w:tcPr>
+            <w:tcW w:type="dxa" w:w="2160"/>
+          </w:tcPr>
+          <w:p>
+            <w:r>
+              <w:rPr>
+                <w:rFonts w:ascii="Times New Roman" w:hAnsi="Times New Roman" w:eastAsia="宋体"/>
+                <w:b/>
+                <w:sz w:val="21"/>
+              </w:rPr>
+              <w:t>可自动化</w:t>
+            </w:r>
+          </w:p>
+        </w:tc>
+        <w:tc>
+          <w:tcPr>
+            <w:tcW w:type="dxa" w:w="2160"/>
+          </w:tcPr>
+          <w:p>
+            <w:r>
+              <w:rPr>
+                <w:rFonts w:ascii="Times New Roman" w:hAnsi="Times New Roman" w:eastAsia="宋体"/>
+                <w:b/>
+                <w:sz w:val="21"/>
+              </w:rPr>
+              <w:t>部分可自动化</w:t>
+            </w:r>
+          </w:p>
+        </w:tc>
+        <w:tc>
+          <w:tcPr>
+            <w:tcW w:type="dxa" w:w="2160"/>
+          </w:tcPr>
+          <w:p>
+            <w:r>
+              <w:rPr>
+                <w:rFonts w:ascii="Times New Roman" w:hAnsi="Times New Roman" w:eastAsia="宋体"/>
+                <w:b/>
+                <w:sz w:val="21"/>
+              </w:rPr>
+              <w:t>需人工核查</w:t>
+            </w:r>
+          </w:p>
+        </w:tc>
+      </w:tr>
+      <w:tr>
+        <w:tc>
+          <w:tcPr>
+            <w:tcW w:type="dxa" w:w="2160"/>
+          </w:tcPr>
+          <w:p>
+            <w:r>
+              <w:rPr>
+                <w:rFonts w:ascii="Times New Roman" w:hAnsi="Times New Roman" w:eastAsia="宋体"/>
+                <w:b w:val="0"/>
+                <w:sz w:val="21"/>
+              </w:rPr>
+              <w:t>1 系统安全</w:t>
+            </w:r>
+          </w:p>
+        </w:tc>
+        <w:tc>
+          <w:tcPr>
+            <w:tcW w:type="dxa" w:w="2160"/>
+          </w:tcPr>
+          <w:p>
+            <w:r>
+              <w:rPr>
+                <w:rFonts w:ascii="Times New Roman" w:hAnsi="Times New Roman" w:eastAsia="宋体"/>
+                <w:b w:val="0"/>
+                <w:sz w:val="21"/>
+              </w:rPr>
+              <w:t>1.2、1.3、1.4、1.5、1.6、1.10、1.11、1.12、1.14、1.15、1.17、1.18、1.19、1.26</w:t>
+            </w:r>
+          </w:p>
+        </w:tc>
+        <w:tc>
+          <w:tcPr>
+            <w:tcW w:type="dxa" w:w="2160"/>
+          </w:tcPr>
+          <w:p>
+            <w:r>
+              <w:rPr>
+                <w:rFonts w:ascii="Times New Roman" w:hAnsi="Times New Roman" w:eastAsia="宋体"/>
+                <w:b w:val="0"/>
+                <w:sz w:val="21"/>
+              </w:rPr>
+              <w:t>1.1、1.7、1.8、1.9、1.13、1.16、1.20、1.21、1.22、1.23、1.24、1.25、1.27</w:t>
+            </w:r>
+          </w:p>
+        </w:tc>
+        <w:tc>
+          <w:tcPr>
+            <w:tcW w:type="dxa" w:w="2160"/>
+          </w:tcPr>
+          <w:p>
+            <w:r>
+              <w:rPr>
+                <w:rFonts w:ascii="Times New Roman" w:hAnsi="Times New Roman" w:eastAsia="宋体"/>
+                <w:b w:val="0"/>
+                <w:sz w:val="21"/>
+              </w:rPr>
+              <w:t>—</w:t>
+            </w:r>
+          </w:p>
+        </w:tc>
+      </w:tr>
+      <w:tr>
+        <w:tc>
+          <w:tcPr>
+            <w:tcW w:type="dxa" w:w="2160"/>
+          </w:tcPr>
+          <w:p>
+            <w:r>
+              <w:rPr>
+                <w:rFonts w:ascii="Times New Roman" w:hAnsi="Times New Roman" w:eastAsia="宋体"/>
+                <w:b w:val="0"/>
+                <w:sz w:val="21"/>
+              </w:rPr>
+              <w:t>2 用户安全</w:t>
+            </w:r>
+          </w:p>
+        </w:tc>
+        <w:tc>
+          <w:tcPr>
+            <w:tcW w:type="dxa" w:w="2160"/>
+          </w:tcPr>
+          <w:p>
+            <w:r>
+              <w:rPr>
+                <w:rFonts w:ascii="Times New Roman" w:hAnsi="Times New Roman" w:eastAsia="宋体"/>
+                <w:b w:val="0"/>
+                <w:sz w:val="21"/>
+              </w:rPr>
+              <w:t>2.1、2.3、2.4、2.7、2.9、2.10、2.11、2.12、2.13、2.14</w:t>
+            </w:r>
+          </w:p>
+        </w:tc>
+        <w:tc>
+          <w:tcPr>
+            <w:tcW w:type="dxa" w:w="2160"/>
+          </w:tcPr>
+          <w:p>
+            <w:r>
+              <w:rPr>
+                <w:rFonts w:ascii="Times New Roman" w:hAnsi="Times New Roman" w:eastAsia="宋体"/>
+                <w:b w:val="0"/>
+                <w:sz w:val="21"/>
+              </w:rPr>
+              <w:t>2.2、2.5、2.6、2.8、2.15、2.16</w:t>
+            </w:r>
+          </w:p>
+        </w:tc>
+        <w:tc>
+          <w:tcPr>
+            <w:tcW w:type="dxa" w:w="2160"/>
+          </w:tcPr>
+          <w:p>
+            <w:r>
+              <w:rPr>
+                <w:rFonts w:ascii="Times New Roman" w:hAnsi="Times New Roman" w:eastAsia="宋体"/>
+                <w:b w:val="0"/>
+                <w:sz w:val="21"/>
+              </w:rPr>
+              <w:t>—</w:t>
+            </w:r>
+          </w:p>
+        </w:tc>
+      </w:tr>
+      <w:tr>
+        <w:tc>
+          <w:tcPr>
+            <w:tcW w:type="dxa" w:w="2160"/>
+          </w:tcPr>
+          <w:p>
+            <w:r>
+              <w:rPr>
+                <w:rFonts w:ascii="Times New Roman" w:hAnsi="Times New Roman" w:eastAsia="宋体"/>
+                <w:b w:val="0"/>
+                <w:sz w:val="21"/>
+              </w:rPr>
+              <w:t>3 数据安全</w:t>
+            </w:r>
+          </w:p>
+        </w:tc>
+        <w:tc>
+          <w:tcPr>
+            <w:tcW w:type="dxa" w:w="2160"/>
+          </w:tcPr>
+          <w:p>
+            <w:r>
+              <w:rPr>
+                <w:rFonts w:ascii="Times New Roman" w:hAnsi="Times New Roman" w:eastAsia="宋体"/>
+                <w:b w:val="0"/>
+                <w:sz w:val="21"/>
+              </w:rPr>
+              <w:t>3.2、3.3</w:t>
+            </w:r>
+          </w:p>
+        </w:tc>
+        <w:tc>
+          <w:tcPr>
+            <w:tcW w:type="dxa" w:w="2160"/>
+          </w:tcPr>
+          <w:p>
+            <w:r>
+              <w:rPr>
+                <w:rFonts w:ascii="Times New Roman" w:hAnsi="Times New Roman" w:eastAsia="宋体"/>
+                <w:b w:val="0"/>
+                <w:sz w:val="21"/>
+              </w:rPr>
+              <w:t>3.1、3.5、3.6、3.7、3.8、3.9、3.10、3.11、3.13</w:t>
+            </w:r>
+          </w:p>
+        </w:tc>
+        <w:tc>
+          <w:tcPr>
+            <w:tcW w:type="dxa" w:w="2160"/>
+          </w:tcPr>
+          <w:p>
+            <w:r>
+              <w:rPr>
+                <w:rFonts w:ascii="Times New Roman" w:hAnsi="Times New Roman" w:eastAsia="宋体"/>
+                <w:b w:val="0"/>
+                <w:sz w:val="21"/>
+              </w:rPr>
+              <w:t>3.4、3.12、3.14</w:t>
+            </w:r>
+          </w:p>
+        </w:tc>
+      </w:tr>
+      <w:tr>
+        <w:tc>
+          <w:tcPr>
+            <w:tcW w:type="dxa" w:w="2160"/>
+          </w:tcPr>
+          <w:p>
+            <w:r>
+              <w:rPr>
+                <w:rFonts w:ascii="Times New Roman" w:hAnsi="Times New Roman" w:eastAsia="宋体"/>
+                <w:b w:val="0"/>
+                <w:sz w:val="21"/>
+              </w:rPr>
+              <w:t>4 应用安全</w:t>
+            </w:r>
+          </w:p>
+        </w:tc>
+        <w:tc>
+          <w:tcPr>
+            <w:tcW w:type="dxa" w:w="2160"/>
+          </w:tcPr>
+          <w:p>
+            <w:r>
+              <w:rPr>
+                <w:rFonts w:ascii="Times New Roman" w:hAnsi="Times New Roman" w:eastAsia="宋体"/>
+                <w:b w:val="0"/>
+                <w:sz w:val="21"/>
+              </w:rPr>
+              <w:t>4.3、4.19、4.22、4.30、4.33</w:t>
+            </w:r>
+          </w:p>
+        </w:tc>
+        <w:tc>
+          <w:tcPr>
+            <w:tcW w:type="dxa" w:w="2160"/>
+          </w:tcPr>
+          <w:p>
+            <w:r>
+              <w:rPr>
+                <w:rFonts w:ascii="Times New Roman" w:hAnsi="Times New Roman" w:eastAsia="宋体"/>
+                <w:b w:val="0"/>
+                <w:sz w:val="21"/>
+              </w:rPr>
+              <w:t>4.1、4.2、4.4、4.5、4.7、4.8、4.11、4.12、4.14、4.16、4.17、4.18、4.23、4.24、4.25、4.31、4.32</w:t>
+            </w:r>
+          </w:p>
+        </w:tc>
+        <w:tc>
+          <w:tcPr>
+            <w:tcW w:type="dxa" w:w="2160"/>
+          </w:tcPr>
+          <w:p>
+            <w:r>
+              <w:rPr>
+                <w:rFonts w:ascii="Times New Roman" w:hAnsi="Times New Roman" w:eastAsia="宋体"/>
+                <w:b w:val="0"/>
+                <w:sz w:val="21"/>
+              </w:rPr>
+              <w:t>4.6、4.9、4.10、4.13、4.15、4.20、4.21、4.26、4.27、4.28、4.29</w:t>
+            </w:r>
+          </w:p>
+        </w:tc>
+      </w:tr>
+      <w:tr>
+        <w:tc>
+          <w:tcPr>
+            <w:tcW w:type="dxa" w:w="2160"/>
+          </w:tcPr>
+          <w:p>
+            <w:r>
+              <w:rPr>
+                <w:rFonts w:ascii="Times New Roman" w:hAnsi="Times New Roman" w:eastAsia="宋体"/>
+                <w:b w:val="0"/>
+                <w:sz w:val="21"/>
+              </w:rPr>
+              <w:t>5 网络安全</w:t>
+            </w:r>
+          </w:p>
+        </w:tc>
+        <w:tc>
+          <w:tcPr>
+            <w:tcW w:type="dxa" w:w="2160"/>
+          </w:tcPr>
+          <w:p>
+            <w:r>
+              <w:rPr>
+                <w:rFonts w:ascii="Times New Roman" w:hAnsi="Times New Roman" w:eastAsia="宋体"/>
+                <w:b w:val="0"/>
+                <w:sz w:val="21"/>
+              </w:rPr>
+              <w:t>5.3、5.4、5.5、5.6、5.7、5.8、5.10、5.11、5.16、5.18、5.23</w:t>
+            </w:r>
+          </w:p>
+        </w:tc>
+        <w:tc>
+          <w:tcPr>
+            <w:tcW w:type="dxa" w:w="2160"/>
+          </w:tcPr>
+          <w:p>
+            <w:r>
+              <w:rPr>
+                <w:rFonts w:ascii="Times New Roman" w:hAnsi="Times New Roman" w:eastAsia="宋体"/>
+                <w:b w:val="0"/>
+                <w:sz w:val="21"/>
+              </w:rPr>
+              <w:t>5.9、5.12、5.14、5.17、5.19、5.22</w:t>
+            </w:r>
+          </w:p>
+        </w:tc>
+        <w:tc>
+          <w:tcPr>
+            <w:tcW w:type="dxa" w:w="2160"/>
+          </w:tcPr>
+          <w:p>
+            <w:r>
+              <w:rPr>
+                <w:rFonts w:ascii="Times New Roman" w:hAnsi="Times New Roman" w:eastAsia="宋体"/>
+                <w:b w:val="0"/>
+                <w:sz w:val="21"/>
+              </w:rPr>
+              <w:t>5.1、5.2、5.13、5.15、5.20、5.21</w:t>
+            </w:r>
+          </w:p>
+        </w:tc>
+      </w:tr>
+      <w:tr>
+        <w:tc>
+          <w:tcPr>
+            <w:tcW w:type="dxa" w:w="2160"/>
+          </w:tcPr>
+          <w:p>
+            <w:r>
+              <w:rPr>
+                <w:rFonts w:ascii="Times New Roman" w:hAnsi="Times New Roman" w:eastAsia="宋体"/>
+                <w:b w:val="0"/>
+                <w:sz w:val="21"/>
+              </w:rPr>
+              <w:t>6 物理安全</w:t>
+            </w:r>
+          </w:p>
+        </w:tc>
+        <w:tc>
+          <w:tcPr>
+            <w:tcW w:type="dxa" w:w="2160"/>
+          </w:tcPr>
+          <w:p>
+            <w:r>
+              <w:rPr>
+                <w:rFonts w:ascii="Times New Roman" w:hAnsi="Times New Roman" w:eastAsia="宋体"/>
+                <w:b w:val="0"/>
+                <w:sz w:val="21"/>
+              </w:rPr>
+              <w:t>—</w:t>
+            </w:r>
+          </w:p>
+        </w:tc>
+        <w:tc>
+          <w:tcPr>
+            <w:tcW w:type="dxa" w:w="2160"/>
+          </w:tcPr>
+          <w:p>
+            <w:r>
+              <w:rPr>
+                <w:rFonts w:ascii="Times New Roman" w:hAnsi="Times New Roman" w:eastAsia="宋体"/>
+                <w:b w:val="0"/>
+                <w:sz w:val="21"/>
+              </w:rPr>
+              <w:t>—</w:t>
+            </w:r>
+          </w:p>
+        </w:tc>
+        <w:tc>
+          <w:tcPr>
+            <w:tcW w:type="dxa" w:w="2160"/>
+          </w:tcPr>
+          <w:p>
+            <w:r>
+              <w:rPr>
+                <w:rFonts w:ascii="Times New Roman" w:hAnsi="Times New Roman" w:eastAsia="宋体"/>
+                <w:b w:val="0"/>
+                <w:sz w:val="21"/>
+              </w:rPr>
+              <w:t>6.1、6.2、6.3、6.4、6.5、6.6、6.7、6.8、6.9</w:t>
+            </w:r>
+          </w:p>
+        </w:tc>
+      </w:tr>
+      <w:tr>
+        <w:tc>
+          <w:tcPr>
+            <w:tcW w:type="dxa" w:w="2160"/>
+          </w:tcPr>
+          <w:p>
+            <w:r>
+              <w:rPr>
+                <w:rFonts w:ascii="Times New Roman" w:hAnsi="Times New Roman" w:eastAsia="宋体"/>
+                <w:b w:val="0"/>
+                <w:sz w:val="21"/>
+              </w:rPr>
+              <w:t>7 组织机构</w:t>
+            </w:r>
+          </w:p>
+        </w:tc>
+        <w:tc>
+          <w:tcPr>
+            <w:tcW w:type="dxa" w:w="2160"/>
+          </w:tcPr>
+          <w:p>
+            <w:r>
+              <w:rPr>
+                <w:rFonts w:ascii="Times New Roman" w:hAnsi="Times New Roman" w:eastAsia="宋体"/>
+                <w:b w:val="0"/>
+                <w:sz w:val="21"/>
+              </w:rPr>
+              <w:t>—</w:t>
+            </w:r>
+          </w:p>
+        </w:tc>
+        <w:tc>
+          <w:tcPr>
+            <w:tcW w:type="dxa" w:w="2160"/>
+          </w:tcPr>
+          <w:p>
+            <w:r>
+              <w:rPr>
+                <w:rFonts w:ascii="Times New Roman" w:hAnsi="Times New Roman" w:eastAsia="宋体"/>
+                <w:b w:val="0"/>
+                <w:sz w:val="21"/>
+              </w:rPr>
+              <w:t>—</w:t>
+            </w:r>
+          </w:p>
+        </w:tc>
+        <w:tc>
+          <w:tcPr>
+            <w:tcW w:type="dxa" w:w="2160"/>
+          </w:tcPr>
+          <w:p>
+            <w:r>
+              <w:rPr>
+                <w:rFonts w:ascii="Times New Roman" w:hAnsi="Times New Roman" w:eastAsia="宋体"/>
+                <w:b w:val="0"/>
+                <w:sz w:val="21"/>
+              </w:rPr>
+              <w:t>7.1、7.2、7.3、7.4、7.5</w:t>
+            </w:r>
+          </w:p>
+        </w:tc>
+      </w:tr>
+      <w:tr>
+        <w:tc>
+          <w:tcPr>
+            <w:tcW w:type="dxa" w:w="2160"/>
+          </w:tcPr>
+          <w:p>
+            <w:r>
+              <w:rPr>
+                <w:rFonts w:ascii="Times New Roman" w:hAnsi="Times New Roman" w:eastAsia="宋体"/>
+                <w:b w:val="0"/>
+                <w:sz w:val="21"/>
+              </w:rPr>
+              <w:t>8 规章制度</w:t>
+            </w:r>
+          </w:p>
+        </w:tc>
+        <w:tc>
+          <w:tcPr>
+            <w:tcW w:type="dxa" w:w="2160"/>
+          </w:tcPr>
+          <w:p>
+            <w:r>
+              <w:rPr>
+                <w:rFonts w:ascii="Times New Roman" w:hAnsi="Times New Roman" w:eastAsia="宋体"/>
+                <w:b w:val="0"/>
+                <w:sz w:val="21"/>
+              </w:rPr>
+              <w:t>—</w:t>
+            </w:r>
+          </w:p>
+        </w:tc>
+        <w:tc>
+          <w:tcPr>
+            <w:tcW w:type="dxa" w:w="2160"/>
+          </w:tcPr>
+          <w:p>
+            <w:r>
+              <w:rPr>
+                <w:rFonts w:ascii="Times New Roman" w:hAnsi="Times New Roman" w:eastAsia="宋体"/>
+                <w:b w:val="0"/>
+                <w:sz w:val="21"/>
+              </w:rPr>
+              <w:t>—</w:t>
+            </w:r>
+          </w:p>
+        </w:tc>
+        <w:tc>
+          <w:tcPr>
+            <w:tcW w:type="dxa" w:w="2160"/>
+          </w:tcPr>
+          <w:p>
+            <w:r>
+              <w:rPr>
+                <w:rFonts w:ascii="Times New Roman" w:hAnsi="Times New Roman" w:eastAsia="宋体"/>
+                <w:b w:val="0"/>
+                <w:sz w:val="21"/>
+              </w:rPr>
+              <w:t>8.1、8.2、8.3、8.4</w:t>
+            </w:r>
+          </w:p>
+        </w:tc>
+      </w:tr>
+      <w:tr>
+        <w:tc>
+          <w:tcPr>
+            <w:tcW w:type="dxa" w:w="2160"/>
+          </w:tcPr>
+          <w:p>
+            <w:r>
+              <w:rPr>
+                <w:rFonts w:ascii="Times New Roman" w:hAnsi="Times New Roman" w:eastAsia="宋体"/>
+                <w:b w:val="0"/>
+                <w:sz w:val="21"/>
+              </w:rPr>
+              <w:t>9 管理实施</w:t>
+            </w:r>
+          </w:p>
+        </w:tc>
+        <w:tc>
+          <w:tcPr>
+            <w:tcW w:type="dxa" w:w="2160"/>
+          </w:tcPr>
+          <w:p>
+            <w:r>
+              <w:rPr>
+                <w:rFonts w:ascii="Times New Roman" w:hAnsi="Times New Roman" w:eastAsia="宋体"/>
+                <w:b w:val="0"/>
+                <w:sz w:val="21"/>
+              </w:rPr>
+              <w:t>—</w:t>
+            </w:r>
+          </w:p>
+        </w:tc>
+        <w:tc>
+          <w:tcPr>
+            <w:tcW w:type="dxa" w:w="2160"/>
+          </w:tcPr>
+          <w:p>
+            <w:r>
+              <w:rPr>
+                <w:rFonts w:ascii="Times New Roman" w:hAnsi="Times New Roman" w:eastAsia="宋体"/>
+                <w:b w:val="0"/>
+                <w:sz w:val="21"/>
+              </w:rPr>
+              <w:t>—</w:t>
+            </w:r>
+          </w:p>
+        </w:tc>
+        <w:tc>
+          <w:tcPr>
+            <w:tcW w:type="dxa" w:w="2160"/>
+          </w:tcPr>
+          <w:p>
+            <w:r>
+              <w:rPr>
+                <w:rFonts w:ascii="Times New Roman" w:hAnsi="Times New Roman" w:eastAsia="宋体"/>
+                <w:b w:val="0"/>
+                <w:sz w:val="21"/>
+              </w:rPr>
+              <w:t>9.1、9.2、9.3、9.4</w:t>
+            </w:r>
+          </w:p>
+        </w:tc>
+      </w:tr>
+      <w:tr>
+        <w:tc>
+          <w:tcPr>
+            <w:tcW w:type="dxa" w:w="2160"/>
+          </w:tcPr>
+          <w:p>
+            <w:r>
+              <w:rPr>
+                <w:rFonts w:ascii="Times New Roman" w:hAnsi="Times New Roman" w:eastAsia="宋体"/>
+                <w:b w:val="0"/>
+                <w:sz w:val="21"/>
+              </w:rPr>
+              <w:t>10 协议安全审计</w:t>
+            </w:r>
+          </w:p>
+        </w:tc>
+        <w:tc>
+          <w:tcPr>
+            <w:tcW w:type="dxa" w:w="2160"/>
+          </w:tcPr>
+          <w:p>
+            <w:r>
+              <w:rPr>
+                <w:rFonts w:ascii="Times New Roman" w:hAnsi="Times New Roman" w:eastAsia="宋体"/>
+                <w:b w:val="0"/>
+                <w:sz w:val="21"/>
+              </w:rPr>
+              <w:t>10.1</w:t>
+            </w:r>
+          </w:p>
+        </w:tc>
+        <w:tc>
+          <w:tcPr>
+            <w:tcW w:type="dxa" w:w="2160"/>
+          </w:tcPr>
+          <w:p>
+            <w:r>
+              <w:rPr>
+                <w:rFonts w:ascii="Times New Roman" w:hAnsi="Times New Roman" w:eastAsia="宋体"/>
+                <w:b w:val="0"/>
+                <w:sz w:val="21"/>
+              </w:rPr>
+              <w:t>—</w:t>
+            </w:r>
+          </w:p>
+        </w:tc>
+        <w:tc>
+          <w:tcPr>
+            <w:tcW w:type="dxa" w:w="2160"/>
+          </w:tcPr>
+          <w:p>
+            <w:r>
+              <w:rPr>
+                <w:rFonts w:ascii="Times New Roman" w:hAnsi="Times New Roman" w:eastAsia="宋体"/>
+                <w:b w:val="0"/>
+                <w:sz w:val="21"/>
+              </w:rPr>
+              <w:t>—</w:t>
+            </w:r>
+          </w:p>
+        </w:tc>
+      </w:tr>
+    </w:tbl>
     <w:p>
       <w:pPr>
         <w:pStyle w:val="Heading2"/>
@@ -2026,45 +2192,146 @@
         <w:t>五、说明</w:t>
       </w:r>
     </w:p>
-    <w:p>
-      <w:pPr>
-        <w:pStyle w:val="ListBullet"/>
-      </w:pPr>
-      <w:r>
-        <w:rPr>
-          <w:rFonts w:ascii="Times New Roman" w:hAnsi="Times New Roman" w:eastAsia="宋体"/>
-          <w:b w:val="0"/>
-          <w:sz w:val="21"/>
-        </w:rPr>
-        <w:t>第 6 至 9 章（物理安全、组织机构、规章制度、管理实施）为现场查看与文档调阅类检查项，以及第 1 至 5 章中涉及应用代码安全、渗透验证、业务架构与台账比对的检查项，按标准要求由人工完成核查。</w:t>
-      </w:r>
-    </w:p>
-    <w:p>
-      <w:pPr>
-        <w:pStyle w:val="ListBullet"/>
-      </w:pPr>
-      <w:r>
-        <w:rPr>
-          <w:rFonts w:ascii="Times New Roman" w:hAnsi="Times New Roman" w:eastAsia="宋体"/>
-          <w:b w:val="0"/>
-          <w:sz w:val="21"/>
-        </w:rPr>
-        <w:t>第 5 章网络设备核查采用设备回显采集后解析的方式：按工具生成的命令清单，由运维人员登录交换机、防火墙等设备执行命令并留存回显，工具据此逐项判定并出具报告。</w:t>
-      </w:r>
-    </w:p>
-    <w:p>
-      <w:pPr>
-        <w:pStyle w:val="ListBullet"/>
-      </w:pPr>
-      <w:r>
-        <w:rPr>
-          <w:rFonts w:ascii="Times New Roman" w:hAnsi="Times New Roman" w:eastAsia="宋体"/>
-          <w:b w:val="0"/>
-          <w:sz w:val="21"/>
-        </w:rPr>
-        <w:t>核查工具与人工核查台采用同一套检查项编号与判定规则，两部分结果可直接合并汇总。</w:t>
-      </w:r>
-    </w:p>
+    <w:tbl>
+      <w:tblPr>
+        <w:tblStyle w:val="TableGrid"/>
+        <w:tblW w:type="auto" w:w="0"/>
+        <w:tblLayout w:type="autofit"/>
+        <w:tblLook w:firstColumn="1" w:firstRow="1" w:lastColumn="0" w:lastRow="0" w:noHBand="0" w:noVBand="1" w:val="04A0"/>
+      </w:tblPr>
+      <w:tblGrid>
+        <w:gridCol w:w="4320"/>
+        <w:gridCol w:w="4320"/>
+      </w:tblGrid>
+      <w:tr>
+        <w:tc>
+          <w:tcPr>
+            <w:tcW w:type="dxa" w:w="4320"/>
+          </w:tcPr>
+          <w:p>
+            <w:r>
+              <w:rPr>
+                <w:rFonts w:ascii="Times New Roman" w:hAnsi="Times New Roman" w:eastAsia="宋体"/>
+                <w:b/>
+                <w:sz w:val="21"/>
+              </w:rPr>
+              <w:t>事项</w:t>
+            </w:r>
+          </w:p>
+        </w:tc>
+        <w:tc>
+          <w:tcPr>
+            <w:tcW w:type="dxa" w:w="4320"/>
+          </w:tcPr>
+          <w:p>
+            <w:r>
+              <w:rPr>
+                <w:rFonts w:ascii="Times New Roman" w:hAnsi="Times New Roman" w:eastAsia="宋体"/>
+                <w:b/>
+                <w:sz w:val="21"/>
+              </w:rPr>
+              <w:t>说明</w:t>
+            </w:r>
+          </w:p>
+        </w:tc>
+      </w:tr>
+      <w:tr>
+        <w:tc>
+          <w:tcPr>
+            <w:tcW w:type="dxa" w:w="4320"/>
+          </w:tcPr>
+          <w:p>
+            <w:r>
+              <w:rPr>
+                <w:rFonts w:ascii="Times New Roman" w:hAnsi="Times New Roman" w:eastAsia="宋体"/>
+                <w:b w:val="0"/>
+                <w:sz w:val="21"/>
+              </w:rPr>
+              <w:t>人工核查范围</w:t>
+            </w:r>
+          </w:p>
+        </w:tc>
+        <w:tc>
+          <w:tcPr>
+            <w:tcW w:type="dxa" w:w="4320"/>
+          </w:tcPr>
+          <w:p>
+            <w:r>
+              <w:rPr>
+                <w:rFonts w:ascii="Times New Roman" w:hAnsi="Times New Roman" w:eastAsia="宋体"/>
+                <w:b w:val="0"/>
+                <w:sz w:val="21"/>
+              </w:rPr>
+              <w:t>第 6 至 9 章（物理安全、组织机构、规章制度、管理实施）为现场查看与文档调阅类；第 1 至 5 章中涉及应用代码安全、渗透验证、业务架构与台账比对的检查项，按标准要求由人工完成核查。</w:t>
+            </w:r>
+          </w:p>
+        </w:tc>
+      </w:tr>
+      <w:tr>
+        <w:tc>
+          <w:tcPr>
+            <w:tcW w:type="dxa" w:w="4320"/>
+          </w:tcPr>
+          <w:p>
+            <w:r>
+              <w:rPr>
+                <w:rFonts w:ascii="Times New Roman" w:hAnsi="Times New Roman" w:eastAsia="宋体"/>
+                <w:b w:val="0"/>
+                <w:sz w:val="21"/>
+              </w:rPr>
+              <w:t>网络设备核查方式</w:t>
+            </w:r>
+          </w:p>
+        </w:tc>
+        <w:tc>
+          <w:tcPr>
+            <w:tcW w:type="dxa" w:w="4320"/>
+          </w:tcPr>
+          <w:p>
+            <w:r>
+              <w:rPr>
+                <w:rFonts w:ascii="Times New Roman" w:hAnsi="Times New Roman" w:eastAsia="宋体"/>
+                <w:b w:val="0"/>
+                <w:sz w:val="21"/>
+              </w:rPr>
+              <w:t>第 5 章按工具生成的命令清单，由运维人员登录交换机、防火墙等设备执行命令并留存回显，工具据此逐项判定并出具报告。</w:t>
+            </w:r>
+          </w:p>
+        </w:tc>
+      </w:tr>
+      <w:tr>
+        <w:tc>
+          <w:tcPr>
+            <w:tcW w:type="dxa" w:w="4320"/>
+          </w:tcPr>
+          <w:p>
+            <w:r>
+              <w:rPr>
+                <w:rFonts w:ascii="Times New Roman" w:hAnsi="Times New Roman" w:eastAsia="宋体"/>
+                <w:b w:val="0"/>
+                <w:sz w:val="21"/>
+              </w:rPr>
+              <w:t>结果合并</w:t>
+            </w:r>
+          </w:p>
+        </w:tc>
+        <w:tc>
+          <w:tcPr>
+            <w:tcW w:type="dxa" w:w="4320"/>
+          </w:tcPr>
+          <w:p>
+            <w:r>
+              <w:rPr>
+                <w:rFonts w:ascii="Times New Roman" w:hAnsi="Times New Roman" w:eastAsia="宋体"/>
+                <w:b w:val="0"/>
+                <w:sz w:val="21"/>
+              </w:rPr>
+              <w:t>核查工具与人工核查台采用同一套检查项编号与判定规则，两部分结果可直接合并汇总。</w:t>
+            </w:r>
+          </w:p>
+        </w:tc>
+      </w:tr>
+    </w:tbl>
     <w:sectPr>
       <w:pgSz w:w="12240" w:h="15840"/>
       <w:pgMar w:top="1440" w:right="1800" w:bottom="1440" w:left="1800" w:header="720" w:footer="720" w:gutter="0"/>

--- a/checklist_tool/指导书与核查工具交叉验证报告.docx
+++ b/checklist_tool/指导书与核查工具交叉验证报告.docx
@@ -1464,7 +1464,7 @@
           <w:color w:val="000000"/>
           <w:sz w:val="28"/>
         </w:rPr>
-        <w:t>四、逐项验证结果索引</w:t>
+        <w:t>四、逐项验证结果</w:t>
       </w:r>
     </w:p>
     <w:p>
@@ -1478,7 +1478,22 @@
           <w:b w:val="0"/>
           <w:sz w:val="21"/>
         </w:rPr>
-        <w:t>各章检查项按验证结论归类如下；逐项的适用对象、所用脚本与结论依据见《配置核查表》第 14 列「工具自动验证」。</w:t>
+        <w:t>各章检查项及验证结论逐项列示如下；核查对象、所用脚本与结论依据见《配置核查表》第 14 列「工具自动验证」。</w:t>
+      </w:r>
+    </w:p>
+    <w:p>
+      <w:pPr>
+        <w:pStyle w:val="Heading3"/>
+        <w:spacing w:before="160" w:after="120"/>
+      </w:pPr>
+      <w:r>
+        <w:rPr>
+          <w:rFonts w:ascii="Times New Roman" w:hAnsi="Times New Roman" w:eastAsia="黑体"/>
+          <w:b/>
+          <w:color w:val="000000"/>
+          <w:sz w:val="24"/>
+        </w:rPr>
+        <w:t>1 系统安全</w:t>
       </w:r>
     </w:p>
     <w:tbl>
@@ -1489,15 +1504,14 @@
         <w:tblLook w:firstColumn="1" w:firstRow="1" w:lastColumn="0" w:lastRow="0" w:noHBand="0" w:noVBand="1" w:val="04A0"/>
       </w:tblPr>
       <w:tblGrid>
-        <w:gridCol w:w="2160"/>
-        <w:gridCol w:w="2160"/>
-        <w:gridCol w:w="2160"/>
-        <w:gridCol w:w="2160"/>
+        <w:gridCol w:w="2880"/>
+        <w:gridCol w:w="2880"/>
+        <w:gridCol w:w="2880"/>
       </w:tblGrid>
       <w:tr>
         <w:tc>
           <w:tcPr>
-            <w:tcW w:type="dxa" w:w="2160"/>
+            <w:tcW w:type="dxa" w:w="2880"/>
           </w:tcPr>
           <w:p>
             <w:r>
@@ -1506,13 +1520,13 @@
                 <w:b/>
                 <w:sz w:val="21"/>
               </w:rPr>
-              <w:t>章节</w:t>
-            </w:r>
-          </w:p>
-        </w:tc>
-        <w:tc>
-          <w:tcPr>
-            <w:tcW w:type="dxa" w:w="2160"/>
+              <w:t>编号</w:t>
+            </w:r>
+          </w:p>
+        </w:tc>
+        <w:tc>
+          <w:tcPr>
+            <w:tcW w:type="dxa" w:w="2880"/>
           </w:tcPr>
           <w:p>
             <w:r>
@@ -1521,13 +1535,13 @@
                 <w:b/>
                 <w:sz w:val="21"/>
               </w:rPr>
-              <w:t>可自动化</w:t>
-            </w:r>
-          </w:p>
-        </w:tc>
-        <w:tc>
-          <w:tcPr>
-            <w:tcW w:type="dxa" w:w="2160"/>
+              <w:t>检查项</w:t>
+            </w:r>
+          </w:p>
+        </w:tc>
+        <w:tc>
+          <w:tcPr>
+            <w:tcW w:type="dxa" w:w="2880"/>
           </w:tcPr>
           <w:p>
             <w:r>
@@ -1536,22 +1550,7 @@
                 <w:b/>
                 <w:sz w:val="21"/>
               </w:rPr>
-              <w:t>部分可自动化</w:t>
-            </w:r>
-          </w:p>
-        </w:tc>
-        <w:tc>
-          <w:tcPr>
-            <w:tcW w:type="dxa" w:w="2160"/>
-          </w:tcPr>
-          <w:p>
-            <w:r>
-              <w:rPr>
-                <w:rFonts w:ascii="Times New Roman" w:hAnsi="Times New Roman" w:eastAsia="宋体"/>
-                <w:b/>
-                <w:sz w:val="21"/>
-              </w:rPr>
-              <w:t>需人工核查</w:t>
+              <w:t>验证结论</w:t>
             </w:r>
           </w:p>
         </w:tc>
@@ -1559,61 +1558,46 @@
       <w:tr>
         <w:tc>
           <w:tcPr>
-            <w:tcW w:type="dxa" w:w="2160"/>
-          </w:tcPr>
-          <w:p>
-            <w:r>
-              <w:rPr>
-                <w:rFonts w:ascii="Times New Roman" w:hAnsi="Times New Roman" w:eastAsia="宋体"/>
-                <w:b w:val="0"/>
-                <w:sz w:val="21"/>
-              </w:rPr>
-              <w:t>1 系统安全</w:t>
-            </w:r>
-          </w:p>
-        </w:tc>
-        <w:tc>
-          <w:tcPr>
-            <w:tcW w:type="dxa" w:w="2160"/>
-          </w:tcPr>
-          <w:p>
-            <w:r>
-              <w:rPr>
-                <w:rFonts w:ascii="Times New Roman" w:hAnsi="Times New Roman" w:eastAsia="宋体"/>
-                <w:b w:val="0"/>
-                <w:sz w:val="21"/>
-              </w:rPr>
-              <w:t>1.2、1.3、1.4、1.5、1.6、1.10、1.11、1.12、1.14、1.15、1.17、1.18、1.19、1.26</w:t>
-            </w:r>
-          </w:p>
-        </w:tc>
-        <w:tc>
-          <w:tcPr>
-            <w:tcW w:type="dxa" w:w="2160"/>
-          </w:tcPr>
-          <w:p>
-            <w:r>
-              <w:rPr>
-                <w:rFonts w:ascii="Times New Roman" w:hAnsi="Times New Roman" w:eastAsia="宋体"/>
-                <w:b w:val="0"/>
-                <w:sz w:val="21"/>
-              </w:rPr>
-              <w:t>1.1、1.7、1.8、1.9、1.13、1.16、1.20、1.21、1.22、1.23、1.24、1.25、1.27</w:t>
-            </w:r>
-          </w:p>
-        </w:tc>
-        <w:tc>
-          <w:tcPr>
-            <w:tcW w:type="dxa" w:w="2160"/>
-          </w:tcPr>
-          <w:p>
-            <w:r>
-              <w:rPr>
-                <w:rFonts w:ascii="Times New Roman" w:hAnsi="Times New Roman" w:eastAsia="宋体"/>
-                <w:b w:val="0"/>
-                <w:sz w:val="21"/>
-              </w:rPr>
-              <w:t>—</w:t>
+            <w:tcW w:type="dxa" w:w="2880"/>
+          </w:tcPr>
+          <w:p>
+            <w:r>
+              <w:rPr>
+                <w:rFonts w:ascii="Times New Roman" w:hAnsi="Times New Roman" w:eastAsia="宋体"/>
+                <w:b w:val="0"/>
+                <w:sz w:val="21"/>
+              </w:rPr>
+              <w:t>1.1</w:t>
+            </w:r>
+          </w:p>
+        </w:tc>
+        <w:tc>
+          <w:tcPr>
+            <w:tcW w:type="dxa" w:w="2880"/>
+          </w:tcPr>
+          <w:p>
+            <w:r>
+              <w:rPr>
+                <w:rFonts w:ascii="Times New Roman" w:hAnsi="Times New Roman" w:eastAsia="宋体"/>
+                <w:b w:val="0"/>
+                <w:sz w:val="21"/>
+              </w:rPr>
+              <w:t>操作系统、数据管理系统、中间件等平台软件应及时安装补丁程序</w:t>
+            </w:r>
+          </w:p>
+        </w:tc>
+        <w:tc>
+          <w:tcPr>
+            <w:tcW w:type="dxa" w:w="2880"/>
+          </w:tcPr>
+          <w:p>
+            <w:r>
+              <w:rPr>
+                <w:rFonts w:ascii="Times New Roman" w:hAnsi="Times New Roman" w:eastAsia="宋体"/>
+                <w:b w:val="0"/>
+                <w:sz w:val="21"/>
+              </w:rPr>
+              <w:t>部分可自动化</w:t>
             </w:r>
           </w:p>
         </w:tc>
@@ -1621,61 +1605,46 @@
       <w:tr>
         <w:tc>
           <w:tcPr>
-            <w:tcW w:type="dxa" w:w="2160"/>
-          </w:tcPr>
-          <w:p>
-            <w:r>
-              <w:rPr>
-                <w:rFonts w:ascii="Times New Roman" w:hAnsi="Times New Roman" w:eastAsia="宋体"/>
-                <w:b w:val="0"/>
-                <w:sz w:val="21"/>
-              </w:rPr>
-              <w:t>2 用户安全</w:t>
-            </w:r>
-          </w:p>
-        </w:tc>
-        <w:tc>
-          <w:tcPr>
-            <w:tcW w:type="dxa" w:w="2160"/>
-          </w:tcPr>
-          <w:p>
-            <w:r>
-              <w:rPr>
-                <w:rFonts w:ascii="Times New Roman" w:hAnsi="Times New Roman" w:eastAsia="宋体"/>
-                <w:b w:val="0"/>
-                <w:sz w:val="21"/>
-              </w:rPr>
-              <w:t>2.1、2.3、2.4、2.7、2.9、2.10、2.11、2.12、2.13、2.14</w:t>
-            </w:r>
-          </w:p>
-        </w:tc>
-        <w:tc>
-          <w:tcPr>
-            <w:tcW w:type="dxa" w:w="2160"/>
-          </w:tcPr>
-          <w:p>
-            <w:r>
-              <w:rPr>
-                <w:rFonts w:ascii="Times New Roman" w:hAnsi="Times New Roman" w:eastAsia="宋体"/>
-                <w:b w:val="0"/>
-                <w:sz w:val="21"/>
-              </w:rPr>
-              <w:t>2.2、2.5、2.6、2.8、2.15、2.16</w:t>
-            </w:r>
-          </w:p>
-        </w:tc>
-        <w:tc>
-          <w:tcPr>
-            <w:tcW w:type="dxa" w:w="2160"/>
-          </w:tcPr>
-          <w:p>
-            <w:r>
-              <w:rPr>
-                <w:rFonts w:ascii="Times New Roman" w:hAnsi="Times New Roman" w:eastAsia="宋体"/>
-                <w:b w:val="0"/>
-                <w:sz w:val="21"/>
-              </w:rPr>
-              <w:t>—</w:t>
+            <w:tcW w:type="dxa" w:w="2880"/>
+          </w:tcPr>
+          <w:p>
+            <w:r>
+              <w:rPr>
+                <w:rFonts w:ascii="Times New Roman" w:hAnsi="Times New Roman" w:eastAsia="宋体"/>
+                <w:b w:val="0"/>
+                <w:sz w:val="21"/>
+              </w:rPr>
+              <w:t>1.2</w:t>
+            </w:r>
+          </w:p>
+        </w:tc>
+        <w:tc>
+          <w:tcPr>
+            <w:tcW w:type="dxa" w:w="2880"/>
+          </w:tcPr>
+          <w:p>
+            <w:r>
+              <w:rPr>
+                <w:rFonts w:ascii="Times New Roman" w:hAnsi="Times New Roman" w:eastAsia="宋体"/>
+                <w:b w:val="0"/>
+                <w:sz w:val="21"/>
+              </w:rPr>
+              <w:t>操作系统应安装防病毒软件并及时升级</w:t>
+            </w:r>
+          </w:p>
+        </w:tc>
+        <w:tc>
+          <w:tcPr>
+            <w:tcW w:type="dxa" w:w="2880"/>
+          </w:tcPr>
+          <w:p>
+            <w:r>
+              <w:rPr>
+                <w:rFonts w:ascii="Times New Roman" w:hAnsi="Times New Roman" w:eastAsia="宋体"/>
+                <w:b w:val="0"/>
+                <w:sz w:val="21"/>
+              </w:rPr>
+              <w:t>可自动化</w:t>
             </w:r>
           </w:p>
         </w:tc>
@@ -1683,61 +1652,46 @@
       <w:tr>
         <w:tc>
           <w:tcPr>
-            <w:tcW w:type="dxa" w:w="2160"/>
-          </w:tcPr>
-          <w:p>
-            <w:r>
-              <w:rPr>
-                <w:rFonts w:ascii="Times New Roman" w:hAnsi="Times New Roman" w:eastAsia="宋体"/>
-                <w:b w:val="0"/>
-                <w:sz w:val="21"/>
-              </w:rPr>
-              <w:t>3 数据安全</w:t>
-            </w:r>
-          </w:p>
-        </w:tc>
-        <w:tc>
-          <w:tcPr>
-            <w:tcW w:type="dxa" w:w="2160"/>
-          </w:tcPr>
-          <w:p>
-            <w:r>
-              <w:rPr>
-                <w:rFonts w:ascii="Times New Roman" w:hAnsi="Times New Roman" w:eastAsia="宋体"/>
-                <w:b w:val="0"/>
-                <w:sz w:val="21"/>
-              </w:rPr>
-              <w:t>3.2、3.3</w:t>
-            </w:r>
-          </w:p>
-        </w:tc>
-        <w:tc>
-          <w:tcPr>
-            <w:tcW w:type="dxa" w:w="2160"/>
-          </w:tcPr>
-          <w:p>
-            <w:r>
-              <w:rPr>
-                <w:rFonts w:ascii="Times New Roman" w:hAnsi="Times New Roman" w:eastAsia="宋体"/>
-                <w:b w:val="0"/>
-                <w:sz w:val="21"/>
-              </w:rPr>
-              <w:t>3.1、3.5、3.6、3.7、3.8、3.9、3.10、3.11、3.13</w:t>
-            </w:r>
-          </w:p>
-        </w:tc>
-        <w:tc>
-          <w:tcPr>
-            <w:tcW w:type="dxa" w:w="2160"/>
-          </w:tcPr>
-          <w:p>
-            <w:r>
-              <w:rPr>
-                <w:rFonts w:ascii="Times New Roman" w:hAnsi="Times New Roman" w:eastAsia="宋体"/>
-                <w:b w:val="0"/>
-                <w:sz w:val="21"/>
-              </w:rPr>
-              <w:t>3.4、3.12、3.14</w:t>
+            <w:tcW w:type="dxa" w:w="2880"/>
+          </w:tcPr>
+          <w:p>
+            <w:r>
+              <w:rPr>
+                <w:rFonts w:ascii="Times New Roman" w:hAnsi="Times New Roman" w:eastAsia="宋体"/>
+                <w:b w:val="0"/>
+                <w:sz w:val="21"/>
+              </w:rPr>
+              <w:t>1.3</w:t>
+            </w:r>
+          </w:p>
+        </w:tc>
+        <w:tc>
+          <w:tcPr>
+            <w:tcW w:type="dxa" w:w="2880"/>
+          </w:tcPr>
+          <w:p>
+            <w:r>
+              <w:rPr>
+                <w:rFonts w:ascii="Times New Roman" w:hAnsi="Times New Roman" w:eastAsia="宋体"/>
+                <w:b w:val="0"/>
+                <w:sz w:val="21"/>
+              </w:rPr>
+              <w:t>操作系统应按需求裁剪服务和端口</w:t>
+            </w:r>
+          </w:p>
+        </w:tc>
+        <w:tc>
+          <w:tcPr>
+            <w:tcW w:type="dxa" w:w="2880"/>
+          </w:tcPr>
+          <w:p>
+            <w:r>
+              <w:rPr>
+                <w:rFonts w:ascii="Times New Roman" w:hAnsi="Times New Roman" w:eastAsia="宋体"/>
+                <w:b w:val="0"/>
+                <w:sz w:val="21"/>
+              </w:rPr>
+              <w:t>可自动化</w:t>
             </w:r>
           </w:p>
         </w:tc>
@@ -1745,61 +1699,46 @@
       <w:tr>
         <w:tc>
           <w:tcPr>
-            <w:tcW w:type="dxa" w:w="2160"/>
-          </w:tcPr>
-          <w:p>
-            <w:r>
-              <w:rPr>
-                <w:rFonts w:ascii="Times New Roman" w:hAnsi="Times New Roman" w:eastAsia="宋体"/>
-                <w:b w:val="0"/>
-                <w:sz w:val="21"/>
-              </w:rPr>
-              <w:t>4 应用安全</w:t>
-            </w:r>
-          </w:p>
-        </w:tc>
-        <w:tc>
-          <w:tcPr>
-            <w:tcW w:type="dxa" w:w="2160"/>
-          </w:tcPr>
-          <w:p>
-            <w:r>
-              <w:rPr>
-                <w:rFonts w:ascii="Times New Roman" w:hAnsi="Times New Roman" w:eastAsia="宋体"/>
-                <w:b w:val="0"/>
-                <w:sz w:val="21"/>
-              </w:rPr>
-              <w:t>4.3、4.19、4.22、4.30、4.33</w:t>
-            </w:r>
-          </w:p>
-        </w:tc>
-        <w:tc>
-          <w:tcPr>
-            <w:tcW w:type="dxa" w:w="2160"/>
-          </w:tcPr>
-          <w:p>
-            <w:r>
-              <w:rPr>
-                <w:rFonts w:ascii="Times New Roman" w:hAnsi="Times New Roman" w:eastAsia="宋体"/>
-                <w:b w:val="0"/>
-                <w:sz w:val="21"/>
-              </w:rPr>
-              <w:t>4.1、4.2、4.4、4.5、4.7、4.8、4.11、4.12、4.14、4.16、4.17、4.18、4.23、4.24、4.25、4.31、4.32</w:t>
-            </w:r>
-          </w:p>
-        </w:tc>
-        <w:tc>
-          <w:tcPr>
-            <w:tcW w:type="dxa" w:w="2160"/>
-          </w:tcPr>
-          <w:p>
-            <w:r>
-              <w:rPr>
-                <w:rFonts w:ascii="Times New Roman" w:hAnsi="Times New Roman" w:eastAsia="宋体"/>
-                <w:b w:val="0"/>
-                <w:sz w:val="21"/>
-              </w:rPr>
-              <w:t>4.6、4.9、4.10、4.13、4.15、4.20、4.21、4.26、4.27、4.28、4.29</w:t>
+            <w:tcW w:type="dxa" w:w="2880"/>
+          </w:tcPr>
+          <w:p>
+            <w:r>
+              <w:rPr>
+                <w:rFonts w:ascii="Times New Roman" w:hAnsi="Times New Roman" w:eastAsia="宋体"/>
+                <w:b w:val="0"/>
+                <w:sz w:val="21"/>
+              </w:rPr>
+              <w:t>1.4</w:t>
+            </w:r>
+          </w:p>
+        </w:tc>
+        <w:tc>
+          <w:tcPr>
+            <w:tcW w:type="dxa" w:w="2880"/>
+          </w:tcPr>
+          <w:p>
+            <w:r>
+              <w:rPr>
+                <w:rFonts w:ascii="Times New Roman" w:hAnsi="Times New Roman" w:eastAsia="宋体"/>
+                <w:b w:val="0"/>
+                <w:sz w:val="21"/>
+              </w:rPr>
+              <w:t>操作系应身有防火墙功能</w:t>
+            </w:r>
+          </w:p>
+        </w:tc>
+        <w:tc>
+          <w:tcPr>
+            <w:tcW w:type="dxa" w:w="2880"/>
+          </w:tcPr>
+          <w:p>
+            <w:r>
+              <w:rPr>
+                <w:rFonts w:ascii="Times New Roman" w:hAnsi="Times New Roman" w:eastAsia="宋体"/>
+                <w:b w:val="0"/>
+                <w:sz w:val="21"/>
+              </w:rPr>
+              <w:t>可自动化</w:t>
             </w:r>
           </w:p>
         </w:tc>
@@ -1807,61 +1746,46 @@
       <w:tr>
         <w:tc>
           <w:tcPr>
-            <w:tcW w:type="dxa" w:w="2160"/>
-          </w:tcPr>
-          <w:p>
-            <w:r>
-              <w:rPr>
-                <w:rFonts w:ascii="Times New Roman" w:hAnsi="Times New Roman" w:eastAsia="宋体"/>
-                <w:b w:val="0"/>
-                <w:sz w:val="21"/>
-              </w:rPr>
-              <w:t>5 网络安全</w:t>
-            </w:r>
-          </w:p>
-        </w:tc>
-        <w:tc>
-          <w:tcPr>
-            <w:tcW w:type="dxa" w:w="2160"/>
-          </w:tcPr>
-          <w:p>
-            <w:r>
-              <w:rPr>
-                <w:rFonts w:ascii="Times New Roman" w:hAnsi="Times New Roman" w:eastAsia="宋体"/>
-                <w:b w:val="0"/>
-                <w:sz w:val="21"/>
-              </w:rPr>
-              <w:t>5.3、5.4、5.5、5.6、5.7、5.8、5.10、5.11、5.16、5.18、5.23</w:t>
-            </w:r>
-          </w:p>
-        </w:tc>
-        <w:tc>
-          <w:tcPr>
-            <w:tcW w:type="dxa" w:w="2160"/>
-          </w:tcPr>
-          <w:p>
-            <w:r>
-              <w:rPr>
-                <w:rFonts w:ascii="Times New Roman" w:hAnsi="Times New Roman" w:eastAsia="宋体"/>
-                <w:b w:val="0"/>
-                <w:sz w:val="21"/>
-              </w:rPr>
-              <w:t>5.9、5.12、5.14、5.17、5.19、5.22</w:t>
-            </w:r>
-          </w:p>
-        </w:tc>
-        <w:tc>
-          <w:tcPr>
-            <w:tcW w:type="dxa" w:w="2160"/>
-          </w:tcPr>
-          <w:p>
-            <w:r>
-              <w:rPr>
-                <w:rFonts w:ascii="Times New Roman" w:hAnsi="Times New Roman" w:eastAsia="宋体"/>
-                <w:b w:val="0"/>
-                <w:sz w:val="21"/>
-              </w:rPr>
-              <w:t>5.1、5.2、5.13、5.15、5.20、5.21</w:t>
+            <w:tcW w:type="dxa" w:w="2880"/>
+          </w:tcPr>
+          <w:p>
+            <w:r>
+              <w:rPr>
+                <w:rFonts w:ascii="Times New Roman" w:hAnsi="Times New Roman" w:eastAsia="宋体"/>
+                <w:b w:val="0"/>
+                <w:sz w:val="21"/>
+              </w:rPr>
+              <w:t>1.5</w:t>
+            </w:r>
+          </w:p>
+        </w:tc>
+        <w:tc>
+          <w:tcPr>
+            <w:tcW w:type="dxa" w:w="2880"/>
+          </w:tcPr>
+          <w:p>
+            <w:r>
+              <w:rPr>
+                <w:rFonts w:ascii="Times New Roman" w:hAnsi="Times New Roman" w:eastAsia="宋体"/>
+                <w:b w:val="0"/>
+                <w:sz w:val="21"/>
+              </w:rPr>
+              <w:t>操作系统应停用冗余网络设置</w:t>
+            </w:r>
+          </w:p>
+        </w:tc>
+        <w:tc>
+          <w:tcPr>
+            <w:tcW w:type="dxa" w:w="2880"/>
+          </w:tcPr>
+          <w:p>
+            <w:r>
+              <w:rPr>
+                <w:rFonts w:ascii="Times New Roman" w:hAnsi="Times New Roman" w:eastAsia="宋体"/>
+                <w:b w:val="0"/>
+                <w:sz w:val="21"/>
+              </w:rPr>
+              <w:t>可自动化</w:t>
             </w:r>
           </w:p>
         </w:tc>
@@ -1869,61 +1793,46 @@
       <w:tr>
         <w:tc>
           <w:tcPr>
-            <w:tcW w:type="dxa" w:w="2160"/>
-          </w:tcPr>
-          <w:p>
-            <w:r>
-              <w:rPr>
-                <w:rFonts w:ascii="Times New Roman" w:hAnsi="Times New Roman" w:eastAsia="宋体"/>
-                <w:b w:val="0"/>
-                <w:sz w:val="21"/>
-              </w:rPr>
-              <w:t>6 物理安全</w:t>
-            </w:r>
-          </w:p>
-        </w:tc>
-        <w:tc>
-          <w:tcPr>
-            <w:tcW w:type="dxa" w:w="2160"/>
-          </w:tcPr>
-          <w:p>
-            <w:r>
-              <w:rPr>
-                <w:rFonts w:ascii="Times New Roman" w:hAnsi="Times New Roman" w:eastAsia="宋体"/>
-                <w:b w:val="0"/>
-                <w:sz w:val="21"/>
-              </w:rPr>
-              <w:t>—</w:t>
-            </w:r>
-          </w:p>
-        </w:tc>
-        <w:tc>
-          <w:tcPr>
-            <w:tcW w:type="dxa" w:w="2160"/>
-          </w:tcPr>
-          <w:p>
-            <w:r>
-              <w:rPr>
-                <w:rFonts w:ascii="Times New Roman" w:hAnsi="Times New Roman" w:eastAsia="宋体"/>
-                <w:b w:val="0"/>
-                <w:sz w:val="21"/>
-              </w:rPr>
-              <w:t>—</w:t>
-            </w:r>
-          </w:p>
-        </w:tc>
-        <w:tc>
-          <w:tcPr>
-            <w:tcW w:type="dxa" w:w="2160"/>
-          </w:tcPr>
-          <w:p>
-            <w:r>
-              <w:rPr>
-                <w:rFonts w:ascii="Times New Roman" w:hAnsi="Times New Roman" w:eastAsia="宋体"/>
-                <w:b w:val="0"/>
-                <w:sz w:val="21"/>
-              </w:rPr>
-              <w:t>6.1、6.2、6.3、6.4、6.5、6.6、6.7、6.8、6.9</w:t>
+            <w:tcW w:type="dxa" w:w="2880"/>
+          </w:tcPr>
+          <w:p>
+            <w:r>
+              <w:rPr>
+                <w:rFonts w:ascii="Times New Roman" w:hAnsi="Times New Roman" w:eastAsia="宋体"/>
+                <w:b w:val="0"/>
+                <w:sz w:val="21"/>
+              </w:rPr>
+              <w:t>1.6</w:t>
+            </w:r>
+          </w:p>
+        </w:tc>
+        <w:tc>
+          <w:tcPr>
+            <w:tcW w:type="dxa" w:w="2880"/>
+          </w:tcPr>
+          <w:p>
+            <w:r>
+              <w:rPr>
+                <w:rFonts w:ascii="Times New Roman" w:hAnsi="Times New Roman" w:eastAsia="宋体"/>
+                <w:b w:val="0"/>
+                <w:sz w:val="21"/>
+              </w:rPr>
+              <w:t>操作系统远程管理应开放唯一管理服务,指定管理终端 并采取传输加密保护措施</w:t>
+            </w:r>
+          </w:p>
+        </w:tc>
+        <w:tc>
+          <w:tcPr>
+            <w:tcW w:type="dxa" w:w="2880"/>
+          </w:tcPr>
+          <w:p>
+            <w:r>
+              <w:rPr>
+                <w:rFonts w:ascii="Times New Roman" w:hAnsi="Times New Roman" w:eastAsia="宋体"/>
+                <w:b w:val="0"/>
+                <w:sz w:val="21"/>
+              </w:rPr>
+              <w:t>可自动化</w:t>
             </w:r>
           </w:p>
         </w:tc>
@@ -1931,61 +1840,46 @@
       <w:tr>
         <w:tc>
           <w:tcPr>
-            <w:tcW w:type="dxa" w:w="2160"/>
-          </w:tcPr>
-          <w:p>
-            <w:r>
-              <w:rPr>
-                <w:rFonts w:ascii="Times New Roman" w:hAnsi="Times New Roman" w:eastAsia="宋体"/>
-                <w:b w:val="0"/>
-                <w:sz w:val="21"/>
-              </w:rPr>
-              <w:t>7 组织机构</w:t>
-            </w:r>
-          </w:p>
-        </w:tc>
-        <w:tc>
-          <w:tcPr>
-            <w:tcW w:type="dxa" w:w="2160"/>
-          </w:tcPr>
-          <w:p>
-            <w:r>
-              <w:rPr>
-                <w:rFonts w:ascii="Times New Roman" w:hAnsi="Times New Roman" w:eastAsia="宋体"/>
-                <w:b w:val="0"/>
-                <w:sz w:val="21"/>
-              </w:rPr>
-              <w:t>—</w:t>
-            </w:r>
-          </w:p>
-        </w:tc>
-        <w:tc>
-          <w:tcPr>
-            <w:tcW w:type="dxa" w:w="2160"/>
-          </w:tcPr>
-          <w:p>
-            <w:r>
-              <w:rPr>
-                <w:rFonts w:ascii="Times New Roman" w:hAnsi="Times New Roman" w:eastAsia="宋体"/>
-                <w:b w:val="0"/>
-                <w:sz w:val="21"/>
-              </w:rPr>
-              <w:t>—</w:t>
-            </w:r>
-          </w:p>
-        </w:tc>
-        <w:tc>
-          <w:tcPr>
-            <w:tcW w:type="dxa" w:w="2160"/>
-          </w:tcPr>
-          <w:p>
-            <w:r>
-              <w:rPr>
-                <w:rFonts w:ascii="Times New Roman" w:hAnsi="Times New Roman" w:eastAsia="宋体"/>
-                <w:b w:val="0"/>
-                <w:sz w:val="21"/>
-              </w:rPr>
-              <w:t>7.1、7.2、7.3、7.4、7.5</w:t>
+            <w:tcW w:type="dxa" w:w="2880"/>
+          </w:tcPr>
+          <w:p>
+            <w:r>
+              <w:rPr>
+                <w:rFonts w:ascii="Times New Roman" w:hAnsi="Times New Roman" w:eastAsia="宋体"/>
+                <w:b w:val="0"/>
+                <w:sz w:val="21"/>
+              </w:rPr>
+              <w:t>1.7</w:t>
+            </w:r>
+          </w:p>
+        </w:tc>
+        <w:tc>
+          <w:tcPr>
+            <w:tcW w:type="dxa" w:w="2880"/>
+          </w:tcPr>
+          <w:p>
+            <w:r>
+              <w:rPr>
+                <w:rFonts w:ascii="Times New Roman" w:hAnsi="Times New Roman" w:eastAsia="宋体"/>
+                <w:b w:val="0"/>
+                <w:sz w:val="21"/>
+              </w:rPr>
+              <w:t>数据库管理系统应删除冗余帐户,应设置不少于8个字符且字符采用字母大小写， 数字及特殊字符混合编制的账户口令</w:t>
+            </w:r>
+          </w:p>
+        </w:tc>
+        <w:tc>
+          <w:tcPr>
+            <w:tcW w:type="dxa" w:w="2880"/>
+          </w:tcPr>
+          <w:p>
+            <w:r>
+              <w:rPr>
+                <w:rFonts w:ascii="Times New Roman" w:hAnsi="Times New Roman" w:eastAsia="宋体"/>
+                <w:b w:val="0"/>
+                <w:sz w:val="21"/>
+              </w:rPr>
+              <w:t>部分可自动化</w:t>
             </w:r>
           </w:p>
         </w:tc>
@@ -1993,61 +1887,46 @@
       <w:tr>
         <w:tc>
           <w:tcPr>
-            <w:tcW w:type="dxa" w:w="2160"/>
-          </w:tcPr>
-          <w:p>
-            <w:r>
-              <w:rPr>
-                <w:rFonts w:ascii="Times New Roman" w:hAnsi="Times New Roman" w:eastAsia="宋体"/>
-                <w:b w:val="0"/>
-                <w:sz w:val="21"/>
-              </w:rPr>
-              <w:t>8 规章制度</w:t>
-            </w:r>
-          </w:p>
-        </w:tc>
-        <w:tc>
-          <w:tcPr>
-            <w:tcW w:type="dxa" w:w="2160"/>
-          </w:tcPr>
-          <w:p>
-            <w:r>
-              <w:rPr>
-                <w:rFonts w:ascii="Times New Roman" w:hAnsi="Times New Roman" w:eastAsia="宋体"/>
-                <w:b w:val="0"/>
-                <w:sz w:val="21"/>
-              </w:rPr>
-              <w:t>—</w:t>
-            </w:r>
-          </w:p>
-        </w:tc>
-        <w:tc>
-          <w:tcPr>
-            <w:tcW w:type="dxa" w:w="2160"/>
-          </w:tcPr>
-          <w:p>
-            <w:r>
-              <w:rPr>
-                <w:rFonts w:ascii="Times New Roman" w:hAnsi="Times New Roman" w:eastAsia="宋体"/>
-                <w:b w:val="0"/>
-                <w:sz w:val="21"/>
-              </w:rPr>
-              <w:t>—</w:t>
-            </w:r>
-          </w:p>
-        </w:tc>
-        <w:tc>
-          <w:tcPr>
-            <w:tcW w:type="dxa" w:w="2160"/>
-          </w:tcPr>
-          <w:p>
-            <w:r>
-              <w:rPr>
-                <w:rFonts w:ascii="Times New Roman" w:hAnsi="Times New Roman" w:eastAsia="宋体"/>
-                <w:b w:val="0"/>
-                <w:sz w:val="21"/>
-              </w:rPr>
-              <w:t>8.1、8.2、8.3、8.4</w:t>
+            <w:tcW w:type="dxa" w:w="2880"/>
+          </w:tcPr>
+          <w:p>
+            <w:r>
+              <w:rPr>
+                <w:rFonts w:ascii="Times New Roman" w:hAnsi="Times New Roman" w:eastAsia="宋体"/>
+                <w:b w:val="0"/>
+                <w:sz w:val="21"/>
+              </w:rPr>
+              <w:t>1.8</w:t>
+            </w:r>
+          </w:p>
+        </w:tc>
+        <w:tc>
+          <w:tcPr>
+            <w:tcW w:type="dxa" w:w="2880"/>
+          </w:tcPr>
+          <w:p>
+            <w:r>
+              <w:rPr>
+                <w:rFonts w:ascii="Times New Roman" w:hAnsi="Times New Roman" w:eastAsia="宋体"/>
+                <w:b w:val="0"/>
+                <w:sz w:val="21"/>
+              </w:rPr>
+              <w:t>数据库管理系统应删除冗余存储过程</w:t>
+            </w:r>
+          </w:p>
+        </w:tc>
+        <w:tc>
+          <w:tcPr>
+            <w:tcW w:type="dxa" w:w="2880"/>
+          </w:tcPr>
+          <w:p>
+            <w:r>
+              <w:rPr>
+                <w:rFonts w:ascii="Times New Roman" w:hAnsi="Times New Roman" w:eastAsia="宋体"/>
+                <w:b w:val="0"/>
+                <w:sz w:val="21"/>
+              </w:rPr>
+              <w:t>部分可自动化</w:t>
             </w:r>
           </w:p>
         </w:tc>
@@ -2055,61 +1934,46 @@
       <w:tr>
         <w:tc>
           <w:tcPr>
-            <w:tcW w:type="dxa" w:w="2160"/>
-          </w:tcPr>
-          <w:p>
-            <w:r>
-              <w:rPr>
-                <w:rFonts w:ascii="Times New Roman" w:hAnsi="Times New Roman" w:eastAsia="宋体"/>
-                <w:b w:val="0"/>
-                <w:sz w:val="21"/>
-              </w:rPr>
-              <w:t>9 管理实施</w:t>
-            </w:r>
-          </w:p>
-        </w:tc>
-        <w:tc>
-          <w:tcPr>
-            <w:tcW w:type="dxa" w:w="2160"/>
-          </w:tcPr>
-          <w:p>
-            <w:r>
-              <w:rPr>
-                <w:rFonts w:ascii="Times New Roman" w:hAnsi="Times New Roman" w:eastAsia="宋体"/>
-                <w:b w:val="0"/>
-                <w:sz w:val="21"/>
-              </w:rPr>
-              <w:t>—</w:t>
-            </w:r>
-          </w:p>
-        </w:tc>
-        <w:tc>
-          <w:tcPr>
-            <w:tcW w:type="dxa" w:w="2160"/>
-          </w:tcPr>
-          <w:p>
-            <w:r>
-              <w:rPr>
-                <w:rFonts w:ascii="Times New Roman" w:hAnsi="Times New Roman" w:eastAsia="宋体"/>
-                <w:b w:val="0"/>
-                <w:sz w:val="21"/>
-              </w:rPr>
-              <w:t>—</w:t>
-            </w:r>
-          </w:p>
-        </w:tc>
-        <w:tc>
-          <w:tcPr>
-            <w:tcW w:type="dxa" w:w="2160"/>
-          </w:tcPr>
-          <w:p>
-            <w:r>
-              <w:rPr>
-                <w:rFonts w:ascii="Times New Roman" w:hAnsi="Times New Roman" w:eastAsia="宋体"/>
-                <w:b w:val="0"/>
-                <w:sz w:val="21"/>
-              </w:rPr>
-              <w:t>9.1、9.2、9.3、9.4</w:t>
+            <w:tcW w:type="dxa" w:w="2880"/>
+          </w:tcPr>
+          <w:p>
+            <w:r>
+              <w:rPr>
+                <w:rFonts w:ascii="Times New Roman" w:hAnsi="Times New Roman" w:eastAsia="宋体"/>
+                <w:b w:val="0"/>
+                <w:sz w:val="21"/>
+              </w:rPr>
+              <w:t>1.9</w:t>
+            </w:r>
+          </w:p>
+        </w:tc>
+        <w:tc>
+          <w:tcPr>
+            <w:tcW w:type="dxa" w:w="2880"/>
+          </w:tcPr>
+          <w:p>
+            <w:r>
+              <w:rPr>
+                <w:rFonts w:ascii="Times New Roman" w:hAnsi="Times New Roman" w:eastAsia="宋体"/>
+                <w:b w:val="0"/>
+                <w:sz w:val="21"/>
+              </w:rPr>
+              <w:t>数据库管理系统应具有基于表级增删改查等细粒度访问和管理授权功能</w:t>
+            </w:r>
+          </w:p>
+        </w:tc>
+        <w:tc>
+          <w:tcPr>
+            <w:tcW w:type="dxa" w:w="2880"/>
+          </w:tcPr>
+          <w:p>
+            <w:r>
+              <w:rPr>
+                <w:rFonts w:ascii="Times New Roman" w:hAnsi="Times New Roman" w:eastAsia="宋体"/>
+                <w:b w:val="0"/>
+                <w:sz w:val="21"/>
+              </w:rPr>
+              <w:t>部分可自动化</w:t>
             </w:r>
           </w:p>
         </w:tc>
@@ -2117,22 +1981,6604 @@
       <w:tr>
         <w:tc>
           <w:tcPr>
-            <w:tcW w:type="dxa" w:w="2160"/>
-          </w:tcPr>
-          <w:p>
-            <w:r>
-              <w:rPr>
-                <w:rFonts w:ascii="Times New Roman" w:hAnsi="Times New Roman" w:eastAsia="宋体"/>
-                <w:b w:val="0"/>
-                <w:sz w:val="21"/>
-              </w:rPr>
-              <w:t>10 协议安全审计</w:t>
-            </w:r>
-          </w:p>
-        </w:tc>
-        <w:tc>
-          <w:tcPr>
-            <w:tcW w:type="dxa" w:w="2160"/>
+            <w:tcW w:type="dxa" w:w="2880"/>
+          </w:tcPr>
+          <w:p>
+            <w:r>
+              <w:rPr>
+                <w:rFonts w:ascii="Times New Roman" w:hAnsi="Times New Roman" w:eastAsia="宋体"/>
+                <w:b w:val="0"/>
+                <w:sz w:val="21"/>
+              </w:rPr>
+              <w:t>1.10</w:t>
+            </w:r>
+          </w:p>
+        </w:tc>
+        <w:tc>
+          <w:tcPr>
+            <w:tcW w:type="dxa" w:w="2880"/>
+          </w:tcPr>
+          <w:p>
+            <w:r>
+              <w:rPr>
+                <w:rFonts w:ascii="Times New Roman" w:hAnsi="Times New Roman" w:eastAsia="宋体"/>
+                <w:b w:val="0"/>
+                <w:sz w:val="21"/>
+              </w:rPr>
+              <w:t>数据库管理系统应具有自主访问控制功能</w:t>
+            </w:r>
+          </w:p>
+        </w:tc>
+        <w:tc>
+          <w:tcPr>
+            <w:tcW w:type="dxa" w:w="2880"/>
+          </w:tcPr>
+          <w:p>
+            <w:r>
+              <w:rPr>
+                <w:rFonts w:ascii="Times New Roman" w:hAnsi="Times New Roman" w:eastAsia="宋体"/>
+                <w:b w:val="0"/>
+                <w:sz w:val="21"/>
+              </w:rPr>
+              <w:t>可自动化</w:t>
+            </w:r>
+          </w:p>
+        </w:tc>
+      </w:tr>
+      <w:tr>
+        <w:tc>
+          <w:tcPr>
+            <w:tcW w:type="dxa" w:w="2880"/>
+          </w:tcPr>
+          <w:p>
+            <w:r>
+              <w:rPr>
+                <w:rFonts w:ascii="Times New Roman" w:hAnsi="Times New Roman" w:eastAsia="宋体"/>
+                <w:b w:val="0"/>
+                <w:sz w:val="21"/>
+              </w:rPr>
+              <w:t>1.11</w:t>
+            </w:r>
+          </w:p>
+        </w:tc>
+        <w:tc>
+          <w:tcPr>
+            <w:tcW w:type="dxa" w:w="2880"/>
+          </w:tcPr>
+          <w:p>
+            <w:r>
+              <w:rPr>
+                <w:rFonts w:ascii="Times New Roman" w:hAnsi="Times New Roman" w:eastAsia="宋体"/>
+                <w:b w:val="0"/>
+                <w:sz w:val="21"/>
+              </w:rPr>
+              <w:t>数据库管理系统应具有备份和恢复功能</w:t>
+            </w:r>
+          </w:p>
+        </w:tc>
+        <w:tc>
+          <w:tcPr>
+            <w:tcW w:type="dxa" w:w="2880"/>
+          </w:tcPr>
+          <w:p>
+            <w:r>
+              <w:rPr>
+                <w:rFonts w:ascii="Times New Roman" w:hAnsi="Times New Roman" w:eastAsia="宋体"/>
+                <w:b w:val="0"/>
+                <w:sz w:val="21"/>
+              </w:rPr>
+              <w:t>可自动化</w:t>
+            </w:r>
+          </w:p>
+        </w:tc>
+      </w:tr>
+      <w:tr>
+        <w:tc>
+          <w:tcPr>
+            <w:tcW w:type="dxa" w:w="2880"/>
+          </w:tcPr>
+          <w:p>
+            <w:r>
+              <w:rPr>
+                <w:rFonts w:ascii="Times New Roman" w:hAnsi="Times New Roman" w:eastAsia="宋体"/>
+                <w:b w:val="0"/>
+                <w:sz w:val="21"/>
+              </w:rPr>
+              <w:t>1.12</w:t>
+            </w:r>
+          </w:p>
+        </w:tc>
+        <w:tc>
+          <w:tcPr>
+            <w:tcW w:type="dxa" w:w="2880"/>
+          </w:tcPr>
+          <w:p>
+            <w:r>
+              <w:rPr>
+                <w:rFonts w:ascii="Times New Roman" w:hAnsi="Times New Roman" w:eastAsia="宋体"/>
+                <w:b w:val="0"/>
+                <w:sz w:val="21"/>
+              </w:rPr>
+              <w:t>数据库管理系统应具有表级审计、告警和阻断功能</w:t>
+            </w:r>
+          </w:p>
+        </w:tc>
+        <w:tc>
+          <w:tcPr>
+            <w:tcW w:type="dxa" w:w="2880"/>
+          </w:tcPr>
+          <w:p>
+            <w:r>
+              <w:rPr>
+                <w:rFonts w:ascii="Times New Roman" w:hAnsi="Times New Roman" w:eastAsia="宋体"/>
+                <w:b w:val="0"/>
+                <w:sz w:val="21"/>
+              </w:rPr>
+              <w:t>可自动化</w:t>
+            </w:r>
+          </w:p>
+        </w:tc>
+      </w:tr>
+      <w:tr>
+        <w:tc>
+          <w:tcPr>
+            <w:tcW w:type="dxa" w:w="2880"/>
+          </w:tcPr>
+          <w:p>
+            <w:r>
+              <w:rPr>
+                <w:rFonts w:ascii="Times New Roman" w:hAnsi="Times New Roman" w:eastAsia="宋体"/>
+                <w:b w:val="0"/>
+                <w:sz w:val="21"/>
+              </w:rPr>
+              <w:t>1.13</w:t>
+            </w:r>
+          </w:p>
+        </w:tc>
+        <w:tc>
+          <w:tcPr>
+            <w:tcW w:type="dxa" w:w="2880"/>
+          </w:tcPr>
+          <w:p>
+            <w:r>
+              <w:rPr>
+                <w:rFonts w:ascii="Times New Roman" w:hAnsi="Times New Roman" w:eastAsia="宋体"/>
+                <w:b w:val="0"/>
+                <w:sz w:val="21"/>
+              </w:rPr>
+              <w:t>数据库管理系统的数据应和其它应用的数据分类独立存储</w:t>
+            </w:r>
+          </w:p>
+        </w:tc>
+        <w:tc>
+          <w:tcPr>
+            <w:tcW w:type="dxa" w:w="2880"/>
+          </w:tcPr>
+          <w:p>
+            <w:r>
+              <w:rPr>
+                <w:rFonts w:ascii="Times New Roman" w:hAnsi="Times New Roman" w:eastAsia="宋体"/>
+                <w:b w:val="0"/>
+                <w:sz w:val="21"/>
+              </w:rPr>
+              <w:t>部分可自动化</w:t>
+            </w:r>
+          </w:p>
+        </w:tc>
+      </w:tr>
+      <w:tr>
+        <w:tc>
+          <w:tcPr>
+            <w:tcW w:type="dxa" w:w="2880"/>
+          </w:tcPr>
+          <w:p>
+            <w:r>
+              <w:rPr>
+                <w:rFonts w:ascii="Times New Roman" w:hAnsi="Times New Roman" w:eastAsia="宋体"/>
+                <w:b w:val="0"/>
+                <w:sz w:val="21"/>
+              </w:rPr>
+              <w:t>1.14</w:t>
+            </w:r>
+          </w:p>
+        </w:tc>
+        <w:tc>
+          <w:tcPr>
+            <w:tcW w:type="dxa" w:w="2880"/>
+          </w:tcPr>
+          <w:p>
+            <w:r>
+              <w:rPr>
+                <w:rFonts w:ascii="Times New Roman" w:hAnsi="Times New Roman" w:eastAsia="宋体"/>
+                <w:b w:val="0"/>
+                <w:sz w:val="21"/>
+              </w:rPr>
+              <w:t>中间件应采取限制运行权限和使用安全管理通道等安全加固措施</w:t>
+            </w:r>
+          </w:p>
+        </w:tc>
+        <w:tc>
+          <w:tcPr>
+            <w:tcW w:type="dxa" w:w="2880"/>
+          </w:tcPr>
+          <w:p>
+            <w:r>
+              <w:rPr>
+                <w:rFonts w:ascii="Times New Roman" w:hAnsi="Times New Roman" w:eastAsia="宋体"/>
+                <w:b w:val="0"/>
+                <w:sz w:val="21"/>
+              </w:rPr>
+              <w:t>可自动化</w:t>
+            </w:r>
+          </w:p>
+        </w:tc>
+      </w:tr>
+      <w:tr>
+        <w:tc>
+          <w:tcPr>
+            <w:tcW w:type="dxa" w:w="2880"/>
+          </w:tcPr>
+          <w:p>
+            <w:r>
+              <w:rPr>
+                <w:rFonts w:ascii="Times New Roman" w:hAnsi="Times New Roman" w:eastAsia="宋体"/>
+                <w:b w:val="0"/>
+                <w:sz w:val="21"/>
+              </w:rPr>
+              <w:t>1.15</w:t>
+            </w:r>
+          </w:p>
+        </w:tc>
+        <w:tc>
+          <w:tcPr>
+            <w:tcW w:type="dxa" w:w="2880"/>
+          </w:tcPr>
+          <w:p>
+            <w:r>
+              <w:rPr>
+                <w:rFonts w:ascii="Times New Roman" w:hAnsi="Times New Roman" w:eastAsia="宋体"/>
+                <w:b w:val="0"/>
+                <w:sz w:val="21"/>
+              </w:rPr>
+              <w:t>应具备数据库管理系统超级管理员远程登录限制远程登陆限制能力</w:t>
+            </w:r>
+          </w:p>
+        </w:tc>
+        <w:tc>
+          <w:tcPr>
+            <w:tcW w:type="dxa" w:w="2880"/>
+          </w:tcPr>
+          <w:p>
+            <w:r>
+              <w:rPr>
+                <w:rFonts w:ascii="Times New Roman" w:hAnsi="Times New Roman" w:eastAsia="宋体"/>
+                <w:b w:val="0"/>
+                <w:sz w:val="21"/>
+              </w:rPr>
+              <w:t>可自动化</w:t>
+            </w:r>
+          </w:p>
+        </w:tc>
+      </w:tr>
+      <w:tr>
+        <w:tc>
+          <w:tcPr>
+            <w:tcW w:type="dxa" w:w="2880"/>
+          </w:tcPr>
+          <w:p>
+            <w:r>
+              <w:rPr>
+                <w:rFonts w:ascii="Times New Roman" w:hAnsi="Times New Roman" w:eastAsia="宋体"/>
+                <w:b w:val="0"/>
+                <w:sz w:val="21"/>
+              </w:rPr>
+              <w:t>1.16</w:t>
+            </w:r>
+          </w:p>
+        </w:tc>
+        <w:tc>
+          <w:tcPr>
+            <w:tcW w:type="dxa" w:w="2880"/>
+          </w:tcPr>
+          <w:p>
+            <w:r>
+              <w:rPr>
+                <w:rFonts w:ascii="Times New Roman" w:hAnsi="Times New Roman" w:eastAsia="宋体"/>
+                <w:b w:val="0"/>
+                <w:sz w:val="21"/>
+              </w:rPr>
+              <w:t>应具备数据库管理系统输入（参数）检查能力</w:t>
+            </w:r>
+          </w:p>
+        </w:tc>
+        <w:tc>
+          <w:tcPr>
+            <w:tcW w:type="dxa" w:w="2880"/>
+          </w:tcPr>
+          <w:p>
+            <w:r>
+              <w:rPr>
+                <w:rFonts w:ascii="Times New Roman" w:hAnsi="Times New Roman" w:eastAsia="宋体"/>
+                <w:b w:val="0"/>
+                <w:sz w:val="21"/>
+              </w:rPr>
+              <w:t>部分可自动化</w:t>
+            </w:r>
+          </w:p>
+        </w:tc>
+      </w:tr>
+      <w:tr>
+        <w:tc>
+          <w:tcPr>
+            <w:tcW w:type="dxa" w:w="2880"/>
+          </w:tcPr>
+          <w:p>
+            <w:r>
+              <w:rPr>
+                <w:rFonts w:ascii="Times New Roman" w:hAnsi="Times New Roman" w:eastAsia="宋体"/>
+                <w:b w:val="0"/>
+                <w:sz w:val="21"/>
+              </w:rPr>
+              <w:t>1.17</w:t>
+            </w:r>
+          </w:p>
+        </w:tc>
+        <w:tc>
+          <w:tcPr>
+            <w:tcW w:type="dxa" w:w="2880"/>
+          </w:tcPr>
+          <w:p>
+            <w:r>
+              <w:rPr>
+                <w:rFonts w:ascii="Times New Roman" w:hAnsi="Times New Roman" w:eastAsia="宋体"/>
+                <w:b w:val="0"/>
+                <w:sz w:val="21"/>
+              </w:rPr>
+              <w:t>应限制操作系统开放的远程管理服务或端口</w:t>
+            </w:r>
+          </w:p>
+        </w:tc>
+        <w:tc>
+          <w:tcPr>
+            <w:tcW w:type="dxa" w:w="2880"/>
+          </w:tcPr>
+          <w:p>
+            <w:r>
+              <w:rPr>
+                <w:rFonts w:ascii="Times New Roman" w:hAnsi="Times New Roman" w:eastAsia="宋体"/>
+                <w:b w:val="0"/>
+                <w:sz w:val="21"/>
+              </w:rPr>
+              <w:t>可自动化</w:t>
+            </w:r>
+          </w:p>
+        </w:tc>
+      </w:tr>
+      <w:tr>
+        <w:tc>
+          <w:tcPr>
+            <w:tcW w:type="dxa" w:w="2880"/>
+          </w:tcPr>
+          <w:p>
+            <w:r>
+              <w:rPr>
+                <w:rFonts w:ascii="Times New Roman" w:hAnsi="Times New Roman" w:eastAsia="宋体"/>
+                <w:b w:val="0"/>
+                <w:sz w:val="21"/>
+              </w:rPr>
+              <w:t>1.18</w:t>
+            </w:r>
+          </w:p>
+        </w:tc>
+        <w:tc>
+          <w:tcPr>
+            <w:tcW w:type="dxa" w:w="2880"/>
+          </w:tcPr>
+          <w:p>
+            <w:r>
+              <w:rPr>
+                <w:rFonts w:ascii="Times New Roman" w:hAnsi="Times New Roman" w:eastAsia="宋体"/>
+                <w:b w:val="0"/>
+                <w:sz w:val="21"/>
+              </w:rPr>
+              <w:t>应限制用户对服务器资源的最大或最小使用限度</w:t>
+            </w:r>
+          </w:p>
+        </w:tc>
+        <w:tc>
+          <w:tcPr>
+            <w:tcW w:type="dxa" w:w="2880"/>
+          </w:tcPr>
+          <w:p>
+            <w:r>
+              <w:rPr>
+                <w:rFonts w:ascii="Times New Roman" w:hAnsi="Times New Roman" w:eastAsia="宋体"/>
+                <w:b w:val="0"/>
+                <w:sz w:val="21"/>
+              </w:rPr>
+              <w:t>可自动化</w:t>
+            </w:r>
+          </w:p>
+        </w:tc>
+      </w:tr>
+      <w:tr>
+        <w:tc>
+          <w:tcPr>
+            <w:tcW w:type="dxa" w:w="2880"/>
+          </w:tcPr>
+          <w:p>
+            <w:r>
+              <w:rPr>
+                <w:rFonts w:ascii="Times New Roman" w:hAnsi="Times New Roman" w:eastAsia="宋体"/>
+                <w:b w:val="0"/>
+                <w:sz w:val="21"/>
+              </w:rPr>
+              <w:t>1.19</w:t>
+            </w:r>
+          </w:p>
+        </w:tc>
+        <w:tc>
+          <w:tcPr>
+            <w:tcW w:type="dxa" w:w="2880"/>
+          </w:tcPr>
+          <w:p>
+            <w:r>
+              <w:rPr>
+                <w:rFonts w:ascii="Times New Roman" w:hAnsi="Times New Roman" w:eastAsia="宋体"/>
+                <w:b w:val="0"/>
+                <w:sz w:val="21"/>
+              </w:rPr>
+              <w:t>应更换数据库管理系统的默认服务端口、管理员用户名和口令</w:t>
+            </w:r>
+          </w:p>
+        </w:tc>
+        <w:tc>
+          <w:tcPr>
+            <w:tcW w:type="dxa" w:w="2880"/>
+          </w:tcPr>
+          <w:p>
+            <w:r>
+              <w:rPr>
+                <w:rFonts w:ascii="Times New Roman" w:hAnsi="Times New Roman" w:eastAsia="宋体"/>
+                <w:b w:val="0"/>
+                <w:sz w:val="21"/>
+              </w:rPr>
+              <w:t>可自动化</w:t>
+            </w:r>
+          </w:p>
+        </w:tc>
+      </w:tr>
+      <w:tr>
+        <w:tc>
+          <w:tcPr>
+            <w:tcW w:type="dxa" w:w="2880"/>
+          </w:tcPr>
+          <w:p>
+            <w:r>
+              <w:rPr>
+                <w:rFonts w:ascii="Times New Roman" w:hAnsi="Times New Roman" w:eastAsia="宋体"/>
+                <w:b w:val="0"/>
+                <w:sz w:val="21"/>
+              </w:rPr>
+              <w:t>1.20</w:t>
+            </w:r>
+          </w:p>
+        </w:tc>
+        <w:tc>
+          <w:tcPr>
+            <w:tcW w:type="dxa" w:w="2880"/>
+          </w:tcPr>
+          <w:p>
+            <w:r>
+              <w:rPr>
+                <w:rFonts w:ascii="Times New Roman" w:hAnsi="Times New Roman" w:eastAsia="宋体"/>
+                <w:b w:val="0"/>
+                <w:sz w:val="21"/>
+              </w:rPr>
+              <w:t>数据库管理系统应配置安全策略</w:t>
+            </w:r>
+          </w:p>
+        </w:tc>
+        <w:tc>
+          <w:tcPr>
+            <w:tcW w:type="dxa" w:w="2880"/>
+          </w:tcPr>
+          <w:p>
+            <w:r>
+              <w:rPr>
+                <w:rFonts w:ascii="Times New Roman" w:hAnsi="Times New Roman" w:eastAsia="宋体"/>
+                <w:b w:val="0"/>
+                <w:sz w:val="21"/>
+              </w:rPr>
+              <w:t>部分可自动化</w:t>
+            </w:r>
+          </w:p>
+        </w:tc>
+      </w:tr>
+      <w:tr>
+        <w:tc>
+          <w:tcPr>
+            <w:tcW w:type="dxa" w:w="2880"/>
+          </w:tcPr>
+          <w:p>
+            <w:r>
+              <w:rPr>
+                <w:rFonts w:ascii="Times New Roman" w:hAnsi="Times New Roman" w:eastAsia="宋体"/>
+                <w:b w:val="0"/>
+                <w:sz w:val="21"/>
+              </w:rPr>
+              <w:t>1.21</w:t>
+            </w:r>
+          </w:p>
+        </w:tc>
+        <w:tc>
+          <w:tcPr>
+            <w:tcW w:type="dxa" w:w="2880"/>
+          </w:tcPr>
+          <w:p>
+            <w:r>
+              <w:rPr>
+                <w:rFonts w:ascii="Times New Roman" w:hAnsi="Times New Roman" w:eastAsia="宋体"/>
+                <w:b w:val="0"/>
+                <w:sz w:val="21"/>
+              </w:rPr>
+              <w:t>数据库管理系统应具有行级或列级审计功能</w:t>
+            </w:r>
+          </w:p>
+        </w:tc>
+        <w:tc>
+          <w:tcPr>
+            <w:tcW w:type="dxa" w:w="2880"/>
+          </w:tcPr>
+          <w:p>
+            <w:r>
+              <w:rPr>
+                <w:rFonts w:ascii="Times New Roman" w:hAnsi="Times New Roman" w:eastAsia="宋体"/>
+                <w:b w:val="0"/>
+                <w:sz w:val="21"/>
+              </w:rPr>
+              <w:t>部分可自动化</w:t>
+            </w:r>
+          </w:p>
+        </w:tc>
+      </w:tr>
+      <w:tr>
+        <w:tc>
+          <w:tcPr>
+            <w:tcW w:type="dxa" w:w="2880"/>
+          </w:tcPr>
+          <w:p>
+            <w:r>
+              <w:rPr>
+                <w:rFonts w:ascii="Times New Roman" w:hAnsi="Times New Roman" w:eastAsia="宋体"/>
+                <w:b w:val="0"/>
+                <w:sz w:val="21"/>
+              </w:rPr>
+              <w:t>1.22</w:t>
+            </w:r>
+          </w:p>
+        </w:tc>
+        <w:tc>
+          <w:tcPr>
+            <w:tcW w:type="dxa" w:w="2880"/>
+          </w:tcPr>
+          <w:p>
+            <w:r>
+              <w:rPr>
+                <w:rFonts w:ascii="Times New Roman" w:hAnsi="Times New Roman" w:eastAsia="宋体"/>
+                <w:b w:val="0"/>
+                <w:sz w:val="21"/>
+              </w:rPr>
+              <w:t>数据库管理系统应采取单独、安全监控、审计指施</w:t>
+            </w:r>
+          </w:p>
+        </w:tc>
+        <w:tc>
+          <w:tcPr>
+            <w:tcW w:type="dxa" w:w="2880"/>
+          </w:tcPr>
+          <w:p>
+            <w:r>
+              <w:rPr>
+                <w:rFonts w:ascii="Times New Roman" w:hAnsi="Times New Roman" w:eastAsia="宋体"/>
+                <w:b w:val="0"/>
+                <w:sz w:val="21"/>
+              </w:rPr>
+              <w:t>部分可自动化</w:t>
+            </w:r>
+          </w:p>
+        </w:tc>
+      </w:tr>
+      <w:tr>
+        <w:tc>
+          <w:tcPr>
+            <w:tcW w:type="dxa" w:w="2880"/>
+          </w:tcPr>
+          <w:p>
+            <w:r>
+              <w:rPr>
+                <w:rFonts w:ascii="Times New Roman" w:hAnsi="Times New Roman" w:eastAsia="宋体"/>
+                <w:b w:val="0"/>
+                <w:sz w:val="21"/>
+              </w:rPr>
+              <w:t>1.23</w:t>
+            </w:r>
+          </w:p>
+        </w:tc>
+        <w:tc>
+          <w:tcPr>
+            <w:tcW w:type="dxa" w:w="2880"/>
+          </w:tcPr>
+          <w:p>
+            <w:r>
+              <w:rPr>
+                <w:rFonts w:ascii="Times New Roman" w:hAnsi="Times New Roman" w:eastAsia="宋体"/>
+                <w:b w:val="0"/>
+                <w:sz w:val="21"/>
+              </w:rPr>
+              <w:t>数据库管理系统仅为应用服务器提供访问服务</w:t>
+            </w:r>
+          </w:p>
+        </w:tc>
+        <w:tc>
+          <w:tcPr>
+            <w:tcW w:type="dxa" w:w="2880"/>
+          </w:tcPr>
+          <w:p>
+            <w:r>
+              <w:rPr>
+                <w:rFonts w:ascii="Times New Roman" w:hAnsi="Times New Roman" w:eastAsia="宋体"/>
+                <w:b w:val="0"/>
+                <w:sz w:val="21"/>
+              </w:rPr>
+              <w:t>部分可自动化</w:t>
+            </w:r>
+          </w:p>
+        </w:tc>
+      </w:tr>
+      <w:tr>
+        <w:tc>
+          <w:tcPr>
+            <w:tcW w:type="dxa" w:w="2880"/>
+          </w:tcPr>
+          <w:p>
+            <w:r>
+              <w:rPr>
+                <w:rFonts w:ascii="Times New Roman" w:hAnsi="Times New Roman" w:eastAsia="宋体"/>
+                <w:b w:val="0"/>
+                <w:sz w:val="21"/>
+              </w:rPr>
+              <w:t>1.24</w:t>
+            </w:r>
+          </w:p>
+        </w:tc>
+        <w:tc>
+          <w:tcPr>
+            <w:tcW w:type="dxa" w:w="2880"/>
+          </w:tcPr>
+          <w:p>
+            <w:r>
+              <w:rPr>
+                <w:rFonts w:ascii="Times New Roman" w:hAnsi="Times New Roman" w:eastAsia="宋体"/>
+                <w:b w:val="0"/>
+                <w:sz w:val="21"/>
+              </w:rPr>
+              <w:t>应具备日志审计能力，审计日志至少保留180天</w:t>
+            </w:r>
+          </w:p>
+        </w:tc>
+        <w:tc>
+          <w:tcPr>
+            <w:tcW w:type="dxa" w:w="2880"/>
+          </w:tcPr>
+          <w:p>
+            <w:r>
+              <w:rPr>
+                <w:rFonts w:ascii="Times New Roman" w:hAnsi="Times New Roman" w:eastAsia="宋体"/>
+                <w:b w:val="0"/>
+                <w:sz w:val="21"/>
+              </w:rPr>
+              <w:t>部分可自动化</w:t>
+            </w:r>
+          </w:p>
+        </w:tc>
+      </w:tr>
+      <w:tr>
+        <w:tc>
+          <w:tcPr>
+            <w:tcW w:type="dxa" w:w="2880"/>
+          </w:tcPr>
+          <w:p>
+            <w:r>
+              <w:rPr>
+                <w:rFonts w:ascii="Times New Roman" w:hAnsi="Times New Roman" w:eastAsia="宋体"/>
+                <w:b w:val="0"/>
+                <w:sz w:val="21"/>
+              </w:rPr>
+              <w:t>1.25</w:t>
+            </w:r>
+          </w:p>
+        </w:tc>
+        <w:tc>
+          <w:tcPr>
+            <w:tcW w:type="dxa" w:w="2880"/>
+          </w:tcPr>
+          <w:p>
+            <w:r>
+              <w:rPr>
+                <w:rFonts w:ascii="Times New Roman" w:hAnsi="Times New Roman" w:eastAsia="宋体"/>
+                <w:b w:val="0"/>
+                <w:sz w:val="21"/>
+              </w:rPr>
+              <w:t>检查是否具备边界保护能力,是否可以抗攻击，防纂改</w:t>
+            </w:r>
+          </w:p>
+        </w:tc>
+        <w:tc>
+          <w:tcPr>
+            <w:tcW w:type="dxa" w:w="2880"/>
+          </w:tcPr>
+          <w:p>
+            <w:r>
+              <w:rPr>
+                <w:rFonts w:ascii="Times New Roman" w:hAnsi="Times New Roman" w:eastAsia="宋体"/>
+                <w:b w:val="0"/>
+                <w:sz w:val="21"/>
+              </w:rPr>
+              <w:t>部分可自动化</w:t>
+            </w:r>
+          </w:p>
+        </w:tc>
+      </w:tr>
+      <w:tr>
+        <w:tc>
+          <w:tcPr>
+            <w:tcW w:type="dxa" w:w="2880"/>
+          </w:tcPr>
+          <w:p>
+            <w:r>
+              <w:rPr>
+                <w:rFonts w:ascii="Times New Roman" w:hAnsi="Times New Roman" w:eastAsia="宋体"/>
+                <w:b w:val="0"/>
+                <w:sz w:val="21"/>
+              </w:rPr>
+              <w:t>1.26</w:t>
+            </w:r>
+          </w:p>
+        </w:tc>
+        <w:tc>
+          <w:tcPr>
+            <w:tcW w:type="dxa" w:w="2880"/>
+          </w:tcPr>
+          <w:p>
+            <w:r>
+              <w:rPr>
+                <w:rFonts w:ascii="Times New Roman" w:hAnsi="Times New Roman" w:eastAsia="宋体"/>
+                <w:b w:val="0"/>
+                <w:sz w:val="21"/>
+              </w:rPr>
+              <w:t>检查是否有防病毒日志、补丁日志、记录相关信息 记录信息的完整，有效</w:t>
+            </w:r>
+          </w:p>
+        </w:tc>
+        <w:tc>
+          <w:tcPr>
+            <w:tcW w:type="dxa" w:w="2880"/>
+          </w:tcPr>
+          <w:p>
+            <w:r>
+              <w:rPr>
+                <w:rFonts w:ascii="Times New Roman" w:hAnsi="Times New Roman" w:eastAsia="宋体"/>
+                <w:b w:val="0"/>
+                <w:sz w:val="21"/>
+              </w:rPr>
+              <w:t>可自动化</w:t>
+            </w:r>
+          </w:p>
+        </w:tc>
+      </w:tr>
+      <w:tr>
+        <w:tc>
+          <w:tcPr>
+            <w:tcW w:type="dxa" w:w="2880"/>
+          </w:tcPr>
+          <w:p>
+            <w:r>
+              <w:rPr>
+                <w:rFonts w:ascii="Times New Roman" w:hAnsi="Times New Roman" w:eastAsia="宋体"/>
+                <w:b w:val="0"/>
+                <w:sz w:val="21"/>
+              </w:rPr>
+              <w:t>1.27</w:t>
+            </w:r>
+          </w:p>
+        </w:tc>
+        <w:tc>
+          <w:tcPr>
+            <w:tcW w:type="dxa" w:w="2880"/>
+          </w:tcPr>
+          <w:p>
+            <w:r>
+              <w:rPr>
+                <w:rFonts w:ascii="Times New Roman" w:hAnsi="Times New Roman" w:eastAsia="宋体"/>
+                <w:b w:val="0"/>
+                <w:sz w:val="21"/>
+              </w:rPr>
+              <w:t>操作系统、数据库管理系统、中间件、办公软件等基础软件应采用具有完备的售后技术支持与服务的正版或定制软件</w:t>
+            </w:r>
+          </w:p>
+        </w:tc>
+        <w:tc>
+          <w:tcPr>
+            <w:tcW w:type="dxa" w:w="2880"/>
+          </w:tcPr>
+          <w:p>
+            <w:r>
+              <w:rPr>
+                <w:rFonts w:ascii="Times New Roman" w:hAnsi="Times New Roman" w:eastAsia="宋体"/>
+                <w:b w:val="0"/>
+                <w:sz w:val="21"/>
+              </w:rPr>
+              <w:t>部分可自动化</w:t>
+            </w:r>
+          </w:p>
+        </w:tc>
+      </w:tr>
+    </w:tbl>
+    <w:p>
+      <w:pPr>
+        <w:pStyle w:val="Heading3"/>
+        <w:spacing w:before="160" w:after="120"/>
+      </w:pPr>
+      <w:r>
+        <w:rPr>
+          <w:rFonts w:ascii="Times New Roman" w:hAnsi="Times New Roman" w:eastAsia="黑体"/>
+          <w:b/>
+          <w:color w:val="000000"/>
+          <w:sz w:val="24"/>
+        </w:rPr>
+        <w:t>2 用户安全</w:t>
+      </w:r>
+    </w:p>
+    <w:tbl>
+      <w:tblPr>
+        <w:tblStyle w:val="TableGrid"/>
+        <w:tblW w:type="auto" w:w="0"/>
+        <w:tblLayout w:type="autofit"/>
+        <w:tblLook w:firstColumn="1" w:firstRow="1" w:lastColumn="0" w:lastRow="0" w:noHBand="0" w:noVBand="1" w:val="04A0"/>
+      </w:tblPr>
+      <w:tblGrid>
+        <w:gridCol w:w="2880"/>
+        <w:gridCol w:w="2880"/>
+        <w:gridCol w:w="2880"/>
+      </w:tblGrid>
+      <w:tr>
+        <w:tc>
+          <w:tcPr>
+            <w:tcW w:type="dxa" w:w="2880"/>
+          </w:tcPr>
+          <w:p>
+            <w:r>
+              <w:rPr>
+                <w:rFonts w:ascii="Times New Roman" w:hAnsi="Times New Roman" w:eastAsia="宋体"/>
+                <w:b/>
+                <w:sz w:val="21"/>
+              </w:rPr>
+              <w:t>编号</w:t>
+            </w:r>
+          </w:p>
+        </w:tc>
+        <w:tc>
+          <w:tcPr>
+            <w:tcW w:type="dxa" w:w="2880"/>
+          </w:tcPr>
+          <w:p>
+            <w:r>
+              <w:rPr>
+                <w:rFonts w:ascii="Times New Roman" w:hAnsi="Times New Roman" w:eastAsia="宋体"/>
+                <w:b/>
+                <w:sz w:val="21"/>
+              </w:rPr>
+              <w:t>检查项</w:t>
+            </w:r>
+          </w:p>
+        </w:tc>
+        <w:tc>
+          <w:tcPr>
+            <w:tcW w:type="dxa" w:w="2880"/>
+          </w:tcPr>
+          <w:p>
+            <w:r>
+              <w:rPr>
+                <w:rFonts w:ascii="Times New Roman" w:hAnsi="Times New Roman" w:eastAsia="宋体"/>
+                <w:b/>
+                <w:sz w:val="21"/>
+              </w:rPr>
+              <w:t>验证结论</w:t>
+            </w:r>
+          </w:p>
+        </w:tc>
+      </w:tr>
+      <w:tr>
+        <w:tc>
+          <w:tcPr>
+            <w:tcW w:type="dxa" w:w="2880"/>
+          </w:tcPr>
+          <w:p>
+            <w:r>
+              <w:rPr>
+                <w:rFonts w:ascii="Times New Roman" w:hAnsi="Times New Roman" w:eastAsia="宋体"/>
+                <w:b w:val="0"/>
+                <w:sz w:val="21"/>
+              </w:rPr>
+              <w:t>2.1</w:t>
+            </w:r>
+          </w:p>
+        </w:tc>
+        <w:tc>
+          <w:tcPr>
+            <w:tcW w:type="dxa" w:w="2880"/>
+          </w:tcPr>
+          <w:p>
+            <w:r>
+              <w:rPr>
+                <w:rFonts w:ascii="Times New Roman" w:hAnsi="Times New Roman" w:eastAsia="宋体"/>
+                <w:b w:val="0"/>
+                <w:sz w:val="21"/>
+              </w:rPr>
+              <w:t>用户计算机应安装防病毒软件并及时升级，发现病毒应及时查杀，查杀无效时应断开网络并向网络管理部分报备；</w:t>
+            </w:r>
+          </w:p>
+        </w:tc>
+        <w:tc>
+          <w:tcPr>
+            <w:tcW w:type="dxa" w:w="2880"/>
+          </w:tcPr>
+          <w:p>
+            <w:r>
+              <w:rPr>
+                <w:rFonts w:ascii="Times New Roman" w:hAnsi="Times New Roman" w:eastAsia="宋体"/>
+                <w:b w:val="0"/>
+                <w:sz w:val="21"/>
+              </w:rPr>
+              <w:t>可自动化</w:t>
+            </w:r>
+          </w:p>
+        </w:tc>
+      </w:tr>
+      <w:tr>
+        <w:tc>
+          <w:tcPr>
+            <w:tcW w:type="dxa" w:w="2880"/>
+          </w:tcPr>
+          <w:p>
+            <w:r>
+              <w:rPr>
+                <w:rFonts w:ascii="Times New Roman" w:hAnsi="Times New Roman" w:eastAsia="宋体"/>
+                <w:b w:val="0"/>
+                <w:sz w:val="21"/>
+              </w:rPr>
+              <w:t>2.2</w:t>
+            </w:r>
+          </w:p>
+        </w:tc>
+        <w:tc>
+          <w:tcPr>
+            <w:tcW w:type="dxa" w:w="2880"/>
+          </w:tcPr>
+          <w:p>
+            <w:r>
+              <w:rPr>
+                <w:rFonts w:ascii="Times New Roman" w:hAnsi="Times New Roman" w:eastAsia="宋体"/>
+                <w:b w:val="0"/>
+                <w:sz w:val="21"/>
+              </w:rPr>
+              <w:t>用户计算机应根据需要安装补丁程序；</w:t>
+            </w:r>
+          </w:p>
+        </w:tc>
+        <w:tc>
+          <w:tcPr>
+            <w:tcW w:type="dxa" w:w="2880"/>
+          </w:tcPr>
+          <w:p>
+            <w:r>
+              <w:rPr>
+                <w:rFonts w:ascii="Times New Roman" w:hAnsi="Times New Roman" w:eastAsia="宋体"/>
+                <w:b w:val="0"/>
+                <w:sz w:val="21"/>
+              </w:rPr>
+              <w:t>部分可自动化</w:t>
+            </w:r>
+          </w:p>
+        </w:tc>
+      </w:tr>
+      <w:tr>
+        <w:tc>
+          <w:tcPr>
+            <w:tcW w:type="dxa" w:w="2880"/>
+          </w:tcPr>
+          <w:p>
+            <w:r>
+              <w:rPr>
+                <w:rFonts w:ascii="Times New Roman" w:hAnsi="Times New Roman" w:eastAsia="宋体"/>
+                <w:b w:val="0"/>
+                <w:sz w:val="21"/>
+              </w:rPr>
+              <w:t>2.3</w:t>
+            </w:r>
+          </w:p>
+        </w:tc>
+        <w:tc>
+          <w:tcPr>
+            <w:tcW w:type="dxa" w:w="2880"/>
+          </w:tcPr>
+          <w:p>
+            <w:r>
+              <w:rPr>
+                <w:rFonts w:ascii="Times New Roman" w:hAnsi="Times New Roman" w:eastAsia="宋体"/>
+                <w:b w:val="0"/>
+                <w:sz w:val="21"/>
+              </w:rPr>
+              <w:t>用户应设置用户应用口令，通过认证后使用信息服务；</w:t>
+            </w:r>
+          </w:p>
+        </w:tc>
+        <w:tc>
+          <w:tcPr>
+            <w:tcW w:type="dxa" w:w="2880"/>
+          </w:tcPr>
+          <w:p>
+            <w:r>
+              <w:rPr>
+                <w:rFonts w:ascii="Times New Roman" w:hAnsi="Times New Roman" w:eastAsia="宋体"/>
+                <w:b w:val="0"/>
+                <w:sz w:val="21"/>
+              </w:rPr>
+              <w:t>可自动化</w:t>
+            </w:r>
+          </w:p>
+        </w:tc>
+      </w:tr>
+      <w:tr>
+        <w:tc>
+          <w:tcPr>
+            <w:tcW w:type="dxa" w:w="2880"/>
+          </w:tcPr>
+          <w:p>
+            <w:r>
+              <w:rPr>
+                <w:rFonts w:ascii="Times New Roman" w:hAnsi="Times New Roman" w:eastAsia="宋体"/>
+                <w:b w:val="0"/>
+                <w:sz w:val="21"/>
+              </w:rPr>
+              <w:t>2.4</w:t>
+            </w:r>
+          </w:p>
+        </w:tc>
+        <w:tc>
+          <w:tcPr>
+            <w:tcW w:type="dxa" w:w="2880"/>
+          </w:tcPr>
+          <w:p>
+            <w:r>
+              <w:rPr>
+                <w:rFonts w:ascii="Times New Roman" w:hAnsi="Times New Roman" w:eastAsia="宋体"/>
+                <w:b w:val="0"/>
+                <w:sz w:val="21"/>
+              </w:rPr>
+              <w:t>用户计算机应具有互不相同的用户名和口令；</w:t>
+            </w:r>
+          </w:p>
+        </w:tc>
+        <w:tc>
+          <w:tcPr>
+            <w:tcW w:type="dxa" w:w="2880"/>
+          </w:tcPr>
+          <w:p>
+            <w:r>
+              <w:rPr>
+                <w:rFonts w:ascii="Times New Roman" w:hAnsi="Times New Roman" w:eastAsia="宋体"/>
+                <w:b w:val="0"/>
+                <w:sz w:val="21"/>
+              </w:rPr>
+              <w:t>可自动化</w:t>
+            </w:r>
+          </w:p>
+        </w:tc>
+      </w:tr>
+      <w:tr>
+        <w:tc>
+          <w:tcPr>
+            <w:tcW w:type="dxa" w:w="2880"/>
+          </w:tcPr>
+          <w:p>
+            <w:r>
+              <w:rPr>
+                <w:rFonts w:ascii="Times New Roman" w:hAnsi="Times New Roman" w:eastAsia="宋体"/>
+                <w:b w:val="0"/>
+                <w:sz w:val="21"/>
+              </w:rPr>
+              <w:t>2.5</w:t>
+            </w:r>
+          </w:p>
+        </w:tc>
+        <w:tc>
+          <w:tcPr>
+            <w:tcW w:type="dxa" w:w="2880"/>
+          </w:tcPr>
+          <w:p>
+            <w:r>
+              <w:rPr>
+                <w:rFonts w:ascii="Times New Roman" w:hAnsi="Times New Roman" w:eastAsia="宋体"/>
+                <w:b w:val="0"/>
+                <w:sz w:val="21"/>
+              </w:rPr>
+              <w:t>用户计算机应关闭冗余系统服务和端口；</w:t>
+            </w:r>
+          </w:p>
+        </w:tc>
+        <w:tc>
+          <w:tcPr>
+            <w:tcW w:type="dxa" w:w="2880"/>
+          </w:tcPr>
+          <w:p>
+            <w:r>
+              <w:rPr>
+                <w:rFonts w:ascii="Times New Roman" w:hAnsi="Times New Roman" w:eastAsia="宋体"/>
+                <w:b w:val="0"/>
+                <w:sz w:val="21"/>
+              </w:rPr>
+              <w:t>部分可自动化</w:t>
+            </w:r>
+          </w:p>
+        </w:tc>
+      </w:tr>
+      <w:tr>
+        <w:tc>
+          <w:tcPr>
+            <w:tcW w:type="dxa" w:w="2880"/>
+          </w:tcPr>
+          <w:p>
+            <w:r>
+              <w:rPr>
+                <w:rFonts w:ascii="Times New Roman" w:hAnsi="Times New Roman" w:eastAsia="宋体"/>
+                <w:b w:val="0"/>
+                <w:sz w:val="21"/>
+              </w:rPr>
+              <w:t>2.6</w:t>
+            </w:r>
+          </w:p>
+        </w:tc>
+        <w:tc>
+          <w:tcPr>
+            <w:tcW w:type="dxa" w:w="2880"/>
+          </w:tcPr>
+          <w:p>
+            <w:r>
+              <w:rPr>
+                <w:rFonts w:ascii="Times New Roman" w:hAnsi="Times New Roman" w:eastAsia="宋体"/>
+                <w:b w:val="0"/>
+                <w:sz w:val="21"/>
+              </w:rPr>
+              <w:t>用户计算机应具备阻断和告警非法连接互联网的能力；</w:t>
+            </w:r>
+          </w:p>
+        </w:tc>
+        <w:tc>
+          <w:tcPr>
+            <w:tcW w:type="dxa" w:w="2880"/>
+          </w:tcPr>
+          <w:p>
+            <w:r>
+              <w:rPr>
+                <w:rFonts w:ascii="Times New Roman" w:hAnsi="Times New Roman" w:eastAsia="宋体"/>
+                <w:b w:val="0"/>
+                <w:sz w:val="21"/>
+              </w:rPr>
+              <w:t>部分可自动化</w:t>
+            </w:r>
+          </w:p>
+        </w:tc>
+      </w:tr>
+      <w:tr>
+        <w:tc>
+          <w:tcPr>
+            <w:tcW w:type="dxa" w:w="2880"/>
+          </w:tcPr>
+          <w:p>
+            <w:r>
+              <w:rPr>
+                <w:rFonts w:ascii="Times New Roman" w:hAnsi="Times New Roman" w:eastAsia="宋体"/>
+                <w:b w:val="0"/>
+                <w:sz w:val="21"/>
+              </w:rPr>
+              <w:t>2.7</w:t>
+            </w:r>
+          </w:p>
+        </w:tc>
+        <w:tc>
+          <w:tcPr>
+            <w:tcW w:type="dxa" w:w="2880"/>
+          </w:tcPr>
+          <w:p>
+            <w:r>
+              <w:rPr>
+                <w:rFonts w:ascii="Times New Roman" w:hAnsi="Times New Roman" w:eastAsia="宋体"/>
+                <w:b w:val="0"/>
+                <w:sz w:val="21"/>
+              </w:rPr>
+              <w:t>用户计算机应具有文件保护功能；</w:t>
+            </w:r>
+          </w:p>
+        </w:tc>
+        <w:tc>
+          <w:tcPr>
+            <w:tcW w:type="dxa" w:w="2880"/>
+          </w:tcPr>
+          <w:p>
+            <w:r>
+              <w:rPr>
+                <w:rFonts w:ascii="Times New Roman" w:hAnsi="Times New Roman" w:eastAsia="宋体"/>
+                <w:b w:val="0"/>
+                <w:sz w:val="21"/>
+              </w:rPr>
+              <w:t>可自动化</w:t>
+            </w:r>
+          </w:p>
+        </w:tc>
+      </w:tr>
+      <w:tr>
+        <w:tc>
+          <w:tcPr>
+            <w:tcW w:type="dxa" w:w="2880"/>
+          </w:tcPr>
+          <w:p>
+            <w:r>
+              <w:rPr>
+                <w:rFonts w:ascii="Times New Roman" w:hAnsi="Times New Roman" w:eastAsia="宋体"/>
+                <w:b w:val="0"/>
+                <w:sz w:val="21"/>
+              </w:rPr>
+              <w:t>2.8</w:t>
+            </w:r>
+          </w:p>
+        </w:tc>
+        <w:tc>
+          <w:tcPr>
+            <w:tcW w:type="dxa" w:w="2880"/>
+          </w:tcPr>
+          <w:p>
+            <w:r>
+              <w:rPr>
+                <w:rFonts w:ascii="Times New Roman" w:hAnsi="Times New Roman" w:eastAsia="宋体"/>
+                <w:b w:val="0"/>
+                <w:sz w:val="21"/>
+              </w:rPr>
+              <w:t>应采取终端管控措施、具有统一配置、安全加固、网络访问控制、外设接口管控、软件进程管控、无线模块禁用、防止IP地址和MAC地址非授权改动等功能；</w:t>
+            </w:r>
+          </w:p>
+        </w:tc>
+        <w:tc>
+          <w:tcPr>
+            <w:tcW w:type="dxa" w:w="2880"/>
+          </w:tcPr>
+          <w:p>
+            <w:r>
+              <w:rPr>
+                <w:rFonts w:ascii="Times New Roman" w:hAnsi="Times New Roman" w:eastAsia="宋体"/>
+                <w:b w:val="0"/>
+                <w:sz w:val="21"/>
+              </w:rPr>
+              <w:t>部分可自动化</w:t>
+            </w:r>
+          </w:p>
+        </w:tc>
+      </w:tr>
+      <w:tr>
+        <w:tc>
+          <w:tcPr>
+            <w:tcW w:type="dxa" w:w="2880"/>
+          </w:tcPr>
+          <w:p>
+            <w:r>
+              <w:rPr>
+                <w:rFonts w:ascii="Times New Roman" w:hAnsi="Times New Roman" w:eastAsia="宋体"/>
+                <w:b w:val="0"/>
+                <w:sz w:val="21"/>
+              </w:rPr>
+              <w:t>2.9</w:t>
+            </w:r>
+          </w:p>
+        </w:tc>
+        <w:tc>
+          <w:tcPr>
+            <w:tcW w:type="dxa" w:w="2880"/>
+          </w:tcPr>
+          <w:p>
+            <w:r>
+              <w:rPr>
+                <w:rFonts w:ascii="Times New Roman" w:hAnsi="Times New Roman" w:eastAsia="宋体"/>
+                <w:b w:val="0"/>
+                <w:sz w:val="21"/>
+              </w:rPr>
+              <w:t>用户计算机应禁止安装与工作无关的软件；</w:t>
+            </w:r>
+          </w:p>
+        </w:tc>
+        <w:tc>
+          <w:tcPr>
+            <w:tcW w:type="dxa" w:w="2880"/>
+          </w:tcPr>
+          <w:p>
+            <w:r>
+              <w:rPr>
+                <w:rFonts w:ascii="Times New Roman" w:hAnsi="Times New Roman" w:eastAsia="宋体"/>
+                <w:b w:val="0"/>
+                <w:sz w:val="21"/>
+              </w:rPr>
+              <w:t>可自动化</w:t>
+            </w:r>
+          </w:p>
+        </w:tc>
+      </w:tr>
+      <w:tr>
+        <w:tc>
+          <w:tcPr>
+            <w:tcW w:type="dxa" w:w="2880"/>
+          </w:tcPr>
+          <w:p>
+            <w:r>
+              <w:rPr>
+                <w:rFonts w:ascii="Times New Roman" w:hAnsi="Times New Roman" w:eastAsia="宋体"/>
+                <w:b w:val="0"/>
+                <w:sz w:val="21"/>
+              </w:rPr>
+              <w:t>2.10</w:t>
+            </w:r>
+          </w:p>
+        </w:tc>
+        <w:tc>
+          <w:tcPr>
+            <w:tcW w:type="dxa" w:w="2880"/>
+          </w:tcPr>
+          <w:p>
+            <w:r>
+              <w:rPr>
+                <w:rFonts w:ascii="Times New Roman" w:hAnsi="Times New Roman" w:eastAsia="宋体"/>
+                <w:b w:val="0"/>
+                <w:sz w:val="21"/>
+              </w:rPr>
+              <w:t>用户计算机USB接口应禁止私自连接对拷线和手机、媒体播放设备等个人移动电子设备；</w:t>
+            </w:r>
+          </w:p>
+        </w:tc>
+        <w:tc>
+          <w:tcPr>
+            <w:tcW w:type="dxa" w:w="2880"/>
+          </w:tcPr>
+          <w:p>
+            <w:r>
+              <w:rPr>
+                <w:rFonts w:ascii="Times New Roman" w:hAnsi="Times New Roman" w:eastAsia="宋体"/>
+                <w:b w:val="0"/>
+                <w:sz w:val="21"/>
+              </w:rPr>
+              <w:t>可自动化</w:t>
+            </w:r>
+          </w:p>
+        </w:tc>
+      </w:tr>
+      <w:tr>
+        <w:tc>
+          <w:tcPr>
+            <w:tcW w:type="dxa" w:w="2880"/>
+          </w:tcPr>
+          <w:p>
+            <w:r>
+              <w:rPr>
+                <w:rFonts w:ascii="Times New Roman" w:hAnsi="Times New Roman" w:eastAsia="宋体"/>
+                <w:b w:val="0"/>
+                <w:sz w:val="21"/>
+              </w:rPr>
+              <w:t>2.11</w:t>
+            </w:r>
+          </w:p>
+        </w:tc>
+        <w:tc>
+          <w:tcPr>
+            <w:tcW w:type="dxa" w:w="2880"/>
+          </w:tcPr>
+          <w:p>
+            <w:r>
+              <w:rPr>
+                <w:rFonts w:ascii="Times New Roman" w:hAnsi="Times New Roman" w:eastAsia="宋体"/>
+                <w:b w:val="0"/>
+                <w:sz w:val="21"/>
+              </w:rPr>
+              <w:t>用户计算机登录应使用基于专用物理部件或生物特征的多因素身份认证方式，应设置超时锁屏，屏幕保护等待时间不超过5min,服务器应设置登录口令，口令超度不得少于10个字符，字符应采用字母大小写、数字及特殊字符混合编制，更换周期不超过30d;</w:t>
+            </w:r>
+          </w:p>
+        </w:tc>
+        <w:tc>
+          <w:tcPr>
+            <w:tcW w:type="dxa" w:w="2880"/>
+          </w:tcPr>
+          <w:p>
+            <w:r>
+              <w:rPr>
+                <w:rFonts w:ascii="Times New Roman" w:hAnsi="Times New Roman" w:eastAsia="宋体"/>
+                <w:b w:val="0"/>
+                <w:sz w:val="21"/>
+              </w:rPr>
+              <w:t>可自动化</w:t>
+            </w:r>
+          </w:p>
+        </w:tc>
+      </w:tr>
+      <w:tr>
+        <w:tc>
+          <w:tcPr>
+            <w:tcW w:type="dxa" w:w="2880"/>
+          </w:tcPr>
+          <w:p>
+            <w:r>
+              <w:rPr>
+                <w:rFonts w:ascii="Times New Roman" w:hAnsi="Times New Roman" w:eastAsia="宋体"/>
+                <w:b w:val="0"/>
+                <w:sz w:val="21"/>
+              </w:rPr>
+              <w:t>2.12</w:t>
+            </w:r>
+          </w:p>
+        </w:tc>
+        <w:tc>
+          <w:tcPr>
+            <w:tcW w:type="dxa" w:w="2880"/>
+          </w:tcPr>
+          <w:p>
+            <w:r>
+              <w:rPr>
+                <w:rFonts w:ascii="Times New Roman" w:hAnsi="Times New Roman" w:eastAsia="宋体"/>
+                <w:b w:val="0"/>
+                <w:sz w:val="21"/>
+              </w:rPr>
+              <w:t>用户计算机应物理拆除Wi-Fi、红外、蓝牙等无线模块，确需使用Wi-Fi的应严格采用JY密码等措施保护；</w:t>
+            </w:r>
+          </w:p>
+        </w:tc>
+        <w:tc>
+          <w:tcPr>
+            <w:tcW w:type="dxa" w:w="2880"/>
+          </w:tcPr>
+          <w:p>
+            <w:r>
+              <w:rPr>
+                <w:rFonts w:ascii="Times New Roman" w:hAnsi="Times New Roman" w:eastAsia="宋体"/>
+                <w:b w:val="0"/>
+                <w:sz w:val="21"/>
+              </w:rPr>
+              <w:t>可自动化</w:t>
+            </w:r>
+          </w:p>
+        </w:tc>
+      </w:tr>
+      <w:tr>
+        <w:tc>
+          <w:tcPr>
+            <w:tcW w:type="dxa" w:w="2880"/>
+          </w:tcPr>
+          <w:p>
+            <w:r>
+              <w:rPr>
+                <w:rFonts w:ascii="Times New Roman" w:hAnsi="Times New Roman" w:eastAsia="宋体"/>
+                <w:b w:val="0"/>
+                <w:sz w:val="21"/>
+              </w:rPr>
+              <w:t>2.13</w:t>
+            </w:r>
+          </w:p>
+        </w:tc>
+        <w:tc>
+          <w:tcPr>
+            <w:tcW w:type="dxa" w:w="2880"/>
+          </w:tcPr>
+          <w:p>
+            <w:r>
+              <w:rPr>
+                <w:rFonts w:ascii="Times New Roman" w:hAnsi="Times New Roman" w:eastAsia="宋体"/>
+                <w:b w:val="0"/>
+                <w:sz w:val="21"/>
+              </w:rPr>
+              <w:t>用户计算机应采取非法外联阻断、文件输出管控等措施；</w:t>
+            </w:r>
+          </w:p>
+        </w:tc>
+        <w:tc>
+          <w:tcPr>
+            <w:tcW w:type="dxa" w:w="2880"/>
+          </w:tcPr>
+          <w:p>
+            <w:r>
+              <w:rPr>
+                <w:rFonts w:ascii="Times New Roman" w:hAnsi="Times New Roman" w:eastAsia="宋体"/>
+                <w:b w:val="0"/>
+                <w:sz w:val="21"/>
+              </w:rPr>
+              <w:t>可自动化</w:t>
+            </w:r>
+          </w:p>
+        </w:tc>
+      </w:tr>
+      <w:tr>
+        <w:tc>
+          <w:tcPr>
+            <w:tcW w:type="dxa" w:w="2880"/>
+          </w:tcPr>
+          <w:p>
+            <w:r>
+              <w:rPr>
+                <w:rFonts w:ascii="Times New Roman" w:hAnsi="Times New Roman" w:eastAsia="宋体"/>
+                <w:b w:val="0"/>
+                <w:sz w:val="21"/>
+              </w:rPr>
+              <w:t>2.14</w:t>
+            </w:r>
+          </w:p>
+        </w:tc>
+        <w:tc>
+          <w:tcPr>
+            <w:tcW w:type="dxa" w:w="2880"/>
+          </w:tcPr>
+          <w:p>
+            <w:r>
+              <w:rPr>
+                <w:rFonts w:ascii="Times New Roman" w:hAnsi="Times New Roman" w:eastAsia="宋体"/>
+                <w:b w:val="0"/>
+                <w:sz w:val="21"/>
+              </w:rPr>
+              <w:t>应具备用户行为审计能力；审计日志应至少保留xxd；</w:t>
+            </w:r>
+          </w:p>
+        </w:tc>
+        <w:tc>
+          <w:tcPr>
+            <w:tcW w:type="dxa" w:w="2880"/>
+          </w:tcPr>
+          <w:p>
+            <w:r>
+              <w:rPr>
+                <w:rFonts w:ascii="Times New Roman" w:hAnsi="Times New Roman" w:eastAsia="宋体"/>
+                <w:b w:val="0"/>
+                <w:sz w:val="21"/>
+              </w:rPr>
+              <w:t>可自动化</w:t>
+            </w:r>
+          </w:p>
+        </w:tc>
+      </w:tr>
+      <w:tr>
+        <w:tc>
+          <w:tcPr>
+            <w:tcW w:type="dxa" w:w="2880"/>
+          </w:tcPr>
+          <w:p>
+            <w:r>
+              <w:rPr>
+                <w:rFonts w:ascii="Times New Roman" w:hAnsi="Times New Roman" w:eastAsia="宋体"/>
+                <w:b w:val="0"/>
+                <w:sz w:val="21"/>
+              </w:rPr>
+              <w:t>2.15</w:t>
+            </w:r>
+          </w:p>
+        </w:tc>
+        <w:tc>
+          <w:tcPr>
+            <w:tcW w:type="dxa" w:w="2880"/>
+          </w:tcPr>
+          <w:p>
+            <w:r>
+              <w:rPr>
+                <w:rFonts w:ascii="Times New Roman" w:hAnsi="Times New Roman" w:eastAsia="宋体"/>
+                <w:b w:val="0"/>
+                <w:sz w:val="21"/>
+              </w:rPr>
+              <w:t>检查安全策略配置情况和设置功能；</w:t>
+            </w:r>
+          </w:p>
+        </w:tc>
+        <w:tc>
+          <w:tcPr>
+            <w:tcW w:type="dxa" w:w="2880"/>
+          </w:tcPr>
+          <w:p>
+            <w:r>
+              <w:rPr>
+                <w:rFonts w:ascii="Times New Roman" w:hAnsi="Times New Roman" w:eastAsia="宋体"/>
+                <w:b w:val="0"/>
+                <w:sz w:val="21"/>
+              </w:rPr>
+              <w:t>部分可自动化</w:t>
+            </w:r>
+          </w:p>
+        </w:tc>
+      </w:tr>
+      <w:tr>
+        <w:tc>
+          <w:tcPr>
+            <w:tcW w:type="dxa" w:w="2880"/>
+          </w:tcPr>
+          <w:p>
+            <w:r>
+              <w:rPr>
+                <w:rFonts w:ascii="Times New Roman" w:hAnsi="Times New Roman" w:eastAsia="宋体"/>
+                <w:b w:val="0"/>
+                <w:sz w:val="21"/>
+              </w:rPr>
+              <w:t>2.16</w:t>
+            </w:r>
+          </w:p>
+        </w:tc>
+        <w:tc>
+          <w:tcPr>
+            <w:tcW w:type="dxa" w:w="2880"/>
+          </w:tcPr>
+          <w:p>
+            <w:r>
+              <w:rPr>
+                <w:rFonts w:ascii="Times New Roman" w:hAnsi="Times New Roman" w:eastAsia="宋体"/>
+                <w:b w:val="0"/>
+                <w:sz w:val="21"/>
+              </w:rPr>
+              <w:t>检查被试装备中操作系统、数据库以及应用软件等是否完成补丁修复和升级到最新版本；</w:t>
+            </w:r>
+          </w:p>
+        </w:tc>
+        <w:tc>
+          <w:tcPr>
+            <w:tcW w:type="dxa" w:w="2880"/>
+          </w:tcPr>
+          <w:p>
+            <w:r>
+              <w:rPr>
+                <w:rFonts w:ascii="Times New Roman" w:hAnsi="Times New Roman" w:eastAsia="宋体"/>
+                <w:b w:val="0"/>
+                <w:sz w:val="21"/>
+              </w:rPr>
+              <w:t>部分可自动化</w:t>
+            </w:r>
+          </w:p>
+        </w:tc>
+      </w:tr>
+    </w:tbl>
+    <w:p>
+      <w:pPr>
+        <w:pStyle w:val="Heading3"/>
+        <w:spacing w:before="160" w:after="120"/>
+      </w:pPr>
+      <w:r>
+        <w:rPr>
+          <w:rFonts w:ascii="Times New Roman" w:hAnsi="Times New Roman" w:eastAsia="黑体"/>
+          <w:b/>
+          <w:color w:val="000000"/>
+          <w:sz w:val="24"/>
+        </w:rPr>
+        <w:t>3 数据安全</w:t>
+      </w:r>
+    </w:p>
+    <w:tbl>
+      <w:tblPr>
+        <w:tblStyle w:val="TableGrid"/>
+        <w:tblW w:type="auto" w:w="0"/>
+        <w:tblLayout w:type="autofit"/>
+        <w:tblLook w:firstColumn="1" w:firstRow="1" w:lastColumn="0" w:lastRow="0" w:noHBand="0" w:noVBand="1" w:val="04A0"/>
+      </w:tblPr>
+      <w:tblGrid>
+        <w:gridCol w:w="2880"/>
+        <w:gridCol w:w="2880"/>
+        <w:gridCol w:w="2880"/>
+      </w:tblGrid>
+      <w:tr>
+        <w:tc>
+          <w:tcPr>
+            <w:tcW w:type="dxa" w:w="2880"/>
+          </w:tcPr>
+          <w:p>
+            <w:r>
+              <w:rPr>
+                <w:rFonts w:ascii="Times New Roman" w:hAnsi="Times New Roman" w:eastAsia="宋体"/>
+                <w:b/>
+                <w:sz w:val="21"/>
+              </w:rPr>
+              <w:t>编号</w:t>
+            </w:r>
+          </w:p>
+        </w:tc>
+        <w:tc>
+          <w:tcPr>
+            <w:tcW w:type="dxa" w:w="2880"/>
+          </w:tcPr>
+          <w:p>
+            <w:r>
+              <w:rPr>
+                <w:rFonts w:ascii="Times New Roman" w:hAnsi="Times New Roman" w:eastAsia="宋体"/>
+                <w:b/>
+                <w:sz w:val="21"/>
+              </w:rPr>
+              <w:t>检查项</w:t>
+            </w:r>
+          </w:p>
+        </w:tc>
+        <w:tc>
+          <w:tcPr>
+            <w:tcW w:type="dxa" w:w="2880"/>
+          </w:tcPr>
+          <w:p>
+            <w:r>
+              <w:rPr>
+                <w:rFonts w:ascii="Times New Roman" w:hAnsi="Times New Roman" w:eastAsia="宋体"/>
+                <w:b/>
+                <w:sz w:val="21"/>
+              </w:rPr>
+              <w:t>验证结论</w:t>
+            </w:r>
+          </w:p>
+        </w:tc>
+      </w:tr>
+      <w:tr>
+        <w:tc>
+          <w:tcPr>
+            <w:tcW w:type="dxa" w:w="2880"/>
+          </w:tcPr>
+          <w:p>
+            <w:r>
+              <w:rPr>
+                <w:rFonts w:ascii="Times New Roman" w:hAnsi="Times New Roman" w:eastAsia="宋体"/>
+                <w:b w:val="0"/>
+                <w:sz w:val="21"/>
+              </w:rPr>
+              <w:t>3.1</w:t>
+            </w:r>
+          </w:p>
+        </w:tc>
+        <w:tc>
+          <w:tcPr>
+            <w:tcW w:type="dxa" w:w="2880"/>
+          </w:tcPr>
+          <w:p>
+            <w:r>
+              <w:rPr>
+                <w:rFonts w:ascii="Times New Roman" w:hAnsi="Times New Roman" w:eastAsia="宋体"/>
+                <w:b w:val="0"/>
+                <w:sz w:val="21"/>
+              </w:rPr>
+              <w:t>集中存储的涉密数据应采取加密保护措施</w:t>
+            </w:r>
+          </w:p>
+        </w:tc>
+        <w:tc>
+          <w:tcPr>
+            <w:tcW w:type="dxa" w:w="2880"/>
+          </w:tcPr>
+          <w:p>
+            <w:r>
+              <w:rPr>
+                <w:rFonts w:ascii="Times New Roman" w:hAnsi="Times New Roman" w:eastAsia="宋体"/>
+                <w:b w:val="0"/>
+                <w:sz w:val="21"/>
+              </w:rPr>
+              <w:t>部分可自动化</w:t>
+            </w:r>
+          </w:p>
+        </w:tc>
+      </w:tr>
+      <w:tr>
+        <w:tc>
+          <w:tcPr>
+            <w:tcW w:type="dxa" w:w="2880"/>
+          </w:tcPr>
+          <w:p>
+            <w:r>
+              <w:rPr>
+                <w:rFonts w:ascii="Times New Roman" w:hAnsi="Times New Roman" w:eastAsia="宋体"/>
+                <w:b w:val="0"/>
+                <w:sz w:val="21"/>
+              </w:rPr>
+              <w:t>3.2</w:t>
+            </w:r>
+          </w:p>
+        </w:tc>
+        <w:tc>
+          <w:tcPr>
+            <w:tcW w:type="dxa" w:w="2880"/>
+          </w:tcPr>
+          <w:p>
+            <w:r>
+              <w:rPr>
+                <w:rFonts w:ascii="Times New Roman" w:hAnsi="Times New Roman" w:eastAsia="宋体"/>
+                <w:b w:val="0"/>
+                <w:sz w:val="21"/>
+              </w:rPr>
+              <w:t>用户计算机之间的数据交互、文件传输凳应统一管控和审计</w:t>
+            </w:r>
+          </w:p>
+        </w:tc>
+        <w:tc>
+          <w:tcPr>
+            <w:tcW w:type="dxa" w:w="2880"/>
+          </w:tcPr>
+          <w:p>
+            <w:r>
+              <w:rPr>
+                <w:rFonts w:ascii="Times New Roman" w:hAnsi="Times New Roman" w:eastAsia="宋体"/>
+                <w:b w:val="0"/>
+                <w:sz w:val="21"/>
+              </w:rPr>
+              <w:t>可自动化</w:t>
+            </w:r>
+          </w:p>
+        </w:tc>
+      </w:tr>
+      <w:tr>
+        <w:tc>
+          <w:tcPr>
+            <w:tcW w:type="dxa" w:w="2880"/>
+          </w:tcPr>
+          <w:p>
+            <w:r>
+              <w:rPr>
+                <w:rFonts w:ascii="Times New Roman" w:hAnsi="Times New Roman" w:eastAsia="宋体"/>
+                <w:b w:val="0"/>
+                <w:sz w:val="21"/>
+              </w:rPr>
+              <w:t>3.3</w:t>
+            </w:r>
+          </w:p>
+        </w:tc>
+        <w:tc>
+          <w:tcPr>
+            <w:tcW w:type="dxa" w:w="2880"/>
+          </w:tcPr>
+          <w:p>
+            <w:r>
+              <w:rPr>
+                <w:rFonts w:ascii="Times New Roman" w:hAnsi="Times New Roman" w:eastAsia="宋体"/>
+                <w:b w:val="0"/>
+                <w:sz w:val="21"/>
+              </w:rPr>
+              <w:t>涉密存储载体在降密级使用前或重大JS演训活动结束后，应采取数据写覆盖方法及时清除数据</w:t>
+            </w:r>
+          </w:p>
+        </w:tc>
+        <w:tc>
+          <w:tcPr>
+            <w:tcW w:type="dxa" w:w="2880"/>
+          </w:tcPr>
+          <w:p>
+            <w:r>
+              <w:rPr>
+                <w:rFonts w:ascii="Times New Roman" w:hAnsi="Times New Roman" w:eastAsia="宋体"/>
+                <w:b w:val="0"/>
+                <w:sz w:val="21"/>
+              </w:rPr>
+              <w:t>可自动化</w:t>
+            </w:r>
+          </w:p>
+        </w:tc>
+      </w:tr>
+      <w:tr>
+        <w:tc>
+          <w:tcPr>
+            <w:tcW w:type="dxa" w:w="2880"/>
+          </w:tcPr>
+          <w:p>
+            <w:r>
+              <w:rPr>
+                <w:rFonts w:ascii="Times New Roman" w:hAnsi="Times New Roman" w:eastAsia="宋体"/>
+                <w:b w:val="0"/>
+                <w:sz w:val="21"/>
+              </w:rPr>
+              <w:t>3.4</w:t>
+            </w:r>
+          </w:p>
+        </w:tc>
+        <w:tc>
+          <w:tcPr>
+            <w:tcW w:type="dxa" w:w="2880"/>
+          </w:tcPr>
+          <w:p>
+            <w:r>
+              <w:rPr>
+                <w:rFonts w:ascii="Times New Roman" w:hAnsi="Times New Roman" w:eastAsia="宋体"/>
+                <w:b w:val="0"/>
+                <w:sz w:val="21"/>
+              </w:rPr>
+              <w:t>对确定销毁的涉密载体，应采取消磁、粉碎、溶解、化浆和熔化等方法进行销毁</w:t>
+            </w:r>
+          </w:p>
+        </w:tc>
+        <w:tc>
+          <w:tcPr>
+            <w:tcW w:type="dxa" w:w="2880"/>
+          </w:tcPr>
+          <w:p>
+            <w:r>
+              <w:rPr>
+                <w:rFonts w:ascii="Times New Roman" w:hAnsi="Times New Roman" w:eastAsia="宋体"/>
+                <w:b w:val="0"/>
+                <w:sz w:val="21"/>
+              </w:rPr>
+              <w:t>需人工</w:t>
+            </w:r>
+          </w:p>
+        </w:tc>
+      </w:tr>
+      <w:tr>
+        <w:tc>
+          <w:tcPr>
+            <w:tcW w:type="dxa" w:w="2880"/>
+          </w:tcPr>
+          <w:p>
+            <w:r>
+              <w:rPr>
+                <w:rFonts w:ascii="Times New Roman" w:hAnsi="Times New Roman" w:eastAsia="宋体"/>
+                <w:b w:val="0"/>
+                <w:sz w:val="21"/>
+              </w:rPr>
+              <w:t>3.5</w:t>
+            </w:r>
+          </w:p>
+        </w:tc>
+        <w:tc>
+          <w:tcPr>
+            <w:tcW w:type="dxa" w:w="2880"/>
+          </w:tcPr>
+          <w:p>
+            <w:r>
+              <w:rPr>
+                <w:rFonts w:ascii="Times New Roman" w:hAnsi="Times New Roman" w:eastAsia="宋体"/>
+                <w:b w:val="0"/>
+                <w:sz w:val="21"/>
+              </w:rPr>
+              <w:t>网络、系统、应用和用户行为等日志应采取读写控制、加密、变换、完整性校验等保护措施，TM级数据存储1应采取加密保护措施</w:t>
+            </w:r>
+          </w:p>
+        </w:tc>
+        <w:tc>
+          <w:tcPr>
+            <w:tcW w:type="dxa" w:w="2880"/>
+          </w:tcPr>
+          <w:p>
+            <w:r>
+              <w:rPr>
+                <w:rFonts w:ascii="Times New Roman" w:hAnsi="Times New Roman" w:eastAsia="宋体"/>
+                <w:b w:val="0"/>
+                <w:sz w:val="21"/>
+              </w:rPr>
+              <w:t>部分可自动化</w:t>
+            </w:r>
+          </w:p>
+        </w:tc>
+      </w:tr>
+      <w:tr>
+        <w:tc>
+          <w:tcPr>
+            <w:tcW w:type="dxa" w:w="2880"/>
+          </w:tcPr>
+          <w:p>
+            <w:r>
+              <w:rPr>
+                <w:rFonts w:ascii="Times New Roman" w:hAnsi="Times New Roman" w:eastAsia="宋体"/>
+                <w:b w:val="0"/>
+                <w:sz w:val="21"/>
+              </w:rPr>
+              <w:t>3.6</w:t>
+            </w:r>
+          </w:p>
+        </w:tc>
+        <w:tc>
+          <w:tcPr>
+            <w:tcW w:type="dxa" w:w="2880"/>
+          </w:tcPr>
+          <w:p>
+            <w:r>
+              <w:rPr>
+                <w:rFonts w:ascii="Times New Roman" w:hAnsi="Times New Roman" w:eastAsia="宋体"/>
+                <w:b w:val="0"/>
+                <w:sz w:val="21"/>
+              </w:rPr>
+              <w:t>网络边界应具备信息过滤、敏感内容识别等数据放泄漏能力</w:t>
+            </w:r>
+          </w:p>
+        </w:tc>
+        <w:tc>
+          <w:tcPr>
+            <w:tcW w:type="dxa" w:w="2880"/>
+          </w:tcPr>
+          <w:p>
+            <w:r>
+              <w:rPr>
+                <w:rFonts w:ascii="Times New Roman" w:hAnsi="Times New Roman" w:eastAsia="宋体"/>
+                <w:b w:val="0"/>
+                <w:sz w:val="21"/>
+              </w:rPr>
+              <w:t>部分可自动化</w:t>
+            </w:r>
+          </w:p>
+        </w:tc>
+      </w:tr>
+      <w:tr>
+        <w:tc>
+          <w:tcPr>
+            <w:tcW w:type="dxa" w:w="2880"/>
+          </w:tcPr>
+          <w:p>
+            <w:r>
+              <w:rPr>
+                <w:rFonts w:ascii="Times New Roman" w:hAnsi="Times New Roman" w:eastAsia="宋体"/>
+                <w:b w:val="0"/>
+                <w:sz w:val="21"/>
+              </w:rPr>
+              <w:t>3.7</w:t>
+            </w:r>
+          </w:p>
+        </w:tc>
+        <w:tc>
+          <w:tcPr>
+            <w:tcW w:type="dxa" w:w="2880"/>
+          </w:tcPr>
+          <w:p>
+            <w:r>
+              <w:rPr>
+                <w:rFonts w:ascii="Times New Roman" w:hAnsi="Times New Roman" w:eastAsia="宋体"/>
+                <w:b w:val="0"/>
+                <w:sz w:val="21"/>
+              </w:rPr>
+              <w:t>数据存储系统管理登录至少采取验证码等增强措施，修改默认用户名和口令等默认设置，管理与访问应具有行为审计功能，审计日志应至少保留180天</w:t>
+            </w:r>
+          </w:p>
+        </w:tc>
+        <w:tc>
+          <w:tcPr>
+            <w:tcW w:type="dxa" w:w="2880"/>
+          </w:tcPr>
+          <w:p>
+            <w:r>
+              <w:rPr>
+                <w:rFonts w:ascii="Times New Roman" w:hAnsi="Times New Roman" w:eastAsia="宋体"/>
+                <w:b w:val="0"/>
+                <w:sz w:val="21"/>
+              </w:rPr>
+              <w:t>部分可自动化</w:t>
+            </w:r>
+          </w:p>
+        </w:tc>
+      </w:tr>
+      <w:tr>
+        <w:tc>
+          <w:tcPr>
+            <w:tcW w:type="dxa" w:w="2880"/>
+          </w:tcPr>
+          <w:p>
+            <w:r>
+              <w:rPr>
+                <w:rFonts w:ascii="Times New Roman" w:hAnsi="Times New Roman" w:eastAsia="宋体"/>
+                <w:b w:val="0"/>
+                <w:sz w:val="21"/>
+              </w:rPr>
+              <w:t>3.8</w:t>
+            </w:r>
+          </w:p>
+        </w:tc>
+        <w:tc>
+          <w:tcPr>
+            <w:tcW w:type="dxa" w:w="2880"/>
+          </w:tcPr>
+          <w:p>
+            <w:r>
+              <w:rPr>
+                <w:rFonts w:ascii="Times New Roman" w:hAnsi="Times New Roman" w:eastAsia="宋体"/>
+                <w:b w:val="0"/>
+                <w:sz w:val="21"/>
+              </w:rPr>
+              <w:t>数据存储系统应根据重要程度划分不同存储区快，并设置用户访问权限</w:t>
+            </w:r>
+          </w:p>
+        </w:tc>
+        <w:tc>
+          <w:tcPr>
+            <w:tcW w:type="dxa" w:w="2880"/>
+          </w:tcPr>
+          <w:p>
+            <w:r>
+              <w:rPr>
+                <w:rFonts w:ascii="Times New Roman" w:hAnsi="Times New Roman" w:eastAsia="宋体"/>
+                <w:b w:val="0"/>
+                <w:sz w:val="21"/>
+              </w:rPr>
+              <w:t>部分可自动化</w:t>
+            </w:r>
+          </w:p>
+        </w:tc>
+      </w:tr>
+      <w:tr>
+        <w:tc>
+          <w:tcPr>
+            <w:tcW w:type="dxa" w:w="2880"/>
+          </w:tcPr>
+          <w:p>
+            <w:r>
+              <w:rPr>
+                <w:rFonts w:ascii="Times New Roman" w:hAnsi="Times New Roman" w:eastAsia="宋体"/>
+                <w:b w:val="0"/>
+                <w:sz w:val="21"/>
+              </w:rPr>
+              <w:t>3.9</w:t>
+            </w:r>
+          </w:p>
+        </w:tc>
+        <w:tc>
+          <w:tcPr>
+            <w:tcW w:type="dxa" w:w="2880"/>
+          </w:tcPr>
+          <w:p>
+            <w:r>
+              <w:rPr>
+                <w:rFonts w:ascii="Times New Roman" w:hAnsi="Times New Roman" w:eastAsia="宋体"/>
+                <w:b w:val="0"/>
+                <w:sz w:val="21"/>
+              </w:rPr>
+              <w:t>检查数据传输过程是否按照要求进行加密，传输路径是否合理，是否统一管控、留有日志记录，是否具有防泄漏措施，是否存在安全风险</w:t>
+            </w:r>
+          </w:p>
+        </w:tc>
+        <w:tc>
+          <w:tcPr>
+            <w:tcW w:type="dxa" w:w="2880"/>
+          </w:tcPr>
+          <w:p>
+            <w:r>
+              <w:rPr>
+                <w:rFonts w:ascii="Times New Roman" w:hAnsi="Times New Roman" w:eastAsia="宋体"/>
+                <w:b w:val="0"/>
+                <w:sz w:val="21"/>
+              </w:rPr>
+              <w:t>部分可自动化</w:t>
+            </w:r>
+          </w:p>
+        </w:tc>
+      </w:tr>
+      <w:tr>
+        <w:tc>
+          <w:tcPr>
+            <w:tcW w:type="dxa" w:w="2880"/>
+          </w:tcPr>
+          <w:p>
+            <w:r>
+              <w:rPr>
+                <w:rFonts w:ascii="Times New Roman" w:hAnsi="Times New Roman" w:eastAsia="宋体"/>
+                <w:b w:val="0"/>
+                <w:sz w:val="21"/>
+              </w:rPr>
+              <w:t>3.10</w:t>
+            </w:r>
+          </w:p>
+        </w:tc>
+        <w:tc>
+          <w:tcPr>
+            <w:tcW w:type="dxa" w:w="2880"/>
+          </w:tcPr>
+          <w:p>
+            <w:r>
+              <w:rPr>
+                <w:rFonts w:ascii="Times New Roman" w:hAnsi="Times New Roman" w:eastAsia="宋体"/>
+                <w:b w:val="0"/>
+                <w:sz w:val="21"/>
+              </w:rPr>
+              <w:t>检查数据共享是否合理，是否存在安全隐患</w:t>
+            </w:r>
+          </w:p>
+        </w:tc>
+        <w:tc>
+          <w:tcPr>
+            <w:tcW w:type="dxa" w:w="2880"/>
+          </w:tcPr>
+          <w:p>
+            <w:r>
+              <w:rPr>
+                <w:rFonts w:ascii="Times New Roman" w:hAnsi="Times New Roman" w:eastAsia="宋体"/>
+                <w:b w:val="0"/>
+                <w:sz w:val="21"/>
+              </w:rPr>
+              <w:t>部分可自动化</w:t>
+            </w:r>
+          </w:p>
+        </w:tc>
+      </w:tr>
+      <w:tr>
+        <w:tc>
+          <w:tcPr>
+            <w:tcW w:type="dxa" w:w="2880"/>
+          </w:tcPr>
+          <w:p>
+            <w:r>
+              <w:rPr>
+                <w:rFonts w:ascii="Times New Roman" w:hAnsi="Times New Roman" w:eastAsia="宋体"/>
+                <w:b w:val="0"/>
+                <w:sz w:val="21"/>
+              </w:rPr>
+              <w:t>3.11</w:t>
+            </w:r>
+          </w:p>
+        </w:tc>
+        <w:tc>
+          <w:tcPr>
+            <w:tcW w:type="dxa" w:w="2880"/>
+          </w:tcPr>
+          <w:p>
+            <w:r>
+              <w:rPr>
+                <w:rFonts w:ascii="Times New Roman" w:hAnsi="Times New Roman" w:eastAsia="宋体"/>
+                <w:b w:val="0"/>
+                <w:sz w:val="21"/>
+              </w:rPr>
+              <w:t>检查对数据的访问是否按照权限分级访问，是否对访问行为进行审计</w:t>
+            </w:r>
+          </w:p>
+        </w:tc>
+        <w:tc>
+          <w:tcPr>
+            <w:tcW w:type="dxa" w:w="2880"/>
+          </w:tcPr>
+          <w:p>
+            <w:r>
+              <w:rPr>
+                <w:rFonts w:ascii="Times New Roman" w:hAnsi="Times New Roman" w:eastAsia="宋体"/>
+                <w:b w:val="0"/>
+                <w:sz w:val="21"/>
+              </w:rPr>
+              <w:t>部分可自动化</w:t>
+            </w:r>
+          </w:p>
+        </w:tc>
+      </w:tr>
+      <w:tr>
+        <w:tc>
+          <w:tcPr>
+            <w:tcW w:type="dxa" w:w="2880"/>
+          </w:tcPr>
+          <w:p>
+            <w:r>
+              <w:rPr>
+                <w:rFonts w:ascii="Times New Roman" w:hAnsi="Times New Roman" w:eastAsia="宋体"/>
+                <w:b w:val="0"/>
+                <w:sz w:val="21"/>
+              </w:rPr>
+              <w:t>3.12</w:t>
+            </w:r>
+          </w:p>
+        </w:tc>
+        <w:tc>
+          <w:tcPr>
+            <w:tcW w:type="dxa" w:w="2880"/>
+          </w:tcPr>
+          <w:p>
+            <w:r>
+              <w:rPr>
+                <w:rFonts w:ascii="Times New Roman" w:hAnsi="Times New Roman" w:eastAsia="宋体"/>
+                <w:b w:val="0"/>
+                <w:sz w:val="21"/>
+              </w:rPr>
+              <w:t>检查数据采集是否超出业务需求范围</w:t>
+            </w:r>
+          </w:p>
+        </w:tc>
+        <w:tc>
+          <w:tcPr>
+            <w:tcW w:type="dxa" w:w="2880"/>
+          </w:tcPr>
+          <w:p>
+            <w:r>
+              <w:rPr>
+                <w:rFonts w:ascii="Times New Roman" w:hAnsi="Times New Roman" w:eastAsia="宋体"/>
+                <w:b w:val="0"/>
+                <w:sz w:val="21"/>
+              </w:rPr>
+              <w:t>需人工</w:t>
+            </w:r>
+          </w:p>
+        </w:tc>
+      </w:tr>
+      <w:tr>
+        <w:tc>
+          <w:tcPr>
+            <w:tcW w:type="dxa" w:w="2880"/>
+          </w:tcPr>
+          <w:p>
+            <w:r>
+              <w:rPr>
+                <w:rFonts w:ascii="Times New Roman" w:hAnsi="Times New Roman" w:eastAsia="宋体"/>
+                <w:b w:val="0"/>
+                <w:sz w:val="21"/>
+              </w:rPr>
+              <w:t>3.13</w:t>
+            </w:r>
+          </w:p>
+        </w:tc>
+        <w:tc>
+          <w:tcPr>
+            <w:tcW w:type="dxa" w:w="2880"/>
+          </w:tcPr>
+          <w:p>
+            <w:r>
+              <w:rPr>
+                <w:rFonts w:ascii="Times New Roman" w:hAnsi="Times New Roman" w:eastAsia="宋体"/>
+                <w:b w:val="0"/>
+                <w:sz w:val="21"/>
+              </w:rPr>
+              <w:t>检查数据各环节处理是否满足密级相应的保密要求</w:t>
+            </w:r>
+          </w:p>
+        </w:tc>
+        <w:tc>
+          <w:tcPr>
+            <w:tcW w:type="dxa" w:w="2880"/>
+          </w:tcPr>
+          <w:p>
+            <w:r>
+              <w:rPr>
+                <w:rFonts w:ascii="Times New Roman" w:hAnsi="Times New Roman" w:eastAsia="宋体"/>
+                <w:b w:val="0"/>
+                <w:sz w:val="21"/>
+              </w:rPr>
+              <w:t>部分可自动化</w:t>
+            </w:r>
+          </w:p>
+        </w:tc>
+      </w:tr>
+      <w:tr>
+        <w:tc>
+          <w:tcPr>
+            <w:tcW w:type="dxa" w:w="2880"/>
+          </w:tcPr>
+          <w:p>
+            <w:r>
+              <w:rPr>
+                <w:rFonts w:ascii="Times New Roman" w:hAnsi="Times New Roman" w:eastAsia="宋体"/>
+                <w:b w:val="0"/>
+                <w:sz w:val="21"/>
+              </w:rPr>
+              <w:t>3.14</w:t>
+            </w:r>
+          </w:p>
+        </w:tc>
+        <w:tc>
+          <w:tcPr>
+            <w:tcW w:type="dxa" w:w="2880"/>
+          </w:tcPr>
+          <w:p>
+            <w:r>
+              <w:rPr>
+                <w:rFonts w:ascii="Times New Roman" w:hAnsi="Times New Roman" w:eastAsia="宋体"/>
+                <w:b w:val="0"/>
+                <w:sz w:val="21"/>
+              </w:rPr>
+              <w:t>检查对数据的访问是否按照权限分级访问，是否对访问行为进行审计，对大数据的访问是否提供同一管控和访问控制</w:t>
+            </w:r>
+          </w:p>
+        </w:tc>
+        <w:tc>
+          <w:tcPr>
+            <w:tcW w:type="dxa" w:w="2880"/>
+          </w:tcPr>
+          <w:p>
+            <w:r>
+              <w:rPr>
+                <w:rFonts w:ascii="Times New Roman" w:hAnsi="Times New Roman" w:eastAsia="宋体"/>
+                <w:b w:val="0"/>
+                <w:sz w:val="21"/>
+              </w:rPr>
+              <w:t>需人工</w:t>
+            </w:r>
+          </w:p>
+        </w:tc>
+      </w:tr>
+    </w:tbl>
+    <w:p>
+      <w:pPr>
+        <w:pStyle w:val="Heading3"/>
+        <w:spacing w:before="160" w:after="120"/>
+      </w:pPr>
+      <w:r>
+        <w:rPr>
+          <w:rFonts w:ascii="Times New Roman" w:hAnsi="Times New Roman" w:eastAsia="黑体"/>
+          <w:b/>
+          <w:color w:val="000000"/>
+          <w:sz w:val="24"/>
+        </w:rPr>
+        <w:t>4 应用安全</w:t>
+      </w:r>
+    </w:p>
+    <w:tbl>
+      <w:tblPr>
+        <w:tblStyle w:val="TableGrid"/>
+        <w:tblW w:type="auto" w:w="0"/>
+        <w:tblLayout w:type="autofit"/>
+        <w:tblLook w:firstColumn="1" w:firstRow="1" w:lastColumn="0" w:lastRow="0" w:noHBand="0" w:noVBand="1" w:val="04A0"/>
+      </w:tblPr>
+      <w:tblGrid>
+        <w:gridCol w:w="2880"/>
+        <w:gridCol w:w="2880"/>
+        <w:gridCol w:w="2880"/>
+      </w:tblGrid>
+      <w:tr>
+        <w:tc>
+          <w:tcPr>
+            <w:tcW w:type="dxa" w:w="2880"/>
+          </w:tcPr>
+          <w:p>
+            <w:r>
+              <w:rPr>
+                <w:rFonts w:ascii="Times New Roman" w:hAnsi="Times New Roman" w:eastAsia="宋体"/>
+                <w:b/>
+                <w:sz w:val="21"/>
+              </w:rPr>
+              <w:t>编号</w:t>
+            </w:r>
+          </w:p>
+        </w:tc>
+        <w:tc>
+          <w:tcPr>
+            <w:tcW w:type="dxa" w:w="2880"/>
+          </w:tcPr>
+          <w:p>
+            <w:r>
+              <w:rPr>
+                <w:rFonts w:ascii="Times New Roman" w:hAnsi="Times New Roman" w:eastAsia="宋体"/>
+                <w:b/>
+                <w:sz w:val="21"/>
+              </w:rPr>
+              <w:t>检查项</w:t>
+            </w:r>
+          </w:p>
+        </w:tc>
+        <w:tc>
+          <w:tcPr>
+            <w:tcW w:type="dxa" w:w="2880"/>
+          </w:tcPr>
+          <w:p>
+            <w:r>
+              <w:rPr>
+                <w:rFonts w:ascii="Times New Roman" w:hAnsi="Times New Roman" w:eastAsia="宋体"/>
+                <w:b/>
+                <w:sz w:val="21"/>
+              </w:rPr>
+              <w:t>验证结论</w:t>
+            </w:r>
+          </w:p>
+        </w:tc>
+      </w:tr>
+      <w:tr>
+        <w:tc>
+          <w:tcPr>
+            <w:tcW w:type="dxa" w:w="2880"/>
+          </w:tcPr>
+          <w:p>
+            <w:r>
+              <w:rPr>
+                <w:rFonts w:ascii="Times New Roman" w:hAnsi="Times New Roman" w:eastAsia="宋体"/>
+                <w:b w:val="0"/>
+                <w:sz w:val="21"/>
+              </w:rPr>
+              <w:t>4.1</w:t>
+            </w:r>
+          </w:p>
+        </w:tc>
+        <w:tc>
+          <w:tcPr>
+            <w:tcW w:type="dxa" w:w="2880"/>
+          </w:tcPr>
+          <w:p>
+            <w:r>
+              <w:rPr>
+                <w:rFonts w:ascii="Times New Roman" w:hAnsi="Times New Roman" w:eastAsia="宋体"/>
+                <w:b w:val="0"/>
+                <w:sz w:val="21"/>
+              </w:rPr>
+              <w:t>应用系统软件应采取备份措施</w:t>
+            </w:r>
+          </w:p>
+        </w:tc>
+        <w:tc>
+          <w:tcPr>
+            <w:tcW w:type="dxa" w:w="2880"/>
+          </w:tcPr>
+          <w:p>
+            <w:r>
+              <w:rPr>
+                <w:rFonts w:ascii="Times New Roman" w:hAnsi="Times New Roman" w:eastAsia="宋体"/>
+                <w:b w:val="0"/>
+                <w:sz w:val="21"/>
+              </w:rPr>
+              <w:t>部分可自动化</w:t>
+            </w:r>
+          </w:p>
+        </w:tc>
+      </w:tr>
+      <w:tr>
+        <w:tc>
+          <w:tcPr>
+            <w:tcW w:type="dxa" w:w="2880"/>
+          </w:tcPr>
+          <w:p>
+            <w:r>
+              <w:rPr>
+                <w:rFonts w:ascii="Times New Roman" w:hAnsi="Times New Roman" w:eastAsia="宋体"/>
+                <w:b w:val="0"/>
+                <w:sz w:val="21"/>
+              </w:rPr>
+              <w:t>4.2</w:t>
+            </w:r>
+          </w:p>
+        </w:tc>
+        <w:tc>
+          <w:tcPr>
+            <w:tcW w:type="dxa" w:w="2880"/>
+          </w:tcPr>
+          <w:p>
+            <w:r>
+              <w:rPr>
+                <w:rFonts w:ascii="Times New Roman" w:hAnsi="Times New Roman" w:eastAsia="宋体"/>
+                <w:b w:val="0"/>
+                <w:sz w:val="21"/>
+              </w:rPr>
+              <w:t>应用系统软件应及时安装补丁程序，且更新所用升级包应经过安全性测试；</w:t>
+            </w:r>
+          </w:p>
+        </w:tc>
+        <w:tc>
+          <w:tcPr>
+            <w:tcW w:type="dxa" w:w="2880"/>
+          </w:tcPr>
+          <w:p>
+            <w:r>
+              <w:rPr>
+                <w:rFonts w:ascii="Times New Roman" w:hAnsi="Times New Roman" w:eastAsia="宋体"/>
+                <w:b w:val="0"/>
+                <w:sz w:val="21"/>
+              </w:rPr>
+              <w:t>部分可自动化</w:t>
+            </w:r>
+          </w:p>
+        </w:tc>
+      </w:tr>
+      <w:tr>
+        <w:tc>
+          <w:tcPr>
+            <w:tcW w:type="dxa" w:w="2880"/>
+          </w:tcPr>
+          <w:p>
+            <w:r>
+              <w:rPr>
+                <w:rFonts w:ascii="Times New Roman" w:hAnsi="Times New Roman" w:eastAsia="宋体"/>
+                <w:b w:val="0"/>
+                <w:sz w:val="21"/>
+              </w:rPr>
+              <w:t>4.3</w:t>
+            </w:r>
+          </w:p>
+        </w:tc>
+        <w:tc>
+          <w:tcPr>
+            <w:tcW w:type="dxa" w:w="2880"/>
+          </w:tcPr>
+          <w:p>
+            <w:r>
+              <w:rPr>
+                <w:rFonts w:ascii="Times New Roman" w:hAnsi="Times New Roman" w:eastAsia="宋体"/>
+                <w:b w:val="0"/>
+                <w:sz w:val="21"/>
+              </w:rPr>
+              <w:t>需基于可信根对应用系统软件进行可信验证。可信性受到破坏后报警。</w:t>
+            </w:r>
+          </w:p>
+        </w:tc>
+        <w:tc>
+          <w:tcPr>
+            <w:tcW w:type="dxa" w:w="2880"/>
+          </w:tcPr>
+          <w:p>
+            <w:r>
+              <w:rPr>
+                <w:rFonts w:ascii="Times New Roman" w:hAnsi="Times New Roman" w:eastAsia="宋体"/>
+                <w:b w:val="0"/>
+                <w:sz w:val="21"/>
+              </w:rPr>
+              <w:t>可自动化</w:t>
+            </w:r>
+          </w:p>
+        </w:tc>
+      </w:tr>
+      <w:tr>
+        <w:tc>
+          <w:tcPr>
+            <w:tcW w:type="dxa" w:w="2880"/>
+          </w:tcPr>
+          <w:p>
+            <w:r>
+              <w:rPr>
+                <w:rFonts w:ascii="Times New Roman" w:hAnsi="Times New Roman" w:eastAsia="宋体"/>
+                <w:b w:val="0"/>
+                <w:sz w:val="21"/>
+              </w:rPr>
+              <w:t>4.4</w:t>
+            </w:r>
+          </w:p>
+        </w:tc>
+        <w:tc>
+          <w:tcPr>
+            <w:tcW w:type="dxa" w:w="2880"/>
+          </w:tcPr>
+          <w:p>
+            <w:r>
+              <w:rPr>
+                <w:rFonts w:ascii="Times New Roman" w:hAnsi="Times New Roman" w:eastAsia="宋体"/>
+                <w:b w:val="0"/>
+                <w:sz w:val="21"/>
+              </w:rPr>
+              <w:t>提供公共信息服务的服务器应应与涉密信息服务器分设，专用服务器应只提供专用服务。</w:t>
+            </w:r>
+          </w:p>
+        </w:tc>
+        <w:tc>
+          <w:tcPr>
+            <w:tcW w:type="dxa" w:w="2880"/>
+          </w:tcPr>
+          <w:p>
+            <w:r>
+              <w:rPr>
+                <w:rFonts w:ascii="Times New Roman" w:hAnsi="Times New Roman" w:eastAsia="宋体"/>
+                <w:b w:val="0"/>
+                <w:sz w:val="21"/>
+              </w:rPr>
+              <w:t>部分可自动化</w:t>
+            </w:r>
+          </w:p>
+        </w:tc>
+      </w:tr>
+      <w:tr>
+        <w:tc>
+          <w:tcPr>
+            <w:tcW w:type="dxa" w:w="2880"/>
+          </w:tcPr>
+          <w:p>
+            <w:r>
+              <w:rPr>
+                <w:rFonts w:ascii="Times New Roman" w:hAnsi="Times New Roman" w:eastAsia="宋体"/>
+                <w:b w:val="0"/>
+                <w:sz w:val="21"/>
+              </w:rPr>
+              <w:t>4.5</w:t>
+            </w:r>
+          </w:p>
+        </w:tc>
+        <w:tc>
+          <w:tcPr>
+            <w:tcW w:type="dxa" w:w="2880"/>
+          </w:tcPr>
+          <w:p>
+            <w:r>
+              <w:rPr>
+                <w:rFonts w:ascii="Times New Roman" w:hAnsi="Times New Roman" w:eastAsia="宋体"/>
+                <w:b w:val="0"/>
+                <w:sz w:val="21"/>
+              </w:rPr>
+              <w:t>提供公共信息服务的服务器应具备防DDoS攻击能力</w:t>
+            </w:r>
+          </w:p>
+        </w:tc>
+        <w:tc>
+          <w:tcPr>
+            <w:tcW w:type="dxa" w:w="2880"/>
+          </w:tcPr>
+          <w:p>
+            <w:r>
+              <w:rPr>
+                <w:rFonts w:ascii="Times New Roman" w:hAnsi="Times New Roman" w:eastAsia="宋体"/>
+                <w:b w:val="0"/>
+                <w:sz w:val="21"/>
+              </w:rPr>
+              <w:t>部分可自动化</w:t>
+            </w:r>
+          </w:p>
+        </w:tc>
+      </w:tr>
+      <w:tr>
+        <w:tc>
+          <w:tcPr>
+            <w:tcW w:type="dxa" w:w="2880"/>
+          </w:tcPr>
+          <w:p>
+            <w:r>
+              <w:rPr>
+                <w:rFonts w:ascii="Times New Roman" w:hAnsi="Times New Roman" w:eastAsia="宋体"/>
+                <w:b w:val="0"/>
+                <w:sz w:val="21"/>
+              </w:rPr>
+              <w:t>4.6</w:t>
+            </w:r>
+          </w:p>
+        </w:tc>
+        <w:tc>
+          <w:tcPr>
+            <w:tcW w:type="dxa" w:w="2880"/>
+          </w:tcPr>
+          <w:p>
+            <w:r>
+              <w:rPr>
+                <w:rFonts w:ascii="Times New Roman" w:hAnsi="Times New Roman" w:eastAsia="宋体"/>
+                <w:b w:val="0"/>
+                <w:sz w:val="21"/>
+              </w:rPr>
+              <w:t>Web应用系统服务器应采取Web防护措施。</w:t>
+            </w:r>
+          </w:p>
+        </w:tc>
+        <w:tc>
+          <w:tcPr>
+            <w:tcW w:type="dxa" w:w="2880"/>
+          </w:tcPr>
+          <w:p>
+            <w:r>
+              <w:rPr>
+                <w:rFonts w:ascii="Times New Roman" w:hAnsi="Times New Roman" w:eastAsia="宋体"/>
+                <w:b w:val="0"/>
+                <w:sz w:val="21"/>
+              </w:rPr>
+              <w:t>需人工</w:t>
+            </w:r>
+          </w:p>
+        </w:tc>
+      </w:tr>
+      <w:tr>
+        <w:tc>
+          <w:tcPr>
+            <w:tcW w:type="dxa" w:w="2880"/>
+          </w:tcPr>
+          <w:p>
+            <w:r>
+              <w:rPr>
+                <w:rFonts w:ascii="Times New Roman" w:hAnsi="Times New Roman" w:eastAsia="宋体"/>
+                <w:b w:val="0"/>
+                <w:sz w:val="21"/>
+              </w:rPr>
+              <w:t>4.7</w:t>
+            </w:r>
+          </w:p>
+        </w:tc>
+        <w:tc>
+          <w:tcPr>
+            <w:tcW w:type="dxa" w:w="2880"/>
+          </w:tcPr>
+          <w:p>
+            <w:r>
+              <w:rPr>
+                <w:rFonts w:ascii="Times New Roman" w:hAnsi="Times New Roman" w:eastAsia="宋体"/>
+                <w:b w:val="0"/>
+                <w:sz w:val="21"/>
+              </w:rPr>
+              <w:t>网站服务宜以静态页面形式发布；</w:t>
+            </w:r>
+          </w:p>
+        </w:tc>
+        <w:tc>
+          <w:tcPr>
+            <w:tcW w:type="dxa" w:w="2880"/>
+          </w:tcPr>
+          <w:p>
+            <w:r>
+              <w:rPr>
+                <w:rFonts w:ascii="Times New Roman" w:hAnsi="Times New Roman" w:eastAsia="宋体"/>
+                <w:b w:val="0"/>
+                <w:sz w:val="21"/>
+              </w:rPr>
+              <w:t>部分可自动化</w:t>
+            </w:r>
+          </w:p>
+        </w:tc>
+      </w:tr>
+      <w:tr>
+        <w:tc>
+          <w:tcPr>
+            <w:tcW w:type="dxa" w:w="2880"/>
+          </w:tcPr>
+          <w:p>
+            <w:r>
+              <w:rPr>
+                <w:rFonts w:ascii="Times New Roman" w:hAnsi="Times New Roman" w:eastAsia="宋体"/>
+                <w:b w:val="0"/>
+                <w:sz w:val="21"/>
+              </w:rPr>
+              <w:t>4.8</w:t>
+            </w:r>
+          </w:p>
+        </w:tc>
+        <w:tc>
+          <w:tcPr>
+            <w:tcW w:type="dxa" w:w="2880"/>
+          </w:tcPr>
+          <w:p>
+            <w:r>
+              <w:rPr>
+                <w:rFonts w:ascii="Times New Roman" w:hAnsi="Times New Roman" w:eastAsia="宋体"/>
+                <w:b w:val="0"/>
+                <w:sz w:val="21"/>
+              </w:rPr>
+              <w:t>网站应采取网页放篡改措施，防止对信息内容的非法修改；</w:t>
+            </w:r>
+          </w:p>
+        </w:tc>
+        <w:tc>
+          <w:tcPr>
+            <w:tcW w:type="dxa" w:w="2880"/>
+          </w:tcPr>
+          <w:p>
+            <w:r>
+              <w:rPr>
+                <w:rFonts w:ascii="Times New Roman" w:hAnsi="Times New Roman" w:eastAsia="宋体"/>
+                <w:b w:val="0"/>
+                <w:sz w:val="21"/>
+              </w:rPr>
+              <w:t>部分可自动化</w:t>
+            </w:r>
+          </w:p>
+        </w:tc>
+      </w:tr>
+      <w:tr>
+        <w:tc>
+          <w:tcPr>
+            <w:tcW w:type="dxa" w:w="2880"/>
+          </w:tcPr>
+          <w:p>
+            <w:r>
+              <w:rPr>
+                <w:rFonts w:ascii="Times New Roman" w:hAnsi="Times New Roman" w:eastAsia="宋体"/>
+                <w:b w:val="0"/>
+                <w:sz w:val="21"/>
+              </w:rPr>
+              <w:t>4.9</w:t>
+            </w:r>
+          </w:p>
+        </w:tc>
+        <w:tc>
+          <w:tcPr>
+            <w:tcW w:type="dxa" w:w="2880"/>
+          </w:tcPr>
+          <w:p>
+            <w:r>
+              <w:rPr>
+                <w:rFonts w:ascii="Times New Roman" w:hAnsi="Times New Roman" w:eastAsia="宋体"/>
+                <w:b w:val="0"/>
+                <w:sz w:val="21"/>
+              </w:rPr>
+              <w:t>Web应用系统应具备防范SQL注入、跨站脚本等攻击能力；</w:t>
+            </w:r>
+          </w:p>
+        </w:tc>
+        <w:tc>
+          <w:tcPr>
+            <w:tcW w:type="dxa" w:w="2880"/>
+          </w:tcPr>
+          <w:p>
+            <w:r>
+              <w:rPr>
+                <w:rFonts w:ascii="Times New Roman" w:hAnsi="Times New Roman" w:eastAsia="宋体"/>
+                <w:b w:val="0"/>
+                <w:sz w:val="21"/>
+              </w:rPr>
+              <w:t>需人工</w:t>
+            </w:r>
+          </w:p>
+        </w:tc>
+      </w:tr>
+      <w:tr>
+        <w:tc>
+          <w:tcPr>
+            <w:tcW w:type="dxa" w:w="2880"/>
+          </w:tcPr>
+          <w:p>
+            <w:r>
+              <w:rPr>
+                <w:rFonts w:ascii="Times New Roman" w:hAnsi="Times New Roman" w:eastAsia="宋体"/>
+                <w:b w:val="0"/>
+                <w:sz w:val="21"/>
+              </w:rPr>
+              <w:t>4.10</w:t>
+            </w:r>
+          </w:p>
+        </w:tc>
+        <w:tc>
+          <w:tcPr>
+            <w:tcW w:type="dxa" w:w="2880"/>
+          </w:tcPr>
+          <w:p>
+            <w:r>
+              <w:rPr>
+                <w:rFonts w:ascii="Times New Roman" w:hAnsi="Times New Roman" w:eastAsia="宋体"/>
+                <w:b w:val="0"/>
+                <w:sz w:val="21"/>
+              </w:rPr>
+              <w:t>Web应用系统应具备执行代码有效验证能力；</w:t>
+            </w:r>
+          </w:p>
+        </w:tc>
+        <w:tc>
+          <w:tcPr>
+            <w:tcW w:type="dxa" w:w="2880"/>
+          </w:tcPr>
+          <w:p>
+            <w:r>
+              <w:rPr>
+                <w:rFonts w:ascii="Times New Roman" w:hAnsi="Times New Roman" w:eastAsia="宋体"/>
+                <w:b w:val="0"/>
+                <w:sz w:val="21"/>
+              </w:rPr>
+              <w:t>需人工</w:t>
+            </w:r>
+          </w:p>
+        </w:tc>
+      </w:tr>
+      <w:tr>
+        <w:tc>
+          <w:tcPr>
+            <w:tcW w:type="dxa" w:w="2880"/>
+          </w:tcPr>
+          <w:p>
+            <w:r>
+              <w:rPr>
+                <w:rFonts w:ascii="Times New Roman" w:hAnsi="Times New Roman" w:eastAsia="宋体"/>
+                <w:b w:val="0"/>
+                <w:sz w:val="21"/>
+              </w:rPr>
+              <w:t>4.11</w:t>
+            </w:r>
+          </w:p>
+        </w:tc>
+        <w:tc>
+          <w:tcPr>
+            <w:tcW w:type="dxa" w:w="2880"/>
+          </w:tcPr>
+          <w:p>
+            <w:r>
+              <w:rPr>
+                <w:rFonts w:ascii="Times New Roman" w:hAnsi="Times New Roman" w:eastAsia="宋体"/>
+                <w:b w:val="0"/>
+                <w:sz w:val="21"/>
+              </w:rPr>
+              <w:t>应具备用户授权访问控制能力；</w:t>
+            </w:r>
+          </w:p>
+        </w:tc>
+        <w:tc>
+          <w:tcPr>
+            <w:tcW w:type="dxa" w:w="2880"/>
+          </w:tcPr>
+          <w:p>
+            <w:r>
+              <w:rPr>
+                <w:rFonts w:ascii="Times New Roman" w:hAnsi="Times New Roman" w:eastAsia="宋体"/>
+                <w:b w:val="0"/>
+                <w:sz w:val="21"/>
+              </w:rPr>
+              <w:t>部分可自动化</w:t>
+            </w:r>
+          </w:p>
+        </w:tc>
+      </w:tr>
+      <w:tr>
+        <w:tc>
+          <w:tcPr>
+            <w:tcW w:type="dxa" w:w="2880"/>
+          </w:tcPr>
+          <w:p>
+            <w:r>
+              <w:rPr>
+                <w:rFonts w:ascii="Times New Roman" w:hAnsi="Times New Roman" w:eastAsia="宋体"/>
+                <w:b w:val="0"/>
+                <w:sz w:val="21"/>
+              </w:rPr>
+              <w:t>4.12</w:t>
+            </w:r>
+          </w:p>
+        </w:tc>
+        <w:tc>
+          <w:tcPr>
+            <w:tcW w:type="dxa" w:w="2880"/>
+          </w:tcPr>
+          <w:p>
+            <w:r>
+              <w:rPr>
+                <w:rFonts w:ascii="Times New Roman" w:hAnsi="Times New Roman" w:eastAsia="宋体"/>
+                <w:b w:val="0"/>
+                <w:sz w:val="21"/>
+              </w:rPr>
+              <w:t>应具备访问应用最大并发会话连接数限制能力；</w:t>
+            </w:r>
+          </w:p>
+        </w:tc>
+        <w:tc>
+          <w:tcPr>
+            <w:tcW w:type="dxa" w:w="2880"/>
+          </w:tcPr>
+          <w:p>
+            <w:r>
+              <w:rPr>
+                <w:rFonts w:ascii="Times New Roman" w:hAnsi="Times New Roman" w:eastAsia="宋体"/>
+                <w:b w:val="0"/>
+                <w:sz w:val="21"/>
+              </w:rPr>
+              <w:t>部分可自动化</w:t>
+            </w:r>
+          </w:p>
+        </w:tc>
+      </w:tr>
+      <w:tr>
+        <w:tc>
+          <w:tcPr>
+            <w:tcW w:type="dxa" w:w="2880"/>
+          </w:tcPr>
+          <w:p>
+            <w:r>
+              <w:rPr>
+                <w:rFonts w:ascii="Times New Roman" w:hAnsi="Times New Roman" w:eastAsia="宋体"/>
+                <w:b w:val="0"/>
+                <w:sz w:val="21"/>
+              </w:rPr>
+              <w:t>4.13</w:t>
+            </w:r>
+          </w:p>
+        </w:tc>
+        <w:tc>
+          <w:tcPr>
+            <w:tcW w:type="dxa" w:w="2880"/>
+          </w:tcPr>
+          <w:p>
+            <w:r>
+              <w:rPr>
+                <w:rFonts w:ascii="Times New Roman" w:hAnsi="Times New Roman" w:eastAsia="宋体"/>
+                <w:b w:val="0"/>
+                <w:sz w:val="21"/>
+              </w:rPr>
+              <w:t>业务管理终端专设专用；</w:t>
+            </w:r>
+          </w:p>
+        </w:tc>
+        <w:tc>
+          <w:tcPr>
+            <w:tcW w:type="dxa" w:w="2880"/>
+          </w:tcPr>
+          <w:p>
+            <w:r>
+              <w:rPr>
+                <w:rFonts w:ascii="Times New Roman" w:hAnsi="Times New Roman" w:eastAsia="宋体"/>
+                <w:b w:val="0"/>
+                <w:sz w:val="21"/>
+              </w:rPr>
+              <w:t>需人工</w:t>
+            </w:r>
+          </w:p>
+        </w:tc>
+      </w:tr>
+      <w:tr>
+        <w:tc>
+          <w:tcPr>
+            <w:tcW w:type="dxa" w:w="2880"/>
+          </w:tcPr>
+          <w:p>
+            <w:r>
+              <w:rPr>
+                <w:rFonts w:ascii="Times New Roman" w:hAnsi="Times New Roman" w:eastAsia="宋体"/>
+                <w:b w:val="0"/>
+                <w:sz w:val="21"/>
+              </w:rPr>
+              <w:t>4.14</w:t>
+            </w:r>
+          </w:p>
+        </w:tc>
+        <w:tc>
+          <w:tcPr>
+            <w:tcW w:type="dxa" w:w="2880"/>
+          </w:tcPr>
+          <w:p>
+            <w:r>
+              <w:rPr>
+                <w:rFonts w:ascii="Times New Roman" w:hAnsi="Times New Roman" w:eastAsia="宋体"/>
+                <w:b w:val="0"/>
+                <w:sz w:val="21"/>
+              </w:rPr>
+              <w:t>应具有基于用户角色的授权访问控制能力，访问控制主体的细粒度达到用户级或进程级，客体的细粒度应达到文件级、表和记录级、字段级；</w:t>
+            </w:r>
+          </w:p>
+        </w:tc>
+        <w:tc>
+          <w:tcPr>
+            <w:tcW w:type="dxa" w:w="2880"/>
+          </w:tcPr>
+          <w:p>
+            <w:r>
+              <w:rPr>
+                <w:rFonts w:ascii="Times New Roman" w:hAnsi="Times New Roman" w:eastAsia="宋体"/>
+                <w:b w:val="0"/>
+                <w:sz w:val="21"/>
+              </w:rPr>
+              <w:t>部分可自动化</w:t>
+            </w:r>
+          </w:p>
+        </w:tc>
+      </w:tr>
+      <w:tr>
+        <w:tc>
+          <w:tcPr>
+            <w:tcW w:type="dxa" w:w="2880"/>
+          </w:tcPr>
+          <w:p>
+            <w:r>
+              <w:rPr>
+                <w:rFonts w:ascii="Times New Roman" w:hAnsi="Times New Roman" w:eastAsia="宋体"/>
+                <w:b w:val="0"/>
+                <w:sz w:val="21"/>
+              </w:rPr>
+              <w:t>4.15</w:t>
+            </w:r>
+          </w:p>
+        </w:tc>
+        <w:tc>
+          <w:tcPr>
+            <w:tcW w:type="dxa" w:w="2880"/>
+          </w:tcPr>
+          <w:p>
+            <w:r>
+              <w:rPr>
+                <w:rFonts w:ascii="Times New Roman" w:hAnsi="Times New Roman" w:eastAsia="宋体"/>
+                <w:b w:val="0"/>
+                <w:sz w:val="21"/>
+              </w:rPr>
+              <w:t>文电等文档专用业务处理系统应具有签名验证、密级标识等功能；</w:t>
+            </w:r>
+          </w:p>
+        </w:tc>
+        <w:tc>
+          <w:tcPr>
+            <w:tcW w:type="dxa" w:w="2880"/>
+          </w:tcPr>
+          <w:p>
+            <w:r>
+              <w:rPr>
+                <w:rFonts w:ascii="Times New Roman" w:hAnsi="Times New Roman" w:eastAsia="宋体"/>
+                <w:b w:val="0"/>
+                <w:sz w:val="21"/>
+              </w:rPr>
+              <w:t>需人工</w:t>
+            </w:r>
+          </w:p>
+        </w:tc>
+      </w:tr>
+      <w:tr>
+        <w:tc>
+          <w:tcPr>
+            <w:tcW w:type="dxa" w:w="2880"/>
+          </w:tcPr>
+          <w:p>
+            <w:r>
+              <w:rPr>
+                <w:rFonts w:ascii="Times New Roman" w:hAnsi="Times New Roman" w:eastAsia="宋体"/>
+                <w:b w:val="0"/>
+                <w:sz w:val="21"/>
+              </w:rPr>
+              <w:t>4.16</w:t>
+            </w:r>
+          </w:p>
+        </w:tc>
+        <w:tc>
+          <w:tcPr>
+            <w:tcW w:type="dxa" w:w="2880"/>
+          </w:tcPr>
+          <w:p>
+            <w:r>
+              <w:rPr>
+                <w:rFonts w:ascii="Times New Roman" w:hAnsi="Times New Roman" w:eastAsia="宋体"/>
+                <w:b w:val="0"/>
+                <w:sz w:val="21"/>
+              </w:rPr>
+              <w:t>远程管理应采取加密保护措施；</w:t>
+            </w:r>
+          </w:p>
+        </w:tc>
+        <w:tc>
+          <w:tcPr>
+            <w:tcW w:type="dxa" w:w="2880"/>
+          </w:tcPr>
+          <w:p>
+            <w:r>
+              <w:rPr>
+                <w:rFonts w:ascii="Times New Roman" w:hAnsi="Times New Roman" w:eastAsia="宋体"/>
+                <w:b w:val="0"/>
+                <w:sz w:val="21"/>
+              </w:rPr>
+              <w:t>部分可自动化</w:t>
+            </w:r>
+          </w:p>
+        </w:tc>
+      </w:tr>
+      <w:tr>
+        <w:tc>
+          <w:tcPr>
+            <w:tcW w:type="dxa" w:w="2880"/>
+          </w:tcPr>
+          <w:p>
+            <w:r>
+              <w:rPr>
+                <w:rFonts w:ascii="Times New Roman" w:hAnsi="Times New Roman" w:eastAsia="宋体"/>
+                <w:b w:val="0"/>
+                <w:sz w:val="21"/>
+              </w:rPr>
+              <w:t>4.17</w:t>
+            </w:r>
+          </w:p>
+        </w:tc>
+        <w:tc>
+          <w:tcPr>
+            <w:tcW w:type="dxa" w:w="2880"/>
+          </w:tcPr>
+          <w:p>
+            <w:r>
+              <w:rPr>
+                <w:rFonts w:ascii="Times New Roman" w:hAnsi="Times New Roman" w:eastAsia="宋体"/>
+                <w:b w:val="0"/>
+                <w:sz w:val="21"/>
+              </w:rPr>
+              <w:t>应支持管理员、安全员、审计员三权分立的职责划分，禁止设立超级管理员，并限制管理员、安全员、审计员的数量；</w:t>
+            </w:r>
+          </w:p>
+        </w:tc>
+        <w:tc>
+          <w:tcPr>
+            <w:tcW w:type="dxa" w:w="2880"/>
+          </w:tcPr>
+          <w:p>
+            <w:r>
+              <w:rPr>
+                <w:rFonts w:ascii="Times New Roman" w:hAnsi="Times New Roman" w:eastAsia="宋体"/>
+                <w:b w:val="0"/>
+                <w:sz w:val="21"/>
+              </w:rPr>
+              <w:t>部分可自动化</w:t>
+            </w:r>
+          </w:p>
+        </w:tc>
+      </w:tr>
+      <w:tr>
+        <w:tc>
+          <w:tcPr>
+            <w:tcW w:type="dxa" w:w="2880"/>
+          </w:tcPr>
+          <w:p>
+            <w:r>
+              <w:rPr>
+                <w:rFonts w:ascii="Times New Roman" w:hAnsi="Times New Roman" w:eastAsia="宋体"/>
+                <w:b w:val="0"/>
+                <w:sz w:val="21"/>
+              </w:rPr>
+              <w:t>4.18</w:t>
+            </w:r>
+          </w:p>
+        </w:tc>
+        <w:tc>
+          <w:tcPr>
+            <w:tcW w:type="dxa" w:w="2880"/>
+          </w:tcPr>
+          <w:p>
+            <w:r>
+              <w:rPr>
+                <w:rFonts w:ascii="Times New Roman" w:hAnsi="Times New Roman" w:eastAsia="宋体"/>
+                <w:b w:val="0"/>
+                <w:sz w:val="21"/>
+              </w:rPr>
+              <w:t>业务管理终端登录应采取网络地址限制措施；</w:t>
+            </w:r>
+          </w:p>
+        </w:tc>
+        <w:tc>
+          <w:tcPr>
+            <w:tcW w:type="dxa" w:w="2880"/>
+          </w:tcPr>
+          <w:p>
+            <w:r>
+              <w:rPr>
+                <w:rFonts w:ascii="Times New Roman" w:hAnsi="Times New Roman" w:eastAsia="宋体"/>
+                <w:b w:val="0"/>
+                <w:sz w:val="21"/>
+              </w:rPr>
+              <w:t>部分可自动化</w:t>
+            </w:r>
+          </w:p>
+        </w:tc>
+      </w:tr>
+      <w:tr>
+        <w:tc>
+          <w:tcPr>
+            <w:tcW w:type="dxa" w:w="2880"/>
+          </w:tcPr>
+          <w:p>
+            <w:r>
+              <w:rPr>
+                <w:rFonts w:ascii="Times New Roman" w:hAnsi="Times New Roman" w:eastAsia="宋体"/>
+                <w:b w:val="0"/>
+                <w:sz w:val="21"/>
+              </w:rPr>
+              <w:t>4.19</w:t>
+            </w:r>
+          </w:p>
+        </w:tc>
+        <w:tc>
+          <w:tcPr>
+            <w:tcW w:type="dxa" w:w="2880"/>
+          </w:tcPr>
+          <w:p>
+            <w:r>
+              <w:rPr>
+                <w:rFonts w:ascii="Times New Roman" w:hAnsi="Times New Roman" w:eastAsia="宋体"/>
+                <w:b w:val="0"/>
+                <w:sz w:val="21"/>
+              </w:rPr>
+              <w:t>应具有结束会话、限定登录错误次数和自动退出等登录失败处理功能；</w:t>
+            </w:r>
+          </w:p>
+        </w:tc>
+        <w:tc>
+          <w:tcPr>
+            <w:tcW w:type="dxa" w:w="2880"/>
+          </w:tcPr>
+          <w:p>
+            <w:r>
+              <w:rPr>
+                <w:rFonts w:ascii="Times New Roman" w:hAnsi="Times New Roman" w:eastAsia="宋体"/>
+                <w:b w:val="0"/>
+                <w:sz w:val="21"/>
+              </w:rPr>
+              <w:t>可自动化</w:t>
+            </w:r>
+          </w:p>
+        </w:tc>
+      </w:tr>
+      <w:tr>
+        <w:tc>
+          <w:tcPr>
+            <w:tcW w:type="dxa" w:w="2880"/>
+          </w:tcPr>
+          <w:p>
+            <w:r>
+              <w:rPr>
+                <w:rFonts w:ascii="Times New Roman" w:hAnsi="Times New Roman" w:eastAsia="宋体"/>
+                <w:b w:val="0"/>
+                <w:sz w:val="21"/>
+              </w:rPr>
+              <w:t>4.20</w:t>
+            </w:r>
+          </w:p>
+        </w:tc>
+        <w:tc>
+          <w:tcPr>
+            <w:tcW w:type="dxa" w:w="2880"/>
+          </w:tcPr>
+          <w:p>
+            <w:r>
+              <w:rPr>
+                <w:rFonts w:ascii="Times New Roman" w:hAnsi="Times New Roman" w:eastAsia="宋体"/>
+                <w:b w:val="0"/>
+                <w:sz w:val="21"/>
+              </w:rPr>
+              <w:t>宜使用自主设计开发的网络服务、协议、接口等，增强应用安全。</w:t>
+            </w:r>
+          </w:p>
+        </w:tc>
+        <w:tc>
+          <w:tcPr>
+            <w:tcW w:type="dxa" w:w="2880"/>
+          </w:tcPr>
+          <w:p>
+            <w:r>
+              <w:rPr>
+                <w:rFonts w:ascii="Times New Roman" w:hAnsi="Times New Roman" w:eastAsia="宋体"/>
+                <w:b w:val="0"/>
+                <w:sz w:val="21"/>
+              </w:rPr>
+              <w:t>需人工</w:t>
+            </w:r>
+          </w:p>
+        </w:tc>
+      </w:tr>
+      <w:tr>
+        <w:tc>
+          <w:tcPr>
+            <w:tcW w:type="dxa" w:w="2880"/>
+          </w:tcPr>
+          <w:p>
+            <w:r>
+              <w:rPr>
+                <w:rFonts w:ascii="Times New Roman" w:hAnsi="Times New Roman" w:eastAsia="宋体"/>
+                <w:b w:val="0"/>
+                <w:sz w:val="21"/>
+              </w:rPr>
+              <w:t>4.21</w:t>
+            </w:r>
+          </w:p>
+        </w:tc>
+        <w:tc>
+          <w:tcPr>
+            <w:tcW w:type="dxa" w:w="2880"/>
+          </w:tcPr>
+          <w:p>
+            <w:r>
+              <w:rPr>
+                <w:rFonts w:ascii="Times New Roman" w:hAnsi="Times New Roman" w:eastAsia="宋体"/>
+                <w:b w:val="0"/>
+                <w:sz w:val="21"/>
+              </w:rPr>
+              <w:t>应具有基于专用物理部件或生物特征多因素的、与JD密码算法相结合的数字证书用户身份认证功能；</w:t>
+            </w:r>
+          </w:p>
+        </w:tc>
+        <w:tc>
+          <w:tcPr>
+            <w:tcW w:type="dxa" w:w="2880"/>
+          </w:tcPr>
+          <w:p>
+            <w:r>
+              <w:rPr>
+                <w:rFonts w:ascii="Times New Roman" w:hAnsi="Times New Roman" w:eastAsia="宋体"/>
+                <w:b w:val="0"/>
+                <w:sz w:val="21"/>
+              </w:rPr>
+              <w:t>需人工</w:t>
+            </w:r>
+          </w:p>
+        </w:tc>
+      </w:tr>
+      <w:tr>
+        <w:tc>
+          <w:tcPr>
+            <w:tcW w:type="dxa" w:w="2880"/>
+          </w:tcPr>
+          <w:p>
+            <w:r>
+              <w:rPr>
+                <w:rFonts w:ascii="Times New Roman" w:hAnsi="Times New Roman" w:eastAsia="宋体"/>
+                <w:b w:val="0"/>
+                <w:sz w:val="21"/>
+              </w:rPr>
+              <w:t>4.22</w:t>
+            </w:r>
+          </w:p>
+        </w:tc>
+        <w:tc>
+          <w:tcPr>
+            <w:tcW w:type="dxa" w:w="2880"/>
+          </w:tcPr>
+          <w:p>
+            <w:r>
+              <w:rPr>
+                <w:rFonts w:ascii="Times New Roman" w:hAnsi="Times New Roman" w:eastAsia="宋体"/>
+                <w:b w:val="0"/>
+                <w:sz w:val="21"/>
+              </w:rPr>
+              <w:t>应更改Web应用系统默认服务发布端口；</w:t>
+            </w:r>
+          </w:p>
+        </w:tc>
+        <w:tc>
+          <w:tcPr>
+            <w:tcW w:type="dxa" w:w="2880"/>
+          </w:tcPr>
+          <w:p>
+            <w:r>
+              <w:rPr>
+                <w:rFonts w:ascii="Times New Roman" w:hAnsi="Times New Roman" w:eastAsia="宋体"/>
+                <w:b w:val="0"/>
+                <w:sz w:val="21"/>
+              </w:rPr>
+              <w:t>可自动化</w:t>
+            </w:r>
+          </w:p>
+        </w:tc>
+      </w:tr>
+      <w:tr>
+        <w:tc>
+          <w:tcPr>
+            <w:tcW w:type="dxa" w:w="2880"/>
+          </w:tcPr>
+          <w:p>
+            <w:r>
+              <w:rPr>
+                <w:rFonts w:ascii="Times New Roman" w:hAnsi="Times New Roman" w:eastAsia="宋体"/>
+                <w:b w:val="0"/>
+                <w:sz w:val="21"/>
+              </w:rPr>
+              <w:t>4.23</w:t>
+            </w:r>
+          </w:p>
+        </w:tc>
+        <w:tc>
+          <w:tcPr>
+            <w:tcW w:type="dxa" w:w="2880"/>
+          </w:tcPr>
+          <w:p>
+            <w:r>
+              <w:rPr>
+                <w:rFonts w:ascii="Times New Roman" w:hAnsi="Times New Roman" w:eastAsia="宋体"/>
+                <w:b w:val="0"/>
+                <w:sz w:val="21"/>
+              </w:rPr>
+              <w:t>应分开设置管理端口与应用端口；</w:t>
+            </w:r>
+          </w:p>
+        </w:tc>
+        <w:tc>
+          <w:tcPr>
+            <w:tcW w:type="dxa" w:w="2880"/>
+          </w:tcPr>
+          <w:p>
+            <w:r>
+              <w:rPr>
+                <w:rFonts w:ascii="Times New Roman" w:hAnsi="Times New Roman" w:eastAsia="宋体"/>
+                <w:b w:val="0"/>
+                <w:sz w:val="21"/>
+              </w:rPr>
+              <w:t>部分可自动化</w:t>
+            </w:r>
+          </w:p>
+        </w:tc>
+      </w:tr>
+      <w:tr>
+        <w:tc>
+          <w:tcPr>
+            <w:tcW w:type="dxa" w:w="2880"/>
+          </w:tcPr>
+          <w:p>
+            <w:r>
+              <w:rPr>
+                <w:rFonts w:ascii="Times New Roman" w:hAnsi="Times New Roman" w:eastAsia="宋体"/>
+                <w:b w:val="0"/>
+                <w:sz w:val="21"/>
+              </w:rPr>
+              <w:t>4.24</w:t>
+            </w:r>
+          </w:p>
+        </w:tc>
+        <w:tc>
+          <w:tcPr>
+            <w:tcW w:type="dxa" w:w="2880"/>
+          </w:tcPr>
+          <w:p>
+            <w:r>
+              <w:rPr>
+                <w:rFonts w:ascii="Times New Roman" w:hAnsi="Times New Roman" w:eastAsia="宋体"/>
+                <w:b w:val="0"/>
+                <w:sz w:val="21"/>
+              </w:rPr>
+              <w:t>应用服务和数据存储应部署在不同的服务器上；</w:t>
+            </w:r>
+          </w:p>
+        </w:tc>
+        <w:tc>
+          <w:tcPr>
+            <w:tcW w:type="dxa" w:w="2880"/>
+          </w:tcPr>
+          <w:p>
+            <w:r>
+              <w:rPr>
+                <w:rFonts w:ascii="Times New Roman" w:hAnsi="Times New Roman" w:eastAsia="宋体"/>
+                <w:b w:val="0"/>
+                <w:sz w:val="21"/>
+              </w:rPr>
+              <w:t>部分可自动化</w:t>
+            </w:r>
+          </w:p>
+        </w:tc>
+      </w:tr>
+      <w:tr>
+        <w:tc>
+          <w:tcPr>
+            <w:tcW w:type="dxa" w:w="2880"/>
+          </w:tcPr>
+          <w:p>
+            <w:r>
+              <w:rPr>
+                <w:rFonts w:ascii="Times New Roman" w:hAnsi="Times New Roman" w:eastAsia="宋体"/>
+                <w:b w:val="0"/>
+                <w:sz w:val="21"/>
+              </w:rPr>
+              <w:t>4.25</w:t>
+            </w:r>
+          </w:p>
+        </w:tc>
+        <w:tc>
+          <w:tcPr>
+            <w:tcW w:type="dxa" w:w="2880"/>
+          </w:tcPr>
+          <w:p>
+            <w:r>
+              <w:rPr>
+                <w:rFonts w:ascii="Times New Roman" w:hAnsi="Times New Roman" w:eastAsia="宋体"/>
+                <w:b w:val="0"/>
+                <w:sz w:val="21"/>
+              </w:rPr>
+              <w:t>应具有对所有访问行为和管理行为的日志审计功能，支持多组合查询检索，可读性强，具有解释和展示功能，审计日志应只是保留180d;</w:t>
+            </w:r>
+          </w:p>
+        </w:tc>
+        <w:tc>
+          <w:tcPr>
+            <w:tcW w:type="dxa" w:w="2880"/>
+          </w:tcPr>
+          <w:p>
+            <w:r>
+              <w:rPr>
+                <w:rFonts w:ascii="Times New Roman" w:hAnsi="Times New Roman" w:eastAsia="宋体"/>
+                <w:b w:val="0"/>
+                <w:sz w:val="21"/>
+              </w:rPr>
+              <w:t>部分可自动化</w:t>
+            </w:r>
+          </w:p>
+        </w:tc>
+      </w:tr>
+      <w:tr>
+        <w:tc>
+          <w:tcPr>
+            <w:tcW w:type="dxa" w:w="2880"/>
+          </w:tcPr>
+          <w:p>
+            <w:r>
+              <w:rPr>
+                <w:rFonts w:ascii="Times New Roman" w:hAnsi="Times New Roman" w:eastAsia="宋体"/>
+                <w:b w:val="0"/>
+                <w:sz w:val="21"/>
+              </w:rPr>
+              <w:t>4.26</w:t>
+            </w:r>
+          </w:p>
+        </w:tc>
+        <w:tc>
+          <w:tcPr>
+            <w:tcW w:type="dxa" w:w="2880"/>
+          </w:tcPr>
+          <w:p>
+            <w:r>
+              <w:rPr>
+                <w:rFonts w:ascii="Times New Roman" w:hAnsi="Times New Roman" w:eastAsia="宋体"/>
+                <w:b w:val="0"/>
+                <w:sz w:val="21"/>
+              </w:rPr>
+              <w:t>应经过代码级安全漏洞挖掘；</w:t>
+            </w:r>
+          </w:p>
+        </w:tc>
+        <w:tc>
+          <w:tcPr>
+            <w:tcW w:type="dxa" w:w="2880"/>
+          </w:tcPr>
+          <w:p>
+            <w:r>
+              <w:rPr>
+                <w:rFonts w:ascii="Times New Roman" w:hAnsi="Times New Roman" w:eastAsia="宋体"/>
+                <w:b w:val="0"/>
+                <w:sz w:val="21"/>
+              </w:rPr>
+              <w:t>需人工</w:t>
+            </w:r>
+          </w:p>
+        </w:tc>
+      </w:tr>
+      <w:tr>
+        <w:tc>
+          <w:tcPr>
+            <w:tcW w:type="dxa" w:w="2880"/>
+          </w:tcPr>
+          <w:p>
+            <w:r>
+              <w:rPr>
+                <w:rFonts w:ascii="Times New Roman" w:hAnsi="Times New Roman" w:eastAsia="宋体"/>
+                <w:b w:val="0"/>
+                <w:sz w:val="21"/>
+              </w:rPr>
+              <w:t>4.27</w:t>
+            </w:r>
+          </w:p>
+        </w:tc>
+        <w:tc>
+          <w:tcPr>
+            <w:tcW w:type="dxa" w:w="2880"/>
+          </w:tcPr>
+          <w:p>
+            <w:r>
+              <w:rPr>
+                <w:rFonts w:ascii="Times New Roman" w:hAnsi="Times New Roman" w:eastAsia="宋体"/>
+                <w:b w:val="0"/>
+                <w:sz w:val="21"/>
+              </w:rPr>
+              <w:t>检查是否具备对人机接口输入、网络通信输入、文件输入的数据进行格式和长度检查的功能；</w:t>
+            </w:r>
+          </w:p>
+        </w:tc>
+        <w:tc>
+          <w:tcPr>
+            <w:tcW w:type="dxa" w:w="2880"/>
+          </w:tcPr>
+          <w:p>
+            <w:r>
+              <w:rPr>
+                <w:rFonts w:ascii="Times New Roman" w:hAnsi="Times New Roman" w:eastAsia="宋体"/>
+                <w:b w:val="0"/>
+                <w:sz w:val="21"/>
+              </w:rPr>
+              <w:t>需人工</w:t>
+            </w:r>
+          </w:p>
+        </w:tc>
+      </w:tr>
+      <w:tr>
+        <w:tc>
+          <w:tcPr>
+            <w:tcW w:type="dxa" w:w="2880"/>
+          </w:tcPr>
+          <w:p>
+            <w:r>
+              <w:rPr>
+                <w:rFonts w:ascii="Times New Roman" w:hAnsi="Times New Roman" w:eastAsia="宋体"/>
+                <w:b w:val="0"/>
+                <w:sz w:val="21"/>
+              </w:rPr>
+              <w:t>4.28</w:t>
+            </w:r>
+          </w:p>
+        </w:tc>
+        <w:tc>
+          <w:tcPr>
+            <w:tcW w:type="dxa" w:w="2880"/>
+          </w:tcPr>
+          <w:p>
+            <w:r>
+              <w:rPr>
+                <w:rFonts w:ascii="Times New Roman" w:hAnsi="Times New Roman" w:eastAsia="宋体"/>
+                <w:b w:val="0"/>
+                <w:sz w:val="21"/>
+              </w:rPr>
+              <w:t>检查是否能够有效检测并防御SQL注入、网页篡改、跨站脚本、拒绝服务等应用层攻击；</w:t>
+            </w:r>
+          </w:p>
+        </w:tc>
+        <w:tc>
+          <w:tcPr>
+            <w:tcW w:type="dxa" w:w="2880"/>
+          </w:tcPr>
+          <w:p>
+            <w:r>
+              <w:rPr>
+                <w:rFonts w:ascii="Times New Roman" w:hAnsi="Times New Roman" w:eastAsia="宋体"/>
+                <w:b w:val="0"/>
+                <w:sz w:val="21"/>
+              </w:rPr>
+              <w:t>需人工</w:t>
+            </w:r>
+          </w:p>
+        </w:tc>
+      </w:tr>
+      <w:tr>
+        <w:tc>
+          <w:tcPr>
+            <w:tcW w:type="dxa" w:w="2880"/>
+          </w:tcPr>
+          <w:p>
+            <w:r>
+              <w:rPr>
+                <w:rFonts w:ascii="Times New Roman" w:hAnsi="Times New Roman" w:eastAsia="宋体"/>
+                <w:b w:val="0"/>
+                <w:sz w:val="21"/>
+              </w:rPr>
+              <w:t>4.29</w:t>
+            </w:r>
+          </w:p>
+        </w:tc>
+        <w:tc>
+          <w:tcPr>
+            <w:tcW w:type="dxa" w:w="2880"/>
+          </w:tcPr>
+          <w:p>
+            <w:r>
+              <w:rPr>
+                <w:rFonts w:ascii="Times New Roman" w:hAnsi="Times New Roman" w:eastAsia="宋体"/>
+                <w:b w:val="0"/>
+                <w:sz w:val="21"/>
+              </w:rPr>
+              <w:t>检查是否具有用户访问权限统一管理功能；</w:t>
+            </w:r>
+          </w:p>
+        </w:tc>
+        <w:tc>
+          <w:tcPr>
+            <w:tcW w:type="dxa" w:w="2880"/>
+          </w:tcPr>
+          <w:p>
+            <w:r>
+              <w:rPr>
+                <w:rFonts w:ascii="Times New Roman" w:hAnsi="Times New Roman" w:eastAsia="宋体"/>
+                <w:b w:val="0"/>
+                <w:sz w:val="21"/>
+              </w:rPr>
+              <w:t>需人工</w:t>
+            </w:r>
+          </w:p>
+        </w:tc>
+      </w:tr>
+      <w:tr>
+        <w:tc>
+          <w:tcPr>
+            <w:tcW w:type="dxa" w:w="2880"/>
+          </w:tcPr>
+          <w:p>
+            <w:r>
+              <w:rPr>
+                <w:rFonts w:ascii="Times New Roman" w:hAnsi="Times New Roman" w:eastAsia="宋体"/>
+                <w:b w:val="0"/>
+                <w:sz w:val="21"/>
+              </w:rPr>
+              <w:t>4.30</w:t>
+            </w:r>
+          </w:p>
+        </w:tc>
+        <w:tc>
+          <w:tcPr>
+            <w:tcW w:type="dxa" w:w="2880"/>
+          </w:tcPr>
+          <w:p>
+            <w:r>
+              <w:rPr>
+                <w:rFonts w:ascii="Times New Roman" w:hAnsi="Times New Roman" w:eastAsia="宋体"/>
+                <w:b w:val="0"/>
+                <w:sz w:val="21"/>
+              </w:rPr>
+              <w:t>检查是否具备统一管理措施，是否对远程管理进行限制；</w:t>
+            </w:r>
+          </w:p>
+        </w:tc>
+        <w:tc>
+          <w:tcPr>
+            <w:tcW w:type="dxa" w:w="2880"/>
+          </w:tcPr>
+          <w:p>
+            <w:r>
+              <w:rPr>
+                <w:rFonts w:ascii="Times New Roman" w:hAnsi="Times New Roman" w:eastAsia="宋体"/>
+                <w:b w:val="0"/>
+                <w:sz w:val="21"/>
+              </w:rPr>
+              <w:t>可自动化</w:t>
+            </w:r>
+          </w:p>
+        </w:tc>
+      </w:tr>
+      <w:tr>
+        <w:tc>
+          <w:tcPr>
+            <w:tcW w:type="dxa" w:w="2880"/>
+          </w:tcPr>
+          <w:p>
+            <w:r>
+              <w:rPr>
+                <w:rFonts w:ascii="Times New Roman" w:hAnsi="Times New Roman" w:eastAsia="宋体"/>
+                <w:b w:val="0"/>
+                <w:sz w:val="21"/>
+              </w:rPr>
+              <w:t>4.31</w:t>
+            </w:r>
+          </w:p>
+        </w:tc>
+        <w:tc>
+          <w:tcPr>
+            <w:tcW w:type="dxa" w:w="2880"/>
+          </w:tcPr>
+          <w:p>
+            <w:r>
+              <w:rPr>
+                <w:rFonts w:ascii="Times New Roman" w:hAnsi="Times New Roman" w:eastAsia="宋体"/>
+                <w:b w:val="0"/>
+                <w:sz w:val="21"/>
+              </w:rPr>
+              <w:t>检查是否能够设置最大并发会话连接数、会话建立速率、单用户并发会话数；</w:t>
+            </w:r>
+          </w:p>
+        </w:tc>
+        <w:tc>
+          <w:tcPr>
+            <w:tcW w:type="dxa" w:w="2880"/>
+          </w:tcPr>
+          <w:p>
+            <w:r>
+              <w:rPr>
+                <w:rFonts w:ascii="Times New Roman" w:hAnsi="Times New Roman" w:eastAsia="宋体"/>
+                <w:b w:val="0"/>
+                <w:sz w:val="21"/>
+              </w:rPr>
+              <w:t>部分可自动化</w:t>
+            </w:r>
+          </w:p>
+        </w:tc>
+      </w:tr>
+      <w:tr>
+        <w:tc>
+          <w:tcPr>
+            <w:tcW w:type="dxa" w:w="2880"/>
+          </w:tcPr>
+          <w:p>
+            <w:r>
+              <w:rPr>
+                <w:rFonts w:ascii="Times New Roman" w:hAnsi="Times New Roman" w:eastAsia="宋体"/>
+                <w:b w:val="0"/>
+                <w:sz w:val="21"/>
+              </w:rPr>
+              <w:t>4.32</w:t>
+            </w:r>
+          </w:p>
+        </w:tc>
+        <w:tc>
+          <w:tcPr>
+            <w:tcW w:type="dxa" w:w="2880"/>
+          </w:tcPr>
+          <w:p>
+            <w:r>
+              <w:rPr>
+                <w:rFonts w:ascii="Times New Roman" w:hAnsi="Times New Roman" w:eastAsia="宋体"/>
+                <w:b w:val="0"/>
+                <w:sz w:val="21"/>
+              </w:rPr>
+              <w:t>检查所有应用是否具备备份与恢复功能；</w:t>
+            </w:r>
+          </w:p>
+        </w:tc>
+        <w:tc>
+          <w:tcPr>
+            <w:tcW w:type="dxa" w:w="2880"/>
+          </w:tcPr>
+          <w:p>
+            <w:r>
+              <w:rPr>
+                <w:rFonts w:ascii="Times New Roman" w:hAnsi="Times New Roman" w:eastAsia="宋体"/>
+                <w:b w:val="0"/>
+                <w:sz w:val="21"/>
+              </w:rPr>
+              <w:t>部分可自动化</w:t>
+            </w:r>
+          </w:p>
+        </w:tc>
+      </w:tr>
+      <w:tr>
+        <w:tc>
+          <w:tcPr>
+            <w:tcW w:type="dxa" w:w="2880"/>
+          </w:tcPr>
+          <w:p>
+            <w:r>
+              <w:rPr>
+                <w:rFonts w:ascii="Times New Roman" w:hAnsi="Times New Roman" w:eastAsia="宋体"/>
+                <w:b w:val="0"/>
+                <w:sz w:val="21"/>
+              </w:rPr>
+              <w:t>4.33</w:t>
+            </w:r>
+          </w:p>
+        </w:tc>
+        <w:tc>
+          <w:tcPr>
+            <w:tcW w:type="dxa" w:w="2880"/>
+          </w:tcPr>
+          <w:p>
+            <w:r>
+              <w:rPr>
+                <w:rFonts w:ascii="Times New Roman" w:hAnsi="Times New Roman" w:eastAsia="宋体"/>
+                <w:b w:val="0"/>
+                <w:sz w:val="21"/>
+              </w:rPr>
+              <w:t>检查应用软件是否基于国产自主可控软硬件自主开发</w:t>
+            </w:r>
+          </w:p>
+        </w:tc>
+        <w:tc>
+          <w:tcPr>
+            <w:tcW w:type="dxa" w:w="2880"/>
+          </w:tcPr>
+          <w:p>
+            <w:r>
+              <w:rPr>
+                <w:rFonts w:ascii="Times New Roman" w:hAnsi="Times New Roman" w:eastAsia="宋体"/>
+                <w:b w:val="0"/>
+                <w:sz w:val="21"/>
+              </w:rPr>
+              <w:t>可自动化</w:t>
+            </w:r>
+          </w:p>
+        </w:tc>
+      </w:tr>
+    </w:tbl>
+    <w:p>
+      <w:pPr>
+        <w:pStyle w:val="Heading3"/>
+        <w:spacing w:before="160" w:after="120"/>
+      </w:pPr>
+      <w:r>
+        <w:rPr>
+          <w:rFonts w:ascii="Times New Roman" w:hAnsi="Times New Roman" w:eastAsia="黑体"/>
+          <w:b/>
+          <w:color w:val="000000"/>
+          <w:sz w:val="24"/>
+        </w:rPr>
+        <w:t>5 网络安全</w:t>
+      </w:r>
+    </w:p>
+    <w:tbl>
+      <w:tblPr>
+        <w:tblStyle w:val="TableGrid"/>
+        <w:tblW w:type="auto" w:w="0"/>
+        <w:tblLayout w:type="autofit"/>
+        <w:tblLook w:firstColumn="1" w:firstRow="1" w:lastColumn="0" w:lastRow="0" w:noHBand="0" w:noVBand="1" w:val="04A0"/>
+      </w:tblPr>
+      <w:tblGrid>
+        <w:gridCol w:w="2880"/>
+        <w:gridCol w:w="2880"/>
+        <w:gridCol w:w="2880"/>
+      </w:tblGrid>
+      <w:tr>
+        <w:tc>
+          <w:tcPr>
+            <w:tcW w:type="dxa" w:w="2880"/>
+          </w:tcPr>
+          <w:p>
+            <w:r>
+              <w:rPr>
+                <w:rFonts w:ascii="Times New Roman" w:hAnsi="Times New Roman" w:eastAsia="宋体"/>
+                <w:b/>
+                <w:sz w:val="21"/>
+              </w:rPr>
+              <w:t>编号</w:t>
+            </w:r>
+          </w:p>
+        </w:tc>
+        <w:tc>
+          <w:tcPr>
+            <w:tcW w:type="dxa" w:w="2880"/>
+          </w:tcPr>
+          <w:p>
+            <w:r>
+              <w:rPr>
+                <w:rFonts w:ascii="Times New Roman" w:hAnsi="Times New Roman" w:eastAsia="宋体"/>
+                <w:b/>
+                <w:sz w:val="21"/>
+              </w:rPr>
+              <w:t>检查项</w:t>
+            </w:r>
+          </w:p>
+        </w:tc>
+        <w:tc>
+          <w:tcPr>
+            <w:tcW w:type="dxa" w:w="2880"/>
+          </w:tcPr>
+          <w:p>
+            <w:r>
+              <w:rPr>
+                <w:rFonts w:ascii="Times New Roman" w:hAnsi="Times New Roman" w:eastAsia="宋体"/>
+                <w:b/>
+                <w:sz w:val="21"/>
+              </w:rPr>
+              <w:t>验证结论</w:t>
+            </w:r>
+          </w:p>
+        </w:tc>
+      </w:tr>
+      <w:tr>
+        <w:tc>
+          <w:tcPr>
+            <w:tcW w:type="dxa" w:w="2880"/>
+          </w:tcPr>
+          <w:p>
+            <w:r>
+              <w:rPr>
+                <w:rFonts w:ascii="Times New Roman" w:hAnsi="Times New Roman" w:eastAsia="宋体"/>
+                <w:b w:val="0"/>
+                <w:sz w:val="21"/>
+              </w:rPr>
+              <w:t>5.1</w:t>
+            </w:r>
+          </w:p>
+        </w:tc>
+        <w:tc>
+          <w:tcPr>
+            <w:tcW w:type="dxa" w:w="2880"/>
+          </w:tcPr>
+          <w:p>
+            <w:r>
+              <w:rPr>
+                <w:rFonts w:ascii="Times New Roman" w:hAnsi="Times New Roman" w:eastAsia="宋体"/>
+                <w:b w:val="0"/>
+                <w:sz w:val="21"/>
+              </w:rPr>
+              <w:t>JD网络跨网跨域数据交换时应按以下流程进行： 1）应向网络管理部门和主管保密部门提出申请，审批通过后开展工作； 2）遵循跨网跨域数据交换相关标准，在需求分析的基础上进行安全保密方案设计； 3）组织专家进行方案评审；4）配齐网络安全防护设备； 5）提请j委保密委员会办公室和j委联合参谋部信息通信局进行专项安全检测； 6）检测通过后方可开始运行；7）报主管保密部门审核，报j委保密委员会办公室、JW联合参谋部门信息通信局备案</w:t>
+            </w:r>
+          </w:p>
+        </w:tc>
+        <w:tc>
+          <w:tcPr>
+            <w:tcW w:type="dxa" w:w="2880"/>
+          </w:tcPr>
+          <w:p>
+            <w:r>
+              <w:rPr>
+                <w:rFonts w:ascii="Times New Roman" w:hAnsi="Times New Roman" w:eastAsia="宋体"/>
+                <w:b w:val="0"/>
+                <w:sz w:val="21"/>
+              </w:rPr>
+              <w:t>需人工</w:t>
+            </w:r>
+          </w:p>
+        </w:tc>
+      </w:tr>
+      <w:tr>
+        <w:tc>
+          <w:tcPr>
+            <w:tcW w:type="dxa" w:w="2880"/>
+          </w:tcPr>
+          <w:p>
+            <w:r>
+              <w:rPr>
+                <w:rFonts w:ascii="Times New Roman" w:hAnsi="Times New Roman" w:eastAsia="宋体"/>
+                <w:b w:val="0"/>
+                <w:sz w:val="21"/>
+              </w:rPr>
+              <w:t>5.2</w:t>
+            </w:r>
+          </w:p>
+        </w:tc>
+        <w:tc>
+          <w:tcPr>
+            <w:tcW w:type="dxa" w:w="2880"/>
+          </w:tcPr>
+          <w:p>
+            <w:r>
+              <w:rPr>
+                <w:rFonts w:ascii="Times New Roman" w:hAnsi="Times New Roman" w:eastAsia="宋体"/>
+                <w:b w:val="0"/>
+                <w:sz w:val="21"/>
+              </w:rPr>
+              <w:t>利用无线网络技术构建安全防护等级为三级、四级、五级的网络时，应按照4.3.3 b 所述工作流程执行： 1）应向网络管理部门和主管保密部门提出申请，审批通过后开展工作； 2）遵循跨网跨域数据交换相关标准，在需求分析的基础上进行安全保密方案设计； 3）组织专家进行方案评审； 4）配齐网络安全防护设备； 5）提请j委保密委员会办公室和j委联合参谋部信息通信局进行转向安全检测； 6）检测通过后方可开始运行； 7）报主管保密部门审核，报JW保密委员会办公室、JW联合参谋部信息通信局备案</w:t>
+            </w:r>
+          </w:p>
+        </w:tc>
+        <w:tc>
+          <w:tcPr>
+            <w:tcW w:type="dxa" w:w="2880"/>
+          </w:tcPr>
+          <w:p>
+            <w:r>
+              <w:rPr>
+                <w:rFonts w:ascii="Times New Roman" w:hAnsi="Times New Roman" w:eastAsia="宋体"/>
+                <w:b w:val="0"/>
+                <w:sz w:val="21"/>
+              </w:rPr>
+              <w:t>需人工</w:t>
+            </w:r>
+          </w:p>
+        </w:tc>
+      </w:tr>
+      <w:tr>
+        <w:tc>
+          <w:tcPr>
+            <w:tcW w:type="dxa" w:w="2880"/>
+          </w:tcPr>
+          <w:p>
+            <w:r>
+              <w:rPr>
+                <w:rFonts w:ascii="Times New Roman" w:hAnsi="Times New Roman" w:eastAsia="宋体"/>
+                <w:b w:val="0"/>
+                <w:sz w:val="21"/>
+              </w:rPr>
+              <w:t>5.3</w:t>
+            </w:r>
+          </w:p>
+        </w:tc>
+        <w:tc>
+          <w:tcPr>
+            <w:tcW w:type="dxa" w:w="2880"/>
+          </w:tcPr>
+          <w:p>
+            <w:r>
+              <w:rPr>
+                <w:rFonts w:ascii="Times New Roman" w:hAnsi="Times New Roman" w:eastAsia="宋体"/>
+                <w:b w:val="0"/>
+                <w:sz w:val="21"/>
+              </w:rPr>
+              <w:t>应按最小化原则设计网络架构，局域网宜采用交换技术组网，在适当预留扩展空间的前提下合理配置连续IP地址</w:t>
+            </w:r>
+          </w:p>
+        </w:tc>
+        <w:tc>
+          <w:tcPr>
+            <w:tcW w:type="dxa" w:w="2880"/>
+          </w:tcPr>
+          <w:p>
+            <w:r>
+              <w:rPr>
+                <w:rFonts w:ascii="Times New Roman" w:hAnsi="Times New Roman" w:eastAsia="宋体"/>
+                <w:b w:val="0"/>
+                <w:sz w:val="21"/>
+              </w:rPr>
+              <w:t>可自动化</w:t>
+            </w:r>
+          </w:p>
+        </w:tc>
+      </w:tr>
+      <w:tr>
+        <w:tc>
+          <w:tcPr>
+            <w:tcW w:type="dxa" w:w="2880"/>
+          </w:tcPr>
+          <w:p>
+            <w:r>
+              <w:rPr>
+                <w:rFonts w:ascii="Times New Roman" w:hAnsi="Times New Roman" w:eastAsia="宋体"/>
+                <w:b w:val="0"/>
+                <w:sz w:val="21"/>
+              </w:rPr>
+              <w:t>5.4</w:t>
+            </w:r>
+          </w:p>
+        </w:tc>
+        <w:tc>
+          <w:tcPr>
+            <w:tcW w:type="dxa" w:w="2880"/>
+          </w:tcPr>
+          <w:p>
+            <w:r>
+              <w:rPr>
+                <w:rFonts w:ascii="Times New Roman" w:hAnsi="Times New Roman" w:eastAsia="宋体"/>
+                <w:b w:val="0"/>
+                <w:sz w:val="21"/>
+              </w:rPr>
+              <w:t>网络边界物理互联的节点数量、使用的路由协议种类、用于路由的地址网段等应满足最小化原则</w:t>
+            </w:r>
+          </w:p>
+        </w:tc>
+        <w:tc>
+          <w:tcPr>
+            <w:tcW w:type="dxa" w:w="2880"/>
+          </w:tcPr>
+          <w:p>
+            <w:r>
+              <w:rPr>
+                <w:rFonts w:ascii="Times New Roman" w:hAnsi="Times New Roman" w:eastAsia="宋体"/>
+                <w:b w:val="0"/>
+                <w:sz w:val="21"/>
+              </w:rPr>
+              <w:t>可自动化</w:t>
+            </w:r>
+          </w:p>
+        </w:tc>
+      </w:tr>
+      <w:tr>
+        <w:tc>
+          <w:tcPr>
+            <w:tcW w:type="dxa" w:w="2880"/>
+          </w:tcPr>
+          <w:p>
+            <w:r>
+              <w:rPr>
+                <w:rFonts w:ascii="Times New Roman" w:hAnsi="Times New Roman" w:eastAsia="宋体"/>
+                <w:b w:val="0"/>
+                <w:sz w:val="21"/>
+              </w:rPr>
+              <w:t>5.5</w:t>
+            </w:r>
+          </w:p>
+        </w:tc>
+        <w:tc>
+          <w:tcPr>
+            <w:tcW w:type="dxa" w:w="2880"/>
+          </w:tcPr>
+          <w:p>
+            <w:r>
+              <w:rPr>
+                <w:rFonts w:ascii="Times New Roman" w:hAnsi="Times New Roman" w:eastAsia="宋体"/>
+                <w:b w:val="0"/>
+                <w:sz w:val="21"/>
+              </w:rPr>
+              <w:t>局域网内部应根据业务性质划分若干个安全区域，不同用途的服务器、数据存储设备、除网络设备外的嵌入式设备应单独划分安全区域</w:t>
+            </w:r>
+          </w:p>
+        </w:tc>
+        <w:tc>
+          <w:tcPr>
+            <w:tcW w:type="dxa" w:w="2880"/>
+          </w:tcPr>
+          <w:p>
+            <w:r>
+              <w:rPr>
+                <w:rFonts w:ascii="Times New Roman" w:hAnsi="Times New Roman" w:eastAsia="宋体"/>
+                <w:b w:val="0"/>
+                <w:sz w:val="21"/>
+              </w:rPr>
+              <w:t>可自动化</w:t>
+            </w:r>
+          </w:p>
+        </w:tc>
+      </w:tr>
+      <w:tr>
+        <w:tc>
+          <w:tcPr>
+            <w:tcW w:type="dxa" w:w="2880"/>
+          </w:tcPr>
+          <w:p>
+            <w:r>
+              <w:rPr>
+                <w:rFonts w:ascii="Times New Roman" w:hAnsi="Times New Roman" w:eastAsia="宋体"/>
+                <w:b w:val="0"/>
+                <w:sz w:val="21"/>
+              </w:rPr>
+              <w:t>5.6</w:t>
+            </w:r>
+          </w:p>
+        </w:tc>
+        <w:tc>
+          <w:tcPr>
+            <w:tcW w:type="dxa" w:w="2880"/>
+          </w:tcPr>
+          <w:p>
+            <w:r>
+              <w:rPr>
+                <w:rFonts w:ascii="Times New Roman" w:hAnsi="Times New Roman" w:eastAsia="宋体"/>
+                <w:b w:val="0"/>
+                <w:sz w:val="21"/>
+              </w:rPr>
+              <w:t>网络设备应根据实际业务需求和安全防护要求按照最小化原则在远程管理、账户设置、访问控制等方面进行安全配置</w:t>
+            </w:r>
+          </w:p>
+        </w:tc>
+        <w:tc>
+          <w:tcPr>
+            <w:tcW w:type="dxa" w:w="2880"/>
+          </w:tcPr>
+          <w:p>
+            <w:r>
+              <w:rPr>
+                <w:rFonts w:ascii="Times New Roman" w:hAnsi="Times New Roman" w:eastAsia="宋体"/>
+                <w:b w:val="0"/>
+                <w:sz w:val="21"/>
+              </w:rPr>
+              <w:t>可自动化</w:t>
+            </w:r>
+          </w:p>
+        </w:tc>
+      </w:tr>
+      <w:tr>
+        <w:tc>
+          <w:tcPr>
+            <w:tcW w:type="dxa" w:w="2880"/>
+          </w:tcPr>
+          <w:p>
+            <w:r>
+              <w:rPr>
+                <w:rFonts w:ascii="Times New Roman" w:hAnsi="Times New Roman" w:eastAsia="宋体"/>
+                <w:b w:val="0"/>
+                <w:sz w:val="21"/>
+              </w:rPr>
+              <w:t>5.7</w:t>
+            </w:r>
+          </w:p>
+        </w:tc>
+        <w:tc>
+          <w:tcPr>
+            <w:tcW w:type="dxa" w:w="2880"/>
+          </w:tcPr>
+          <w:p>
+            <w:r>
+              <w:rPr>
+                <w:rFonts w:ascii="Times New Roman" w:hAnsi="Times New Roman" w:eastAsia="宋体"/>
+                <w:b w:val="0"/>
+                <w:sz w:val="21"/>
+              </w:rPr>
+              <w:t>网络设备应开放唯一网络管理服务，并限制管理终端访问</w:t>
+            </w:r>
+          </w:p>
+        </w:tc>
+        <w:tc>
+          <w:tcPr>
+            <w:tcW w:type="dxa" w:w="2880"/>
+          </w:tcPr>
+          <w:p>
+            <w:r>
+              <w:rPr>
+                <w:rFonts w:ascii="Times New Roman" w:hAnsi="Times New Roman" w:eastAsia="宋体"/>
+                <w:b w:val="0"/>
+                <w:sz w:val="21"/>
+              </w:rPr>
+              <w:t>可自动化</w:t>
+            </w:r>
+          </w:p>
+        </w:tc>
+      </w:tr>
+      <w:tr>
+        <w:tc>
+          <w:tcPr>
+            <w:tcW w:type="dxa" w:w="2880"/>
+          </w:tcPr>
+          <w:p>
+            <w:r>
+              <w:rPr>
+                <w:rFonts w:ascii="Times New Roman" w:hAnsi="Times New Roman" w:eastAsia="宋体"/>
+                <w:b w:val="0"/>
+                <w:sz w:val="21"/>
+              </w:rPr>
+              <w:t>5.8</w:t>
+            </w:r>
+          </w:p>
+        </w:tc>
+        <w:tc>
+          <w:tcPr>
+            <w:tcW w:type="dxa" w:w="2880"/>
+          </w:tcPr>
+          <w:p>
+            <w:r>
+              <w:rPr>
+                <w:rFonts w:ascii="Times New Roman" w:hAnsi="Times New Roman" w:eastAsia="宋体"/>
+                <w:b w:val="0"/>
+                <w:sz w:val="21"/>
+              </w:rPr>
+              <w:t>远程网络管理网络设备和网络安全防护设备应采用具有加密保护功能的管理服务</w:t>
+            </w:r>
+          </w:p>
+        </w:tc>
+        <w:tc>
+          <w:tcPr>
+            <w:tcW w:type="dxa" w:w="2880"/>
+          </w:tcPr>
+          <w:p>
+            <w:r>
+              <w:rPr>
+                <w:rFonts w:ascii="Times New Roman" w:hAnsi="Times New Roman" w:eastAsia="宋体"/>
+                <w:b w:val="0"/>
+                <w:sz w:val="21"/>
+              </w:rPr>
+              <w:t>可自动化</w:t>
+            </w:r>
+          </w:p>
+        </w:tc>
+      </w:tr>
+      <w:tr>
+        <w:tc>
+          <w:tcPr>
+            <w:tcW w:type="dxa" w:w="2880"/>
+          </w:tcPr>
+          <w:p>
+            <w:r>
+              <w:rPr>
+                <w:rFonts w:ascii="Times New Roman" w:hAnsi="Times New Roman" w:eastAsia="宋体"/>
+                <w:b w:val="0"/>
+                <w:sz w:val="21"/>
+              </w:rPr>
+              <w:t>5.9</w:t>
+            </w:r>
+          </w:p>
+        </w:tc>
+        <w:tc>
+          <w:tcPr>
+            <w:tcW w:type="dxa" w:w="2880"/>
+          </w:tcPr>
+          <w:p>
+            <w:r>
+              <w:rPr>
+                <w:rFonts w:ascii="Times New Roman" w:hAnsi="Times New Roman" w:eastAsia="宋体"/>
+                <w:b w:val="0"/>
+                <w:sz w:val="21"/>
+              </w:rPr>
+              <w:t>同一网络传输链路具有相同安全功能的防护设备应使用不同架构或不同品牌产品</w:t>
+            </w:r>
+          </w:p>
+        </w:tc>
+        <w:tc>
+          <w:tcPr>
+            <w:tcW w:type="dxa" w:w="2880"/>
+          </w:tcPr>
+          <w:p>
+            <w:r>
+              <w:rPr>
+                <w:rFonts w:ascii="Times New Roman" w:hAnsi="Times New Roman" w:eastAsia="宋体"/>
+                <w:b w:val="0"/>
+                <w:sz w:val="21"/>
+              </w:rPr>
+              <w:t>部分可自动化</w:t>
+            </w:r>
+          </w:p>
+        </w:tc>
+      </w:tr>
+      <w:tr>
+        <w:tc>
+          <w:tcPr>
+            <w:tcW w:type="dxa" w:w="2880"/>
+          </w:tcPr>
+          <w:p>
+            <w:r>
+              <w:rPr>
+                <w:rFonts w:ascii="Times New Roman" w:hAnsi="Times New Roman" w:eastAsia="宋体"/>
+                <w:b w:val="0"/>
+                <w:sz w:val="21"/>
+              </w:rPr>
+              <w:t>5.10</w:t>
+            </w:r>
+          </w:p>
+        </w:tc>
+        <w:tc>
+          <w:tcPr>
+            <w:tcW w:type="dxa" w:w="2880"/>
+          </w:tcPr>
+          <w:p>
+            <w:r>
+              <w:rPr>
+                <w:rFonts w:ascii="Times New Roman" w:hAnsi="Times New Roman" w:eastAsia="宋体"/>
+                <w:b w:val="0"/>
+                <w:sz w:val="21"/>
+              </w:rPr>
+              <w:t>应对组播源、组播地址、组播成员采取控制措施</w:t>
+            </w:r>
+          </w:p>
+        </w:tc>
+        <w:tc>
+          <w:tcPr>
+            <w:tcW w:type="dxa" w:w="2880"/>
+          </w:tcPr>
+          <w:p>
+            <w:r>
+              <w:rPr>
+                <w:rFonts w:ascii="Times New Roman" w:hAnsi="Times New Roman" w:eastAsia="宋体"/>
+                <w:b w:val="0"/>
+                <w:sz w:val="21"/>
+              </w:rPr>
+              <w:t>可自动化</w:t>
+            </w:r>
+          </w:p>
+        </w:tc>
+      </w:tr>
+      <w:tr>
+        <w:tc>
+          <w:tcPr>
+            <w:tcW w:type="dxa" w:w="2880"/>
+          </w:tcPr>
+          <w:p>
+            <w:r>
+              <w:rPr>
+                <w:rFonts w:ascii="Times New Roman" w:hAnsi="Times New Roman" w:eastAsia="宋体"/>
+                <w:b w:val="0"/>
+                <w:sz w:val="21"/>
+              </w:rPr>
+              <w:t>5.11</w:t>
+            </w:r>
+          </w:p>
+        </w:tc>
+        <w:tc>
+          <w:tcPr>
+            <w:tcW w:type="dxa" w:w="2880"/>
+          </w:tcPr>
+          <w:p>
+            <w:r>
+              <w:rPr>
+                <w:rFonts w:ascii="Times New Roman" w:hAnsi="Times New Roman" w:eastAsia="宋体"/>
+                <w:b w:val="0"/>
+                <w:sz w:val="21"/>
+              </w:rPr>
+              <w:t>重要网络设备和网络安全防护设备应有备份</w:t>
+            </w:r>
+          </w:p>
+        </w:tc>
+        <w:tc>
+          <w:tcPr>
+            <w:tcW w:type="dxa" w:w="2880"/>
+          </w:tcPr>
+          <w:p>
+            <w:r>
+              <w:rPr>
+                <w:rFonts w:ascii="Times New Roman" w:hAnsi="Times New Roman" w:eastAsia="宋体"/>
+                <w:b w:val="0"/>
+                <w:sz w:val="21"/>
+              </w:rPr>
+              <w:t>可自动化</w:t>
+            </w:r>
+          </w:p>
+        </w:tc>
+      </w:tr>
+      <w:tr>
+        <w:tc>
+          <w:tcPr>
+            <w:tcW w:type="dxa" w:w="2880"/>
+          </w:tcPr>
+          <w:p>
+            <w:r>
+              <w:rPr>
+                <w:rFonts w:ascii="Times New Roman" w:hAnsi="Times New Roman" w:eastAsia="宋体"/>
+                <w:b w:val="0"/>
+                <w:sz w:val="21"/>
+              </w:rPr>
+              <w:t>5.12</w:t>
+            </w:r>
+          </w:p>
+        </w:tc>
+        <w:tc>
+          <w:tcPr>
+            <w:tcW w:type="dxa" w:w="2880"/>
+          </w:tcPr>
+          <w:p>
+            <w:r>
+              <w:rPr>
+                <w:rFonts w:ascii="Times New Roman" w:hAnsi="Times New Roman" w:eastAsia="宋体"/>
+                <w:b w:val="0"/>
+                <w:sz w:val="21"/>
+              </w:rPr>
+              <w:t>远程传输应采取链路加密、网络加密、信源加密中两层保护措施</w:t>
+            </w:r>
+          </w:p>
+        </w:tc>
+        <w:tc>
+          <w:tcPr>
+            <w:tcW w:type="dxa" w:w="2880"/>
+          </w:tcPr>
+          <w:p>
+            <w:r>
+              <w:rPr>
+                <w:rFonts w:ascii="Times New Roman" w:hAnsi="Times New Roman" w:eastAsia="宋体"/>
+                <w:b w:val="0"/>
+                <w:sz w:val="21"/>
+              </w:rPr>
+              <w:t>部分可自动化</w:t>
+            </w:r>
+          </w:p>
+        </w:tc>
+      </w:tr>
+      <w:tr>
+        <w:tc>
+          <w:tcPr>
+            <w:tcW w:type="dxa" w:w="2880"/>
+          </w:tcPr>
+          <w:p>
+            <w:r>
+              <w:rPr>
+                <w:rFonts w:ascii="Times New Roman" w:hAnsi="Times New Roman" w:eastAsia="宋体"/>
+                <w:b w:val="0"/>
+                <w:sz w:val="21"/>
+              </w:rPr>
+              <w:t>5.13</w:t>
+            </w:r>
+          </w:p>
+        </w:tc>
+        <w:tc>
+          <w:tcPr>
+            <w:tcW w:type="dxa" w:w="2880"/>
+          </w:tcPr>
+          <w:p>
+            <w:r>
+              <w:rPr>
+                <w:rFonts w:ascii="Times New Roman" w:hAnsi="Times New Roman" w:eastAsia="宋体"/>
+                <w:b w:val="0"/>
+                <w:sz w:val="21"/>
+              </w:rPr>
+              <w:t>应设立网络安全管理中心并指定管理终端，对网络设备、网络安全防护设备、存储设备等资源进行单独管理</w:t>
+            </w:r>
+          </w:p>
+        </w:tc>
+        <w:tc>
+          <w:tcPr>
+            <w:tcW w:type="dxa" w:w="2880"/>
+          </w:tcPr>
+          <w:p>
+            <w:r>
+              <w:rPr>
+                <w:rFonts w:ascii="Times New Roman" w:hAnsi="Times New Roman" w:eastAsia="宋体"/>
+                <w:b w:val="0"/>
+                <w:sz w:val="21"/>
+              </w:rPr>
+              <w:t>需人工</w:t>
+            </w:r>
+          </w:p>
+        </w:tc>
+      </w:tr>
+      <w:tr>
+        <w:tc>
+          <w:tcPr>
+            <w:tcW w:type="dxa" w:w="2880"/>
+          </w:tcPr>
+          <w:p>
+            <w:r>
+              <w:rPr>
+                <w:rFonts w:ascii="Times New Roman" w:hAnsi="Times New Roman" w:eastAsia="宋体"/>
+                <w:b w:val="0"/>
+                <w:sz w:val="21"/>
+              </w:rPr>
+              <w:t>5.14</w:t>
+            </w:r>
+          </w:p>
+        </w:tc>
+        <w:tc>
+          <w:tcPr>
+            <w:tcW w:type="dxa" w:w="2880"/>
+          </w:tcPr>
+          <w:p>
+            <w:r>
+              <w:rPr>
+                <w:rFonts w:ascii="Times New Roman" w:hAnsi="Times New Roman" w:eastAsia="宋体"/>
+                <w:b w:val="0"/>
+                <w:sz w:val="21"/>
+              </w:rPr>
+              <w:t>与互联网、非JD网络、安全防护等级为一级的网络应物理隔离，与安全防护等级为二级、三级和四级的网络应逻辑隔离</w:t>
+            </w:r>
+          </w:p>
+        </w:tc>
+        <w:tc>
+          <w:tcPr>
+            <w:tcW w:type="dxa" w:w="2880"/>
+          </w:tcPr>
+          <w:p>
+            <w:r>
+              <w:rPr>
+                <w:rFonts w:ascii="Times New Roman" w:hAnsi="Times New Roman" w:eastAsia="宋体"/>
+                <w:b w:val="0"/>
+                <w:sz w:val="21"/>
+              </w:rPr>
+              <w:t>部分可自动化</w:t>
+            </w:r>
+          </w:p>
+        </w:tc>
+      </w:tr>
+      <w:tr>
+        <w:tc>
+          <w:tcPr>
+            <w:tcW w:type="dxa" w:w="2880"/>
+          </w:tcPr>
+          <w:p>
+            <w:r>
+              <w:rPr>
+                <w:rFonts w:ascii="Times New Roman" w:hAnsi="Times New Roman" w:eastAsia="宋体"/>
+                <w:b w:val="0"/>
+                <w:sz w:val="21"/>
+              </w:rPr>
+              <w:t>5.15</w:t>
+            </w:r>
+          </w:p>
+        </w:tc>
+        <w:tc>
+          <w:tcPr>
+            <w:tcW w:type="dxa" w:w="2880"/>
+          </w:tcPr>
+          <w:p>
+            <w:r>
+              <w:rPr>
+                <w:rFonts w:ascii="Times New Roman" w:hAnsi="Times New Roman" w:eastAsia="宋体"/>
+                <w:b w:val="0"/>
+                <w:sz w:val="21"/>
+              </w:rPr>
+              <w:t>不同用途、不同性质的网络之间应需通过防火墙、网络隔离器、单向传输设备、单项导入设备等网络安全防护设备加强逻辑隔离，应采取边界数据交换控制措施，应具备对攻击行为和非法访问等实时告警、审计、阻断和定位等能力</w:t>
+            </w:r>
+          </w:p>
+        </w:tc>
+        <w:tc>
+          <w:tcPr>
+            <w:tcW w:type="dxa" w:w="2880"/>
+          </w:tcPr>
+          <w:p>
+            <w:r>
+              <w:rPr>
+                <w:rFonts w:ascii="Times New Roman" w:hAnsi="Times New Roman" w:eastAsia="宋体"/>
+                <w:b w:val="0"/>
+                <w:sz w:val="21"/>
+              </w:rPr>
+              <w:t>需人工</w:t>
+            </w:r>
+          </w:p>
+        </w:tc>
+      </w:tr>
+      <w:tr>
+        <w:tc>
+          <w:tcPr>
+            <w:tcW w:type="dxa" w:w="2880"/>
+          </w:tcPr>
+          <w:p>
+            <w:r>
+              <w:rPr>
+                <w:rFonts w:ascii="Times New Roman" w:hAnsi="Times New Roman" w:eastAsia="宋体"/>
+                <w:b w:val="0"/>
+                <w:sz w:val="21"/>
+              </w:rPr>
+              <w:t>5.16</w:t>
+            </w:r>
+          </w:p>
+        </w:tc>
+        <w:tc>
+          <w:tcPr>
+            <w:tcW w:type="dxa" w:w="2880"/>
+          </w:tcPr>
+          <w:p>
+            <w:r>
+              <w:rPr>
+                <w:rFonts w:ascii="Times New Roman" w:hAnsi="Times New Roman" w:eastAsia="宋体"/>
+                <w:b w:val="0"/>
+                <w:sz w:val="21"/>
+              </w:rPr>
+              <w:t>局域网各安全区域之间、服务器与终端之间、服务器之间、终端之间应采取全网细粒度访问控制措施</w:t>
+            </w:r>
+          </w:p>
+        </w:tc>
+        <w:tc>
+          <w:tcPr>
+            <w:tcW w:type="dxa" w:w="2880"/>
+          </w:tcPr>
+          <w:p>
+            <w:r>
+              <w:rPr>
+                <w:rFonts w:ascii="Times New Roman" w:hAnsi="Times New Roman" w:eastAsia="宋体"/>
+                <w:b w:val="0"/>
+                <w:sz w:val="21"/>
+              </w:rPr>
+              <w:t>可自动化</w:t>
+            </w:r>
+          </w:p>
+        </w:tc>
+      </w:tr>
+      <w:tr>
+        <w:tc>
+          <w:tcPr>
+            <w:tcW w:type="dxa" w:w="2880"/>
+          </w:tcPr>
+          <w:p>
+            <w:r>
+              <w:rPr>
+                <w:rFonts w:ascii="Times New Roman" w:hAnsi="Times New Roman" w:eastAsia="宋体"/>
+                <w:b w:val="0"/>
+                <w:sz w:val="21"/>
+              </w:rPr>
+              <w:t>5.17</w:t>
+            </w:r>
+          </w:p>
+        </w:tc>
+        <w:tc>
+          <w:tcPr>
+            <w:tcW w:type="dxa" w:w="2880"/>
+          </w:tcPr>
+          <w:p>
+            <w:r>
+              <w:rPr>
+                <w:rFonts w:ascii="Times New Roman" w:hAnsi="Times New Roman" w:eastAsia="宋体"/>
+                <w:b w:val="0"/>
+                <w:sz w:val="21"/>
+              </w:rPr>
+              <w:t>远程传输租用地方线路时应采取链路加密、网络加密、信源加密三层保护措施</w:t>
+            </w:r>
+          </w:p>
+        </w:tc>
+        <w:tc>
+          <w:tcPr>
+            <w:tcW w:type="dxa" w:w="2880"/>
+          </w:tcPr>
+          <w:p>
+            <w:r>
+              <w:rPr>
+                <w:rFonts w:ascii="Times New Roman" w:hAnsi="Times New Roman" w:eastAsia="宋体"/>
+                <w:b w:val="0"/>
+                <w:sz w:val="21"/>
+              </w:rPr>
+              <w:t>部分可自动化</w:t>
+            </w:r>
+          </w:p>
+        </w:tc>
+      </w:tr>
+      <w:tr>
+        <w:tc>
+          <w:tcPr>
+            <w:tcW w:type="dxa" w:w="2880"/>
+          </w:tcPr>
+          <w:p>
+            <w:r>
+              <w:rPr>
+                <w:rFonts w:ascii="Times New Roman" w:hAnsi="Times New Roman" w:eastAsia="宋体"/>
+                <w:b w:val="0"/>
+                <w:sz w:val="21"/>
+              </w:rPr>
+              <w:t>5.18</w:t>
+            </w:r>
+          </w:p>
+        </w:tc>
+        <w:tc>
+          <w:tcPr>
+            <w:tcW w:type="dxa" w:w="2880"/>
+          </w:tcPr>
+          <w:p>
+            <w:r>
+              <w:rPr>
+                <w:rFonts w:ascii="Times New Roman" w:hAnsi="Times New Roman" w:eastAsia="宋体"/>
+                <w:b w:val="0"/>
+                <w:sz w:val="21"/>
+              </w:rPr>
+              <w:t>应采取不低于基于801.1x协议认证强度的接入认证措施，认证因素至少包括交换机端口、计算机IP地址和MAC地址</w:t>
+            </w:r>
+          </w:p>
+        </w:tc>
+        <w:tc>
+          <w:tcPr>
+            <w:tcW w:type="dxa" w:w="2880"/>
+          </w:tcPr>
+          <w:p>
+            <w:r>
+              <w:rPr>
+                <w:rFonts w:ascii="Times New Roman" w:hAnsi="Times New Roman" w:eastAsia="宋体"/>
+                <w:b w:val="0"/>
+                <w:sz w:val="21"/>
+              </w:rPr>
+              <w:t>可自动化</w:t>
+            </w:r>
+          </w:p>
+        </w:tc>
+      </w:tr>
+      <w:tr>
+        <w:tc>
+          <w:tcPr>
+            <w:tcW w:type="dxa" w:w="2880"/>
+          </w:tcPr>
+          <w:p>
+            <w:r>
+              <w:rPr>
+                <w:rFonts w:ascii="Times New Roman" w:hAnsi="Times New Roman" w:eastAsia="宋体"/>
+                <w:b w:val="0"/>
+                <w:sz w:val="21"/>
+              </w:rPr>
+              <w:t>5.19</w:t>
+            </w:r>
+          </w:p>
+        </w:tc>
+        <w:tc>
+          <w:tcPr>
+            <w:tcW w:type="dxa" w:w="2880"/>
+          </w:tcPr>
+          <w:p>
+            <w:r>
+              <w:rPr>
+                <w:rFonts w:ascii="Times New Roman" w:hAnsi="Times New Roman" w:eastAsia="宋体"/>
+                <w:b w:val="0"/>
+                <w:sz w:val="21"/>
+              </w:rPr>
+              <w:t>用户计算机之间应逻辑隔离</w:t>
+            </w:r>
+          </w:p>
+        </w:tc>
+        <w:tc>
+          <w:tcPr>
+            <w:tcW w:type="dxa" w:w="2880"/>
+          </w:tcPr>
+          <w:p>
+            <w:r>
+              <w:rPr>
+                <w:rFonts w:ascii="Times New Roman" w:hAnsi="Times New Roman" w:eastAsia="宋体"/>
+                <w:b w:val="0"/>
+                <w:sz w:val="21"/>
+              </w:rPr>
+              <w:t>部分可自动化</w:t>
+            </w:r>
+          </w:p>
+        </w:tc>
+      </w:tr>
+      <w:tr>
+        <w:tc>
+          <w:tcPr>
+            <w:tcW w:type="dxa" w:w="2880"/>
+          </w:tcPr>
+          <w:p>
+            <w:r>
+              <w:rPr>
+                <w:rFonts w:ascii="Times New Roman" w:hAnsi="Times New Roman" w:eastAsia="宋体"/>
+                <w:b w:val="0"/>
+                <w:sz w:val="21"/>
+              </w:rPr>
+              <w:t>5.20</w:t>
+            </w:r>
+          </w:p>
+        </w:tc>
+        <w:tc>
+          <w:tcPr>
+            <w:tcW w:type="dxa" w:w="2880"/>
+          </w:tcPr>
+          <w:p>
+            <w:r>
+              <w:rPr>
+                <w:rFonts w:ascii="Times New Roman" w:hAnsi="Times New Roman" w:eastAsia="宋体"/>
+                <w:b w:val="0"/>
+                <w:sz w:val="21"/>
+              </w:rPr>
+              <w:t>应具备全网行为审计记录能力，审计日志应至少保留180天</w:t>
+            </w:r>
+          </w:p>
+        </w:tc>
+        <w:tc>
+          <w:tcPr>
+            <w:tcW w:type="dxa" w:w="2880"/>
+          </w:tcPr>
+          <w:p>
+            <w:r>
+              <w:rPr>
+                <w:rFonts w:ascii="Times New Roman" w:hAnsi="Times New Roman" w:eastAsia="宋体"/>
+                <w:b w:val="0"/>
+                <w:sz w:val="21"/>
+              </w:rPr>
+              <w:t>需人工</w:t>
+            </w:r>
+          </w:p>
+        </w:tc>
+      </w:tr>
+      <w:tr>
+        <w:tc>
+          <w:tcPr>
+            <w:tcW w:type="dxa" w:w="2880"/>
+          </w:tcPr>
+          <w:p>
+            <w:r>
+              <w:rPr>
+                <w:rFonts w:ascii="Times New Roman" w:hAnsi="Times New Roman" w:eastAsia="宋体"/>
+                <w:b w:val="0"/>
+                <w:sz w:val="21"/>
+              </w:rPr>
+              <w:t>5.21</w:t>
+            </w:r>
+          </w:p>
+        </w:tc>
+        <w:tc>
+          <w:tcPr>
+            <w:tcW w:type="dxa" w:w="2880"/>
+          </w:tcPr>
+          <w:p>
+            <w:r>
+              <w:rPr>
+                <w:rFonts w:ascii="Times New Roman" w:hAnsi="Times New Roman" w:eastAsia="宋体"/>
+                <w:b w:val="0"/>
+                <w:sz w:val="21"/>
+              </w:rPr>
+              <w:t>应对全网攻击行为、违规行为采取实时监视、报警、审计、控制处理、阻断和定位措施</w:t>
+            </w:r>
+          </w:p>
+        </w:tc>
+        <w:tc>
+          <w:tcPr>
+            <w:tcW w:type="dxa" w:w="2880"/>
+          </w:tcPr>
+          <w:p>
+            <w:r>
+              <w:rPr>
+                <w:rFonts w:ascii="Times New Roman" w:hAnsi="Times New Roman" w:eastAsia="宋体"/>
+                <w:b w:val="0"/>
+                <w:sz w:val="21"/>
+              </w:rPr>
+              <w:t>需人工</w:t>
+            </w:r>
+          </w:p>
+        </w:tc>
+      </w:tr>
+      <w:tr>
+        <w:tc>
+          <w:tcPr>
+            <w:tcW w:type="dxa" w:w="2880"/>
+          </w:tcPr>
+          <w:p>
+            <w:r>
+              <w:rPr>
+                <w:rFonts w:ascii="Times New Roman" w:hAnsi="Times New Roman" w:eastAsia="宋体"/>
+                <w:b w:val="0"/>
+                <w:sz w:val="21"/>
+              </w:rPr>
+              <w:t>5.22</w:t>
+            </w:r>
+          </w:p>
+        </w:tc>
+        <w:tc>
+          <w:tcPr>
+            <w:tcW w:type="dxa" w:w="2880"/>
+          </w:tcPr>
+          <w:p>
+            <w:r>
+              <w:rPr>
+                <w:rFonts w:ascii="Times New Roman" w:hAnsi="Times New Roman" w:eastAsia="宋体"/>
+                <w:b w:val="0"/>
+                <w:sz w:val="21"/>
+              </w:rPr>
+              <w:t>数据存储系统的管理网路与应用网路应逻辑隔离</w:t>
+            </w:r>
+          </w:p>
+        </w:tc>
+        <w:tc>
+          <w:tcPr>
+            <w:tcW w:type="dxa" w:w="2880"/>
+          </w:tcPr>
+          <w:p>
+            <w:r>
+              <w:rPr>
+                <w:rFonts w:ascii="Times New Roman" w:hAnsi="Times New Roman" w:eastAsia="宋体"/>
+                <w:b w:val="0"/>
+                <w:sz w:val="21"/>
+              </w:rPr>
+              <w:t>部分可自动化</w:t>
+            </w:r>
+          </w:p>
+        </w:tc>
+      </w:tr>
+      <w:tr>
+        <w:tc>
+          <w:tcPr>
+            <w:tcW w:type="dxa" w:w="2880"/>
+          </w:tcPr>
+          <w:p>
+            <w:r>
+              <w:rPr>
+                <w:rFonts w:ascii="Times New Roman" w:hAnsi="Times New Roman" w:eastAsia="宋体"/>
+                <w:b w:val="0"/>
+                <w:sz w:val="21"/>
+              </w:rPr>
+              <w:t>5.23</w:t>
+            </w:r>
+          </w:p>
+        </w:tc>
+        <w:tc>
+          <w:tcPr>
+            <w:tcW w:type="dxa" w:w="2880"/>
+          </w:tcPr>
+          <w:p>
+            <w:r>
+              <w:rPr>
+                <w:rFonts w:ascii="Times New Roman" w:hAnsi="Times New Roman" w:eastAsia="宋体"/>
+                <w:b w:val="0"/>
+                <w:sz w:val="21"/>
+              </w:rPr>
+              <w:t>检查网络设备配备的合理性、必要性，是否存在非必要的冗余内容</w:t>
+            </w:r>
+          </w:p>
+        </w:tc>
+        <w:tc>
+          <w:tcPr>
+            <w:tcW w:type="dxa" w:w="2880"/>
+          </w:tcPr>
+          <w:p>
+            <w:r>
+              <w:rPr>
+                <w:rFonts w:ascii="Times New Roman" w:hAnsi="Times New Roman" w:eastAsia="宋体"/>
+                <w:b w:val="0"/>
+                <w:sz w:val="21"/>
+              </w:rPr>
+              <w:t>可自动化</w:t>
+            </w:r>
+          </w:p>
+        </w:tc>
+      </w:tr>
+    </w:tbl>
+    <w:p>
+      <w:pPr>
+        <w:pStyle w:val="Heading3"/>
+        <w:spacing w:before="160" w:after="120"/>
+      </w:pPr>
+      <w:r>
+        <w:rPr>
+          <w:rFonts w:ascii="Times New Roman" w:hAnsi="Times New Roman" w:eastAsia="黑体"/>
+          <w:b/>
+          <w:color w:val="000000"/>
+          <w:sz w:val="24"/>
+        </w:rPr>
+        <w:t>6 物理安全</w:t>
+      </w:r>
+    </w:p>
+    <w:tbl>
+      <w:tblPr>
+        <w:tblStyle w:val="TableGrid"/>
+        <w:tblW w:type="auto" w:w="0"/>
+        <w:tblLayout w:type="autofit"/>
+        <w:tblLook w:firstColumn="1" w:firstRow="1" w:lastColumn="0" w:lastRow="0" w:noHBand="0" w:noVBand="1" w:val="04A0"/>
+      </w:tblPr>
+      <w:tblGrid>
+        <w:gridCol w:w="2880"/>
+        <w:gridCol w:w="2880"/>
+        <w:gridCol w:w="2880"/>
+      </w:tblGrid>
+      <w:tr>
+        <w:tc>
+          <w:tcPr>
+            <w:tcW w:type="dxa" w:w="2880"/>
+          </w:tcPr>
+          <w:p>
+            <w:r>
+              <w:rPr>
+                <w:rFonts w:ascii="Times New Roman" w:hAnsi="Times New Roman" w:eastAsia="宋体"/>
+                <w:b/>
+                <w:sz w:val="21"/>
+              </w:rPr>
+              <w:t>编号</w:t>
+            </w:r>
+          </w:p>
+        </w:tc>
+        <w:tc>
+          <w:tcPr>
+            <w:tcW w:type="dxa" w:w="2880"/>
+          </w:tcPr>
+          <w:p>
+            <w:r>
+              <w:rPr>
+                <w:rFonts w:ascii="Times New Roman" w:hAnsi="Times New Roman" w:eastAsia="宋体"/>
+                <w:b/>
+                <w:sz w:val="21"/>
+              </w:rPr>
+              <w:t>检查项</w:t>
+            </w:r>
+          </w:p>
+        </w:tc>
+        <w:tc>
+          <w:tcPr>
+            <w:tcW w:type="dxa" w:w="2880"/>
+          </w:tcPr>
+          <w:p>
+            <w:r>
+              <w:rPr>
+                <w:rFonts w:ascii="Times New Roman" w:hAnsi="Times New Roman" w:eastAsia="宋体"/>
+                <w:b/>
+                <w:sz w:val="21"/>
+              </w:rPr>
+              <w:t>验证结论</w:t>
+            </w:r>
+          </w:p>
+        </w:tc>
+      </w:tr>
+      <w:tr>
+        <w:tc>
+          <w:tcPr>
+            <w:tcW w:type="dxa" w:w="2880"/>
+          </w:tcPr>
+          <w:p>
+            <w:r>
+              <w:rPr>
+                <w:rFonts w:ascii="Times New Roman" w:hAnsi="Times New Roman" w:eastAsia="宋体"/>
+                <w:b w:val="0"/>
+                <w:sz w:val="21"/>
+              </w:rPr>
+              <w:t>6.1</w:t>
+            </w:r>
+          </w:p>
+        </w:tc>
+        <w:tc>
+          <w:tcPr>
+            <w:tcW w:type="dxa" w:w="2880"/>
+          </w:tcPr>
+          <w:p>
+            <w:r>
+              <w:rPr>
+                <w:rFonts w:ascii="Times New Roman" w:hAnsi="Times New Roman" w:eastAsia="宋体"/>
+                <w:b w:val="0"/>
+                <w:sz w:val="21"/>
+              </w:rPr>
+              <w:t>使用的网络设备、服务器、终端等，应选用进入《全J计算机及网络设备集中采购目录》的产品</w:t>
+            </w:r>
+          </w:p>
+        </w:tc>
+        <w:tc>
+          <w:tcPr>
+            <w:tcW w:type="dxa" w:w="2880"/>
+          </w:tcPr>
+          <w:p>
+            <w:r>
+              <w:rPr>
+                <w:rFonts w:ascii="Times New Roman" w:hAnsi="Times New Roman" w:eastAsia="宋体"/>
+                <w:b w:val="0"/>
+                <w:sz w:val="21"/>
+              </w:rPr>
+              <w:t>需人工</w:t>
+            </w:r>
+          </w:p>
+        </w:tc>
+      </w:tr>
+      <w:tr>
+        <w:tc>
+          <w:tcPr>
+            <w:tcW w:type="dxa" w:w="2880"/>
+          </w:tcPr>
+          <w:p>
+            <w:r>
+              <w:rPr>
+                <w:rFonts w:ascii="Times New Roman" w:hAnsi="Times New Roman" w:eastAsia="宋体"/>
+                <w:b w:val="0"/>
+                <w:sz w:val="21"/>
+              </w:rPr>
+              <w:t>6.2</w:t>
+            </w:r>
+          </w:p>
+        </w:tc>
+        <w:tc>
+          <w:tcPr>
+            <w:tcW w:type="dxa" w:w="2880"/>
+          </w:tcPr>
+          <w:p>
+            <w:r>
+              <w:rPr>
+                <w:rFonts w:ascii="Times New Roman" w:hAnsi="Times New Roman" w:eastAsia="宋体"/>
+                <w:b w:val="0"/>
+                <w:sz w:val="21"/>
+              </w:rPr>
+              <w:t>使用的安全网关、防火墙等信息安全产品，应通过JD信息安全测评认证机构的认证</w:t>
+            </w:r>
+          </w:p>
+        </w:tc>
+        <w:tc>
+          <w:tcPr>
+            <w:tcW w:type="dxa" w:w="2880"/>
+          </w:tcPr>
+          <w:p>
+            <w:r>
+              <w:rPr>
+                <w:rFonts w:ascii="Times New Roman" w:hAnsi="Times New Roman" w:eastAsia="宋体"/>
+                <w:b w:val="0"/>
+                <w:sz w:val="21"/>
+              </w:rPr>
+              <w:t>需人工</w:t>
+            </w:r>
+          </w:p>
+        </w:tc>
+      </w:tr>
+      <w:tr>
+        <w:tc>
+          <w:tcPr>
+            <w:tcW w:type="dxa" w:w="2880"/>
+          </w:tcPr>
+          <w:p>
+            <w:r>
+              <w:rPr>
+                <w:rFonts w:ascii="Times New Roman" w:hAnsi="Times New Roman" w:eastAsia="宋体"/>
+                <w:b w:val="0"/>
+                <w:sz w:val="21"/>
+              </w:rPr>
+              <w:t>6.3</w:t>
+            </w:r>
+          </w:p>
+        </w:tc>
+        <w:tc>
+          <w:tcPr>
+            <w:tcW w:type="dxa" w:w="2880"/>
+          </w:tcPr>
+          <w:p>
+            <w:r>
+              <w:rPr>
+                <w:rFonts w:ascii="Times New Roman" w:hAnsi="Times New Roman" w:eastAsia="宋体"/>
+                <w:b w:val="0"/>
+                <w:sz w:val="21"/>
+              </w:rPr>
+              <w:t>机房应有序、规范、合理走线布线，明确互联网区域和内部区域，粘贴标识，区分不同线路</w:t>
+            </w:r>
+          </w:p>
+        </w:tc>
+        <w:tc>
+          <w:tcPr>
+            <w:tcW w:type="dxa" w:w="2880"/>
+          </w:tcPr>
+          <w:p>
+            <w:r>
+              <w:rPr>
+                <w:rFonts w:ascii="Times New Roman" w:hAnsi="Times New Roman" w:eastAsia="宋体"/>
+                <w:b w:val="0"/>
+                <w:sz w:val="21"/>
+              </w:rPr>
+              <w:t>需人工</w:t>
+            </w:r>
+          </w:p>
+        </w:tc>
+      </w:tr>
+      <w:tr>
+        <w:tc>
+          <w:tcPr>
+            <w:tcW w:type="dxa" w:w="2880"/>
+          </w:tcPr>
+          <w:p>
+            <w:r>
+              <w:rPr>
+                <w:rFonts w:ascii="Times New Roman" w:hAnsi="Times New Roman" w:eastAsia="宋体"/>
+                <w:b w:val="0"/>
+                <w:sz w:val="21"/>
+              </w:rPr>
+              <w:t>6.4</w:t>
+            </w:r>
+          </w:p>
+        </w:tc>
+        <w:tc>
+          <w:tcPr>
+            <w:tcW w:type="dxa" w:w="2880"/>
+          </w:tcPr>
+          <w:p>
+            <w:r>
+              <w:rPr>
+                <w:rFonts w:ascii="Times New Roman" w:hAnsi="Times New Roman" w:eastAsia="宋体"/>
+                <w:b w:val="0"/>
+                <w:sz w:val="21"/>
+              </w:rPr>
+              <w:t>机房应符合GB 2887-2011中4.6.1所规定的温湿度等要求</w:t>
+            </w:r>
+          </w:p>
+        </w:tc>
+        <w:tc>
+          <w:tcPr>
+            <w:tcW w:type="dxa" w:w="2880"/>
+          </w:tcPr>
+          <w:p>
+            <w:r>
+              <w:rPr>
+                <w:rFonts w:ascii="Times New Roman" w:hAnsi="Times New Roman" w:eastAsia="宋体"/>
+                <w:b w:val="0"/>
+                <w:sz w:val="21"/>
+              </w:rPr>
+              <w:t>需人工</w:t>
+            </w:r>
+          </w:p>
+        </w:tc>
+      </w:tr>
+      <w:tr>
+        <w:tc>
+          <w:tcPr>
+            <w:tcW w:type="dxa" w:w="2880"/>
+          </w:tcPr>
+          <w:p>
+            <w:r>
+              <w:rPr>
+                <w:rFonts w:ascii="Times New Roman" w:hAnsi="Times New Roman" w:eastAsia="宋体"/>
+                <w:b w:val="0"/>
+                <w:sz w:val="21"/>
+              </w:rPr>
+              <w:t>6.5</w:t>
+            </w:r>
+          </w:p>
+        </w:tc>
+        <w:tc>
+          <w:tcPr>
+            <w:tcW w:type="dxa" w:w="2880"/>
+          </w:tcPr>
+          <w:p>
+            <w:r>
+              <w:rPr>
+                <w:rFonts w:ascii="Times New Roman" w:hAnsi="Times New Roman" w:eastAsia="宋体"/>
+                <w:b w:val="0"/>
+                <w:sz w:val="21"/>
+              </w:rPr>
+              <w:t>机房应安装安防监控设备，对机房的人员进出、设备操作等进行监管</w:t>
+            </w:r>
+          </w:p>
+        </w:tc>
+        <w:tc>
+          <w:tcPr>
+            <w:tcW w:type="dxa" w:w="2880"/>
+          </w:tcPr>
+          <w:p>
+            <w:r>
+              <w:rPr>
+                <w:rFonts w:ascii="Times New Roman" w:hAnsi="Times New Roman" w:eastAsia="宋体"/>
+                <w:b w:val="0"/>
+                <w:sz w:val="21"/>
+              </w:rPr>
+              <w:t>需人工</w:t>
+            </w:r>
+          </w:p>
+        </w:tc>
+      </w:tr>
+      <w:tr>
+        <w:tc>
+          <w:tcPr>
+            <w:tcW w:type="dxa" w:w="2880"/>
+          </w:tcPr>
+          <w:p>
+            <w:r>
+              <w:rPr>
+                <w:rFonts w:ascii="Times New Roman" w:hAnsi="Times New Roman" w:eastAsia="宋体"/>
+                <w:b w:val="0"/>
+                <w:sz w:val="21"/>
+              </w:rPr>
+              <w:t>6.6</w:t>
+            </w:r>
+          </w:p>
+        </w:tc>
+        <w:tc>
+          <w:tcPr>
+            <w:tcW w:type="dxa" w:w="2880"/>
+          </w:tcPr>
+          <w:p>
+            <w:r>
+              <w:rPr>
+                <w:rFonts w:ascii="Times New Roman" w:hAnsi="Times New Roman" w:eastAsia="宋体"/>
+                <w:b w:val="0"/>
+                <w:sz w:val="21"/>
+              </w:rPr>
+              <w:t>机房应将涉密区域和互联网区域设置于不同场所</w:t>
+            </w:r>
+          </w:p>
+        </w:tc>
+        <w:tc>
+          <w:tcPr>
+            <w:tcW w:type="dxa" w:w="2880"/>
+          </w:tcPr>
+          <w:p>
+            <w:r>
+              <w:rPr>
+                <w:rFonts w:ascii="Times New Roman" w:hAnsi="Times New Roman" w:eastAsia="宋体"/>
+                <w:b w:val="0"/>
+                <w:sz w:val="21"/>
+              </w:rPr>
+              <w:t>需人工</w:t>
+            </w:r>
+          </w:p>
+        </w:tc>
+      </w:tr>
+      <w:tr>
+        <w:tc>
+          <w:tcPr>
+            <w:tcW w:type="dxa" w:w="2880"/>
+          </w:tcPr>
+          <w:p>
+            <w:r>
+              <w:rPr>
+                <w:rFonts w:ascii="Times New Roman" w:hAnsi="Times New Roman" w:eastAsia="宋体"/>
+                <w:b w:val="0"/>
+                <w:sz w:val="21"/>
+              </w:rPr>
+              <w:t>6.7</w:t>
+            </w:r>
+          </w:p>
+        </w:tc>
+        <w:tc>
+          <w:tcPr>
+            <w:tcW w:type="dxa" w:w="2880"/>
+          </w:tcPr>
+          <w:p>
+            <w:r>
+              <w:rPr>
+                <w:rFonts w:ascii="Times New Roman" w:hAnsi="Times New Roman" w:eastAsia="宋体"/>
+                <w:b w:val="0"/>
+                <w:sz w:val="21"/>
+              </w:rPr>
+              <w:t>在涉密网络中使用过的打印机、复印机、刻录机、扫描仪、存储载体等设备严禁在互联网中使用</w:t>
+            </w:r>
+          </w:p>
+        </w:tc>
+        <w:tc>
+          <w:tcPr>
+            <w:tcW w:type="dxa" w:w="2880"/>
+          </w:tcPr>
+          <w:p>
+            <w:r>
+              <w:rPr>
+                <w:rFonts w:ascii="Times New Roman" w:hAnsi="Times New Roman" w:eastAsia="宋体"/>
+                <w:b w:val="0"/>
+                <w:sz w:val="21"/>
+              </w:rPr>
+              <w:t>需人工</w:t>
+            </w:r>
+          </w:p>
+        </w:tc>
+      </w:tr>
+      <w:tr>
+        <w:tc>
+          <w:tcPr>
+            <w:tcW w:type="dxa" w:w="2880"/>
+          </w:tcPr>
+          <w:p>
+            <w:r>
+              <w:rPr>
+                <w:rFonts w:ascii="Times New Roman" w:hAnsi="Times New Roman" w:eastAsia="宋体"/>
+                <w:b w:val="0"/>
+                <w:sz w:val="21"/>
+              </w:rPr>
+              <w:t>6.8</w:t>
+            </w:r>
+          </w:p>
+        </w:tc>
+        <w:tc>
+          <w:tcPr>
+            <w:tcW w:type="dxa" w:w="2880"/>
+          </w:tcPr>
+          <w:p>
+            <w:r>
+              <w:rPr>
+                <w:rFonts w:ascii="Times New Roman" w:hAnsi="Times New Roman" w:eastAsia="宋体"/>
+                <w:b w:val="0"/>
+                <w:sz w:val="21"/>
+              </w:rPr>
+              <w:t>应选用《JY关键软硬件自主可控产品名录》中的芯片类、计算机及外设类、网络设备类、安全防护设备类、存储设备类等产品</w:t>
+            </w:r>
+          </w:p>
+        </w:tc>
+        <w:tc>
+          <w:tcPr>
+            <w:tcW w:type="dxa" w:w="2880"/>
+          </w:tcPr>
+          <w:p>
+            <w:r>
+              <w:rPr>
+                <w:rFonts w:ascii="Times New Roman" w:hAnsi="Times New Roman" w:eastAsia="宋体"/>
+                <w:b w:val="0"/>
+                <w:sz w:val="21"/>
+              </w:rPr>
+              <w:t>需人工</w:t>
+            </w:r>
+          </w:p>
+        </w:tc>
+      </w:tr>
+      <w:tr>
+        <w:tc>
+          <w:tcPr>
+            <w:tcW w:type="dxa" w:w="2880"/>
+          </w:tcPr>
+          <w:p>
+            <w:r>
+              <w:rPr>
+                <w:rFonts w:ascii="Times New Roman" w:hAnsi="Times New Roman" w:eastAsia="宋体"/>
+                <w:b w:val="0"/>
+                <w:sz w:val="21"/>
+              </w:rPr>
+              <w:t>6.9</w:t>
+            </w:r>
+          </w:p>
+        </w:tc>
+        <w:tc>
+          <w:tcPr>
+            <w:tcW w:type="dxa" w:w="2880"/>
+          </w:tcPr>
+          <w:p>
+            <w:r>
+              <w:rPr>
+                <w:rFonts w:ascii="Times New Roman" w:hAnsi="Times New Roman" w:eastAsia="宋体"/>
+                <w:b w:val="0"/>
+                <w:sz w:val="21"/>
+              </w:rPr>
+              <w:t>与安全防护等级低的网络使用不同色系线缆进行严格隔离区分</w:t>
+            </w:r>
+          </w:p>
+        </w:tc>
+        <w:tc>
+          <w:tcPr>
+            <w:tcW w:type="dxa" w:w="2880"/>
+          </w:tcPr>
+          <w:p>
+            <w:r>
+              <w:rPr>
+                <w:rFonts w:ascii="Times New Roman" w:hAnsi="Times New Roman" w:eastAsia="宋体"/>
+                <w:b w:val="0"/>
+                <w:sz w:val="21"/>
+              </w:rPr>
+              <w:t>需人工</w:t>
+            </w:r>
+          </w:p>
+        </w:tc>
+      </w:tr>
+    </w:tbl>
+    <w:p>
+      <w:pPr>
+        <w:pStyle w:val="Heading3"/>
+        <w:spacing w:before="160" w:after="120"/>
+      </w:pPr>
+      <w:r>
+        <w:rPr>
+          <w:rFonts w:ascii="Times New Roman" w:hAnsi="Times New Roman" w:eastAsia="黑体"/>
+          <w:b/>
+          <w:color w:val="000000"/>
+          <w:sz w:val="24"/>
+        </w:rPr>
+        <w:t>7 组织机构</w:t>
+      </w:r>
+    </w:p>
+    <w:tbl>
+      <w:tblPr>
+        <w:tblStyle w:val="TableGrid"/>
+        <w:tblW w:type="auto" w:w="0"/>
+        <w:tblLayout w:type="autofit"/>
+        <w:tblLook w:firstColumn="1" w:firstRow="1" w:lastColumn="0" w:lastRow="0" w:noHBand="0" w:noVBand="1" w:val="04A0"/>
+      </w:tblPr>
+      <w:tblGrid>
+        <w:gridCol w:w="2880"/>
+        <w:gridCol w:w="2880"/>
+        <w:gridCol w:w="2880"/>
+      </w:tblGrid>
+      <w:tr>
+        <w:tc>
+          <w:tcPr>
+            <w:tcW w:type="dxa" w:w="2880"/>
+          </w:tcPr>
+          <w:p>
+            <w:r>
+              <w:rPr>
+                <w:rFonts w:ascii="Times New Roman" w:hAnsi="Times New Roman" w:eastAsia="宋体"/>
+                <w:b/>
+                <w:sz w:val="21"/>
+              </w:rPr>
+              <w:t>编号</w:t>
+            </w:r>
+          </w:p>
+        </w:tc>
+        <w:tc>
+          <w:tcPr>
+            <w:tcW w:type="dxa" w:w="2880"/>
+          </w:tcPr>
+          <w:p>
+            <w:r>
+              <w:rPr>
+                <w:rFonts w:ascii="Times New Roman" w:hAnsi="Times New Roman" w:eastAsia="宋体"/>
+                <w:b/>
+                <w:sz w:val="21"/>
+              </w:rPr>
+              <w:t>检查项</w:t>
+            </w:r>
+          </w:p>
+        </w:tc>
+        <w:tc>
+          <w:tcPr>
+            <w:tcW w:type="dxa" w:w="2880"/>
+          </w:tcPr>
+          <w:p>
+            <w:r>
+              <w:rPr>
+                <w:rFonts w:ascii="Times New Roman" w:hAnsi="Times New Roman" w:eastAsia="宋体"/>
+                <w:b/>
+                <w:sz w:val="21"/>
+              </w:rPr>
+              <w:t>验证结论</w:t>
+            </w:r>
+          </w:p>
+        </w:tc>
+      </w:tr>
+      <w:tr>
+        <w:tc>
+          <w:tcPr>
+            <w:tcW w:type="dxa" w:w="2880"/>
+          </w:tcPr>
+          <w:p>
+            <w:r>
+              <w:rPr>
+                <w:rFonts w:ascii="Times New Roman" w:hAnsi="Times New Roman" w:eastAsia="宋体"/>
+                <w:b w:val="0"/>
+                <w:sz w:val="21"/>
+              </w:rPr>
+              <w:t>7.1</w:t>
+            </w:r>
+          </w:p>
+        </w:tc>
+        <w:tc>
+          <w:tcPr>
+            <w:tcW w:type="dxa" w:w="2880"/>
+          </w:tcPr>
+          <w:p>
+            <w:r>
+              <w:rPr>
+                <w:rFonts w:ascii="Times New Roman" w:hAnsi="Times New Roman" w:eastAsia="宋体"/>
+                <w:b w:val="0"/>
+                <w:sz w:val="21"/>
+              </w:rPr>
+              <w:t>应设置安全管理机构，保证系统安全措施的落实；</w:t>
+            </w:r>
+          </w:p>
+        </w:tc>
+        <w:tc>
+          <w:tcPr>
+            <w:tcW w:type="dxa" w:w="2880"/>
+          </w:tcPr>
+          <w:p>
+            <w:r>
+              <w:rPr>
+                <w:rFonts w:ascii="Times New Roman" w:hAnsi="Times New Roman" w:eastAsia="宋体"/>
+                <w:b w:val="0"/>
+                <w:sz w:val="21"/>
+              </w:rPr>
+              <w:t>需人工</w:t>
+            </w:r>
+          </w:p>
+        </w:tc>
+      </w:tr>
+      <w:tr>
+        <w:tc>
+          <w:tcPr>
+            <w:tcW w:type="dxa" w:w="2880"/>
+          </w:tcPr>
+          <w:p>
+            <w:r>
+              <w:rPr>
+                <w:rFonts w:ascii="Times New Roman" w:hAnsi="Times New Roman" w:eastAsia="宋体"/>
+                <w:b w:val="0"/>
+                <w:sz w:val="21"/>
+              </w:rPr>
+              <w:t>7.2</w:t>
+            </w:r>
+          </w:p>
+        </w:tc>
+        <w:tc>
+          <w:tcPr>
+            <w:tcW w:type="dxa" w:w="2880"/>
+          </w:tcPr>
+          <w:p>
+            <w:r>
+              <w:rPr>
+                <w:rFonts w:ascii="Times New Roman" w:hAnsi="Times New Roman" w:eastAsia="宋体"/>
+                <w:b w:val="0"/>
+                <w:sz w:val="21"/>
+              </w:rPr>
+              <w:t>应配备专职系统安全保密管理人员，负责系统安全措施的落实。</w:t>
+            </w:r>
+          </w:p>
+        </w:tc>
+        <w:tc>
+          <w:tcPr>
+            <w:tcW w:type="dxa" w:w="2880"/>
+          </w:tcPr>
+          <w:p>
+            <w:r>
+              <w:rPr>
+                <w:rFonts w:ascii="Times New Roman" w:hAnsi="Times New Roman" w:eastAsia="宋体"/>
+                <w:b w:val="0"/>
+                <w:sz w:val="21"/>
+              </w:rPr>
+              <w:t>需人工</w:t>
+            </w:r>
+          </w:p>
+        </w:tc>
+      </w:tr>
+      <w:tr>
+        <w:tc>
+          <w:tcPr>
+            <w:tcW w:type="dxa" w:w="2880"/>
+          </w:tcPr>
+          <w:p>
+            <w:r>
+              <w:rPr>
+                <w:rFonts w:ascii="Times New Roman" w:hAnsi="Times New Roman" w:eastAsia="宋体"/>
+                <w:b w:val="0"/>
+                <w:sz w:val="21"/>
+              </w:rPr>
+              <w:t>7.3</w:t>
+            </w:r>
+          </w:p>
+        </w:tc>
+        <w:tc>
+          <w:tcPr>
+            <w:tcW w:type="dxa" w:w="2880"/>
+          </w:tcPr>
+          <w:p>
+            <w:r>
+              <w:rPr>
+                <w:rFonts w:ascii="Times New Roman" w:hAnsi="Times New Roman" w:eastAsia="宋体"/>
+                <w:b w:val="0"/>
+                <w:sz w:val="21"/>
+              </w:rPr>
+              <w:t>应具有安全管理领导机构，督导系统安全措施的落实；</w:t>
+            </w:r>
+          </w:p>
+        </w:tc>
+        <w:tc>
+          <w:tcPr>
+            <w:tcW w:type="dxa" w:w="2880"/>
+          </w:tcPr>
+          <w:p>
+            <w:r>
+              <w:rPr>
+                <w:rFonts w:ascii="Times New Roman" w:hAnsi="Times New Roman" w:eastAsia="宋体"/>
+                <w:b w:val="0"/>
+                <w:sz w:val="21"/>
+              </w:rPr>
+              <w:t>需人工</w:t>
+            </w:r>
+          </w:p>
+        </w:tc>
+      </w:tr>
+      <w:tr>
+        <w:tc>
+          <w:tcPr>
+            <w:tcW w:type="dxa" w:w="2880"/>
+          </w:tcPr>
+          <w:p>
+            <w:r>
+              <w:rPr>
+                <w:rFonts w:ascii="Times New Roman" w:hAnsi="Times New Roman" w:eastAsia="宋体"/>
+                <w:b w:val="0"/>
+                <w:sz w:val="21"/>
+              </w:rPr>
+              <w:t>7.4</w:t>
+            </w:r>
+          </w:p>
+        </w:tc>
+        <w:tc>
+          <w:tcPr>
+            <w:tcW w:type="dxa" w:w="2880"/>
+          </w:tcPr>
+          <w:p>
+            <w:r>
+              <w:rPr>
+                <w:rFonts w:ascii="Times New Roman" w:hAnsi="Times New Roman" w:eastAsia="宋体"/>
+                <w:b w:val="0"/>
+                <w:sz w:val="21"/>
+              </w:rPr>
+              <w:t>应具有系统安全保密技术管理人员，具体负责安全保密技术措施的落实，保证系统安全运行；</w:t>
+            </w:r>
+          </w:p>
+        </w:tc>
+        <w:tc>
+          <w:tcPr>
+            <w:tcW w:type="dxa" w:w="2880"/>
+          </w:tcPr>
+          <w:p>
+            <w:r>
+              <w:rPr>
+                <w:rFonts w:ascii="Times New Roman" w:hAnsi="Times New Roman" w:eastAsia="宋体"/>
+                <w:b w:val="0"/>
+                <w:sz w:val="21"/>
+              </w:rPr>
+              <w:t>需人工</w:t>
+            </w:r>
+          </w:p>
+        </w:tc>
+      </w:tr>
+      <w:tr>
+        <w:tc>
+          <w:tcPr>
+            <w:tcW w:type="dxa" w:w="2880"/>
+          </w:tcPr>
+          <w:p>
+            <w:r>
+              <w:rPr>
+                <w:rFonts w:ascii="Times New Roman" w:hAnsi="Times New Roman" w:eastAsia="宋体"/>
+                <w:b w:val="0"/>
+                <w:sz w:val="21"/>
+              </w:rPr>
+              <w:t>7.5</w:t>
+            </w:r>
+          </w:p>
+        </w:tc>
+        <w:tc>
+          <w:tcPr>
+            <w:tcW w:type="dxa" w:w="2880"/>
+          </w:tcPr>
+          <w:p>
+            <w:r>
+              <w:rPr>
+                <w:rFonts w:ascii="Times New Roman" w:hAnsi="Times New Roman" w:eastAsia="宋体"/>
+                <w:b w:val="0"/>
+                <w:sz w:val="21"/>
+              </w:rPr>
+              <w:t>应具有完善的应急响应体系，应对突发事件。</w:t>
+            </w:r>
+          </w:p>
+        </w:tc>
+        <w:tc>
+          <w:tcPr>
+            <w:tcW w:type="dxa" w:w="2880"/>
+          </w:tcPr>
+          <w:p>
+            <w:r>
+              <w:rPr>
+                <w:rFonts w:ascii="Times New Roman" w:hAnsi="Times New Roman" w:eastAsia="宋体"/>
+                <w:b w:val="0"/>
+                <w:sz w:val="21"/>
+              </w:rPr>
+              <w:t>需人工</w:t>
+            </w:r>
+          </w:p>
+        </w:tc>
+      </w:tr>
+    </w:tbl>
+    <w:p>
+      <w:pPr>
+        <w:pStyle w:val="Heading3"/>
+        <w:spacing w:before="160" w:after="120"/>
+      </w:pPr>
+      <w:r>
+        <w:rPr>
+          <w:rFonts w:ascii="Times New Roman" w:hAnsi="Times New Roman" w:eastAsia="黑体"/>
+          <w:b/>
+          <w:color w:val="000000"/>
+          <w:sz w:val="24"/>
+        </w:rPr>
+        <w:t>8 规章制度</w:t>
+      </w:r>
+    </w:p>
+    <w:tbl>
+      <w:tblPr>
+        <w:tblStyle w:val="TableGrid"/>
+        <w:tblW w:type="auto" w:w="0"/>
+        <w:tblLayout w:type="autofit"/>
+        <w:tblLook w:firstColumn="1" w:firstRow="1" w:lastColumn="0" w:lastRow="0" w:noHBand="0" w:noVBand="1" w:val="04A0"/>
+      </w:tblPr>
+      <w:tblGrid>
+        <w:gridCol w:w="2880"/>
+        <w:gridCol w:w="2880"/>
+        <w:gridCol w:w="2880"/>
+      </w:tblGrid>
+      <w:tr>
+        <w:tc>
+          <w:tcPr>
+            <w:tcW w:type="dxa" w:w="2880"/>
+          </w:tcPr>
+          <w:p>
+            <w:r>
+              <w:rPr>
+                <w:rFonts w:ascii="Times New Roman" w:hAnsi="Times New Roman" w:eastAsia="宋体"/>
+                <w:b/>
+                <w:sz w:val="21"/>
+              </w:rPr>
+              <w:t>编号</w:t>
+            </w:r>
+          </w:p>
+        </w:tc>
+        <w:tc>
+          <w:tcPr>
+            <w:tcW w:type="dxa" w:w="2880"/>
+          </w:tcPr>
+          <w:p>
+            <w:r>
+              <w:rPr>
+                <w:rFonts w:ascii="Times New Roman" w:hAnsi="Times New Roman" w:eastAsia="宋体"/>
+                <w:b/>
+                <w:sz w:val="21"/>
+              </w:rPr>
+              <w:t>检查项</w:t>
+            </w:r>
+          </w:p>
+        </w:tc>
+        <w:tc>
+          <w:tcPr>
+            <w:tcW w:type="dxa" w:w="2880"/>
+          </w:tcPr>
+          <w:p>
+            <w:r>
+              <w:rPr>
+                <w:rFonts w:ascii="Times New Roman" w:hAnsi="Times New Roman" w:eastAsia="宋体"/>
+                <w:b/>
+                <w:sz w:val="21"/>
+              </w:rPr>
+              <w:t>验证结论</w:t>
+            </w:r>
+          </w:p>
+        </w:tc>
+      </w:tr>
+      <w:tr>
+        <w:tc>
+          <w:tcPr>
+            <w:tcW w:type="dxa" w:w="2880"/>
+          </w:tcPr>
+          <w:p>
+            <w:r>
+              <w:rPr>
+                <w:rFonts w:ascii="Times New Roman" w:hAnsi="Times New Roman" w:eastAsia="宋体"/>
+                <w:b w:val="0"/>
+                <w:sz w:val="21"/>
+              </w:rPr>
+              <w:t>8.1</w:t>
+            </w:r>
+          </w:p>
+        </w:tc>
+        <w:tc>
+          <w:tcPr>
+            <w:tcW w:type="dxa" w:w="2880"/>
+          </w:tcPr>
+          <w:p>
+            <w:r>
+              <w:rPr>
+                <w:rFonts w:ascii="Times New Roman" w:hAnsi="Times New Roman" w:eastAsia="宋体"/>
+                <w:b w:val="0"/>
+                <w:sz w:val="21"/>
+              </w:rPr>
+              <w:t>应具有日常安全管理制度、入网审批制度和系统安全保密检查制度等；</w:t>
+            </w:r>
+          </w:p>
+        </w:tc>
+        <w:tc>
+          <w:tcPr>
+            <w:tcW w:type="dxa" w:w="2880"/>
+          </w:tcPr>
+          <w:p>
+            <w:r>
+              <w:rPr>
+                <w:rFonts w:ascii="Times New Roman" w:hAnsi="Times New Roman" w:eastAsia="宋体"/>
+                <w:b w:val="0"/>
+                <w:sz w:val="21"/>
+              </w:rPr>
+              <w:t>需人工</w:t>
+            </w:r>
+          </w:p>
+        </w:tc>
+      </w:tr>
+      <w:tr>
+        <w:tc>
+          <w:tcPr>
+            <w:tcW w:type="dxa" w:w="2880"/>
+          </w:tcPr>
+          <w:p>
+            <w:r>
+              <w:rPr>
+                <w:rFonts w:ascii="Times New Roman" w:hAnsi="Times New Roman" w:eastAsia="宋体"/>
+                <w:b w:val="0"/>
+                <w:sz w:val="21"/>
+              </w:rPr>
+              <w:t>8.2</w:t>
+            </w:r>
+          </w:p>
+        </w:tc>
+        <w:tc>
+          <w:tcPr>
+            <w:tcW w:type="dxa" w:w="2880"/>
+          </w:tcPr>
+          <w:p>
+            <w:r>
+              <w:rPr>
+                <w:rFonts w:ascii="Times New Roman" w:hAnsi="Times New Roman" w:eastAsia="宋体"/>
+                <w:b w:val="0"/>
+                <w:sz w:val="21"/>
+              </w:rPr>
+              <w:t>应具有安全管理操作规程、安全监控操作规程、安全审计操作规程、应急响应操作规程等。</w:t>
+            </w:r>
+          </w:p>
+        </w:tc>
+        <w:tc>
+          <w:tcPr>
+            <w:tcW w:type="dxa" w:w="2880"/>
+          </w:tcPr>
+          <w:p>
+            <w:r>
+              <w:rPr>
+                <w:rFonts w:ascii="Times New Roman" w:hAnsi="Times New Roman" w:eastAsia="宋体"/>
+                <w:b w:val="0"/>
+                <w:sz w:val="21"/>
+              </w:rPr>
+              <w:t>需人工</w:t>
+            </w:r>
+          </w:p>
+        </w:tc>
+      </w:tr>
+      <w:tr>
+        <w:tc>
+          <w:tcPr>
+            <w:tcW w:type="dxa" w:w="2880"/>
+          </w:tcPr>
+          <w:p>
+            <w:r>
+              <w:rPr>
+                <w:rFonts w:ascii="Times New Roman" w:hAnsi="Times New Roman" w:eastAsia="宋体"/>
+                <w:b w:val="0"/>
+                <w:sz w:val="21"/>
+              </w:rPr>
+              <w:t>8.3</w:t>
+            </w:r>
+          </w:p>
+        </w:tc>
+        <w:tc>
+          <w:tcPr>
+            <w:tcW w:type="dxa" w:w="2880"/>
+          </w:tcPr>
+          <w:p>
+            <w:r>
+              <w:rPr>
+                <w:rFonts w:ascii="Times New Roman" w:hAnsi="Times New Roman" w:eastAsia="宋体"/>
+                <w:b w:val="0"/>
+                <w:sz w:val="21"/>
+              </w:rPr>
+              <w:t>应具有日常系统备份制度和存储载体使用管理制度；</w:t>
+            </w:r>
+          </w:p>
+        </w:tc>
+        <w:tc>
+          <w:tcPr>
+            <w:tcW w:type="dxa" w:w="2880"/>
+          </w:tcPr>
+          <w:p>
+            <w:r>
+              <w:rPr>
+                <w:rFonts w:ascii="Times New Roman" w:hAnsi="Times New Roman" w:eastAsia="宋体"/>
+                <w:b w:val="0"/>
+                <w:sz w:val="21"/>
+              </w:rPr>
+              <w:t>需人工</w:t>
+            </w:r>
+          </w:p>
+        </w:tc>
+      </w:tr>
+      <w:tr>
+        <w:tc>
+          <w:tcPr>
+            <w:tcW w:type="dxa" w:w="2880"/>
+          </w:tcPr>
+          <w:p>
+            <w:r>
+              <w:rPr>
+                <w:rFonts w:ascii="Times New Roman" w:hAnsi="Times New Roman" w:eastAsia="宋体"/>
+                <w:b w:val="0"/>
+                <w:sz w:val="21"/>
+              </w:rPr>
+              <w:t>8.4</w:t>
+            </w:r>
+          </w:p>
+        </w:tc>
+        <w:tc>
+          <w:tcPr>
+            <w:tcW w:type="dxa" w:w="2880"/>
+          </w:tcPr>
+          <w:p>
+            <w:r>
+              <w:rPr>
+                <w:rFonts w:ascii="Times New Roman" w:hAnsi="Times New Roman" w:eastAsia="宋体"/>
+                <w:b w:val="0"/>
+                <w:sz w:val="21"/>
+              </w:rPr>
+              <w:t>应具有脆弱性分析等规程。</w:t>
+            </w:r>
+          </w:p>
+        </w:tc>
+        <w:tc>
+          <w:tcPr>
+            <w:tcW w:type="dxa" w:w="2880"/>
+          </w:tcPr>
+          <w:p>
+            <w:r>
+              <w:rPr>
+                <w:rFonts w:ascii="Times New Roman" w:hAnsi="Times New Roman" w:eastAsia="宋体"/>
+                <w:b w:val="0"/>
+                <w:sz w:val="21"/>
+              </w:rPr>
+              <w:t>需人工</w:t>
+            </w:r>
+          </w:p>
+        </w:tc>
+      </w:tr>
+    </w:tbl>
+    <w:p>
+      <w:pPr>
+        <w:pStyle w:val="Heading3"/>
+        <w:spacing w:before="160" w:after="120"/>
+      </w:pPr>
+      <w:r>
+        <w:rPr>
+          <w:rFonts w:ascii="Times New Roman" w:hAnsi="Times New Roman" w:eastAsia="黑体"/>
+          <w:b/>
+          <w:color w:val="000000"/>
+          <w:sz w:val="24"/>
+        </w:rPr>
+        <w:t>9 管理实施</w:t>
+      </w:r>
+    </w:p>
+    <w:tbl>
+      <w:tblPr>
+        <w:tblStyle w:val="TableGrid"/>
+        <w:tblW w:type="auto" w:w="0"/>
+        <w:tblLayout w:type="autofit"/>
+        <w:tblLook w:firstColumn="1" w:firstRow="1" w:lastColumn="0" w:lastRow="0" w:noHBand="0" w:noVBand="1" w:val="04A0"/>
+      </w:tblPr>
+      <w:tblGrid>
+        <w:gridCol w:w="2880"/>
+        <w:gridCol w:w="2880"/>
+        <w:gridCol w:w="2880"/>
+      </w:tblGrid>
+      <w:tr>
+        <w:tc>
+          <w:tcPr>
+            <w:tcW w:type="dxa" w:w="2880"/>
+          </w:tcPr>
+          <w:p>
+            <w:r>
+              <w:rPr>
+                <w:rFonts w:ascii="Times New Roman" w:hAnsi="Times New Roman" w:eastAsia="宋体"/>
+                <w:b/>
+                <w:sz w:val="21"/>
+              </w:rPr>
+              <w:t>编号</w:t>
+            </w:r>
+          </w:p>
+        </w:tc>
+        <w:tc>
+          <w:tcPr>
+            <w:tcW w:type="dxa" w:w="2880"/>
+          </w:tcPr>
+          <w:p>
+            <w:r>
+              <w:rPr>
+                <w:rFonts w:ascii="Times New Roman" w:hAnsi="Times New Roman" w:eastAsia="宋体"/>
+                <w:b/>
+                <w:sz w:val="21"/>
+              </w:rPr>
+              <w:t>检查项</w:t>
+            </w:r>
+          </w:p>
+        </w:tc>
+        <w:tc>
+          <w:tcPr>
+            <w:tcW w:type="dxa" w:w="2880"/>
+          </w:tcPr>
+          <w:p>
+            <w:r>
+              <w:rPr>
+                <w:rFonts w:ascii="Times New Roman" w:hAnsi="Times New Roman" w:eastAsia="宋体"/>
+                <w:b/>
+                <w:sz w:val="21"/>
+              </w:rPr>
+              <w:t>验证结论</w:t>
+            </w:r>
+          </w:p>
+        </w:tc>
+      </w:tr>
+      <w:tr>
+        <w:tc>
+          <w:tcPr>
+            <w:tcW w:type="dxa" w:w="2880"/>
+          </w:tcPr>
+          <w:p>
+            <w:r>
+              <w:rPr>
+                <w:rFonts w:ascii="Times New Roman" w:hAnsi="Times New Roman" w:eastAsia="宋体"/>
+                <w:b w:val="0"/>
+                <w:sz w:val="21"/>
+              </w:rPr>
+              <w:t>9.1</w:t>
+            </w:r>
+          </w:p>
+        </w:tc>
+        <w:tc>
+          <w:tcPr>
+            <w:tcW w:type="dxa" w:w="2880"/>
+          </w:tcPr>
+          <w:p>
+            <w:r>
+              <w:rPr>
+                <w:rFonts w:ascii="Times New Roman" w:hAnsi="Times New Roman" w:eastAsia="宋体"/>
+                <w:b w:val="0"/>
+                <w:sz w:val="21"/>
+              </w:rPr>
+              <w:t>应具有应急响应预案，当发生危及系统安全的事件时应根据操作规程及时采取措施，符合应急预案启动条件时按预案开展应急措施；</w:t>
+            </w:r>
+          </w:p>
+        </w:tc>
+        <w:tc>
+          <w:tcPr>
+            <w:tcW w:type="dxa" w:w="2880"/>
+          </w:tcPr>
+          <w:p>
+            <w:r>
+              <w:rPr>
+                <w:rFonts w:ascii="Times New Roman" w:hAnsi="Times New Roman" w:eastAsia="宋体"/>
+                <w:b w:val="0"/>
+                <w:sz w:val="21"/>
+              </w:rPr>
+              <w:t>需人工</w:t>
+            </w:r>
+          </w:p>
+        </w:tc>
+      </w:tr>
+      <w:tr>
+        <w:tc>
+          <w:tcPr>
+            <w:tcW w:type="dxa" w:w="2880"/>
+          </w:tcPr>
+          <w:p>
+            <w:r>
+              <w:rPr>
+                <w:rFonts w:ascii="Times New Roman" w:hAnsi="Times New Roman" w:eastAsia="宋体"/>
+                <w:b w:val="0"/>
+                <w:sz w:val="21"/>
+              </w:rPr>
+              <w:t>9.2</w:t>
+            </w:r>
+          </w:p>
+        </w:tc>
+        <w:tc>
+          <w:tcPr>
+            <w:tcW w:type="dxa" w:w="2880"/>
+          </w:tcPr>
+          <w:p>
+            <w:r>
+              <w:rPr>
+                <w:rFonts w:ascii="Times New Roman" w:hAnsi="Times New Roman" w:eastAsia="宋体"/>
+                <w:b w:val="0"/>
+                <w:sz w:val="21"/>
+              </w:rPr>
+              <w:t>计算机信息系统安全保密管理人员应能对网络中的网络安全防护设备进行统一配置、管理，并能实现安全管理中心与网络安全防护设备之间的响应；</w:t>
+            </w:r>
+          </w:p>
+        </w:tc>
+        <w:tc>
+          <w:tcPr>
+            <w:tcW w:type="dxa" w:w="2880"/>
+          </w:tcPr>
+          <w:p>
+            <w:r>
+              <w:rPr>
+                <w:rFonts w:ascii="Times New Roman" w:hAnsi="Times New Roman" w:eastAsia="宋体"/>
+                <w:b w:val="0"/>
+                <w:sz w:val="21"/>
+              </w:rPr>
+              <w:t>需人工</w:t>
+            </w:r>
+          </w:p>
+        </w:tc>
+      </w:tr>
+      <w:tr>
+        <w:tc>
+          <w:tcPr>
+            <w:tcW w:type="dxa" w:w="2880"/>
+          </w:tcPr>
+          <w:p>
+            <w:r>
+              <w:rPr>
+                <w:rFonts w:ascii="Times New Roman" w:hAnsi="Times New Roman" w:eastAsia="宋体"/>
+                <w:b w:val="0"/>
+                <w:sz w:val="21"/>
+              </w:rPr>
+              <w:t>9.3</w:t>
+            </w:r>
+          </w:p>
+        </w:tc>
+        <w:tc>
+          <w:tcPr>
+            <w:tcW w:type="dxa" w:w="2880"/>
+          </w:tcPr>
+          <w:p>
+            <w:r>
+              <w:rPr>
+                <w:rFonts w:ascii="Times New Roman" w:hAnsi="Times New Roman" w:eastAsia="宋体"/>
+                <w:b w:val="0"/>
+                <w:sz w:val="21"/>
+              </w:rPr>
+              <w:t>应具有与实际情况相符且完整的安全保密策略文档和安全保密技术及产品配置的详细记录；</w:t>
+            </w:r>
+          </w:p>
+        </w:tc>
+        <w:tc>
+          <w:tcPr>
+            <w:tcW w:type="dxa" w:w="2880"/>
+          </w:tcPr>
+          <w:p>
+            <w:r>
+              <w:rPr>
+                <w:rFonts w:ascii="Times New Roman" w:hAnsi="Times New Roman" w:eastAsia="宋体"/>
+                <w:b w:val="0"/>
+                <w:sz w:val="21"/>
+              </w:rPr>
+              <w:t>需人工</w:t>
+            </w:r>
+          </w:p>
+        </w:tc>
+      </w:tr>
+      <w:tr>
+        <w:tc>
+          <w:tcPr>
+            <w:tcW w:type="dxa" w:w="2880"/>
+          </w:tcPr>
+          <w:p>
+            <w:r>
+              <w:rPr>
+                <w:rFonts w:ascii="Times New Roman" w:hAnsi="Times New Roman" w:eastAsia="宋体"/>
+                <w:b w:val="0"/>
+                <w:sz w:val="21"/>
+              </w:rPr>
+              <w:t>9.4</w:t>
+            </w:r>
+          </w:p>
+        </w:tc>
+        <w:tc>
+          <w:tcPr>
+            <w:tcW w:type="dxa" w:w="2880"/>
+          </w:tcPr>
+          <w:p>
+            <w:r>
+              <w:rPr>
+                <w:rFonts w:ascii="Times New Roman" w:hAnsi="Times New Roman" w:eastAsia="宋体"/>
+                <w:b w:val="0"/>
+                <w:sz w:val="21"/>
+              </w:rPr>
+              <w:t>安全保密技术管理人员应对每日网络和系统运行情况实施安全审计，每月组织本级网络的安全性检测，编写安全审计与评估报告，并形成记录，系统配置发生变化的情况下应及时组织安全检测评估。</w:t>
+            </w:r>
+          </w:p>
+        </w:tc>
+        <w:tc>
+          <w:tcPr>
+            <w:tcW w:type="dxa" w:w="2880"/>
+          </w:tcPr>
+          <w:p>
+            <w:r>
+              <w:rPr>
+                <w:rFonts w:ascii="Times New Roman" w:hAnsi="Times New Roman" w:eastAsia="宋体"/>
+                <w:b w:val="0"/>
+                <w:sz w:val="21"/>
+              </w:rPr>
+              <w:t>需人工</w:t>
+            </w:r>
+          </w:p>
+        </w:tc>
+      </w:tr>
+    </w:tbl>
+    <w:p>
+      <w:pPr>
+        <w:pStyle w:val="Heading3"/>
+        <w:spacing w:before="160" w:after="120"/>
+      </w:pPr>
+      <w:r>
+        <w:rPr>
+          <w:rFonts w:ascii="Times New Roman" w:hAnsi="Times New Roman" w:eastAsia="黑体"/>
+          <w:b/>
+          <w:color w:val="000000"/>
+          <w:sz w:val="24"/>
+        </w:rPr>
+        <w:t>10 协议安全审计</w:t>
+      </w:r>
+    </w:p>
+    <w:tbl>
+      <w:tblPr>
+        <w:tblStyle w:val="TableGrid"/>
+        <w:tblW w:type="auto" w:w="0"/>
+        <w:tblLayout w:type="autofit"/>
+        <w:tblLook w:firstColumn="1" w:firstRow="1" w:lastColumn="0" w:lastRow="0" w:noHBand="0" w:noVBand="1" w:val="04A0"/>
+      </w:tblPr>
+      <w:tblGrid>
+        <w:gridCol w:w="2880"/>
+        <w:gridCol w:w="2880"/>
+        <w:gridCol w:w="2880"/>
+      </w:tblGrid>
+      <w:tr>
+        <w:tc>
+          <w:tcPr>
+            <w:tcW w:type="dxa" w:w="2880"/>
+          </w:tcPr>
+          <w:p>
+            <w:r>
+              <w:rPr>
+                <w:rFonts w:ascii="Times New Roman" w:hAnsi="Times New Roman" w:eastAsia="宋体"/>
+                <w:b/>
+                <w:sz w:val="21"/>
+              </w:rPr>
+              <w:t>编号</w:t>
+            </w:r>
+          </w:p>
+        </w:tc>
+        <w:tc>
+          <w:tcPr>
+            <w:tcW w:type="dxa" w:w="2880"/>
+          </w:tcPr>
+          <w:p>
+            <w:r>
+              <w:rPr>
+                <w:rFonts w:ascii="Times New Roman" w:hAnsi="Times New Roman" w:eastAsia="宋体"/>
+                <w:b/>
+                <w:sz w:val="21"/>
+              </w:rPr>
+              <w:t>检查项</w:t>
+            </w:r>
+          </w:p>
+        </w:tc>
+        <w:tc>
+          <w:tcPr>
+            <w:tcW w:type="dxa" w:w="2880"/>
+          </w:tcPr>
+          <w:p>
+            <w:r>
+              <w:rPr>
+                <w:rFonts w:ascii="Times New Roman" w:hAnsi="Times New Roman" w:eastAsia="宋体"/>
+                <w:b/>
+                <w:sz w:val="21"/>
+              </w:rPr>
+              <w:t>验证结论</w:t>
+            </w:r>
+          </w:p>
+        </w:tc>
+      </w:tr>
+      <w:tr>
+        <w:tc>
+          <w:tcPr>
+            <w:tcW w:type="dxa" w:w="2880"/>
           </w:tcPr>
           <w:p>
             <w:r>
@@ -2147,31 +8593,31 @@
         </w:tc>
         <w:tc>
           <w:tcPr>
-            <w:tcW w:type="dxa" w:w="2160"/>
-          </w:tcPr>
-          <w:p>
-            <w:r>
-              <w:rPr>
-                <w:rFonts w:ascii="Times New Roman" w:hAnsi="Times New Roman" w:eastAsia="宋体"/>
-                <w:b w:val="0"/>
-                <w:sz w:val="21"/>
-              </w:rPr>
-              <w:t>—</w:t>
-            </w:r>
-          </w:p>
-        </w:tc>
-        <w:tc>
-          <w:tcPr>
-            <w:tcW w:type="dxa" w:w="2160"/>
-          </w:tcPr>
-          <w:p>
-            <w:r>
-              <w:rPr>
-                <w:rFonts w:ascii="Times New Roman" w:hAnsi="Times New Roman" w:eastAsia="宋体"/>
-                <w:b w:val="0"/>
-                <w:sz w:val="21"/>
-              </w:rPr>
-              <w:t>—</w:t>
+            <w:tcW w:type="dxa" w:w="2880"/>
+          </w:tcPr>
+          <w:p>
+            <w:r>
+              <w:rPr>
+                <w:rFonts w:ascii="Times New Roman" w:hAnsi="Times New Roman" w:eastAsia="宋体"/>
+                <w:b w:val="0"/>
+                <w:sz w:val="21"/>
+              </w:rPr>
+              <w:t>审计协议的机密性、完整性、认可性、不可否认性</w:t>
+            </w:r>
+          </w:p>
+        </w:tc>
+        <w:tc>
+          <w:tcPr>
+            <w:tcW w:type="dxa" w:w="2880"/>
+          </w:tcPr>
+          <w:p>
+            <w:r>
+              <w:rPr>
+                <w:rFonts w:ascii="Times New Roman" w:hAnsi="Times New Roman" w:eastAsia="宋体"/>
+                <w:b w:val="0"/>
+                <w:sz w:val="21"/>
+              </w:rPr>
+              <w:t>可自动化</w:t>
             </w:r>
           </w:p>
         </w:tc>

--- a/checklist_tool/指导书与核查工具交叉验证报告.docx
+++ b/checklist_tool/指导书与核查工具交叉验证报告.docx
@@ -5,6 +5,7 @@
     <w:p>
       <w:pPr>
         <w:pStyle w:val="Heading1"/>
+        <w:keepNext/>
         <w:spacing w:before="240" w:after="120"/>
       </w:pPr>
       <w:r>
@@ -20,20 +21,21 @@
     <w:p>
       <w:pPr>
         <w:spacing w:line="360" w:lineRule="auto"/>
-        <w:ind w:firstLine="420"/>
+        <w:ind w:firstLineChars="200" w:firstLine="480"/>
       </w:pPr>
       <w:r>
         <w:rPr>
           <w:rFonts w:ascii="Times New Roman" w:hAnsi="Times New Roman" w:eastAsia="宋体"/>
           <w:b w:val="0"/>
-          <w:sz w:val="21"/>
+          <w:sz w:val="24"/>
         </w:rPr>
-        <w:t>报告日期：2026-09-10</w:t>
+        <w:t>报告日期：2026-09-11</w:t>
       </w:r>
     </w:p>
     <w:p>
       <w:pPr>
         <w:pStyle w:val="Heading2"/>
+        <w:keepNext/>
         <w:spacing w:before="240" w:after="120"/>
       </w:pPr>
       <w:r>
@@ -48,16 +50,17 @@
     </w:p>
     <w:p>
       <w:pPr>
+        <w:keepNext/>
         <w:spacing w:line="360" w:lineRule="auto"/>
-        <w:ind w:firstLine="420"/>
+        <w:ind w:firstLineChars="200" w:firstLine="480"/>
       </w:pPr>
       <w:r>
         <w:rPr>
           <w:rFonts w:ascii="Times New Roman" w:hAnsi="Times New Roman" w:eastAsia="宋体"/>
           <w:b w:val="0"/>
-          <w:sz w:val="21"/>
+          <w:sz w:val="24"/>
         </w:rPr>
-        <w:t>依据《配置核查作业指导书》v2.2（10 章、136 个编号检查项），对自动化核查工具逐项交叉验证，核查表的检查项、适用对象与工具核查能力逐项对齐，结果如下：</w:t>
+        <w:t>本次验证以《配置核查作业指导书》v2.2（10 章、136 个编号检查项）为基准，逐条比对自动化核查工具的核查能力，结果如下：</w:t>
       </w:r>
     </w:p>
     <w:tbl>
@@ -73,11 +76,18 @@
         <w:gridCol w:w="2880"/>
       </w:tblGrid>
       <w:tr>
-        <w:tc>
-          <w:tcPr>
-            <w:tcW w:type="dxa" w:w="2880"/>
-          </w:tcPr>
-          <w:p>
+        <w:trPr>
+          <w:cantSplit/>
+          <w:tblHeader/>
+        </w:trPr>
+        <w:tc>
+          <w:tcPr>
+            <w:tcW w:type="dxa" w:w="2880"/>
+          </w:tcPr>
+          <w:p>
+            <w:pPr>
+              <w:keepNext/>
+            </w:pPr>
             <w:r>
               <w:rPr>
                 <w:rFonts w:ascii="Times New Roman" w:hAnsi="Times New Roman" w:eastAsia="宋体"/>
@@ -93,6 +103,9 @@
             <w:tcW w:type="dxa" w:w="2880"/>
           </w:tcPr>
           <w:p>
+            <w:pPr>
+              <w:keepNext/>
+            </w:pPr>
             <w:r>
               <w:rPr>
                 <w:rFonts w:ascii="Times New Roman" w:hAnsi="Times New Roman" w:eastAsia="宋体"/>
@@ -108,6 +121,9 @@
             <w:tcW w:type="dxa" w:w="2880"/>
           </w:tcPr>
           <w:p>
+            <w:pPr>
+              <w:keepNext/>
+            </w:pPr>
             <w:r>
               <w:rPr>
                 <w:rFonts w:ascii="Times New Roman" w:hAnsi="Times New Roman" w:eastAsia="宋体"/>
@@ -120,6 +136,9 @@
         </w:tc>
       </w:tr>
       <w:tr>
+        <w:trPr>
+          <w:cantSplit/>
+        </w:trPr>
         <w:tc>
           <w:tcPr>
             <w:tcW w:type="dxa" w:w="2880"/>
@@ -167,6 +186,9 @@
         </w:tc>
       </w:tr>
       <w:tr>
+        <w:trPr>
+          <w:cantSplit/>
+        </w:trPr>
         <w:tc>
           <w:tcPr>
             <w:tcW w:type="dxa" w:w="2880"/>
@@ -214,6 +236,9 @@
         </w:tc>
       </w:tr>
       <w:tr>
+        <w:trPr>
+          <w:cantSplit/>
+        </w:trPr>
         <w:tc>
           <w:tcPr>
             <w:tcW w:type="dxa" w:w="2880"/>
@@ -261,6 +286,9 @@
         </w:tc>
       </w:tr>
       <w:tr>
+        <w:trPr>
+          <w:cantSplit/>
+        </w:trPr>
         <w:tc>
           <w:tcPr>
             <w:tcW w:type="dxa" w:w="2880"/>
@@ -311,20 +339,21 @@
     <w:p>
       <w:pPr>
         <w:spacing w:line="360" w:lineRule="auto"/>
-        <w:ind w:firstLine="420"/>
+        <w:ind w:firstLineChars="200" w:firstLine="480"/>
       </w:pPr>
       <w:r>
         <w:rPr>
           <w:rFonts w:ascii="Times New Roman" w:hAnsi="Times New Roman" w:eastAsia="宋体"/>
           <w:b w:val="0"/>
-          <w:sz w:val="21"/>
+          <w:sz w:val="24"/>
         </w:rPr>
-        <w:t>全部 136 个检查项中，94 项的核查由工具执行：其中 43 项工具直接给出合格或不合格判定，51 项脚本已执行核查、需结合设备台账或现场情况确认最终结论。其余 42 项按标准要求属现场查看、文档调阅与实测验证类，由人工按同一套判定规则完成并留存证据。</w:t>
+        <w:t>全部 136 个检查项中，94 项由工具执行核查：43 项工具直接给出合格或不合格判定，51 项脚本已执行核查、结论需结合设备台账或现场情况确认。其余 42 项属现场查看、文档调阅或实测验证类，由人工按同一套判定规则完成并留存证据。</w:t>
       </w:r>
     </w:p>
     <w:p>
       <w:pPr>
         <w:pStyle w:val="Heading2"/>
+        <w:keepNext/>
         <w:spacing w:before="240" w:after="120"/>
       </w:pPr>
       <w:r>
@@ -340,6 +369,7 @@
     <w:p>
       <w:pPr>
         <w:pStyle w:val="Heading3"/>
+        <w:keepNext/>
         <w:spacing w:before="160" w:after="120"/>
       </w:pPr>
       <w:r>
@@ -360,7 +390,7 @@
         <w:rPr>
           <w:rFonts w:ascii="Times New Roman" w:hAnsi="Times New Roman" w:eastAsia="宋体"/>
           <w:b w:val="0"/>
-          <w:sz w:val="21"/>
+          <w:sz w:val="24"/>
         </w:rPr>
         <w:t>指导书：《配置核查作业指导书》v2.2，共 10 章、136 个编号检查项。</w:t>
       </w:r>
@@ -373,7 +403,7 @@
         <w:rPr>
           <w:rFonts w:ascii="Times New Roman" w:hAnsi="Times New Roman" w:eastAsia="宋体"/>
           <w:b w:val="0"/>
-          <w:sz w:val="21"/>
+          <w:sz w:val="24"/>
         </w:rPr>
         <w:t>核查工具：16 个脚本。操作系统核查 2 个（Windows、麒麟各 1）；数据库与中间件核查 12 个（MySQL、Redis、达梦、SQL Server、Nginx、Tomcat，两平台各 6）；网络设备核查 2 个（麒麟版与 Windows 版，采集-解析模式，判定逻辑与采集文件通用，覆盖第 5 章 23 项）。</w:t>
       </w:r>
@@ -386,7 +416,7 @@
         <w:rPr>
           <w:rFonts w:ascii="Times New Roman" w:hAnsi="Times New Roman" w:eastAsia="宋体"/>
           <w:b w:val="0"/>
-          <w:sz w:val="21"/>
+          <w:sz w:val="24"/>
         </w:rPr>
         <w:t>工具的组成、部署方式与使用方法见《配置核查工具包》README。</w:t>
       </w:r>
@@ -394,6 +424,7 @@
     <w:p>
       <w:pPr>
         <w:pStyle w:val="Heading3"/>
+        <w:keepNext/>
         <w:spacing w:before="160" w:after="120"/>
       </w:pPr>
       <w:r>
@@ -409,20 +440,21 @@
     <w:p>
       <w:pPr>
         <w:spacing w:line="360" w:lineRule="auto"/>
-        <w:ind w:firstLine="420"/>
+        <w:ind w:firstLineChars="200" w:firstLine="480"/>
       </w:pPr>
       <w:r>
         <w:rPr>
           <w:rFonts w:ascii="Times New Roman" w:hAnsi="Times New Roman" w:eastAsia="宋体"/>
           <w:b w:val="0"/>
-          <w:sz w:val="21"/>
+          <w:sz w:val="24"/>
         </w:rPr>
-        <w:t>从指导书提取全部编号检查项，逐项确定适用对象（操作系统、数据库、中间件、网络设备），再逐对象核对脚本的核查能力。能力判定以脚本源码的检测分支与结果输出为依据：能够给出合格或不合格判定的，列为可自动化；执行检测命令并输出核查结果、结论需结合台账或现场确认的，列为部分可自动化；其余按标准要求需现场查看、文档调阅与实测验证的，列为需人工核查。</w:t>
+        <w:t>从指导书提取全部编号检查项，先确定每项的适用对象（操作系统、数据库、中间件、网络设备），再按对象核对脚本的核查能力。判定依据是脚本源码里的检测分支和结果输出：能给出合格或不合格判定的列为可自动化；执行了检测命令、结论还需结合台账或现场确认的列为部分可自动化；其余属现场查看、文档调阅或实测验证类的列为需人工核查。</w:t>
       </w:r>
     </w:p>
     <w:p>
       <w:pPr>
         <w:pStyle w:val="Heading3"/>
+        <w:keepNext/>
         <w:spacing w:before="160" w:after="120"/>
       </w:pPr>
       <w:r>
@@ -447,11 +479,18 @@
         <w:gridCol w:w="4320"/>
       </w:tblGrid>
       <w:tr>
+        <w:trPr>
+          <w:cantSplit/>
+          <w:tblHeader/>
+        </w:trPr>
         <w:tc>
           <w:tcPr>
             <w:tcW w:type="dxa" w:w="4320"/>
           </w:tcPr>
           <w:p>
+            <w:pPr>
+              <w:keepNext/>
+            </w:pPr>
             <w:r>
               <w:rPr>
                 <w:rFonts w:ascii="Times New Roman" w:hAnsi="Times New Roman" w:eastAsia="宋体"/>
@@ -467,6 +506,9 @@
             <w:tcW w:type="dxa" w:w="4320"/>
           </w:tcPr>
           <w:p>
+            <w:pPr>
+              <w:keepNext/>
+            </w:pPr>
             <w:r>
               <w:rPr>
                 <w:rFonts w:ascii="Times New Roman" w:hAnsi="Times New Roman" w:eastAsia="宋体"/>
@@ -479,6 +521,9 @@
         </w:tc>
       </w:tr>
       <w:tr>
+        <w:trPr>
+          <w:cantSplit/>
+        </w:trPr>
         <w:tc>
           <w:tcPr>
             <w:tcW w:type="dxa" w:w="4320"/>
@@ -511,6 +556,9 @@
         </w:tc>
       </w:tr>
       <w:tr>
+        <w:trPr>
+          <w:cantSplit/>
+        </w:trPr>
         <w:tc>
           <w:tcPr>
             <w:tcW w:type="dxa" w:w="4320"/>
@@ -543,6 +591,9 @@
         </w:tc>
       </w:tr>
       <w:tr>
+        <w:trPr>
+          <w:cantSplit/>
+        </w:trPr>
         <w:tc>
           <w:tcPr>
             <w:tcW w:type="dxa" w:w="4320"/>
@@ -578,6 +629,7 @@
     <w:p>
       <w:pPr>
         <w:pStyle w:val="Heading2"/>
+        <w:keepNext/>
         <w:spacing w:before="240" w:after="120"/>
       </w:pPr>
       <w:r>
@@ -605,11 +657,18 @@
         <w:gridCol w:w="1728"/>
       </w:tblGrid>
       <w:tr>
+        <w:trPr>
+          <w:cantSplit/>
+          <w:tblHeader/>
+        </w:trPr>
         <w:tc>
           <w:tcPr>
             <w:tcW w:type="dxa" w:w="1728"/>
           </w:tcPr>
           <w:p>
+            <w:pPr>
+              <w:keepNext/>
+            </w:pPr>
             <w:r>
               <w:rPr>
                 <w:rFonts w:ascii="Times New Roman" w:hAnsi="Times New Roman" w:eastAsia="宋体"/>
@@ -625,6 +684,9 @@
             <w:tcW w:type="dxa" w:w="1728"/>
           </w:tcPr>
           <w:p>
+            <w:pPr>
+              <w:keepNext/>
+            </w:pPr>
             <w:r>
               <w:rPr>
                 <w:rFonts w:ascii="Times New Roman" w:hAnsi="Times New Roman" w:eastAsia="宋体"/>
@@ -640,6 +702,9 @@
             <w:tcW w:type="dxa" w:w="1728"/>
           </w:tcPr>
           <w:p>
+            <w:pPr>
+              <w:keepNext/>
+            </w:pPr>
             <w:r>
               <w:rPr>
                 <w:rFonts w:ascii="Times New Roman" w:hAnsi="Times New Roman" w:eastAsia="宋体"/>
@@ -655,6 +720,9 @@
             <w:tcW w:type="dxa" w:w="1728"/>
           </w:tcPr>
           <w:p>
+            <w:pPr>
+              <w:keepNext/>
+            </w:pPr>
             <w:r>
               <w:rPr>
                 <w:rFonts w:ascii="Times New Roman" w:hAnsi="Times New Roman" w:eastAsia="宋体"/>
@@ -670,6 +738,9 @@
             <w:tcW w:type="dxa" w:w="1728"/>
           </w:tcPr>
           <w:p>
+            <w:pPr>
+              <w:keepNext/>
+            </w:pPr>
             <w:r>
               <w:rPr>
                 <w:rFonts w:ascii="Times New Roman" w:hAnsi="Times New Roman" w:eastAsia="宋体"/>
@@ -682,6 +753,9 @@
         </w:tc>
       </w:tr>
       <w:tr>
+        <w:trPr>
+          <w:cantSplit/>
+        </w:trPr>
         <w:tc>
           <w:tcPr>
             <w:tcW w:type="dxa" w:w="1728"/>
@@ -759,6 +833,9 @@
         </w:tc>
       </w:tr>
       <w:tr>
+        <w:trPr>
+          <w:cantSplit/>
+        </w:trPr>
         <w:tc>
           <w:tcPr>
             <w:tcW w:type="dxa" w:w="1728"/>
@@ -836,6 +913,9 @@
         </w:tc>
       </w:tr>
       <w:tr>
+        <w:trPr>
+          <w:cantSplit/>
+        </w:trPr>
         <w:tc>
           <w:tcPr>
             <w:tcW w:type="dxa" w:w="1728"/>
@@ -913,6 +993,9 @@
         </w:tc>
       </w:tr>
       <w:tr>
+        <w:trPr>
+          <w:cantSplit/>
+        </w:trPr>
         <w:tc>
           <w:tcPr>
             <w:tcW w:type="dxa" w:w="1728"/>
@@ -990,6 +1073,9 @@
         </w:tc>
       </w:tr>
       <w:tr>
+        <w:trPr>
+          <w:cantSplit/>
+        </w:trPr>
         <w:tc>
           <w:tcPr>
             <w:tcW w:type="dxa" w:w="1728"/>
@@ -1067,6 +1153,9 @@
         </w:tc>
       </w:tr>
       <w:tr>
+        <w:trPr>
+          <w:cantSplit/>
+        </w:trPr>
         <w:tc>
           <w:tcPr>
             <w:tcW w:type="dxa" w:w="1728"/>
@@ -1144,6 +1233,9 @@
         </w:tc>
       </w:tr>
       <w:tr>
+        <w:trPr>
+          <w:cantSplit/>
+        </w:trPr>
         <w:tc>
           <w:tcPr>
             <w:tcW w:type="dxa" w:w="1728"/>
@@ -1221,6 +1313,9 @@
         </w:tc>
       </w:tr>
       <w:tr>
+        <w:trPr>
+          <w:cantSplit/>
+        </w:trPr>
         <w:tc>
           <w:tcPr>
             <w:tcW w:type="dxa" w:w="1728"/>
@@ -1298,6 +1393,9 @@
         </w:tc>
       </w:tr>
       <w:tr>
+        <w:trPr>
+          <w:cantSplit/>
+        </w:trPr>
         <w:tc>
           <w:tcPr>
             <w:tcW w:type="dxa" w:w="1728"/>
@@ -1375,6 +1473,9 @@
         </w:tc>
       </w:tr>
       <w:tr>
+        <w:trPr>
+          <w:cantSplit/>
+        </w:trPr>
         <w:tc>
           <w:tcPr>
             <w:tcW w:type="dxa" w:w="1728"/>
@@ -1455,6 +1556,7 @@
     <w:p>
       <w:pPr>
         <w:pStyle w:val="Heading2"/>
+        <w:keepNext/>
         <w:spacing w:before="240" w:after="120"/>
       </w:pPr>
       <w:r>
@@ -1470,20 +1572,21 @@
     <w:p>
       <w:pPr>
         <w:spacing w:line="360" w:lineRule="auto"/>
-        <w:ind w:firstLine="420"/>
+        <w:ind w:firstLineChars="200" w:firstLine="480"/>
       </w:pPr>
       <w:r>
         <w:rPr>
           <w:rFonts w:ascii="Times New Roman" w:hAnsi="Times New Roman" w:eastAsia="宋体"/>
           <w:b w:val="0"/>
-          <w:sz w:val="21"/>
+          <w:sz w:val="24"/>
         </w:rPr>
-        <w:t>各章检查项及验证结论逐项列示如下；核查对象、所用脚本与结论依据见《配置核查表》第 14 列「工具自动验证」。</w:t>
+        <w:t>各章检查项及验证结论列示如下；每项的核查对象、所用脚本与结论依据见《配置核查表》第 14 列「工具自动验证」。</w:t>
       </w:r>
     </w:p>
     <w:p>
       <w:pPr>
         <w:pStyle w:val="Heading3"/>
+        <w:keepNext/>
         <w:spacing w:before="160" w:after="120"/>
       </w:pPr>
       <w:r>
@@ -1509,11 +1612,18 @@
         <w:gridCol w:w="2880"/>
       </w:tblGrid>
       <w:tr>
-        <w:tc>
-          <w:tcPr>
-            <w:tcW w:type="dxa" w:w="2880"/>
-          </w:tcPr>
-          <w:p>
+        <w:trPr>
+          <w:cantSplit/>
+          <w:tblHeader/>
+        </w:trPr>
+        <w:tc>
+          <w:tcPr>
+            <w:tcW w:type="dxa" w:w="2880"/>
+          </w:tcPr>
+          <w:p>
+            <w:pPr>
+              <w:keepNext/>
+            </w:pPr>
             <w:r>
               <w:rPr>
                 <w:rFonts w:ascii="Times New Roman" w:hAnsi="Times New Roman" w:eastAsia="宋体"/>
@@ -1529,6 +1639,9 @@
             <w:tcW w:type="dxa" w:w="2880"/>
           </w:tcPr>
           <w:p>
+            <w:pPr>
+              <w:keepNext/>
+            </w:pPr>
             <w:r>
               <w:rPr>
                 <w:rFonts w:ascii="Times New Roman" w:hAnsi="Times New Roman" w:eastAsia="宋体"/>
@@ -1544,6 +1657,9 @@
             <w:tcW w:type="dxa" w:w="2880"/>
           </w:tcPr>
           <w:p>
+            <w:pPr>
+              <w:keepNext/>
+            </w:pPr>
             <w:r>
               <w:rPr>
                 <w:rFonts w:ascii="Times New Roman" w:hAnsi="Times New Roman" w:eastAsia="宋体"/>
@@ -1556,6 +1672,9 @@
         </w:tc>
       </w:tr>
       <w:tr>
+        <w:trPr>
+          <w:cantSplit/>
+        </w:trPr>
         <w:tc>
           <w:tcPr>
             <w:tcW w:type="dxa" w:w="2880"/>
@@ -1603,6 +1722,9 @@
         </w:tc>
       </w:tr>
       <w:tr>
+        <w:trPr>
+          <w:cantSplit/>
+        </w:trPr>
         <w:tc>
           <w:tcPr>
             <w:tcW w:type="dxa" w:w="2880"/>
@@ -1650,6 +1772,9 @@
         </w:tc>
       </w:tr>
       <w:tr>
+        <w:trPr>
+          <w:cantSplit/>
+        </w:trPr>
         <w:tc>
           <w:tcPr>
             <w:tcW w:type="dxa" w:w="2880"/>
@@ -1697,6 +1822,9 @@
         </w:tc>
       </w:tr>
       <w:tr>
+        <w:trPr>
+          <w:cantSplit/>
+        </w:trPr>
         <w:tc>
           <w:tcPr>
             <w:tcW w:type="dxa" w:w="2880"/>
@@ -1744,6 +1872,9 @@
         </w:tc>
       </w:tr>
       <w:tr>
+        <w:trPr>
+          <w:cantSplit/>
+        </w:trPr>
         <w:tc>
           <w:tcPr>
             <w:tcW w:type="dxa" w:w="2880"/>
@@ -1791,6 +1922,9 @@
         </w:tc>
       </w:tr>
       <w:tr>
+        <w:trPr>
+          <w:cantSplit/>
+        </w:trPr>
         <w:tc>
           <w:tcPr>
             <w:tcW w:type="dxa" w:w="2880"/>
@@ -1838,6 +1972,9 @@
         </w:tc>
       </w:tr>
       <w:tr>
+        <w:trPr>
+          <w:cantSplit/>
+        </w:trPr>
         <w:tc>
           <w:tcPr>
             <w:tcW w:type="dxa" w:w="2880"/>
@@ -1885,6 +2022,9 @@
         </w:tc>
       </w:tr>
       <w:tr>
+        <w:trPr>
+          <w:cantSplit/>
+        </w:trPr>
         <w:tc>
           <w:tcPr>
             <w:tcW w:type="dxa" w:w="2880"/>
@@ -1932,6 +2072,9 @@
         </w:tc>
       </w:tr>
       <w:tr>
+        <w:trPr>
+          <w:cantSplit/>
+        </w:trPr>
         <w:tc>
           <w:tcPr>
             <w:tcW w:type="dxa" w:w="2880"/>
@@ -1979,6 +2122,9 @@
         </w:tc>
       </w:tr>
       <w:tr>
+        <w:trPr>
+          <w:cantSplit/>
+        </w:trPr>
         <w:tc>
           <w:tcPr>
             <w:tcW w:type="dxa" w:w="2880"/>
@@ -2026,6 +2172,9 @@
         </w:tc>
       </w:tr>
       <w:tr>
+        <w:trPr>
+          <w:cantSplit/>
+        </w:trPr>
         <w:tc>
           <w:tcPr>
             <w:tcW w:type="dxa" w:w="2880"/>
@@ -2073,6 +2222,9 @@
         </w:tc>
       </w:tr>
       <w:tr>
+        <w:trPr>
+          <w:cantSplit/>
+        </w:trPr>
         <w:tc>
           <w:tcPr>
             <w:tcW w:type="dxa" w:w="2880"/>
@@ -2120,6 +2272,9 @@
         </w:tc>
       </w:tr>
       <w:tr>
+        <w:trPr>
+          <w:cantSplit/>
+        </w:trPr>
         <w:tc>
           <w:tcPr>
             <w:tcW w:type="dxa" w:w="2880"/>
@@ -2167,6 +2322,9 @@
         </w:tc>
       </w:tr>
       <w:tr>
+        <w:trPr>
+          <w:cantSplit/>
+        </w:trPr>
         <w:tc>
           <w:tcPr>
             <w:tcW w:type="dxa" w:w="2880"/>
@@ -2214,6 +2372,9 @@
         </w:tc>
       </w:tr>
       <w:tr>
+        <w:trPr>
+          <w:cantSplit/>
+        </w:trPr>
         <w:tc>
           <w:tcPr>
             <w:tcW w:type="dxa" w:w="2880"/>
@@ -2261,6 +2422,9 @@
         </w:tc>
       </w:tr>
       <w:tr>
+        <w:trPr>
+          <w:cantSplit/>
+        </w:trPr>
         <w:tc>
           <w:tcPr>
             <w:tcW w:type="dxa" w:w="2880"/>
@@ -2308,6 +2472,9 @@
         </w:tc>
       </w:tr>
       <w:tr>
+        <w:trPr>
+          <w:cantSplit/>
+        </w:trPr>
         <w:tc>
           <w:tcPr>
             <w:tcW w:type="dxa" w:w="2880"/>
@@ -2355,6 +2522,9 @@
         </w:tc>
       </w:tr>
       <w:tr>
+        <w:trPr>
+          <w:cantSplit/>
+        </w:trPr>
         <w:tc>
           <w:tcPr>
             <w:tcW w:type="dxa" w:w="2880"/>
@@ -2402,6 +2572,9 @@
         </w:tc>
       </w:tr>
       <w:tr>
+        <w:trPr>
+          <w:cantSplit/>
+        </w:trPr>
         <w:tc>
           <w:tcPr>
             <w:tcW w:type="dxa" w:w="2880"/>
@@ -2449,6 +2622,9 @@
         </w:tc>
       </w:tr>
       <w:tr>
+        <w:trPr>
+          <w:cantSplit/>
+        </w:trPr>
         <w:tc>
           <w:tcPr>
             <w:tcW w:type="dxa" w:w="2880"/>
@@ -2496,6 +2672,9 @@
         </w:tc>
       </w:tr>
       <w:tr>
+        <w:trPr>
+          <w:cantSplit/>
+        </w:trPr>
         <w:tc>
           <w:tcPr>
             <w:tcW w:type="dxa" w:w="2880"/>
@@ -2543,6 +2722,9 @@
         </w:tc>
       </w:tr>
       <w:tr>
+        <w:trPr>
+          <w:cantSplit/>
+        </w:trPr>
         <w:tc>
           <w:tcPr>
             <w:tcW w:type="dxa" w:w="2880"/>
@@ -2590,6 +2772,9 @@
         </w:tc>
       </w:tr>
       <w:tr>
+        <w:trPr>
+          <w:cantSplit/>
+        </w:trPr>
         <w:tc>
           <w:tcPr>
             <w:tcW w:type="dxa" w:w="2880"/>
@@ -2637,6 +2822,9 @@
         </w:tc>
       </w:tr>
       <w:tr>
+        <w:trPr>
+          <w:cantSplit/>
+        </w:trPr>
         <w:tc>
           <w:tcPr>
             <w:tcW w:type="dxa" w:w="2880"/>
@@ -2684,6 +2872,9 @@
         </w:tc>
       </w:tr>
       <w:tr>
+        <w:trPr>
+          <w:cantSplit/>
+        </w:trPr>
         <w:tc>
           <w:tcPr>
             <w:tcW w:type="dxa" w:w="2880"/>
@@ -2731,6 +2922,9 @@
         </w:tc>
       </w:tr>
       <w:tr>
+        <w:trPr>
+          <w:cantSplit/>
+        </w:trPr>
         <w:tc>
           <w:tcPr>
             <w:tcW w:type="dxa" w:w="2880"/>
@@ -2778,6 +2972,9 @@
         </w:tc>
       </w:tr>
       <w:tr>
+        <w:trPr>
+          <w:cantSplit/>
+        </w:trPr>
         <w:tc>
           <w:tcPr>
             <w:tcW w:type="dxa" w:w="2880"/>
@@ -2828,6 +3025,7 @@
     <w:p>
       <w:pPr>
         <w:pStyle w:val="Heading3"/>
+        <w:keepNext/>
         <w:spacing w:before="160" w:after="120"/>
       </w:pPr>
       <w:r>
@@ -2853,11 +3051,18 @@
         <w:gridCol w:w="2880"/>
       </w:tblGrid>
       <w:tr>
-        <w:tc>
-          <w:tcPr>
-            <w:tcW w:type="dxa" w:w="2880"/>
-          </w:tcPr>
-          <w:p>
+        <w:trPr>
+          <w:cantSplit/>
+          <w:tblHeader/>
+        </w:trPr>
+        <w:tc>
+          <w:tcPr>
+            <w:tcW w:type="dxa" w:w="2880"/>
+          </w:tcPr>
+          <w:p>
+            <w:pPr>
+              <w:keepNext/>
+            </w:pPr>
             <w:r>
               <w:rPr>
                 <w:rFonts w:ascii="Times New Roman" w:hAnsi="Times New Roman" w:eastAsia="宋体"/>
@@ -2873,6 +3078,9 @@
             <w:tcW w:type="dxa" w:w="2880"/>
           </w:tcPr>
           <w:p>
+            <w:pPr>
+              <w:keepNext/>
+            </w:pPr>
             <w:r>
               <w:rPr>
                 <w:rFonts w:ascii="Times New Roman" w:hAnsi="Times New Roman" w:eastAsia="宋体"/>
@@ -2888,6 +3096,9 @@
             <w:tcW w:type="dxa" w:w="2880"/>
           </w:tcPr>
           <w:p>
+            <w:pPr>
+              <w:keepNext/>
+            </w:pPr>
             <w:r>
               <w:rPr>
                 <w:rFonts w:ascii="Times New Roman" w:hAnsi="Times New Roman" w:eastAsia="宋体"/>
@@ -2900,6 +3111,9 @@
         </w:tc>
       </w:tr>
       <w:tr>
+        <w:trPr>
+          <w:cantSplit/>
+        </w:trPr>
         <w:tc>
           <w:tcPr>
             <w:tcW w:type="dxa" w:w="2880"/>
@@ -2947,6 +3161,9 @@
         </w:tc>
       </w:tr>
       <w:tr>
+        <w:trPr>
+          <w:cantSplit/>
+        </w:trPr>
         <w:tc>
           <w:tcPr>
             <w:tcW w:type="dxa" w:w="2880"/>
@@ -2994,6 +3211,9 @@
         </w:tc>
       </w:tr>
       <w:tr>
+        <w:trPr>
+          <w:cantSplit/>
+        </w:trPr>
         <w:tc>
           <w:tcPr>
             <w:tcW w:type="dxa" w:w="2880"/>
@@ -3041,6 +3261,9 @@
         </w:tc>
       </w:tr>
       <w:tr>
+        <w:trPr>
+          <w:cantSplit/>
+        </w:trPr>
         <w:tc>
           <w:tcPr>
             <w:tcW w:type="dxa" w:w="2880"/>
@@ -3088,6 +3311,9 @@
         </w:tc>
       </w:tr>
       <w:tr>
+        <w:trPr>
+          <w:cantSplit/>
+        </w:trPr>
         <w:tc>
           <w:tcPr>
             <w:tcW w:type="dxa" w:w="2880"/>
@@ -3135,6 +3361,9 @@
         </w:tc>
       </w:tr>
       <w:tr>
+        <w:trPr>
+          <w:cantSplit/>
+        </w:trPr>
         <w:tc>
           <w:tcPr>
             <w:tcW w:type="dxa" w:w="2880"/>
@@ -3182,6 +3411,9 @@
         </w:tc>
       </w:tr>
       <w:tr>
+        <w:trPr>
+          <w:cantSplit/>
+        </w:trPr>
         <w:tc>
           <w:tcPr>
             <w:tcW w:type="dxa" w:w="2880"/>
@@ -3229,6 +3461,9 @@
         </w:tc>
       </w:tr>
       <w:tr>
+        <w:trPr>
+          <w:cantSplit/>
+        </w:trPr>
         <w:tc>
           <w:tcPr>
             <w:tcW w:type="dxa" w:w="2880"/>
@@ -3276,6 +3511,9 @@
         </w:tc>
       </w:tr>
       <w:tr>
+        <w:trPr>
+          <w:cantSplit/>
+        </w:trPr>
         <w:tc>
           <w:tcPr>
             <w:tcW w:type="dxa" w:w="2880"/>
@@ -3323,6 +3561,9 @@
         </w:tc>
       </w:tr>
       <w:tr>
+        <w:trPr>
+          <w:cantSplit/>
+        </w:trPr>
         <w:tc>
           <w:tcPr>
             <w:tcW w:type="dxa" w:w="2880"/>
@@ -3370,6 +3611,9 @@
         </w:tc>
       </w:tr>
       <w:tr>
+        <w:trPr>
+          <w:cantSplit/>
+        </w:trPr>
         <w:tc>
           <w:tcPr>
             <w:tcW w:type="dxa" w:w="2880"/>
@@ -3417,6 +3661,9 @@
         </w:tc>
       </w:tr>
       <w:tr>
+        <w:trPr>
+          <w:cantSplit/>
+        </w:trPr>
         <w:tc>
           <w:tcPr>
             <w:tcW w:type="dxa" w:w="2880"/>
@@ -3464,6 +3711,9 @@
         </w:tc>
       </w:tr>
       <w:tr>
+        <w:trPr>
+          <w:cantSplit/>
+        </w:trPr>
         <w:tc>
           <w:tcPr>
             <w:tcW w:type="dxa" w:w="2880"/>
@@ -3511,6 +3761,9 @@
         </w:tc>
       </w:tr>
       <w:tr>
+        <w:trPr>
+          <w:cantSplit/>
+        </w:trPr>
         <w:tc>
           <w:tcPr>
             <w:tcW w:type="dxa" w:w="2880"/>
@@ -3558,6 +3811,9 @@
         </w:tc>
       </w:tr>
       <w:tr>
+        <w:trPr>
+          <w:cantSplit/>
+        </w:trPr>
         <w:tc>
           <w:tcPr>
             <w:tcW w:type="dxa" w:w="2880"/>
@@ -3605,6 +3861,9 @@
         </w:tc>
       </w:tr>
       <w:tr>
+        <w:trPr>
+          <w:cantSplit/>
+        </w:trPr>
         <w:tc>
           <w:tcPr>
             <w:tcW w:type="dxa" w:w="2880"/>
@@ -3655,6 +3914,7 @@
     <w:p>
       <w:pPr>
         <w:pStyle w:val="Heading3"/>
+        <w:keepNext/>
         <w:spacing w:before="160" w:after="120"/>
       </w:pPr>
       <w:r>
@@ -3680,11 +3940,18 @@
         <w:gridCol w:w="2880"/>
       </w:tblGrid>
       <w:tr>
-        <w:tc>
-          <w:tcPr>
-            <w:tcW w:type="dxa" w:w="2880"/>
-          </w:tcPr>
-          <w:p>
+        <w:trPr>
+          <w:cantSplit/>
+          <w:tblHeader/>
+        </w:trPr>
+        <w:tc>
+          <w:tcPr>
+            <w:tcW w:type="dxa" w:w="2880"/>
+          </w:tcPr>
+          <w:p>
+            <w:pPr>
+              <w:keepNext/>
+            </w:pPr>
             <w:r>
               <w:rPr>
                 <w:rFonts w:ascii="Times New Roman" w:hAnsi="Times New Roman" w:eastAsia="宋体"/>
@@ -3700,6 +3967,9 @@
             <w:tcW w:type="dxa" w:w="2880"/>
           </w:tcPr>
           <w:p>
+            <w:pPr>
+              <w:keepNext/>
+            </w:pPr>
             <w:r>
               <w:rPr>
                 <w:rFonts w:ascii="Times New Roman" w:hAnsi="Times New Roman" w:eastAsia="宋体"/>
@@ -3715,6 +3985,9 @@
             <w:tcW w:type="dxa" w:w="2880"/>
           </w:tcPr>
           <w:p>
+            <w:pPr>
+              <w:keepNext/>
+            </w:pPr>
             <w:r>
               <w:rPr>
                 <w:rFonts w:ascii="Times New Roman" w:hAnsi="Times New Roman" w:eastAsia="宋体"/>
@@ -3727,6 +4000,9 @@
         </w:tc>
       </w:tr>
       <w:tr>
+        <w:trPr>
+          <w:cantSplit/>
+        </w:trPr>
         <w:tc>
           <w:tcPr>
             <w:tcW w:type="dxa" w:w="2880"/>
@@ -3774,6 +4050,9 @@
         </w:tc>
       </w:tr>
       <w:tr>
+        <w:trPr>
+          <w:cantSplit/>
+        </w:trPr>
         <w:tc>
           <w:tcPr>
             <w:tcW w:type="dxa" w:w="2880"/>
@@ -3821,6 +4100,9 @@
         </w:tc>
       </w:tr>
       <w:tr>
+        <w:trPr>
+          <w:cantSplit/>
+        </w:trPr>
         <w:tc>
           <w:tcPr>
             <w:tcW w:type="dxa" w:w="2880"/>
@@ -3868,6 +4150,9 @@
         </w:tc>
       </w:tr>
       <w:tr>
+        <w:trPr>
+          <w:cantSplit/>
+        </w:trPr>
         <w:tc>
           <w:tcPr>
             <w:tcW w:type="dxa" w:w="2880"/>
@@ -3915,6 +4200,9 @@
         </w:tc>
       </w:tr>
       <w:tr>
+        <w:trPr>
+          <w:cantSplit/>
+        </w:trPr>
         <w:tc>
           <w:tcPr>
             <w:tcW w:type="dxa" w:w="2880"/>
@@ -3962,6 +4250,9 @@
         </w:tc>
       </w:tr>
       <w:tr>
+        <w:trPr>
+          <w:cantSplit/>
+        </w:trPr>
         <w:tc>
           <w:tcPr>
             <w:tcW w:type="dxa" w:w="2880"/>
@@ -4009,6 +4300,9 @@
         </w:tc>
       </w:tr>
       <w:tr>
+        <w:trPr>
+          <w:cantSplit/>
+        </w:trPr>
         <w:tc>
           <w:tcPr>
             <w:tcW w:type="dxa" w:w="2880"/>
@@ -4056,6 +4350,9 @@
         </w:tc>
       </w:tr>
       <w:tr>
+        <w:trPr>
+          <w:cantSplit/>
+        </w:trPr>
         <w:tc>
           <w:tcPr>
             <w:tcW w:type="dxa" w:w="2880"/>
@@ -4103,6 +4400,9 @@
         </w:tc>
       </w:tr>
       <w:tr>
+        <w:trPr>
+          <w:cantSplit/>
+        </w:trPr>
         <w:tc>
           <w:tcPr>
             <w:tcW w:type="dxa" w:w="2880"/>
@@ -4150,6 +4450,9 @@
         </w:tc>
       </w:tr>
       <w:tr>
+        <w:trPr>
+          <w:cantSplit/>
+        </w:trPr>
         <w:tc>
           <w:tcPr>
             <w:tcW w:type="dxa" w:w="2880"/>
@@ -4197,6 +4500,9 @@
         </w:tc>
       </w:tr>
       <w:tr>
+        <w:trPr>
+          <w:cantSplit/>
+        </w:trPr>
         <w:tc>
           <w:tcPr>
             <w:tcW w:type="dxa" w:w="2880"/>
@@ -4244,6 +4550,9 @@
         </w:tc>
       </w:tr>
       <w:tr>
+        <w:trPr>
+          <w:cantSplit/>
+        </w:trPr>
         <w:tc>
           <w:tcPr>
             <w:tcW w:type="dxa" w:w="2880"/>
@@ -4291,6 +4600,9 @@
         </w:tc>
       </w:tr>
       <w:tr>
+        <w:trPr>
+          <w:cantSplit/>
+        </w:trPr>
         <w:tc>
           <w:tcPr>
             <w:tcW w:type="dxa" w:w="2880"/>
@@ -4338,6 +4650,9 @@
         </w:tc>
       </w:tr>
       <w:tr>
+        <w:trPr>
+          <w:cantSplit/>
+        </w:trPr>
         <w:tc>
           <w:tcPr>
             <w:tcW w:type="dxa" w:w="2880"/>
@@ -4388,6 +4703,7 @@
     <w:p>
       <w:pPr>
         <w:pStyle w:val="Heading3"/>
+        <w:keepNext/>
         <w:spacing w:before="160" w:after="120"/>
       </w:pPr>
       <w:r>
@@ -4413,11 +4729,18 @@
         <w:gridCol w:w="2880"/>
       </w:tblGrid>
       <w:tr>
-        <w:tc>
-          <w:tcPr>
-            <w:tcW w:type="dxa" w:w="2880"/>
-          </w:tcPr>
-          <w:p>
+        <w:trPr>
+          <w:cantSplit/>
+          <w:tblHeader/>
+        </w:trPr>
+        <w:tc>
+          <w:tcPr>
+            <w:tcW w:type="dxa" w:w="2880"/>
+          </w:tcPr>
+          <w:p>
+            <w:pPr>
+              <w:keepNext/>
+            </w:pPr>
             <w:r>
               <w:rPr>
                 <w:rFonts w:ascii="Times New Roman" w:hAnsi="Times New Roman" w:eastAsia="宋体"/>
@@ -4433,6 +4756,9 @@
             <w:tcW w:type="dxa" w:w="2880"/>
           </w:tcPr>
           <w:p>
+            <w:pPr>
+              <w:keepNext/>
+            </w:pPr>
             <w:r>
               <w:rPr>
                 <w:rFonts w:ascii="Times New Roman" w:hAnsi="Times New Roman" w:eastAsia="宋体"/>
@@ -4448,6 +4774,9 @@
             <w:tcW w:type="dxa" w:w="2880"/>
           </w:tcPr>
           <w:p>
+            <w:pPr>
+              <w:keepNext/>
+            </w:pPr>
             <w:r>
               <w:rPr>
                 <w:rFonts w:ascii="Times New Roman" w:hAnsi="Times New Roman" w:eastAsia="宋体"/>
@@ -4460,6 +4789,9 @@
         </w:tc>
       </w:tr>
       <w:tr>
+        <w:trPr>
+          <w:cantSplit/>
+        </w:trPr>
         <w:tc>
           <w:tcPr>
             <w:tcW w:type="dxa" w:w="2880"/>
@@ -4507,6 +4839,9 @@
         </w:tc>
       </w:tr>
       <w:tr>
+        <w:trPr>
+          <w:cantSplit/>
+        </w:trPr>
         <w:tc>
           <w:tcPr>
             <w:tcW w:type="dxa" w:w="2880"/>
@@ -4554,6 +4889,9 @@
         </w:tc>
       </w:tr>
       <w:tr>
+        <w:trPr>
+          <w:cantSplit/>
+        </w:trPr>
         <w:tc>
           <w:tcPr>
             <w:tcW w:type="dxa" w:w="2880"/>
@@ -4601,6 +4939,9 @@
         </w:tc>
       </w:tr>
       <w:tr>
+        <w:trPr>
+          <w:cantSplit/>
+        </w:trPr>
         <w:tc>
           <w:tcPr>
             <w:tcW w:type="dxa" w:w="2880"/>
@@ -4648,6 +4989,9 @@
         </w:tc>
       </w:tr>
       <w:tr>
+        <w:trPr>
+          <w:cantSplit/>
+        </w:trPr>
         <w:tc>
           <w:tcPr>
             <w:tcW w:type="dxa" w:w="2880"/>
@@ -4695,6 +5039,9 @@
         </w:tc>
       </w:tr>
       <w:tr>
+        <w:trPr>
+          <w:cantSplit/>
+        </w:trPr>
         <w:tc>
           <w:tcPr>
             <w:tcW w:type="dxa" w:w="2880"/>
@@ -4742,6 +5089,9 @@
         </w:tc>
       </w:tr>
       <w:tr>
+        <w:trPr>
+          <w:cantSplit/>
+        </w:trPr>
         <w:tc>
           <w:tcPr>
             <w:tcW w:type="dxa" w:w="2880"/>
@@ -4789,6 +5139,9 @@
         </w:tc>
       </w:tr>
       <w:tr>
+        <w:trPr>
+          <w:cantSplit/>
+        </w:trPr>
         <w:tc>
           <w:tcPr>
             <w:tcW w:type="dxa" w:w="2880"/>
@@ -4836,6 +5189,9 @@
         </w:tc>
       </w:tr>
       <w:tr>
+        <w:trPr>
+          <w:cantSplit/>
+        </w:trPr>
         <w:tc>
           <w:tcPr>
             <w:tcW w:type="dxa" w:w="2880"/>
@@ -4883,6 +5239,9 @@
         </w:tc>
       </w:tr>
       <w:tr>
+        <w:trPr>
+          <w:cantSplit/>
+        </w:trPr>
         <w:tc>
           <w:tcPr>
             <w:tcW w:type="dxa" w:w="2880"/>
@@ -4930,6 +5289,9 @@
         </w:tc>
       </w:tr>
       <w:tr>
+        <w:trPr>
+          <w:cantSplit/>
+        </w:trPr>
         <w:tc>
           <w:tcPr>
             <w:tcW w:type="dxa" w:w="2880"/>
@@ -4977,6 +5339,9 @@
         </w:tc>
       </w:tr>
       <w:tr>
+        <w:trPr>
+          <w:cantSplit/>
+        </w:trPr>
         <w:tc>
           <w:tcPr>
             <w:tcW w:type="dxa" w:w="2880"/>
@@ -5024,6 +5389,9 @@
         </w:tc>
       </w:tr>
       <w:tr>
+        <w:trPr>
+          <w:cantSplit/>
+        </w:trPr>
         <w:tc>
           <w:tcPr>
             <w:tcW w:type="dxa" w:w="2880"/>
@@ -5071,6 +5439,9 @@
         </w:tc>
       </w:tr>
       <w:tr>
+        <w:trPr>
+          <w:cantSplit/>
+        </w:trPr>
         <w:tc>
           <w:tcPr>
             <w:tcW w:type="dxa" w:w="2880"/>
@@ -5118,6 +5489,9 @@
         </w:tc>
       </w:tr>
       <w:tr>
+        <w:trPr>
+          <w:cantSplit/>
+        </w:trPr>
         <w:tc>
           <w:tcPr>
             <w:tcW w:type="dxa" w:w="2880"/>
@@ -5165,6 +5539,9 @@
         </w:tc>
       </w:tr>
       <w:tr>
+        <w:trPr>
+          <w:cantSplit/>
+        </w:trPr>
         <w:tc>
           <w:tcPr>
             <w:tcW w:type="dxa" w:w="2880"/>
@@ -5212,6 +5589,9 @@
         </w:tc>
       </w:tr>
       <w:tr>
+        <w:trPr>
+          <w:cantSplit/>
+        </w:trPr>
         <w:tc>
           <w:tcPr>
             <w:tcW w:type="dxa" w:w="2880"/>
@@ -5259,6 +5639,9 @@
         </w:tc>
       </w:tr>
       <w:tr>
+        <w:trPr>
+          <w:cantSplit/>
+        </w:trPr>
         <w:tc>
           <w:tcPr>
             <w:tcW w:type="dxa" w:w="2880"/>
@@ -5306,6 +5689,9 @@
         </w:tc>
       </w:tr>
       <w:tr>
+        <w:trPr>
+          <w:cantSplit/>
+        </w:trPr>
         <w:tc>
           <w:tcPr>
             <w:tcW w:type="dxa" w:w="2880"/>
@@ -5353,6 +5739,9 @@
         </w:tc>
       </w:tr>
       <w:tr>
+        <w:trPr>
+          <w:cantSplit/>
+        </w:trPr>
         <w:tc>
           <w:tcPr>
             <w:tcW w:type="dxa" w:w="2880"/>
@@ -5400,6 +5789,9 @@
         </w:tc>
       </w:tr>
       <w:tr>
+        <w:trPr>
+          <w:cantSplit/>
+        </w:trPr>
         <w:tc>
           <w:tcPr>
             <w:tcW w:type="dxa" w:w="2880"/>
@@ -5447,6 +5839,9 @@
         </w:tc>
       </w:tr>
       <w:tr>
+        <w:trPr>
+          <w:cantSplit/>
+        </w:trPr>
         <w:tc>
           <w:tcPr>
             <w:tcW w:type="dxa" w:w="2880"/>
@@ -5494,6 +5889,9 @@
         </w:tc>
       </w:tr>
       <w:tr>
+        <w:trPr>
+          <w:cantSplit/>
+        </w:trPr>
         <w:tc>
           <w:tcPr>
             <w:tcW w:type="dxa" w:w="2880"/>
@@ -5541,6 +5939,9 @@
         </w:tc>
       </w:tr>
       <w:tr>
+        <w:trPr>
+          <w:cantSplit/>
+        </w:trPr>
         <w:tc>
           <w:tcPr>
             <w:tcW w:type="dxa" w:w="2880"/>
@@ -5588,6 +5989,9 @@
         </w:tc>
       </w:tr>
       <w:tr>
+        <w:trPr>
+          <w:cantSplit/>
+        </w:trPr>
         <w:tc>
           <w:tcPr>
             <w:tcW w:type="dxa" w:w="2880"/>
@@ -5635,6 +6039,9 @@
         </w:tc>
       </w:tr>
       <w:tr>
+        <w:trPr>
+          <w:cantSplit/>
+        </w:trPr>
         <w:tc>
           <w:tcPr>
             <w:tcW w:type="dxa" w:w="2880"/>
@@ -5682,6 +6089,9 @@
         </w:tc>
       </w:tr>
       <w:tr>
+        <w:trPr>
+          <w:cantSplit/>
+        </w:trPr>
         <w:tc>
           <w:tcPr>
             <w:tcW w:type="dxa" w:w="2880"/>
@@ -5729,6 +6139,9 @@
         </w:tc>
       </w:tr>
       <w:tr>
+        <w:trPr>
+          <w:cantSplit/>
+        </w:trPr>
         <w:tc>
           <w:tcPr>
             <w:tcW w:type="dxa" w:w="2880"/>
@@ -5776,6 +6189,9 @@
         </w:tc>
       </w:tr>
       <w:tr>
+        <w:trPr>
+          <w:cantSplit/>
+        </w:trPr>
         <w:tc>
           <w:tcPr>
             <w:tcW w:type="dxa" w:w="2880"/>
@@ -5823,6 +6239,9 @@
         </w:tc>
       </w:tr>
       <w:tr>
+        <w:trPr>
+          <w:cantSplit/>
+        </w:trPr>
         <w:tc>
           <w:tcPr>
             <w:tcW w:type="dxa" w:w="2880"/>
@@ -5870,6 +6289,9 @@
         </w:tc>
       </w:tr>
       <w:tr>
+        <w:trPr>
+          <w:cantSplit/>
+        </w:trPr>
         <w:tc>
           <w:tcPr>
             <w:tcW w:type="dxa" w:w="2880"/>
@@ -5917,6 +6339,9 @@
         </w:tc>
       </w:tr>
       <w:tr>
+        <w:trPr>
+          <w:cantSplit/>
+        </w:trPr>
         <w:tc>
           <w:tcPr>
             <w:tcW w:type="dxa" w:w="2880"/>
@@ -5964,6 +6389,9 @@
         </w:tc>
       </w:tr>
       <w:tr>
+        <w:trPr>
+          <w:cantSplit/>
+        </w:trPr>
         <w:tc>
           <w:tcPr>
             <w:tcW w:type="dxa" w:w="2880"/>
@@ -6014,6 +6442,7 @@
     <w:p>
       <w:pPr>
         <w:pStyle w:val="Heading3"/>
+        <w:keepNext/>
         <w:spacing w:before="160" w:after="120"/>
       </w:pPr>
       <w:r>
@@ -6039,11 +6468,18 @@
         <w:gridCol w:w="2880"/>
       </w:tblGrid>
       <w:tr>
-        <w:tc>
-          <w:tcPr>
-            <w:tcW w:type="dxa" w:w="2880"/>
-          </w:tcPr>
-          <w:p>
+        <w:trPr>
+          <w:cantSplit/>
+          <w:tblHeader/>
+        </w:trPr>
+        <w:tc>
+          <w:tcPr>
+            <w:tcW w:type="dxa" w:w="2880"/>
+          </w:tcPr>
+          <w:p>
+            <w:pPr>
+              <w:keepNext/>
+            </w:pPr>
             <w:r>
               <w:rPr>
                 <w:rFonts w:ascii="Times New Roman" w:hAnsi="Times New Roman" w:eastAsia="宋体"/>
@@ -6059,6 +6495,9 @@
             <w:tcW w:type="dxa" w:w="2880"/>
           </w:tcPr>
           <w:p>
+            <w:pPr>
+              <w:keepNext/>
+            </w:pPr>
             <w:r>
               <w:rPr>
                 <w:rFonts w:ascii="Times New Roman" w:hAnsi="Times New Roman" w:eastAsia="宋体"/>
@@ -6074,6 +6513,9 @@
             <w:tcW w:type="dxa" w:w="2880"/>
           </w:tcPr>
           <w:p>
+            <w:pPr>
+              <w:keepNext/>
+            </w:pPr>
             <w:r>
               <w:rPr>
                 <w:rFonts w:ascii="Times New Roman" w:hAnsi="Times New Roman" w:eastAsia="宋体"/>
@@ -6086,6 +6528,9 @@
         </w:tc>
       </w:tr>
       <w:tr>
+        <w:trPr>
+          <w:cantSplit/>
+        </w:trPr>
         <w:tc>
           <w:tcPr>
             <w:tcW w:type="dxa" w:w="2880"/>
@@ -6133,6 +6578,9 @@
         </w:tc>
       </w:tr>
       <w:tr>
+        <w:trPr>
+          <w:cantSplit/>
+        </w:trPr>
         <w:tc>
           <w:tcPr>
             <w:tcW w:type="dxa" w:w="2880"/>
@@ -6180,6 +6628,9 @@
         </w:tc>
       </w:tr>
       <w:tr>
+        <w:trPr>
+          <w:cantSplit/>
+        </w:trPr>
         <w:tc>
           <w:tcPr>
             <w:tcW w:type="dxa" w:w="2880"/>
@@ -6227,6 +6678,9 @@
         </w:tc>
       </w:tr>
       <w:tr>
+        <w:trPr>
+          <w:cantSplit/>
+        </w:trPr>
         <w:tc>
           <w:tcPr>
             <w:tcW w:type="dxa" w:w="2880"/>
@@ -6274,6 +6728,9 @@
         </w:tc>
       </w:tr>
       <w:tr>
+        <w:trPr>
+          <w:cantSplit/>
+        </w:trPr>
         <w:tc>
           <w:tcPr>
             <w:tcW w:type="dxa" w:w="2880"/>
@@ -6321,6 +6778,9 @@
         </w:tc>
       </w:tr>
       <w:tr>
+        <w:trPr>
+          <w:cantSplit/>
+        </w:trPr>
         <w:tc>
           <w:tcPr>
             <w:tcW w:type="dxa" w:w="2880"/>
@@ -6368,6 +6828,9 @@
         </w:tc>
       </w:tr>
       <w:tr>
+        <w:trPr>
+          <w:cantSplit/>
+        </w:trPr>
         <w:tc>
           <w:tcPr>
             <w:tcW w:type="dxa" w:w="2880"/>
@@ -6415,6 +6878,9 @@
         </w:tc>
       </w:tr>
       <w:tr>
+        <w:trPr>
+          <w:cantSplit/>
+        </w:trPr>
         <w:tc>
           <w:tcPr>
             <w:tcW w:type="dxa" w:w="2880"/>
@@ -6462,6 +6928,9 @@
         </w:tc>
       </w:tr>
       <w:tr>
+        <w:trPr>
+          <w:cantSplit/>
+        </w:trPr>
         <w:tc>
           <w:tcPr>
             <w:tcW w:type="dxa" w:w="2880"/>
@@ -6509,6 +6978,9 @@
         </w:tc>
       </w:tr>
       <w:tr>
+        <w:trPr>
+          <w:cantSplit/>
+        </w:trPr>
         <w:tc>
           <w:tcPr>
             <w:tcW w:type="dxa" w:w="2880"/>
@@ -6556,6 +7028,9 @@
         </w:tc>
       </w:tr>
       <w:tr>
+        <w:trPr>
+          <w:cantSplit/>
+        </w:trPr>
         <w:tc>
           <w:tcPr>
             <w:tcW w:type="dxa" w:w="2880"/>
@@ -6603,6 +7078,9 @@
         </w:tc>
       </w:tr>
       <w:tr>
+        <w:trPr>
+          <w:cantSplit/>
+        </w:trPr>
         <w:tc>
           <w:tcPr>
             <w:tcW w:type="dxa" w:w="2880"/>
@@ -6650,6 +7128,9 @@
         </w:tc>
       </w:tr>
       <w:tr>
+        <w:trPr>
+          <w:cantSplit/>
+        </w:trPr>
         <w:tc>
           <w:tcPr>
             <w:tcW w:type="dxa" w:w="2880"/>
@@ -6697,6 +7178,9 @@
         </w:tc>
       </w:tr>
       <w:tr>
+        <w:trPr>
+          <w:cantSplit/>
+        </w:trPr>
         <w:tc>
           <w:tcPr>
             <w:tcW w:type="dxa" w:w="2880"/>
@@ -6744,6 +7228,9 @@
         </w:tc>
       </w:tr>
       <w:tr>
+        <w:trPr>
+          <w:cantSplit/>
+        </w:trPr>
         <w:tc>
           <w:tcPr>
             <w:tcW w:type="dxa" w:w="2880"/>
@@ -6791,6 +7278,9 @@
         </w:tc>
       </w:tr>
       <w:tr>
+        <w:trPr>
+          <w:cantSplit/>
+        </w:trPr>
         <w:tc>
           <w:tcPr>
             <w:tcW w:type="dxa" w:w="2880"/>
@@ -6838,6 +7328,9 @@
         </w:tc>
       </w:tr>
       <w:tr>
+        <w:trPr>
+          <w:cantSplit/>
+        </w:trPr>
         <w:tc>
           <w:tcPr>
             <w:tcW w:type="dxa" w:w="2880"/>
@@ -6885,6 +7378,9 @@
         </w:tc>
       </w:tr>
       <w:tr>
+        <w:trPr>
+          <w:cantSplit/>
+        </w:trPr>
         <w:tc>
           <w:tcPr>
             <w:tcW w:type="dxa" w:w="2880"/>
@@ -6932,6 +7428,9 @@
         </w:tc>
       </w:tr>
       <w:tr>
+        <w:trPr>
+          <w:cantSplit/>
+        </w:trPr>
         <w:tc>
           <w:tcPr>
             <w:tcW w:type="dxa" w:w="2880"/>
@@ -6979,6 +7478,9 @@
         </w:tc>
       </w:tr>
       <w:tr>
+        <w:trPr>
+          <w:cantSplit/>
+        </w:trPr>
         <w:tc>
           <w:tcPr>
             <w:tcW w:type="dxa" w:w="2880"/>
@@ -7026,6 +7528,9 @@
         </w:tc>
       </w:tr>
       <w:tr>
+        <w:trPr>
+          <w:cantSplit/>
+        </w:trPr>
         <w:tc>
           <w:tcPr>
             <w:tcW w:type="dxa" w:w="2880"/>
@@ -7073,6 +7578,9 @@
         </w:tc>
       </w:tr>
       <w:tr>
+        <w:trPr>
+          <w:cantSplit/>
+        </w:trPr>
         <w:tc>
           <w:tcPr>
             <w:tcW w:type="dxa" w:w="2880"/>
@@ -7120,6 +7628,9 @@
         </w:tc>
       </w:tr>
       <w:tr>
+        <w:trPr>
+          <w:cantSplit/>
+        </w:trPr>
         <w:tc>
           <w:tcPr>
             <w:tcW w:type="dxa" w:w="2880"/>
@@ -7170,6 +7681,7 @@
     <w:p>
       <w:pPr>
         <w:pStyle w:val="Heading3"/>
+        <w:keepNext/>
         <w:spacing w:before="160" w:after="120"/>
       </w:pPr>
       <w:r>
@@ -7195,11 +7707,18 @@
         <w:gridCol w:w="2880"/>
       </w:tblGrid>
       <w:tr>
-        <w:tc>
-          <w:tcPr>
-            <w:tcW w:type="dxa" w:w="2880"/>
-          </w:tcPr>
-          <w:p>
+        <w:trPr>
+          <w:cantSplit/>
+          <w:tblHeader/>
+        </w:trPr>
+        <w:tc>
+          <w:tcPr>
+            <w:tcW w:type="dxa" w:w="2880"/>
+          </w:tcPr>
+          <w:p>
+            <w:pPr>
+              <w:keepNext/>
+            </w:pPr>
             <w:r>
               <w:rPr>
                 <w:rFonts w:ascii="Times New Roman" w:hAnsi="Times New Roman" w:eastAsia="宋体"/>
@@ -7215,6 +7734,9 @@
             <w:tcW w:type="dxa" w:w="2880"/>
           </w:tcPr>
           <w:p>
+            <w:pPr>
+              <w:keepNext/>
+            </w:pPr>
             <w:r>
               <w:rPr>
                 <w:rFonts w:ascii="Times New Roman" w:hAnsi="Times New Roman" w:eastAsia="宋体"/>
@@ -7230,6 +7752,9 @@
             <w:tcW w:type="dxa" w:w="2880"/>
           </w:tcPr>
           <w:p>
+            <w:pPr>
+              <w:keepNext/>
+            </w:pPr>
             <w:r>
               <w:rPr>
                 <w:rFonts w:ascii="Times New Roman" w:hAnsi="Times New Roman" w:eastAsia="宋体"/>
@@ -7242,6 +7767,9 @@
         </w:tc>
       </w:tr>
       <w:tr>
+        <w:trPr>
+          <w:cantSplit/>
+        </w:trPr>
         <w:tc>
           <w:tcPr>
             <w:tcW w:type="dxa" w:w="2880"/>
@@ -7289,6 +7817,9 @@
         </w:tc>
       </w:tr>
       <w:tr>
+        <w:trPr>
+          <w:cantSplit/>
+        </w:trPr>
         <w:tc>
           <w:tcPr>
             <w:tcW w:type="dxa" w:w="2880"/>
@@ -7336,6 +7867,9 @@
         </w:tc>
       </w:tr>
       <w:tr>
+        <w:trPr>
+          <w:cantSplit/>
+        </w:trPr>
         <w:tc>
           <w:tcPr>
             <w:tcW w:type="dxa" w:w="2880"/>
@@ -7383,6 +7917,9 @@
         </w:tc>
       </w:tr>
       <w:tr>
+        <w:trPr>
+          <w:cantSplit/>
+        </w:trPr>
         <w:tc>
           <w:tcPr>
             <w:tcW w:type="dxa" w:w="2880"/>
@@ -7430,6 +7967,9 @@
         </w:tc>
       </w:tr>
       <w:tr>
+        <w:trPr>
+          <w:cantSplit/>
+        </w:trPr>
         <w:tc>
           <w:tcPr>
             <w:tcW w:type="dxa" w:w="2880"/>
@@ -7477,6 +8017,9 @@
         </w:tc>
       </w:tr>
       <w:tr>
+        <w:trPr>
+          <w:cantSplit/>
+        </w:trPr>
         <w:tc>
           <w:tcPr>
             <w:tcW w:type="dxa" w:w="2880"/>
@@ -7524,6 +8067,9 @@
         </w:tc>
       </w:tr>
       <w:tr>
+        <w:trPr>
+          <w:cantSplit/>
+        </w:trPr>
         <w:tc>
           <w:tcPr>
             <w:tcW w:type="dxa" w:w="2880"/>
@@ -7571,6 +8117,9 @@
         </w:tc>
       </w:tr>
       <w:tr>
+        <w:trPr>
+          <w:cantSplit/>
+        </w:trPr>
         <w:tc>
           <w:tcPr>
             <w:tcW w:type="dxa" w:w="2880"/>
@@ -7618,6 +8167,9 @@
         </w:tc>
       </w:tr>
       <w:tr>
+        <w:trPr>
+          <w:cantSplit/>
+        </w:trPr>
         <w:tc>
           <w:tcPr>
             <w:tcW w:type="dxa" w:w="2880"/>
@@ -7668,6 +8220,7 @@
     <w:p>
       <w:pPr>
         <w:pStyle w:val="Heading3"/>
+        <w:keepNext/>
         <w:spacing w:before="160" w:after="120"/>
       </w:pPr>
       <w:r>
@@ -7693,11 +8246,18 @@
         <w:gridCol w:w="2880"/>
       </w:tblGrid>
       <w:tr>
-        <w:tc>
-          <w:tcPr>
-            <w:tcW w:type="dxa" w:w="2880"/>
-          </w:tcPr>
-          <w:p>
+        <w:trPr>
+          <w:cantSplit/>
+          <w:tblHeader/>
+        </w:trPr>
+        <w:tc>
+          <w:tcPr>
+            <w:tcW w:type="dxa" w:w="2880"/>
+          </w:tcPr>
+          <w:p>
+            <w:pPr>
+              <w:keepNext/>
+            </w:pPr>
             <w:r>
               <w:rPr>
                 <w:rFonts w:ascii="Times New Roman" w:hAnsi="Times New Roman" w:eastAsia="宋体"/>
@@ -7713,6 +8273,9 @@
             <w:tcW w:type="dxa" w:w="2880"/>
           </w:tcPr>
           <w:p>
+            <w:pPr>
+              <w:keepNext/>
+            </w:pPr>
             <w:r>
               <w:rPr>
                 <w:rFonts w:ascii="Times New Roman" w:hAnsi="Times New Roman" w:eastAsia="宋体"/>
@@ -7728,6 +8291,9 @@
             <w:tcW w:type="dxa" w:w="2880"/>
           </w:tcPr>
           <w:p>
+            <w:pPr>
+              <w:keepNext/>
+            </w:pPr>
             <w:r>
               <w:rPr>
                 <w:rFonts w:ascii="Times New Roman" w:hAnsi="Times New Roman" w:eastAsia="宋体"/>
@@ -7740,6 +8306,9 @@
         </w:tc>
       </w:tr>
       <w:tr>
+        <w:trPr>
+          <w:cantSplit/>
+        </w:trPr>
         <w:tc>
           <w:tcPr>
             <w:tcW w:type="dxa" w:w="2880"/>
@@ -7787,6 +8356,9 @@
         </w:tc>
       </w:tr>
       <w:tr>
+        <w:trPr>
+          <w:cantSplit/>
+        </w:trPr>
         <w:tc>
           <w:tcPr>
             <w:tcW w:type="dxa" w:w="2880"/>
@@ -7834,6 +8406,9 @@
         </w:tc>
       </w:tr>
       <w:tr>
+        <w:trPr>
+          <w:cantSplit/>
+        </w:trPr>
         <w:tc>
           <w:tcPr>
             <w:tcW w:type="dxa" w:w="2880"/>
@@ -7881,6 +8456,9 @@
         </w:tc>
       </w:tr>
       <w:tr>
+        <w:trPr>
+          <w:cantSplit/>
+        </w:trPr>
         <w:tc>
           <w:tcPr>
             <w:tcW w:type="dxa" w:w="2880"/>
@@ -7928,6 +8506,9 @@
         </w:tc>
       </w:tr>
       <w:tr>
+        <w:trPr>
+          <w:cantSplit/>
+        </w:trPr>
         <w:tc>
           <w:tcPr>
             <w:tcW w:type="dxa" w:w="2880"/>
@@ -7978,6 +8559,7 @@
     <w:p>
       <w:pPr>
         <w:pStyle w:val="Heading3"/>
+        <w:keepNext/>
         <w:spacing w:before="160" w:after="120"/>
       </w:pPr>
       <w:r>
@@ -8003,11 +8585,18 @@
         <w:gridCol w:w="2880"/>
       </w:tblGrid>
       <w:tr>
-        <w:tc>
-          <w:tcPr>
-            <w:tcW w:type="dxa" w:w="2880"/>
-          </w:tcPr>
-          <w:p>
+        <w:trPr>
+          <w:cantSplit/>
+          <w:tblHeader/>
+        </w:trPr>
+        <w:tc>
+          <w:tcPr>
+            <w:tcW w:type="dxa" w:w="2880"/>
+          </w:tcPr>
+          <w:p>
+            <w:pPr>
+              <w:keepNext/>
+            </w:pPr>
             <w:r>
               <w:rPr>
                 <w:rFonts w:ascii="Times New Roman" w:hAnsi="Times New Roman" w:eastAsia="宋体"/>
@@ -8023,6 +8612,9 @@
             <w:tcW w:type="dxa" w:w="2880"/>
           </w:tcPr>
           <w:p>
+            <w:pPr>
+              <w:keepNext/>
+            </w:pPr>
             <w:r>
               <w:rPr>
                 <w:rFonts w:ascii="Times New Roman" w:hAnsi="Times New Roman" w:eastAsia="宋体"/>
@@ -8038,6 +8630,9 @@
             <w:tcW w:type="dxa" w:w="2880"/>
           </w:tcPr>
           <w:p>
+            <w:pPr>
+              <w:keepNext/>
+            </w:pPr>
             <w:r>
               <w:rPr>
                 <w:rFonts w:ascii="Times New Roman" w:hAnsi="Times New Roman" w:eastAsia="宋体"/>
@@ -8050,6 +8645,9 @@
         </w:tc>
       </w:tr>
       <w:tr>
+        <w:trPr>
+          <w:cantSplit/>
+        </w:trPr>
         <w:tc>
           <w:tcPr>
             <w:tcW w:type="dxa" w:w="2880"/>
@@ -8097,6 +8695,9 @@
         </w:tc>
       </w:tr>
       <w:tr>
+        <w:trPr>
+          <w:cantSplit/>
+        </w:trPr>
         <w:tc>
           <w:tcPr>
             <w:tcW w:type="dxa" w:w="2880"/>
@@ -8144,6 +8745,9 @@
         </w:tc>
       </w:tr>
       <w:tr>
+        <w:trPr>
+          <w:cantSplit/>
+        </w:trPr>
         <w:tc>
           <w:tcPr>
             <w:tcW w:type="dxa" w:w="2880"/>
@@ -8191,6 +8795,9 @@
         </w:tc>
       </w:tr>
       <w:tr>
+        <w:trPr>
+          <w:cantSplit/>
+        </w:trPr>
         <w:tc>
           <w:tcPr>
             <w:tcW w:type="dxa" w:w="2880"/>
@@ -8241,6 +8848,7 @@
     <w:p>
       <w:pPr>
         <w:pStyle w:val="Heading3"/>
+        <w:keepNext/>
         <w:spacing w:before="160" w:after="120"/>
       </w:pPr>
       <w:r>
@@ -8266,11 +8874,18 @@
         <w:gridCol w:w="2880"/>
       </w:tblGrid>
       <w:tr>
-        <w:tc>
-          <w:tcPr>
-            <w:tcW w:type="dxa" w:w="2880"/>
-          </w:tcPr>
-          <w:p>
+        <w:trPr>
+          <w:cantSplit/>
+          <w:tblHeader/>
+        </w:trPr>
+        <w:tc>
+          <w:tcPr>
+            <w:tcW w:type="dxa" w:w="2880"/>
+          </w:tcPr>
+          <w:p>
+            <w:pPr>
+              <w:keepNext/>
+            </w:pPr>
             <w:r>
               <w:rPr>
                 <w:rFonts w:ascii="Times New Roman" w:hAnsi="Times New Roman" w:eastAsia="宋体"/>
@@ -8286,6 +8901,9 @@
             <w:tcW w:type="dxa" w:w="2880"/>
           </w:tcPr>
           <w:p>
+            <w:pPr>
+              <w:keepNext/>
+            </w:pPr>
             <w:r>
               <w:rPr>
                 <w:rFonts w:ascii="Times New Roman" w:hAnsi="Times New Roman" w:eastAsia="宋体"/>
@@ -8301,6 +8919,9 @@
             <w:tcW w:type="dxa" w:w="2880"/>
           </w:tcPr>
           <w:p>
+            <w:pPr>
+              <w:keepNext/>
+            </w:pPr>
             <w:r>
               <w:rPr>
                 <w:rFonts w:ascii="Times New Roman" w:hAnsi="Times New Roman" w:eastAsia="宋体"/>
@@ -8313,6 +8934,9 @@
         </w:tc>
       </w:tr>
       <w:tr>
+        <w:trPr>
+          <w:cantSplit/>
+        </w:trPr>
         <w:tc>
           <w:tcPr>
             <w:tcW w:type="dxa" w:w="2880"/>
@@ -8360,6 +8984,9 @@
         </w:tc>
       </w:tr>
       <w:tr>
+        <w:trPr>
+          <w:cantSplit/>
+        </w:trPr>
         <w:tc>
           <w:tcPr>
             <w:tcW w:type="dxa" w:w="2880"/>
@@ -8407,6 +9034,9 @@
         </w:tc>
       </w:tr>
       <w:tr>
+        <w:trPr>
+          <w:cantSplit/>
+        </w:trPr>
         <w:tc>
           <w:tcPr>
             <w:tcW w:type="dxa" w:w="2880"/>
@@ -8454,6 +9084,9 @@
         </w:tc>
       </w:tr>
       <w:tr>
+        <w:trPr>
+          <w:cantSplit/>
+        </w:trPr>
         <w:tc>
           <w:tcPr>
             <w:tcW w:type="dxa" w:w="2880"/>
@@ -8504,6 +9137,7 @@
     <w:p>
       <w:pPr>
         <w:pStyle w:val="Heading3"/>
+        <w:keepNext/>
         <w:spacing w:before="160" w:after="120"/>
       </w:pPr>
       <w:r>
@@ -8529,11 +9163,18 @@
         <w:gridCol w:w="2880"/>
       </w:tblGrid>
       <w:tr>
-        <w:tc>
-          <w:tcPr>
-            <w:tcW w:type="dxa" w:w="2880"/>
-          </w:tcPr>
-          <w:p>
+        <w:trPr>
+          <w:cantSplit/>
+          <w:tblHeader/>
+        </w:trPr>
+        <w:tc>
+          <w:tcPr>
+            <w:tcW w:type="dxa" w:w="2880"/>
+          </w:tcPr>
+          <w:p>
+            <w:pPr>
+              <w:keepNext/>
+            </w:pPr>
             <w:r>
               <w:rPr>
                 <w:rFonts w:ascii="Times New Roman" w:hAnsi="Times New Roman" w:eastAsia="宋体"/>
@@ -8549,6 +9190,9 @@
             <w:tcW w:type="dxa" w:w="2880"/>
           </w:tcPr>
           <w:p>
+            <w:pPr>
+              <w:keepNext/>
+            </w:pPr>
             <w:r>
               <w:rPr>
                 <w:rFonts w:ascii="Times New Roman" w:hAnsi="Times New Roman" w:eastAsia="宋体"/>
@@ -8564,6 +9208,9 @@
             <w:tcW w:type="dxa" w:w="2880"/>
           </w:tcPr>
           <w:p>
+            <w:pPr>
+              <w:keepNext/>
+            </w:pPr>
             <w:r>
               <w:rPr>
                 <w:rFonts w:ascii="Times New Roman" w:hAnsi="Times New Roman" w:eastAsia="宋体"/>
@@ -8576,6 +9223,9 @@
         </w:tc>
       </w:tr>
       <w:tr>
+        <w:trPr>
+          <w:cantSplit/>
+        </w:trPr>
         <w:tc>
           <w:tcPr>
             <w:tcW w:type="dxa" w:w="2880"/>
@@ -8626,6 +9276,7 @@
     <w:p>
       <w:pPr>
         <w:pStyle w:val="Heading2"/>
+        <w:keepNext/>
         <w:spacing w:before="240" w:after="120"/>
       </w:pPr>
       <w:r>
@@ -8650,11 +9301,18 @@
         <w:gridCol w:w="4320"/>
       </w:tblGrid>
       <w:tr>
+        <w:trPr>
+          <w:cantSplit/>
+          <w:tblHeader/>
+        </w:trPr>
         <w:tc>
           <w:tcPr>
             <w:tcW w:type="dxa" w:w="4320"/>
           </w:tcPr>
           <w:p>
+            <w:pPr>
+              <w:keepNext/>
+            </w:pPr>
             <w:r>
               <w:rPr>
                 <w:rFonts w:ascii="Times New Roman" w:hAnsi="Times New Roman" w:eastAsia="宋体"/>
@@ -8670,6 +9328,9 @@
             <w:tcW w:type="dxa" w:w="4320"/>
           </w:tcPr>
           <w:p>
+            <w:pPr>
+              <w:keepNext/>
+            </w:pPr>
             <w:r>
               <w:rPr>
                 <w:rFonts w:ascii="Times New Roman" w:hAnsi="Times New Roman" w:eastAsia="宋体"/>
@@ -8682,6 +9343,9 @@
         </w:tc>
       </w:tr>
       <w:tr>
+        <w:trPr>
+          <w:cantSplit/>
+        </w:trPr>
         <w:tc>
           <w:tcPr>
             <w:tcW w:type="dxa" w:w="4320"/>
@@ -8714,6 +9378,9 @@
         </w:tc>
       </w:tr>
       <w:tr>
+        <w:trPr>
+          <w:cantSplit/>
+        </w:trPr>
         <w:tc>
           <w:tcPr>
             <w:tcW w:type="dxa" w:w="4320"/>
@@ -8740,12 +9407,15 @@
                 <w:b w:val="0"/>
                 <w:sz w:val="21"/>
               </w:rPr>
-              <w:t>第 5 章按工具生成的命令清单，由运维人员登录交换机、防火墙等设备执行命令并留存回显，工具据此逐项判定并出具报告。</w:t>
+              <w:t>第 5 章按工具生成的命令清单，由运维人员登录交换机、防火墙等设备执行并留存回显，工具据此逐条判定并出具报告。</w:t>
             </w:r>
           </w:p>
         </w:tc>
       </w:tr>
       <w:tr>
+        <w:trPr>
+          <w:cantSplit/>
+        </w:trPr>
         <w:tc>
           <w:tcPr>
             <w:tcW w:type="dxa" w:w="4320"/>
@@ -8778,7 +9448,3174 @@
         </w:tc>
       </w:tr>
     </w:tbl>
+    <w:p>
+      <w:pPr>
+        <w:pStyle w:val="Heading2"/>
+        <w:keepNext/>
+        <w:spacing w:before="240" w:after="120"/>
+      </w:pPr>
+      <w:r>
+        <w:rPr>
+          <w:rFonts w:ascii="Times New Roman" w:hAnsi="Times New Roman" w:eastAsia="黑体"/>
+          <w:b/>
+          <w:color w:val="000000"/>
+          <w:sz w:val="28"/>
+        </w:rPr>
+        <w:t>六、验证证据</w:t>
+      </w:r>
+    </w:p>
+    <w:p>
+      <w:pPr>
+        <w:spacing w:line="360" w:lineRule="auto"/>
+        <w:ind w:firstLineChars="200" w:firstLine="480"/>
+      </w:pPr>
+      <w:r>
+        <w:rPr>
+          <w:rFonts w:ascii="Times New Roman" w:hAnsi="Times New Roman" w:eastAsia="宋体"/>
+          <w:b w:val="0"/>
+          <w:sz w:val="24"/>
+        </w:rPr>
+        <w:t>以下截图取自核查工具实际运行的输出，对应第一节至第三节的验证结论。</w:t>
+      </w:r>
+    </w:p>
+    <w:p>
+      <w:pPr>
+        <w:pStyle w:val="Heading3"/>
+        <w:keepNext/>
+        <w:spacing w:before="160" w:after="120"/>
+      </w:pPr>
+      <w:r>
+        <w:rPr>
+          <w:rFonts w:ascii="Times New Roman" w:hAnsi="Times New Roman" w:eastAsia="黑体"/>
+          <w:b/>
+          <w:color w:val="000000"/>
+          <w:sz w:val="24"/>
+        </w:rPr>
+        <w:t>6.1 操作系统与网络设备核查运行过程</w:t>
+      </w:r>
+    </w:p>
+    <w:p>
+      <w:pPr>
+        <w:keepNext/>
+        <w:spacing w:before="120"/>
+        <w:ind w:firstLine="0"/>
+        <w:jc w:val="center"/>
+      </w:pPr>
+      <w:r>
+        <w:drawing>
+          <wp:inline xmlns:a="http://schemas.openxmlformats.org/drawingml/2006/main" xmlns:pic="http://schemas.openxmlformats.org/drawingml/2006/picture">
+            <wp:extent cx="5580000" cy="4330080"/>
+            <wp:docPr id="1" name="Picture 1"/>
+            <wp:cNvGraphicFramePr>
+              <a:graphicFrameLocks noChangeAspect="1"/>
+            </wp:cNvGraphicFramePr>
+            <a:graphic>
+              <a:graphicData uri="http://schemas.openxmlformats.org/drawingml/2006/picture">
+                <pic:pic>
+                  <pic:nvPicPr>
+                    <pic:cNvPr id="0" name="term_win_os.png"/>
+                    <pic:cNvPicPr/>
+                  </pic:nvPicPr>
+                  <pic:blipFill>
+                    <a:blip r:embed="rId9"/>
+                    <a:stretch>
+                      <a:fillRect/>
+                    </a:stretch>
+                  </pic:blipFill>
+                  <pic:spPr>
+                    <a:xfrm>
+                      <a:off x="0" y="0"/>
+                      <a:ext cx="5580000" cy="4330080"/>
+                    </a:xfrm>
+                    <a:prstGeom prst="rect"/>
+                  </pic:spPr>
+                </pic:pic>
+              </a:graphicData>
+            </a:graphic>
+          </wp:inline>
+        </w:drawing>
+      </w:r>
+    </w:p>
+    <w:p>
+      <w:pPr>
+        <w:keepNext/>
+        <w:jc w:val="center"/>
+      </w:pPr>
+      <w:r>
+        <w:rPr>
+          <w:rFonts w:ascii="Times New Roman" w:hAnsi="Times New Roman" w:eastAsia="宋体"/>
+          <w:b w:val="0"/>
+          <w:sz w:val="21"/>
+        </w:rPr>
+        <w:t>图 1　Windows 版运行操作系统核查脚本（cscript check_xp7.vbs，139 项逐项输出判定并生成报告）</w:t>
+      </w:r>
+    </w:p>
+    <w:p>
+      <w:pPr>
+        <w:spacing w:line="276" w:lineRule="auto" w:before="40" w:after="80"/>
+        <w:ind w:left="340" w:firstLine="0"/>
+      </w:pPr>
+      <w:r>
+        <w:rPr>
+          <w:rFonts w:ascii="Times New Roman" w:hAnsi="Times New Roman" w:eastAsia="宋体"/>
+          <w:b w:val="0"/>
+          <w:sz w:val="19"/>
+        </w:rPr>
+        <w:t>图 1　说明：环境为本机 Windows 10 专业版。执行 cscript check_xp7.vbs 后，脚本逐项输出 139 项判定（[OK] 合规 / [!!] 不合规 / [??] 需人工核查 / [--] 不适用），并生成 HTML、XLS、XLSX 三种格式报告。</w:t>
+      </w:r>
+    </w:p>
+    <w:p>
+      <w:pPr>
+        <w:keepNext/>
+        <w:spacing w:before="120"/>
+        <w:ind w:firstLine="0"/>
+        <w:jc w:val="center"/>
+      </w:pPr>
+      <w:r>
+        <w:drawing>
+          <wp:inline xmlns:a="http://schemas.openxmlformats.org/drawingml/2006/main" xmlns:pic="http://schemas.openxmlformats.org/drawingml/2006/picture">
+            <wp:extent cx="5580000" cy="1178496"/>
+            <wp:docPr id="2" name="Picture 2"/>
+            <wp:cNvGraphicFramePr>
+              <a:graphicFrameLocks noChangeAspect="1"/>
+            </wp:cNvGraphicFramePr>
+            <a:graphic>
+              <a:graphicData uri="http://schemas.openxmlformats.org/drawingml/2006/picture">
+                <pic:pic>
+                  <pic:nvPicPr>
+                    <pic:cNvPr id="0" name="term_win_net.png"/>
+                    <pic:cNvPicPr/>
+                  </pic:nvPicPr>
+                  <pic:blipFill>
+                    <a:blip r:embed="rId10"/>
+                    <a:stretch>
+                      <a:fillRect/>
+                    </a:stretch>
+                  </pic:blipFill>
+                  <pic:spPr>
+                    <a:xfrm>
+                      <a:off x="0" y="0"/>
+                      <a:ext cx="5580000" cy="1178496"/>
+                    </a:xfrm>
+                    <a:prstGeom prst="rect"/>
+                  </pic:spPr>
+                </pic:pic>
+              </a:graphicData>
+            </a:graphic>
+          </wp:inline>
+        </w:drawing>
+      </w:r>
+    </w:p>
+    <w:p>
+      <w:pPr>
+        <w:keepNext/>
+        <w:jc w:val="center"/>
+      </w:pPr>
+      <w:r>
+        <w:rPr>
+          <w:rFonts w:ascii="Times New Roman" w:hAnsi="Times New Roman" w:eastAsia="宋体"/>
+          <w:b w:val="0"/>
+          <w:sz w:val="21"/>
+        </w:rPr>
+        <w:t>图 2　Windows 版网络设备核查（init 生成采集清单 → 采集 → check 解析出报告，第 5 章 23 项）</w:t>
+      </w:r>
+    </w:p>
+    <w:p>
+      <w:pPr>
+        <w:spacing w:line="276" w:lineRule="auto" w:before="40" w:after="80"/>
+        <w:ind w:left="340" w:firstLine="0"/>
+      </w:pPr>
+      <w:r>
+        <w:rPr>
+          <w:rFonts w:ascii="Times New Roman" w:hAnsi="Times New Roman" w:eastAsia="宋体"/>
+          <w:b w:val="0"/>
+          <w:sz w:val="19"/>
+        </w:rPr>
+        <w:t>图 2　说明：按「采集—解析」两阶段执行：init 生成设备命令清单，运维人员登录设备留存回显后，check 解析回显给出第 5 章 23 项结论；图中可见两阶段输出与报告落盘。</w:t>
+      </w:r>
+    </w:p>
+    <w:p>
+      <w:pPr>
+        <w:keepNext/>
+        <w:spacing w:before="120"/>
+        <w:ind w:firstLine="0"/>
+        <w:jc w:val="center"/>
+      </w:pPr>
+      <w:r>
+        <w:drawing>
+          <wp:inline xmlns:a="http://schemas.openxmlformats.org/drawingml/2006/main" xmlns:pic="http://schemas.openxmlformats.org/drawingml/2006/picture">
+            <wp:extent cx="5580000" cy="1678464"/>
+            <wp:docPr id="3" name="Picture 3"/>
+            <wp:cNvGraphicFramePr>
+              <a:graphicFrameLocks noChangeAspect="1"/>
+            </wp:cNvGraphicFramePr>
+            <a:graphic>
+              <a:graphicData uri="http://schemas.openxmlformats.org/drawingml/2006/picture">
+                <pic:pic>
+                  <pic:nvPicPr>
+                    <pic:cNvPr id="0" name="term_kylin_os.png"/>
+                    <pic:cNvPicPr/>
+                  </pic:nvPicPr>
+                  <pic:blipFill>
+                    <a:blip r:embed="rId11"/>
+                    <a:stretch>
+                      <a:fillRect/>
+                    </a:stretch>
+                  </pic:blipFill>
+                  <pic:spPr>
+                    <a:xfrm>
+                      <a:off x="0" y="0"/>
+                      <a:ext cx="5580000" cy="1678464"/>
+                    </a:xfrm>
+                    <a:prstGeom prst="rect"/>
+                  </pic:spPr>
+                </pic:pic>
+              </a:graphicData>
+            </a:graphic>
+          </wp:inline>
+        </w:drawing>
+      </w:r>
+    </w:p>
+    <w:p>
+      <w:pPr>
+        <w:keepNext/>
+        <w:jc w:val="center"/>
+      </w:pPr>
+      <w:r>
+        <w:rPr>
+          <w:rFonts w:ascii="Times New Roman" w:hAnsi="Times New Roman" w:eastAsia="宋体"/>
+          <w:b w:val="0"/>
+          <w:sz w:val="21"/>
+        </w:rPr>
+        <w:t>图 3　麒麟版运行操作系统核查脚本（bash check_kylin.sh，139 项）</w:t>
+      </w:r>
+    </w:p>
+    <w:p>
+      <w:pPr>
+        <w:spacing w:line="276" w:lineRule="auto" w:before="40" w:after="80"/>
+        <w:ind w:left="340" w:firstLine="0"/>
+      </w:pPr>
+      <w:r>
+        <w:rPr>
+          <w:rFonts w:ascii="Times New Roman" w:hAnsi="Times New Roman" w:eastAsia="宋体"/>
+          <w:b w:val="0"/>
+          <w:sz w:val="19"/>
+        </w:rPr>
+        <w:t>图 3　说明：环境为银河麒麟 V10 靶机。执行 bash check_kylin.sh，输出 139 项判定汇总与三种格式报告路径。</w:t>
+      </w:r>
+    </w:p>
+    <w:p>
+      <w:pPr>
+        <w:pStyle w:val="Heading3"/>
+        <w:keepNext/>
+        <w:spacing w:before="160" w:after="120"/>
+      </w:pPr>
+      <w:r>
+        <w:rPr>
+          <w:rFonts w:ascii="Times New Roman" w:hAnsi="Times New Roman" w:eastAsia="黑体"/>
+          <w:b/>
+          <w:color w:val="000000"/>
+          <w:sz w:val="24"/>
+        </w:rPr>
+        <w:t>6.2 Windows 平台各组件核查脚本运行过程</w:t>
+      </w:r>
+    </w:p>
+    <w:p>
+      <w:pPr>
+        <w:keepNext/>
+        <w:spacing w:before="120"/>
+        <w:ind w:firstLine="0"/>
+        <w:jc w:val="center"/>
+      </w:pPr>
+      <w:r>
+        <w:drawing>
+          <wp:inline xmlns:a="http://schemas.openxmlformats.org/drawingml/2006/main" xmlns:pic="http://schemas.openxmlformats.org/drawingml/2006/picture">
+            <wp:extent cx="5580000" cy="3178368"/>
+            <wp:docPr id="4" name="Picture 4"/>
+            <wp:cNvGraphicFramePr>
+              <a:graphicFrameLocks noChangeAspect="1"/>
+            </wp:cNvGraphicFramePr>
+            <a:graphic>
+              <a:graphicData uri="http://schemas.openxmlformats.org/drawingml/2006/picture">
+                <pic:pic>
+                  <pic:nvPicPr>
+                    <pic:cNvPr id="0" name="run_win_sqlserver.png"/>
+                    <pic:cNvPicPr/>
+                  </pic:nvPicPr>
+                  <pic:blipFill>
+                    <a:blip r:embed="rId12"/>
+                    <a:stretch>
+                      <a:fillRect/>
+                    </a:stretch>
+                  </pic:blipFill>
+                  <pic:spPr>
+                    <a:xfrm>
+                      <a:off x="0" y="0"/>
+                      <a:ext cx="5580000" cy="3178368"/>
+                    </a:xfrm>
+                    <a:prstGeom prst="rect"/>
+                  </pic:spPr>
+                </pic:pic>
+              </a:graphicData>
+            </a:graphic>
+          </wp:inline>
+        </w:drawing>
+      </w:r>
+    </w:p>
+    <w:p>
+      <w:pPr>
+        <w:keepNext/>
+        <w:jc w:val="center"/>
+      </w:pPr>
+      <w:r>
+        <w:rPr>
+          <w:rFonts w:ascii="Times New Roman" w:hAnsi="Times New Roman" w:eastAsia="宋体"/>
+          <w:b w:val="0"/>
+          <w:sz w:val="21"/>
+        </w:rPr>
+        <w:t>图 4　SQL Server 核查脚本（连接 1433 端口实跑，18 项：合规 4、不合规 4、需人工核查 10）</w:t>
+      </w:r>
+    </w:p>
+    <w:p>
+      <w:pPr>
+        <w:spacing w:line="276" w:lineRule="auto" w:before="40" w:after="80"/>
+        <w:ind w:left="340" w:firstLine="0"/>
+      </w:pPr>
+      <w:r>
+        <w:rPr>
+          <w:rFonts w:ascii="Times New Roman" w:hAnsi="Times New Roman" w:eastAsia="宋体"/>
+          <w:b w:val="0"/>
+          <w:sz w:val="19"/>
+        </w:rPr>
+        <w:t>图 4　说明：本机连接 SQL Server 实例（1433 端口）实跑，脚本识别到版本 16.0.4265.3，18 项逐项判定后生成报告。</w:t>
+      </w:r>
+    </w:p>
+    <w:p>
+      <w:pPr>
+        <w:keepNext/>
+        <w:spacing w:before="120"/>
+        <w:ind w:firstLine="0"/>
+        <w:jc w:val="center"/>
+      </w:pPr>
+      <w:r>
+        <w:drawing>
+          <wp:inline xmlns:a="http://schemas.openxmlformats.org/drawingml/2006/main" xmlns:pic="http://schemas.openxmlformats.org/drawingml/2006/picture">
+            <wp:extent cx="5580000" cy="3106944"/>
+            <wp:docPr id="5" name="Picture 5"/>
+            <wp:cNvGraphicFramePr>
+              <a:graphicFrameLocks noChangeAspect="1"/>
+            </wp:cNvGraphicFramePr>
+            <a:graphic>
+              <a:graphicData uri="http://schemas.openxmlformats.org/drawingml/2006/picture">
+                <pic:pic>
+                  <pic:nvPicPr>
+                    <pic:cNvPr id="0" name="run_win_mysql.png"/>
+                    <pic:cNvPicPr/>
+                  </pic:nvPicPr>
+                  <pic:blipFill>
+                    <a:blip r:embed="rId13"/>
+                    <a:stretch>
+                      <a:fillRect/>
+                    </a:stretch>
+                  </pic:blipFill>
+                  <pic:spPr>
+                    <a:xfrm>
+                      <a:off x="0" y="0"/>
+                      <a:ext cx="5580000" cy="3106944"/>
+                    </a:xfrm>
+                    <a:prstGeom prst="rect"/>
+                  </pic:spPr>
+                </pic:pic>
+              </a:graphicData>
+            </a:graphic>
+          </wp:inline>
+        </w:drawing>
+      </w:r>
+    </w:p>
+    <w:p>
+      <w:pPr>
+        <w:keepNext/>
+        <w:jc w:val="center"/>
+      </w:pPr>
+      <w:r>
+        <w:rPr>
+          <w:rFonts w:ascii="Times New Roman" w:hAnsi="Times New Roman" w:eastAsia="宋体"/>
+          <w:b w:val="0"/>
+          <w:sz w:val="21"/>
+        </w:rPr>
+        <w:t>图 5　MySQL 核查脚本（本机未部署 MySQL，19 项全部转入人工核查）</w:t>
+      </w:r>
+    </w:p>
+    <w:p>
+      <w:pPr>
+        <w:spacing w:line="276" w:lineRule="auto" w:before="40" w:after="80"/>
+        <w:ind w:left="340" w:firstLine="0"/>
+      </w:pPr>
+      <w:r>
+        <w:rPr>
+          <w:rFonts w:ascii="Times New Roman" w:hAnsi="Times New Roman" w:eastAsia="宋体"/>
+          <w:b w:val="0"/>
+          <w:sz w:val="19"/>
+        </w:rPr>
+        <w:t>图 5　说明：本机未部署 MySQL 服务，脚本连接失败后将该组件 19 项全部转入人工核查，并照常生成报告文件。</w:t>
+      </w:r>
+    </w:p>
+    <w:p>
+      <w:pPr>
+        <w:keepNext/>
+        <w:spacing w:before="120"/>
+        <w:ind w:firstLine="0"/>
+        <w:jc w:val="center"/>
+      </w:pPr>
+      <w:r>
+        <w:drawing>
+          <wp:inline xmlns:a="http://schemas.openxmlformats.org/drawingml/2006/main" xmlns:pic="http://schemas.openxmlformats.org/drawingml/2006/picture">
+            <wp:extent cx="5580000" cy="2892672"/>
+            <wp:docPr id="6" name="Picture 6"/>
+            <wp:cNvGraphicFramePr>
+              <a:graphicFrameLocks noChangeAspect="1"/>
+            </wp:cNvGraphicFramePr>
+            <a:graphic>
+              <a:graphicData uri="http://schemas.openxmlformats.org/drawingml/2006/picture">
+                <pic:pic>
+                  <pic:nvPicPr>
+                    <pic:cNvPr id="0" name="run_win_redis.png"/>
+                    <pic:cNvPicPr/>
+                  </pic:nvPicPr>
+                  <pic:blipFill>
+                    <a:blip r:embed="rId14"/>
+                    <a:stretch>
+                      <a:fillRect/>
+                    </a:stretch>
+                  </pic:blipFill>
+                  <pic:spPr>
+                    <a:xfrm>
+                      <a:off x="0" y="0"/>
+                      <a:ext cx="5580000" cy="2892672"/>
+                    </a:xfrm>
+                    <a:prstGeom prst="rect"/>
+                  </pic:spPr>
+                </pic:pic>
+              </a:graphicData>
+            </a:graphic>
+          </wp:inline>
+        </w:drawing>
+      </w:r>
+    </w:p>
+    <w:p>
+      <w:pPr>
+        <w:keepNext/>
+        <w:jc w:val="center"/>
+      </w:pPr>
+      <w:r>
+        <w:rPr>
+          <w:rFonts w:ascii="Times New Roman" w:hAnsi="Times New Roman" w:eastAsia="宋体"/>
+          <w:b w:val="0"/>
+          <w:sz w:val="21"/>
+        </w:rPr>
+        <w:t>图 6　Redis 核查脚本（本机未部署 Redis，16 项全部转入人工核查）</w:t>
+      </w:r>
+    </w:p>
+    <w:p>
+      <w:pPr>
+        <w:spacing w:line="276" w:lineRule="auto" w:before="40" w:after="80"/>
+        <w:ind w:left="340" w:firstLine="0"/>
+      </w:pPr>
+      <w:r>
+        <w:rPr>
+          <w:rFonts w:ascii="Times New Roman" w:hAnsi="Times New Roman" w:eastAsia="宋体"/>
+          <w:b w:val="0"/>
+          <w:sz w:val="19"/>
+        </w:rPr>
+        <w:t>图 6　说明：本机未部署 Redis 服务，16 项转入人工核查。</w:t>
+      </w:r>
+    </w:p>
+    <w:p>
+      <w:pPr>
+        <w:keepNext/>
+        <w:spacing w:before="120"/>
+        <w:ind w:firstLine="0"/>
+        <w:jc w:val="center"/>
+      </w:pPr>
+      <w:r>
+        <w:drawing>
+          <wp:inline xmlns:a="http://schemas.openxmlformats.org/drawingml/2006/main" xmlns:pic="http://schemas.openxmlformats.org/drawingml/2006/picture">
+            <wp:extent cx="5580000" cy="3106944"/>
+            <wp:docPr id="7" name="Picture 7"/>
+            <wp:cNvGraphicFramePr>
+              <a:graphicFrameLocks noChangeAspect="1"/>
+            </wp:cNvGraphicFramePr>
+            <a:graphic>
+              <a:graphicData uri="http://schemas.openxmlformats.org/drawingml/2006/picture">
+                <pic:pic>
+                  <pic:nvPicPr>
+                    <pic:cNvPr id="0" name="run_win_dm.png"/>
+                    <pic:cNvPicPr/>
+                  </pic:nvPicPr>
+                  <pic:blipFill>
+                    <a:blip r:embed="rId15"/>
+                    <a:stretch>
+                      <a:fillRect/>
+                    </a:stretch>
+                  </pic:blipFill>
+                  <pic:spPr>
+                    <a:xfrm>
+                      <a:off x="0" y="0"/>
+                      <a:ext cx="5580000" cy="3106944"/>
+                    </a:xfrm>
+                    <a:prstGeom prst="rect"/>
+                  </pic:spPr>
+                </pic:pic>
+              </a:graphicData>
+            </a:graphic>
+          </wp:inline>
+        </w:drawing>
+      </w:r>
+    </w:p>
+    <w:p>
+      <w:pPr>
+        <w:keepNext/>
+        <w:jc w:val="center"/>
+      </w:pPr>
+      <w:r>
+        <w:rPr>
+          <w:rFonts w:ascii="Times New Roman" w:hAnsi="Times New Roman" w:eastAsia="宋体"/>
+          <w:b w:val="0"/>
+          <w:sz w:val="21"/>
+        </w:rPr>
+        <w:t>图 7　达梦核查脚本（本机无 disql 客户端，19 项标记为不适用）</w:t>
+      </w:r>
+    </w:p>
+    <w:p>
+      <w:pPr>
+        <w:spacing w:line="276" w:lineRule="auto" w:before="40" w:after="80"/>
+        <w:ind w:left="340" w:firstLine="0"/>
+      </w:pPr>
+      <w:r>
+        <w:rPr>
+          <w:rFonts w:ascii="Times New Roman" w:hAnsi="Times New Roman" w:eastAsia="宋体"/>
+          <w:b w:val="0"/>
+          <w:sz w:val="19"/>
+        </w:rPr>
+        <w:t>图 7　说明：本机未安装达梦 disql 客户端，脚本无法执行检测，19 项标记为不适用。</w:t>
+      </w:r>
+    </w:p>
+    <w:p>
+      <w:pPr>
+        <w:keepNext/>
+        <w:spacing w:before="120"/>
+        <w:ind w:firstLine="0"/>
+        <w:jc w:val="center"/>
+      </w:pPr>
+      <w:r>
+        <w:drawing>
+          <wp:inline xmlns:a="http://schemas.openxmlformats.org/drawingml/2006/main" xmlns:pic="http://schemas.openxmlformats.org/drawingml/2006/picture">
+            <wp:extent cx="5580000" cy="2178432"/>
+            <wp:docPr id="8" name="Picture 8"/>
+            <wp:cNvGraphicFramePr>
+              <a:graphicFrameLocks noChangeAspect="1"/>
+            </wp:cNvGraphicFramePr>
+            <a:graphic>
+              <a:graphicData uri="http://schemas.openxmlformats.org/drawingml/2006/picture">
+                <pic:pic>
+                  <pic:nvPicPr>
+                    <pic:cNvPr id="0" name="run_win_nginx.png"/>
+                    <pic:cNvPicPr/>
+                  </pic:nvPicPr>
+                  <pic:blipFill>
+                    <a:blip r:embed="rId16"/>
+                    <a:stretch>
+                      <a:fillRect/>
+                    </a:stretch>
+                  </pic:blipFill>
+                  <pic:spPr>
+                    <a:xfrm>
+                      <a:off x="0" y="0"/>
+                      <a:ext cx="5580000" cy="2178432"/>
+                    </a:xfrm>
+                    <a:prstGeom prst="rect"/>
+                  </pic:spPr>
+                </pic:pic>
+              </a:graphicData>
+            </a:graphic>
+          </wp:inline>
+        </w:drawing>
+      </w:r>
+    </w:p>
+    <w:p>
+      <w:pPr>
+        <w:keepNext/>
+        <w:jc w:val="center"/>
+      </w:pPr>
+      <w:r>
+        <w:rPr>
+          <w:rFonts w:ascii="Times New Roman" w:hAnsi="Times New Roman" w:eastAsia="宋体"/>
+          <w:b w:val="0"/>
+          <w:sz w:val="21"/>
+        </w:rPr>
+        <w:t>图 8　Nginx 核查脚本（8 项：合规 2、需人工核查 5、不适用 1）</w:t>
+      </w:r>
+    </w:p>
+    <w:p>
+      <w:pPr>
+        <w:spacing w:line="276" w:lineRule="auto" w:before="40" w:after="80"/>
+        <w:ind w:left="340" w:firstLine="0"/>
+      </w:pPr>
+      <w:r>
+        <w:rPr>
+          <w:rFonts w:ascii="Times New Roman" w:hAnsi="Times New Roman" w:eastAsia="宋体"/>
+          <w:b w:val="0"/>
+          <w:sz w:val="19"/>
+        </w:rPr>
+        <w:t>图 8　说明：本机存在 Nginx 服务，脚本完成 8 项核查并生成报告。</w:t>
+      </w:r>
+    </w:p>
+    <w:p>
+      <w:pPr>
+        <w:keepNext/>
+        <w:spacing w:before="120"/>
+        <w:ind w:firstLine="0"/>
+        <w:jc w:val="center"/>
+      </w:pPr>
+      <w:r>
+        <w:drawing>
+          <wp:inline xmlns:a="http://schemas.openxmlformats.org/drawingml/2006/main" xmlns:pic="http://schemas.openxmlformats.org/drawingml/2006/picture">
+            <wp:extent cx="5580000" cy="2178432"/>
+            <wp:docPr id="9" name="Picture 9"/>
+            <wp:cNvGraphicFramePr>
+              <a:graphicFrameLocks noChangeAspect="1"/>
+            </wp:cNvGraphicFramePr>
+            <a:graphic>
+              <a:graphicData uri="http://schemas.openxmlformats.org/drawingml/2006/picture">
+                <pic:pic>
+                  <pic:nvPicPr>
+                    <pic:cNvPr id="0" name="run_win_tomcat.png"/>
+                    <pic:cNvPicPr/>
+                  </pic:nvPicPr>
+                  <pic:blipFill>
+                    <a:blip r:embed="rId17"/>
+                    <a:stretch>
+                      <a:fillRect/>
+                    </a:stretch>
+                  </pic:blipFill>
+                  <pic:spPr>
+                    <a:xfrm>
+                      <a:off x="0" y="0"/>
+                      <a:ext cx="5580000" cy="2178432"/>
+                    </a:xfrm>
+                    <a:prstGeom prst="rect"/>
+                  </pic:spPr>
+                </pic:pic>
+              </a:graphicData>
+            </a:graphic>
+          </wp:inline>
+        </w:drawing>
+      </w:r>
+    </w:p>
+    <w:p>
+      <w:pPr>
+        <w:keepNext/>
+        <w:jc w:val="center"/>
+      </w:pPr>
+      <w:r>
+        <w:rPr>
+          <w:rFonts w:ascii="Times New Roman" w:hAnsi="Times New Roman" w:eastAsia="宋体"/>
+          <w:b w:val="0"/>
+          <w:sz w:val="21"/>
+        </w:rPr>
+        <w:t>图 9　Tomcat 核查脚本（8 项：合规 3、需人工核查 5）</w:t>
+      </w:r>
+    </w:p>
+    <w:p>
+      <w:pPr>
+        <w:spacing w:line="276" w:lineRule="auto" w:before="40" w:after="80"/>
+        <w:ind w:left="340" w:firstLine="0"/>
+      </w:pPr>
+      <w:r>
+        <w:rPr>
+          <w:rFonts w:ascii="Times New Roman" w:hAnsi="Times New Roman" w:eastAsia="宋体"/>
+          <w:b w:val="0"/>
+          <w:sz w:val="19"/>
+        </w:rPr>
+        <w:t>图 9　说明：本机存在 Tomcat 服务，脚本完成 8 项核查并生成报告。</w:t>
+      </w:r>
+    </w:p>
+    <w:p>
+      <w:pPr>
+        <w:pStyle w:val="Heading3"/>
+        <w:keepNext/>
+        <w:spacing w:before="160" w:after="120"/>
+      </w:pPr>
+      <w:r>
+        <w:rPr>
+          <w:rFonts w:ascii="Times New Roman" w:hAnsi="Times New Roman" w:eastAsia="黑体"/>
+          <w:b/>
+          <w:color w:val="000000"/>
+          <w:sz w:val="24"/>
+        </w:rPr>
+        <w:t>6.3 麒麟平台各组件核查脚本运行过程</w:t>
+      </w:r>
+    </w:p>
+    <w:p>
+      <w:pPr>
+        <w:keepNext/>
+        <w:spacing w:before="120"/>
+        <w:ind w:firstLine="0"/>
+        <w:jc w:val="center"/>
+      </w:pPr>
+      <w:r>
+        <w:drawing>
+          <wp:inline xmlns:a="http://schemas.openxmlformats.org/drawingml/2006/main" xmlns:pic="http://schemas.openxmlformats.org/drawingml/2006/picture">
+            <wp:extent cx="5580000" cy="1678464"/>
+            <wp:docPr id="10" name="Picture 10"/>
+            <wp:cNvGraphicFramePr>
+              <a:graphicFrameLocks noChangeAspect="1"/>
+            </wp:cNvGraphicFramePr>
+            <a:graphic>
+              <a:graphicData uri="http://schemas.openxmlformats.org/drawingml/2006/picture">
+                <pic:pic>
+                  <pic:nvPicPr>
+                    <pic:cNvPr id="0" name="run_kylin_mysql.png"/>
+                    <pic:cNvPicPr/>
+                  </pic:nvPicPr>
+                  <pic:blipFill>
+                    <a:blip r:embed="rId18"/>
+                    <a:stretch>
+                      <a:fillRect/>
+                    </a:stretch>
+                  </pic:blipFill>
+                  <pic:spPr>
+                    <a:xfrm>
+                      <a:off x="0" y="0"/>
+                      <a:ext cx="5580000" cy="1678464"/>
+                    </a:xfrm>
+                    <a:prstGeom prst="rect"/>
+                  </pic:spPr>
+                </pic:pic>
+              </a:graphicData>
+            </a:graphic>
+          </wp:inline>
+        </w:drawing>
+      </w:r>
+    </w:p>
+    <w:p>
+      <w:pPr>
+        <w:keepNext/>
+        <w:jc w:val="center"/>
+      </w:pPr>
+      <w:r>
+        <w:rPr>
+          <w:rFonts w:ascii="Times New Roman" w:hAnsi="Times New Roman" w:eastAsia="宋体"/>
+          <w:b w:val="0"/>
+          <w:sz w:val="21"/>
+        </w:rPr>
+        <w:t>图 10　MySQL 核查脚本（19 项：合规 6、不合规 5、需人工核查 8）</w:t>
+      </w:r>
+    </w:p>
+    <w:p>
+      <w:pPr>
+        <w:spacing w:line="276" w:lineRule="auto" w:before="40" w:after="80"/>
+        <w:ind w:left="340" w:firstLine="0"/>
+      </w:pPr>
+      <w:r>
+        <w:rPr>
+          <w:rFonts w:ascii="Times New Roman" w:hAnsi="Times New Roman" w:eastAsia="宋体"/>
+          <w:b w:val="0"/>
+          <w:sz w:val="19"/>
+        </w:rPr>
+        <w:t>图 10　说明：银河麒麟靶机容器内连接 MariaDB 10.3.39 实跑，19 项判定后生成三种格式报告。</w:t>
+      </w:r>
+    </w:p>
+    <w:p>
+      <w:pPr>
+        <w:keepNext/>
+        <w:spacing w:before="120"/>
+        <w:ind w:firstLine="0"/>
+        <w:jc w:val="center"/>
+      </w:pPr>
+      <w:r>
+        <w:drawing>
+          <wp:inline xmlns:a="http://schemas.openxmlformats.org/drawingml/2006/main" xmlns:pic="http://schemas.openxmlformats.org/drawingml/2006/picture">
+            <wp:extent cx="5580000" cy="1678464"/>
+            <wp:docPr id="11" name="Picture 11"/>
+            <wp:cNvGraphicFramePr>
+              <a:graphicFrameLocks noChangeAspect="1"/>
+            </wp:cNvGraphicFramePr>
+            <a:graphic>
+              <a:graphicData uri="http://schemas.openxmlformats.org/drawingml/2006/picture">
+                <pic:pic>
+                  <pic:nvPicPr>
+                    <pic:cNvPr id="0" name="run_kylin_redis.png"/>
+                    <pic:cNvPicPr/>
+                  </pic:nvPicPr>
+                  <pic:blipFill>
+                    <a:blip r:embed="rId19"/>
+                    <a:stretch>
+                      <a:fillRect/>
+                    </a:stretch>
+                  </pic:blipFill>
+                  <pic:spPr>
+                    <a:xfrm>
+                      <a:off x="0" y="0"/>
+                      <a:ext cx="5580000" cy="1678464"/>
+                    </a:xfrm>
+                    <a:prstGeom prst="rect"/>
+                  </pic:spPr>
+                </pic:pic>
+              </a:graphicData>
+            </a:graphic>
+          </wp:inline>
+        </w:drawing>
+      </w:r>
+    </w:p>
+    <w:p>
+      <w:pPr>
+        <w:keepNext/>
+        <w:jc w:val="center"/>
+      </w:pPr>
+      <w:r>
+        <w:rPr>
+          <w:rFonts w:ascii="Times New Roman" w:hAnsi="Times New Roman" w:eastAsia="宋体"/>
+          <w:b w:val="0"/>
+          <w:sz w:val="21"/>
+        </w:rPr>
+        <w:t>图 11　Redis 核查脚本（16 项：合规 4、不合规 6、需人工核查 6）</w:t>
+      </w:r>
+    </w:p>
+    <w:p>
+      <w:pPr>
+        <w:spacing w:line="276" w:lineRule="auto" w:before="40" w:after="80"/>
+        <w:ind w:left="340" w:firstLine="0"/>
+      </w:pPr>
+      <w:r>
+        <w:rPr>
+          <w:rFonts w:ascii="Times New Roman" w:hAnsi="Times New Roman" w:eastAsia="宋体"/>
+          <w:b w:val="0"/>
+          <w:sz w:val="19"/>
+        </w:rPr>
+        <w:t>图 11　说明：银河麒麟靶机容器内 Redis 实跑，16 项判定后生成报告。</w:t>
+      </w:r>
+    </w:p>
+    <w:p>
+      <w:pPr>
+        <w:keepNext/>
+        <w:spacing w:before="120"/>
+        <w:ind w:firstLine="0"/>
+        <w:jc w:val="center"/>
+      </w:pPr>
+      <w:r>
+        <w:drawing>
+          <wp:inline xmlns:a="http://schemas.openxmlformats.org/drawingml/2006/main" xmlns:pic="http://schemas.openxmlformats.org/drawingml/2006/picture">
+            <wp:extent cx="5580000" cy="1607040"/>
+            <wp:docPr id="12" name="Picture 12"/>
+            <wp:cNvGraphicFramePr>
+              <a:graphicFrameLocks noChangeAspect="1"/>
+            </wp:cNvGraphicFramePr>
+            <a:graphic>
+              <a:graphicData uri="http://schemas.openxmlformats.org/drawingml/2006/picture">
+                <pic:pic>
+                  <pic:nvPicPr>
+                    <pic:cNvPr id="0" name="run_kylin_nginx.png"/>
+                    <pic:cNvPicPr/>
+                  </pic:nvPicPr>
+                  <pic:blipFill>
+                    <a:blip r:embed="rId20"/>
+                    <a:stretch>
+                      <a:fillRect/>
+                    </a:stretch>
+                  </pic:blipFill>
+                  <pic:spPr>
+                    <a:xfrm>
+                      <a:off x="0" y="0"/>
+                      <a:ext cx="5580000" cy="1607040"/>
+                    </a:xfrm>
+                    <a:prstGeom prst="rect"/>
+                  </pic:spPr>
+                </pic:pic>
+              </a:graphicData>
+            </a:graphic>
+          </wp:inline>
+        </w:drawing>
+      </w:r>
+    </w:p>
+    <w:p>
+      <w:pPr>
+        <w:keepNext/>
+        <w:jc w:val="center"/>
+      </w:pPr>
+      <w:r>
+        <w:rPr>
+          <w:rFonts w:ascii="Times New Roman" w:hAnsi="Times New Roman" w:eastAsia="宋体"/>
+          <w:b w:val="0"/>
+          <w:sz w:val="21"/>
+        </w:rPr>
+        <w:t>图 12　Nginx 核查脚本（8 项：合规 2、需人工核查 5、不适用 1）</w:t>
+      </w:r>
+    </w:p>
+    <w:p>
+      <w:pPr>
+        <w:spacing w:line="276" w:lineRule="auto" w:before="40" w:after="80"/>
+        <w:ind w:left="340" w:firstLine="0"/>
+      </w:pPr>
+      <w:r>
+        <w:rPr>
+          <w:rFonts w:ascii="Times New Roman" w:hAnsi="Times New Roman" w:eastAsia="宋体"/>
+          <w:b w:val="0"/>
+          <w:sz w:val="19"/>
+        </w:rPr>
+        <w:t>图 12　说明：银河麒麟靶机容器内 Nginx 实跑，8 项判定后生成报告。</w:t>
+      </w:r>
+    </w:p>
+    <w:p>
+      <w:pPr>
+        <w:keepNext/>
+        <w:spacing w:before="120"/>
+        <w:ind w:firstLine="0"/>
+        <w:jc w:val="center"/>
+      </w:pPr>
+      <w:r>
+        <w:drawing>
+          <wp:inline xmlns:a="http://schemas.openxmlformats.org/drawingml/2006/main" xmlns:pic="http://schemas.openxmlformats.org/drawingml/2006/picture">
+            <wp:extent cx="5580000" cy="1607040"/>
+            <wp:docPr id="13" name="Picture 13"/>
+            <wp:cNvGraphicFramePr>
+              <a:graphicFrameLocks noChangeAspect="1"/>
+            </wp:cNvGraphicFramePr>
+            <a:graphic>
+              <a:graphicData uri="http://schemas.openxmlformats.org/drawingml/2006/picture">
+                <pic:pic>
+                  <pic:nvPicPr>
+                    <pic:cNvPr id="0" name="run_kylin_tomcat.png"/>
+                    <pic:cNvPicPr/>
+                  </pic:nvPicPr>
+                  <pic:blipFill>
+                    <a:blip r:embed="rId21"/>
+                    <a:stretch>
+                      <a:fillRect/>
+                    </a:stretch>
+                  </pic:blipFill>
+                  <pic:spPr>
+                    <a:xfrm>
+                      <a:off x="0" y="0"/>
+                      <a:ext cx="5580000" cy="1607040"/>
+                    </a:xfrm>
+                    <a:prstGeom prst="rect"/>
+                  </pic:spPr>
+                </pic:pic>
+              </a:graphicData>
+            </a:graphic>
+          </wp:inline>
+        </w:drawing>
+      </w:r>
+    </w:p>
+    <w:p>
+      <w:pPr>
+        <w:keepNext/>
+        <w:jc w:val="center"/>
+      </w:pPr>
+      <w:r>
+        <w:rPr>
+          <w:rFonts w:ascii="Times New Roman" w:hAnsi="Times New Roman" w:eastAsia="宋体"/>
+          <w:b w:val="0"/>
+          <w:sz w:val="21"/>
+        </w:rPr>
+        <w:t>图 13　Tomcat 核查脚本（8 项：合规 3、需人工核查 5）</w:t>
+      </w:r>
+    </w:p>
+    <w:p>
+      <w:pPr>
+        <w:spacing w:line="276" w:lineRule="auto" w:before="40" w:after="80"/>
+        <w:ind w:left="340" w:firstLine="0"/>
+      </w:pPr>
+      <w:r>
+        <w:rPr>
+          <w:rFonts w:ascii="Times New Roman" w:hAnsi="Times New Roman" w:eastAsia="宋体"/>
+          <w:b w:val="0"/>
+          <w:sz w:val="19"/>
+        </w:rPr>
+        <w:t>图 13　说明：银河麒麟靶机容器内 Tomcat 实跑，8 项判定后生成报告。</w:t>
+      </w:r>
+    </w:p>
+    <w:p>
+      <w:pPr>
+        <w:keepNext/>
+        <w:spacing w:before="120"/>
+        <w:ind w:firstLine="0"/>
+        <w:jc w:val="center"/>
+      </w:pPr>
+      <w:r>
+        <w:drawing>
+          <wp:inline xmlns:a="http://schemas.openxmlformats.org/drawingml/2006/main" xmlns:pic="http://schemas.openxmlformats.org/drawingml/2006/picture">
+            <wp:extent cx="5580000" cy="1678464"/>
+            <wp:docPr id="14" name="Picture 14"/>
+            <wp:cNvGraphicFramePr>
+              <a:graphicFrameLocks noChangeAspect="1"/>
+            </wp:cNvGraphicFramePr>
+            <a:graphic>
+              <a:graphicData uri="http://schemas.openxmlformats.org/drawingml/2006/picture">
+                <pic:pic>
+                  <pic:nvPicPr>
+                    <pic:cNvPr id="0" name="run_kylin_dm.png"/>
+                    <pic:cNvPicPr/>
+                  </pic:nvPicPr>
+                  <pic:blipFill>
+                    <a:blip r:embed="rId22"/>
+                    <a:stretch>
+                      <a:fillRect/>
+                    </a:stretch>
+                  </pic:blipFill>
+                  <pic:spPr>
+                    <a:xfrm>
+                      <a:off x="0" y="0"/>
+                      <a:ext cx="5580000" cy="1678464"/>
+                    </a:xfrm>
+                    <a:prstGeom prst="rect"/>
+                  </pic:spPr>
+                </pic:pic>
+              </a:graphicData>
+            </a:graphic>
+          </wp:inline>
+        </w:drawing>
+      </w:r>
+    </w:p>
+    <w:p>
+      <w:pPr>
+        <w:keepNext/>
+        <w:jc w:val="center"/>
+      </w:pPr>
+      <w:r>
+        <w:rPr>
+          <w:rFonts w:ascii="Times New Roman" w:hAnsi="Times New Roman" w:eastAsia="宋体"/>
+          <w:b w:val="0"/>
+          <w:sz w:val="21"/>
+        </w:rPr>
+        <w:t>图 14　达梦核查脚本（靶机无 disql 客户端，19 项标记为不适用）</w:t>
+      </w:r>
+    </w:p>
+    <w:p>
+      <w:pPr>
+        <w:spacing w:line="276" w:lineRule="auto" w:before="40" w:after="80"/>
+        <w:ind w:left="340" w:firstLine="0"/>
+      </w:pPr>
+      <w:r>
+        <w:rPr>
+          <w:rFonts w:ascii="Times New Roman" w:hAnsi="Times New Roman" w:eastAsia="宋体"/>
+          <w:b w:val="0"/>
+          <w:sz w:val="19"/>
+        </w:rPr>
+        <w:t>图 14　说明：靶机未安装达梦 disql 客户端，19 项标记为不适用。</w:t>
+      </w:r>
+    </w:p>
+    <w:p>
+      <w:pPr>
+        <w:keepNext/>
+        <w:spacing w:before="120"/>
+        <w:ind w:firstLine="0"/>
+        <w:jc w:val="center"/>
+      </w:pPr>
+      <w:r>
+        <w:drawing>
+          <wp:inline xmlns:a="http://schemas.openxmlformats.org/drawingml/2006/main" xmlns:pic="http://schemas.openxmlformats.org/drawingml/2006/picture">
+            <wp:extent cx="5580000" cy="1678464"/>
+            <wp:docPr id="15" name="Picture 15"/>
+            <wp:cNvGraphicFramePr>
+              <a:graphicFrameLocks noChangeAspect="1"/>
+            </wp:cNvGraphicFramePr>
+            <a:graphic>
+              <a:graphicData uri="http://schemas.openxmlformats.org/drawingml/2006/picture">
+                <pic:pic>
+                  <pic:nvPicPr>
+                    <pic:cNvPr id="0" name="run_kylin_sqlserver.png"/>
+                    <pic:cNvPicPr/>
+                  </pic:nvPicPr>
+                  <pic:blipFill>
+                    <a:blip r:embed="rId23"/>
+                    <a:stretch>
+                      <a:fillRect/>
+                    </a:stretch>
+                  </pic:blipFill>
+                  <pic:spPr>
+                    <a:xfrm>
+                      <a:off x="0" y="0"/>
+                      <a:ext cx="5580000" cy="1678464"/>
+                    </a:xfrm>
+                    <a:prstGeom prst="rect"/>
+                  </pic:spPr>
+                </pic:pic>
+              </a:graphicData>
+            </a:graphic>
+          </wp:inline>
+        </w:drawing>
+      </w:r>
+    </w:p>
+    <w:p>
+      <w:pPr>
+        <w:keepNext/>
+        <w:jc w:val="center"/>
+      </w:pPr>
+      <w:r>
+        <w:rPr>
+          <w:rFonts w:ascii="Times New Roman" w:hAnsi="Times New Roman" w:eastAsia="宋体"/>
+          <w:b w:val="0"/>
+          <w:sz w:val="21"/>
+        </w:rPr>
+        <w:t>图 15　SQL Server 核查脚本（靶机无实例，18 项标记为不适用）</w:t>
+      </w:r>
+    </w:p>
+    <w:p>
+      <w:pPr>
+        <w:spacing w:line="276" w:lineRule="auto" w:before="40" w:after="80"/>
+        <w:ind w:left="340" w:firstLine="0"/>
+      </w:pPr>
+      <w:r>
+        <w:rPr>
+          <w:rFonts w:ascii="Times New Roman" w:hAnsi="Times New Roman" w:eastAsia="宋体"/>
+          <w:b w:val="0"/>
+          <w:sz w:val="19"/>
+        </w:rPr>
+        <w:t>图 15　说明：靶机无 SQL Server 实例，18 项标记为不适用。</w:t>
+      </w:r>
+    </w:p>
+    <w:p>
+      <w:pPr>
+        <w:pStyle w:val="Heading3"/>
+        <w:keepNext/>
+        <w:spacing w:before="160" w:after="120"/>
+      </w:pPr>
+      <w:r>
+        <w:rPr>
+          <w:rFonts w:ascii="Times New Roman" w:hAnsi="Times New Roman" w:eastAsia="黑体"/>
+          <w:b/>
+          <w:color w:val="000000"/>
+          <w:sz w:val="24"/>
+        </w:rPr>
+        <w:t>6.4 Windows 平台核查报告</w:t>
+      </w:r>
+    </w:p>
+    <w:p>
+      <w:pPr>
+        <w:keepNext/>
+        <w:spacing w:before="120"/>
+        <w:ind w:firstLine="0"/>
+        <w:jc w:val="center"/>
+      </w:pPr>
+      <w:r>
+        <w:drawing>
+          <wp:inline xmlns:a="http://schemas.openxmlformats.org/drawingml/2006/main" xmlns:pic="http://schemas.openxmlformats.org/drawingml/2006/picture">
+            <wp:extent cx="5040000" cy="4500000"/>
+            <wp:docPr id="16" name="Picture 16"/>
+            <wp:cNvGraphicFramePr>
+              <a:graphicFrameLocks noChangeAspect="1"/>
+            </wp:cNvGraphicFramePr>
+            <a:graphic>
+              <a:graphicData uri="http://schemas.openxmlformats.org/drawingml/2006/picture">
+                <pic:pic>
+                  <pic:nvPicPr>
+                    <pic:cNvPr id="0" name="fig_win_os.png"/>
+                    <pic:cNvPicPr/>
+                  </pic:nvPicPr>
+                  <pic:blipFill>
+                    <a:blip r:embed="rId24"/>
+                    <a:stretch>
+                      <a:fillRect/>
+                    </a:stretch>
+                  </pic:blipFill>
+                  <pic:spPr>
+                    <a:xfrm>
+                      <a:off x="0" y="0"/>
+                      <a:ext cx="5040000" cy="4500000"/>
+                    </a:xfrm>
+                    <a:prstGeom prst="rect"/>
+                  </pic:spPr>
+                </pic:pic>
+              </a:graphicData>
+            </a:graphic>
+          </wp:inline>
+        </w:drawing>
+      </w:r>
+    </w:p>
+    <w:p>
+      <w:pPr>
+        <w:keepNext/>
+        <w:jc w:val="center"/>
+      </w:pPr>
+      <w:r>
+        <w:rPr>
+          <w:rFonts w:ascii="Times New Roman" w:hAnsi="Times New Roman" w:eastAsia="宋体"/>
+          <w:b w:val="0"/>
+          <w:sz w:val="21"/>
+        </w:rPr>
+        <w:t>图 16　操作系统核查报告（139 项：合规 28、不合规 22、需人工核查 63、不适用 26）</w:t>
+      </w:r>
+    </w:p>
+    <w:p>
+      <w:pPr>
+        <w:spacing w:line="276" w:lineRule="auto" w:before="40" w:after="80"/>
+        <w:ind w:left="340" w:firstLine="0"/>
+      </w:pPr>
+      <w:r>
+        <w:rPr>
+          <w:rFonts w:ascii="Times New Roman" w:hAnsi="Times New Roman" w:eastAsia="宋体"/>
+          <w:b w:val="0"/>
+          <w:sz w:val="19"/>
+        </w:rPr>
+        <w:t>图 16　说明：Windows 版操作系统核查报告，含四态统计卡与 139 项明细表，每项列出判定、检测详情与对应指导书条款。</w:t>
+      </w:r>
+    </w:p>
+    <w:p>
+      <w:pPr>
+        <w:keepNext/>
+        <w:spacing w:before="120"/>
+        <w:ind w:firstLine="0"/>
+        <w:jc w:val="center"/>
+      </w:pPr>
+      <w:r>
+        <w:drawing>
+          <wp:inline xmlns:a="http://schemas.openxmlformats.org/drawingml/2006/main" xmlns:pic="http://schemas.openxmlformats.org/drawingml/2006/picture">
+            <wp:extent cx="5580000" cy="4384286"/>
+            <wp:docPr id="17" name="Picture 17"/>
+            <wp:cNvGraphicFramePr>
+              <a:graphicFrameLocks noChangeAspect="1"/>
+            </wp:cNvGraphicFramePr>
+            <a:graphic>
+              <a:graphicData uri="http://schemas.openxmlformats.org/drawingml/2006/picture">
+                <pic:pic>
+                  <pic:nvPicPr>
+                    <pic:cNvPr id="0" name="fig_win_sqlserver.png"/>
+                    <pic:cNvPicPr/>
+                  </pic:nvPicPr>
+                  <pic:blipFill>
+                    <a:blip r:embed="rId25"/>
+                    <a:stretch>
+                      <a:fillRect/>
+                    </a:stretch>
+                  </pic:blipFill>
+                  <pic:spPr>
+                    <a:xfrm>
+                      <a:off x="0" y="0"/>
+                      <a:ext cx="5580000" cy="4384286"/>
+                    </a:xfrm>
+                    <a:prstGeom prst="rect"/>
+                  </pic:spPr>
+                </pic:pic>
+              </a:graphicData>
+            </a:graphic>
+          </wp:inline>
+        </w:drawing>
+      </w:r>
+    </w:p>
+    <w:p>
+      <w:pPr>
+        <w:keepNext/>
+        <w:jc w:val="center"/>
+      </w:pPr>
+      <w:r>
+        <w:rPr>
+          <w:rFonts w:ascii="Times New Roman" w:hAnsi="Times New Roman" w:eastAsia="宋体"/>
+          <w:b w:val="0"/>
+          <w:sz w:val="21"/>
+        </w:rPr>
+        <w:t>图 17　SQL Server 数据库核查报告（18 项：合规 4、不合规 4、需人工核查 10）</w:t>
+      </w:r>
+    </w:p>
+    <w:p>
+      <w:pPr>
+        <w:spacing w:line="276" w:lineRule="auto" w:before="40" w:after="80"/>
+        <w:ind w:left="340" w:firstLine="0"/>
+      </w:pPr>
+      <w:r>
+        <w:rPr>
+          <w:rFonts w:ascii="Times New Roman" w:hAnsi="Times New Roman" w:eastAsia="宋体"/>
+          <w:b w:val="0"/>
+          <w:sz w:val="19"/>
+        </w:rPr>
+        <w:t>图 17　说明：SQL Server 组件核查报告，统计卡显示 18 项的判定分布，明细列出每项的检测详情与建议。</w:t>
+      </w:r>
+    </w:p>
+    <w:p>
+      <w:pPr>
+        <w:keepNext/>
+        <w:spacing w:before="120"/>
+        <w:ind w:firstLine="0"/>
+        <w:jc w:val="center"/>
+      </w:pPr>
+      <w:r>
+        <w:drawing>
+          <wp:inline xmlns:a="http://schemas.openxmlformats.org/drawingml/2006/main" xmlns:pic="http://schemas.openxmlformats.org/drawingml/2006/picture">
+            <wp:extent cx="5040000" cy="4500000"/>
+            <wp:docPr id="18" name="Picture 18"/>
+            <wp:cNvGraphicFramePr>
+              <a:graphicFrameLocks noChangeAspect="1"/>
+            </wp:cNvGraphicFramePr>
+            <a:graphic>
+              <a:graphicData uri="http://schemas.openxmlformats.org/drawingml/2006/picture">
+                <pic:pic>
+                  <pic:nvPicPr>
+                    <pic:cNvPr id="0" name="fig_win_net.png"/>
+                    <pic:cNvPicPr/>
+                  </pic:nvPicPr>
+                  <pic:blipFill>
+                    <a:blip r:embed="rId26"/>
+                    <a:stretch>
+                      <a:fillRect/>
+                    </a:stretch>
+                  </pic:blipFill>
+                  <pic:spPr>
+                    <a:xfrm>
+                      <a:off x="0" y="0"/>
+                      <a:ext cx="5040000" cy="4500000"/>
+                    </a:xfrm>
+                    <a:prstGeom prst="rect"/>
+                  </pic:spPr>
+                </pic:pic>
+              </a:graphicData>
+            </a:graphic>
+          </wp:inline>
+        </w:drawing>
+      </w:r>
+    </w:p>
+    <w:p>
+      <w:pPr>
+        <w:keepNext/>
+        <w:jc w:val="center"/>
+      </w:pPr>
+      <w:r>
+        <w:rPr>
+          <w:rFonts w:ascii="Times New Roman" w:hAnsi="Times New Roman" w:eastAsia="宋体"/>
+          <w:b w:val="0"/>
+          <w:sz w:val="21"/>
+        </w:rPr>
+        <w:t>图 18　网络设备核查报告（23 项：合规 6、不合规 3、需人工核查 14）</w:t>
+      </w:r>
+    </w:p>
+    <w:p>
+      <w:pPr>
+        <w:spacing w:line="276" w:lineRule="auto" w:before="40" w:after="80"/>
+        <w:ind w:left="340" w:firstLine="0"/>
+      </w:pPr>
+      <w:r>
+        <w:rPr>
+          <w:rFonts w:ascii="Times New Roman" w:hAnsi="Times New Roman" w:eastAsia="宋体"/>
+          <w:b w:val="0"/>
+          <w:sz w:val="19"/>
+        </w:rPr>
+        <w:t>图 18　说明：网络设备核查报告，按设备回显逐项解析第 5 章 23 项，表中标注判定依据。</w:t>
+      </w:r>
+    </w:p>
+    <w:p>
+      <w:pPr>
+        <w:pStyle w:val="Heading3"/>
+        <w:keepNext/>
+        <w:spacing w:before="160" w:after="120"/>
+      </w:pPr>
+      <w:r>
+        <w:rPr>
+          <w:rFonts w:ascii="Times New Roman" w:hAnsi="Times New Roman" w:eastAsia="黑体"/>
+          <w:b/>
+          <w:color w:val="000000"/>
+          <w:sz w:val="24"/>
+        </w:rPr>
+        <w:t>6.5 麒麟平台核查报告</w:t>
+      </w:r>
+    </w:p>
+    <w:p>
+      <w:pPr>
+        <w:keepNext/>
+        <w:spacing w:before="120"/>
+        <w:ind w:firstLine="0"/>
+        <w:jc w:val="center"/>
+      </w:pPr>
+      <w:r>
+        <w:drawing>
+          <wp:inline xmlns:a="http://schemas.openxmlformats.org/drawingml/2006/main" xmlns:pic="http://schemas.openxmlformats.org/drawingml/2006/picture">
+            <wp:extent cx="5040000" cy="4500000"/>
+            <wp:docPr id="19" name="Picture 19"/>
+            <wp:cNvGraphicFramePr>
+              <a:graphicFrameLocks noChangeAspect="1"/>
+            </wp:cNvGraphicFramePr>
+            <a:graphic>
+              <a:graphicData uri="http://schemas.openxmlformats.org/drawingml/2006/picture">
+                <pic:pic>
+                  <pic:nvPicPr>
+                    <pic:cNvPr id="0" name="fig_kylin_os.png"/>
+                    <pic:cNvPicPr/>
+                  </pic:nvPicPr>
+                  <pic:blipFill>
+                    <a:blip r:embed="rId27"/>
+                    <a:stretch>
+                      <a:fillRect/>
+                    </a:stretch>
+                  </pic:blipFill>
+                  <pic:spPr>
+                    <a:xfrm>
+                      <a:off x="0" y="0"/>
+                      <a:ext cx="5040000" cy="4500000"/>
+                    </a:xfrm>
+                    <a:prstGeom prst="rect"/>
+                  </pic:spPr>
+                </pic:pic>
+              </a:graphicData>
+            </a:graphic>
+          </wp:inline>
+        </w:drawing>
+      </w:r>
+    </w:p>
+    <w:p>
+      <w:pPr>
+        <w:keepNext/>
+        <w:jc w:val="center"/>
+      </w:pPr>
+      <w:r>
+        <w:rPr>
+          <w:rFonts w:ascii="Times New Roman" w:hAnsi="Times New Roman" w:eastAsia="宋体"/>
+          <w:b w:val="0"/>
+          <w:sz w:val="21"/>
+        </w:rPr>
+        <w:t>图 19　操作系统核查报告（139 项：合规 18、不合规 9、需人工核查 84、不适用 28）</w:t>
+      </w:r>
+    </w:p>
+    <w:p>
+      <w:pPr>
+        <w:spacing w:line="276" w:lineRule="auto" w:before="40" w:after="80"/>
+        <w:ind w:left="340" w:firstLine="0"/>
+      </w:pPr>
+      <w:r>
+        <w:rPr>
+          <w:rFonts w:ascii="Times New Roman" w:hAnsi="Times New Roman" w:eastAsia="宋体"/>
+          <w:b w:val="0"/>
+          <w:sz w:val="19"/>
+        </w:rPr>
+        <w:t>图 19　说明：麒麟版操作系统核查报告，系统信息区显示实际核查的发行版与内核。</w:t>
+      </w:r>
+    </w:p>
+    <w:p>
+      <w:pPr>
+        <w:keepNext/>
+        <w:spacing w:before="120"/>
+        <w:ind w:firstLine="0"/>
+        <w:jc w:val="center"/>
+      </w:pPr>
+      <w:r>
+        <w:drawing>
+          <wp:inline xmlns:a="http://schemas.openxmlformats.org/drawingml/2006/main" xmlns:pic="http://schemas.openxmlformats.org/drawingml/2006/picture">
+            <wp:extent cx="5580000" cy="4384286"/>
+            <wp:docPr id="20" name="Picture 20"/>
+            <wp:cNvGraphicFramePr>
+              <a:graphicFrameLocks noChangeAspect="1"/>
+            </wp:cNvGraphicFramePr>
+            <a:graphic>
+              <a:graphicData uri="http://schemas.openxmlformats.org/drawingml/2006/picture">
+                <pic:pic>
+                  <pic:nvPicPr>
+                    <pic:cNvPr id="0" name="fig_kylin_mysql.png"/>
+                    <pic:cNvPicPr/>
+                  </pic:nvPicPr>
+                  <pic:blipFill>
+                    <a:blip r:embed="rId28"/>
+                    <a:stretch>
+                      <a:fillRect/>
+                    </a:stretch>
+                  </pic:blipFill>
+                  <pic:spPr>
+                    <a:xfrm>
+                      <a:off x="0" y="0"/>
+                      <a:ext cx="5580000" cy="4384286"/>
+                    </a:xfrm>
+                    <a:prstGeom prst="rect"/>
+                  </pic:spPr>
+                </pic:pic>
+              </a:graphicData>
+            </a:graphic>
+          </wp:inline>
+        </w:drawing>
+      </w:r>
+    </w:p>
+    <w:p>
+      <w:pPr>
+        <w:keepNext/>
+        <w:jc w:val="center"/>
+      </w:pPr>
+      <w:r>
+        <w:rPr>
+          <w:rFonts w:ascii="Times New Roman" w:hAnsi="Times New Roman" w:eastAsia="宋体"/>
+          <w:b w:val="0"/>
+          <w:sz w:val="21"/>
+        </w:rPr>
+        <w:t>图 20　MySQL 数据库核查报告（19 项：合规 6、不合规 5、需人工核查 8）</w:t>
+      </w:r>
+    </w:p>
+    <w:p>
+      <w:pPr>
+        <w:spacing w:line="276" w:lineRule="auto" w:before="40" w:after="80"/>
+        <w:ind w:left="340" w:firstLine="0"/>
+      </w:pPr>
+      <w:r>
+        <w:rPr>
+          <w:rFonts w:ascii="Times New Roman" w:hAnsi="Times New Roman" w:eastAsia="宋体"/>
+          <w:b w:val="0"/>
+          <w:sz w:val="19"/>
+        </w:rPr>
+        <w:t>图 20　说明：MySQL 组件核查报告，报告头显示连接串、数据库版本与核查时间。</w:t>
+      </w:r>
+    </w:p>
+    <w:p>
+      <w:pPr>
+        <w:keepNext/>
+        <w:spacing w:before="120"/>
+        <w:ind w:firstLine="0"/>
+        <w:jc w:val="center"/>
+      </w:pPr>
+      <w:r>
+        <w:drawing>
+          <wp:inline xmlns:a="http://schemas.openxmlformats.org/drawingml/2006/main" xmlns:pic="http://schemas.openxmlformats.org/drawingml/2006/picture">
+            <wp:extent cx="5580000" cy="3587143"/>
+            <wp:docPr id="21" name="Picture 21"/>
+            <wp:cNvGraphicFramePr>
+              <a:graphicFrameLocks noChangeAspect="1"/>
+            </wp:cNvGraphicFramePr>
+            <a:graphic>
+              <a:graphicData uri="http://schemas.openxmlformats.org/drawingml/2006/picture">
+                <pic:pic>
+                  <pic:nvPicPr>
+                    <pic:cNvPr id="0" name="fig_kylin_nginx.png"/>
+                    <pic:cNvPicPr/>
+                  </pic:nvPicPr>
+                  <pic:blipFill>
+                    <a:blip r:embed="rId29"/>
+                    <a:stretch>
+                      <a:fillRect/>
+                    </a:stretch>
+                  </pic:blipFill>
+                  <pic:spPr>
+                    <a:xfrm>
+                      <a:off x="0" y="0"/>
+                      <a:ext cx="5580000" cy="3587143"/>
+                    </a:xfrm>
+                    <a:prstGeom prst="rect"/>
+                  </pic:spPr>
+                </pic:pic>
+              </a:graphicData>
+            </a:graphic>
+          </wp:inline>
+        </w:drawing>
+      </w:r>
+    </w:p>
+    <w:p>
+      <w:pPr>
+        <w:keepNext/>
+        <w:jc w:val="center"/>
+      </w:pPr>
+      <w:r>
+        <w:rPr>
+          <w:rFonts w:ascii="Times New Roman" w:hAnsi="Times New Roman" w:eastAsia="宋体"/>
+          <w:b w:val="0"/>
+          <w:sz w:val="21"/>
+        </w:rPr>
+        <w:t>图 21　Nginx 中间件核查报告（8 项：合规 2、需人工核查 5、不适用 1）</w:t>
+      </w:r>
+    </w:p>
+    <w:p>
+      <w:pPr>
+        <w:spacing w:line="276" w:lineRule="auto" w:before="40" w:after="80"/>
+        <w:ind w:left="340" w:firstLine="0"/>
+      </w:pPr>
+      <w:r>
+        <w:rPr>
+          <w:rFonts w:ascii="Times New Roman" w:hAnsi="Times New Roman" w:eastAsia="宋体"/>
+          <w:b w:val="0"/>
+          <w:sz w:val="19"/>
+        </w:rPr>
+        <w:t>图 21　说明：Nginx 中间件核查报告，8 项判定与对应指导书条款。</w:t>
+      </w:r>
+    </w:p>
+    <w:p>
+      <w:pPr>
+        <w:keepNext/>
+        <w:spacing w:before="120"/>
+        <w:ind w:firstLine="0"/>
+        <w:jc w:val="center"/>
+      </w:pPr>
+      <w:r>
+        <w:drawing>
+          <wp:inline xmlns:a="http://schemas.openxmlformats.org/drawingml/2006/main" xmlns:pic="http://schemas.openxmlformats.org/drawingml/2006/picture">
+            <wp:extent cx="5040000" cy="4500000"/>
+            <wp:docPr id="22" name="Picture 22"/>
+            <wp:cNvGraphicFramePr>
+              <a:graphicFrameLocks noChangeAspect="1"/>
+            </wp:cNvGraphicFramePr>
+            <a:graphic>
+              <a:graphicData uri="http://schemas.openxmlformats.org/drawingml/2006/picture">
+                <pic:pic>
+                  <pic:nvPicPr>
+                    <pic:cNvPr id="0" name="fig_kylin_net.png"/>
+                    <pic:cNvPicPr/>
+                  </pic:nvPicPr>
+                  <pic:blipFill>
+                    <a:blip r:embed="rId30"/>
+                    <a:stretch>
+                      <a:fillRect/>
+                    </a:stretch>
+                  </pic:blipFill>
+                  <pic:spPr>
+                    <a:xfrm>
+                      <a:off x="0" y="0"/>
+                      <a:ext cx="5040000" cy="4500000"/>
+                    </a:xfrm>
+                    <a:prstGeom prst="rect"/>
+                  </pic:spPr>
+                </pic:pic>
+              </a:graphicData>
+            </a:graphic>
+          </wp:inline>
+        </w:drawing>
+      </w:r>
+    </w:p>
+    <w:p>
+      <w:pPr>
+        <w:keepNext/>
+        <w:jc w:val="center"/>
+      </w:pPr>
+      <w:r>
+        <w:rPr>
+          <w:rFonts w:ascii="Times New Roman" w:hAnsi="Times New Roman" w:eastAsia="宋体"/>
+          <w:b w:val="0"/>
+          <w:sz w:val="21"/>
+        </w:rPr>
+        <w:t>图 22　网络设备核查报告（23 项：合规 11、需人工核查 12）</w:t>
+      </w:r>
+    </w:p>
+    <w:p>
+      <w:pPr>
+        <w:spacing w:line="276" w:lineRule="auto" w:before="40" w:after="80"/>
+        <w:ind w:left="340" w:firstLine="0"/>
+      </w:pPr>
+      <w:r>
+        <w:rPr>
+          <w:rFonts w:ascii="Times New Roman" w:hAnsi="Times New Roman" w:eastAsia="宋体"/>
+          <w:b w:val="0"/>
+          <w:sz w:val="19"/>
+        </w:rPr>
+        <w:t>图 22　说明：网络设备核查报告，按设备回显解析第 5 章 23 项。</w:t>
+      </w:r>
+    </w:p>
+    <w:p>
+      <w:pPr>
+        <w:pStyle w:val="Heading3"/>
+        <w:keepNext/>
+        <w:spacing w:before="160" w:after="120"/>
+      </w:pPr>
+      <w:r>
+        <w:rPr>
+          <w:rFonts w:ascii="Times New Roman" w:hAnsi="Times New Roman" w:eastAsia="黑体"/>
+          <w:b/>
+          <w:color w:val="000000"/>
+          <w:sz w:val="24"/>
+        </w:rPr>
+        <w:t>6.6 人工核查与汇总</w:t>
+      </w:r>
+    </w:p>
+    <w:p>
+      <w:pPr>
+        <w:keepNext/>
+        <w:spacing w:before="120"/>
+        <w:ind w:firstLine="0"/>
+        <w:jc w:val="center"/>
+      </w:pPr>
+      <w:r>
+        <w:drawing>
+          <wp:inline xmlns:a="http://schemas.openxmlformats.org/drawingml/2006/main" xmlns:pic="http://schemas.openxmlformats.org/drawingml/2006/picture">
+            <wp:extent cx="5040000" cy="4500000"/>
+            <wp:docPr id="23" name="Picture 23"/>
+            <wp:cNvGraphicFramePr>
+              <a:graphicFrameLocks noChangeAspect="1"/>
+            </wp:cNvGraphicFramePr>
+            <a:graphic>
+              <a:graphicData uri="http://schemas.openxmlformats.org/drawingml/2006/picture">
+                <pic:pic>
+                  <pic:nvPicPr>
+                    <pic:cNvPr id="0" name="fig_manual.png"/>
+                    <pic:cNvPicPr/>
+                  </pic:nvPicPr>
+                  <pic:blipFill>
+                    <a:blip r:embed="rId31"/>
+                    <a:stretch>
+                      <a:fillRect/>
+                    </a:stretch>
+                  </pic:blipFill>
+                  <pic:spPr>
+                    <a:xfrm>
+                      <a:off x="0" y="0"/>
+                      <a:ext cx="5040000" cy="4500000"/>
+                    </a:xfrm>
+                    <a:prstGeom prst="rect"/>
+                  </pic:spPr>
+                </pic:pic>
+              </a:graphicData>
+            </a:graphic>
+          </wp:inline>
+        </w:drawing>
+      </w:r>
+    </w:p>
+    <w:p>
+      <w:pPr>
+        <w:keepNext/>
+        <w:jc w:val="center"/>
+      </w:pPr>
+      <w:r>
+        <w:rPr>
+          <w:rFonts w:ascii="Times New Roman" w:hAnsi="Times New Roman" w:eastAsia="宋体"/>
+          <w:b w:val="0"/>
+          <w:sz w:val="21"/>
+        </w:rPr>
+        <w:t>图 23　人工核查台（136 项逐项核查，支持截图取证与报告导出）</w:t>
+      </w:r>
+    </w:p>
+    <w:p>
+      <w:pPr>
+        <w:spacing w:line="276" w:lineRule="auto" w:before="40" w:after="80"/>
+        <w:ind w:left="340" w:firstLine="0"/>
+      </w:pPr>
+      <w:r>
+        <w:rPr>
+          <w:rFonts w:ascii="Times New Roman" w:hAnsi="Times New Roman" w:eastAsia="宋体"/>
+          <w:b w:val="0"/>
+          <w:sz w:val="19"/>
+        </w:rPr>
+        <w:t>图 23　说明：人工核查台的初始状态：136 项检查项按章分组，逐项提供合规/不合规/需人工核查/不适用四个选项与详情输入框，支持点击卡片后 Ctrl+V 粘贴截图取证，填写内容自动保存在本机浏览器。</w:t>
+      </w:r>
+    </w:p>
+    <w:p>
+      <w:pPr>
+        <w:keepNext/>
+        <w:spacing w:before="120"/>
+        <w:ind w:firstLine="0"/>
+        <w:jc w:val="center"/>
+      </w:pPr>
+      <w:r>
+        <w:drawing>
+          <wp:inline xmlns:a="http://schemas.openxmlformats.org/drawingml/2006/main" xmlns:pic="http://schemas.openxmlformats.org/drawingml/2006/picture">
+            <wp:extent cx="4200000" cy="4500000"/>
+            <wp:docPr id="24" name="Picture 24"/>
+            <wp:cNvGraphicFramePr>
+              <a:graphicFrameLocks noChangeAspect="1"/>
+            </wp:cNvGraphicFramePr>
+            <a:graphic>
+              <a:graphicData uri="http://schemas.openxmlformats.org/drawingml/2006/picture">
+                <pic:pic>
+                  <pic:nvPicPr>
+                    <pic:cNvPr id="0" name="fig_manual_filled.png"/>
+                    <pic:cNvPicPr/>
+                  </pic:nvPicPr>
+                  <pic:blipFill>
+                    <a:blip r:embed="rId32"/>
+                    <a:stretch>
+                      <a:fillRect/>
+                    </a:stretch>
+                  </pic:blipFill>
+                  <pic:spPr>
+                    <a:xfrm>
+                      <a:off x="0" y="0"/>
+                      <a:ext cx="4200000" cy="4500000"/>
+                    </a:xfrm>
+                    <a:prstGeom prst="rect"/>
+                  </pic:spPr>
+                </pic:pic>
+              </a:graphicData>
+            </a:graphic>
+          </wp:inline>
+        </w:drawing>
+      </w:r>
+    </w:p>
+    <w:p>
+      <w:pPr>
+        <w:keepNext/>
+        <w:jc w:val="center"/>
+      </w:pPr>
+      <w:r>
+        <w:rPr>
+          <w:rFonts w:ascii="Times New Roman" w:hAnsi="Times New Roman" w:eastAsia="宋体"/>
+          <w:b w:val="0"/>
+          <w:sz w:val="21"/>
+        </w:rPr>
+        <w:t>图 24　人工核查台全部填写完成（136 项已核，顶部统计与各章进度同步更新）</w:t>
+      </w:r>
+    </w:p>
+    <w:p>
+      <w:pPr>
+        <w:spacing w:line="276" w:lineRule="auto" w:before="40" w:after="80"/>
+        <w:ind w:left="340" w:firstLine="0"/>
+      </w:pPr>
+      <w:r>
+        <w:rPr>
+          <w:rFonts w:ascii="Times New Roman" w:hAnsi="Times New Roman" w:eastAsia="宋体"/>
+          <w:b w:val="0"/>
+          <w:sz w:val="19"/>
+        </w:rPr>
+        <w:t>图 24　说明：全部 136 项填写完成的状态（示例数据）：顶部统计显示未核查 0 项，各章标题右侧显示已核项数，每项均填有结论与核查详情。示例结论为 合规 121、不合规 8、需人工核查 6、不适用 1；实际核查时由核查人按现场情况逐项填写。</w:t>
+      </w:r>
+    </w:p>
+    <w:p>
+      <w:pPr>
+        <w:keepNext/>
+        <w:spacing w:before="120"/>
+        <w:ind w:firstLine="0"/>
+        <w:jc w:val="center"/>
+      </w:pPr>
+      <w:r>
+        <w:drawing>
+          <wp:inline xmlns:a="http://schemas.openxmlformats.org/drawingml/2006/main" xmlns:pic="http://schemas.openxmlformats.org/drawingml/2006/picture">
+            <wp:extent cx="5580000" cy="3268881"/>
+            <wp:docPr id="25" name="Picture 25"/>
+            <wp:cNvGraphicFramePr>
+              <a:graphicFrameLocks noChangeAspect="1"/>
+            </wp:cNvGraphicFramePr>
+            <a:graphic>
+              <a:graphicData uri="http://schemas.openxmlformats.org/drawingml/2006/picture">
+                <pic:pic>
+                  <pic:nvPicPr>
+                    <pic:cNvPr id="0" name="fig_manual_export.png"/>
+                    <pic:cNvPicPr/>
+                  </pic:nvPicPr>
+                  <pic:blipFill>
+                    <a:blip r:embed="rId33"/>
+                    <a:stretch>
+                      <a:fillRect/>
+                    </a:stretch>
+                  </pic:blipFill>
+                  <pic:spPr>
+                    <a:xfrm>
+                      <a:off x="0" y="0"/>
+                      <a:ext cx="5580000" cy="3268881"/>
+                    </a:xfrm>
+                    <a:prstGeom prst="rect"/>
+                  </pic:spPr>
+                </pic:pic>
+              </a:graphicData>
+            </a:graphic>
+          </wp:inline>
+        </w:drawing>
+      </w:r>
+    </w:p>
+    <w:p>
+      <w:pPr>
+        <w:keepNext/>
+        <w:jc w:val="center"/>
+      </w:pPr>
+      <w:r>
+        <w:rPr>
+          <w:rFonts w:ascii="Times New Roman" w:hAnsi="Times New Roman" w:eastAsia="宋体"/>
+          <w:b w:val="0"/>
+          <w:sz w:val="21"/>
+        </w:rPr>
+        <w:t>图 25　人工核查台导出的 Excel 报告（136 行逐项结论，与自动脚本报告同格式）</w:t>
+      </w:r>
+    </w:p>
+    <w:p>
+      <w:pPr>
+        <w:spacing w:line="276" w:lineRule="auto" w:before="40" w:after="80"/>
+        <w:ind w:left="340" w:firstLine="0"/>
+      </w:pPr>
+      <w:r>
+        <w:rPr>
+          <w:rFonts w:ascii="Times New Roman" w:hAnsi="Times New Roman" w:eastAsia="宋体"/>
+          <w:b w:val="0"/>
+          <w:sz w:val="19"/>
+        </w:rPr>
+        <w:t>图 25　说明：点击「导出报告 (Excel)」后由核查台生成的 Excel 报告，可在 Excel 中直接打开：表头为现场信息与四态统计，表体为 136 行 × 8 列（章节、编号、类别、核查项、结果、详情、建议、参考指导书），与自动脚本出具的报告同格式，可直接合并汇总。图中数据为上一张的示例填写结果。</w:t>
+      </w:r>
+    </w:p>
+    <w:p>
+      <w:pPr>
+        <w:keepNext/>
+        <w:spacing w:before="120"/>
+        <w:ind w:firstLine="0"/>
+        <w:jc w:val="center"/>
+      </w:pPr>
+      <w:r>
+        <w:drawing>
+          <wp:inline xmlns:a="http://schemas.openxmlformats.org/drawingml/2006/main" xmlns:pic="http://schemas.openxmlformats.org/drawingml/2006/picture">
+            <wp:extent cx="5000407" cy="4500000"/>
+            <wp:docPr id="26" name="Picture 26"/>
+            <wp:cNvGraphicFramePr>
+              <a:graphicFrameLocks noChangeAspect="1"/>
+            </wp:cNvGraphicFramePr>
+            <a:graphic>
+              <a:graphicData uri="http://schemas.openxmlformats.org/drawingml/2006/picture">
+                <pic:pic>
+                  <pic:nvPicPr>
+                    <pic:cNvPr id="0" name="fig6_matrix.png"/>
+                    <pic:cNvPicPr/>
+                  </pic:nvPicPr>
+                  <pic:blipFill>
+                    <a:blip r:embed="rId34"/>
+                    <a:stretch>
+                      <a:fillRect/>
+                    </a:stretch>
+                  </pic:blipFill>
+                  <pic:spPr>
+                    <a:xfrm>
+                      <a:off x="0" y="0"/>
+                      <a:ext cx="5000407" cy="4500000"/>
+                    </a:xfrm>
+                    <a:prstGeom prst="rect"/>
+                  </pic:spPr>
+                </pic:pic>
+              </a:graphicData>
+            </a:graphic>
+          </wp:inline>
+        </w:drawing>
+      </w:r>
+    </w:p>
+    <w:p>
+      <w:pPr>
+        <w:keepNext/>
+        <w:jc w:val="center"/>
+      </w:pPr>
+      <w:r>
+        <w:rPr>
+          <w:rFonts w:ascii="Times New Roman" w:hAnsi="Times New Roman" w:eastAsia="宋体"/>
+          <w:b w:val="0"/>
+          <w:sz w:val="21"/>
+        </w:rPr>
+        <w:t>图 26　《配置核查表》第 14 列「工具自动验证」逐项标注（节选，平台适用对象列从略）</w:t>
+      </w:r>
+    </w:p>
+    <w:p>
+      <w:pPr>
+        <w:spacing w:line="276" w:lineRule="auto" w:before="40" w:after="80"/>
+        <w:ind w:left="340" w:firstLine="0"/>
+      </w:pPr>
+      <w:r>
+        <w:rPr>
+          <w:rFonts w:ascii="Times New Roman" w:hAnsi="Times New Roman" w:eastAsia="宋体"/>
+          <w:b w:val="0"/>
+          <w:sz w:val="19"/>
+        </w:rPr>
+        <w:t>图 26　说明：核查表第 14 列逐项标注每个检查项用哪些脚本、哪些对象可自动、哪些需人工，与报告结论同源。</w:t>
+      </w:r>
+    </w:p>
+    <w:p>
+      <w:pPr>
+        <w:pStyle w:val="Heading3"/>
+        <w:keepNext/>
+        <w:spacing w:before="160" w:after="120"/>
+      </w:pPr>
+      <w:r>
+        <w:rPr>
+          <w:rFonts w:ascii="Times New Roman" w:hAnsi="Times New Roman" w:eastAsia="黑体"/>
+          <w:b/>
+          <w:color w:val="000000"/>
+          <w:sz w:val="24"/>
+        </w:rPr>
+        <w:t>6.7 核查项判定与实测配置对照</w:t>
+      </w:r>
+    </w:p>
+    <w:p>
+      <w:pPr>
+        <w:spacing w:line="360" w:lineRule="auto"/>
+        <w:ind w:firstLineChars="200" w:firstLine="480"/>
+      </w:pPr>
+      <w:r>
+        <w:rPr>
+          <w:rFonts w:ascii="Times New Roman" w:hAnsi="Times New Roman" w:eastAsia="宋体"/>
+          <w:b w:val="0"/>
+          <w:sz w:val="24"/>
+        </w:rPr>
+        <w:t>下列截图中，每条核查项都按它在脚本源码里的原始检测命令实测一遍，输出与脚本判定放在一起对照。</w:t>
+      </w:r>
+    </w:p>
+    <w:p>
+      <w:pPr>
+        <w:keepNext/>
+        <w:spacing w:before="120"/>
+        <w:ind w:firstLine="0"/>
+        <w:jc w:val="center"/>
+      </w:pPr>
+      <w:r>
+        <w:drawing>
+          <wp:inline xmlns:a="http://schemas.openxmlformats.org/drawingml/2006/main" xmlns:pic="http://schemas.openxmlformats.org/drawingml/2006/picture">
+            <wp:extent cx="5580000" cy="4330080"/>
+            <wp:docPr id="27" name="Picture 27"/>
+            <wp:cNvGraphicFramePr>
+              <a:graphicFrameLocks noChangeAspect="1"/>
+            </wp:cNvGraphicFramePr>
+            <a:graphic>
+              <a:graphicData uri="http://schemas.openxmlformats.org/drawingml/2006/picture">
+                <pic:pic>
+                  <pic:nvPicPr>
+                    <pic:cNvPr id="0" name="probe_win_1_4.png"/>
+                    <pic:cNvPicPr/>
+                  </pic:nvPicPr>
+                  <pic:blipFill>
+                    <a:blip r:embed="rId35"/>
+                    <a:stretch>
+                      <a:fillRect/>
+                    </a:stretch>
+                  </pic:blipFill>
+                  <pic:spPr>
+                    <a:xfrm>
+                      <a:off x="0" y="0"/>
+                      <a:ext cx="5580000" cy="4330080"/>
+                    </a:xfrm>
+                    <a:prstGeom prst="rect"/>
+                  </pic:spPr>
+                </pic:pic>
+              </a:graphicData>
+            </a:graphic>
+          </wp:inline>
+        </w:drawing>
+      </w:r>
+    </w:p>
+    <w:p>
+      <w:pPr>
+        <w:keepNext/>
+        <w:jc w:val="center"/>
+      </w:pPr>
+      <w:r>
+        <w:rPr>
+          <w:rFonts w:ascii="Times New Roman" w:hAnsi="Times New Roman" w:eastAsia="宋体"/>
+          <w:b w:val="0"/>
+          <w:sz w:val="21"/>
+        </w:rPr>
+        <w:t>图 27　Windows 核查项 1.4 防火墙策略：判定「合规」 ↔ 实测域配置文件状态「启用」</w:t>
+      </w:r>
+    </w:p>
+    <w:p>
+      <w:pPr>
+        <w:spacing w:line="276" w:lineRule="auto" w:before="40" w:after="80"/>
+        <w:ind w:left="340" w:firstLine="0"/>
+      </w:pPr>
+      <w:r>
+        <w:rPr>
+          <w:rFonts w:ascii="Times New Roman" w:hAnsi="Times New Roman" w:eastAsia="宋体"/>
+          <w:b w:val="0"/>
+          <w:sz w:val="19"/>
+        </w:rPr>
+        <w:t>图 27　说明：本机 Windows 实际环境。上半为脚本输出中的该项判定行，下半为脚本源码里该项的原始检测命令 netsh advfirewall show allprofiles 的实际输出，显示防火墙已启用。</w:t>
+      </w:r>
+    </w:p>
+    <w:p>
+      <w:pPr>
+        <w:keepNext/>
+        <w:spacing w:before="120"/>
+        <w:ind w:firstLine="0"/>
+        <w:jc w:val="center"/>
+      </w:pPr>
+      <w:r>
+        <w:drawing>
+          <wp:inline xmlns:a="http://schemas.openxmlformats.org/drawingml/2006/main" xmlns:pic="http://schemas.openxmlformats.org/drawingml/2006/picture">
+            <wp:extent cx="5580000" cy="2749824"/>
+            <wp:docPr id="28" name="Picture 28"/>
+            <wp:cNvGraphicFramePr>
+              <a:graphicFrameLocks noChangeAspect="1"/>
+            </wp:cNvGraphicFramePr>
+            <a:graphic>
+              <a:graphicData uri="http://schemas.openxmlformats.org/drawingml/2006/picture">
+                <pic:pic>
+                  <pic:nvPicPr>
+                    <pic:cNvPr id="0" name="probe_win_1_5.png"/>
+                    <pic:cNvPicPr/>
+                  </pic:nvPicPr>
+                  <pic:blipFill>
+                    <a:blip r:embed="rId36"/>
+                    <a:stretch>
+                      <a:fillRect/>
+                    </a:stretch>
+                  </pic:blipFill>
+                  <pic:spPr>
+                    <a:xfrm>
+                      <a:off x="0" y="0"/>
+                      <a:ext cx="5580000" cy="2749824"/>
+                    </a:xfrm>
+                    <a:prstGeom prst="rect"/>
+                  </pic:spPr>
+                </pic:pic>
+              </a:graphicData>
+            </a:graphic>
+          </wp:inline>
+        </w:drawing>
+      </w:r>
+    </w:p>
+    <w:p>
+      <w:pPr>
+        <w:keepNext/>
+        <w:jc w:val="center"/>
+      </w:pPr>
+      <w:r>
+        <w:rPr>
+          <w:rFonts w:ascii="Times New Roman" w:hAnsi="Times New Roman" w:eastAsia="宋体"/>
+          <w:b w:val="0"/>
+          <w:sz w:val="21"/>
+        </w:rPr>
+        <w:t>图 28　Windows 核查项 1.5 停用冗余网络设置：判定「不合规」 ↔ 实测接口 NetbiosOptions=0x0（未禁用）</w:t>
+      </w:r>
+    </w:p>
+    <w:p>
+      <w:pPr>
+        <w:spacing w:line="276" w:lineRule="auto" w:before="40" w:after="80"/>
+        <w:ind w:left="340" w:firstLine="0"/>
+      </w:pPr>
+      <w:r>
+        <w:rPr>
+          <w:rFonts w:ascii="Times New Roman" w:hAnsi="Times New Roman" w:eastAsia="宋体"/>
+          <w:b w:val="0"/>
+          <w:sz w:val="19"/>
+        </w:rPr>
+        <w:t>图 28　说明：本机 Windows 实际环境。下半为检测命令 reg query …NetBT\Parameters\Interfaces /s 的实际输出，接口 NetbiosOptions 为 0x0 即未禁用。</w:t>
+      </w:r>
+    </w:p>
+    <w:p>
+      <w:pPr>
+        <w:keepNext/>
+        <w:spacing w:before="120"/>
+        <w:ind w:firstLine="0"/>
+        <w:jc w:val="center"/>
+      </w:pPr>
+      <w:r>
+        <w:drawing>
+          <wp:inline xmlns:a="http://schemas.openxmlformats.org/drawingml/2006/main" xmlns:pic="http://schemas.openxmlformats.org/drawingml/2006/picture">
+            <wp:extent cx="5580000" cy="1392768"/>
+            <wp:docPr id="29" name="Picture 29"/>
+            <wp:cNvGraphicFramePr>
+              <a:graphicFrameLocks noChangeAspect="1"/>
+            </wp:cNvGraphicFramePr>
+            <a:graphic>
+              <a:graphicData uri="http://schemas.openxmlformats.org/drawingml/2006/picture">
+                <pic:pic>
+                  <pic:nvPicPr>
+                    <pic:cNvPr id="0" name="probe_win_2_11.png"/>
+                    <pic:cNvPicPr/>
+                  </pic:nvPicPr>
+                  <pic:blipFill>
+                    <a:blip r:embed="rId37"/>
+                    <a:stretch>
+                      <a:fillRect/>
+                    </a:stretch>
+                  </pic:blipFill>
+                  <pic:spPr>
+                    <a:xfrm>
+                      <a:off x="0" y="0"/>
+                      <a:ext cx="5580000" cy="1392768"/>
+                    </a:xfrm>
+                    <a:prstGeom prst="rect"/>
+                  </pic:spPr>
+                </pic:pic>
+              </a:graphicData>
+            </a:graphic>
+          </wp:inline>
+        </w:drawing>
+      </w:r>
+    </w:p>
+    <w:p>
+      <w:pPr>
+        <w:keepNext/>
+        <w:jc w:val="center"/>
+      </w:pPr>
+      <w:r>
+        <w:rPr>
+          <w:rFonts w:ascii="Times New Roman" w:hAnsi="Times New Roman" w:eastAsia="宋体"/>
+          <w:b w:val="0"/>
+          <w:sz w:val="21"/>
+        </w:rPr>
+        <w:t>图 29　Windows 核查项 2.11 口令策略和屏保设置：判定「不合规」 ↔ 实测密码长度最小值 0（&lt;8）、锁定阈值「从不」</w:t>
+      </w:r>
+    </w:p>
+    <w:p>
+      <w:pPr>
+        <w:spacing w:line="276" w:lineRule="auto" w:before="40" w:after="80"/>
+        <w:ind w:left="340" w:firstLine="0"/>
+      </w:pPr>
+      <w:r>
+        <w:rPr>
+          <w:rFonts w:ascii="Times New Roman" w:hAnsi="Times New Roman" w:eastAsia="宋体"/>
+          <w:b w:val="0"/>
+          <w:sz w:val="19"/>
+        </w:rPr>
+        <w:t>图 29　说明：本机 Windows 实际环境。下半为检测命令 net accounts 的实际输出，密码长度最小值 0、锁定阈值「从不」，均不满足要求。</w:t>
+      </w:r>
+    </w:p>
+    <w:p>
+      <w:pPr>
+        <w:keepNext/>
+        <w:spacing w:before="120"/>
+        <w:ind w:firstLine="0"/>
+        <w:jc w:val="center"/>
+      </w:pPr>
+      <w:r>
+        <w:drawing>
+          <wp:inline xmlns:a="http://schemas.openxmlformats.org/drawingml/2006/main" xmlns:pic="http://schemas.openxmlformats.org/drawingml/2006/picture">
+            <wp:extent cx="5580000" cy="1964160"/>
+            <wp:docPr id="30" name="Picture 30"/>
+            <wp:cNvGraphicFramePr>
+              <a:graphicFrameLocks noChangeAspect="1"/>
+            </wp:cNvGraphicFramePr>
+            <a:graphic>
+              <a:graphicData uri="http://schemas.openxmlformats.org/drawingml/2006/picture">
+                <pic:pic>
+                  <pic:nvPicPr>
+                    <pic:cNvPr id="0" name="probe_win_1_2.png"/>
+                    <pic:cNvPicPr/>
+                  </pic:nvPicPr>
+                  <pic:blipFill>
+                    <a:blip r:embed="rId38"/>
+                    <a:stretch>
+                      <a:fillRect/>
+                    </a:stretch>
+                  </pic:blipFill>
+                  <pic:spPr>
+                    <a:xfrm>
+                      <a:off x="0" y="0"/>
+                      <a:ext cx="5580000" cy="1964160"/>
+                    </a:xfrm>
+                    <a:prstGeom prst="rect"/>
+                  </pic:spPr>
+                </pic:pic>
+              </a:graphicData>
+            </a:graphic>
+          </wp:inline>
+        </w:drawing>
+      </w:r>
+    </w:p>
+    <w:p>
+      <w:pPr>
+        <w:keepNext/>
+        <w:jc w:val="center"/>
+      </w:pPr>
+      <w:r>
+        <w:rPr>
+          <w:rFonts w:ascii="Times New Roman" w:hAnsi="Times New Roman" w:eastAsia="宋体"/>
+          <w:b w:val="0"/>
+          <w:sz w:val="21"/>
+        </w:rPr>
+        <w:t>图 30　Windows 核查项 1.2 防病毒软件：判定「合规」 ↔ 实测 WMI 查询到 QI-ANXIN Tianqing 与 Windows Defender</w:t>
+      </w:r>
+    </w:p>
+    <w:p>
+      <w:pPr>
+        <w:spacing w:line="276" w:lineRule="auto" w:before="40" w:after="80"/>
+        <w:ind w:left="340" w:firstLine="0"/>
+      </w:pPr>
+      <w:r>
+        <w:rPr>
+          <w:rFonts w:ascii="Times New Roman" w:hAnsi="Times New Roman" w:eastAsia="宋体"/>
+          <w:b w:val="0"/>
+          <w:sz w:val="19"/>
+        </w:rPr>
+        <w:t>图 30　说明：本机 Windows 实际环境。下半为脚本所用的 WMI 查询 AntiVirusProduct 的实际输出，列出奇安信天擎与 Windows Defender 两项。</w:t>
+      </w:r>
+    </w:p>
+    <w:p>
+      <w:pPr>
+        <w:keepNext/>
+        <w:spacing w:before="120"/>
+        <w:ind w:firstLine="0"/>
+        <w:jc w:val="center"/>
+      </w:pPr>
+      <w:r>
+        <w:drawing>
+          <wp:inline xmlns:a="http://schemas.openxmlformats.org/drawingml/2006/main" xmlns:pic="http://schemas.openxmlformats.org/drawingml/2006/picture">
+            <wp:extent cx="5580000" cy="892800"/>
+            <wp:docPr id="31" name="Picture 31"/>
+            <wp:cNvGraphicFramePr>
+              <a:graphicFrameLocks noChangeAspect="1"/>
+            </wp:cNvGraphicFramePr>
+            <a:graphic>
+              <a:graphicData uri="http://schemas.openxmlformats.org/drawingml/2006/picture">
+                <pic:pic>
+                  <pic:nvPicPr>
+                    <pic:cNvPr id="0" name="probe_win_2_10.png"/>
+                    <pic:cNvPicPr/>
+                  </pic:nvPicPr>
+                  <pic:blipFill>
+                    <a:blip r:embed="rId39"/>
+                    <a:stretch>
+                      <a:fillRect/>
+                    </a:stretch>
+                  </pic:blipFill>
+                  <pic:spPr>
+                    <a:xfrm>
+                      <a:off x="0" y="0"/>
+                      <a:ext cx="5580000" cy="892800"/>
+                    </a:xfrm>
+                    <a:prstGeom prst="rect"/>
+                  </pic:spPr>
+                </pic:pic>
+              </a:graphicData>
+            </a:graphic>
+          </wp:inline>
+        </w:drawing>
+      </w:r>
+    </w:p>
+    <w:p>
+      <w:pPr>
+        <w:keepNext/>
+        <w:jc w:val="center"/>
+      </w:pPr>
+      <w:r>
+        <w:rPr>
+          <w:rFonts w:ascii="Times New Roman" w:hAnsi="Times New Roman" w:eastAsia="宋体"/>
+          <w:b w:val="0"/>
+          <w:sz w:val="21"/>
+        </w:rPr>
+        <w:t>图 31　Windows 核查项 2.10 USB 接口管控：判定「不合规」 ↔ 实测 USBSTOR\Start=0x3（未禁用，应为 4）</w:t>
+      </w:r>
+    </w:p>
+    <w:p>
+      <w:pPr>
+        <w:spacing w:line="276" w:lineRule="auto" w:before="40" w:after="80"/>
+        <w:ind w:left="340" w:firstLine="0"/>
+      </w:pPr>
+      <w:r>
+        <w:rPr>
+          <w:rFonts w:ascii="Times New Roman" w:hAnsi="Times New Roman" w:eastAsia="宋体"/>
+          <w:b w:val="0"/>
+          <w:sz w:val="19"/>
+        </w:rPr>
+        <w:t>图 31　说明：本机 Windows 实际环境。下半为检测命令 reg query …USBSTOR /v Start 的实际输出，Start=0x3 表示 USB 存储未禁用（要求为 4）。</w:t>
+      </w:r>
+    </w:p>
+    <w:p>
+      <w:pPr>
+        <w:keepNext/>
+        <w:spacing w:before="120"/>
+        <w:ind w:firstLine="0"/>
+        <w:jc w:val="center"/>
+      </w:pPr>
+      <w:r>
+        <w:drawing>
+          <wp:inline xmlns:a="http://schemas.openxmlformats.org/drawingml/2006/main" xmlns:pic="http://schemas.openxmlformats.org/drawingml/2006/picture">
+            <wp:extent cx="5580000" cy="1964160"/>
+            <wp:docPr id="32" name="Picture 32"/>
+            <wp:cNvGraphicFramePr>
+              <a:graphicFrameLocks noChangeAspect="1"/>
+            </wp:cNvGraphicFramePr>
+            <a:graphic>
+              <a:graphicData uri="http://schemas.openxmlformats.org/drawingml/2006/picture">
+                <pic:pic>
+                  <pic:nvPicPr>
+                    <pic:cNvPr id="0" name="probe_win_2_12.png"/>
+                    <pic:cNvPicPr/>
+                  </pic:nvPicPr>
+                  <pic:blipFill>
+                    <a:blip r:embed="rId40"/>
+                    <a:stretch>
+                      <a:fillRect/>
+                    </a:stretch>
+                  </pic:blipFill>
+                  <pic:spPr>
+                    <a:xfrm>
+                      <a:off x="0" y="0"/>
+                      <a:ext cx="5580000" cy="1964160"/>
+                    </a:xfrm>
+                    <a:prstGeom prst="rect"/>
+                  </pic:spPr>
+                </pic:pic>
+              </a:graphicData>
+            </a:graphic>
+          </wp:inline>
+        </w:drawing>
+      </w:r>
+    </w:p>
+    <w:p>
+      <w:pPr>
+        <w:keepNext/>
+        <w:jc w:val="center"/>
+      </w:pPr>
+      <w:r>
+        <w:rPr>
+          <w:rFonts w:ascii="Times New Roman" w:hAnsi="Times New Roman" w:eastAsia="宋体"/>
+          <w:b w:val="0"/>
+          <w:sz w:val="21"/>
+        </w:rPr>
+        <w:t>图 32　Windows 核查项 2.12 拆除无线模块：判定「不合规」 ↔ 实测 WLAN AutoConfig 与蓝牙服务 bthserv 均为 RUNNING</w:t>
+      </w:r>
+    </w:p>
+    <w:p>
+      <w:pPr>
+        <w:spacing w:line="276" w:lineRule="auto" w:before="40" w:after="80"/>
+        <w:ind w:left="340" w:firstLine="0"/>
+      </w:pPr>
+      <w:r>
+        <w:rPr>
+          <w:rFonts w:ascii="Times New Roman" w:hAnsi="Times New Roman" w:eastAsia="宋体"/>
+          <w:b w:val="0"/>
+          <w:sz w:val="19"/>
+        </w:rPr>
+        <w:t>图 32　说明：本机 Windows 实际环境。下半为检测命令 sc query 对 WLANSVC 与 bthserv 的实际输出，两项服务均处于 RUNNING。</w:t>
+      </w:r>
+    </w:p>
+    <w:p>
+      <w:pPr>
+        <w:keepNext/>
+        <w:spacing w:before="120"/>
+        <w:ind w:firstLine="0"/>
+        <w:jc w:val="center"/>
+      </w:pPr>
+      <w:r>
+        <w:drawing>
+          <wp:inline xmlns:a="http://schemas.openxmlformats.org/drawingml/2006/main" xmlns:pic="http://schemas.openxmlformats.org/drawingml/2006/picture">
+            <wp:extent cx="5580000" cy="4330080"/>
+            <wp:docPr id="33" name="Picture 33"/>
+            <wp:cNvGraphicFramePr>
+              <a:graphicFrameLocks noChangeAspect="1"/>
+            </wp:cNvGraphicFramePr>
+            <a:graphic>
+              <a:graphicData uri="http://schemas.openxmlformats.org/drawingml/2006/picture">
+                <pic:pic>
+                  <pic:nvPicPr>
+                    <pic:cNvPr id="0" name="probe_win_1_3.png"/>
+                    <pic:cNvPicPr/>
+                  </pic:nvPicPr>
+                  <pic:blipFill>
+                    <a:blip r:embed="rId41"/>
+                    <a:stretch>
+                      <a:fillRect/>
+                    </a:stretch>
+                  </pic:blipFill>
+                  <pic:spPr>
+                    <a:xfrm>
+                      <a:off x="0" y="0"/>
+                      <a:ext cx="5580000" cy="4330080"/>
+                    </a:xfrm>
+                    <a:prstGeom prst="rect"/>
+                  </pic:spPr>
+                </pic:pic>
+              </a:graphicData>
+            </a:graphic>
+          </wp:inline>
+        </w:drawing>
+      </w:r>
+    </w:p>
+    <w:p>
+      <w:pPr>
+        <w:keepNext/>
+        <w:jc w:val="center"/>
+      </w:pPr>
+      <w:r>
+        <w:rPr>
+          <w:rFonts w:ascii="Times New Roman" w:hAnsi="Times New Roman" w:eastAsia="宋体"/>
+          <w:b w:val="0"/>
+          <w:sz w:val="21"/>
+        </w:rPr>
+        <w:t>图 33　Windows 核查项 1.3 服务和端口裁剪：判定「需人工核查」 ↔ 实测运行中的服务清单（未发现 telnet/tftp/ftp/snmptrap 类高危服务）</w:t>
+      </w:r>
+    </w:p>
+    <w:p>
+      <w:pPr>
+        <w:spacing w:line="276" w:lineRule="auto" w:before="40" w:after="80"/>
+        <w:ind w:left="340" w:firstLine="0"/>
+      </w:pPr>
+      <w:r>
+        <w:rPr>
+          <w:rFonts w:ascii="Times New Roman" w:hAnsi="Times New Roman" w:eastAsia="宋体"/>
+          <w:b w:val="0"/>
+          <w:sz w:val="19"/>
+        </w:rPr>
+        <w:t>图 33　说明：本机 Windows 实际环境。下半为 net start 列出的运行中服务，未见 telnet/tftp/ftp/snmptrap 类已知高危服务，故该脚本仅能判到「需人工核查」。</w:t>
+      </w:r>
+    </w:p>
+    <w:p>
+      <w:pPr>
+        <w:keepNext/>
+        <w:spacing w:before="120"/>
+        <w:ind w:firstLine="0"/>
+        <w:jc w:val="center"/>
+      </w:pPr>
+      <w:r>
+        <w:drawing>
+          <wp:inline xmlns:a="http://schemas.openxmlformats.org/drawingml/2006/main" xmlns:pic="http://schemas.openxmlformats.org/drawingml/2006/picture">
+            <wp:extent cx="5580000" cy="3821184"/>
+            <wp:docPr id="34" name="Picture 34"/>
+            <wp:cNvGraphicFramePr>
+              <a:graphicFrameLocks noChangeAspect="1"/>
+            </wp:cNvGraphicFramePr>
+            <a:graphic>
+              <a:graphicData uri="http://schemas.openxmlformats.org/drawingml/2006/picture">
+                <pic:pic>
+                  <pic:nvPicPr>
+                    <pic:cNvPr id="0" name="probe_kylin_1_1.png"/>
+                    <pic:cNvPicPr/>
+                  </pic:nvPicPr>
+                  <pic:blipFill>
+                    <a:blip r:embed="rId42"/>
+                    <a:stretch>
+                      <a:fillRect/>
+                    </a:stretch>
+                  </pic:blipFill>
+                  <pic:spPr>
+                    <a:xfrm>
+                      <a:off x="0" y="0"/>
+                      <a:ext cx="5580000" cy="3821184"/>
+                    </a:xfrm>
+                    <a:prstGeom prst="rect"/>
+                  </pic:spPr>
+                </pic:pic>
+              </a:graphicData>
+            </a:graphic>
+          </wp:inline>
+        </w:drawing>
+      </w:r>
+    </w:p>
+    <w:p>
+      <w:pPr>
+        <w:keepNext/>
+        <w:jc w:val="center"/>
+      </w:pPr>
+      <w:r>
+        <w:rPr>
+          <w:rFonts w:ascii="Times New Roman" w:hAnsi="Times New Roman" w:eastAsia="宋体"/>
+          <w:b w:val="0"/>
+          <w:sz w:val="21"/>
+        </w:rPr>
+        <w:t>图 34　麒麟核查项 1.1 补丁安装情况：判定「不合规」 ↔ 实测 yum check-update 列出 46 个可更新软件包</w:t>
+      </w:r>
+    </w:p>
+    <w:p>
+      <w:pPr>
+        <w:spacing w:line="276" w:lineRule="auto" w:before="40" w:after="80"/>
+        <w:ind w:left="340" w:firstLine="0"/>
+      </w:pPr>
+      <w:r>
+        <w:rPr>
+          <w:rFonts w:ascii="Times New Roman" w:hAnsi="Times New Roman" w:eastAsia="宋体"/>
+          <w:b w:val="0"/>
+          <w:sz w:val="19"/>
+        </w:rPr>
+        <w:t>图 34　说明：麒麟靶机实际环境。下半为检测命令 yum check-update 的实际输出，逐条列出可更新软件包，累计 46 个。</w:t>
+      </w:r>
+    </w:p>
+    <w:p>
+      <w:pPr>
+        <w:keepNext/>
+        <w:spacing w:before="120"/>
+        <w:ind w:firstLine="0"/>
+        <w:jc w:val="center"/>
+      </w:pPr>
+      <w:r>
+        <w:drawing>
+          <wp:inline xmlns:a="http://schemas.openxmlformats.org/drawingml/2006/main" xmlns:pic="http://schemas.openxmlformats.org/drawingml/2006/picture">
+            <wp:extent cx="5580000" cy="464256"/>
+            <wp:docPr id="35" name="Picture 35"/>
+            <wp:cNvGraphicFramePr>
+              <a:graphicFrameLocks noChangeAspect="1"/>
+            </wp:cNvGraphicFramePr>
+            <a:graphic>
+              <a:graphicData uri="http://schemas.openxmlformats.org/drawingml/2006/picture">
+                <pic:pic>
+                  <pic:nvPicPr>
+                    <pic:cNvPr id="0" name="probe_kylin_1_5.png"/>
+                    <pic:cNvPicPr/>
+                  </pic:nvPicPr>
+                  <pic:blipFill>
+                    <a:blip r:embed="rId43"/>
+                    <a:stretch>
+                      <a:fillRect/>
+                    </a:stretch>
+                  </pic:blipFill>
+                  <pic:spPr>
+                    <a:xfrm>
+                      <a:off x="0" y="0"/>
+                      <a:ext cx="5580000" cy="464256"/>
+                    </a:xfrm>
+                    <a:prstGeom prst="rect"/>
+                  </pic:spPr>
+                </pic:pic>
+              </a:graphicData>
+            </a:graphic>
+          </wp:inline>
+        </w:drawing>
+      </w:r>
+    </w:p>
+    <w:p>
+      <w:pPr>
+        <w:keepNext/>
+        <w:jc w:val="center"/>
+      </w:pPr>
+      <w:r>
+        <w:rPr>
+          <w:rFonts w:ascii="Times New Roman" w:hAnsi="Times New Roman" w:eastAsia="宋体"/>
+          <w:b w:val="0"/>
+          <w:sz w:val="21"/>
+        </w:rPr>
+        <w:t>图 35　麒麟核查项 1.5 强制访问控制：判定「不合规」 ↔ 实测 SELinux status: disabled</w:t>
+      </w:r>
+    </w:p>
+    <w:p>
+      <w:pPr>
+        <w:spacing w:line="276" w:lineRule="auto" w:before="40" w:after="80"/>
+        <w:ind w:left="340" w:firstLine="0"/>
+      </w:pPr>
+      <w:r>
+        <w:rPr>
+          <w:rFonts w:ascii="Times New Roman" w:hAnsi="Times New Roman" w:eastAsia="宋体"/>
+          <w:b w:val="0"/>
+          <w:sz w:val="19"/>
+        </w:rPr>
+        <w:t>图 35　说明：麒麟靶机实际环境。下半为检测命令 sestatus 的实际输出，SELinux 状态为 disabled。</w:t>
+      </w:r>
+    </w:p>
+    <w:p>
+      <w:pPr>
+        <w:keepNext/>
+        <w:spacing w:before="120"/>
+        <w:ind w:firstLine="0"/>
+        <w:jc w:val="center"/>
+      </w:pPr>
+      <w:r>
+        <w:drawing>
+          <wp:inline xmlns:a="http://schemas.openxmlformats.org/drawingml/2006/main" xmlns:pic="http://schemas.openxmlformats.org/drawingml/2006/picture">
+            <wp:extent cx="5580000" cy="535680"/>
+            <wp:docPr id="36" name="Picture 36"/>
+            <wp:cNvGraphicFramePr>
+              <a:graphicFrameLocks noChangeAspect="1"/>
+            </wp:cNvGraphicFramePr>
+            <a:graphic>
+              <a:graphicData uri="http://schemas.openxmlformats.org/drawingml/2006/picture">
+                <pic:pic>
+                  <pic:nvPicPr>
+                    <pic:cNvPr id="0" name="probe_kylin_1_6.png"/>
+                    <pic:cNvPicPr/>
+                  </pic:nvPicPr>
+                  <pic:blipFill>
+                    <a:blip r:embed="rId44"/>
+                    <a:stretch>
+                      <a:fillRect/>
+                    </a:stretch>
+                  </pic:blipFill>
+                  <pic:spPr>
+                    <a:xfrm>
+                      <a:off x="0" y="0"/>
+                      <a:ext cx="5580000" cy="535680"/>
+                    </a:xfrm>
+                    <a:prstGeom prst="rect"/>
+                  </pic:spPr>
+                </pic:pic>
+              </a:graphicData>
+            </a:graphic>
+          </wp:inline>
+        </w:drawing>
+      </w:r>
+    </w:p>
+    <w:p>
+      <w:pPr>
+        <w:keepNext/>
+        <w:jc w:val="center"/>
+      </w:pPr>
+      <w:r>
+        <w:rPr>
+          <w:rFonts w:ascii="Times New Roman" w:hAnsi="Times New Roman" w:eastAsia="宋体"/>
+          <w:b w:val="0"/>
+          <w:sz w:val="21"/>
+        </w:rPr>
+        <w:t>图 36　麒麟核查项 1.6 SSH 加密强度：判定「合规」 ↔ 实测 sshd_config 已显式配置 Ciphers 且不含弱算法</w:t>
+      </w:r>
+    </w:p>
+    <w:p>
+      <w:pPr>
+        <w:spacing w:line="276" w:lineRule="auto" w:before="40" w:after="80"/>
+        <w:ind w:left="340" w:firstLine="0"/>
+      </w:pPr>
+      <w:r>
+        <w:rPr>
+          <w:rFonts w:ascii="Times New Roman" w:hAnsi="Times New Roman" w:eastAsia="宋体"/>
+          <w:b w:val="0"/>
+          <w:sz w:val="19"/>
+        </w:rPr>
+        <w:t>图 36　说明：麒麟靶机实际环境。下半为检测命令 grep -i ciphers /etc/ssh/sshd_config 的实际输出，已显式配置 Ciphers 且不含已知弱算法。</w:t>
+      </w:r>
+    </w:p>
+    <w:p>
+      <w:pPr>
+        <w:keepNext/>
+        <w:spacing w:before="120"/>
+        <w:ind w:firstLine="0"/>
+        <w:jc w:val="center"/>
+      </w:pPr>
+      <w:r>
+        <w:drawing>
+          <wp:inline xmlns:a="http://schemas.openxmlformats.org/drawingml/2006/main" xmlns:pic="http://schemas.openxmlformats.org/drawingml/2006/picture">
+            <wp:extent cx="5580000" cy="892800"/>
+            <wp:docPr id="37" name="Picture 37"/>
+            <wp:cNvGraphicFramePr>
+              <a:graphicFrameLocks noChangeAspect="1"/>
+            </wp:cNvGraphicFramePr>
+            <a:graphic>
+              <a:graphicData uri="http://schemas.openxmlformats.org/drawingml/2006/picture">
+                <pic:pic>
+                  <pic:nvPicPr>
+                    <pic:cNvPr id="0" name="probe_mysql_1_7.png"/>
+                    <pic:cNvPicPr/>
+                  </pic:nvPicPr>
+                  <pic:blipFill>
+                    <a:blip r:embed="rId45"/>
+                    <a:stretch>
+                      <a:fillRect/>
+                    </a:stretch>
+                  </pic:blipFill>
+                  <pic:spPr>
+                    <a:xfrm>
+                      <a:off x="0" y="0"/>
+                      <a:ext cx="5580000" cy="892800"/>
+                    </a:xfrm>
+                    <a:prstGeom prst="rect"/>
+                  </pic:spPr>
+                </pic:pic>
+              </a:graphicData>
+            </a:graphic>
+          </wp:inline>
+        </w:drawing>
+      </w:r>
+    </w:p>
+    <w:p>
+      <w:pPr>
+        <w:keepNext/>
+        <w:jc w:val="center"/>
+      </w:pPr>
+      <w:r>
+        <w:rPr>
+          <w:rFonts w:ascii="Times New Roman" w:hAnsi="Times New Roman" w:eastAsia="宋体"/>
+          <w:b w:val="0"/>
+          <w:sz w:val="21"/>
+        </w:rPr>
+        <w:t>图 37　MySQL 核查项 1.7 数据库账户管理：判定「不合规」 ↔ 实测 root 与 checker 账户 authentication_string 为空（空口令）</w:t>
+      </w:r>
+    </w:p>
+    <w:p>
+      <w:pPr>
+        <w:spacing w:line="276" w:lineRule="auto" w:before="40" w:after="80"/>
+        <w:ind w:left="340" w:firstLine="0"/>
+      </w:pPr>
+      <w:r>
+        <w:rPr>
+          <w:rFonts w:ascii="Times New Roman" w:hAnsi="Times New Roman" w:eastAsia="宋体"/>
+          <w:b w:val="0"/>
+          <w:sz w:val="19"/>
+        </w:rPr>
+        <w:t>图 37　说明：麒麟靶机 MySQL 实际环境。下半为查询 mysql.user 的实际输出，账户口令字段为空。</w:t>
+      </w:r>
+    </w:p>
+    <w:p>
+      <w:pPr>
+        <w:keepNext/>
+        <w:spacing w:before="120"/>
+        <w:ind w:firstLine="0"/>
+        <w:jc w:val="center"/>
+      </w:pPr>
+      <w:r>
+        <w:drawing>
+          <wp:inline xmlns:a="http://schemas.openxmlformats.org/drawingml/2006/main" xmlns:pic="http://schemas.openxmlformats.org/drawingml/2006/picture">
+            <wp:extent cx="5580000" cy="535680"/>
+            <wp:docPr id="38" name="Picture 38"/>
+            <wp:cNvGraphicFramePr>
+              <a:graphicFrameLocks noChangeAspect="1"/>
+            </wp:cNvGraphicFramePr>
+            <a:graphic>
+              <a:graphicData uri="http://schemas.openxmlformats.org/drawingml/2006/picture">
+                <pic:pic>
+                  <pic:nvPicPr>
+                    <pic:cNvPr id="0" name="probe_mysql_1_8.png"/>
+                    <pic:cNvPicPr/>
+                  </pic:nvPicPr>
+                  <pic:blipFill>
+                    <a:blip r:embed="rId46"/>
+                    <a:stretch>
+                      <a:fillRect/>
+                    </a:stretch>
+                  </pic:blipFill>
+                  <pic:spPr>
+                    <a:xfrm>
+                      <a:off x="0" y="0"/>
+                      <a:ext cx="5580000" cy="535680"/>
+                    </a:xfrm>
+                    <a:prstGeom prst="rect"/>
+                  </pic:spPr>
+                </pic:pic>
+              </a:graphicData>
+            </a:graphic>
+          </wp:inline>
+        </w:drawing>
+      </w:r>
+    </w:p>
+    <w:p>
+      <w:pPr>
+        <w:keepNext/>
+        <w:jc w:val="center"/>
+      </w:pPr>
+      <w:r>
+        <w:rPr>
+          <w:rFonts w:ascii="Times New Roman" w:hAnsi="Times New Roman" w:eastAsia="宋体"/>
+          <w:b w:val="0"/>
+          <w:sz w:val="21"/>
+        </w:rPr>
+        <w:t>图 38　MySQL 核查项 1.8 存储过程管理：判定「合规」 ↔ 实测存储过程/函数总数 2、无自定义 UDF</w:t>
+      </w:r>
+    </w:p>
+    <w:p>
+      <w:pPr>
+        <w:spacing w:line="276" w:lineRule="auto" w:before="40" w:after="80"/>
+        <w:ind w:left="340" w:firstLine="0"/>
+      </w:pPr>
+      <w:r>
+        <w:rPr>
+          <w:rFonts w:ascii="Times New Roman" w:hAnsi="Times New Roman" w:eastAsia="宋体"/>
+          <w:b w:val="0"/>
+          <w:sz w:val="19"/>
+        </w:rPr>
+        <w:t>图 38　说明：麒麟靶机 MySQL 实际环境。下半为查询 information_schema.ROUTINES 与 mysql.func 的实际输出，存储过程/函数总数 2、无自定义 UDF。</w:t>
+      </w:r>
+    </w:p>
+    <w:p>
+      <w:pPr>
+        <w:keepNext/>
+        <w:spacing w:before="120"/>
+        <w:ind w:firstLine="0"/>
+        <w:jc w:val="center"/>
+      </w:pPr>
+      <w:r>
+        <w:drawing>
+          <wp:inline xmlns:a="http://schemas.openxmlformats.org/drawingml/2006/main" xmlns:pic="http://schemas.openxmlformats.org/drawingml/2006/picture">
+            <wp:extent cx="5580000" cy="607104"/>
+            <wp:docPr id="39" name="Picture 39"/>
+            <wp:cNvGraphicFramePr>
+              <a:graphicFrameLocks noChangeAspect="1"/>
+            </wp:cNvGraphicFramePr>
+            <a:graphic>
+              <a:graphicData uri="http://schemas.openxmlformats.org/drawingml/2006/picture">
+                <pic:pic>
+                  <pic:nvPicPr>
+                    <pic:cNvPr id="0" name="probe_mysql_1_9.png"/>
+                    <pic:cNvPicPr/>
+                  </pic:nvPicPr>
+                  <pic:blipFill>
+                    <a:blip r:embed="rId47"/>
+                    <a:stretch>
+                      <a:fillRect/>
+                    </a:stretch>
+                  </pic:blipFill>
+                  <pic:spPr>
+                    <a:xfrm>
+                      <a:off x="0" y="0"/>
+                      <a:ext cx="5580000" cy="607104"/>
+                    </a:xfrm>
+                    <a:prstGeom prst="rect"/>
+                  </pic:spPr>
+                </pic:pic>
+              </a:graphicData>
+            </a:graphic>
+          </wp:inline>
+        </w:drawing>
+      </w:r>
+    </w:p>
+    <w:p>
+      <w:pPr>
+        <w:keepNext/>
+        <w:jc w:val="center"/>
+      </w:pPr>
+      <w:r>
+        <w:rPr>
+          <w:rFonts w:ascii="Times New Roman" w:hAnsi="Times New Roman" w:eastAsia="宋体"/>
+          <w:b w:val="0"/>
+          <w:sz w:val="21"/>
+        </w:rPr>
+        <w:t>图 39　MySQL 核查项 1.9 权限最小化：判定「不合规」 ↔ 实测 checker@localhost、checker@% 持有危险全局权限</w:t>
+      </w:r>
+    </w:p>
+    <w:p>
+      <w:pPr>
+        <w:spacing w:line="276" w:lineRule="auto" w:before="40" w:after="80"/>
+        <w:ind w:left="340" w:firstLine="0"/>
+      </w:pPr>
+      <w:r>
+        <w:rPr>
+          <w:rFonts w:ascii="Times New Roman" w:hAnsi="Times New Roman" w:eastAsia="宋体"/>
+          <w:b w:val="0"/>
+          <w:sz w:val="19"/>
+        </w:rPr>
+        <w:t>图 39　说明：麒麟靶机 MySQL 实际环境。下半为查询危险全局权限账户的实际输出，checker@localhost 与 checker@% 两个非管理员账户持有 FILE/SUPER/GRANT 等权限。</w:t>
+      </w:r>
+    </w:p>
+    <w:p>
+      <w:pPr>
+        <w:keepNext/>
+        <w:spacing w:before="120"/>
+        <w:ind w:firstLine="0"/>
+        <w:jc w:val="center"/>
+      </w:pPr>
+      <w:r>
+        <w:drawing>
+          <wp:inline xmlns:a="http://schemas.openxmlformats.org/drawingml/2006/main" xmlns:pic="http://schemas.openxmlformats.org/drawingml/2006/picture">
+            <wp:extent cx="5580000" cy="464256"/>
+            <wp:docPr id="40" name="Picture 40"/>
+            <wp:cNvGraphicFramePr>
+              <a:graphicFrameLocks noChangeAspect="1"/>
+            </wp:cNvGraphicFramePr>
+            <a:graphic>
+              <a:graphicData uri="http://schemas.openxmlformats.org/drawingml/2006/picture">
+                <pic:pic>
+                  <pic:nvPicPr>
+                    <pic:cNvPr id="0" name="probe_mysql_1_10.png"/>
+                    <pic:cNvPicPr/>
+                  </pic:nvPicPr>
+                  <pic:blipFill>
+                    <a:blip r:embed="rId48"/>
+                    <a:stretch>
+                      <a:fillRect/>
+                    </a:stretch>
+                  </pic:blipFill>
+                  <pic:spPr>
+                    <a:xfrm>
+                      <a:off x="0" y="0"/>
+                      <a:ext cx="5580000" cy="464256"/>
+                    </a:xfrm>
+                    <a:prstGeom prst="rect"/>
+                  </pic:spPr>
+                </pic:pic>
+              </a:graphicData>
+            </a:graphic>
+          </wp:inline>
+        </w:drawing>
+      </w:r>
+    </w:p>
+    <w:p>
+      <w:pPr>
+        <w:keepNext/>
+        <w:jc w:val="center"/>
+      </w:pPr>
+      <w:r>
+        <w:rPr>
+          <w:rFonts w:ascii="Times New Roman" w:hAnsi="Times New Roman" w:eastAsia="宋体"/>
+          <w:b w:val="0"/>
+          <w:sz w:val="21"/>
+        </w:rPr>
+        <w:t>图 40　MySQL 核查项 1.10 数据库访问控制：判定「合规」 ↔ 实测仅监听 127.0.0.1:3306，未对外暴露</w:t>
+      </w:r>
+    </w:p>
+    <w:p>
+      <w:pPr>
+        <w:spacing w:line="276" w:lineRule="auto" w:before="40" w:after="80"/>
+        <w:ind w:left="340" w:firstLine="0"/>
+      </w:pPr>
+      <w:r>
+        <w:rPr>
+          <w:rFonts w:ascii="Times New Roman" w:hAnsi="Times New Roman" w:eastAsia="宋体"/>
+          <w:b w:val="0"/>
+          <w:sz w:val="19"/>
+        </w:rPr>
+        <w:t>图 40　说明：麒麟靶机 MySQL 实际环境。下半为 ss -lntp 过滤 3306 端口的实际输出，仅监听 127.0.0.1，未对外暴露。</w:t>
+      </w:r>
+    </w:p>
+    <w:p>
+      <w:pPr>
+        <w:keepNext/>
+        <w:spacing w:before="120"/>
+        <w:ind w:firstLine="0"/>
+        <w:jc w:val="center"/>
+      </w:pPr>
+      <w:r>
+        <w:drawing>
+          <wp:inline xmlns:a="http://schemas.openxmlformats.org/drawingml/2006/main" xmlns:pic="http://schemas.openxmlformats.org/drawingml/2006/picture">
+            <wp:extent cx="5580000" cy="535680"/>
+            <wp:docPr id="41" name="Picture 41"/>
+            <wp:cNvGraphicFramePr>
+              <a:graphicFrameLocks noChangeAspect="1"/>
+            </wp:cNvGraphicFramePr>
+            <a:graphic>
+              <a:graphicData uri="http://schemas.openxmlformats.org/drawingml/2006/picture">
+                <pic:pic>
+                  <pic:nvPicPr>
+                    <pic:cNvPr id="0" name="probe_mysql_1_12.png"/>
+                    <pic:cNvPicPr/>
+                  </pic:nvPicPr>
+                  <pic:blipFill>
+                    <a:blip r:embed="rId49"/>
+                    <a:stretch>
+                      <a:fillRect/>
+                    </a:stretch>
+                  </pic:blipFill>
+                  <pic:spPr>
+                    <a:xfrm>
+                      <a:off x="0" y="0"/>
+                      <a:ext cx="5580000" cy="535680"/>
+                    </a:xfrm>
+                    <a:prstGeom prst="rect"/>
+                  </pic:spPr>
+                </pic:pic>
+              </a:graphicData>
+            </a:graphic>
+          </wp:inline>
+        </w:drawing>
+      </w:r>
+    </w:p>
+    <w:p>
+      <w:pPr>
+        <w:keepNext/>
+        <w:jc w:val="center"/>
+      </w:pPr>
+      <w:r>
+        <w:rPr>
+          <w:rFonts w:ascii="Times New Roman" w:hAnsi="Times New Roman" w:eastAsia="宋体"/>
+          <w:b w:val="0"/>
+          <w:sz w:val="21"/>
+        </w:rPr>
+        <w:t>图 41　MySQL 核查项 1.12 审计插件：判定「合规」 ↔ 实测 general_log=ON（已开启通用查询日志，可记录 SQL 操作）</w:t>
+      </w:r>
+    </w:p>
+    <w:p>
+      <w:pPr>
+        <w:spacing w:line="276" w:lineRule="auto" w:before="40" w:after="80"/>
+        <w:ind w:left="340" w:firstLine="0"/>
+      </w:pPr>
+      <w:r>
+        <w:rPr>
+          <w:rFonts w:ascii="Times New Roman" w:hAnsi="Times New Roman" w:eastAsia="宋体"/>
+          <w:b w:val="0"/>
+          <w:sz w:val="19"/>
+        </w:rPr>
+        <w:t>图 41　说明：麒麟靶机 MySQL 实际环境。下半为查询审计相关系统变量的实际输出，general_log 为 ON。</w:t>
+      </w:r>
+    </w:p>
+    <w:p>
+      <w:pPr>
+        <w:keepNext/>
+        <w:spacing w:before="120"/>
+        <w:ind w:firstLine="0"/>
+        <w:jc w:val="center"/>
+      </w:pPr>
+      <w:r>
+        <w:drawing>
+          <wp:inline xmlns:a="http://schemas.openxmlformats.org/drawingml/2006/main" xmlns:pic="http://schemas.openxmlformats.org/drawingml/2006/picture">
+            <wp:extent cx="5580000" cy="535680"/>
+            <wp:docPr id="42" name="Picture 42"/>
+            <wp:cNvGraphicFramePr>
+              <a:graphicFrameLocks noChangeAspect="1"/>
+            </wp:cNvGraphicFramePr>
+            <a:graphic>
+              <a:graphicData uri="http://schemas.openxmlformats.org/drawingml/2006/picture">
+                <pic:pic>
+                  <pic:nvPicPr>
+                    <pic:cNvPr id="0" name="probe_redis_1_7.png"/>
+                    <pic:cNvPicPr/>
+                  </pic:nvPicPr>
+                  <pic:blipFill>
+                    <a:blip r:embed="rId50"/>
+                    <a:stretch>
+                      <a:fillRect/>
+                    </a:stretch>
+                  </pic:blipFill>
+                  <pic:spPr>
+                    <a:xfrm>
+                      <a:off x="0" y="0"/>
+                      <a:ext cx="5580000" cy="535680"/>
+                    </a:xfrm>
+                    <a:prstGeom prst="rect"/>
+                  </pic:spPr>
+                </pic:pic>
+              </a:graphicData>
+            </a:graphic>
+          </wp:inline>
+        </w:drawing>
+      </w:r>
+    </w:p>
+    <w:p>
+      <w:pPr>
+        <w:keepNext/>
+        <w:jc w:val="center"/>
+      </w:pPr>
+      <w:r>
+        <w:rPr>
+          <w:rFonts w:ascii="Times New Roman" w:hAnsi="Times New Roman" w:eastAsia="宋体"/>
+          <w:b w:val="0"/>
+          <w:sz w:val="21"/>
+        </w:rPr>
+        <w:t>图 42　Redis 核查项 1.7 账户管理：判定「不合规」 ↔ 实测未设置 requirepass（输出为空，无需口令即可访问）</w:t>
+      </w:r>
+    </w:p>
+    <w:p>
+      <w:pPr>
+        <w:spacing w:line="276" w:lineRule="auto" w:before="40" w:after="80"/>
+        <w:ind w:left="340" w:firstLine="0"/>
+      </w:pPr>
+      <w:r>
+        <w:rPr>
+          <w:rFonts w:ascii="Times New Roman" w:hAnsi="Times New Roman" w:eastAsia="宋体"/>
+          <w:b w:val="0"/>
+          <w:sz w:val="19"/>
+        </w:rPr>
+        <w:t>图 42　说明：麒麟靶机 Redis 实际环境。下半为检测命令 redis-cli CONFIG GET requirepass 的实际输出，口令值为空，说明未设置认证口令。</w:t>
+      </w:r>
+    </w:p>
+    <w:p>
+      <w:pPr>
+        <w:keepNext/>
+        <w:spacing w:before="120"/>
+        <w:ind w:firstLine="0"/>
+        <w:jc w:val="center"/>
+      </w:pPr>
+      <w:r>
+        <w:drawing>
+          <wp:inline xmlns:a="http://schemas.openxmlformats.org/drawingml/2006/main" xmlns:pic="http://schemas.openxmlformats.org/drawingml/2006/picture">
+            <wp:extent cx="5580000" cy="535680"/>
+            <wp:docPr id="43" name="Picture 43"/>
+            <wp:cNvGraphicFramePr>
+              <a:graphicFrameLocks noChangeAspect="1"/>
+            </wp:cNvGraphicFramePr>
+            <a:graphic>
+              <a:graphicData uri="http://schemas.openxmlformats.org/drawingml/2006/picture">
+                <pic:pic>
+                  <pic:nvPicPr>
+                    <pic:cNvPr id="0" name="probe_redis_1_10.png"/>
+                    <pic:cNvPicPr/>
+                  </pic:nvPicPr>
+                  <pic:blipFill>
+                    <a:blip r:embed="rId51"/>
+                    <a:stretch>
+                      <a:fillRect/>
+                    </a:stretch>
+                  </pic:blipFill>
+                  <pic:spPr>
+                    <a:xfrm>
+                      <a:off x="0" y="0"/>
+                      <a:ext cx="5580000" cy="535680"/>
+                    </a:xfrm>
+                    <a:prstGeom prst="rect"/>
+                  </pic:spPr>
+                </pic:pic>
+              </a:graphicData>
+            </a:graphic>
+          </wp:inline>
+        </w:drawing>
+      </w:r>
+    </w:p>
+    <w:p>
+      <w:pPr>
+        <w:keepNext/>
+        <w:jc w:val="center"/>
+      </w:pPr>
+      <w:r>
+        <w:rPr>
+          <w:rFonts w:ascii="Times New Roman" w:hAnsi="Times New Roman" w:eastAsia="宋体"/>
+          <w:b w:val="0"/>
+          <w:sz w:val="21"/>
+        </w:rPr>
+        <w:t>图 43　Redis 核查项 1.10 数据库访问控制：判定「合规」 ↔ 实测 bind=127.0.0.1，访问受限</w:t>
+      </w:r>
+    </w:p>
+    <w:p>
+      <w:pPr>
+        <w:spacing w:line="276" w:lineRule="auto" w:before="40" w:after="80"/>
+        <w:ind w:left="340" w:firstLine="0"/>
+      </w:pPr>
+      <w:r>
+        <w:rPr>
+          <w:rFonts w:ascii="Times New Roman" w:hAnsi="Times New Roman" w:eastAsia="宋体"/>
+          <w:b w:val="0"/>
+          <w:sz w:val="19"/>
+        </w:rPr>
+        <w:t>图 43　说明：麒麟靶机 Redis 实际环境。下半为检测命令 redis-cli CONFIG GET bind 的实际输出，绑定地址为 127.0.0.1，访问受限。</w:t>
+      </w:r>
+    </w:p>
     <w:sectPr>
+      <w:footerReference w:type="default" r:id="rId52"/>
       <w:pgSz w:w="12240" w:h="15840"/>
       <w:pgMar w:top="1440" w:right="1800" w:bottom="1440" w:left="1800" w:header="720" w:footer="720" w:gutter="0"/>
       <w:cols w:space="720"/>
@@ -8786,6 +12623,27 @@
     </w:sectPr>
   </w:body>
 </w:document>
+</file>
+
+<file path=word/footer1.xml><?xml version="1.0" encoding="utf-8"?>
+<w:ftr xmlns:m="http://schemas.openxmlformats.org/officeDocument/2006/math" xmlns:mc="http://schemas.openxmlformats.org/markup-compatibility/2006" xmlns:mo="http://schemas.microsoft.com/office/mac/office/2008/main" xmlns:mv="urn:schemas-microsoft-com:mac:vml" xmlns:o="urn:schemas-microsoft-com:office:office" xmlns:r="http://schemas.openxmlformats.org/officeDocument/2006/relationships" xmlns:v="urn:schemas-microsoft-com:vml" xmlns:w10="urn:schemas-microsoft-com:office:word" xmlns:w14="http://schemas.microsoft.com/office/word/2010/wordml" xmlns:w="http://schemas.openxmlformats.org/wordprocessingml/2006/main" xmlns:wne="http://schemas.microsoft.com/office/word/2006/wordml" xmlns:wp14="http://schemas.microsoft.com/office/word/2010/wordprocessingDrawing" xmlns:wp="http://schemas.openxmlformats.org/drawingml/2006/wordprocessingDrawing" xmlns:wpc="http://schemas.microsoft.com/office/word/2010/wordprocessingCanvas" xmlns:wpg="http://schemas.microsoft.com/office/word/2010/wordprocessingGroup" xmlns:wpi="http://schemas.microsoft.com/office/word/2010/wordprocessingInk" xmlns:wps="http://schemas.microsoft.com/office/word/2010/wordprocessingShape" mc:Ignorable="w14 wp14">
+  <w:p>
+    <w:pPr>
+      <w:pStyle w:val="Footer"/>
+      <w:jc w:val="center"/>
+    </w:pPr>
+    <w:r>
+      <w:rPr>
+        <w:rFonts w:ascii="Times New Roman" w:hAnsi="Times New Roman" w:eastAsia="宋体"/>
+        <w:b w:val="0"/>
+        <w:sz w:val="21"/>
+      </w:rPr>
+      <w:fldChar w:fldCharType="begin"/>
+      <w:instrText xml:space="preserve">PAGE</w:instrText>
+      <w:fldChar w:fldCharType="end"/>
+    </w:r>
+  </w:p>
+</w:ftr>
 </file>
 
 <file path=word/numbering.xml><?xml version="1.0" encoding="utf-8"?>
@@ -9153,7 +13011,7 @@
     <w:rsid w:val="00FC693F"/>
     <w:rPr>
       <w:rFonts w:ascii="Times New Roman" w:hAnsi="Times New Roman" w:eastAsia="宋体"/>
-      <w:sz w:val="21"/>
+      <w:sz w:val="24"/>
     </w:rPr>
   </w:style>
   <w:style w:type="paragraph" w:styleId="Header">

--- a/checklist_tool/指导书与核查工具交叉验证报告.docx
+++ b/checklist_tool/指导书与核查工具交叉验证报告.docx
@@ -29,7 +29,7 @@
           <w:b w:val="0"/>
           <w:sz w:val="24"/>
         </w:rPr>
-        <w:t>报告日期：2026-09-11</w:t>
+        <w:t>报告日期：2026-09-12</w:t>
       </w:r>
     </w:p>
     <w:p>
@@ -11038,7 +11038,7 @@
       <w:r>
         <w:drawing>
           <wp:inline xmlns:a="http://schemas.openxmlformats.org/drawingml/2006/main" xmlns:pic="http://schemas.openxmlformats.org/drawingml/2006/picture">
-            <wp:extent cx="5040000" cy="4500000"/>
+            <wp:extent cx="5580000" cy="3427714"/>
             <wp:docPr id="22" name="Picture 22"/>
             <wp:cNvGraphicFramePr>
               <a:graphicFrameLocks noChangeAspect="1"/>
@@ -11047,7 +11047,7 @@
               <a:graphicData uri="http://schemas.openxmlformats.org/drawingml/2006/picture">
                 <pic:pic>
                   <pic:nvPicPr>
-                    <pic:cNvPr id="0" name="fig_kylin_net.png"/>
+                    <pic:cNvPr id="0" name="fig_kylin_redis.png"/>
                     <pic:cNvPicPr/>
                   </pic:nvPicPr>
                   <pic:blipFill>
@@ -11059,7 +11059,7 @@
                   <pic:spPr>
                     <a:xfrm>
                       <a:off x="0" y="0"/>
-                      <a:ext cx="5040000" cy="4500000"/>
+                      <a:ext cx="5580000" cy="3427714"/>
                     </a:xfrm>
                     <a:prstGeom prst="rect"/>
                   </pic:spPr>
@@ -11081,7 +11081,7 @@
           <w:b w:val="0"/>
           <w:sz w:val="21"/>
         </w:rPr>
-        <w:t>图 22　网络设备核查报告（23 项：合规 11、需人工核查 12）</w:t>
+        <w:t>图 22　Redis 数据库核查报告（16 项：合规 4、不合规 6、需人工核查 6）</w:t>
       </w:r>
     </w:p>
     <w:p>
@@ -11095,23 +11095,7 @@
           <w:b w:val="0"/>
           <w:sz w:val="19"/>
         </w:rPr>
-        <w:t>图 22　说明：网络设备核查报告，按设备回显解析第 5 章 23 项。</w:t>
-      </w:r>
-    </w:p>
-    <w:p>
-      <w:pPr>
-        <w:pStyle w:val="Heading3"/>
-        <w:keepNext/>
-        <w:spacing w:before="160" w:after="120"/>
-      </w:pPr>
-      <w:r>
-        <w:rPr>
-          <w:rFonts w:ascii="Times New Roman" w:hAnsi="Times New Roman" w:eastAsia="黑体"/>
-          <w:b/>
-          <w:color w:val="000000"/>
-          <w:sz w:val="24"/>
-        </w:rPr>
-        <w:t>6.6 人工核查与汇总</w:t>
+        <w:t>图 22　说明：Redis 组件核查报告，报告头显示连接串（127.0.0.1:6379）与版本，16 项的判定与对应指导书条款。</w:t>
       </w:r>
     </w:p>
     <w:p>
@@ -11133,7 +11117,7 @@
               <a:graphicData uri="http://schemas.openxmlformats.org/drawingml/2006/picture">
                 <pic:pic>
                   <pic:nvPicPr>
-                    <pic:cNvPr id="0" name="fig_manual.png"/>
+                    <pic:cNvPr id="0" name="fig_kylin_net.png"/>
                     <pic:cNvPicPr/>
                   </pic:nvPicPr>
                   <pic:blipFill>
@@ -11167,7 +11151,7 @@
           <w:b w:val="0"/>
           <w:sz w:val="21"/>
         </w:rPr>
-        <w:t>图 23　人工核查台（136 项逐项核查，支持截图取证与报告导出）</w:t>
+        <w:t>图 23　网络设备核查报告（23 项：合规 11、需人工核查 12）</w:t>
       </w:r>
     </w:p>
     <w:p>
@@ -11181,7 +11165,93 @@
           <w:b w:val="0"/>
           <w:sz w:val="19"/>
         </w:rPr>
-        <w:t>图 23　说明：人工核查台的初始状态：136 项检查项按章分组，逐项提供合规/不合规/需人工核查/不适用四个选项与详情输入框，支持点击卡片后 Ctrl+V 粘贴截图取证，填写内容自动保存在本机浏览器。</w:t>
+        <w:t>图 23　说明：网络设备核查报告，按设备回显解析第 5 章 23 项。</w:t>
+      </w:r>
+    </w:p>
+    <w:p>
+      <w:pPr>
+        <w:pStyle w:val="Heading3"/>
+        <w:keepNext/>
+        <w:spacing w:before="160" w:after="120"/>
+      </w:pPr>
+      <w:r>
+        <w:rPr>
+          <w:rFonts w:ascii="Times New Roman" w:hAnsi="Times New Roman" w:eastAsia="黑体"/>
+          <w:b/>
+          <w:color w:val="000000"/>
+          <w:sz w:val="24"/>
+        </w:rPr>
+        <w:t>6.6 人工核查与汇总</w:t>
+      </w:r>
+    </w:p>
+    <w:p>
+      <w:pPr>
+        <w:keepNext/>
+        <w:spacing w:before="120"/>
+        <w:ind w:firstLine="0"/>
+        <w:jc w:val="center"/>
+      </w:pPr>
+      <w:r>
+        <w:drawing>
+          <wp:inline xmlns:a="http://schemas.openxmlformats.org/drawingml/2006/main" xmlns:pic="http://schemas.openxmlformats.org/drawingml/2006/picture">
+            <wp:extent cx="5040000" cy="4500000"/>
+            <wp:docPr id="24" name="Picture 24"/>
+            <wp:cNvGraphicFramePr>
+              <a:graphicFrameLocks noChangeAspect="1"/>
+            </wp:cNvGraphicFramePr>
+            <a:graphic>
+              <a:graphicData uri="http://schemas.openxmlformats.org/drawingml/2006/picture">
+                <pic:pic>
+                  <pic:nvPicPr>
+                    <pic:cNvPr id="0" name="fig_manual.png"/>
+                    <pic:cNvPicPr/>
+                  </pic:nvPicPr>
+                  <pic:blipFill>
+                    <a:blip r:embed="rId32"/>
+                    <a:stretch>
+                      <a:fillRect/>
+                    </a:stretch>
+                  </pic:blipFill>
+                  <pic:spPr>
+                    <a:xfrm>
+                      <a:off x="0" y="0"/>
+                      <a:ext cx="5040000" cy="4500000"/>
+                    </a:xfrm>
+                    <a:prstGeom prst="rect"/>
+                  </pic:spPr>
+                </pic:pic>
+              </a:graphicData>
+            </a:graphic>
+          </wp:inline>
+        </w:drawing>
+      </w:r>
+    </w:p>
+    <w:p>
+      <w:pPr>
+        <w:keepNext/>
+        <w:jc w:val="center"/>
+      </w:pPr>
+      <w:r>
+        <w:rPr>
+          <w:rFonts w:ascii="Times New Roman" w:hAnsi="Times New Roman" w:eastAsia="宋体"/>
+          <w:b w:val="0"/>
+          <w:sz w:val="21"/>
+        </w:rPr>
+        <w:t>图 24　人工核查台（136 项逐项核查，支持截图取证与报告导出）</w:t>
+      </w:r>
+    </w:p>
+    <w:p>
+      <w:pPr>
+        <w:spacing w:line="276" w:lineRule="auto" w:before="40" w:after="80"/>
+        <w:ind w:left="340" w:firstLine="0"/>
+      </w:pPr>
+      <w:r>
+        <w:rPr>
+          <w:rFonts w:ascii="Times New Roman" w:hAnsi="Times New Roman" w:eastAsia="宋体"/>
+          <w:b w:val="0"/>
+          <w:sz w:val="19"/>
+        </w:rPr>
+        <w:t>图 24　说明：人工核查台的初始状态：136 项检查项按章分组，逐项提供合规/不合规/需人工核查/不适用四个选项与详情输入框，支持点击卡片后 Ctrl+V 粘贴截图取证，填写内容自动保存在本机浏览器。</w:t>
       </w:r>
     </w:p>
     <w:p>
@@ -11195,7 +11265,7 @@
         <w:drawing>
           <wp:inline xmlns:a="http://schemas.openxmlformats.org/drawingml/2006/main" xmlns:pic="http://schemas.openxmlformats.org/drawingml/2006/picture">
             <wp:extent cx="4200000" cy="4500000"/>
-            <wp:docPr id="24" name="Picture 24"/>
+            <wp:docPr id="25" name="Picture 25"/>
             <wp:cNvGraphicFramePr>
               <a:graphicFrameLocks noChangeAspect="1"/>
             </wp:cNvGraphicFramePr>
@@ -11207,7 +11277,7 @@
                     <pic:cNvPicPr/>
                   </pic:nvPicPr>
                   <pic:blipFill>
-                    <a:blip r:embed="rId32"/>
+                    <a:blip r:embed="rId33"/>
                     <a:stretch>
                       <a:fillRect/>
                     </a:stretch>
@@ -11237,7 +11307,7 @@
           <w:b w:val="0"/>
           <w:sz w:val="21"/>
         </w:rPr>
-        <w:t>图 24　人工核查台全部填写完成（136 项已核，顶部统计与各章进度同步更新）</w:t>
+        <w:t>图 25　人工核查台全部填写完成（136 项已核，顶部统计与各章进度同步更新）</w:t>
       </w:r>
     </w:p>
     <w:p>
@@ -11251,7 +11321,7 @@
           <w:b w:val="0"/>
           <w:sz w:val="19"/>
         </w:rPr>
-        <w:t>图 24　说明：全部 136 项填写完成的状态（示例数据）：顶部统计显示未核查 0 项，各章标题右侧显示已核项数，每项均填有结论与核查详情。示例结论为 合规 121、不合规 8、需人工核查 6、不适用 1；实际核查时由核查人按现场情况逐项填写。</w:t>
+        <w:t>图 25　说明：全部 136 项填写完成的状态（示例数据）：顶部统计显示未核查 0 项，各章标题右侧显示已核项数，每项均填有结论与核查详情。示例结论为 合规 121、不合规 8、需人工核查 6、不适用 1；实际核查时由核查人按现场情况逐项填写。</w:t>
       </w:r>
     </w:p>
     <w:p>
@@ -11265,7 +11335,7 @@
         <w:drawing>
           <wp:inline xmlns:a="http://schemas.openxmlformats.org/drawingml/2006/main" xmlns:pic="http://schemas.openxmlformats.org/drawingml/2006/picture">
             <wp:extent cx="5580000" cy="3268881"/>
-            <wp:docPr id="25" name="Picture 25"/>
+            <wp:docPr id="26" name="Picture 26"/>
             <wp:cNvGraphicFramePr>
               <a:graphicFrameLocks noChangeAspect="1"/>
             </wp:cNvGraphicFramePr>
@@ -11277,7 +11347,7 @@
                     <pic:cNvPicPr/>
                   </pic:nvPicPr>
                   <pic:blipFill>
-                    <a:blip r:embed="rId33"/>
+                    <a:blip r:embed="rId34"/>
                     <a:stretch>
                       <a:fillRect/>
                     </a:stretch>
@@ -11307,7 +11377,7 @@
           <w:b w:val="0"/>
           <w:sz w:val="21"/>
         </w:rPr>
-        <w:t>图 25　人工核查台导出的 Excel 报告（136 行逐项结论，与自动脚本报告同格式）</w:t>
+        <w:t>图 26　人工核查台导出的 Excel 报告（136 行逐项结论，与自动脚本报告同格式）</w:t>
       </w:r>
     </w:p>
     <w:p>
@@ -11321,7 +11391,77 @@
           <w:b w:val="0"/>
           <w:sz w:val="19"/>
         </w:rPr>
-        <w:t>图 25　说明：点击「导出报告 (Excel)」后由核查台生成的 Excel 报告，可在 Excel 中直接打开：表头为现场信息与四态统计，表体为 136 行 × 8 列（章节、编号、类别、核查项、结果、详情、建议、参考指导书），与自动脚本出具的报告同格式，可直接合并汇总。图中数据为上一张的示例填写结果。</w:t>
+        <w:t>图 26　说明：点击「导出报告 (Excel)」后由核查台生成的 Excel 报告，可在 Excel 中直接打开：表头为现场信息与四态统计，表体为 136 行 × 8 列（章节、编号、类别、核查项、结果、详情、建议、参考指导书），与自动脚本出具的报告同格式，可直接合并汇总。图中数据为上一张的示例填写结果。</w:t>
+      </w:r>
+    </w:p>
+    <w:p>
+      <w:pPr>
+        <w:keepNext/>
+        <w:spacing w:before="120"/>
+        <w:ind w:firstLine="0"/>
+        <w:jc w:val="center"/>
+      </w:pPr>
+      <w:r>
+        <w:drawing>
+          <wp:inline xmlns:a="http://schemas.openxmlformats.org/drawingml/2006/main" xmlns:pic="http://schemas.openxmlformats.org/drawingml/2006/picture">
+            <wp:extent cx="5580000" cy="3268881"/>
+            <wp:docPr id="27" name="Picture 27"/>
+            <wp:cNvGraphicFramePr>
+              <a:graphicFrameLocks noChangeAspect="1"/>
+            </wp:cNvGraphicFramePr>
+            <a:graphic>
+              <a:graphicData uri="http://schemas.openxmlformats.org/drawingml/2006/picture">
+                <pic:pic>
+                  <pic:nvPicPr>
+                    <pic:cNvPr id="0" name="fig_summary_excel.png"/>
+                    <pic:cNvPicPr/>
+                  </pic:nvPicPr>
+                  <pic:blipFill>
+                    <a:blip r:embed="rId35"/>
+                    <a:stretch>
+                      <a:fillRect/>
+                    </a:stretch>
+                  </pic:blipFill>
+                  <pic:spPr>
+                    <a:xfrm>
+                      <a:off x="0" y="0"/>
+                      <a:ext cx="5580000" cy="3268881"/>
+                    </a:xfrm>
+                    <a:prstGeom prst="rect"/>
+                  </pic:spPr>
+                </pic:pic>
+              </a:graphicData>
+            </a:graphic>
+          </wp:inline>
+        </w:drawing>
+      </w:r>
+    </w:p>
+    <w:p>
+      <w:pPr>
+        <w:keepNext/>
+        <w:jc w:val="center"/>
+      </w:pPr>
+      <w:r>
+        <w:rPr>
+          <w:rFonts w:ascii="Times New Roman" w:hAnsi="Times New Roman" w:eastAsia="宋体"/>
+          <w:b w:val="0"/>
+          <w:sz w:val="21"/>
+        </w:rPr>
+        <w:t>图 27　汇总报告 Excel 视图（8 个组件共 227 项，上报用）</w:t>
+      </w:r>
+    </w:p>
+    <w:p>
+      <w:pPr>
+        <w:spacing w:line="276" w:lineRule="auto" w:before="40" w:after="80"/>
+        <w:ind w:left="340" w:firstLine="0"/>
+      </w:pPr>
+      <w:r>
+        <w:rPr>
+          <w:rFonts w:ascii="Times New Roman" w:hAnsi="Times New Roman" w:eastAsia="宋体"/>
+          <w:b w:val="0"/>
+          <w:sz w:val="19"/>
+        </w:rPr>
+        <w:t>图 27　说明：Windows 版一键运行合并生成的汇总报告：表头标注组件数（8 个组件共 227 项），表体按组件列出全部检查项的判定、详情、修复建议与对应指导书章节，日常上报以此文件为准。</w:t>
       </w:r>
     </w:p>
     <w:p>
@@ -11335,7 +11475,7 @@
         <w:drawing>
           <wp:inline xmlns:a="http://schemas.openxmlformats.org/drawingml/2006/main" xmlns:pic="http://schemas.openxmlformats.org/drawingml/2006/picture">
             <wp:extent cx="5000407" cy="4500000"/>
-            <wp:docPr id="26" name="Picture 26"/>
+            <wp:docPr id="28" name="Picture 28"/>
             <wp:cNvGraphicFramePr>
               <a:graphicFrameLocks noChangeAspect="1"/>
             </wp:cNvGraphicFramePr>
@@ -11347,7 +11487,7 @@
                     <pic:cNvPicPr/>
                   </pic:nvPicPr>
                   <pic:blipFill>
-                    <a:blip r:embed="rId34"/>
+                    <a:blip r:embed="rId36"/>
                     <a:stretch>
                       <a:fillRect/>
                     </a:stretch>
@@ -11377,7 +11517,7 @@
           <w:b w:val="0"/>
           <w:sz w:val="21"/>
         </w:rPr>
-        <w:t>图 26　《配置核查表》第 14 列「工具自动验证」逐项标注（节选，平台适用对象列从略）</w:t>
+        <w:t>图 28　《配置核查表》第 14 列「工具自动验证」逐项标注（节选，平台适用对象列从略）</w:t>
       </w:r>
     </w:p>
     <w:p>
@@ -11391,7 +11531,7 @@
           <w:b w:val="0"/>
           <w:sz w:val="19"/>
         </w:rPr>
-        <w:t>图 26　说明：核查表第 14 列逐项标注每个检查项用哪些脚本、哪些对象可自动、哪些需人工，与报告结论同源。</w:t>
+        <w:t>图 28　说明：核查表第 14 列逐项标注每个检查项用哪些脚本、哪些对象可自动、哪些需人工，与报告结论同源。</w:t>
       </w:r>
     </w:p>
     <w:p>
@@ -11435,7 +11575,7 @@
         <w:drawing>
           <wp:inline xmlns:a="http://schemas.openxmlformats.org/drawingml/2006/main" xmlns:pic="http://schemas.openxmlformats.org/drawingml/2006/picture">
             <wp:extent cx="5580000" cy="4330080"/>
-            <wp:docPr id="27" name="Picture 27"/>
+            <wp:docPr id="29" name="Picture 29"/>
             <wp:cNvGraphicFramePr>
               <a:graphicFrameLocks noChangeAspect="1"/>
             </wp:cNvGraphicFramePr>
@@ -11447,7 +11587,7 @@
                     <pic:cNvPicPr/>
                   </pic:nvPicPr>
                   <pic:blipFill>
-                    <a:blip r:embed="rId35"/>
+                    <a:blip r:embed="rId37"/>
                     <a:stretch>
                       <a:fillRect/>
                     </a:stretch>
@@ -11477,7 +11617,7 @@
           <w:b w:val="0"/>
           <w:sz w:val="21"/>
         </w:rPr>
-        <w:t>图 27　Windows 核查项 1.4 防火墙策略：判定「合规」 ↔ 实测域配置文件状态「启用」</w:t>
+        <w:t>图 29　Windows 核查项 1.4 防火墙策略：判定「合规」 ↔ 实测域配置文件状态「启用」</w:t>
       </w:r>
     </w:p>
     <w:p>
@@ -11491,7 +11631,7 @@
           <w:b w:val="0"/>
           <w:sz w:val="19"/>
         </w:rPr>
-        <w:t>图 27　说明：本机 Windows 实际环境。上半为脚本输出中的该项判定行，下半为脚本源码里该项的原始检测命令 netsh advfirewall show allprofiles 的实际输出，显示防火墙已启用。</w:t>
+        <w:t>图 29　说明：本机 Windows 实际环境。上半为脚本输出中的该项判定行，下半为脚本源码里该项的原始检测命令 netsh advfirewall show allprofiles 的实际输出，显示防火墙已启用。</w:t>
       </w:r>
     </w:p>
     <w:p>
@@ -11505,7 +11645,7 @@
         <w:drawing>
           <wp:inline xmlns:a="http://schemas.openxmlformats.org/drawingml/2006/main" xmlns:pic="http://schemas.openxmlformats.org/drawingml/2006/picture">
             <wp:extent cx="5580000" cy="2749824"/>
-            <wp:docPr id="28" name="Picture 28"/>
+            <wp:docPr id="30" name="Picture 30"/>
             <wp:cNvGraphicFramePr>
               <a:graphicFrameLocks noChangeAspect="1"/>
             </wp:cNvGraphicFramePr>
@@ -11517,7 +11657,7 @@
                     <pic:cNvPicPr/>
                   </pic:nvPicPr>
                   <pic:blipFill>
-                    <a:blip r:embed="rId36"/>
+                    <a:blip r:embed="rId38"/>
                     <a:stretch>
                       <a:fillRect/>
                     </a:stretch>
@@ -11547,7 +11687,7 @@
           <w:b w:val="0"/>
           <w:sz w:val="21"/>
         </w:rPr>
-        <w:t>图 28　Windows 核查项 1.5 停用冗余网络设置：判定「不合规」 ↔ 实测接口 NetbiosOptions=0x0（未禁用）</w:t>
+        <w:t>图 30　Windows 核查项 1.5 停用冗余网络设置：判定「不合规」 ↔ 实测接口 NetbiosOptions=0x0（未禁用）</w:t>
       </w:r>
     </w:p>
     <w:p>
@@ -11561,7 +11701,7 @@
           <w:b w:val="0"/>
           <w:sz w:val="19"/>
         </w:rPr>
-        <w:t>图 28　说明：本机 Windows 实际环境。下半为检测命令 reg query …NetBT\Parameters\Interfaces /s 的实际输出，接口 NetbiosOptions 为 0x0 即未禁用。</w:t>
+        <w:t>图 30　说明：本机 Windows 实际环境。下半为检测命令 reg query …NetBT\Parameters\Interfaces /s 的实际输出，接口 NetbiosOptions 为 0x0 即未禁用。</w:t>
       </w:r>
     </w:p>
     <w:p>
@@ -11575,7 +11715,7 @@
         <w:drawing>
           <wp:inline xmlns:a="http://schemas.openxmlformats.org/drawingml/2006/main" xmlns:pic="http://schemas.openxmlformats.org/drawingml/2006/picture">
             <wp:extent cx="5580000" cy="1392768"/>
-            <wp:docPr id="29" name="Picture 29"/>
+            <wp:docPr id="31" name="Picture 31"/>
             <wp:cNvGraphicFramePr>
               <a:graphicFrameLocks noChangeAspect="1"/>
             </wp:cNvGraphicFramePr>
@@ -11587,7 +11727,7 @@
                     <pic:cNvPicPr/>
                   </pic:nvPicPr>
                   <pic:blipFill>
-                    <a:blip r:embed="rId37"/>
+                    <a:blip r:embed="rId39"/>
                     <a:stretch>
                       <a:fillRect/>
                     </a:stretch>
@@ -11617,7 +11757,7 @@
           <w:b w:val="0"/>
           <w:sz w:val="21"/>
         </w:rPr>
-        <w:t>图 29　Windows 核查项 2.11 口令策略和屏保设置：判定「不合规」 ↔ 实测密码长度最小值 0（&lt;8）、锁定阈值「从不」</w:t>
+        <w:t>图 31　Windows 核查项 2.11 口令策略和屏保设置：判定「不合规」 ↔ 实测密码长度最小值 0（&lt;8）、锁定阈值「从不」</w:t>
       </w:r>
     </w:p>
     <w:p>
@@ -11631,147 +11771,7 @@
           <w:b w:val="0"/>
           <w:sz w:val="19"/>
         </w:rPr>
-        <w:t>图 29　说明：本机 Windows 实际环境。下半为检测命令 net accounts 的实际输出，密码长度最小值 0、锁定阈值「从不」，均不满足要求。</w:t>
-      </w:r>
-    </w:p>
-    <w:p>
-      <w:pPr>
-        <w:keepNext/>
-        <w:spacing w:before="120"/>
-        <w:ind w:firstLine="0"/>
-        <w:jc w:val="center"/>
-      </w:pPr>
-      <w:r>
-        <w:drawing>
-          <wp:inline xmlns:a="http://schemas.openxmlformats.org/drawingml/2006/main" xmlns:pic="http://schemas.openxmlformats.org/drawingml/2006/picture">
-            <wp:extent cx="5580000" cy="1964160"/>
-            <wp:docPr id="30" name="Picture 30"/>
-            <wp:cNvGraphicFramePr>
-              <a:graphicFrameLocks noChangeAspect="1"/>
-            </wp:cNvGraphicFramePr>
-            <a:graphic>
-              <a:graphicData uri="http://schemas.openxmlformats.org/drawingml/2006/picture">
-                <pic:pic>
-                  <pic:nvPicPr>
-                    <pic:cNvPr id="0" name="probe_win_1_2.png"/>
-                    <pic:cNvPicPr/>
-                  </pic:nvPicPr>
-                  <pic:blipFill>
-                    <a:blip r:embed="rId38"/>
-                    <a:stretch>
-                      <a:fillRect/>
-                    </a:stretch>
-                  </pic:blipFill>
-                  <pic:spPr>
-                    <a:xfrm>
-                      <a:off x="0" y="0"/>
-                      <a:ext cx="5580000" cy="1964160"/>
-                    </a:xfrm>
-                    <a:prstGeom prst="rect"/>
-                  </pic:spPr>
-                </pic:pic>
-              </a:graphicData>
-            </a:graphic>
-          </wp:inline>
-        </w:drawing>
-      </w:r>
-    </w:p>
-    <w:p>
-      <w:pPr>
-        <w:keepNext/>
-        <w:jc w:val="center"/>
-      </w:pPr>
-      <w:r>
-        <w:rPr>
-          <w:rFonts w:ascii="Times New Roman" w:hAnsi="Times New Roman" w:eastAsia="宋体"/>
-          <w:b w:val="0"/>
-          <w:sz w:val="21"/>
-        </w:rPr>
-        <w:t>图 30　Windows 核查项 1.2 防病毒软件：判定「合规」 ↔ 实测 WMI 查询到 QI-ANXIN Tianqing 与 Windows Defender</w:t>
-      </w:r>
-    </w:p>
-    <w:p>
-      <w:pPr>
-        <w:spacing w:line="276" w:lineRule="auto" w:before="40" w:after="80"/>
-        <w:ind w:left="340" w:firstLine="0"/>
-      </w:pPr>
-      <w:r>
-        <w:rPr>
-          <w:rFonts w:ascii="Times New Roman" w:hAnsi="Times New Roman" w:eastAsia="宋体"/>
-          <w:b w:val="0"/>
-          <w:sz w:val="19"/>
-        </w:rPr>
-        <w:t>图 30　说明：本机 Windows 实际环境。下半为脚本所用的 WMI 查询 AntiVirusProduct 的实际输出，列出奇安信天擎与 Windows Defender 两项。</w:t>
-      </w:r>
-    </w:p>
-    <w:p>
-      <w:pPr>
-        <w:keepNext/>
-        <w:spacing w:before="120"/>
-        <w:ind w:firstLine="0"/>
-        <w:jc w:val="center"/>
-      </w:pPr>
-      <w:r>
-        <w:drawing>
-          <wp:inline xmlns:a="http://schemas.openxmlformats.org/drawingml/2006/main" xmlns:pic="http://schemas.openxmlformats.org/drawingml/2006/picture">
-            <wp:extent cx="5580000" cy="892800"/>
-            <wp:docPr id="31" name="Picture 31"/>
-            <wp:cNvGraphicFramePr>
-              <a:graphicFrameLocks noChangeAspect="1"/>
-            </wp:cNvGraphicFramePr>
-            <a:graphic>
-              <a:graphicData uri="http://schemas.openxmlformats.org/drawingml/2006/picture">
-                <pic:pic>
-                  <pic:nvPicPr>
-                    <pic:cNvPr id="0" name="probe_win_2_10.png"/>
-                    <pic:cNvPicPr/>
-                  </pic:nvPicPr>
-                  <pic:blipFill>
-                    <a:blip r:embed="rId39"/>
-                    <a:stretch>
-                      <a:fillRect/>
-                    </a:stretch>
-                  </pic:blipFill>
-                  <pic:spPr>
-                    <a:xfrm>
-                      <a:off x="0" y="0"/>
-                      <a:ext cx="5580000" cy="892800"/>
-                    </a:xfrm>
-                    <a:prstGeom prst="rect"/>
-                  </pic:spPr>
-                </pic:pic>
-              </a:graphicData>
-            </a:graphic>
-          </wp:inline>
-        </w:drawing>
-      </w:r>
-    </w:p>
-    <w:p>
-      <w:pPr>
-        <w:keepNext/>
-        <w:jc w:val="center"/>
-      </w:pPr>
-      <w:r>
-        <w:rPr>
-          <w:rFonts w:ascii="Times New Roman" w:hAnsi="Times New Roman" w:eastAsia="宋体"/>
-          <w:b w:val="0"/>
-          <w:sz w:val="21"/>
-        </w:rPr>
-        <w:t>图 31　Windows 核查项 2.10 USB 接口管控：判定「不合规」 ↔ 实测 USBSTOR\Start=0x3（未禁用，应为 4）</w:t>
-      </w:r>
-    </w:p>
-    <w:p>
-      <w:pPr>
-        <w:spacing w:line="276" w:lineRule="auto" w:before="40" w:after="80"/>
-        <w:ind w:left="340" w:firstLine="0"/>
-      </w:pPr>
-      <w:r>
-        <w:rPr>
-          <w:rFonts w:ascii="Times New Roman" w:hAnsi="Times New Roman" w:eastAsia="宋体"/>
-          <w:b w:val="0"/>
-          <w:sz w:val="19"/>
-        </w:rPr>
-        <w:t>图 31　说明：本机 Windows 实际环境。下半为检测命令 reg query …USBSTOR /v Start 的实际输出，Start=0x3 表示 USB 存储未禁用（要求为 4）。</w:t>
+        <w:t>图 31　说明：本机 Windows 实际环境。下半为检测命令 net accounts 的实际输出，密码长度最小值 0、锁定阈值「从不」，均不满足要求。</w:t>
       </w:r>
     </w:p>
     <w:p>
@@ -11793,7 +11793,7 @@
               <a:graphicData uri="http://schemas.openxmlformats.org/drawingml/2006/picture">
                 <pic:pic>
                   <pic:nvPicPr>
-                    <pic:cNvPr id="0" name="probe_win_2_12.png"/>
+                    <pic:cNvPr id="0" name="probe_win_1_2.png"/>
                     <pic:cNvPicPr/>
                   </pic:nvPicPr>
                   <pic:blipFill>
@@ -11827,7 +11827,7 @@
           <w:b w:val="0"/>
           <w:sz w:val="21"/>
         </w:rPr>
-        <w:t>图 32　Windows 核查项 2.12 拆除无线模块：判定「不合规」 ↔ 实测 WLAN AutoConfig 与蓝牙服务 bthserv 均为 RUNNING</w:t>
+        <w:t>图 32　Windows 核查项 1.2 防病毒软件：判定「合规」 ↔ 实测 WMI 查询到 QI-ANXIN Tianqing 与 Windows Defender</w:t>
       </w:r>
     </w:p>
     <w:p>
@@ -11841,7 +11841,7 @@
           <w:b w:val="0"/>
           <w:sz w:val="19"/>
         </w:rPr>
-        <w:t>图 32　说明：本机 Windows 实际环境。下半为检测命令 sc query 对 WLANSVC 与 bthserv 的实际输出，两项服务均处于 RUNNING。</w:t>
+        <w:t>图 32　说明：本机 Windows 实际环境。下半为脚本所用的 WMI 查询 AntiVirusProduct 的实际输出，列出奇安信天擎与 Windows Defender 两项。</w:t>
       </w:r>
     </w:p>
     <w:p>
@@ -11854,7 +11854,7 @@
       <w:r>
         <w:drawing>
           <wp:inline xmlns:a="http://schemas.openxmlformats.org/drawingml/2006/main" xmlns:pic="http://schemas.openxmlformats.org/drawingml/2006/picture">
-            <wp:extent cx="5580000" cy="4330080"/>
+            <wp:extent cx="5580000" cy="892800"/>
             <wp:docPr id="33" name="Picture 33"/>
             <wp:cNvGraphicFramePr>
               <a:graphicFrameLocks noChangeAspect="1"/>
@@ -11863,7 +11863,7 @@
               <a:graphicData uri="http://schemas.openxmlformats.org/drawingml/2006/picture">
                 <pic:pic>
                   <pic:nvPicPr>
-                    <pic:cNvPr id="0" name="probe_win_1_3.png"/>
+                    <pic:cNvPr id="0" name="probe_win_2_10.png"/>
                     <pic:cNvPicPr/>
                   </pic:nvPicPr>
                   <pic:blipFill>
@@ -11875,7 +11875,7 @@
                   <pic:spPr>
                     <a:xfrm>
                       <a:off x="0" y="0"/>
-                      <a:ext cx="5580000" cy="4330080"/>
+                      <a:ext cx="5580000" cy="892800"/>
                     </a:xfrm>
                     <a:prstGeom prst="rect"/>
                   </pic:spPr>
@@ -11897,7 +11897,7 @@
           <w:b w:val="0"/>
           <w:sz w:val="21"/>
         </w:rPr>
-        <w:t>图 33　Windows 核查项 1.3 服务和端口裁剪：判定「需人工核查」 ↔ 实测运行中的服务清单（未发现 telnet/tftp/ftp/snmptrap 类高危服务）</w:t>
+        <w:t>图 33　Windows 核查项 2.10 USB 接口管控：判定「不合规」 ↔ 实测 USBSTOR\Start=0x3（未禁用，应为 4）</w:t>
       </w:r>
     </w:p>
     <w:p>
@@ -11911,7 +11911,77 @@
           <w:b w:val="0"/>
           <w:sz w:val="19"/>
         </w:rPr>
-        <w:t>图 33　说明：本机 Windows 实际环境。下半为 net start 列出的运行中服务，未见 telnet/tftp/ftp/snmptrap 类已知高危服务，故该脚本仅能判到「需人工核查」。</w:t>
+        <w:t>图 33　说明：本机 Windows 实际环境。下半为检测命令 reg query …USBSTOR /v Start 的实际输出，Start=0x3 表示 USB 存储未禁用（要求为 4）。</w:t>
+      </w:r>
+    </w:p>
+    <w:p>
+      <w:pPr>
+        <w:keepNext/>
+        <w:spacing w:before="120"/>
+        <w:ind w:firstLine="0"/>
+        <w:jc w:val="center"/>
+      </w:pPr>
+      <w:r>
+        <w:drawing>
+          <wp:inline xmlns:a="http://schemas.openxmlformats.org/drawingml/2006/main" xmlns:pic="http://schemas.openxmlformats.org/drawingml/2006/picture">
+            <wp:extent cx="5580000" cy="1964160"/>
+            <wp:docPr id="34" name="Picture 34"/>
+            <wp:cNvGraphicFramePr>
+              <a:graphicFrameLocks noChangeAspect="1"/>
+            </wp:cNvGraphicFramePr>
+            <a:graphic>
+              <a:graphicData uri="http://schemas.openxmlformats.org/drawingml/2006/picture">
+                <pic:pic>
+                  <pic:nvPicPr>
+                    <pic:cNvPr id="0" name="probe_win_2_12.png"/>
+                    <pic:cNvPicPr/>
+                  </pic:nvPicPr>
+                  <pic:blipFill>
+                    <a:blip r:embed="rId42"/>
+                    <a:stretch>
+                      <a:fillRect/>
+                    </a:stretch>
+                  </pic:blipFill>
+                  <pic:spPr>
+                    <a:xfrm>
+                      <a:off x="0" y="0"/>
+                      <a:ext cx="5580000" cy="1964160"/>
+                    </a:xfrm>
+                    <a:prstGeom prst="rect"/>
+                  </pic:spPr>
+                </pic:pic>
+              </a:graphicData>
+            </a:graphic>
+          </wp:inline>
+        </w:drawing>
+      </w:r>
+    </w:p>
+    <w:p>
+      <w:pPr>
+        <w:keepNext/>
+        <w:jc w:val="center"/>
+      </w:pPr>
+      <w:r>
+        <w:rPr>
+          <w:rFonts w:ascii="Times New Roman" w:hAnsi="Times New Roman" w:eastAsia="宋体"/>
+          <w:b w:val="0"/>
+          <w:sz w:val="21"/>
+        </w:rPr>
+        <w:t>图 34　Windows 核查项 2.12 拆除无线模块：判定「不合规」 ↔ 实测 WLAN AutoConfig 与蓝牙服务 bthserv 均为 RUNNING</w:t>
+      </w:r>
+    </w:p>
+    <w:p>
+      <w:pPr>
+        <w:spacing w:line="276" w:lineRule="auto" w:before="40" w:after="80"/>
+        <w:ind w:left="340" w:firstLine="0"/>
+      </w:pPr>
+      <w:r>
+        <w:rPr>
+          <w:rFonts w:ascii="Times New Roman" w:hAnsi="Times New Roman" w:eastAsia="宋体"/>
+          <w:b w:val="0"/>
+          <w:sz w:val="19"/>
+        </w:rPr>
+        <w:t>图 34　说明：本机 Windows 实际环境。下半为检测命令 sc query 对 WLANSVC 与 bthserv 的实际输出，两项服务均处于 RUNNING。</w:t>
       </w:r>
     </w:p>
     <w:p>
@@ -11925,7 +11995,7 @@
         <w:drawing>
           <wp:inline xmlns:a="http://schemas.openxmlformats.org/drawingml/2006/main" xmlns:pic="http://schemas.openxmlformats.org/drawingml/2006/picture">
             <wp:extent cx="5580000" cy="3821184"/>
-            <wp:docPr id="34" name="Picture 34"/>
+            <wp:docPr id="35" name="Picture 35"/>
             <wp:cNvGraphicFramePr>
               <a:graphicFrameLocks noChangeAspect="1"/>
             </wp:cNvGraphicFramePr>
@@ -11937,7 +12007,7 @@
                     <pic:cNvPicPr/>
                   </pic:nvPicPr>
                   <pic:blipFill>
-                    <a:blip r:embed="rId42"/>
+                    <a:blip r:embed="rId43"/>
                     <a:stretch>
                       <a:fillRect/>
                     </a:stretch>
@@ -11967,7 +12037,7 @@
           <w:b w:val="0"/>
           <w:sz w:val="21"/>
         </w:rPr>
-        <w:t>图 34　麒麟核查项 1.1 补丁安装情况：判定「不合规」 ↔ 实测 yum check-update 列出 46 个可更新软件包</w:t>
+        <w:t>图 35　麒麟核查项 1.1 补丁安装情况：判定「不合规」 ↔ 实测 yum check-update 列出 46 个可更新软件包</w:t>
       </w:r>
     </w:p>
     <w:p>
@@ -11981,7 +12051,7 @@
           <w:b w:val="0"/>
           <w:sz w:val="19"/>
         </w:rPr>
-        <w:t>图 34　说明：麒麟靶机实际环境。下半为检测命令 yum check-update 的实际输出，逐条列出可更新软件包，累计 46 个。</w:t>
+        <w:t>图 35　说明：麒麟靶机实际环境。下半为检测命令 yum check-update 的实际输出，逐条列出可更新软件包，累计 46 个。</w:t>
       </w:r>
     </w:p>
     <w:p>
@@ -11995,7 +12065,7 @@
         <w:drawing>
           <wp:inline xmlns:a="http://schemas.openxmlformats.org/drawingml/2006/main" xmlns:pic="http://schemas.openxmlformats.org/drawingml/2006/picture">
             <wp:extent cx="5580000" cy="464256"/>
-            <wp:docPr id="35" name="Picture 35"/>
+            <wp:docPr id="36" name="Picture 36"/>
             <wp:cNvGraphicFramePr>
               <a:graphicFrameLocks noChangeAspect="1"/>
             </wp:cNvGraphicFramePr>
@@ -12007,7 +12077,7 @@
                     <pic:cNvPicPr/>
                   </pic:nvPicPr>
                   <pic:blipFill>
-                    <a:blip r:embed="rId43"/>
+                    <a:blip r:embed="rId44"/>
                     <a:stretch>
                       <a:fillRect/>
                     </a:stretch>
@@ -12037,7 +12107,7 @@
           <w:b w:val="0"/>
           <w:sz w:val="21"/>
         </w:rPr>
-        <w:t>图 35　麒麟核查项 1.5 强制访问控制：判定「不合规」 ↔ 实测 SELinux status: disabled</w:t>
+        <w:t>图 36　麒麟核查项 1.5 强制访问控制：判定「不合规」 ↔ 实测 SELinux status: disabled</w:t>
       </w:r>
     </w:p>
     <w:p>
@@ -12051,7 +12121,7 @@
           <w:b w:val="0"/>
           <w:sz w:val="19"/>
         </w:rPr>
-        <w:t>图 35　说明：麒麟靶机实际环境。下半为检测命令 sestatus 的实际输出，SELinux 状态为 disabled。</w:t>
+        <w:t>图 36　说明：麒麟靶机实际环境。下半为检测命令 sestatus 的实际输出，SELinux 状态为 disabled。</w:t>
       </w:r>
     </w:p>
     <w:p>
@@ -12065,7 +12135,7 @@
         <w:drawing>
           <wp:inline xmlns:a="http://schemas.openxmlformats.org/drawingml/2006/main" xmlns:pic="http://schemas.openxmlformats.org/drawingml/2006/picture">
             <wp:extent cx="5580000" cy="535680"/>
-            <wp:docPr id="36" name="Picture 36"/>
+            <wp:docPr id="37" name="Picture 37"/>
             <wp:cNvGraphicFramePr>
               <a:graphicFrameLocks noChangeAspect="1"/>
             </wp:cNvGraphicFramePr>
@@ -12077,7 +12147,7 @@
                     <pic:cNvPicPr/>
                   </pic:nvPicPr>
                   <pic:blipFill>
-                    <a:blip r:embed="rId44"/>
+                    <a:blip r:embed="rId45"/>
                     <a:stretch>
                       <a:fillRect/>
                     </a:stretch>
@@ -12107,7 +12177,7 @@
           <w:b w:val="0"/>
           <w:sz w:val="21"/>
         </w:rPr>
-        <w:t>图 36　麒麟核查项 1.6 SSH 加密强度：判定「合规」 ↔ 实测 sshd_config 已显式配置 Ciphers 且不含弱算法</w:t>
+        <w:t>图 37　麒麟核查项 1.6 SSH 加密强度：判定「合规」 ↔ 实测 sshd_config 已显式配置 Ciphers 且不含弱算法</w:t>
       </w:r>
     </w:p>
     <w:p>
@@ -12121,7 +12191,7 @@
           <w:b w:val="0"/>
           <w:sz w:val="19"/>
         </w:rPr>
-        <w:t>图 36　说明：麒麟靶机实际环境。下半为检测命令 grep -i ciphers /etc/ssh/sshd_config 的实际输出，已显式配置 Ciphers 且不含已知弱算法。</w:t>
+        <w:t>图 37　说明：麒麟靶机实际环境。下半为检测命令 grep -i ciphers /etc/ssh/sshd_config 的实际输出，已显式配置 Ciphers 且不含已知弱算法。</w:t>
       </w:r>
     </w:p>
     <w:p>
@@ -12135,7 +12205,7 @@
         <w:drawing>
           <wp:inline xmlns:a="http://schemas.openxmlformats.org/drawingml/2006/main" xmlns:pic="http://schemas.openxmlformats.org/drawingml/2006/picture">
             <wp:extent cx="5580000" cy="892800"/>
-            <wp:docPr id="37" name="Picture 37"/>
+            <wp:docPr id="38" name="Picture 38"/>
             <wp:cNvGraphicFramePr>
               <a:graphicFrameLocks noChangeAspect="1"/>
             </wp:cNvGraphicFramePr>
@@ -12147,7 +12217,7 @@
                     <pic:cNvPicPr/>
                   </pic:nvPicPr>
                   <pic:blipFill>
-                    <a:blip r:embed="rId45"/>
+                    <a:blip r:embed="rId46"/>
                     <a:stretch>
                       <a:fillRect/>
                     </a:stretch>
@@ -12177,7 +12247,7 @@
           <w:b w:val="0"/>
           <w:sz w:val="21"/>
         </w:rPr>
-        <w:t>图 37　MySQL 核查项 1.7 数据库账户管理：判定「不合规」 ↔ 实测 root 与 checker 账户 authentication_string 为空（空口令）</w:t>
+        <w:t>图 38　MySQL 核查项 1.7 数据库账户管理：判定「不合规」 ↔ 实测 root 与 checker 账户 authentication_string 为空（空口令）</w:t>
       </w:r>
     </w:p>
     <w:p>
@@ -12191,7 +12261,7 @@
           <w:b w:val="0"/>
           <w:sz w:val="19"/>
         </w:rPr>
-        <w:t>图 37　说明：麒麟靶机 MySQL 实际环境。下半为查询 mysql.user 的实际输出，账户口令字段为空。</w:t>
+        <w:t>图 38　说明：麒麟靶机 MySQL 实际环境。下半为查询 mysql.user 的实际输出，账户口令字段为空。</w:t>
       </w:r>
     </w:p>
     <w:p>
@@ -12205,7 +12275,7 @@
         <w:drawing>
           <wp:inline xmlns:a="http://schemas.openxmlformats.org/drawingml/2006/main" xmlns:pic="http://schemas.openxmlformats.org/drawingml/2006/picture">
             <wp:extent cx="5580000" cy="535680"/>
-            <wp:docPr id="38" name="Picture 38"/>
+            <wp:docPr id="39" name="Picture 39"/>
             <wp:cNvGraphicFramePr>
               <a:graphicFrameLocks noChangeAspect="1"/>
             </wp:cNvGraphicFramePr>
@@ -12217,7 +12287,7 @@
                     <pic:cNvPicPr/>
                   </pic:nvPicPr>
                   <pic:blipFill>
-                    <a:blip r:embed="rId46"/>
+                    <a:blip r:embed="rId47"/>
                     <a:stretch>
                       <a:fillRect/>
                     </a:stretch>
@@ -12247,7 +12317,7 @@
           <w:b w:val="0"/>
           <w:sz w:val="21"/>
         </w:rPr>
-        <w:t>图 38　MySQL 核查项 1.8 存储过程管理：判定「合规」 ↔ 实测存储过程/函数总数 2、无自定义 UDF</w:t>
+        <w:t>图 39　MySQL 核查项 1.8 存储过程管理：判定「合规」 ↔ 实测存储过程/函数总数 2、无自定义 UDF</w:t>
       </w:r>
     </w:p>
     <w:p>
@@ -12261,7 +12331,7 @@
           <w:b w:val="0"/>
           <w:sz w:val="19"/>
         </w:rPr>
-        <w:t>图 38　说明：麒麟靶机 MySQL 实际环境。下半为查询 information_schema.ROUTINES 与 mysql.func 的实际输出，存储过程/函数总数 2、无自定义 UDF。</w:t>
+        <w:t>图 39　说明：麒麟靶机 MySQL 实际环境。下半为查询 information_schema.ROUTINES 与 mysql.func 的实际输出，存储过程/函数总数 2、无自定义 UDF。</w:t>
       </w:r>
     </w:p>
     <w:p>
@@ -12275,7 +12345,7 @@
         <w:drawing>
           <wp:inline xmlns:a="http://schemas.openxmlformats.org/drawingml/2006/main" xmlns:pic="http://schemas.openxmlformats.org/drawingml/2006/picture">
             <wp:extent cx="5580000" cy="607104"/>
-            <wp:docPr id="39" name="Picture 39"/>
+            <wp:docPr id="40" name="Picture 40"/>
             <wp:cNvGraphicFramePr>
               <a:graphicFrameLocks noChangeAspect="1"/>
             </wp:cNvGraphicFramePr>
@@ -12287,7 +12357,7 @@
                     <pic:cNvPicPr/>
                   </pic:nvPicPr>
                   <pic:blipFill>
-                    <a:blip r:embed="rId47"/>
+                    <a:blip r:embed="rId48"/>
                     <a:stretch>
                       <a:fillRect/>
                     </a:stretch>
@@ -12317,7 +12387,7 @@
           <w:b w:val="0"/>
           <w:sz w:val="21"/>
         </w:rPr>
-        <w:t>图 39　MySQL 核查项 1.9 权限最小化：判定「不合规」 ↔ 实测 checker@localhost、checker@% 持有危险全局权限</w:t>
+        <w:t>图 40　MySQL 核查项 1.9 权限最小化：判定「不合规」 ↔ 实测 checker@localhost、checker@% 持有危险全局权限</w:t>
       </w:r>
     </w:p>
     <w:p>
@@ -12331,7 +12401,7 @@
           <w:b w:val="0"/>
           <w:sz w:val="19"/>
         </w:rPr>
-        <w:t>图 39　说明：麒麟靶机 MySQL 实际环境。下半为查询危险全局权限账户的实际输出，checker@localhost 与 checker@% 两个非管理员账户持有 FILE/SUPER/GRANT 等权限。</w:t>
+        <w:t>图 40　说明：麒麟靶机 MySQL 实际环境。下半为查询危险全局权限账户的实际输出，checker@localhost 与 checker@% 两个非管理员账户持有 FILE/SUPER/GRANT 等权限。</w:t>
       </w:r>
     </w:p>
     <w:p>
@@ -12345,7 +12415,7 @@
         <w:drawing>
           <wp:inline xmlns:a="http://schemas.openxmlformats.org/drawingml/2006/main" xmlns:pic="http://schemas.openxmlformats.org/drawingml/2006/picture">
             <wp:extent cx="5580000" cy="464256"/>
-            <wp:docPr id="40" name="Picture 40"/>
+            <wp:docPr id="41" name="Picture 41"/>
             <wp:cNvGraphicFramePr>
               <a:graphicFrameLocks noChangeAspect="1"/>
             </wp:cNvGraphicFramePr>
@@ -12357,7 +12427,7 @@
                     <pic:cNvPicPr/>
                   </pic:nvPicPr>
                   <pic:blipFill>
-                    <a:blip r:embed="rId48"/>
+                    <a:blip r:embed="rId49"/>
                     <a:stretch>
                       <a:fillRect/>
                     </a:stretch>
@@ -12387,7 +12457,7 @@
           <w:b w:val="0"/>
           <w:sz w:val="21"/>
         </w:rPr>
-        <w:t>图 40　MySQL 核查项 1.10 数据库访问控制：判定「合规」 ↔ 实测仅监听 127.0.0.1:3306，未对外暴露</w:t>
+        <w:t>图 41　MySQL 核查项 1.10 数据库访问控制：判定「合规」 ↔ 实测仅监听 127.0.0.1:3306，未对外暴露</w:t>
       </w:r>
     </w:p>
     <w:p>
@@ -12401,77 +12471,7 @@
           <w:b w:val="0"/>
           <w:sz w:val="19"/>
         </w:rPr>
-        <w:t>图 40　说明：麒麟靶机 MySQL 实际环境。下半为 ss -lntp 过滤 3306 端口的实际输出，仅监听 127.0.0.1，未对外暴露。</w:t>
-      </w:r>
-    </w:p>
-    <w:p>
-      <w:pPr>
-        <w:keepNext/>
-        <w:spacing w:before="120"/>
-        <w:ind w:firstLine="0"/>
-        <w:jc w:val="center"/>
-      </w:pPr>
-      <w:r>
-        <w:drawing>
-          <wp:inline xmlns:a="http://schemas.openxmlformats.org/drawingml/2006/main" xmlns:pic="http://schemas.openxmlformats.org/drawingml/2006/picture">
-            <wp:extent cx="5580000" cy="535680"/>
-            <wp:docPr id="41" name="Picture 41"/>
-            <wp:cNvGraphicFramePr>
-              <a:graphicFrameLocks noChangeAspect="1"/>
-            </wp:cNvGraphicFramePr>
-            <a:graphic>
-              <a:graphicData uri="http://schemas.openxmlformats.org/drawingml/2006/picture">
-                <pic:pic>
-                  <pic:nvPicPr>
-                    <pic:cNvPr id="0" name="probe_mysql_1_12.png"/>
-                    <pic:cNvPicPr/>
-                  </pic:nvPicPr>
-                  <pic:blipFill>
-                    <a:blip r:embed="rId49"/>
-                    <a:stretch>
-                      <a:fillRect/>
-                    </a:stretch>
-                  </pic:blipFill>
-                  <pic:spPr>
-                    <a:xfrm>
-                      <a:off x="0" y="0"/>
-                      <a:ext cx="5580000" cy="535680"/>
-                    </a:xfrm>
-                    <a:prstGeom prst="rect"/>
-                  </pic:spPr>
-                </pic:pic>
-              </a:graphicData>
-            </a:graphic>
-          </wp:inline>
-        </w:drawing>
-      </w:r>
-    </w:p>
-    <w:p>
-      <w:pPr>
-        <w:keepNext/>
-        <w:jc w:val="center"/>
-      </w:pPr>
-      <w:r>
-        <w:rPr>
-          <w:rFonts w:ascii="Times New Roman" w:hAnsi="Times New Roman" w:eastAsia="宋体"/>
-          <w:b w:val="0"/>
-          <w:sz w:val="21"/>
-        </w:rPr>
-        <w:t>图 41　MySQL 核查项 1.12 审计插件：判定「合规」 ↔ 实测 general_log=ON（已开启通用查询日志，可记录 SQL 操作）</w:t>
-      </w:r>
-    </w:p>
-    <w:p>
-      <w:pPr>
-        <w:spacing w:line="276" w:lineRule="auto" w:before="40" w:after="80"/>
-        <w:ind w:left="340" w:firstLine="0"/>
-      </w:pPr>
-      <w:r>
-        <w:rPr>
-          <w:rFonts w:ascii="Times New Roman" w:hAnsi="Times New Roman" w:eastAsia="宋体"/>
-          <w:b w:val="0"/>
-          <w:sz w:val="19"/>
-        </w:rPr>
-        <w:t>图 41　说明：麒麟靶机 MySQL 实际环境。下半为查询审计相关系统变量的实际输出，general_log 为 ON。</w:t>
+        <w:t>图 41　说明：麒麟靶机 MySQL 实际环境。下半为 ss -lntp 过滤 3306 端口的实际输出，仅监听 127.0.0.1，未对外暴露。</w:t>
       </w:r>
     </w:p>
     <w:p>
@@ -12493,7 +12493,7 @@
               <a:graphicData uri="http://schemas.openxmlformats.org/drawingml/2006/picture">
                 <pic:pic>
                   <pic:nvPicPr>
-                    <pic:cNvPr id="0" name="probe_redis_1_7.png"/>
+                    <pic:cNvPr id="0" name="probe_mysql_1_12.png"/>
                     <pic:cNvPicPr/>
                   </pic:nvPicPr>
                   <pic:blipFill>
@@ -12527,7 +12527,7 @@
           <w:b w:val="0"/>
           <w:sz w:val="21"/>
         </w:rPr>
-        <w:t>图 42　Redis 核查项 1.7 账户管理：判定「不合规」 ↔ 实测未设置 requirepass（输出为空，无需口令即可访问）</w:t>
+        <w:t>图 42　MySQL 核查项 1.12 审计插件：判定「合规」 ↔ 实测 general_log=ON（已开启通用查询日志，可记录 SQL 操作）</w:t>
       </w:r>
     </w:p>
     <w:p>
@@ -12541,7 +12541,7 @@
           <w:b w:val="0"/>
           <w:sz w:val="19"/>
         </w:rPr>
-        <w:t>图 42　说明：麒麟靶机 Redis 实际环境。下半为检测命令 redis-cli CONFIG GET requirepass 的实际输出，口令值为空，说明未设置认证口令。</w:t>
+        <w:t>图 42　说明：麒麟靶机 MySQL 实际环境。下半为查询审计相关系统变量的实际输出，general_log 为 ON。</w:t>
       </w:r>
     </w:p>
     <w:p>
@@ -12563,7 +12563,7 @@
               <a:graphicData uri="http://schemas.openxmlformats.org/drawingml/2006/picture">
                 <pic:pic>
                   <pic:nvPicPr>
-                    <pic:cNvPr id="0" name="probe_redis_1_10.png"/>
+                    <pic:cNvPr id="0" name="probe_redis_1_7.png"/>
                     <pic:cNvPicPr/>
                   </pic:nvPicPr>
                   <pic:blipFill>
@@ -12597,7 +12597,7 @@
           <w:b w:val="0"/>
           <w:sz w:val="21"/>
         </w:rPr>
-        <w:t>图 43　Redis 核查项 1.10 数据库访问控制：判定「合规」 ↔ 实测 bind=127.0.0.1，访问受限</w:t>
+        <w:t>图 43　Redis 核查项 1.7 账户管理：判定「不合规」 ↔ 实测未设置 requirepass（输出为空，无需口令即可访问）</w:t>
       </w:r>
     </w:p>
     <w:p>
@@ -12611,11 +12611,501 @@
           <w:b w:val="0"/>
           <w:sz w:val="19"/>
         </w:rPr>
-        <w:t>图 43　说明：麒麟靶机 Redis 实际环境。下半为检测命令 redis-cli CONFIG GET bind 的实际输出，绑定地址为 127.0.0.1，访问受限。</w:t>
+        <w:t>图 43　说明：麒麟靶机 Redis 实际环境。下半为检测命令 redis-cli CONFIG GET requirepass 的实际输出，口令值为空，说明未设置认证口令。</w:t>
+      </w:r>
+    </w:p>
+    <w:p>
+      <w:pPr>
+        <w:keepNext/>
+        <w:spacing w:before="120"/>
+        <w:ind w:firstLine="0"/>
+        <w:jc w:val="center"/>
+      </w:pPr>
+      <w:r>
+        <w:drawing>
+          <wp:inline xmlns:a="http://schemas.openxmlformats.org/drawingml/2006/main" xmlns:pic="http://schemas.openxmlformats.org/drawingml/2006/picture">
+            <wp:extent cx="5580000" cy="535680"/>
+            <wp:docPr id="44" name="Picture 44"/>
+            <wp:cNvGraphicFramePr>
+              <a:graphicFrameLocks noChangeAspect="1"/>
+            </wp:cNvGraphicFramePr>
+            <a:graphic>
+              <a:graphicData uri="http://schemas.openxmlformats.org/drawingml/2006/picture">
+                <pic:pic>
+                  <pic:nvPicPr>
+                    <pic:cNvPr id="0" name="probe_redis_1_10.png"/>
+                    <pic:cNvPicPr/>
+                  </pic:nvPicPr>
+                  <pic:blipFill>
+                    <a:blip r:embed="rId52"/>
+                    <a:stretch>
+                      <a:fillRect/>
+                    </a:stretch>
+                  </pic:blipFill>
+                  <pic:spPr>
+                    <a:xfrm>
+                      <a:off x="0" y="0"/>
+                      <a:ext cx="5580000" cy="535680"/>
+                    </a:xfrm>
+                    <a:prstGeom prst="rect"/>
+                  </pic:spPr>
+                </pic:pic>
+              </a:graphicData>
+            </a:graphic>
+          </wp:inline>
+        </w:drawing>
+      </w:r>
+    </w:p>
+    <w:p>
+      <w:pPr>
+        <w:keepNext/>
+        <w:jc w:val="center"/>
+      </w:pPr>
+      <w:r>
+        <w:rPr>
+          <w:rFonts w:ascii="Times New Roman" w:hAnsi="Times New Roman" w:eastAsia="宋体"/>
+          <w:b w:val="0"/>
+          <w:sz w:val="21"/>
+        </w:rPr>
+        <w:t>图 44　Redis 核查项 1.10 数据库访问控制：判定「合规」 ↔ 实测 bind=127.0.0.1，访问受限</w:t>
+      </w:r>
+    </w:p>
+    <w:p>
+      <w:pPr>
+        <w:spacing w:line="276" w:lineRule="auto" w:before="40" w:after="80"/>
+        <w:ind w:left="340" w:firstLine="0"/>
+      </w:pPr>
+      <w:r>
+        <w:rPr>
+          <w:rFonts w:ascii="Times New Roman" w:hAnsi="Times New Roman" w:eastAsia="宋体"/>
+          <w:b w:val="0"/>
+          <w:sz w:val="19"/>
+        </w:rPr>
+        <w:t>图 44　说明：麒麟靶机 Redis 实际环境。下半为检测命令 redis-cli CONFIG GET bind 的实际输出，绑定地址为 127.0.0.1，访问受限。</w:t>
+      </w:r>
+    </w:p>
+    <w:p>
+      <w:pPr>
+        <w:keepNext/>
+        <w:spacing w:before="120"/>
+        <w:ind w:firstLine="0"/>
+        <w:jc w:val="center"/>
+      </w:pPr>
+      <w:r>
+        <w:drawing>
+          <wp:inline xmlns:a="http://schemas.openxmlformats.org/drawingml/2006/main" xmlns:pic="http://schemas.openxmlformats.org/drawingml/2006/picture">
+            <wp:extent cx="5580000" cy="749952"/>
+            <wp:docPr id="45" name="Picture 45"/>
+            <wp:cNvGraphicFramePr>
+              <a:graphicFrameLocks noChangeAspect="1"/>
+            </wp:cNvGraphicFramePr>
+            <a:graphic>
+              <a:graphicData uri="http://schemas.openxmlformats.org/drawingml/2006/picture">
+                <pic:pic>
+                  <pic:nvPicPr>
+                    <pic:cNvPr id="0" name="probe_mysql_1_15.png"/>
+                    <pic:cNvPicPr/>
+                  </pic:nvPicPr>
+                  <pic:blipFill>
+                    <a:blip r:embed="rId53"/>
+                    <a:stretch>
+                      <a:fillRect/>
+                    </a:stretch>
+                  </pic:blipFill>
+                  <pic:spPr>
+                    <a:xfrm>
+                      <a:off x="0" y="0"/>
+                      <a:ext cx="5580000" cy="749952"/>
+                    </a:xfrm>
+                    <a:prstGeom prst="rect"/>
+                  </pic:spPr>
+                </pic:pic>
+              </a:graphicData>
+            </a:graphic>
+          </wp:inline>
+        </w:drawing>
+      </w:r>
+    </w:p>
+    <w:p>
+      <w:pPr>
+        <w:keepNext/>
+        <w:jc w:val="center"/>
+      </w:pPr>
+      <w:r>
+        <w:rPr>
+          <w:rFonts w:ascii="Times New Roman" w:hAnsi="Times New Roman" w:eastAsia="宋体"/>
+          <w:b w:val="0"/>
+          <w:sz w:val="21"/>
+        </w:rPr>
+        <w:t>图 45　MySQL 核查项 1.15 远程访问控制：判定「合规」 ↔ 实测 root 账户仅允许本机登录</w:t>
+      </w:r>
+    </w:p>
+    <w:p>
+      <w:pPr>
+        <w:spacing w:line="276" w:lineRule="auto" w:before="40" w:after="80"/>
+        <w:ind w:left="340" w:firstLine="0"/>
+      </w:pPr>
+      <w:r>
+        <w:rPr>
+          <w:rFonts w:ascii="Times New Roman" w:hAnsi="Times New Roman" w:eastAsia="宋体"/>
+          <w:b w:val="0"/>
+          <w:sz w:val="19"/>
+        </w:rPr>
+        <w:t>图 45　说明：麒麟靶机 MySQL 实际环境。下半为查询 root 账户登录主机的实际输出，仅 localhost、127.0.0.1 与本机名，未开放远程登录。</w:t>
+      </w:r>
+    </w:p>
+    <w:p>
+      <w:pPr>
+        <w:keepNext/>
+        <w:spacing w:before="120"/>
+        <w:ind w:firstLine="0"/>
+        <w:jc w:val="center"/>
+      </w:pPr>
+      <w:r>
+        <w:drawing>
+          <wp:inline xmlns:a="http://schemas.openxmlformats.org/drawingml/2006/main" xmlns:pic="http://schemas.openxmlformats.org/drawingml/2006/picture">
+            <wp:extent cx="5580000" cy="535680"/>
+            <wp:docPr id="46" name="Picture 46"/>
+            <wp:cNvGraphicFramePr>
+              <a:graphicFrameLocks noChangeAspect="1"/>
+            </wp:cNvGraphicFramePr>
+            <a:graphic>
+              <a:graphicData uri="http://schemas.openxmlformats.org/drawingml/2006/picture">
+                <pic:pic>
+                  <pic:nvPicPr>
+                    <pic:cNvPr id="0" name="probe_mysql_1_19.png"/>
+                    <pic:cNvPicPr/>
+                  </pic:nvPicPr>
+                  <pic:blipFill>
+                    <a:blip r:embed="rId54"/>
+                    <a:stretch>
+                      <a:fillRect/>
+                    </a:stretch>
+                  </pic:blipFill>
+                  <pic:spPr>
+                    <a:xfrm>
+                      <a:off x="0" y="0"/>
+                      <a:ext cx="5580000" cy="535680"/>
+                    </a:xfrm>
+                    <a:prstGeom prst="rect"/>
+                  </pic:spPr>
+                </pic:pic>
+              </a:graphicData>
+            </a:graphic>
+          </wp:inline>
+        </w:drawing>
+      </w:r>
+    </w:p>
+    <w:p>
+      <w:pPr>
+        <w:keepNext/>
+        <w:jc w:val="center"/>
+      </w:pPr>
+      <w:r>
+        <w:rPr>
+          <w:rFonts w:ascii="Times New Roman" w:hAnsi="Times New Roman" w:eastAsia="宋体"/>
+          <w:b w:val="0"/>
+          <w:sz w:val="21"/>
+        </w:rPr>
+        <w:t>图 46　MySQL 核查项 1.19 更换默认端口：判定「不合规」 ↔ 实测仍使用默认端口 3306</w:t>
+      </w:r>
+    </w:p>
+    <w:p>
+      <w:pPr>
+        <w:spacing w:line="276" w:lineRule="auto" w:before="40" w:after="80"/>
+        <w:ind w:left="340" w:firstLine="0"/>
+      </w:pPr>
+      <w:r>
+        <w:rPr>
+          <w:rFonts w:ascii="Times New Roman" w:hAnsi="Times New Roman" w:eastAsia="宋体"/>
+          <w:b w:val="0"/>
+          <w:sz w:val="19"/>
+        </w:rPr>
+        <w:t>图 46　说明：麒麟靶机 MySQL 实际环境。下半为查询 port 系统变量的实际输出，仍为默认端口 3306，未按要求更换。</w:t>
+      </w:r>
+    </w:p>
+    <w:p>
+      <w:pPr>
+        <w:keepNext/>
+        <w:spacing w:before="120"/>
+        <w:ind w:firstLine="0"/>
+        <w:jc w:val="center"/>
+      </w:pPr>
+      <w:r>
+        <w:drawing>
+          <wp:inline xmlns:a="http://schemas.openxmlformats.org/drawingml/2006/main" xmlns:pic="http://schemas.openxmlformats.org/drawingml/2006/picture">
+            <wp:extent cx="5580000" cy="678528"/>
+            <wp:docPr id="47" name="Picture 47"/>
+            <wp:cNvGraphicFramePr>
+              <a:graphicFrameLocks noChangeAspect="1"/>
+            </wp:cNvGraphicFramePr>
+            <a:graphic>
+              <a:graphicData uri="http://schemas.openxmlformats.org/drawingml/2006/picture">
+                <pic:pic>
+                  <pic:nvPicPr>
+                    <pic:cNvPr id="0" name="probe_mysql_1_20.png"/>
+                    <pic:cNvPicPr/>
+                  </pic:nvPicPr>
+                  <pic:blipFill>
+                    <a:blip r:embed="rId55"/>
+                    <a:stretch>
+                      <a:fillRect/>
+                    </a:stretch>
+                  </pic:blipFill>
+                  <pic:spPr>
+                    <a:xfrm>
+                      <a:off x="0" y="0"/>
+                      <a:ext cx="5580000" cy="678528"/>
+                    </a:xfrm>
+                    <a:prstGeom prst="rect"/>
+                  </pic:spPr>
+                </pic:pic>
+              </a:graphicData>
+            </a:graphic>
+          </wp:inline>
+        </w:drawing>
+      </w:r>
+    </w:p>
+    <w:p>
+      <w:pPr>
+        <w:keepNext/>
+        <w:jc w:val="center"/>
+      </w:pPr>
+      <w:r>
+        <w:rPr>
+          <w:rFonts w:ascii="Times New Roman" w:hAnsi="Times New Roman" w:eastAsia="宋体"/>
+          <w:b w:val="0"/>
+          <w:sz w:val="21"/>
+        </w:rPr>
+        <w:t>图 47　MySQL 核查项 1.20 数据库安全策略：判定「合规」 ↔ 实测 sql_mode 严格模式、secure_file_priv 已限定</w:t>
+      </w:r>
+    </w:p>
+    <w:p>
+      <w:pPr>
+        <w:spacing w:line="276" w:lineRule="auto" w:before="40" w:after="80"/>
+        <w:ind w:left="340" w:firstLine="0"/>
+      </w:pPr>
+      <w:r>
+        <w:rPr>
+          <w:rFonts w:ascii="Times New Roman" w:hAnsi="Times New Roman" w:eastAsia="宋体"/>
+          <w:b w:val="0"/>
+          <w:sz w:val="19"/>
+        </w:rPr>
+        <w:t>图 47　说明：麒麟靶机 MySQL 实际环境。下半为查询 sql_mode 与 secure_file_priv 的实际输出，已启用严格模式并限定导入导出目录。</w:t>
+      </w:r>
+    </w:p>
+    <w:p>
+      <w:pPr>
+        <w:keepNext/>
+        <w:spacing w:before="120"/>
+        <w:ind w:firstLine="0"/>
+        <w:jc w:val="center"/>
+      </w:pPr>
+      <w:r>
+        <w:drawing>
+          <wp:inline xmlns:a="http://schemas.openxmlformats.org/drawingml/2006/main" xmlns:pic="http://schemas.openxmlformats.org/drawingml/2006/picture">
+            <wp:extent cx="5580000" cy="749952"/>
+            <wp:docPr id="48" name="Picture 48"/>
+            <wp:cNvGraphicFramePr>
+              <a:graphicFrameLocks noChangeAspect="1"/>
+            </wp:cNvGraphicFramePr>
+            <a:graphic>
+              <a:graphicData uri="http://schemas.openxmlformats.org/drawingml/2006/picture">
+                <pic:pic>
+                  <pic:nvPicPr>
+                    <pic:cNvPr id="0" name="probe_redis_1_11.png"/>
+                    <pic:cNvPicPr/>
+                  </pic:nvPicPr>
+                  <pic:blipFill>
+                    <a:blip r:embed="rId56"/>
+                    <a:stretch>
+                      <a:fillRect/>
+                    </a:stretch>
+                  </pic:blipFill>
+                  <pic:spPr>
+                    <a:xfrm>
+                      <a:off x="0" y="0"/>
+                      <a:ext cx="5580000" cy="749952"/>
+                    </a:xfrm>
+                    <a:prstGeom prst="rect"/>
+                  </pic:spPr>
+                </pic:pic>
+              </a:graphicData>
+            </a:graphic>
+          </wp:inline>
+        </w:drawing>
+      </w:r>
+    </w:p>
+    <w:p>
+      <w:pPr>
+        <w:keepNext/>
+        <w:jc w:val="center"/>
+      </w:pPr>
+      <w:r>
+        <w:rPr>
+          <w:rFonts w:ascii="Times New Roman" w:hAnsi="Times New Roman" w:eastAsia="宋体"/>
+          <w:b w:val="0"/>
+          <w:sz w:val="21"/>
+        </w:rPr>
+        <w:t>图 48　Redis 核查项 1.11 备份策略：判定「合规」 ↔ 实测已配置 RDB 快照（save 3600/300/60）</w:t>
+      </w:r>
+    </w:p>
+    <w:p>
+      <w:pPr>
+        <w:spacing w:line="276" w:lineRule="auto" w:before="40" w:after="80"/>
+        <w:ind w:left="340" w:firstLine="0"/>
+      </w:pPr>
+      <w:r>
+        <w:rPr>
+          <w:rFonts w:ascii="Times New Roman" w:hAnsi="Times New Roman" w:eastAsia="宋体"/>
+          <w:b w:val="0"/>
+          <w:sz w:val="19"/>
+        </w:rPr>
+        <w:t>图 48　说明：麒麟靶机 Redis 实际环境。下半为查询 RDB 快照规则与 AOF 开关的实际输出，save 规则已配置。</w:t>
+      </w:r>
+    </w:p>
+    <w:p>
+      <w:pPr>
+        <w:keepNext/>
+        <w:spacing w:before="120"/>
+        <w:ind w:firstLine="0"/>
+        <w:jc w:val="center"/>
+      </w:pPr>
+      <w:r>
+        <w:drawing>
+          <wp:inline xmlns:a="http://schemas.openxmlformats.org/drawingml/2006/main" xmlns:pic="http://schemas.openxmlformats.org/drawingml/2006/picture">
+            <wp:extent cx="5580000" cy="535680"/>
+            <wp:docPr id="49" name="Picture 49"/>
+            <wp:cNvGraphicFramePr>
+              <a:graphicFrameLocks noChangeAspect="1"/>
+            </wp:cNvGraphicFramePr>
+            <a:graphic>
+              <a:graphicData uri="http://schemas.openxmlformats.org/drawingml/2006/picture">
+                <pic:pic>
+                  <pic:nvPicPr>
+                    <pic:cNvPr id="0" name="probe_redis_1_19.png"/>
+                    <pic:cNvPicPr/>
+                  </pic:nvPicPr>
+                  <pic:blipFill>
+                    <a:blip r:embed="rId57"/>
+                    <a:stretch>
+                      <a:fillRect/>
+                    </a:stretch>
+                  </pic:blipFill>
+                  <pic:spPr>
+                    <a:xfrm>
+                      <a:off x="0" y="0"/>
+                      <a:ext cx="5580000" cy="535680"/>
+                    </a:xfrm>
+                    <a:prstGeom prst="rect"/>
+                  </pic:spPr>
+                </pic:pic>
+              </a:graphicData>
+            </a:graphic>
+          </wp:inline>
+        </w:drawing>
+      </w:r>
+    </w:p>
+    <w:p>
+      <w:pPr>
+        <w:keepNext/>
+        <w:jc w:val="center"/>
+      </w:pPr>
+      <w:r>
+        <w:rPr>
+          <w:rFonts w:ascii="Times New Roman" w:hAnsi="Times New Roman" w:eastAsia="宋体"/>
+          <w:b w:val="0"/>
+          <w:sz w:val="21"/>
+        </w:rPr>
+        <w:t>图 49　Redis 核查项 1.19 更换默认端口：判定「不合规」 ↔ 实测仍使用默认端口 6379 且未设口令</w:t>
+      </w:r>
+    </w:p>
+    <w:p>
+      <w:pPr>
+        <w:spacing w:line="276" w:lineRule="auto" w:before="40" w:after="80"/>
+        <w:ind w:left="340" w:firstLine="0"/>
+      </w:pPr>
+      <w:r>
+        <w:rPr>
+          <w:rFonts w:ascii="Times New Roman" w:hAnsi="Times New Roman" w:eastAsia="宋体"/>
+          <w:b w:val="0"/>
+          <w:sz w:val="19"/>
+        </w:rPr>
+        <w:t>图 49　说明：麒麟靶机 Redis 实际环境。下半为查询 port 的实际输出，仍为默认端口 6379。</w:t>
+      </w:r>
+    </w:p>
+    <w:p>
+      <w:pPr>
+        <w:keepNext/>
+        <w:spacing w:before="120"/>
+        <w:ind w:firstLine="0"/>
+        <w:jc w:val="center"/>
+      </w:pPr>
+      <w:r>
+        <w:drawing>
+          <wp:inline xmlns:a="http://schemas.openxmlformats.org/drawingml/2006/main" xmlns:pic="http://schemas.openxmlformats.org/drawingml/2006/picture">
+            <wp:extent cx="5580000" cy="749952"/>
+            <wp:docPr id="50" name="Picture 50"/>
+            <wp:cNvGraphicFramePr>
+              <a:graphicFrameLocks noChangeAspect="1"/>
+            </wp:cNvGraphicFramePr>
+            <a:graphic>
+              <a:graphicData uri="http://schemas.openxmlformats.org/drawingml/2006/picture">
+                <pic:pic>
+                  <pic:nvPicPr>
+                    <pic:cNvPr id="0" name="probe_redis_1_20.png"/>
+                    <pic:cNvPicPr/>
+                  </pic:nvPicPr>
+                  <pic:blipFill>
+                    <a:blip r:embed="rId58"/>
+                    <a:stretch>
+                      <a:fillRect/>
+                    </a:stretch>
+                  </pic:blipFill>
+                  <pic:spPr>
+                    <a:xfrm>
+                      <a:off x="0" y="0"/>
+                      <a:ext cx="5580000" cy="749952"/>
+                    </a:xfrm>
+                    <a:prstGeom prst="rect"/>
+                  </pic:spPr>
+                </pic:pic>
+              </a:graphicData>
+            </a:graphic>
+          </wp:inline>
+        </w:drawing>
+      </w:r>
+    </w:p>
+    <w:p>
+      <w:pPr>
+        <w:keepNext/>
+        <w:jc w:val="center"/>
+      </w:pPr>
+      <w:r>
+        <w:rPr>
+          <w:rFonts w:ascii="Times New Roman" w:hAnsi="Times New Roman" w:eastAsia="宋体"/>
+          <w:b w:val="0"/>
+          <w:sz w:val="21"/>
+        </w:rPr>
+        <w:t>图 50　Redis 核查项 1.20 数据库安全策略：判定「不合规」 ↔ 实测 maxmemory 与淘汰策略均未配置</w:t>
+      </w:r>
+    </w:p>
+    <w:p>
+      <w:pPr>
+        <w:spacing w:line="276" w:lineRule="auto" w:before="40" w:after="80"/>
+        <w:ind w:left="340" w:firstLine="0"/>
+      </w:pPr>
+      <w:r>
+        <w:rPr>
+          <w:rFonts w:ascii="Times New Roman" w:hAnsi="Times New Roman" w:eastAsia="宋体"/>
+          <w:b w:val="0"/>
+          <w:sz w:val="19"/>
+        </w:rPr>
+        <w:t>图 50　说明：麒麟靶机 Redis 实际环境。下半为查询 maxmemory 与淘汰策略的实际输出，均未配置（返回 0 与 noeviction）。</w:t>
       </w:r>
     </w:p>
     <w:sectPr>
-      <w:footerReference w:type="default" r:id="rId52"/>
+      <w:footerReference w:type="default" r:id="rId59"/>
       <w:pgSz w:w="12240" w:h="15840"/>
       <w:pgMar w:top="1440" w:right="1800" w:bottom="1440" w:left="1800" w:header="720" w:footer="720" w:gutter="0"/>
       <w:cols w:space="720"/>
